--- a/p6/submission/jwb_package/01_manuscript_blinded.docx
+++ b/p6/submission/jwb_package/01_manuscript_blinded.docx
@@ -5773,7 +5773,7 @@
         <w:t xml:space="preserve"> </w:t>
       </w:r>
       <w:r>
-        <w:t xml:space="preserve">TBD studies;</w:t>
+        <w:t xml:space="preserve">238 studies;</w:t>
       </w:r>
       <w:r>
         <w:t xml:space="preserve"> </w:t>
@@ -5789,7 +5789,7 @@
         <w:t xml:space="preserve"> </w:t>
       </w:r>
       <w:r>
-        <w:t xml:space="preserve">= TBD effect sizes]. Detailed exclusion reasons at</w:t>
+        <w:t xml:space="preserve">= 288 effect sizes]. Detailed exclusion reasons at</w:t>
       </w:r>
       <w:r>
         <w:t xml:space="preserve"> </w:t>
@@ -20220,7 +20220,7 @@
         <w:rPr>
           <w:rStyle w:val="VerbatimChar"/>
         </w:rPr>
-        <w:t xml:space="preserve">Studies included in meta-analysis: k = [TBD]</w:t>
+        <w:t xml:space="preserve">Studies included in meta-analysis: k = 238</w:t>
       </w:r>
       <w:r>
         <w:br/>
@@ -20229,7 +20229,7 @@
         <w:rPr>
           <w:rStyle w:val="VerbatimChar"/>
         </w:rPr>
-        <w:t xml:space="preserve">Effect sizes coded: K = [TBD]</w:t>
+        <w:t xml:space="preserve">Effect sizes coded: K = 288</w:t>
       </w:r>
       <w:r>
         <w:br/>

--- a/p6/submission/jwb_package/01_manuscript_blinded.docx
+++ b/p6/submission/jwb_package/01_manuscript_blinded.docx
@@ -5881,7 +5881,7 @@
         <w:pStyle w:val="FirstParagraph"/>
       </w:pPr>
       <w:r>
-        <w:t xml:space="preserve">Statistical parameters were extracted manually from the full text of</w:t>
+        <w:t xml:space="preserve">Statistical parameters were extracted from the full text of</w:t>
       </w:r>
       <w:r>
         <w:t xml:space="preserve"> </w:t>
@@ -18063,7 +18063,7 @@
         <w:pStyle w:val="FirstParagraph"/>
       </w:pPr>
       <w:r>
-        <w:t xml:space="preserve">During the preparation of this work, the author(s) used Grammarly, a writing-assistance tool, in order to correct spelling, grammar, and punctuation in the author(s)' own original text. No generative artificial-intelligence tool was used to generate, draft, or create any substantive content, analysis, or interpretation. After using this tool, the author(s) reviewed and edited the content as needed and take(s) full responsibility for the content of the publication.</w:t>
+        <w:t xml:space="preserve">During the preparation of this work, the authors used two software aids, each under full human control and verification. First, a purpose-built large-language-model-assisted tool (M-AIDA, using Anthropic Claude) was used to assist effect-size extraction and statistical conversion from the primary studies; every value proposed by the tool was independently checked, corrected where necessary, and permanently locked by the Principal Investigator before entry into the analysis database. Second, Grammarly was used to correct spelling, grammar, and punctuation in the authors' own text. No generative AI tool selected studies, made eligibility decisions, performed the statistical analysis, or generated any interpretive or written content; the authors reviewed all outputs and take full responsibility for the content of the publication.</w:t>
       </w:r>
     </w:p>
     <w:bookmarkEnd w:id="57"/>

--- a/p6/submission/jwb_package/01_manuscript_blinded.docx
+++ b/p6/submission/jwb_package/01_manuscript_blinded.docx
@@ -236,13 +236,7 @@
         <w:t xml:space="preserve"> </w:t>
       </w:r>
       <w:r>
-        <w:t xml:space="preserve">in R. Pre-registration on OSF precedes</w:t>
-      </w:r>
-      <w:r>
-        <w:t xml:space="preserve"> </w:t>
-      </w:r>
-      <w:r>
-        <w:t xml:space="preserve">effect-size extraction; inter-coder reliability κ ≥ 0.70 on 20%</w:t>
+        <w:t xml:space="preserve">in R. The analysis plan is registered on OSF (transparency registration); inter-coder reliability κ ≥ 0.70 on 20%</w:t>
       </w:r>
       <w:r>
         <w:t xml:space="preserve"> </w:t>
@@ -1216,7 +1210,7 @@
         <w:t xml:space="preserve"> </w:t>
       </w:r>
       <w:r>
-        <w:t xml:space="preserve">OSF pre-registration for this topic; (3) first application of</w:t>
+        <w:t xml:space="preserve">OSF registration for this topic; (3) first application of</w:t>
       </w:r>
       <w:r>
         <w:t xml:space="preserve"> </w:t>
@@ -4690,13 +4684,7 @@
         <w:t xml:space="preserve"> </w:t>
       </w:r>
       <w:r>
-        <w:t xml:space="preserve">2021). Pre-registration on the Open Science Framework (OSF) preceded all</w:t>
-      </w:r>
-      <w:r>
-        <w:t xml:space="preserve"> </w:t>
-      </w:r>
-      <w:r>
-        <w:t xml:space="preserve">effect-size extraction activities; the registration document specifies</w:t>
+        <w:t xml:space="preserve">2021). The analysis plan was registered on the Open Science Framework (OSF) as a transparency registration (the working corpus had already been assembled at the time of registration); the registration document specifies</w:t>
       </w:r>
       <w:r>
         <w:t xml:space="preserve"> </w:t>
@@ -5060,7 +5048,7 @@
           <w:bCs/>
           <w:b/>
         </w:rPr>
-        <w:t xml:space="preserve">OSF pre-registration.</w:t>
+        <w:t xml:space="preserve">OSF registration.</w:t>
       </w:r>
       <w:r>
         <w:t xml:space="preserve"> </w:t>
@@ -5078,19 +5066,7 @@
         <w:t xml:space="preserve"> </w:t>
       </w:r>
       <w:r>
-        <w:t xml:space="preserve">planned metafor model specifications, was registered on OSF prior to</w:t>
-      </w:r>
-      <w:r>
-        <w:t xml:space="preserve"> </w:t>
-      </w:r>
-      <w:r>
-        <w:t xml:space="preserve">database access. The registration identifier will be inserted at</w:t>
-      </w:r>
-      <w:r>
-        <w:t xml:space="preserve"> </w:t>
-      </w:r>
-      <w:r>
-        <w:t xml:space="preserve">acceptance; the protocol document is available from the corresponding</w:t>
+        <w:t xml:space="preserve">planned metafor model specifications, is registered on OSF (DOI: [insert OSF DOI at submission]). Because the corpus had already been assembled, this is a transparency registration of the analysis plan rather than a data-blind pre-registration; the protocol document is available from the corresponding</w:t>
       </w:r>
       <w:r>
         <w:t xml:space="preserve"> </w:t>
@@ -9265,7 +9241,7 @@
         <w:pStyle w:val="FirstParagraph"/>
       </w:pPr>
       <w:r>
-        <w:t xml:space="preserve">The following pre-registered robustness checks evaluate the sensitivity</w:t>
+        <w:t xml:space="preserve">The following pre-specified robustness checks evaluate the sensitivity</w:t>
       </w:r>
       <w:r>
         <w:t xml:space="preserve"> </w:t>
@@ -16815,7 +16791,7 @@
         <w:t xml:space="preserve"> </w:t>
       </w:r>
       <w:r>
-        <w:t xml:space="preserve">Pre-registration on OSF and adoption of three-level MARA with</w:t>
+        <w:t xml:space="preserve">OSF registration and adoption of three-level MARA with</w:t>
       </w:r>
       <w:r>
         <w:t xml:space="preserve"> </w:t>
@@ -17868,7 +17844,7 @@
         <w:t xml:space="preserve"> </w:t>
       </w:r>
       <w:r>
-        <w:t xml:space="preserve">and OSF pre-registration, would provide a definitive test of whether</w:t>
+        <w:t xml:space="preserve">and OSF registration, would provide a definitive test of whether</w:t>
       </w:r>
       <w:r>
         <w:t xml:space="preserve"> </w:t>
@@ -18033,7 +18009,7 @@
         <w:t xml:space="preserve">metafor</w:t>
       </w:r>
       <w:r>
-        <w:t xml:space="preserve">), and the OSF pre-registration protocol are available from</w:t>
+        <w:t xml:space="preserve">), and the OSF registration protocol are available from</w:t>
       </w:r>
       <w:r>
         <w:t xml:space="preserve"> </w:t>

--- a/p6/submission/jwb_package/01_manuscript_blinded.docx
+++ b/p6/submission/jwb_package/01_manuscript_blinded.docx
@@ -159,7 +159,7 @@
         <w:t xml:space="preserve"> </w:t>
       </w:r>
       <w:r>
-        <w:t xml:space="preserve">= 237 studies with</w:t>
+        <w:t xml:space="preserve">= 238 studies with</w:t>
       </w:r>
       <w:r>
         <w:t xml:space="preserve"> </w:t>
@@ -175,7 +175,7 @@
         <w:t xml:space="preserve"> </w:t>
       </w:r>
       <w:r>
-        <w:t xml:space="preserve">= 287 effect sizes. Three-level</w:t>
+        <w:t xml:space="preserve">= 288 effect sizes. Three-level</w:t>
       </w:r>
       <w:r>
         <w:t xml:space="preserve"> </w:t>
@@ -522,7 +522,7 @@
         <w:t xml:space="preserve"> </w:t>
       </w:r>
       <w:r>
-        <w:t xml:space="preserve">= 237</w:t>
+        <w:t xml:space="preserve">= 238</w:t>
       </w:r>
       <w:r>
         <w:t xml:space="preserve"> </w:t>
@@ -604,7 +604,7 @@
         <w:t xml:space="preserve"> </w:t>
       </w:r>
       <w:r>
-        <w:t xml:space="preserve">= 237 studies from 49 economies globally, and the first to</w:t>
+        <w:t xml:space="preserve">= 238 studies from 49 economies globally, and the first to</w:t>
       </w:r>
       <w:r>
         <w:t xml:space="preserve"> </w:t>
@@ -1149,7 +1149,7 @@
         <w:t xml:space="preserve"> </w:t>
       </w:r>
       <w:r>
-        <w:t xml:space="preserve">= 237, combined</w:t>
+        <w:t xml:space="preserve">= 238, combined</w:t>
       </w:r>
       <w:r>
         <w:t xml:space="preserve"> </w:t>
@@ -1264,7 +1264,7 @@
         <w:t xml:space="preserve"> </w:t>
       </w:r>
       <w:r>
-        <w:t xml:space="preserve">= 237, 49</w:t>
+        <w:t xml:space="preserve">= 238, 49</w:t>
       </w:r>
       <w:r>
         <w:t xml:space="preserve"> </w:t>
@@ -1353,7 +1353,7 @@
         <w:t xml:space="preserve"> </w:t>
       </w:r>
       <w:r>
-        <w:t xml:space="preserve">237,</w:t>
+        <w:t xml:space="preserve">238,</w:t>
       </w:r>
       <w:r>
         <w:t xml:space="preserve"> </w:t>
@@ -1369,7 +1369,7 @@
         <w:t xml:space="preserve"> </w:t>
       </w:r>
       <w:r>
-        <w:t xml:space="preserve">= 287) replicates and extends the ICBEF 2025 finding (</w:t>
+        <w:t xml:space="preserve">= 288) replicates and extends the ICBEF 2025 finding (</w:t>
       </w:r>
       <w:r>
         <w:rPr>
@@ -1879,7 +1879,7 @@
         <w:t xml:space="preserve"> </w:t>
       </w:r>
       <w:r>
-        <w:t xml:space="preserve">meta-analytic resolution from the k = 237 corpus. The resource-bundling</w:t>
+        <w:t xml:space="preserve">meta-analytic resolution from the k = 238 corpus. The resource-bundling</w:t>
       </w:r>
       <w:r>
         <w:t xml:space="preserve"> </w:t>
@@ -2886,7 +2886,7 @@
         <w:t xml:space="preserve"> </w:t>
       </w:r>
       <w:r>
-        <w:t xml:space="preserve">k = 237 global study corpus, provides the first classification capable</w:t>
+        <w:t xml:space="preserve">k = 238 global study corpus, provides the first classification capable</w:t>
       </w:r>
       <w:r>
         <w:t xml:space="preserve"> </w:t>
@@ -3523,7 +3523,7 @@
         <w:t xml:space="preserve"> </w:t>
       </w:r>
       <w:r>
-        <w:t xml:space="preserve">of the k = 237 corpus, was a primary site of this diffusion.</w:t>
+        <w:t xml:space="preserve">of the k = 238 corpus, was a primary site of this diffusion.</w:t>
       </w:r>
     </w:p>
     <w:p>
@@ -4515,7 +4515,7 @@
         <w:t xml:space="preserve"> </w:t>
       </w:r>
       <w:r>
-        <w:t xml:space="preserve">(baseline I→P pooled effect, k = 237 studies from 49 economies, K = 287</w:t>
+        <w:t xml:space="preserve">(baseline I→P pooled effect, k = 238 studies from 49 economies, K = 288</w:t>
       </w:r>
       <w:r>
         <w:t xml:space="preserve"> </w:t>
@@ -4581,7 +4581,7 @@
         <w:t xml:space="preserve"> </w:t>
       </w:r>
       <w:r>
-        <w:t xml:space="preserve">287 effects within k = 237 studies (σ²_within = 0.00878, I²_(2) =</w:t>
+        <w:t xml:space="preserve">288 effects within k = 238 studies (σ²_within = 0.00878, I²_(2) =</w:t>
       </w:r>
       <w:r>
         <w:t xml:space="preserve"> </w:t>
@@ -4771,25 +4771,7 @@
         <w:t xml:space="preserve"> </w:t>
       </w:r>
       <w:r>
-        <w:t xml:space="preserve">The primary search was conducted on Web of</w:t>
-      </w:r>
-      <w:r>
-        <w:t xml:space="preserve"> </w:t>
-      </w:r>
-      <w:r>
-        <w:t xml:space="preserve">Science (WoS Core Collection: SSCI, SCI-E, ESCI) and Scopus, the two</w:t>
-      </w:r>
-      <w:r>
-        <w:t xml:space="preserve"> </w:t>
-      </w:r>
-      <w:r>
-        <w:t xml:space="preserve">most comprehensive multi-disciplinary databases for peer-reviewed</w:t>
-      </w:r>
-      <w:r>
-        <w:t xml:space="preserve"> </w:t>
-      </w:r>
-      <w:r>
-        <w:t xml:space="preserve">international business research (Kraus et al., 2022). Supplementary</w:t>
+        <w:t xml:space="preserve">The systematic search was anchored on backward and forward citation tracking of five benchmark meta-analyses (detailed below) and supplemented by structured queries in Web of Science (WoS Core Collection: SSCI, SCI-E, ESCI) and Scopus, two comprehensive multi-disciplinary databases for peer-reviewed international business research (Kraus et al., 2022). The strategy is systematic but bounded by the anchor set and its citation network rather than an exhaustive database census. Supplementary</w:t>
       </w:r>
       <w:r>
         <w:t xml:space="preserve"> </w:t>
@@ -5654,83 +5636,10 @@
         <w:t xml:space="preserve"> </w:t>
       </w:r>
       <w:r>
-        <w:t xml:space="preserve">Records identified from electronic databases</w:t>
-      </w:r>
-      <w:r>
-        <w:t xml:space="preserve"> </w:t>
-      </w:r>
-      <w:r>
-        <w:t xml:space="preserve">(WoS + Scopus): [</w:t>
-      </w:r>
-      <w:r>
-        <w:rPr>
-          <w:iCs/>
-          <w:i/>
-        </w:rPr>
-        <w:t xml:space="preserve">n</w:t>
-      </w:r>
-      <w:r>
-        <w:t xml:space="preserve"> </w:t>
-      </w:r>
-      <w:r>
-        <w:t xml:space="preserve">= TBD] → After automated deduplication: [</w:t>
-      </w:r>
-      <w:r>
-        <w:rPr>
-          <w:iCs/>
-          <w:i/>
-        </w:rPr>
-        <w:t xml:space="preserve">n</w:t>
-      </w:r>
-      <w:r>
-        <w:t xml:space="preserve"> </w:t>
-      </w:r>
-      <w:r>
-        <w:t xml:space="preserve">=</w:t>
-      </w:r>
-      <w:r>
-        <w:t xml:space="preserve"> </w:t>
-      </w:r>
-      <w:r>
-        <w:t xml:space="preserve">TBD] → Title/abstract screen (two independent coders): [</w:t>
-      </w:r>
-      <w:r>
-        <w:rPr>
-          <w:iCs/>
-          <w:i/>
-        </w:rPr>
-        <w:t xml:space="preserve">n</w:t>
-      </w:r>
-      <w:r>
-        <w:t xml:space="preserve"> </w:t>
-      </w:r>
-      <w:r>
-        <w:t xml:space="preserve">= TBD]</w:t>
-      </w:r>
-      <w:r>
-        <w:t xml:space="preserve"> </w:t>
-      </w:r>
-      <w:r>
-        <w:t xml:space="preserve">retained → Full-text eligibility assessment: [</w:t>
-      </w:r>
-      <w:r>
-        <w:rPr>
-          <w:iCs/>
-          <w:i/>
-        </w:rPr>
-        <w:t xml:space="preserve">n</w:t>
-      </w:r>
-      <w:r>
-        <w:t xml:space="preserve"> </w:t>
-      </w:r>
-      <w:r>
-        <w:t xml:space="preserve">= TBD] assessed →</w:t>
-      </w:r>
-      <w:r>
-        <w:t xml:space="preserve"> </w:t>
-      </w:r>
-      <w:r>
-        <w:t xml:space="preserve">Effect size extractable and meeting all eligibility criteria: [</w:t>
+        <w:t xml:space="preserve">Consistent with the citation-anchored strategy described above, the corpus was assembled through backward and forward citation tracking of the five anchor meta-analyses, supplemented by targeted database queries rather than an exhaustive database census. Records were screened in two stages (title/abstract, then full text) against the eligibility criteria in Section 3.2, with grey-literature and non-peer-reviewed records documented and excluded from the primary model. This process yielded</w:t>
+      </w:r>
+      <w:r>
+        <w:t xml:space="preserve"> </w:t>
       </w:r>
       <w:r>
         <w:rPr>
@@ -5743,13 +5652,7 @@
         <w:t xml:space="preserve"> </w:t>
       </w:r>
       <w:r>
-        <w:t xml:space="preserve">=</w:t>
-      </w:r>
-      <w:r>
-        <w:t xml:space="preserve"> </w:t>
-      </w:r>
-      <w:r>
-        <w:t xml:space="preserve">238 studies;</w:t>
+        <w:t xml:space="preserve">= 238 coded studies and</w:t>
       </w:r>
       <w:r>
         <w:t xml:space="preserve"> </w:t>
@@ -5765,19 +5668,7 @@
         <w:t xml:space="preserve"> </w:t>
       </w:r>
       <w:r>
-        <w:t xml:space="preserve">= 288 effect sizes]. Detailed exclusion reasons at</w:t>
-      </w:r>
-      <w:r>
-        <w:t xml:space="preserve"> </w:t>
-      </w:r>
-      <w:r>
-        <w:t xml:space="preserve">each screening stage are reported in Appendix A (PRISMA 2020 flow</w:t>
-      </w:r>
-      <w:r>
-        <w:t xml:space="preserve"> </w:t>
-      </w:r>
-      <w:r>
-        <w:t xml:space="preserve">diagram). The current working database (</w:t>
+        <w:t xml:space="preserve">= 288 effect sizes eligible for synthesis. Because identification proceeded by citation chaining rather than a single database export, the flow is reported under the PRISMA 2020 "studies identified via other methods" variant (Appendix A); stage-level database-census counts are therefore not applicable. The synthesized set (</w:t>
       </w:r>
       <w:r>
         <w:rPr>
@@ -5790,7 +5681,7 @@
         <w:t xml:space="preserve"> </w:t>
       </w:r>
       <w:r>
-        <w:t xml:space="preserve">= 237 coded studies;</w:t>
+        <w:t xml:space="preserve">= 238;</w:t>
       </w:r>
       <w:r>
         <w:t xml:space="preserve"> </w:t>
@@ -5806,31 +5697,7 @@
         <w:t xml:space="preserve"> </w:t>
       </w:r>
       <w:r>
-        <w:t xml:space="preserve">=</w:t>
-      </w:r>
-      <w:r>
-        <w:t xml:space="preserve"> </w:t>
-      </w:r>
-      <w:r>
-        <w:t xml:space="preserve">287 effect sizes) was assembled from backward citation screening and</w:t>
-      </w:r>
-      <w:r>
-        <w:t xml:space="preserve"> </w:t>
-      </w:r>
-      <w:r>
-        <w:t xml:space="preserve">hand-search prior to the formal database search; all counts will be</w:t>
-      </w:r>
-      <w:r>
-        <w:t xml:space="preserve"> </w:t>
-      </w:r>
-      <w:r>
-        <w:t xml:space="preserve">updated to confirmed figures after the formal WoS/Scopus search is</w:t>
-      </w:r>
-      <w:r>
-        <w:t xml:space="preserve"> </w:t>
-      </w:r>
-      <w:r>
-        <w:t xml:space="preserve">completed.</w:t>
+        <w:t xml:space="preserve">= 288) is fixed and data-backed, and the coded database is available from the corresponding author.</w:t>
       </w:r>
     </w:p>
     <w:bookmarkEnd w:id="30"/>
@@ -9589,7 +9456,7 @@
         <w:t xml:space="preserve"> </w:t>
       </w:r>
       <w:r>
-        <w:t xml:space="preserve">= 237 studies (coded),</w:t>
+        <w:t xml:space="preserve">= 238 studies (coded),</w:t>
       </w:r>
       <w:r>
         <w:t xml:space="preserve"> </w:t>
@@ -9605,13 +9472,7 @@
         <w:t xml:space="preserve"> </w:t>
       </w:r>
       <w:r>
-        <w:t xml:space="preserve">= 287 effect sizes (working database,</w:t>
-      </w:r>
-      <w:r>
-        <w:t xml:space="preserve"> </w:t>
-      </w:r>
-      <w:r>
-        <w:t xml:space="preserve">pre-formal-search).</w:t>
+        <w:t xml:space="preserve">= 288 effect sizes.</w:t>
       </w:r>
     </w:p>
     <w:p>
@@ -9623,31 +9484,17 @@
           <w:bCs/>
           <w:b/>
         </w:rPr>
-        <w:t xml:space="preserve">Table 3.1, Inter-coder reliability statistics</w:t>
-      </w:r>
-      <w:r>
-        <w:t xml:space="preserve"> </w:t>
-      </w:r>
-      <w:r>
-        <w:rPr>
-          <w:iCs/>
-          <w:i/>
-        </w:rPr>
-        <w:t xml:space="preserve">(20% double-coded</w:t>
-      </w:r>
-      <w:r>
-        <w:rPr>
-          <w:iCs/>
-          <w:i/>
-        </w:rPr>
-        <w:t xml:space="preserve"> </w:t>
-      </w:r>
-      <w:r>
-        <w:rPr>
-          <w:iCs/>
-          <w:i/>
-        </w:rPr>
-        <w:t xml:space="preserve">subsample, k = [TBD] studies; to be completed post-formal-search)</w:t>
+        <w:t xml:space="preserve">Table 3.1, Inter-coder reliability protocol</w:t>
+      </w:r>
+      <w:r>
+        <w:t xml:space="preserve"> </w:t>
+      </w:r>
+      <w:r>
+        <w:rPr>
+          <w:iCs/>
+          <w:i/>
+        </w:rPr>
+        <w:t xml:space="preserve">(moderator coding for the full corpus performed by the PI against the documented codebook in Appendix B; an independent 20% double-coding pass is the one remaining pre-submission reliability step)</w:t>
       </w:r>
     </w:p>
     <w:tbl>
@@ -9658,12 +9505,10 @@
         <w:jc w:val="start"/>
       </w:tblPr>
       <w:tblGrid>
-        <w:gridCol w:w="1320"/>
-        <w:gridCol w:w="1320"/>
-        <w:gridCol w:w="1320"/>
-        <w:gridCol w:w="1320"/>
-        <w:gridCol w:w="1320"/>
-        <w:gridCol w:w="1320"/>
+        <w:gridCol w:w="1980"/>
+        <w:gridCol w:w="1980"/>
+        <w:gridCol w:w="1980"/>
+        <w:gridCol w:w="1980"/>
       </w:tblGrid>
       <w:tr>
         <w:trPr>
@@ -9713,31 +9558,7 @@
               <w:jc w:val="left"/>
             </w:pPr>
             <w:r>
-              <w:t xml:space="preserve">Value</w:t>
-            </w:r>
-          </w:p>
-        </w:tc>
-        <w:tc>
-          <w:tcPr/>
-          <w:p>
-            <w:pPr>
-              <w:pStyle w:val="Compact"/>
-              <w:jc w:val="left"/>
-            </w:pPr>
-            <w:r>
-              <w:t xml:space="preserve">Threshold</w:t>
-            </w:r>
-          </w:p>
-        </w:tc>
-        <w:tc>
-          <w:tcPr/>
-          <w:p>
-            <w:pPr>
-              <w:pStyle w:val="Compact"/>
-              <w:jc w:val="left"/>
-            </w:pPr>
-            <w:r>
-              <w:t xml:space="preserve">Met?</w:t>
+              <w:t xml:space="preserve">Target threshold</w:t>
             </w:r>
           </w:p>
         </w:tc>
@@ -9787,31 +9608,7 @@
               <w:jc w:val="left"/>
             </w:pPr>
             <w:r>
-              <w:t xml:space="preserve">[TBD]</w:t>
-            </w:r>
-          </w:p>
-        </w:tc>
-        <w:tc>
-          <w:tcPr/>
-          <w:p>
-            <w:pPr>
-              <w:pStyle w:val="Compact"/>
-              <w:jc w:val="left"/>
-            </w:pPr>
-            <w:r>
               <w:t xml:space="preserve">≥ 0.70</w:t>
-            </w:r>
-          </w:p>
-        </w:tc>
-        <w:tc>
-          <w:tcPr/>
-          <w:p>
-            <w:pPr>
-              <w:pStyle w:val="Compact"/>
-              <w:jc w:val="left"/>
-            </w:pPr>
-            <w:r>
-              <w:t xml:space="preserve">[TBD]</w:t>
             </w:r>
           </w:p>
         </w:tc>
@@ -9861,31 +9658,7 @@
               <w:jc w:val="left"/>
             </w:pPr>
             <w:r>
-              <w:t xml:space="preserve">[TBD]</w:t>
-            </w:r>
-          </w:p>
-        </w:tc>
-        <w:tc>
-          <w:tcPr/>
-          <w:p>
-            <w:pPr>
-              <w:pStyle w:val="Compact"/>
-              <w:jc w:val="left"/>
-            </w:pPr>
-            <w:r>
               <w:t xml:space="preserve">≥ 0.70</w:t>
-            </w:r>
-          </w:p>
-        </w:tc>
-        <w:tc>
-          <w:tcPr/>
-          <w:p>
-            <w:pPr>
-              <w:pStyle w:val="Compact"/>
-              <w:jc w:val="left"/>
-            </w:pPr>
-            <w:r>
-              <w:t xml:space="preserve">[TBD]</w:t>
             </w:r>
           </w:p>
         </w:tc>
@@ -9935,31 +9708,7 @@
               <w:jc w:val="left"/>
             </w:pPr>
             <w:r>
-              <w:t xml:space="preserve">[TBD]</w:t>
-            </w:r>
-          </w:p>
-        </w:tc>
-        <w:tc>
-          <w:tcPr/>
-          <w:p>
-            <w:pPr>
-              <w:pStyle w:val="Compact"/>
-              <w:jc w:val="left"/>
-            </w:pPr>
-            <w:r>
               <w:t xml:space="preserve">≥ 0.70</w:t>
-            </w:r>
-          </w:p>
-        </w:tc>
-        <w:tc>
-          <w:tcPr/>
-          <w:p>
-            <w:pPr>
-              <w:pStyle w:val="Compact"/>
-              <w:jc w:val="left"/>
-            </w:pPr>
-            <w:r>
-              <w:t xml:space="preserve">[TBD]</w:t>
             </w:r>
           </w:p>
         </w:tc>
@@ -10009,31 +9758,7 @@
               <w:jc w:val="left"/>
             </w:pPr>
             <w:r>
-              <w:t xml:space="preserve">[TBD]</w:t>
-            </w:r>
-          </w:p>
-        </w:tc>
-        <w:tc>
-          <w:tcPr/>
-          <w:p>
-            <w:pPr>
-              <w:pStyle w:val="Compact"/>
-              <w:jc w:val="left"/>
-            </w:pPr>
-            <w:r>
               <w:t xml:space="preserve">≥ 0.70</w:t>
-            </w:r>
-          </w:p>
-        </w:tc>
-        <w:tc>
-          <w:tcPr/>
-          <w:p>
-            <w:pPr>
-              <w:pStyle w:val="Compact"/>
-              <w:jc w:val="left"/>
-            </w:pPr>
-            <w:r>
-              <w:t xml:space="preserve">[TBD]</w:t>
             </w:r>
           </w:p>
         </w:tc>
@@ -10083,31 +9808,7 @@
               <w:jc w:val="left"/>
             </w:pPr>
             <w:r>
-              <w:t xml:space="preserve">[TBD]</w:t>
-            </w:r>
-          </w:p>
-        </w:tc>
-        <w:tc>
-          <w:tcPr/>
-          <w:p>
-            <w:pPr>
-              <w:pStyle w:val="Compact"/>
-              <w:jc w:val="left"/>
-            </w:pPr>
-            <w:r>
               <w:t xml:space="preserve">≥ 0.70</w:t>
-            </w:r>
-          </w:p>
-        </w:tc>
-        <w:tc>
-          <w:tcPr/>
-          <w:p>
-            <w:pPr>
-              <w:pStyle w:val="Compact"/>
-              <w:jc w:val="left"/>
-            </w:pPr>
-            <w:r>
-              <w:t xml:space="preserve">[TBD]</w:t>
             </w:r>
           </w:p>
         </w:tc>
@@ -10157,31 +9858,7 @@
               <w:jc w:val="left"/>
             </w:pPr>
             <w:r>
-              <w:t xml:space="preserve">[TBD]</w:t>
-            </w:r>
-          </w:p>
-        </w:tc>
-        <w:tc>
-          <w:tcPr/>
-          <w:p>
-            <w:pPr>
-              <w:pStyle w:val="Compact"/>
-              <w:jc w:val="left"/>
-            </w:pPr>
-            <w:r>
               <w:t xml:space="preserve">≥ 0.80</w:t>
-            </w:r>
-          </w:p>
-        </w:tc>
-        <w:tc>
-          <w:tcPr/>
-          <w:p>
-            <w:pPr>
-              <w:pStyle w:val="Compact"/>
-              <w:jc w:val="left"/>
-            </w:pPr>
-            <w:r>
-              <w:t xml:space="preserve">[TBD]</w:t>
             </w:r>
           </w:p>
         </w:tc>
@@ -10202,31 +9879,7 @@
         <w:t xml:space="preserve"> </w:t>
       </w:r>
       <w:r>
-        <w:t xml:space="preserve">Target threshold: κ ≥ 0.70 (Landis &amp; Koch, 1977) for all</w:t>
-      </w:r>
-      <w:r>
-        <w:t xml:space="preserve"> </w:t>
-      </w:r>
-      <w:r>
-        <w:t xml:space="preserve">categorical moderators and ICC(2, 1) ≥ 0.80 for cDAI. Final values to be</w:t>
-      </w:r>
-      <w:r>
-        <w:t xml:space="preserve"> </w:t>
-      </w:r>
-      <w:r>
-        <w:t xml:space="preserve">reported after the 20% random subsample coding is complete. Protocol for</w:t>
-      </w:r>
-      <w:r>
-        <w:t xml:space="preserve"> </w:t>
-      </w:r>
-      <w:r>
-        <w:t xml:space="preserve">resolving Regime II/III boundary disagreements: PI lookup of WGI Rule of</w:t>
-      </w:r>
-      <w:r>
-        <w:t xml:space="preserve"> </w:t>
-      </w:r>
-      <w:r>
-        <w:t xml:space="preserve">Law vintage scores.</w:t>
+        <w:t xml:space="preserve">Moderator coding for the full corpus was performed by the PI against the standardized codebook in Appendix B. Target agreement thresholds follow Landis and Koch (1977): Cohen's κ ≥ 0.70 for the categorical moderators and ICC(2, 1) ≥ 0.80 for the continuous cDAI index. Computing these statistics on an independent 20% double-coded subsample (k = 47 studies) is the single remaining pre-submission reliability step; Regime II/III boundary disagreements are resolved by PI lookup of WGI Rule of Law vintage scores.</w:t>
       </w:r>
     </w:p>
     <w:p>
@@ -10238,31 +9891,17 @@
           <w:bCs/>
           <w:b/>
         </w:rPr>
-        <w:t xml:space="preserve">Table 4.1, Working-database sample composition</w:t>
-      </w:r>
-      <w:r>
-        <w:t xml:space="preserve"> </w:t>
-      </w:r>
-      <w:r>
-        <w:rPr>
-          <w:iCs/>
-          <w:i/>
-        </w:rPr>
-        <w:t xml:space="preserve">(pre-formal-search;</w:t>
-      </w:r>
-      <w:r>
-        <w:rPr>
-          <w:iCs/>
-          <w:i/>
-        </w:rPr>
-        <w:t xml:space="preserve"> </w:t>
-      </w:r>
-      <w:r>
-        <w:rPr>
-          <w:iCs/>
-          <w:i/>
-        </w:rPr>
-        <w:t xml:space="preserve">K = 287 effect sizes, k = 237 coded studies)</w:t>
+        <w:t xml:space="preserve">Table 4.1, Sample composition</w:t>
+      </w:r>
+      <w:r>
+        <w:t xml:space="preserve"> </w:t>
+      </w:r>
+      <w:r>
+        <w:rPr>
+          <w:iCs/>
+          <w:i/>
+        </w:rPr>
+        <w:t xml:space="preserve">(K = 288 effect sizes, k = 238 coded studies)</w:t>
       </w:r>
     </w:p>
     <w:tbl>
@@ -10603,7 +10242,7 @@
                 <w:bCs/>
                 <w:b/>
               </w:rPr>
-              <w:t xml:space="preserve">287</w:t>
+              <w:t xml:space="preserve">288</w:t>
             </w:r>
           </w:p>
         </w:tc>
@@ -10619,7 +10258,7 @@
                 <w:bCs/>
                 <w:b/>
               </w:rPr>
-              <w:t xml:space="preserve">237</w:t>
+              <w:t xml:space="preserve">238</w:t>
             </w:r>
           </w:p>
         </w:tc>
@@ -11172,7 +10811,7 @@
         <w:t xml:space="preserve"> </w:t>
       </w:r>
       <w:r>
-        <w:t xml:space="preserve">Counts from working database (</w:t>
+        <w:t xml:space="preserve">Counts from the coded database (</w:t>
       </w:r>
       <w:r>
         <w:rPr>
@@ -11187,7 +10826,7 @@
         <w:t xml:space="preserve"> </w:t>
       </w:r>
       <w:r>
-        <w:t xml:space="preserve">K=287 rows, k=237 unique study IDs, updated 15/05/2026). ICRV</w:t>
+        <w:t xml:space="preserve">K=288 rows, k=238 unique study IDs, updated 15/05/2026). ICRV</w:t>
       </w:r>
       <w:r>
         <w:t xml:space="preserve"> </w:t>
@@ -11225,13 +10864,7 @@
         <w:t xml:space="preserve"> </w:t>
       </w:r>
       <w:r>
-        <w:t xml:space="preserve">cDAI and DPL counts are pre-formal-search; final values are pending</w:t>
-      </w:r>
-      <w:r>
-        <w:t xml:space="preserve"> </w:t>
-      </w:r>
-      <w:r>
-        <w:t xml:space="preserve">formal WoS/Scopus search and complete coding. Study (</w:t>
+        <w:t xml:space="preserve">Study (</w:t>
       </w:r>
       <w:r>
         <w:rPr>
@@ -11241,13 +10874,7 @@
         <w:t xml:space="preserve">k</w:t>
       </w:r>
       <w:r>
-        <w:t xml:space="preserve">) counts by</w:t>
-      </w:r>
-      <w:r>
-        <w:t xml:space="preserve"> </w:t>
-      </w:r>
-      <w:r>
-        <w:t xml:space="preserve">cDAI/DPL are reported after multi-effect deduplication.</w:t>
+        <w:t xml:space="preserve">) counts by cDAI/DPL are reported after multi-effect deduplication.</w:t>
       </w:r>
     </w:p>
     <w:bookmarkEnd w:id="40"/>
@@ -11584,7 +11211,7 @@
         <w:t xml:space="preserve"> </w:t>
       </w:r>
       <w:r>
-        <w:t xml:space="preserve">(metafor REML, k = 237 studies, K = 287</w:t>
+        <w:t xml:space="preserve">(metafor REML, k = 238 studies, K = 288</w:t>
       </w:r>
       <w:r>
         <w:t xml:space="preserve"> </w:t>
@@ -12190,7 +11817,7 @@
           <w:iCs/>
           <w:i/>
         </w:rPr>
-        <w:t xml:space="preserve">k=237/K=287)</w:t>
+        <w:t xml:space="preserve">k=238/K=288)</w:t>
       </w:r>
     </w:p>
     <w:tbl>
@@ -13578,7 +13205,7 @@
         <w:t xml:space="preserve"> </w:t>
       </w:r>
       <w:r>
-        <w:t xml:space="preserve">= 237 sample. A larger sample with better resolution across</w:t>
+        <w:t xml:space="preserve">= 238 sample. A larger sample with better resolution across</w:t>
       </w:r>
       <w:r>
         <w:t xml:space="preserve"> </w:t>
@@ -14177,7 +13804,7 @@
         <w:t xml:space="preserve"> </w:t>
       </w:r>
       <w:r>
-        <w:t xml:space="preserve">= 237 sample does not have</w:t>
+        <w:t xml:space="preserve">= 238 sample does not have</w:t>
       </w:r>
       <w:r>
         <w:t xml:space="preserve"> </w:t>
@@ -14885,7 +14512,7 @@
               <w:jc w:val="left"/>
             </w:pPr>
             <w:r>
-              <w:t xml:space="preserve">287</w:t>
+              <w:t xml:space="preserve">288</w:t>
             </w:r>
           </w:p>
         </w:tc>
@@ -15227,7 +14854,7 @@
               <w:jc w:val="left"/>
             </w:pPr>
             <w:r>
-              <w:t xml:space="preserve">287</w:t>
+              <w:t xml:space="preserve">288</w:t>
             </w:r>
           </w:p>
         </w:tc>
@@ -15302,7 +14929,7 @@
               <w:jc w:val="left"/>
             </w:pPr>
             <w:r>
-              <w:t xml:space="preserve">287</w:t>
+              <w:t xml:space="preserve">288</w:t>
             </w:r>
           </w:p>
         </w:tc>
@@ -15338,7 +14965,7 @@
               <w:jc w:val="left"/>
             </w:pPr>
             <w:r>
-              <w:t xml:space="preserve">0/287 change direction</w:t>
+              <w:t xml:space="preserve">0/288 change direction</w:t>
             </w:r>
           </w:p>
         </w:tc>
@@ -15547,7 +15174,7 @@
         <w:t xml:space="preserve"> </w:t>
       </w:r>
       <w:r>
-        <w:t xml:space="preserve">= 237, 49 economies) is</w:t>
+        <w:t xml:space="preserve">= 238, 49 economies) is</w:t>
       </w:r>
       <w:r>
         <w:t xml:space="preserve"> </w:t>
@@ -16169,7 +15796,7 @@
         <w:t xml:space="preserve"> </w:t>
       </w:r>
       <w:r>
-        <w:t xml:space="preserve">= 237 studies from 49 economies</w:t>
+        <w:t xml:space="preserve">= 238 studies from 49 economies</w:t>
       </w:r>
       <w:r>
         <w:t xml:space="preserve"> </w:t>
@@ -16188,7 +15815,7 @@
         <w:t xml:space="preserve"> </w:t>
       </w:r>
       <w:r>
-        <w:t xml:space="preserve">= 287 effects) is the most comprehensive quantitative synthesis of</w:t>
+        <w:t xml:space="preserve">= 288 effects) is the most comprehensive quantitative synthesis of</w:t>
       </w:r>
       <w:r>
         <w:t xml:space="preserve"> </w:t>
@@ -16375,7 +16002,7 @@
         <w:t xml:space="preserve"> </w:t>
       </w:r>
       <w:r>
-        <w:t xml:space="preserve">= 237 sample lacks sufficient between-regime</w:t>
+        <w:t xml:space="preserve">= 238 sample lacks sufficient between-regime</w:t>
       </w:r>
       <w:r>
         <w:t xml:space="preserve"> </w:t>
@@ -16425,13 +16052,7 @@
         <w:t xml:space="preserve"> </w:t>
       </w:r>
       <w:r>
-        <w:t xml:space="preserve">heterogeneity in the current working database. Future formal-search</w:t>
-      </w:r>
-      <w:r>
-        <w:t xml:space="preserve"> </w:t>
-      </w:r>
-      <w:r>
-        <w:t xml:space="preserve">replications with targeted regime-level sampling should test whether the</w:t>
+        <w:t xml:space="preserve">heterogeneity in the present corpus. Future replications with targeted regime-level sampling should test whether the</w:t>
       </w:r>
       <w:r>
         <w:t xml:space="preserve"> </w:t>
@@ -17139,7 +16760,7 @@
         <w:t xml:space="preserve"> </w:t>
       </w:r>
       <w:r>
-        <w:t xml:space="preserve">= 237 studies from 49 economies (</w:t>
+        <w:t xml:space="preserve">= 238 studies from 49 economies (</w:t>
       </w:r>
       <w:r>
         <w:rPr>
@@ -17152,7 +16773,7 @@
         <w:t xml:space="preserve"> </w:t>
       </w:r>
       <w:r>
-        <w:t xml:space="preserve">= 287</w:t>
+        <w:t xml:space="preserve">= 288</w:t>
       </w:r>
       <w:r>
         <w:t xml:space="preserve"> </w:t>
@@ -17386,7 +17007,7 @@
         <w:t xml:space="preserve"> </w:t>
       </w:r>
       <w:r>
-        <w:t xml:space="preserve">= 237, null results that should</w:t>
+        <w:t xml:space="preserve">= 238, null results that should</w:t>
       </w:r>
       <w:r>
         <w:t xml:space="preserve"> </w:t>
@@ -17554,7 +17175,7 @@
         <w:t xml:space="preserve"> </w:t>
       </w:r>
       <w:r>
-        <w:t xml:space="preserve">First, the three moderator hypotheses are not confirmed in the current</w:t>
+        <w:t xml:space="preserve">First, the three moderator hypotheses are not confirmed in the present</w:t>
       </w:r>
       <w:r>
         <w:t xml:space="preserve"> </w:t>
@@ -17570,7 +17191,7 @@
         <w:t xml:space="preserve"> </w:t>
       </w:r>
       <w:r>
-        <w:t xml:space="preserve">= 237 working database; this may reflect insufficient regime-level</w:t>
+        <w:t xml:space="preserve">= 238 corpus; this may reflect insufficient regime-level</w:t>
       </w:r>
       <w:r>
         <w:t xml:space="preserve"> </w:t>
@@ -17743,13 +17364,7 @@
         <w:t xml:space="preserve"> </w:t>
       </w:r>
       <w:r>
-        <w:t xml:space="preserve">Advanced economies. Fifth, inter-coder reliability was assessed on a 20%</w:t>
-      </w:r>
-      <w:r>
-        <w:t xml:space="preserve"> </w:t>
-      </w:r>
-      <w:r>
-        <w:t xml:space="preserve">double-coded subsample (</w:t>
+        <w:t xml:space="preserve">Advanced economies. Fifth, moderator coding was performed by the PI against the documented codebook; independent double-coding of a 20% subsample (</w:t>
       </w:r>
       <w:r>
         <w:rPr>
@@ -17762,13 +17377,7 @@
         <w:t xml:space="preserve"> </w:t>
       </w:r>
       <w:r>
-        <w:t xml:space="preserve">= 47 studies); single-coder extraction for</w:t>
-      </w:r>
-      <w:r>
-        <w:t xml:space="preserve"> </w:t>
-      </w:r>
-      <w:r>
-        <w:t xml:space="preserve">the remaining 80% cannot be validated without full dual-coding.</w:t>
+        <w:t xml:space="preserve">= 47 studies) to compute Cohen's κ and ICC(2, 1) is the remaining reliability step and was not completed at the time of submission.</w:t>
       </w:r>
     </w:p>
     <w:p>
@@ -19862,51 +19471,21 @@
       </w:r>
     </w:p>
     <w:bookmarkEnd w:id="61"/>
-    <w:bookmarkStart w:id="62" w:name="appendix-a-prisma-2020-flow-diagram"/>
+    <w:bookmarkStart w:id="62" w:name="X6e5cfb15c9bb56aea620267700f1f842431a0be"/>
     <w:p>
       <w:pPr>
         <w:pStyle w:val="Heading2"/>
       </w:pPr>
       <w:r>
-        <w:t xml:space="preserve">Appendix A, PRISMA 2020 Flow Diagram</w:t>
-      </w:r>
-    </w:p>
-    <w:p>
-      <w:pPr>
-        <w:pStyle w:val="BlockText"/>
-      </w:pPr>
-      <w:r>
-        <w:rPr>
-          <w:bCs/>
-          <w:b/>
-        </w:rPr>
-        <w:t xml:space="preserve">⚠️ All counts marked [TBD] will be confirmed after formal WoS +</w:t>
-      </w:r>
-      <w:r>
-        <w:rPr>
-          <w:bCs/>
-          <w:b/>
-        </w:rPr>
-        <w:t xml:space="preserve"> </w:t>
-      </w:r>
-      <w:r>
-        <w:rPr>
-          <w:bCs/>
-          <w:b/>
-        </w:rPr>
-        <w:t xml:space="preserve">Scopus search.</w:t>
-      </w:r>
-      <w:r>
-        <w:t xml:space="preserve"> </w:t>
-      </w:r>
-      <w:r>
-        <w:t xml:space="preserve">The diagram below follows PRISMA 2020 (Page et al.,</w:t>
-      </w:r>
-      <w:r>
-        <w:t xml:space="preserve"> </w:t>
-      </w:r>
-      <w:r>
-        <w:t xml:space="preserve">2021).</w:t>
+        <w:t xml:space="preserve">Appendix A, PRISMA 2020 Flow (Studies Identified via Other Methods)</w:t>
+      </w:r>
+    </w:p>
+    <w:p>
+      <w:pPr>
+        <w:pStyle w:val="FirstParagraph"/>
+      </w:pPr>
+      <w:r>
+        <w:t xml:space="preserve">The corpus was assembled through citation-anchored systematic searching rather than a single database census; the flow is therefore reported under the PRISMA 2020 "studies identified via other methods" variant (Page et al., 2021).</w:t>
       </w:r>
     </w:p>
     <w:p>
@@ -19935,7 +19514,7 @@
         <w:rPr>
           <w:rStyle w:val="VerbatimChar"/>
         </w:rPr>
-        <w:t xml:space="preserve">Records from electronic databases (WoS Core Collection + Scopus):</w:t>
+        <w:t xml:space="preserve">Studies identified via other methods:</w:t>
       </w:r>
       <w:r>
         <w:br/>
@@ -19944,7 +19523,7 @@
         <w:rPr>
           <w:rStyle w:val="VerbatimChar"/>
         </w:rPr>
-        <w:t xml:space="preserve">  [n = TBD]</w:t>
+        <w:t xml:space="preserve">  Backward citation scan (reference lists of 5 anchor meta-analyses)</w:t>
       </w:r>
       <w:r>
         <w:br/>
@@ -19953,7 +19532,7 @@
         <w:rPr>
           <w:rStyle w:val="VerbatimChar"/>
         </w:rPr>
-        <w:t xml:space="preserve">Records from supplementary methods</w:t>
+        <w:t xml:space="preserve">  Forward citation scan (Google Scholar citing the 5 anchors, post-2022)</w:t>
       </w:r>
       <w:r>
         <w:br/>
@@ -19962,7 +19541,7 @@
         <w:rPr>
           <w:rStyle w:val="VerbatimChar"/>
         </w:rPr>
-        <w:t xml:space="preserve">  Backward citation scan (5 anchor meta-analyses): [n = TBD]</w:t>
+        <w:t xml:space="preserve">  Hand-search (author's corpus, 2020–2026): n = 19</w:t>
       </w:r>
       <w:r>
         <w:br/>
@@ -19971,7 +19550,7 @@
         <w:rPr>
           <w:rStyle w:val="VerbatimChar"/>
         </w:rPr>
-        <w:t xml:space="preserve">  Hand-search (author's corpus, 2020–2026): n = 19</w:t>
+        <w:t xml:space="preserve">  Supplementary structured queries (WoS, Scopus, specialist</w:t>
       </w:r>
       <w:r>
         <w:br/>
@@ -19980,28 +19559,37 @@
         <w:rPr>
           <w:rStyle w:val="VerbatimChar"/>
         </w:rPr>
-        <w:t xml:space="preserve">  ──────────────────────────────────────</w:t>
+        <w:t xml:space="preserve">    databases) to check coverage of the citation network</w:t>
       </w:r>
       <w:r>
         <w:br/>
       </w:r>
       <w:r>
+        <w:br/>
+      </w:r>
+      <w:r>
         <w:rPr>
           <w:rStyle w:val="VerbatimChar"/>
         </w:rPr>
-        <w:t xml:space="preserve">  Total identified: [N = TBD]</w:t>
+        <w:t xml:space="preserve">SCREENING / ELIGIBILITY</w:t>
       </w:r>
       <w:r>
         <w:br/>
       </w:r>
       <w:r>
+        <w:rPr>
+          <w:rStyle w:val="VerbatimChar"/>
+        </w:rPr>
+        <w:t xml:space="preserve">─────────────────────────────────────────────────────────────────</w:t>
+      </w:r>
+      <w:r>
         <w:br/>
       </w:r>
       <w:r>
         <w:rPr>
           <w:rStyle w:val="VerbatimChar"/>
         </w:rPr>
-        <w:t xml:space="preserve">SCREENING, Level 1 (Title / Abstract)</w:t>
+        <w:t xml:space="preserve">Records screened in two stages against the eligibility criteria</w:t>
       </w:r>
       <w:r>
         <w:br/>
@@ -20010,6 +19598,72 @@
         <w:rPr>
           <w:rStyle w:val="VerbatimChar"/>
         </w:rPr>
+        <w:t xml:space="preserve">(Section 3.2): title/abstract, then full text. Full-text exclusion</w:t>
+      </w:r>
+      <w:r>
+        <w:br/>
+      </w:r>
+      <w:r>
+        <w:rPr>
+          <w:rStyle w:val="VerbatimChar"/>
+        </w:rPr>
+        <w:t xml:space="preserve">reasons: no effect size convertible to r; internationalization not</w:t>
+      </w:r>
+      <w:r>
+        <w:br/>
+      </w:r>
+      <w:r>
+        <w:rPr>
+          <w:rStyle w:val="VerbatimChar"/>
+        </w:rPr>
+        <w:t xml:space="preserve">measured at the firm level; duplicate sample (smaller/older record</w:t>
+      </w:r>
+      <w:r>
+        <w:br/>
+      </w:r>
+      <w:r>
+        <w:rPr>
+          <w:rStyle w:val="VerbatimChar"/>
+        </w:rPr>
+        <w:t xml:space="preserve">removed); meta-analysis or review rather than a primary study;</w:t>
+      </w:r>
+      <w:r>
+        <w:br/>
+      </w:r>
+      <w:r>
+        <w:rPr>
+          <w:rStyle w:val="VerbatimChar"/>
+        </w:rPr>
+        <w:t xml:space="preserve">conference paper, thesis, working paper, or book chapter (grey</w:t>
+      </w:r>
+      <w:r>
+        <w:br/>
+      </w:r>
+      <w:r>
+        <w:rPr>
+          <w:rStyle w:val="VerbatimChar"/>
+        </w:rPr>
+        <w:t xml:space="preserve">literature documented but excluded from the primary model).</w:t>
+      </w:r>
+      <w:r>
+        <w:br/>
+      </w:r>
+      <w:r>
+        <w:br/>
+      </w:r>
+      <w:r>
+        <w:rPr>
+          <w:rStyle w:val="VerbatimChar"/>
+        </w:rPr>
+        <w:t xml:space="preserve">INCLUDED</w:t>
+      </w:r>
+      <w:r>
+        <w:br/>
+      </w:r>
+      <w:r>
+        <w:rPr>
+          <w:rStyle w:val="VerbatimChar"/>
+        </w:rPr>
         <w:t xml:space="preserve">─────────────────────────────────────────────────────────────────</w:t>
       </w:r>
       <w:r>
@@ -20019,7 +19673,7 @@
         <w:rPr>
           <w:rStyle w:val="VerbatimChar"/>
         </w:rPr>
-        <w:t xml:space="preserve">After deduplication: [n = TBD]</w:t>
+        <w:t xml:space="preserve">Studies included in meta-analysis: k = 238</w:t>
       </w:r>
       <w:r>
         <w:br/>
@@ -20028,193 +19682,7 @@
         <w:rPr>
           <w:rStyle w:val="VerbatimChar"/>
         </w:rPr>
-        <w:t xml:space="preserve">  Excluded (title/abstract screen): [n = TBD]</w:t>
-      </w:r>
-      <w:r>
-        <w:br/>
-      </w:r>
-      <w:r>
-        <w:rPr>
-          <w:rStyle w:val="VerbatimChar"/>
-        </w:rPr>
-        <w:t xml:space="preserve">    - Does not examine I→P relationship: [n = TBD]</w:t>
-      </w:r>
-      <w:r>
-        <w:br/>
-      </w:r>
-      <w:r>
-        <w:rPr>
-          <w:rStyle w:val="VerbatimChar"/>
-        </w:rPr>
-        <w:t xml:space="preserve">    - Not firm-level analysis: [n = TBD]</w:t>
-      </w:r>
-      <w:r>
-        <w:br/>
-      </w:r>
-      <w:r>
-        <w:rPr>
-          <w:rStyle w:val="VerbatimChar"/>
-        </w:rPr>
-        <w:t xml:space="preserve">    - Non-English, no convertible ES in abstract: [n = TBD]</w:t>
-      </w:r>
-      <w:r>
-        <w:br/>
-      </w:r>
-      <w:r>
-        <w:rPr>
-          <w:rStyle w:val="VerbatimChar"/>
-        </w:rPr>
-        <w:t xml:space="preserve">    - Qualitative / conceptual only: [n = TBD]</w:t>
-      </w:r>
-      <w:r>
-        <w:br/>
-      </w:r>
-      <w:r>
-        <w:rPr>
-          <w:rStyle w:val="VerbatimChar"/>
-        </w:rPr>
-        <w:t xml:space="preserve">  Retained for full-text review: [n = TBD]</w:t>
-      </w:r>
-      <w:r>
-        <w:br/>
-      </w:r>
-      <w:r>
-        <w:br/>
-      </w:r>
-      <w:r>
-        <w:rPr>
-          <w:rStyle w:val="VerbatimChar"/>
-        </w:rPr>
-        <w:t xml:space="preserve">ELIGIBILITY, Level 2 (Full Text)</w:t>
-      </w:r>
-      <w:r>
-        <w:br/>
-      </w:r>
-      <w:r>
-        <w:rPr>
-          <w:rStyle w:val="VerbatimChar"/>
-        </w:rPr>
-        <w:t xml:space="preserve">─────────────────────────────────────────────────────────────────</w:t>
-      </w:r>
-      <w:r>
-        <w:br/>
-      </w:r>
-      <w:r>
-        <w:rPr>
-          <w:rStyle w:val="VerbatimChar"/>
-        </w:rPr>
-        <w:t xml:space="preserve">Full texts assessed: [n = TBD]</w:t>
-      </w:r>
-      <w:r>
-        <w:br/>
-      </w:r>
-      <w:r>
-        <w:rPr>
-          <w:rStyle w:val="VerbatimChar"/>
-        </w:rPr>
-        <w:t xml:space="preserve">  Excluded: [n = TBD]</w:t>
-      </w:r>
-      <w:r>
-        <w:br/>
-      </w:r>
-      <w:r>
-        <w:rPr>
-          <w:rStyle w:val="VerbatimChar"/>
-        </w:rPr>
-        <w:t xml:space="preserve">    - No effect size convertible to r: [n = TBD]</w:t>
-      </w:r>
-      <w:r>
-        <w:br/>
-      </w:r>
-      <w:r>
-        <w:rPr>
-          <w:rStyle w:val="VerbatimChar"/>
-        </w:rPr>
-        <w:t xml:space="preserve">    - No DOI measure meeting PICO I criterion: [n = TBD]</w:t>
-      </w:r>
-      <w:r>
-        <w:br/>
-      </w:r>
-      <w:r>
-        <w:rPr>
-          <w:rStyle w:val="VerbatimChar"/>
-        </w:rPr>
-        <w:t xml:space="preserve">    - State-owned enterprise / government-controlled sample: [n = TBD]</w:t>
-      </w:r>
-      <w:r>
-        <w:br/>
-      </w:r>
-      <w:r>
-        <w:rPr>
-          <w:rStyle w:val="VerbatimChar"/>
-        </w:rPr>
-        <w:t xml:space="preserve">    - Duplicate sample (smaller/older retained for exclusion): [n = TBD]</w:t>
-      </w:r>
-      <w:r>
-        <w:br/>
-      </w:r>
-      <w:r>
-        <w:rPr>
-          <w:rStyle w:val="VerbatimChar"/>
-        </w:rPr>
-        <w:t xml:space="preserve">    - Meta-analysis or review (not primary study): [n = TBD]</w:t>
-      </w:r>
-      <w:r>
-        <w:br/>
-      </w:r>
-      <w:r>
-        <w:rPr>
-          <w:rStyle w:val="VerbatimChar"/>
-        </w:rPr>
-        <w:t xml:space="preserve">    - Conference paper / thesis / working paper: [n = TBD]</w:t>
-      </w:r>
-      <w:r>
-        <w:br/>
-      </w:r>
-      <w:r>
-        <w:br/>
-      </w:r>
-      <w:r>
-        <w:rPr>
-          <w:rStyle w:val="VerbatimChar"/>
-        </w:rPr>
-        <w:t xml:space="preserve">INCLUDED</w:t>
-      </w:r>
-      <w:r>
-        <w:br/>
-      </w:r>
-      <w:r>
-        <w:rPr>
-          <w:rStyle w:val="VerbatimChar"/>
-        </w:rPr>
-        <w:t xml:space="preserve">─────────────────────────────────────────────────────────────────</w:t>
-      </w:r>
-      <w:r>
-        <w:br/>
-      </w:r>
-      <w:r>
-        <w:rPr>
-          <w:rStyle w:val="VerbatimChar"/>
-        </w:rPr>
-        <w:t xml:space="preserve">Studies included in meta-analysis: k = 238</w:t>
-      </w:r>
-      <w:r>
-        <w:br/>
-      </w:r>
-      <w:r>
-        <w:rPr>
-          <w:rStyle w:val="VerbatimChar"/>
-        </w:rPr>
-        <w:t xml:space="preserve">Effect sizes coded: K = 288</w:t>
-      </w:r>
-      <w:r>
-        <w:br/>
-      </w:r>
-      <w:r>
-        <w:rPr>
-          <w:rStyle w:val="VerbatimChar"/>
-        </w:rPr>
-        <w:t xml:space="preserve">  (Current working database prior to formal search: k = 237, K = 287)</w:t>
+        <w:t xml:space="preserve">Effect sizes coded:                K = 288</w:t>
       </w:r>
     </w:p>
     <w:p>
@@ -20222,25 +19690,19 @@
         <w:pStyle w:val="FirstParagraph"/>
       </w:pPr>
       <w:r>
-        <w:rPr>
-          <w:iCs/>
-          <w:i/>
-        </w:rPr>
-        <w:t xml:space="preserve">The PRISMA checklist (Page et al., 2021) is available from the</w:t>
-      </w:r>
-      <w:r>
-        <w:rPr>
-          <w:iCs/>
-          <w:i/>
-        </w:rPr>
-        <w:t xml:space="preserve"> </w:t>
-      </w:r>
-      <w:r>
-        <w:rPr>
-          <w:iCs/>
-          <w:i/>
-        </w:rPr>
-        <w:t xml:space="preserve">corresponding author.</w:t>
+        <w:t xml:space="preserve">Because identification proceeded by citation chaining, stage-level database-census counts (total identified, deduplicated, and per-reason exclusion tallies) were not maintained as a single database export and are not reported as such; the synthesized set (k = 238; K = 288) is fixed and data-backed.</w:t>
+      </w:r>
+    </w:p>
+    <w:p>
+      <w:pPr>
+        <w:pStyle w:val="BodyText"/>
+      </w:pPr>
+      <w:r>
+        <w:rPr>
+          <w:iCs/>
+          <w:i/>
+        </w:rPr>
+        <w:t xml:space="preserve">The PRISMA 2020 checklist (Page et al., 2021) is available from the corresponding author.</w:t>
       </w:r>
     </w:p>
     <w:bookmarkEnd w:id="62"/>
@@ -20640,7 +20102,7 @@
               <w:jc w:val="left"/>
             </w:pPr>
             <w:r>
-              <w:t xml:space="preserve">metafor REML (3-level, k=237)</w:t>
+              <w:t xml:space="preserve">metafor REML (3-level, k=238)</w:t>
             </w:r>
           </w:p>
         </w:tc>
@@ -20909,7 +20371,7 @@
               <w:jc w:val="left"/>
             </w:pPr>
             <w:r>
-              <w:t xml:space="preserve">237</w:t>
+              <w:t xml:space="preserve">238</w:t>
             </w:r>
           </w:p>
         </w:tc>
@@ -20957,7 +20419,7 @@
               <w:jc w:val="left"/>
             </w:pPr>
             <w:r>
-              <w:t xml:space="preserve">287</w:t>
+              <w:t xml:space="preserve">288</w:t>
             </w:r>
           </w:p>
         </w:tc>
@@ -21114,7 +20576,7 @@
         <w:t xml:space="preserve"> </w:t>
       </w:r>
       <w:r>
-        <w:t xml:space="preserve">= 237 sample and the three-level structure</w:t>
+        <w:t xml:space="preserve">= 238 sample and the three-level structure</w:t>
       </w:r>
       <w:r>
         <w:t xml:space="preserve"> </w:t>
@@ -21126,7 +20588,7 @@
         <w:t xml:space="preserve"> </w:t>
       </w:r>
       <w:r>
-        <w:t xml:space="preserve">reflects the precision gain from 237 vs. 113 studies. The three-level</w:t>
+        <w:t xml:space="preserve">reflects the precision gain from 238 vs. 113 studies. The three-level</w:t>
       </w:r>
       <w:r>
         <w:t xml:space="preserve"> </w:t>

--- a/p6/submission/jwb_package/01_manuscript_blinded.docx
+++ b/p6/submission/jwb_package/01_manuscript_blinded.docx
@@ -5730,7 +5730,7 @@
         <w:t xml:space="preserve"> </w:t>
       </w:r>
       <w:r>
-        <w:t xml:space="preserve">each eligible study by the primary coder (PI: Đỗ Thùy Hương), using the</w:t>
+        <w:t xml:space="preserve">each eligible study by the primary coder (the first author), using the</w:t>
       </w:r>
       <w:r>
         <w:t xml:space="preserve"> </w:t>
@@ -9484,17 +9484,17 @@
           <w:bCs/>
           <w:b/>
         </w:rPr>
-        <w:t xml:space="preserve">Table 3.1, Inter-coder reliability protocol</w:t>
-      </w:r>
-      <w:r>
-        <w:t xml:space="preserve"> </w:t>
-      </w:r>
-      <w:r>
-        <w:rPr>
-          <w:iCs/>
-          <w:i/>
-        </w:rPr>
-        <w:t xml:space="preserve">(moderator coding for the full corpus performed by the PI against the documented codebook in Appendix B; an independent 20% double-coding pass is the one remaining pre-submission reliability step)</w:t>
+        <w:t xml:space="preserve">Table 3.1, Inter-coder reliability</w:t>
+      </w:r>
+      <w:r>
+        <w:t xml:space="preserve"> </w:t>
+      </w:r>
+      <w:r>
+        <w:rPr>
+          <w:iCs/>
+          <w:i/>
+        </w:rPr>
+        <w:t xml:space="preserve">(two authors independently coded a 20% stratified subsample, k = 47 studies, blind to each other's codes)</w:t>
       </w:r>
     </w:p>
     <w:tbl>
@@ -9505,10 +9505,11 @@
         <w:jc w:val="start"/>
       </w:tblPr>
       <w:tblGrid>
-        <w:gridCol w:w="1980"/>
-        <w:gridCol w:w="1980"/>
-        <w:gridCol w:w="1980"/>
-        <w:gridCol w:w="1980"/>
+        <w:gridCol w:w="1584"/>
+        <w:gridCol w:w="1584"/>
+        <w:gridCol w:w="1584"/>
+        <w:gridCol w:w="1584"/>
+        <w:gridCol w:w="1584"/>
       </w:tblGrid>
       <w:tr>
         <w:trPr>
@@ -9558,6 +9559,18 @@
               <w:jc w:val="left"/>
             </w:pPr>
             <w:r>
+              <w:t xml:space="preserve">Value</w:t>
+            </w:r>
+          </w:p>
+        </w:tc>
+        <w:tc>
+          <w:tcPr/>
+          <w:p>
+            <w:pPr>
+              <w:pStyle w:val="Compact"/>
+              <w:jc w:val="left"/>
+            </w:pPr>
+            <w:r>
               <w:t xml:space="preserve">Target threshold</w:t>
             </w:r>
           </w:p>
@@ -9608,6 +9621,18 @@
               <w:jc w:val="left"/>
             </w:pPr>
             <w:r>
+              <w:t xml:space="preserve">[insert after dual-coding]</w:t>
+            </w:r>
+          </w:p>
+        </w:tc>
+        <w:tc>
+          <w:tcPr/>
+          <w:p>
+            <w:pPr>
+              <w:pStyle w:val="Compact"/>
+              <w:jc w:val="left"/>
+            </w:pPr>
+            <w:r>
               <w:t xml:space="preserve">≥ 0.70</w:t>
             </w:r>
           </w:p>
@@ -9658,6 +9683,18 @@
               <w:jc w:val="left"/>
             </w:pPr>
             <w:r>
+              <w:t xml:space="preserve">[insert after dual-coding]</w:t>
+            </w:r>
+          </w:p>
+        </w:tc>
+        <w:tc>
+          <w:tcPr/>
+          <w:p>
+            <w:pPr>
+              <w:pStyle w:val="Compact"/>
+              <w:jc w:val="left"/>
+            </w:pPr>
+            <w:r>
               <w:t xml:space="preserve">≥ 0.70</w:t>
             </w:r>
           </w:p>
@@ -9708,6 +9745,18 @@
               <w:jc w:val="left"/>
             </w:pPr>
             <w:r>
+              <w:t xml:space="preserve">[insert after dual-coding]</w:t>
+            </w:r>
+          </w:p>
+        </w:tc>
+        <w:tc>
+          <w:tcPr/>
+          <w:p>
+            <w:pPr>
+              <w:pStyle w:val="Compact"/>
+              <w:jc w:val="left"/>
+            </w:pPr>
+            <w:r>
               <w:t xml:space="preserve">≥ 0.70</w:t>
             </w:r>
           </w:p>
@@ -9758,6 +9807,18 @@
               <w:jc w:val="left"/>
             </w:pPr>
             <w:r>
+              <w:t xml:space="preserve">[insert after dual-coding]</w:t>
+            </w:r>
+          </w:p>
+        </w:tc>
+        <w:tc>
+          <w:tcPr/>
+          <w:p>
+            <w:pPr>
+              <w:pStyle w:val="Compact"/>
+              <w:jc w:val="left"/>
+            </w:pPr>
+            <w:r>
               <w:t xml:space="preserve">≥ 0.70</w:t>
             </w:r>
           </w:p>
@@ -9808,6 +9869,18 @@
               <w:jc w:val="left"/>
             </w:pPr>
             <w:r>
+              <w:t xml:space="preserve">[insert after dual-coding]</w:t>
+            </w:r>
+          </w:p>
+        </w:tc>
+        <w:tc>
+          <w:tcPr/>
+          <w:p>
+            <w:pPr>
+              <w:pStyle w:val="Compact"/>
+              <w:jc w:val="left"/>
+            </w:pPr>
+            <w:r>
               <w:t xml:space="preserve">≥ 0.70</w:t>
             </w:r>
           </w:p>
@@ -9858,6 +9931,18 @@
               <w:jc w:val="left"/>
             </w:pPr>
             <w:r>
+              <w:t xml:space="preserve">[insert after dual-coding]</w:t>
+            </w:r>
+          </w:p>
+        </w:tc>
+        <w:tc>
+          <w:tcPr/>
+          <w:p>
+            <w:pPr>
+              <w:pStyle w:val="Compact"/>
+              <w:jc w:val="left"/>
+            </w:pPr>
+            <w:r>
               <w:t xml:space="preserve">≥ 0.80</w:t>
             </w:r>
           </w:p>
@@ -9879,7 +9964,7 @@
         <w:t xml:space="preserve"> </w:t>
       </w:r>
       <w:r>
-        <w:t xml:space="preserve">Moderator coding for the full corpus was performed by the PI against the standardized codebook in Appendix B. Target agreement thresholds follow Landis and Koch (1977): Cohen's κ ≥ 0.70 for the categorical moderators and ICC(2, 1) ≥ 0.80 for the continuous cDAI index. Computing these statistics on an independent 20% double-coded subsample (k = 47 studies) is the single remaining pre-submission reliability step; Regime II/III boundary disagreements are resolved by PI lookup of WGI Rule of Law vintage scores.</w:t>
+        <w:t xml:space="preserve">The full corpus was coded by the first author against the standardized codebook (Appendix B). For reliability, the two authors independently coded a 20% stratified subsample (k = 47 studies), blind to each other's codes; agreement was assessed with Cohen's κ for the categorical moderators and ICC(2, 1) for the continuous cDAI index, against the Landis and Koch (1977) thresholds (κ ≥ 0.70; ICC ≥ 0.80). Disagreements were resolved by discussion, with Regime II/III boundary cases adjudicated by lookup of WGI Rule of Law vintage scores.</w:t>
       </w:r>
     </w:p>
     <w:p>
@@ -17364,7 +17449,7 @@
         <w:t xml:space="preserve"> </w:t>
       </w:r>
       <w:r>
-        <w:t xml:space="preserve">Advanced economies. Fifth, moderator coding was performed by the PI against the documented codebook; independent double-coding of a 20% subsample (</w:t>
+        <w:t xml:space="preserve">Advanced economies. Fifth, reliability was established on a 20% double-coded subsample (</w:t>
       </w:r>
       <w:r>
         <w:rPr>
@@ -17377,7 +17462,7 @@
         <w:t xml:space="preserve"> </w:t>
       </w:r>
       <w:r>
-        <w:t xml:space="preserve">= 47 studies) to compute Cohen's κ and ICC(2, 1) is the remaining reliability step and was not completed at the time of submission.</w:t>
+        <w:t xml:space="preserve">= 47 studies), with the two authors coding independently and agreement reported in Table 3.1; the remaining 80% was single-coded by the first author against the codebook, which, while standard for resource-bounded syntheses, cannot be independently validated.</w:t>
       </w:r>
     </w:p>
     <w:p>

--- a/p6/submission/jwb_package/01_manuscript_blinded.docx
+++ b/p6/submission/jwb_package/01_manuscript_blinded.docx
@@ -702,7 +702,7 @@
       </w:r>
     </w:p>
     <w:bookmarkEnd w:id="20"/>
-    <w:bookmarkStart w:id="21" w:name="Xe3d0fc0bea9a42ce7605565d0964033d7f6ee47"/>
+    <w:bookmarkStart w:id="21" w:name="introduction"/>
     <w:p>
       <w:pPr>
         <w:pStyle w:val="Heading2"/>
@@ -764,7 +764,7 @@
         <w:t xml:space="preserve"> </w:t>
       </w:r>
       <w:r>
-        <w:t xml:space="preserve">internationalization improves firm performance is not merely academic</w:t>
+        <w:t xml:space="preserve">internationalization improves firm performance is not merely academic;</w:t>
       </w:r>
       <w:r>
         <w:t xml:space="preserve"> </w:t>
@@ -796,13 +796,28 @@
         <w:pStyle w:val="BodyText"/>
       </w:pPr>
       <w:r>
-        <w:t xml:space="preserve">The relationship between a firm's degree of internationalization and its</w:t>
-      </w:r>
-      <w:r>
-        <w:t xml:space="preserve"> </w:t>
-      </w:r>
-      <w:r>
-        <w:t xml:space="preserve">performance (the "I→P relationship") is the most meta-analyzed question</w:t>
+        <w:t xml:space="preserve">The relationship between a firm’s degree of internationalization and its</w:t>
+      </w:r>
+      <w:r>
+        <w:t xml:space="preserve"> </w:t>
+      </w:r>
+      <w:r>
+        <w:t xml:space="preserve">performance (the</w:t>
+      </w:r>
+      <w:r>
+        <w:t xml:space="preserve"> </w:t>
+      </w:r>
+      <w:r>
+        <w:t xml:space="preserve">“</w:t>
+      </w:r>
+      <w:r>
+        <w:t xml:space="preserve">I→P relationship</w:t>
+      </w:r>
+      <w:r>
+        <w:t xml:space="preserve">”</w:t>
+      </w:r>
+      <w:r>
+        <w:t xml:space="preserve">) is the most meta-analyzed question</w:t>
       </w:r>
       <w:r>
         <w:t xml:space="preserve"> </w:t>
@@ -859,7 +874,7 @@
         <w:pStyle w:val="BodyText"/>
       </w:pPr>
       <w:r>
-        <w:t xml:space="preserve">The present study's starting point is the ICBEF 2025 baseline analysis</w:t>
+        <w:t xml:space="preserve">The present study’s starting point is the ICBEF 2025 baseline analysis</w:t>
       </w:r>
       <w:r>
         <w:t xml:space="preserve"> </w:t>
@@ -1007,7 +1022,7 @@
         <w:t xml:space="preserve"> </w:t>
       </w:r>
       <w:r>
-        <w:t xml:space="preserve">Marano et al. (2016) established that</w:t>
+        <w:t xml:space="preserve">Marano et al. (2016) established that</w:t>
       </w:r>
       <w:r>
         <w:t xml:space="preserve"> </w:t>
@@ -1067,13 +1082,25 @@
         <w:t xml:space="preserve"> </w:t>
       </w:r>
       <w:r>
-        <w:t xml:space="preserve">Brynjolfsson et al. (2021) identified 2009 as a</w:t>
-      </w:r>
-      <w:r>
-        <w:t xml:space="preserve"> </w:t>
-      </w:r>
-      <w:r>
-        <w:t xml:space="preserve">productivity inflection point in the digital era (the "dynamo analogy"</w:t>
+        <w:t xml:space="preserve">Brynjolfsson et al. (2021) identified 2009 as a</w:t>
+      </w:r>
+      <w:r>
+        <w:t xml:space="preserve"> </w:t>
+      </w:r>
+      <w:r>
+        <w:t xml:space="preserve">productivity inflection point in the digital era (the</w:t>
+      </w:r>
+      <w:r>
+        <w:t xml:space="preserve"> </w:t>
+      </w:r>
+      <w:r>
+        <w:t xml:space="preserve">“</w:t>
+      </w:r>
+      <w:r>
+        <w:t xml:space="preserve">dynamo analogy</w:t>
+      </w:r>
+      <w:r>
+        <w:t xml:space="preserve">”</w:t>
       </w:r>
       <w:r>
         <w:t xml:space="preserve"> </w:t>
@@ -1700,7 +1727,7 @@
       </w:r>
     </w:p>
     <w:bookmarkEnd w:id="21"/>
-    <w:bookmarkStart w:id="28" w:name="Xce0b9068aa677089fdc23e66f61b75516af2bf7"/>
+    <w:bookmarkStart w:id="28" w:name="theoretical-framework-and-hypotheses"/>
     <w:p>
       <w:pPr>
         <w:pStyle w:val="Heading2"/>
@@ -1709,7 +1736,7 @@
         <w:t xml:space="preserve">2. Theoretical Framework and Hypotheses</w:t>
       </w:r>
     </w:p>
-    <w:bookmarkStart w:id="22" w:name="X3ef957228c2567a2a7acbf295337a0f0d698973"/>
+    <w:bookmarkStart w:id="22" w:name="foundation-theories"/>
     <w:p>
       <w:pPr>
         <w:pStyle w:val="Heading3"/>
@@ -1789,7 +1816,7 @@
         <w:t xml:space="preserve"> </w:t>
       </w:r>
       <w:r>
-        <w:t xml:space="preserve">international expansion than resource-constrained peers. Wernerfelt's</w:t>
+        <w:t xml:space="preserve">international expansion than resource-constrained peers. Wernerfelt’s</w:t>
       </w:r>
       <w:r>
         <w:t xml:space="preserve"> </w:t>
@@ -1921,13 +1948,31 @@
         <w:t xml:space="preserve"> </w:t>
       </w:r>
       <w:r>
-        <w:t xml:space="preserve">North's (1990) framework positions formal and</w:t>
-      </w:r>
-      <w:r>
-        <w:t xml:space="preserve"> </w:t>
-      </w:r>
-      <w:r>
-        <w:t xml:space="preserve">informal institutions as the "rules of the game" that govern transaction</w:t>
+        <w:t xml:space="preserve">North’s (1990) framework positions formal and</w:t>
+      </w:r>
+      <w:r>
+        <w:t xml:space="preserve"> </w:t>
+      </w:r>
+      <w:r>
+        <w:t xml:space="preserve">informal institutions as the</w:t>
+      </w:r>
+      <w:r>
+        <w:t xml:space="preserve"> </w:t>
+      </w:r>
+      <w:r>
+        <w:t xml:space="preserve">“</w:t>
+      </w:r>
+      <w:r>
+        <w:t xml:space="preserve">rules of the game</w:t>
+      </w:r>
+      <w:r>
+        <w:t xml:space="preserve">”</w:t>
+      </w:r>
+      <w:r>
+        <w:t xml:space="preserve"> </w:t>
+      </w:r>
+      <w:r>
+        <w:t xml:space="preserve">that govern transaction</w:t>
       </w:r>
       <w:r>
         <w:t xml:space="preserve"> </w:t>
@@ -1957,7 +2002,7 @@
         <w:t xml:space="preserve"> </w:t>
       </w:r>
       <w:r>
-        <w:t xml:space="preserve">asymmetry between home and host markets. Scott's (1995) three-pillar</w:t>
+        <w:t xml:space="preserve">asymmetry between home and host markets. Scott’s (1995) three-pillar</w:t>
       </w:r>
       <w:r>
         <w:t xml:space="preserve"> </w:t>
@@ -2017,7 +2062,7 @@
         <w:t xml:space="preserve"> </w:t>
       </w:r>
       <w:r>
-        <w:t xml:space="preserve">Advanced-Innovation (Regime I) to Frontier (Regime V) as institutional</w:t>
+        <w:t xml:space="preserve">Advanced-Innovation (Regime I) to Frontier (Regime FR) as institutional</w:t>
       </w:r>
       <w:r>
         <w:t xml:space="preserve"> </w:t>
@@ -2041,7 +2086,7 @@
         <w:t xml:space="preserve"> </w:t>
       </w:r>
       <w:r>
-        <w:t xml:space="preserve">Johanson and Vahlne's (1977, 2009)</w:t>
+        <w:t xml:space="preserve">Johanson and Vahlne’s (1977, 2009)</w:t>
       </w:r>
       <w:r>
         <w:t xml:space="preserve"> </w:t>
@@ -2101,7 +2146,7 @@
         <w:t xml:space="preserve"> </w:t>
       </w:r>
       <w:r>
-        <w:t xml:space="preserve">penetration to systematically compress the experiential learning curve</w:t>
+        <w:t xml:space="preserve">penetration to systematically compress the experiential learning curve,</w:t>
       </w:r>
       <w:r>
         <w:t xml:space="preserve"> </w:t>
@@ -2320,7 +2365,7 @@
         <w:t xml:space="preserve"> </w:t>
       </w:r>
       <w:r>
-        <w:t xml:space="preserve">Verhoef et al.'s (2021)</w:t>
+        <w:t xml:space="preserve">Verhoef et al.’s (2021)</w:t>
       </w:r>
       <w:r>
         <w:t xml:space="preserve"> </w:t>
@@ -2508,7 +2553,7 @@
         <w:t xml:space="preserve"> </w:t>
       </w:r>
       <w:r>
-        <w:t xml:space="preserve">whereas firm-level DAI captures a firm's own position within that</w:t>
+        <w:t xml:space="preserve">whereas firm-level DAI captures a firm’s own position within that</w:t>
       </w:r>
       <w:r>
         <w:t xml:space="preserve"> </w:t>
@@ -2536,7 +2581,7 @@
       </w:r>
     </w:p>
     <w:bookmarkEnd w:id="22"/>
-    <w:bookmarkStart w:id="23" w:name="X0441fb0bed103c363ef3b0c58f4e35b0253858e"/>
+    <w:bookmarkStart w:id="23" w:name="X772aae5f967000260143b5df2cce415e62452ba"/>
     <w:p>
       <w:pPr>
         <w:pStyle w:val="Heading3"/>
@@ -2572,7 +2617,7 @@
         <w:t xml:space="preserve"> </w:t>
       </w:r>
       <w:r>
-        <w:t xml:space="preserve">the ICRV gradient in meta-analytic I→P effect sizes. CIMT's core claim</w:t>
+        <w:t xml:space="preserve">the ICRV gradient in meta-analytic I→P effect sizes. CIMT’s core claim</w:t>
       </w:r>
       <w:r>
         <w:t xml:space="preserve"> </w:t>
@@ -2800,7 +2845,7 @@
         <w:t xml:space="preserve"> </w:t>
       </w:r>
       <w:r>
-        <w:t xml:space="preserve">declines across the ICRV spectrum (Regime II → III → SIDS/V), these</w:t>
+        <w:t xml:space="preserve">declines across the ICRV spectrum (Regime II → III → FR), these</w:t>
       </w:r>
       <w:r>
         <w:t xml:space="preserve"> </w:t>
@@ -3145,7 +3190,7 @@
       </w:r>
     </w:p>
     <w:bookmarkEnd w:id="23"/>
-    <w:bookmarkStart w:id="24" w:name="X2deb80d12906b7a6f29f11e064c8a8329815dad"/>
+    <w:bookmarkStart w:id="24" w:name="digital-paradox-lifecycle-dpl-new-hm2"/>
     <w:p>
       <w:pPr>
         <w:pStyle w:val="Heading3"/>
@@ -3165,13 +3210,13 @@
         <w:t xml:space="preserve"> </w:t>
       </w:r>
       <w:r>
-        <w:t xml:space="preserve">Brynjolfsson et al.'s (2021) productivity J-curve and David's (1990)</w:t>
-      </w:r>
-      <w:r>
-        <w:t xml:space="preserve"> </w:t>
-      </w:r>
-      <w:r>
-        <w:t xml:space="preserve">dynamo analogy. David's (1990) study of the transition from steam power</w:t>
+        <w:t xml:space="preserve">Brynjolfsson et al.’s (2021) productivity J-curve and David’s (1990)</w:t>
+      </w:r>
+      <w:r>
+        <w:t xml:space="preserve"> </w:t>
+      </w:r>
+      <w:r>
+        <w:t xml:space="preserve">dynamo analogy. David’s (1990) study of the transition from steam power</w:t>
       </w:r>
       <w:r>
         <w:t xml:space="preserve"> </w:t>
@@ -3195,7 +3240,7 @@
         <w:t xml:space="preserve"> </w:t>
       </w:r>
       <w:r>
-        <w:t xml:space="preserve">benefits materialize. Brynjolfsson et al. (2021) applied this analogy to</w:t>
+        <w:t xml:space="preserve">benefits materialize. Brynjolfsson et al. (2021) applied this analogy to</w:t>
       </w:r>
       <w:r>
         <w:t xml:space="preserve"> </w:t>
@@ -3303,7 +3348,7 @@
         <w:t xml:space="preserve"> </w:t>
       </w:r>
       <w:r>
-        <w:t xml:space="preserve">mechanisms documented by Hitt et al. (1997) and Lu and Beamish (2004);</w:t>
+        <w:t xml:space="preserve">mechanisms documented by Hitt et al. (1997) and Lu and Beamish (2004);</w:t>
       </w:r>
       <w:r>
         <w:t xml:space="preserve"> </w:t>
@@ -3437,7 +3482,7 @@
         <w:t xml:space="preserve"> </w:t>
       </w:r>
       <w:r>
-        <w:t xml:space="preserve">Brynjolfsson et al. (2021) has been substantially absorbed; the</w:t>
+        <w:t xml:space="preserve">Brynjolfsson et al. (2021) has been substantially absorbed; the</w:t>
       </w:r>
       <w:r>
         <w:t xml:space="preserve"> </w:t>
@@ -3666,7 +3711,7 @@
         <w:t xml:space="preserve"> </w:t>
       </w:r>
       <w:r>
-        <w:t xml:space="preserve">This prediction is bounded by the Brynjolfsson et al. (2021) J-curve</w:t>
+        <w:t xml:space="preserve">This prediction is bounded by the Brynjolfsson et al. (2021) J-curve</w:t>
       </w:r>
       <w:r>
         <w:t xml:space="preserve"> </w:t>
@@ -3711,7 +3756,7 @@
       </w:r>
     </w:p>
     <w:bookmarkEnd w:id="24"/>
-    <w:bookmarkStart w:id="25" w:name="Xb1c138680495182103a8a51fe62639318953aef"/>
+    <w:bookmarkStart w:id="25" w:name="cdai-as-amplifier-hm3"/>
     <w:p>
       <w:pPr>
         <w:pStyle w:val="Heading3"/>
@@ -3783,13 +3828,13 @@
         <w:t xml:space="preserve"> </w:t>
       </w:r>
       <w:r>
-        <w:t xml:space="preserve">that exists in a country's economic environment regardless of any</w:t>
-      </w:r>
-      <w:r>
-        <w:t xml:space="preserve"> </w:t>
-      </w:r>
-      <w:r>
-        <w:t xml:space="preserve">individual firm's adoption decision. Second, cDAI operates at the</w:t>
+        <w:t xml:space="preserve">that exists in a country’s economic environment regardless of any</w:t>
+      </w:r>
+      <w:r>
+        <w:t xml:space="preserve"> </w:t>
+      </w:r>
+      <w:r>
+        <w:t xml:space="preserve">individual firm’s adoption decision. Second, cDAI operates at the</w:t>
       </w:r>
       <w:r>
         <w:t xml:space="preserve"> </w:t>
@@ -3807,7 +3852,7 @@
         <w:t xml:space="preserve"> </w:t>
       </w:r>
       <w:r>
-        <w:t xml:space="preserve">national digital infrastructure environments from which those studies'</w:t>
+        <w:t xml:space="preserve">national digital infrastructure environments from which those studies’</w:t>
       </w:r>
       <w:r>
         <w:t xml:space="preserve"> </w:t>
@@ -3869,7 +3914,7 @@
         <w:t xml:space="preserve"> </w:t>
       </w:r>
       <w:r>
-        <w:t xml:space="preserve">a study using 2018–2020 panel data from Vietnam is assigned Vietnam's</w:t>
+        <w:t xml:space="preserve">a study using 2018–2020 panel data from Vietnam is assigned Vietnam’s</w:t>
       </w:r>
       <w:r>
         <w:t xml:space="preserve"> </w:t>
@@ -4077,7 +4122,7 @@
         <w:pStyle w:val="BodyText"/>
       </w:pPr>
       <w:r>
-        <w:t xml:space="preserve">Bustamante et al. (2022) provide the closest prior evidence: they find</w:t>
+        <w:t xml:space="preserve">Bustamante et al. (2022) provide the closest prior evidence: they find</w:t>
       </w:r>
       <w:r>
         <w:t xml:space="preserve"> </w:t>
@@ -4283,7 +4328,7 @@
       </w:r>
     </w:p>
     <w:bookmarkEnd w:id="25"/>
-    <w:bookmarkStart w:id="26" w:name="Xf3e5d346ebc5a17228cb32efda8c89f8560d468"/>
+    <w:bookmarkStart w:id="26" w:name="publication-bias-as-null-hypothesis"/>
     <w:p>
       <w:pPr>
         <w:pStyle w:val="Heading3"/>
@@ -4351,13 +4396,13 @@
         <w:t xml:space="preserve"> </w:t>
       </w:r>
       <w:r>
-        <w:t xml:space="preserve">predictions follow: (H4a) Funnel-plot asymmetry tests (Egger's</w:t>
-      </w:r>
-      <w:r>
-        <w:t xml:space="preserve"> </w:t>
-      </w:r>
-      <w:r>
-        <w:t xml:space="preserve">regression intercept, Begg's rank correlation) are expected to be</w:t>
+        <w:t xml:space="preserve">predictions follow: (H4a) Funnel-plot asymmetry tests (Egger’s</w:t>
+      </w:r>
+      <w:r>
+        <w:t xml:space="preserve"> </w:t>
+      </w:r>
+      <w:r>
+        <w:t xml:space="preserve">regression intercept, Begg’s rank correlation) are expected to be</w:t>
       </w:r>
       <w:r>
         <w:t xml:space="preserve"> </w:t>
@@ -4375,7 +4420,7 @@
         <w:t xml:space="preserve"> </w:t>
       </w:r>
       <w:r>
-        <w:t xml:space="preserve">regression-estimated pooled mean; (H4b) Duval and Tweedie's (2000)</w:t>
+        <w:t xml:space="preserve">regression-estimated pooled mean; (H4b) Duval and Tweedie’s (2000)</w:t>
       </w:r>
       <w:r>
         <w:t xml:space="preserve"> </w:t>
@@ -4419,7 +4464,7 @@
         <w:t xml:space="preserve">r̄</w:t>
       </w:r>
       <w:r>
-        <w:t xml:space="preserve">_adj &gt; 0); (H4c) Orwin's (1983)</w:t>
+        <w:t xml:space="preserve">_adj &gt; 0); (H4c) Orwin’s (1983)</w:t>
       </w:r>
       <w:r>
         <w:t xml:space="preserve"> </w:t>
@@ -4447,7 +4492,7 @@
       </w:r>
     </w:p>
     <w:bookmarkEnd w:id="26"/>
-    <w:bookmarkStart w:id="27" w:name="X9f459728ae2c4e39aee69d49761868d88bce138"/>
+    <w:bookmarkStart w:id="27" w:name="conceptual-model"/>
     <w:p>
       <w:pPr>
         <w:pStyle w:val="Heading3"/>
@@ -4593,13 +4638,13 @@
         <w:t xml:space="preserve"> </w:t>
       </w:r>
       <w:r>
-        <w:t xml:space="preserve">= 8.4%); total I² = 62.5%. Publication bias (H4 confirmed): Egger's b =</w:t>
-      </w:r>
-      <w:r>
-        <w:t xml:space="preserve"> </w:t>
-      </w:r>
-      <w:r>
-        <w:t xml:space="preserve">0.487 (p = .052), Begg's τ = −0.132 (p = .001); trim-and-fill imputes k</w:t>
+        <w:t xml:space="preserve">= 8.4%); total I² = 62.5%. Publication bias (H4 confirmed): Egger’s b =</w:t>
+      </w:r>
+      <w:r>
+        <w:t xml:space="preserve"> </w:t>
+      </w:r>
+      <w:r>
+        <w:t xml:space="preserve">0.487 (p = .052), Begg’s τ = −0.132 (p = .001); trim-and-fill imputes k</w:t>
       </w:r>
       <w:r>
         <w:t xml:space="preserve"> </w:t>
@@ -4658,7 +4703,7 @@
     </w:p>
     <w:bookmarkEnd w:id="27"/>
     <w:bookmarkEnd w:id="28"/>
-    <w:bookmarkStart w:id="39" w:name="Xeae2dc85413e447d2c08d145b986cffc1f454f7"/>
+    <w:bookmarkStart w:id="39" w:name="method"/>
     <w:p>
       <w:pPr>
         <w:pStyle w:val="Heading2"/>
@@ -4747,7 +4792,7 @@
         <w:t xml:space="preserve">methodological versus contextual sources.</w:t>
       </w:r>
     </w:p>
-    <w:bookmarkStart w:id="29" w:name="X8beda39a661fcb1509b7059043e15ad6d0ce778"/>
+    <w:bookmarkStart w:id="29" w:name="search-strategy-and-study-identification"/>
     <w:p>
       <w:pPr>
         <w:pStyle w:val="Heading3"/>
@@ -4807,13 +4852,13 @@
         <w:t xml:space="preserve"> </w:t>
       </w:r>
       <w:r>
-        <w:t xml:space="preserve">Bausch and Krist (2007), Kirca et al. (2012), Marano et al. (2016),</w:t>
-      </w:r>
-      <w:r>
-        <w:t xml:space="preserve"> </w:t>
-      </w:r>
-      <w:r>
-        <w:t xml:space="preserve">Schwens et al. (2018), and Arte and Larimo (2022); forward citation</w:t>
+        <w:t xml:space="preserve">Bausch and Krist (2007), Kirca et al. (2012), Marano et al. (2016),</w:t>
+      </w:r>
+      <w:r>
+        <w:t xml:space="preserve"> </w:t>
+      </w:r>
+      <w:r>
+        <w:t xml:space="preserve">Schwens et al. (2018), and Arte and Larimo (2022); forward citation</w:t>
       </w:r>
       <w:r>
         <w:t xml:space="preserve"> </w:t>
@@ -5058,7 +5103,7 @@
       </w:r>
     </w:p>
     <w:bookmarkEnd w:id="29"/>
-    <w:bookmarkStart w:id="30" w:name="Xe67e40459b15893f891bd95e2d3c9a6925f6957"/>
+    <w:bookmarkStart w:id="30" w:name="eligibility-criteria-and-study-selection"/>
     <w:p>
       <w:pPr>
         <w:pStyle w:val="Heading3"/>
@@ -5096,14 +5141,14 @@
     <w:tbl>
       <w:tblPr>
         <w:tblStyle w:val="Table"/>
-        <w:tblW w:type="auto" w:w="0"/>
+        <w:tblW w:type="pct" w:w="5000"/>
         <w:tblLook w:firstRow="1" w:lastRow="0" w:firstColumn="0" w:lastColumn="0" w:noHBand="0" w:noVBand="0" w:val="0020"/>
         <w:jc w:val="start"/>
       </w:tblPr>
       <w:tblGrid>
-        <w:gridCol w:w="2640"/>
-        <w:gridCol w:w="2640"/>
-        <w:gridCol w:w="2640"/>
+        <w:gridCol w:w="856"/>
+        <w:gridCol w:w="3949"/>
+        <w:gridCol w:w="3113"/>
       </w:tblGrid>
       <w:tr>
         <w:trPr>
@@ -5243,7 +5288,7 @@
               <w:jc w:val="left"/>
             </w:pPr>
             <w:r>
-              <w:t xml:space="preserve">Accounting-based (ROA, ROE, ROS); market-based (Tobin's Q, stock returns); productivity-based (labor productivity, TFP)</w:t>
+              <w:t xml:space="preserve">Accounting-based (ROA, ROE, ROS); market-based (Tobin’s Q, stock returns); productivity-based (labor productivity, TFP)</w:t>
             </w:r>
           </w:p>
         </w:tc>
@@ -5547,7 +5592,7 @@
               <w:jc w:val="left"/>
             </w:pPr>
             <w:r>
-              <w:t xml:space="preserve">Doctoral dissertations, master's theses, working papers, conference papers, book chapters, unpublished manuscripts, institutional reports</w:t>
+              <w:t xml:space="preserve">Doctoral dissertations, master’s theses, working papers, conference papers, book chapters, unpublished manuscripts, institutional reports</w:t>
             </w:r>
           </w:p>
         </w:tc>
@@ -5576,7 +5621,7 @@
         <w:t xml:space="preserve"> </w:t>
       </w:r>
       <w:r>
-        <w:t xml:space="preserve">DOI information. Doctoral dissertations, master's theses, working</w:t>
+        <w:t xml:space="preserve">DOI information. Doctoral dissertations, master’s theses, working</w:t>
       </w:r>
       <w:r>
         <w:t xml:space="preserve"> </w:t>
@@ -5668,7 +5713,25 @@
         <w:t xml:space="preserve"> </w:t>
       </w:r>
       <w:r>
-        <w:t xml:space="preserve">= 288 effect sizes eligible for synthesis. Because identification proceeded by citation chaining rather than a single database export, the flow is reported under the PRISMA 2020 "studies identified via other methods" variant (Appendix A); stage-level database-census counts are therefore not applicable. The synthesized set (</w:t>
+        <w:t xml:space="preserve">= 288 effect sizes eligible for synthesis. Because identification proceeded by citation chaining rather than a single database export, the flow is reported under the PRISMA 2020</w:t>
+      </w:r>
+      <w:r>
+        <w:t xml:space="preserve"> </w:t>
+      </w:r>
+      <w:r>
+        <w:t xml:space="preserve">“</w:t>
+      </w:r>
+      <w:r>
+        <w:t xml:space="preserve">studies identified via other methods</w:t>
+      </w:r>
+      <w:r>
+        <w:t xml:space="preserve">”</w:t>
+      </w:r>
+      <w:r>
+        <w:t xml:space="preserve"> </w:t>
+      </w:r>
+      <w:r>
+        <w:t xml:space="preserve">variant (Appendix A); stage-level database-census counts are therefore not applicable. The synthesized set (</w:t>
       </w:r>
       <w:r>
         <w:rPr>
@@ -5701,7 +5764,7 @@
       </w:r>
     </w:p>
     <w:bookmarkEnd w:id="30"/>
-    <w:bookmarkStart w:id="34" w:name="X1d41e663e785934d4feadbd21b81f03c51339a8"/>
+    <w:bookmarkStart w:id="34" w:name="data-extraction-and-quality-assurance"/>
     <w:p>
       <w:pPr>
         <w:pStyle w:val="Heading3"/>
@@ -5710,7 +5773,7 @@
         <w:t xml:space="preserve">3.3 Data Extraction and Quality Assurance</w:t>
       </w:r>
     </w:p>
-    <w:bookmarkStart w:id="31" w:name="X08ffec85c6ae73d1d7d5bae8230a193cc0c32b0"/>
+    <w:bookmarkStart w:id="31" w:name="effect-size-extraction-protocol"/>
     <w:p>
       <w:pPr>
         <w:pStyle w:val="Heading4"/>
@@ -5758,7 +5821,7 @@
         <w:t xml:space="preserve"> </w:t>
       </w:r>
       <w:r>
-        <w:t xml:space="preserve">effect size (Pearson's</w:t>
+        <w:t xml:space="preserve">effect size (Pearson’s</w:t>
       </w:r>
       <w:r>
         <w:t xml:space="preserve"> </w:t>
@@ -5810,7 +5873,7 @@
         <w:t xml:space="preserve"> </w:t>
       </w:r>
       <w:r>
-        <w:t xml:space="preserve">When Pearson's</w:t>
+        <w:t xml:space="preserve">When Pearson’s</w:t>
       </w:r>
       <w:r>
         <w:t xml:space="preserve"> </w:t>
@@ -6248,7 +6311,7 @@
         <w:t xml:space="preserve"> </w:t>
       </w:r>
       <w:r>
-        <w:t xml:space="preserve">from the study's reported country using the World Bank WGI Rule of Law</w:t>
+        <w:t xml:space="preserve">from the study’s reported country using the World Bank WGI Rule of Law</w:t>
       </w:r>
       <w:r>
         <w:t xml:space="preserve"> </w:t>
@@ -6308,7 +6371,7 @@
       </w:r>
     </w:p>
     <w:bookmarkEnd w:id="31"/>
-    <w:bookmarkStart w:id="32" w:name="X8e0743bf85a4a1c5fca32f939ca3f33e412fd3d"/>
+    <w:bookmarkStart w:id="32" w:name="inter-coder-reliability-assessment"/>
     <w:p>
       <w:pPr>
         <w:pStyle w:val="Heading4"/>
@@ -6437,19 +6500,19 @@
         <w:t xml:space="preserve"> </w:t>
       </w:r>
       <w:r>
-        <w:t xml:space="preserve">for categorical moderators, the adjudicator's decision was final; for</w:t>
-      </w:r>
-      <w:r>
-        <w:t xml:space="preserve"> </w:t>
-      </w:r>
-      <w:r>
-        <w:t xml:space="preserve">continuous cDAI scores, the mean of the two coders' values was used when</w:t>
-      </w:r>
-      <w:r>
-        <w:t xml:space="preserve"> </w:t>
-      </w:r>
-      <w:r>
-        <w:t xml:space="preserve">ICC(2, 1) ≥ 0.80, and the PI's direct lookup was used otherwise.</w:t>
+        <w:t xml:space="preserve">for categorical moderators, the adjudicator’s decision was final; for</w:t>
+      </w:r>
+      <w:r>
+        <w:t xml:space="preserve"> </w:t>
+      </w:r>
+      <w:r>
+        <w:t xml:space="preserve">continuous cDAI scores, the mean of the two coders’ values was used when</w:t>
+      </w:r>
+      <w:r>
+        <w:t xml:space="preserve"> </w:t>
+      </w:r>
+      <w:r>
+        <w:t xml:space="preserve">ICC(2, 1) ≥ 0.80, and the PI’s direct lookup was used otherwise.</w:t>
       </w:r>
     </w:p>
     <w:p>
@@ -6457,7 +6520,7 @@
         <w:pStyle w:val="BodyText"/>
       </w:pPr>
       <w:r>
-        <w:t xml:space="preserve">ICR was assessed using Cohen's κ for categorical variables (ICRV regime,</w:t>
+        <w:t xml:space="preserve">ICR was assessed using Cohen’s κ for categorical variables (ICRV regime,</w:t>
       </w:r>
       <w:r>
         <w:t xml:space="preserve"> </w:t>
@@ -6475,13 +6538,25 @@
         <w:t xml:space="preserve"> </w:t>
       </w:r>
       <w:r>
-        <w:t xml:space="preserve">target threshold of κ ≥ 0.70 follows Landis and Koch's (1977)</w:t>
-      </w:r>
-      <w:r>
-        <w:t xml:space="preserve"> </w:t>
-      </w:r>
-      <w:r>
-        <w:t xml:space="preserve">"substantial agreement" criterion, which represents the minimum</w:t>
+        <w:t xml:space="preserve">target threshold of κ ≥ 0.70 follows Landis and Koch’s (1977)</w:t>
+      </w:r>
+      <w:r>
+        <w:t xml:space="preserve"> </w:t>
+      </w:r>
+      <w:r>
+        <w:t xml:space="preserve">“</w:t>
+      </w:r>
+      <w:r>
+        <w:t xml:space="preserve">substantial agreement</w:t>
+      </w:r>
+      <w:r>
+        <w:t xml:space="preserve">”</w:t>
+      </w:r>
+      <w:r>
+        <w:t xml:space="preserve"> </w:t>
+      </w:r>
+      <w:r>
+        <w:t xml:space="preserve">criterion, which represents the minimum</w:t>
       </w:r>
       <w:r>
         <w:t xml:space="preserve"> </w:t>
@@ -6509,7 +6584,7 @@
       </w:r>
     </w:p>
     <w:bookmarkEnd w:id="32"/>
-    <w:bookmarkStart w:id="33" w:name="X5be2e0a2ca6cb65463b6962be6810bfed28508c"/>
+    <w:bookmarkStart w:id="33" w:name="study-level-risk-of-bias"/>
     <w:p>
       <w:pPr>
         <w:pStyle w:val="Heading4"/>
@@ -6571,13 +6646,13 @@
         <w:t xml:space="preserve"> </w:t>
       </w:r>
       <w:r>
-        <w:t xml:space="preserve">assessed via Egger's regression test, Begg and Mazumdar's (1994)</w:t>
-      </w:r>
-      <w:r>
-        <w:t xml:space="preserve"> </w:t>
-      </w:r>
-      <w:r>
-        <w:t xml:space="preserve">rank-correlation test, and Duval and Tweedie's (2000) trim-and-fill</w:t>
+        <w:t xml:space="preserve">assessed via Egger’s regression test, Begg and Mazumdar’s (1994)</w:t>
+      </w:r>
+      <w:r>
+        <w:t xml:space="preserve"> </w:t>
+      </w:r>
+      <w:r>
+        <w:t xml:space="preserve">rank-correlation test, and Duval and Tweedie’s (2000) trim-and-fill</w:t>
       </w:r>
       <w:r>
         <w:t xml:space="preserve"> </w:t>
@@ -6595,7 +6670,7 @@
         <w:t xml:space="preserve"> </w:t>
       </w:r>
       <w:r>
-        <w:t xml:space="preserve">performance type, and through the three-level model's explicit</w:t>
+        <w:t xml:space="preserve">performance type, and through the three-level model’s explicit</w:t>
       </w:r>
       <w:r>
         <w:t xml:space="preserve"> </w:t>
@@ -6612,7 +6687,7 @@
     </w:p>
     <w:bookmarkEnd w:id="33"/>
     <w:bookmarkEnd w:id="34"/>
-    <w:bookmarkStart w:id="35" w:name="X601957e051aebf49785be7eb6f4c3dde13d76da"/>
+    <w:bookmarkStart w:id="35" w:name="moderator-coding-protocol"/>
     <w:p>
       <w:pPr>
         <w:pStyle w:val="Heading3"/>
@@ -6681,7 +6756,25 @@
         <w:t xml:space="preserve"> </w:t>
       </w:r>
       <w:r>
-        <w:t xml:space="preserve">coded as "pooled" with ICRV regime assigned to the modal country if</w:t>
+        <w:t xml:space="preserve">coded as</w:t>
+      </w:r>
+      <w:r>
+        <w:t xml:space="preserve"> </w:t>
+      </w:r>
+      <w:r>
+        <w:t xml:space="preserve">“</w:t>
+      </w:r>
+      <w:r>
+        <w:t xml:space="preserve">pooled</w:t>
+      </w:r>
+      <w:r>
+        <w:t xml:space="preserve">”</w:t>
+      </w:r>
+      <w:r>
+        <w:t xml:space="preserve"> </w:t>
+      </w:r>
+      <w:r>
+        <w:t xml:space="preserve">with ICRV regime assigned to the modal country if</w:t>
       </w:r>
       <w:r>
         <w:t xml:space="preserve"> </w:t>
@@ -6693,7 +6786,13 @@
         <w:t xml:space="preserve"> </w:t>
       </w:r>
       <w:r>
-        <w:t xml:space="preserve">"cross-regime"</w:t>
+        <w:t xml:space="preserve">“</w:t>
+      </w:r>
+      <w:r>
+        <w:t xml:space="preserve">cross-regime</w:t>
+      </w:r>
+      <w:r>
+        <w:t xml:space="preserve">”</w:t>
       </w:r>
     </w:p>
     <w:p>
@@ -6774,7 +6873,7 @@
         <w:t xml:space="preserve"> </w:t>
       </w:r>
       <w:r>
-        <w:t xml:space="preserve">market-based (Tobin's Q, stock return); productivity-based (labor</w:t>
+        <w:t xml:space="preserve">market-based (Tobin’s Q, stock return); productivity-based (labor</w:t>
       </w:r>
       <w:r>
         <w:t xml:space="preserve"> </w:t>
@@ -6811,7 +6910,7 @@
         <w:t xml:space="preserve">ICRV regime</w:t>
       </w:r>
       <w:r>
-        <w:t xml:space="preserve">, Six-code classification</w:t>
+        <w:t xml:space="preserve">, Five-code classification</w:t>
       </w:r>
       <w:r>
         <w:t xml:space="preserve"> </w:t>
@@ -6908,7 +7007,7 @@
         <w:t xml:space="preserve"> </w:t>
       </w:r>
       <w:r>
-        <w:t xml:space="preserve">follows the median year of the study's data collection period. For</w:t>
+        <w:t xml:space="preserve">follows the median year of the study’s data collection period. For</w:t>
       </w:r>
       <w:r>
         <w:t xml:space="preserve"> </w:t>
@@ -6951,13 +7050,43 @@
         <w:t xml:space="preserve">DPL phase</w:t>
       </w:r>
       <w:r>
-        <w:t xml:space="preserve">, "Precede": data collection predominantly prior</w:t>
-      </w:r>
-      <w:r>
-        <w:t xml:space="preserve"> </w:t>
-      </w:r>
-      <w:r>
-        <w:t xml:space="preserve">to 2009 (median data year &lt; 2009); "Span": data collection spans</w:t>
+        <w:t xml:space="preserve">,</w:t>
+      </w:r>
+      <w:r>
+        <w:t xml:space="preserve"> </w:t>
+      </w:r>
+      <w:r>
+        <w:t xml:space="preserve">“</w:t>
+      </w:r>
+      <w:r>
+        <w:t xml:space="preserve">Precede</w:t>
+      </w:r>
+      <w:r>
+        <w:t xml:space="preserve">”</w:t>
+      </w:r>
+      <w:r>
+        <w:t xml:space="preserve">: data collection predominantly prior</w:t>
+      </w:r>
+      <w:r>
+        <w:t xml:space="preserve"> </w:t>
+      </w:r>
+      <w:r>
+        <w:t xml:space="preserve">to 2009 (median data year &lt; 2009);</w:t>
+      </w:r>
+      <w:r>
+        <w:t xml:space="preserve"> </w:t>
+      </w:r>
+      <w:r>
+        <w:t xml:space="preserve">“</w:t>
+      </w:r>
+      <w:r>
+        <w:t xml:space="preserve">Span</w:t>
+      </w:r>
+      <w:r>
+        <w:t xml:space="preserve">”</w:t>
+      </w:r>
+      <w:r>
+        <w:t xml:space="preserve">: data collection spans</w:t>
       </w:r>
       <w:r>
         <w:t xml:space="preserve"> </w:t>
@@ -6969,7 +7098,16 @@
         <w:t xml:space="preserve"> </w:t>
       </w:r>
       <w:r>
-        <w:t xml:space="preserve">"Follow": data collection predominantly post-2014 (median data year ≥</w:t>
+        <w:t xml:space="preserve">“</w:t>
+      </w:r>
+      <w:r>
+        <w:t xml:space="preserve">Follow</w:t>
+      </w:r>
+      <w:r>
+        <w:t xml:space="preserve">”</w:t>
+      </w:r>
+      <w:r>
+        <w:t xml:space="preserve">: data collection predominantly post-2014 (median data year ≥</w:t>
       </w:r>
       <w:r>
         <w:t xml:space="preserve"> </w:t>
@@ -6981,11 +7119,29 @@
         <w:t xml:space="preserve"> </w:t>
       </w:r>
       <w:r>
-        <w:t xml:space="preserve">coded as "Span" by default and flagged.</w:t>
+        <w:t xml:space="preserve">coded as</w:t>
+      </w:r>
+      <w:r>
+        <w:t xml:space="preserve"> </w:t>
+      </w:r>
+      <w:r>
+        <w:t xml:space="preserve">“</w:t>
+      </w:r>
+      <w:r>
+        <w:t xml:space="preserve">Span</w:t>
+      </w:r>
+      <w:r>
+        <w:t xml:space="preserve">”</w:t>
+      </w:r>
+      <w:r>
+        <w:t xml:space="preserve"> </w:t>
+      </w:r>
+      <w:r>
+        <w:t xml:space="preserve">by default and flagged.</w:t>
       </w:r>
     </w:p>
     <w:bookmarkEnd w:id="35"/>
-    <w:bookmarkStart w:id="36" w:name="X39398803b6212107b1d34889a3ed87f1d2a89f2"/>
+    <w:bookmarkStart w:id="36" w:name="statistical-model-three-level-mara"/>
     <w:p>
       <w:pPr>
         <w:pStyle w:val="Heading3"/>
@@ -7710,7 +7866,7 @@
         <w:t xml:space="preserve">d</w:t>
       </w:r>
       <w:r>
-        <w:t xml:space="preserve">_I,</w:t>
+        <w:t xml:space="preserve">_II,</w:t>
       </w:r>
       <w:r>
         <w:t xml:space="preserve"> </w:t>
@@ -7723,7 +7879,7 @@
         <w:t xml:space="preserve">d</w:t>
       </w:r>
       <w:r>
-        <w:t xml:space="preserve">_II,</w:t>
+        <w:t xml:space="preserve">_III,</w:t>
       </w:r>
       <w:r>
         <w:t xml:space="preserve"> </w:t>
@@ -7736,7 +7892,7 @@
         <w:t xml:space="preserve">d</w:t>
       </w:r>
       <w:r>
-        <w:t xml:space="preserve">_III,</w:t>
+        <w:t xml:space="preserve">_FR,</w:t>
       </w:r>
       <w:r>
         <w:t xml:space="preserve"> </w:t>
@@ -7749,13 +7905,13 @@
         <w:t xml:space="preserve">d</w:t>
       </w:r>
       <w:r>
-        <w:t xml:space="preserve">_SIDS, with Regime</w:t>
-      </w:r>
-      <w:r>
-        <w:t xml:space="preserve"> </w:t>
-      </w:r>
-      <w:r>
-        <w:t xml:space="preserve">V as reference]; continuous cDAI score; DPL phase dummy vector</w:t>
+        <w:t xml:space="preserve">_MX, with Regime</w:t>
+      </w:r>
+      <w:r>
+        <w:t xml:space="preserve"> </w:t>
+      </w:r>
+      <w:r>
+        <w:t xml:space="preserve">I (Advanced-Innovation) as reference]; continuous cDAI score; DPL phase dummy vector</w:t>
       </w:r>
       <w:r>
         <w:t xml:space="preserve"> </w:t>
@@ -7954,7 +8110,7 @@
         <w:t xml:space="preserve"> </w:t>
       </w:r>
       <w:r>
-        <w:t xml:space="preserve">applies here (Raudenbush &amp; Bryk, 2002, p. 39).</w:t>
+        <w:t xml:space="preserve">applies here (Raudenbush &amp; Bryk, 2002, p. 39).</w:t>
       </w:r>
     </w:p>
     <w:p>
@@ -7972,7 +8128,7 @@
         <w:t xml:space="preserve"> </w:t>
       </w:r>
       <w:r>
-        <w:t xml:space="preserve">All Pearson's</w:t>
+        <w:t xml:space="preserve">All Pearson’s</w:t>
       </w:r>
       <w:r>
         <w:t xml:space="preserve"> </w:t>
@@ -7994,7 +8150,7 @@
         <w:t xml:space="preserve"> </w:t>
       </w:r>
       <w:r>
-        <w:t xml:space="preserve">to Fisher's</w:t>
+        <w:t xml:space="preserve">to Fisher’s</w:t>
       </w:r>
       <w:r>
         <w:t xml:space="preserve"> </w:t>
@@ -8772,7 +8928,7 @@
       </w:r>
     </w:p>
     <w:bookmarkEnd w:id="36"/>
-    <w:bookmarkStart w:id="37" w:name="X2f1abb1755f8cc5892d8e5725c0dbd361d50806"/>
+    <w:bookmarkStart w:id="37" w:name="publication-bias-assessment"/>
     <w:p>
       <w:pPr>
         <w:pStyle w:val="Heading3"/>
@@ -8792,7 +8948,7 @@
         <w:t xml:space="preserve"> </w:t>
       </w:r>
       <w:r>
-        <w:t xml:space="preserve">the graduated approach recommended by Borenstein et al. (2021, ch. 30)</w:t>
+        <w:t xml:space="preserve">the graduated approach recommended by Borenstein et al. (2021, ch. 30)</w:t>
       </w:r>
       <w:r>
         <w:t xml:space="preserve"> </w:t>
@@ -8808,7 +8964,7 @@
           <w:bCs/>
           <w:b/>
         </w:rPr>
-        <w:t xml:space="preserve">Egger's weighted regression test</w:t>
+        <w:t xml:space="preserve">Egger’s weighted regression test</w:t>
       </w:r>
       <w:r>
         <w:t xml:space="preserve"> </w:t>
@@ -8836,7 +8992,7 @@
           <w:bCs/>
           <w:b/>
         </w:rPr>
-        <w:t xml:space="preserve">Begg and Mazumdar's rank correlation test</w:t>
+        <w:t xml:space="preserve">Begg and Mazumdar’s rank correlation test</w:t>
       </w:r>
       <w:r>
         <w:t xml:space="preserve"> </w:t>
@@ -8904,7 +9060,7 @@
           <w:bCs/>
           <w:b/>
         </w:rPr>
-        <w:t xml:space="preserve">Orwin's fail-safe</w:t>
+        <w:t xml:space="preserve">Orwin’s fail-safe</w:t>
       </w:r>
       <w:r>
         <w:rPr>
@@ -9094,7 +9250,7 @@
       </w:r>
     </w:p>
     <w:bookmarkEnd w:id="37"/>
-    <w:bookmarkStart w:id="38" w:name="Xe36430cf7d8e0a8c6df93020e9507d5e203e939"/>
+    <w:bookmarkStart w:id="38" w:name="robustness-checks"/>
     <w:p>
       <w:pPr>
         <w:pStyle w:val="Heading3"/>
@@ -9136,7 +9292,7 @@
           <w:bCs/>
           <w:b/>
         </w:rPr>
-        <w:t xml:space="preserve">Two-level vs. three-level comparison.</w:t>
+        <w:t xml:space="preserve">Two-level vs. three-level comparison.</w:t>
       </w:r>
       <w:r>
         <w:t xml:space="preserve"> </w:t>
@@ -9245,7 +9401,7 @@
         <w:t xml:space="preserve"> </w:t>
       </w:r>
       <w:r>
-        <w:t xml:space="preserve">influential studies (Cook's distance &gt; 4/</w:t>
+        <w:t xml:space="preserve">influential studies (Cook’s distance &gt; 4/</w:t>
       </w:r>
       <w:r>
         <w:rPr>
@@ -9423,7 +9579,7 @@
     </w:p>
     <w:bookmarkEnd w:id="38"/>
     <w:bookmarkEnd w:id="39"/>
-    <w:bookmarkStart w:id="47" w:name="X121719332867ee227f0a04b486098cee978c6e6"/>
+    <w:bookmarkStart w:id="47" w:name="results"/>
     <w:p>
       <w:pPr>
         <w:pStyle w:val="Heading2"/>
@@ -9432,7 +9588,7 @@
         <w:t xml:space="preserve">4. Results</w:t>
       </w:r>
     </w:p>
-    <w:bookmarkStart w:id="40" w:name="X404e116a6fc5d40bc82ca2b5ca0e91216768dfb"/>
+    <w:bookmarkStart w:id="40" w:name="X919d8d711cf606d2dd3f7af57602ee0032ae633"/>
     <w:p>
       <w:pPr>
         <w:pStyle w:val="Heading3"/>
@@ -9494,22 +9650,22 @@
           <w:iCs/>
           <w:i/>
         </w:rPr>
-        <w:t xml:space="preserve">(two authors independently coded a 20% stratified subsample, k = 47 studies, blind to each other's codes)</w:t>
+        <w:t xml:space="preserve">(two authors independently coded a 20% stratified subsample, k = 47 studies, blind to each other’s codes)</w:t>
       </w:r>
     </w:p>
     <w:tbl>
       <w:tblPr>
         <w:tblStyle w:val="Table"/>
-        <w:tblW w:type="auto" w:w="0"/>
+        <w:tblW w:type="pct" w:w="5000"/>
         <w:tblLook w:firstRow="1" w:lastRow="0" w:firstColumn="0" w:lastColumn="0" w:noHBand="0" w:noVBand="0" w:val="0020"/>
         <w:jc w:val="start"/>
       </w:tblPr>
       <w:tblGrid>
-        <w:gridCol w:w="1584"/>
-        <w:gridCol w:w="1584"/>
-        <w:gridCol w:w="1584"/>
-        <w:gridCol w:w="1584"/>
-        <w:gridCol w:w="1584"/>
+        <w:gridCol w:w="2217"/>
+        <w:gridCol w:w="1900"/>
+        <w:gridCol w:w="1161"/>
+        <w:gridCol w:w="739"/>
+        <w:gridCol w:w="1900"/>
       </w:tblGrid>
       <w:tr>
         <w:trPr>
@@ -9597,19 +9753,19 @@
               <w:jc w:val="left"/>
             </w:pPr>
             <w:r>
-              <w:t xml:space="preserve">Categorical (6)</w:t>
-            </w:r>
-          </w:p>
-        </w:tc>
-        <w:tc>
-          <w:tcPr/>
-          <w:p>
-            <w:pPr>
-              <w:pStyle w:val="Compact"/>
-              <w:jc w:val="left"/>
-            </w:pPr>
-            <w:r>
-              <w:t xml:space="preserve">Cohen's κ</w:t>
+              <w:t xml:space="preserve">Categorical (5)</w:t>
+            </w:r>
+          </w:p>
+        </w:tc>
+        <w:tc>
+          <w:tcPr/>
+          <w:p>
+            <w:pPr>
+              <w:pStyle w:val="Compact"/>
+              <w:jc w:val="left"/>
+            </w:pPr>
+            <w:r>
+              <w:t xml:space="preserve">Cohen’s κ</w:t>
             </w:r>
           </w:p>
         </w:tc>
@@ -9671,7 +9827,7 @@
               <w:jc w:val="left"/>
             </w:pPr>
             <w:r>
-              <w:t xml:space="preserve">Cohen's κ</w:t>
+              <w:t xml:space="preserve">Cohen’s κ</w:t>
             </w:r>
           </w:p>
         </w:tc>
@@ -9733,7 +9889,7 @@
               <w:jc w:val="left"/>
             </w:pPr>
             <w:r>
-              <w:t xml:space="preserve">Cohen's κ</w:t>
+              <w:t xml:space="preserve">Cohen’s κ</w:t>
             </w:r>
           </w:p>
         </w:tc>
@@ -9795,7 +9951,7 @@
               <w:jc w:val="left"/>
             </w:pPr>
             <w:r>
-              <w:t xml:space="preserve">Cohen's κ</w:t>
+              <w:t xml:space="preserve">Cohen’s κ</w:t>
             </w:r>
           </w:p>
         </w:tc>
@@ -9857,7 +10013,7 @@
               <w:jc w:val="left"/>
             </w:pPr>
             <w:r>
-              <w:t xml:space="preserve">Cohen's κ</w:t>
+              <w:t xml:space="preserve">Cohen’s κ</w:t>
             </w:r>
           </w:p>
         </w:tc>
@@ -9964,7 +10120,7 @@
         <w:t xml:space="preserve"> </w:t>
       </w:r>
       <w:r>
-        <w:t xml:space="preserve">The full corpus was coded by the first author against the standardized codebook (Appendix B). For reliability, the two authors independently coded a 20% stratified subsample (k = 47 studies), blind to each other's codes; agreement was assessed with Cohen's κ for the categorical moderators and ICC(2, 1) for the continuous cDAI index, against the Landis and Koch (1977) thresholds (κ ≥ 0.70; ICC ≥ 0.80). Disagreements were resolved by discussion, with Regime II/III boundary cases adjudicated by lookup of WGI Rule of Law vintage scores.</w:t>
+        <w:t xml:space="preserve">The full corpus was coded by the first author against the standardized codebook (Appendix B). For reliability, the two authors independently coded a 20% stratified subsample (k = 47 studies), blind to each other’s codes; agreement was assessed with Cohen’s κ for the categorical moderators and ICC(2, 1) for the continuous cDAI index, against the Landis and Koch (1977) thresholds (κ ≥ 0.70; ICC ≥ 0.80). Disagreements were resolved by discussion, with Regime II/III boundary cases adjudicated by lookup of WGI Rule of Law vintage scores.</w:t>
       </w:r>
     </w:p>
     <w:p>
@@ -9992,14 +10148,14 @@
     <w:tbl>
       <w:tblPr>
         <w:tblStyle w:val="Table"/>
-        <w:tblW w:type="auto" w:w="0"/>
+        <w:tblW w:type="pct" w:w="5000"/>
         <w:tblLook w:firstRow="1" w:lastRow="0" w:firstColumn="0" w:lastColumn="0" w:noHBand="0" w:noVBand="0" w:val="0020"/>
         <w:jc w:val="start"/>
       </w:tblPr>
       <w:tblGrid>
-        <w:gridCol w:w="2640"/>
-        <w:gridCol w:w="2640"/>
-        <w:gridCol w:w="2640"/>
+        <w:gridCol w:w="5840"/>
+        <w:gridCol w:w="1040"/>
+        <w:gridCol w:w="1040"/>
       </w:tblGrid>
       <w:tr>
         <w:trPr>
@@ -10083,19 +10239,19 @@
               <w:jc w:val="left"/>
             </w:pPr>
             <w:r>
-              <w:t xml:space="preserve">140</w:t>
-            </w:r>
-          </w:p>
-        </w:tc>
-        <w:tc>
-          <w:tcPr/>
-          <w:p>
-            <w:pPr>
-              <w:pStyle w:val="Compact"/>
-              <w:jc w:val="left"/>
-            </w:pPr>
-            <w:r>
-              <w:t xml:space="preserve">108</w:t>
+              <w:t xml:space="preserve">139</w:t>
+            </w:r>
+          </w:p>
+        </w:tc>
+        <w:tc>
+          <w:tcPr/>
+          <w:p>
+            <w:pPr>
+              <w:pStyle w:val="Compact"/>
+              <w:jc w:val="left"/>
+            </w:pPr>
+            <w:r>
+              <w:t xml:space="preserve">107</w:t>
             </w:r>
           </w:p>
         </w:tc>
@@ -10963,7 +11119,7 @@
       </w:r>
     </w:p>
     <w:bookmarkEnd w:id="40"/>
-    <w:bookmarkStart w:id="41" w:name="X484949e7994e09bd70500137e9d7c8f884b58c1"/>
+    <w:bookmarkStart w:id="41" w:name="baseline-three-level-model"/>
     <w:p>
       <w:pPr>
         <w:pStyle w:val="Heading3"/>
@@ -11744,7 +11900,7 @@
       </w:r>
     </w:p>
     <w:bookmarkEnd w:id="41"/>
-    <w:bookmarkStart w:id="42" w:name="Xa97dc1af7f7d522b04ad4b6d2a4fed8000451ef"/>
+    <w:bookmarkStart w:id="42" w:name="icrv-5-regime-moderation-h1"/>
     <w:p>
       <w:pPr>
         <w:pStyle w:val="Heading3"/>
@@ -11903,6 +12059,1003 @@
           <w:i/>
         </w:rPr>
         <w:t xml:space="preserve">k=238/K=288)</w:t>
+      </w:r>
+    </w:p>
+    <w:tbl>
+      <w:tblPr>
+        <w:tblStyle w:val="Table"/>
+        <w:tblW w:type="pct" w:w="5000"/>
+        <w:tblLook w:firstRow="1" w:lastRow="0" w:firstColumn="0" w:lastColumn="0" w:noHBand="0" w:noVBand="0" w:val="0020"/>
+        <w:jc w:val="start"/>
+      </w:tblPr>
+      <w:tblGrid>
+        <w:gridCol w:w="2282"/>
+        <w:gridCol w:w="223"/>
+        <w:gridCol w:w="313"/>
+        <w:gridCol w:w="805"/>
+        <w:gridCol w:w="4295"/>
+      </w:tblGrid>
+      <w:tr>
+        <w:trPr>
+          <w:tblHeader w:val="true"/>
+        </w:trPr>
+        <w:tc>
+          <w:tcPr/>
+          <w:p>
+            <w:pPr>
+              <w:pStyle w:val="Compact"/>
+              <w:jc w:val="left"/>
+            </w:pPr>
+            <w:r>
+              <w:t xml:space="preserve">Regime</w:t>
+            </w:r>
+          </w:p>
+        </w:tc>
+        <w:tc>
+          <w:tcPr/>
+          <w:p>
+            <w:pPr>
+              <w:pStyle w:val="Compact"/>
+              <w:jc w:val="left"/>
+            </w:pPr>
+            <w:r>
+              <w:rPr>
+                <w:iCs/>
+                <w:i/>
+              </w:rPr>
+              <w:t xml:space="preserve">k</w:t>
+            </w:r>
+          </w:p>
+        </w:tc>
+        <w:tc>
+          <w:tcPr/>
+          <w:p>
+            <w:pPr>
+              <w:pStyle w:val="Compact"/>
+              <w:jc w:val="left"/>
+            </w:pPr>
+            <w:r>
+              <w:rPr>
+                <w:iCs/>
+                <w:i/>
+              </w:rPr>
+              <w:t xml:space="preserve">r̄</w:t>
+            </w:r>
+          </w:p>
+        </w:tc>
+        <w:tc>
+          <w:tcPr/>
+          <w:p>
+            <w:pPr>
+              <w:pStyle w:val="Compact"/>
+              <w:jc w:val="left"/>
+            </w:pPr>
+            <w:r>
+              <w:t xml:space="preserve">95% CI</w:t>
+            </w:r>
+          </w:p>
+        </w:tc>
+        <w:tc>
+          <w:tcPr/>
+          <w:p>
+            <w:pPr>
+              <w:pStyle w:val="Compact"/>
+              <w:jc w:val="left"/>
+            </w:pPr>
+            <w:r>
+              <w:t xml:space="preserve">Note</w:t>
+            </w:r>
+          </w:p>
+        </w:tc>
+      </w:tr>
+      <w:tr>
+        <w:tc>
+          <w:tcPr/>
+          <w:p>
+            <w:pPr>
+              <w:pStyle w:val="Compact"/>
+              <w:jc w:val="left"/>
+            </w:pPr>
+            <w:r>
+              <w:t xml:space="preserve">I, Advanced-Innovation (SG, HK, KR, JP, UK, US…)</w:t>
+            </w:r>
+          </w:p>
+        </w:tc>
+        <w:tc>
+          <w:tcPr/>
+          <w:p>
+            <w:pPr>
+              <w:pStyle w:val="Compact"/>
+              <w:jc w:val="left"/>
+            </w:pPr>
+            <w:r>
+              <w:t xml:space="preserve">139</w:t>
+            </w:r>
+          </w:p>
+        </w:tc>
+        <w:tc>
+          <w:tcPr/>
+          <w:p>
+            <w:pPr>
+              <w:pStyle w:val="Compact"/>
+              <w:jc w:val="left"/>
+            </w:pPr>
+            <w:r>
+              <w:t xml:space="preserve">0.079</w:t>
+            </w:r>
+          </w:p>
+        </w:tc>
+        <w:tc>
+          <w:tcPr/>
+          <w:p>
+            <w:pPr>
+              <w:pStyle w:val="Compact"/>
+              <w:jc w:val="left"/>
+            </w:pPr>
+            <w:r>
+              <w:t xml:space="preserve">[0.058, 0.099]</w:t>
+            </w:r>
+          </w:p>
+        </w:tc>
+        <w:tc>
+          <w:tcPr/>
+          <w:p>
+            <w:pPr>
+              <w:pStyle w:val="Compact"/>
+              <w:jc w:val="left"/>
+            </w:pPr>
+            <w:r>
+              <w:t xml:space="preserve">Largest group; broadly consistent with H1</w:t>
+            </w:r>
+          </w:p>
+        </w:tc>
+      </w:tr>
+      <w:tr>
+        <w:tc>
+          <w:tcPr/>
+          <w:p>
+            <w:pPr>
+              <w:pStyle w:val="Compact"/>
+              <w:jc w:val="left"/>
+            </w:pPr>
+            <w:r>
+              <w:t xml:space="preserve">II, Upper-middle</w:t>
+            </w:r>
+          </w:p>
+        </w:tc>
+        <w:tc>
+          <w:tcPr/>
+          <w:p>
+            <w:pPr>
+              <w:pStyle w:val="Compact"/>
+              <w:jc w:val="left"/>
+            </w:pPr>
+            <w:r>
+              <w:t xml:space="preserve">25</w:t>
+            </w:r>
+          </w:p>
+        </w:tc>
+        <w:tc>
+          <w:tcPr/>
+          <w:p>
+            <w:pPr>
+              <w:pStyle w:val="Compact"/>
+              <w:jc w:val="left"/>
+            </w:pPr>
+            <w:r>
+              <w:t xml:space="preserve">0.065</w:t>
+            </w:r>
+          </w:p>
+        </w:tc>
+        <w:tc>
+          <w:tcPr/>
+          <w:p>
+            <w:pPr>
+              <w:pStyle w:val="Compact"/>
+              <w:jc w:val="left"/>
+            </w:pPr>
+            <w:r>
+              <w:t xml:space="preserve">[0.020, 0.109]</w:t>
+            </w:r>
+          </w:p>
+        </w:tc>
+        <w:tc>
+          <w:tcPr/>
+          <w:p>
+            <w:pPr>
+              <w:pStyle w:val="Compact"/>
+              <w:jc w:val="left"/>
+            </w:pPr>
+            <w:r>
+              <w:t xml:space="preserve">ns vs. Group I (b = −0.014,</w:t>
+            </w:r>
+            <w:r>
+              <w:t xml:space="preserve"> </w:t>
+            </w:r>
+            <w:r>
+              <w:rPr>
+                <w:iCs/>
+                <w:i/>
+              </w:rPr>
+              <w:t xml:space="preserve">p</w:t>
+            </w:r>
+            <w:r>
+              <w:t xml:space="preserve"> </w:t>
+            </w:r>
+            <w:r>
+              <w:t xml:space="preserve">= .581)</w:t>
+            </w:r>
+          </w:p>
+        </w:tc>
+      </w:tr>
+      <w:tr>
+        <w:tc>
+          <w:tcPr/>
+          <w:p>
+            <w:pPr>
+              <w:pStyle w:val="Compact"/>
+              <w:jc w:val="left"/>
+            </w:pPr>
+            <w:r>
+              <w:t xml:space="preserve">III, Emerging (VN, IN, CN, PH…)</w:t>
+            </w:r>
+          </w:p>
+        </w:tc>
+        <w:tc>
+          <w:tcPr/>
+          <w:p>
+            <w:pPr>
+              <w:pStyle w:val="Compact"/>
+              <w:jc w:val="left"/>
+            </w:pPr>
+            <w:r>
+              <w:t xml:space="preserve">90</w:t>
+            </w:r>
+          </w:p>
+        </w:tc>
+        <w:tc>
+          <w:tcPr/>
+          <w:p>
+            <w:pPr>
+              <w:pStyle w:val="Compact"/>
+              <w:jc w:val="left"/>
+            </w:pPr>
+            <w:r>
+              <w:t xml:space="preserve">0.068</w:t>
+            </w:r>
+          </w:p>
+        </w:tc>
+        <w:tc>
+          <w:tcPr/>
+          <w:p>
+            <w:pPr>
+              <w:pStyle w:val="Compact"/>
+              <w:jc w:val="left"/>
+            </w:pPr>
+            <w:r>
+              <w:t xml:space="preserve">[0.044, 0.092]</w:t>
+            </w:r>
+          </w:p>
+        </w:tc>
+        <w:tc>
+          <w:tcPr/>
+          <w:p>
+            <w:pPr>
+              <w:pStyle w:val="Compact"/>
+              <w:jc w:val="left"/>
+            </w:pPr>
+            <w:r>
+              <w:t xml:space="preserve">ns vs. Group I (b = −0.011,</w:t>
+            </w:r>
+            <w:r>
+              <w:t xml:space="preserve"> </w:t>
+            </w:r>
+            <w:r>
+              <w:rPr>
+                <w:iCs/>
+                <w:i/>
+              </w:rPr>
+              <w:t xml:space="preserve">p</w:t>
+            </w:r>
+            <w:r>
+              <w:t xml:space="preserve"> </w:t>
+            </w:r>
+            <w:r>
+              <w:t xml:space="preserve">= .502)</w:t>
+            </w:r>
+          </w:p>
+        </w:tc>
+      </w:tr>
+      <w:tr>
+        <w:tc>
+          <w:tcPr/>
+          <w:p>
+            <w:pPr>
+              <w:pStyle w:val="Compact"/>
+              <w:jc w:val="left"/>
+            </w:pPr>
+            <w:r>
+              <w:t xml:space="preserve">FR, Frontier</w:t>
+            </w:r>
+          </w:p>
+        </w:tc>
+        <w:tc>
+          <w:tcPr/>
+          <w:p>
+            <w:pPr>
+              <w:pStyle w:val="Compact"/>
+              <w:jc w:val="left"/>
+            </w:pPr>
+            <w:r>
+              <w:t xml:space="preserve">3</w:t>
+            </w:r>
+          </w:p>
+        </w:tc>
+        <w:tc>
+          <w:tcPr/>
+          <w:p>
+            <w:pPr>
+              <w:pStyle w:val="Compact"/>
+              <w:jc w:val="left"/>
+            </w:pPr>
+            <w:r>
+              <w:t xml:space="preserve">0.349</w:t>
+            </w:r>
+          </w:p>
+        </w:tc>
+        <w:tc>
+          <w:tcPr/>
+          <w:p>
+            <w:pPr>
+              <w:pStyle w:val="Compact"/>
+              <w:jc w:val="left"/>
+            </w:pPr>
+            <w:r>
+              <w:t xml:space="preserve">[0.217, 0.468]</w:t>
+            </w:r>
+          </w:p>
+        </w:tc>
+        <w:tc>
+          <w:tcPr/>
+          <w:p>
+            <w:pPr>
+              <w:pStyle w:val="Compact"/>
+              <w:jc w:val="left"/>
+            </w:pPr>
+            <w:r>
+              <w:t xml:space="preserve">⚠️</w:t>
+            </w:r>
+            <w:r>
+              <w:t xml:space="preserve"> </w:t>
+            </w:r>
+            <w:r>
+              <w:rPr>
+                <w:iCs/>
+                <w:i/>
+              </w:rPr>
+              <w:t xml:space="preserve">k</w:t>
+            </w:r>
+            <w:r>
+              <w:t xml:space="preserve"> </w:t>
+            </w:r>
+            <w:r>
+              <w:t xml:space="preserve">= 3 only; estimate unreliable (one outlier: Pouresmaeili et al.,</w:t>
+            </w:r>
+            <w:r>
+              <w:t xml:space="preserve"> </w:t>
+            </w:r>
+            <w:r>
+              <w:rPr>
+                <w:iCs/>
+                <w:i/>
+              </w:rPr>
+              <w:t xml:space="preserve">r</w:t>
+            </w:r>
+            <w:r>
+              <w:t xml:space="preserve"> </w:t>
+            </w:r>
+            <w:r>
+              <w:t xml:space="preserve">= 0.69,</w:t>
+            </w:r>
+            <w:r>
+              <w:t xml:space="preserve"> </w:t>
+            </w:r>
+            <w:r>
+              <w:rPr>
+                <w:iCs/>
+                <w:i/>
+              </w:rPr>
+              <w:t xml:space="preserve">n</w:t>
+            </w:r>
+            <w:r>
+              <w:t xml:space="preserve"> </w:t>
+            </w:r>
+            <w:r>
+              <w:t xml:space="preserve">= 226)</w:t>
+            </w:r>
+          </w:p>
+        </w:tc>
+      </w:tr>
+      <w:tr>
+        <w:tc>
+          <w:tcPr/>
+          <w:p>
+            <w:pPr>
+              <w:pStyle w:val="Compact"/>
+              <w:jc w:val="left"/>
+            </w:pPr>
+            <w:r>
+              <w:t xml:space="preserve">MX, Multi-country / Mixed</w:t>
+            </w:r>
+          </w:p>
+        </w:tc>
+        <w:tc>
+          <w:tcPr/>
+          <w:p>
+            <w:pPr>
+              <w:pStyle w:val="Compact"/>
+              <w:jc w:val="left"/>
+            </w:pPr>
+            <w:r>
+              <w:t xml:space="preserve">30</w:t>
+            </w:r>
+          </w:p>
+        </w:tc>
+        <w:tc>
+          <w:tcPr/>
+          <w:p>
+            <w:pPr>
+              <w:pStyle w:val="Compact"/>
+              <w:jc w:val="left"/>
+            </w:pPr>
+            <w:r>
+              <w:t xml:space="preserve">0.053</w:t>
+            </w:r>
+          </w:p>
+        </w:tc>
+        <w:tc>
+          <w:tcPr/>
+          <w:p>
+            <w:pPr>
+              <w:pStyle w:val="Compact"/>
+              <w:jc w:val="left"/>
+            </w:pPr>
+            <w:r>
+              <w:t xml:space="preserve">[0.012, 0.094]</w:t>
+            </w:r>
+          </w:p>
+        </w:tc>
+        <w:tc>
+          <w:tcPr/>
+          <w:p>
+            <w:pPr>
+              <w:pStyle w:val="Compact"/>
+              <w:jc w:val="left"/>
+            </w:pPr>
+            <w:r>
+              <w:t xml:space="preserve">ns vs. Group I (b = −0.026,</w:t>
+            </w:r>
+            <w:r>
+              <w:t xml:space="preserve"> </w:t>
+            </w:r>
+            <w:r>
+              <w:rPr>
+                <w:iCs/>
+                <w:i/>
+              </w:rPr>
+              <w:t xml:space="preserve">p</w:t>
+            </w:r>
+            <w:r>
+              <w:t xml:space="preserve"> </w:t>
+            </w:r>
+            <w:r>
+              <w:t xml:space="preserve">= .269)</w:t>
+            </w:r>
+          </w:p>
+        </w:tc>
+      </w:tr>
+    </w:tbl>
+    <w:p>
+      <w:pPr>
+        <w:pStyle w:val="BodyText"/>
+      </w:pPr>
+      <w:r>
+        <w:t xml:space="preserve">Figure 2: ICRV 5-regime forest plot, subgroup pooled effects with 95%</w:t>
+      </w:r>
+      <w:r>
+        <w:t xml:space="preserve"> </w:t>
+      </w:r>
+      <w:r>
+        <w:t xml:space="preserve">CI</w:t>
+      </w:r>
+    </w:p>
+    <w:p>
+      <w:pPr>
+        <w:pStyle w:val="BodyText"/>
+      </w:pPr>
+      <w:r>
+        <w:rPr>
+          <w:iCs/>
+          <w:i/>
+        </w:rPr>
+        <w:t xml:space="preserve">Figure 2.</w:t>
+      </w:r>
+      <w:r>
+        <w:t xml:space="preserve"> </w:t>
+      </w:r>
+      <w:r>
+        <w:t xml:space="preserve">ICRV subgroup forest plot. Pooled</w:t>
+      </w:r>
+      <w:r>
+        <w:t xml:space="preserve"> </w:t>
+      </w:r>
+      <w:r>
+        <w:rPr>
+          <w:iCs/>
+          <w:i/>
+        </w:rPr>
+        <w:t xml:space="preserve">r̄</w:t>
+      </w:r>
+      <w:r>
+        <w:t xml:space="preserve"> </w:t>
+      </w:r>
+      <w:r>
+        <w:t xml:space="preserve">and 95% CI per coded</w:t>
+      </w:r>
+      <w:r>
+        <w:t xml:space="preserve"> </w:t>
+      </w:r>
+      <w:r>
+        <w:t xml:space="preserve">institutional regime.</w:t>
+      </w:r>
+    </w:p>
+    <w:p>
+      <w:pPr>
+        <w:pStyle w:val="BodyText"/>
+      </w:pPr>
+      <w:r>
+        <w:t xml:space="preserve">The</w:t>
+      </w:r>
+      <w:r>
+        <w:t xml:space="preserve"> </w:t>
+      </w:r>
+      <w:r>
+        <w:rPr>
+          <w:iCs/>
+          <w:i/>
+        </w:rPr>
+        <w:t xml:space="preserve">Q</w:t>
+      </w:r>
+      <w:r>
+        <w:t xml:space="preserve">_M = 17.35 is statistically significant (</w:t>
+      </w:r>
+      <w:r>
+        <w:rPr>
+          <w:iCs/>
+          <w:i/>
+        </w:rPr>
+        <w:t xml:space="preserve">p</w:t>
+      </w:r>
+      <w:r>
+        <w:t xml:space="preserve"> </w:t>
+      </w:r>
+      <w:r>
+        <w:t xml:space="preserve">= .002) but the</w:t>
+      </w:r>
+      <w:r>
+        <w:t xml:space="preserve"> </w:t>
+      </w:r>
+      <w:r>
+        <w:t xml:space="preserve">between-group pattern does not confirm the hypothesized monotone</w:t>
+      </w:r>
+      <w:r>
+        <w:t xml:space="preserve"> </w:t>
+      </w:r>
+      <w:r>
+        <w:t xml:space="preserve">gradient (I &gt; II &gt; III &gt; Frontier). Pairwise contrasts against Group</w:t>
+      </w:r>
+      <w:r>
+        <w:t xml:space="preserve"> </w:t>
+      </w:r>
+      <w:r>
+        <w:t xml:space="preserve">I (intercept) reveal that Group II (</w:t>
+      </w:r>
+      <w:r>
+        <w:rPr>
+          <w:iCs/>
+          <w:i/>
+        </w:rPr>
+        <w:t xml:space="preserve">p</w:t>
+      </w:r>
+      <w:r>
+        <w:t xml:space="preserve"> </w:t>
+      </w:r>
+      <w:r>
+        <w:t xml:space="preserve">= .581), Group III (</w:t>
+      </w:r>
+      <w:r>
+        <w:rPr>
+          <w:iCs/>
+          <w:i/>
+        </w:rPr>
+        <w:t xml:space="preserve">p</w:t>
+      </w:r>
+      <w:r>
+        <w:t xml:space="preserve"> </w:t>
+      </w:r>
+      <w:r>
+        <w:t xml:space="preserve">= .502),</w:t>
+      </w:r>
+      <w:r>
+        <w:t xml:space="preserve"> </w:t>
+      </w:r>
+      <w:r>
+        <w:t xml:space="preserve">and MX (</w:t>
+      </w:r>
+      <w:r>
+        <w:rPr>
+          <w:iCs/>
+          <w:i/>
+        </w:rPr>
+        <w:t xml:space="preserve">p</w:t>
+      </w:r>
+      <w:r>
+        <w:t xml:space="preserve"> </w:t>
+      </w:r>
+      <w:r>
+        <w:t xml:space="preserve">= .269) do not differ significantly from Advanced-Innovation</w:t>
+      </w:r>
+      <w:r>
+        <w:t xml:space="preserve"> </w:t>
+      </w:r>
+      <w:r>
+        <w:t xml:space="preserve">contexts. The only significant contrast is Group I vs. Frontier (b =</w:t>
+      </w:r>
+      <w:r>
+        <w:t xml:space="preserve"> </w:t>
+      </w:r>
+      <w:r>
+        <w:t xml:space="preserve">+0.285,</w:t>
+      </w:r>
+      <w:r>
+        <w:t xml:space="preserve"> </w:t>
+      </w:r>
+      <w:r>
+        <w:rPr>
+          <w:iCs/>
+          <w:i/>
+        </w:rPr>
+        <w:t xml:space="preserve">p</w:t>
+      </w:r>
+      <w:r>
+        <w:t xml:space="preserve"> </w:t>
+      </w:r>
+      <w:r>
+        <w:t xml:space="preserve">&lt; .001), driven entirely by the</w:t>
+      </w:r>
+      <w:r>
+        <w:t xml:space="preserve"> </w:t>
+      </w:r>
+      <w:r>
+        <w:rPr>
+          <w:iCs/>
+          <w:i/>
+        </w:rPr>
+        <w:t xml:space="preserve">k</w:t>
+      </w:r>
+      <w:r>
+        <w:t xml:space="preserve"> </w:t>
+      </w:r>
+      <w:r>
+        <w:t xml:space="preserve">= 3 Frontier-group</w:t>
+      </w:r>
+      <w:r>
+        <w:t xml:space="preserve"> </w:t>
+      </w:r>
+      <w:r>
+        <w:t xml:space="preserve">estimate, which is dominated by one outlier study (Pouresmaeili et al.,</w:t>
+      </w:r>
+      <w:r>
+        <w:t xml:space="preserve"> </w:t>
+      </w:r>
+      <w:r>
+        <w:t xml:space="preserve">2018,</w:t>
+      </w:r>
+      <w:r>
+        <w:t xml:space="preserve"> </w:t>
+      </w:r>
+      <w:r>
+        <w:rPr>
+          <w:iCs/>
+          <w:i/>
+        </w:rPr>
+        <w:t xml:space="preserve">r</w:t>
+      </w:r>
+      <w:r>
+        <w:t xml:space="preserve"> </w:t>
+      </w:r>
+      <w:r>
+        <w:t xml:space="preserve">= 0.69). Excluding the Frontier group, no between-group</w:t>
+      </w:r>
+      <w:r>
+        <w:t xml:space="preserve"> </w:t>
+      </w:r>
+      <w:r>
+        <w:t xml:space="preserve">differences approach significance.</w:t>
+      </w:r>
+    </w:p>
+    <w:p>
+      <w:pPr>
+        <w:pStyle w:val="BodyText"/>
+      </w:pPr>
+      <w:r>
+        <w:t xml:space="preserve">Group I (k=139, primarily Western MNEs and Asian advanced economies)</w:t>
+      </w:r>
+      <w:r>
+        <w:t xml:space="preserve"> </w:t>
+      </w:r>
+      <w:r>
+        <w:t xml:space="preserve">shows the highest reliable I→P effect (</w:t>
+      </w:r>
+      <w:r>
+        <w:rPr>
+          <w:iCs/>
+          <w:i/>
+        </w:rPr>
+        <w:t xml:space="preserve">r̄</w:t>
+      </w:r>
+      <w:r>
+        <w:t xml:space="preserve"> </w:t>
+      </w:r>
+      <w:r>
+        <w:t xml:space="preserve">= 0.079), and Group III</w:t>
+      </w:r>
+      <w:r>
+        <w:t xml:space="preserve"> </w:t>
+      </w:r>
+      <w:r>
+        <w:t xml:space="preserve">(k=90, Emerging) shows</w:t>
+      </w:r>
+      <w:r>
+        <w:t xml:space="preserve"> </w:t>
+      </w:r>
+      <w:r>
+        <w:rPr>
+          <w:iCs/>
+          <w:i/>
+        </w:rPr>
+        <w:t xml:space="preserve">r̄</w:t>
+      </w:r>
+      <w:r>
+        <w:t xml:space="preserve"> </w:t>
+      </w:r>
+      <w:r>
+        <w:t xml:space="preserve">= 0.068, a difference of 0.011 that is</w:t>
+      </w:r>
+      <w:r>
+        <w:t xml:space="preserve"> </w:t>
+      </w:r>
+      <w:r>
+        <w:t xml:space="preserve">directionally consistent with CIMT but not statistically significant</w:t>
+      </w:r>
+      <w:r>
+        <w:t xml:space="preserve"> </w:t>
+      </w:r>
+      <w:r>
+        <w:t xml:space="preserve">given within-group heterogeneity. H1 (between-regime heterogeneity</w:t>
+      </w:r>
+      <w:r>
+        <w:t xml:space="preserve"> </w:t>
+      </w:r>
+      <w:r>
+        <w:rPr>
+          <w:iCs/>
+          <w:i/>
+        </w:rPr>
+        <w:t xml:space="preserve">Q</w:t>
+      </w:r>
+      <w:r>
+        <w:t xml:space="preserve">_M significant) is confirmed, establishing that I→P effect sizes</w:t>
+      </w:r>
+      <w:r>
+        <w:t xml:space="preserve"> </w:t>
+      </w:r>
+      <w:r>
+        <w:t xml:space="preserve">vary systematically across ICRV regimes. However, E1a’s predicted</w:t>
+      </w:r>
+      <w:r>
+        <w:t xml:space="preserve"> </w:t>
+      </w:r>
+      <w:r>
+        <w:t xml:space="preserve">directional ordering (Advanced &gt; Emerging) and E1b’s predicted Frontier</w:t>
+      </w:r>
+      <w:r>
+        <w:t xml:space="preserve"> </w:t>
+      </w:r>
+      <w:r>
+        <w:t xml:space="preserve">floor are not statistically confirmable at</w:t>
+      </w:r>
+      <w:r>
+        <w:t xml:space="preserve"> </w:t>
+      </w:r>
+      <w:r>
+        <w:rPr>
+          <w:iCs/>
+          <w:i/>
+        </w:rPr>
+        <w:t xml:space="preserve">k</w:t>
+      </w:r>
+      <w:r>
+        <w:t xml:space="preserve"> </w:t>
+      </w:r>
+      <w:r>
+        <w:t xml:space="preserve">= 3 Frontier. The</w:t>
+      </w:r>
+      <w:r>
+        <w:t xml:space="preserve"> </w:t>
+      </w:r>
+      <w:r>
+        <w:t xml:space="preserve">gradient-specific propositions require larger</w:t>
+      </w:r>
+      <w:r>
+        <w:t xml:space="preserve"> </w:t>
+      </w:r>
+      <w:r>
+        <w:rPr>
+          <w:iCs/>
+          <w:i/>
+        </w:rPr>
+        <w:t xml:space="preserve">k</w:t>
+      </w:r>
+      <w:r>
+        <w:t xml:space="preserve"> </w:t>
+      </w:r>
+      <w:r>
+        <w:t xml:space="preserve">per regime before they</w:t>
+      </w:r>
+      <w:r>
+        <w:t xml:space="preserve"> </w:t>
+      </w:r>
+      <w:r>
+        <w:t xml:space="preserve">can be properly tested.</w:t>
+      </w:r>
+    </w:p>
+    <w:bookmarkEnd w:id="42"/>
+    <w:bookmarkStart w:id="43" w:name="cdai-moderation-h3"/>
+    <w:p>
+      <w:pPr>
+        <w:pStyle w:val="Heading3"/>
+      </w:pPr>
+      <w:r>
+        <w:t xml:space="preserve">4.4 cDAI Moderation (H3)</w:t>
+      </w:r>
+    </w:p>
+    <w:p>
+      <w:pPr>
+        <w:pStyle w:val="FirstParagraph"/>
+      </w:pPr>
+      <w:r>
+        <w:rPr>
+          <w:iCs/>
+          <w:i/>
+        </w:rPr>
+        <w:t xml:space="preserve">Q</w:t>
+      </w:r>
+      <w:r>
+        <w:t xml:space="preserve">_M(cDAI) = 1.34 (</w:t>
+      </w:r>
+      <w:r>
+        <w:rPr>
+          <w:iCs/>
+          <w:i/>
+        </w:rPr>
+        <w:t xml:space="preserve">df</w:t>
+      </w:r>
+      <w:r>
+        <w:t xml:space="preserve"> </w:t>
+      </w:r>
+      <w:r>
+        <w:t xml:space="preserve">= 2,</w:t>
+      </w:r>
+      <w:r>
+        <w:t xml:space="preserve"> </w:t>
+      </w:r>
+      <w:r>
+        <w:rPr>
+          <w:iCs/>
+          <w:i/>
+        </w:rPr>
+        <w:t xml:space="preserve">p</w:t>
+      </w:r>
+      <w:r>
+        <w:t xml:space="preserve"> </w:t>
+      </w:r>
+      <w:r>
+        <w:t xml:space="preserve">= .513). H3</w:t>
+      </w:r>
+      <w:r>
+        <w:t xml:space="preserve"> </w:t>
+      </w:r>
+      <w:r>
+        <w:rPr>
+          <w:bCs/>
+          <w:b/>
+        </w:rPr>
+        <w:t xml:space="preserve">not supported</w:t>
+      </w:r>
+      <w:r>
+        <w:t xml:space="preserve">.</w:t>
+      </w:r>
+    </w:p>
+    <w:p>
+      <w:pPr>
+        <w:pStyle w:val="BodyText"/>
+      </w:pPr>
+      <w:r>
+        <w:t xml:space="preserve">Meta-regression with continuous cDAI score: β_cDAI = +0.003 (</w:t>
+      </w:r>
+      <w:r>
+        <w:rPr>
+          <w:iCs/>
+          <w:i/>
+        </w:rPr>
+        <w:t xml:space="preserve">SE</w:t>
+      </w:r>
+      <w:r>
+        <w:t xml:space="preserve"> </w:t>
+      </w:r>
+      <w:r>
+        <w:t xml:space="preserve">=</w:t>
+      </w:r>
+      <w:r>
+        <w:t xml:space="preserve"> </w:t>
+      </w:r>
+      <w:r>
+        <w:t xml:space="preserve">0.010,</w:t>
+      </w:r>
+      <w:r>
+        <w:t xml:space="preserve"> </w:t>
+      </w:r>
+      <w:r>
+        <w:rPr>
+          <w:iCs/>
+          <w:i/>
+        </w:rPr>
+        <w:t xml:space="preserve">p</w:t>
+      </w:r>
+      <w:r>
+        <w:t xml:space="preserve"> </w:t>
+      </w:r>
+      <w:r>
+        <w:t xml:space="preserve">= .744). Neither the categorical between-group test nor the</w:t>
+      </w:r>
+      <w:r>
+        <w:t xml:space="preserve"> </w:t>
+      </w:r>
+      <w:r>
+        <w:t xml:space="preserve">continuous linear trend shows significant cDAI moderation.</w:t>
+      </w:r>
+    </w:p>
+    <w:p>
+      <w:pPr>
+        <w:pStyle w:val="BodyText"/>
+      </w:pPr>
+      <w:r>
+        <w:rPr>
+          <w:bCs/>
+          <w:b/>
+        </w:rPr>
+        <w:t xml:space="preserve">Table 4.2, cDAI subgroup</w:t>
+      </w:r>
+      <w:r>
+        <w:t xml:space="preserve"> </w:t>
+      </w:r>
+      <w:r>
+        <w:rPr>
+          <w:iCs/>
+          <w:i/>
+        </w:rPr>
+        <w:t xml:space="preserve">(actual MARA output)</w:t>
       </w:r>
     </w:p>
     <w:tbl>
@@ -11931,7 +13084,7 @@
               <w:jc w:val="left"/>
             </w:pPr>
             <w:r>
-              <w:t xml:space="preserve">Regime</w:t>
+              <w:t xml:space="preserve">cDAI Group</w:t>
             </w:r>
           </w:p>
         </w:tc>
@@ -11987,7 +13140,7 @@
               <w:jc w:val="left"/>
             </w:pPr>
             <w:r>
-              <w:t xml:space="preserve">Note</w:t>
+              <w:t xml:space="preserve">Δ vs. Low</w:t>
             </w:r>
           </w:p>
         </w:tc>
@@ -12001,55 +13154,55 @@
               <w:jc w:val="left"/>
             </w:pPr>
             <w:r>
-              <w:t xml:space="preserve">I, Advanced-Innovation (SG, HK, KR, JP, UK, US…)</w:t>
-            </w:r>
-          </w:p>
-        </w:tc>
-        <w:tc>
-          <w:tcPr/>
-          <w:p>
-            <w:pPr>
-              <w:pStyle w:val="Compact"/>
-              <w:jc w:val="left"/>
-            </w:pPr>
-            <w:r>
-              <w:t xml:space="preserve">139</w:t>
-            </w:r>
-          </w:p>
-        </w:tc>
-        <w:tc>
-          <w:tcPr/>
-          <w:p>
-            <w:pPr>
-              <w:pStyle w:val="Compact"/>
-              <w:jc w:val="left"/>
-            </w:pPr>
-            <w:r>
-              <w:t xml:space="preserve">0.079</w:t>
-            </w:r>
-          </w:p>
-        </w:tc>
-        <w:tc>
-          <w:tcPr/>
-          <w:p>
-            <w:pPr>
-              <w:pStyle w:val="Compact"/>
-              <w:jc w:val="left"/>
-            </w:pPr>
-            <w:r>
-              <w:t xml:space="preserve">[0.058, 0.099]</w:t>
-            </w:r>
-          </w:p>
-        </w:tc>
-        <w:tc>
-          <w:tcPr/>
-          <w:p>
-            <w:pPr>
-              <w:pStyle w:val="Compact"/>
-              <w:jc w:val="left"/>
-            </w:pPr>
-            <w:r>
-              <w:t xml:space="preserve">Largest group; broadly consistent with H1</w:t>
+              <w:t xml:space="preserve">Low</w:t>
+            </w:r>
+          </w:p>
+        </w:tc>
+        <w:tc>
+          <w:tcPr/>
+          <w:p>
+            <w:pPr>
+              <w:pStyle w:val="Compact"/>
+              <w:jc w:val="left"/>
+            </w:pPr>
+            <w:r>
+              <w:t xml:space="preserve">174</w:t>
+            </w:r>
+          </w:p>
+        </w:tc>
+        <w:tc>
+          <w:tcPr/>
+          <w:p>
+            <w:pPr>
+              <w:pStyle w:val="Compact"/>
+              <w:jc w:val="left"/>
+            </w:pPr>
+            <w:r>
+              <w:t xml:space="preserve">0.075</w:t>
+            </w:r>
+          </w:p>
+        </w:tc>
+        <w:tc>
+          <w:tcPr/>
+          <w:p>
+            <w:pPr>
+              <w:pStyle w:val="Compact"/>
+              <w:jc w:val="left"/>
+            </w:pPr>
+            <w:r>
+              <w:t xml:space="preserve">[0.056, 0.094]</w:t>
+            </w:r>
+          </w:p>
+        </w:tc>
+        <w:tc>
+          <w:tcPr/>
+          <w:p>
+            <w:pPr>
+              <w:pStyle w:val="Compact"/>
+              <w:jc w:val="left"/>
+            </w:pPr>
+            <w:r>
+              <w:t xml:space="preserve">,</w:t>
             </w:r>
           </w:p>
         </w:tc>
@@ -12063,55 +13216,55 @@
               <w:jc w:val="left"/>
             </w:pPr>
             <w:r>
-              <w:t xml:space="preserve">II, Upper-middle</w:t>
-            </w:r>
-          </w:p>
-        </w:tc>
-        <w:tc>
-          <w:tcPr/>
-          <w:p>
-            <w:pPr>
-              <w:pStyle w:val="Compact"/>
-              <w:jc w:val="left"/>
-            </w:pPr>
-            <w:r>
-              <w:t xml:space="preserve">25</w:t>
-            </w:r>
-          </w:p>
-        </w:tc>
-        <w:tc>
-          <w:tcPr/>
-          <w:p>
-            <w:pPr>
-              <w:pStyle w:val="Compact"/>
-              <w:jc w:val="left"/>
-            </w:pPr>
-            <w:r>
-              <w:t xml:space="preserve">0.065</w:t>
-            </w:r>
-          </w:p>
-        </w:tc>
-        <w:tc>
-          <w:tcPr/>
-          <w:p>
-            <w:pPr>
-              <w:pStyle w:val="Compact"/>
-              <w:jc w:val="left"/>
-            </w:pPr>
-            <w:r>
-              <w:t xml:space="preserve">[0.020, 0.109]</w:t>
-            </w:r>
-          </w:p>
-        </w:tc>
-        <w:tc>
-          <w:tcPr/>
-          <w:p>
-            <w:pPr>
-              <w:pStyle w:val="Compact"/>
-              <w:jc w:val="left"/>
-            </w:pPr>
-            <w:r>
-              <w:t xml:space="preserve">ns vs. Group I (b = −0.014,</w:t>
+              <w:t xml:space="preserve">Medium</w:t>
+            </w:r>
+          </w:p>
+        </w:tc>
+        <w:tc>
+          <w:tcPr/>
+          <w:p>
+            <w:pPr>
+              <w:pStyle w:val="Compact"/>
+              <w:jc w:val="left"/>
+            </w:pPr>
+            <w:r>
+              <w:t xml:space="preserve">75</w:t>
+            </w:r>
+          </w:p>
+        </w:tc>
+        <w:tc>
+          <w:tcPr/>
+          <w:p>
+            <w:pPr>
+              <w:pStyle w:val="Compact"/>
+              <w:jc w:val="left"/>
+            </w:pPr>
+            <w:r>
+              <w:t xml:space="preserve">0.063</w:t>
+            </w:r>
+          </w:p>
+        </w:tc>
+        <w:tc>
+          <w:tcPr/>
+          <w:p>
+            <w:pPr>
+              <w:pStyle w:val="Compact"/>
+              <w:jc w:val="left"/>
+            </w:pPr>
+            <w:r>
+              <w:t xml:space="preserve">[0.036, 0.090]</w:t>
+            </w:r>
+          </w:p>
+        </w:tc>
+        <w:tc>
+          <w:tcPr/>
+          <w:p>
+            <w:pPr>
+              <w:pStyle w:val="Compact"/>
+              <w:jc w:val="left"/>
+            </w:pPr>
+            <w:r>
+              <w:t xml:space="preserve">b = −0.012,</w:t>
             </w:r>
             <w:r>
               <w:t xml:space="preserve"> </w:t>
@@ -12127,7 +13280,7 @@
               <w:t xml:space="preserve"> </w:t>
             </w:r>
             <w:r>
-              <w:t xml:space="preserve">= .581)</w:t>
+              <w:t xml:space="preserve">= .489</w:t>
             </w:r>
           </w:p>
         </w:tc>
@@ -12141,55 +13294,55 @@
               <w:jc w:val="left"/>
             </w:pPr>
             <w:r>
-              <w:t xml:space="preserve">III, Emerging (VN, IN, CN, PH…)</w:t>
-            </w:r>
-          </w:p>
-        </w:tc>
-        <w:tc>
-          <w:tcPr/>
-          <w:p>
-            <w:pPr>
-              <w:pStyle w:val="Compact"/>
-              <w:jc w:val="left"/>
-            </w:pPr>
-            <w:r>
-              <w:t xml:space="preserve">90</w:t>
-            </w:r>
-          </w:p>
-        </w:tc>
-        <w:tc>
-          <w:tcPr/>
-          <w:p>
-            <w:pPr>
-              <w:pStyle w:val="Compact"/>
-              <w:jc w:val="left"/>
-            </w:pPr>
-            <w:r>
-              <w:t xml:space="preserve">0.068</w:t>
-            </w:r>
-          </w:p>
-        </w:tc>
-        <w:tc>
-          <w:tcPr/>
-          <w:p>
-            <w:pPr>
-              <w:pStyle w:val="Compact"/>
-              <w:jc w:val="left"/>
-            </w:pPr>
-            <w:r>
-              <w:t xml:space="preserve">[0.044, 0.092]</w:t>
-            </w:r>
-          </w:p>
-        </w:tc>
-        <w:tc>
-          <w:tcPr/>
-          <w:p>
-            <w:pPr>
-              <w:pStyle w:val="Compact"/>
-              <w:jc w:val="left"/>
-            </w:pPr>
-            <w:r>
-              <w:t xml:space="preserve">ns vs. Group I (b = −0.011,</w:t>
+              <w:t xml:space="preserve">High</w:t>
+            </w:r>
+          </w:p>
+        </w:tc>
+        <w:tc>
+          <w:tcPr/>
+          <w:p>
+            <w:pPr>
+              <w:pStyle w:val="Compact"/>
+              <w:jc w:val="left"/>
+            </w:pPr>
+            <w:r>
+              <w:t xml:space="preserve">38</w:t>
+            </w:r>
+          </w:p>
+        </w:tc>
+        <w:tc>
+          <w:tcPr/>
+          <w:p>
+            <w:pPr>
+              <w:pStyle w:val="Compact"/>
+              <w:jc w:val="left"/>
+            </w:pPr>
+            <w:r>
+              <w:t xml:space="preserve">0.091</w:t>
+            </w:r>
+          </w:p>
+        </w:tc>
+        <w:tc>
+          <w:tcPr/>
+          <w:p>
+            <w:pPr>
+              <w:pStyle w:val="Compact"/>
+              <w:jc w:val="left"/>
+            </w:pPr>
+            <w:r>
+              <w:t xml:space="preserve">[0.052, 0.129]</w:t>
+            </w:r>
+          </w:p>
+        </w:tc>
+        <w:tc>
+          <w:tcPr/>
+          <w:p>
+            <w:pPr>
+              <w:pStyle w:val="Compact"/>
+              <w:jc w:val="left"/>
+            </w:pPr>
+            <w:r>
+              <w:t xml:space="preserve">b = +0.016,</w:t>
             </w:r>
             <w:r>
               <w:t xml:space="preserve"> </w:t>
@@ -12205,73 +13358,242 @@
               <w:t xml:space="preserve"> </w:t>
             </w:r>
             <w:r>
-              <w:t xml:space="preserve">= .502)</w:t>
+              <w:t xml:space="preserve">= .469</w:t>
             </w:r>
           </w:p>
         </w:tc>
       </w:tr>
+    </w:tbl>
+    <w:p>
+      <w:pPr>
+        <w:pStyle w:val="BodyText"/>
+      </w:pPr>
+      <w:r>
+        <w:t xml:space="preserve">The three cDAI subgroup means are all significantly positive (</w:t>
+      </w:r>
+      <w:r>
+        <w:rPr>
+          <w:iCs/>
+          <w:i/>
+        </w:rPr>
+        <w:t xml:space="preserve">p</w:t>
+      </w:r>
+      <w:r>
+        <w:t xml:space="preserve"> </w:t>
+      </w:r>
+      <w:r>
+        <w:t xml:space="preserve">&lt;</w:t>
+      </w:r>
+      <w:r>
+        <w:t xml:space="preserve"> </w:t>
+      </w:r>
+      <w:r>
+        <w:t xml:space="preserve">.001) but do not differ significantly from each other. The non-monotone</w:t>
+      </w:r>
+      <w:r>
+        <w:t xml:space="preserve"> </w:t>
+      </w:r>
+      <w:r>
+        <w:t xml:space="preserve">ordering (Low &gt; Medium &lt; High) and small, non-significant contrasts</w:t>
+      </w:r>
+      <w:r>
+        <w:t xml:space="preserve"> </w:t>
+      </w:r>
+      <w:r>
+        <w:t xml:space="preserve">fail to support the predicted positive linear gradient. The cDAI × DPL</w:t>
+      </w:r>
+      <w:r>
+        <w:t xml:space="preserve"> </w:t>
+      </w:r>
+      <w:r>
+        <w:t xml:space="preserve">interaction cannot be reliably estimated in the current sample given the</w:t>
+      </w:r>
+      <w:r>
+        <w:t xml:space="preserve"> </w:t>
+      </w:r>
+      <w:r>
+        <w:t xml:space="preserve">non-significant main moderation. H3 is not supported: country-level</w:t>
+      </w:r>
+      <w:r>
+        <w:t xml:space="preserve"> </w:t>
+      </w:r>
+      <w:r>
+        <w:t xml:space="preserve">digital adoption (cDAI, measured via World Bank DAI / ITU Digital</w:t>
+      </w:r>
+      <w:r>
+        <w:t xml:space="preserve"> </w:t>
+      </w:r>
+      <w:r>
+        <w:t xml:space="preserve">Development Index) does not significantly amplify the pooled I→P effect</w:t>
+      </w:r>
+      <w:r>
+        <w:t xml:space="preserve"> </w:t>
+      </w:r>
+      <w:r>
+        <w:t xml:space="preserve">in this</w:t>
+      </w:r>
+      <w:r>
+        <w:t xml:space="preserve"> </w:t>
+      </w:r>
+      <w:r>
+        <w:rPr>
+          <w:iCs/>
+          <w:i/>
+        </w:rPr>
+        <w:t xml:space="preserve">k</w:t>
+      </w:r>
+      <w:r>
+        <w:t xml:space="preserve"> </w:t>
+      </w:r>
+      <w:r>
+        <w:t xml:space="preserve">= 238 sample. A larger sample with better resolution across</w:t>
+      </w:r>
+      <w:r>
+        <w:t xml:space="preserve"> </w:t>
+      </w:r>
+      <w:r>
+        <w:t xml:space="preserve">the cDAI spectrum is required to test the cDAI amplification (H3) gradient hypothesis.</w:t>
+      </w:r>
+    </w:p>
+    <w:bookmarkEnd w:id="43"/>
+    <w:bookmarkStart w:id="44" w:name="dpl-phase-moderation-h2"/>
+    <w:p>
+      <w:pPr>
+        <w:pStyle w:val="Heading3"/>
+      </w:pPr>
+      <w:r>
+        <w:t xml:space="preserve">4.5 DPL Phase Moderation (H2)</w:t>
+      </w:r>
+    </w:p>
+    <w:p>
+      <w:pPr>
+        <w:pStyle w:val="FirstParagraph"/>
+      </w:pPr>
+      <w:r>
+        <w:rPr>
+          <w:iCs/>
+          <w:i/>
+        </w:rPr>
+        <w:t xml:space="preserve">Q</w:t>
+      </w:r>
+      <w:r>
+        <w:t xml:space="preserve">_M(DPL) = 0.62 (</w:t>
+      </w:r>
+      <w:r>
+        <w:rPr>
+          <w:iCs/>
+          <w:i/>
+        </w:rPr>
+        <w:t xml:space="preserve">df</w:t>
+      </w:r>
+      <w:r>
+        <w:t xml:space="preserve"> </w:t>
+      </w:r>
+      <w:r>
+        <w:t xml:space="preserve">= 2,</w:t>
+      </w:r>
+      <w:r>
+        <w:t xml:space="preserve"> </w:t>
+      </w:r>
+      <w:r>
+        <w:rPr>
+          <w:iCs/>
+          <w:i/>
+        </w:rPr>
+        <w:t xml:space="preserve">p</w:t>
+      </w:r>
+      <w:r>
+        <w:t xml:space="preserve"> </w:t>
+      </w:r>
+      <w:r>
+        <w:t xml:space="preserve">= .734). H2</w:t>
+      </w:r>
+      <w:r>
+        <w:t xml:space="preserve"> </w:t>
+      </w:r>
+      <w:r>
+        <w:rPr>
+          <w:bCs/>
+          <w:b/>
+        </w:rPr>
+        <w:t xml:space="preserve">not supported</w:t>
+      </w:r>
+      <w:r>
+        <w:t xml:space="preserve">.</w:t>
+      </w:r>
+    </w:p>
+    <w:p>
+      <w:pPr>
+        <w:pStyle w:val="BodyText"/>
+      </w:pPr>
+      <w:r>
+        <w:rPr>
+          <w:bCs/>
+          <w:b/>
+        </w:rPr>
+        <w:t xml:space="preserve">Table 4.3, DPL phase subgroup</w:t>
+      </w:r>
+      <w:r>
+        <w:t xml:space="preserve"> </w:t>
+      </w:r>
+      <w:r>
+        <w:rPr>
+          <w:iCs/>
+          <w:i/>
+        </w:rPr>
+        <w:t xml:space="preserve">(actual MARA output)</w:t>
+      </w:r>
+    </w:p>
+    <w:tbl>
+      <w:tblPr>
+        <w:tblStyle w:val="Table"/>
+        <w:tblW w:type="pct" w:w="5000"/>
+        <w:tblLook w:firstRow="1" w:lastRow="0" w:firstColumn="0" w:lastColumn="0" w:noHBand="0" w:noVBand="0" w:val="0020"/>
+        <w:jc w:val="start"/>
+      </w:tblPr>
+      <w:tblGrid>
+        <w:gridCol w:w="1120"/>
+        <w:gridCol w:w="2764"/>
+        <w:gridCol w:w="373"/>
+        <w:gridCol w:w="523"/>
+        <w:gridCol w:w="1344"/>
+        <w:gridCol w:w="1793"/>
+      </w:tblGrid>
       <w:tr>
-        <w:tc>
-          <w:tcPr/>
-          <w:p>
-            <w:pPr>
-              <w:pStyle w:val="Compact"/>
-              <w:jc w:val="left"/>
-            </w:pPr>
-            <w:r>
-              <w:t xml:space="preserve">FR, Frontier</w:t>
-            </w:r>
-          </w:p>
-        </w:tc>
-        <w:tc>
-          <w:tcPr/>
-          <w:p>
-            <w:pPr>
-              <w:pStyle w:val="Compact"/>
-              <w:jc w:val="left"/>
-            </w:pPr>
-            <w:r>
-              <w:t xml:space="preserve">3</w:t>
-            </w:r>
-          </w:p>
-        </w:tc>
-        <w:tc>
-          <w:tcPr/>
-          <w:p>
-            <w:pPr>
-              <w:pStyle w:val="Compact"/>
-              <w:jc w:val="left"/>
-            </w:pPr>
-            <w:r>
-              <w:t xml:space="preserve">0.349</w:t>
-            </w:r>
-          </w:p>
-        </w:tc>
-        <w:tc>
-          <w:tcPr/>
-          <w:p>
-            <w:pPr>
-              <w:pStyle w:val="Compact"/>
-              <w:jc w:val="left"/>
-            </w:pPr>
-            <w:r>
-              <w:t xml:space="preserve">[0.217, 0.468]</w:t>
-            </w:r>
-          </w:p>
-        </w:tc>
-        <w:tc>
-          <w:tcPr/>
-          <w:p>
-            <w:pPr>
-              <w:pStyle w:val="Compact"/>
-              <w:jc w:val="left"/>
-            </w:pPr>
-            <w:r>
-              <w:t xml:space="preserve">⚠️</w:t>
-            </w:r>
-            <w:r>
-              <w:t xml:space="preserve"> </w:t>
-            </w:r>
+        <w:trPr>
+          <w:tblHeader w:val="true"/>
+        </w:trPr>
+        <w:tc>
+          <w:tcPr/>
+          <w:p>
+            <w:pPr>
+              <w:pStyle w:val="Compact"/>
+              <w:jc w:val="left"/>
+            </w:pPr>
+            <w:r>
+              <w:t xml:space="preserve">DPL Phase</w:t>
+            </w:r>
+          </w:p>
+        </w:tc>
+        <w:tc>
+          <w:tcPr/>
+          <w:p>
+            <w:pPr>
+              <w:pStyle w:val="Compact"/>
+              <w:jc w:val="left"/>
+            </w:pPr>
+            <w:r>
+              <w:t xml:space="preserve">Definition</w:t>
+            </w:r>
+          </w:p>
+        </w:tc>
+        <w:tc>
+          <w:tcPr/>
+          <w:p>
+            <w:pPr>
+              <w:pStyle w:val="Compact"/>
+              <w:jc w:val="left"/>
+            </w:pPr>
             <w:r>
               <w:rPr>
                 <w:iCs/>
@@ -12279,11 +13601,1209 @@
               </w:rPr>
               <w:t xml:space="preserve">k</w:t>
             </w:r>
+          </w:p>
+        </w:tc>
+        <w:tc>
+          <w:tcPr/>
+          <w:p>
+            <w:pPr>
+              <w:pStyle w:val="Compact"/>
+              <w:jc w:val="left"/>
+            </w:pPr>
+            <w:r>
+              <w:rPr>
+                <w:iCs/>
+                <w:i/>
+              </w:rPr>
+              <w:t xml:space="preserve">r̄</w:t>
+            </w:r>
+          </w:p>
+        </w:tc>
+        <w:tc>
+          <w:tcPr/>
+          <w:p>
+            <w:pPr>
+              <w:pStyle w:val="Compact"/>
+              <w:jc w:val="left"/>
+            </w:pPr>
+            <w:r>
+              <w:t xml:space="preserve">95% CI</w:t>
+            </w:r>
+          </w:p>
+        </w:tc>
+        <w:tc>
+          <w:tcPr/>
+          <w:p>
+            <w:pPr>
+              <w:pStyle w:val="Compact"/>
+              <w:jc w:val="left"/>
+            </w:pPr>
+            <w:r>
+              <w:t xml:space="preserve">Δ vs. PRE</w:t>
+            </w:r>
+          </w:p>
+        </w:tc>
+      </w:tr>
+      <w:tr>
+        <w:tc>
+          <w:tcPr/>
+          <w:p>
+            <w:pPr>
+              <w:pStyle w:val="Compact"/>
+              <w:jc w:val="left"/>
+            </w:pPr>
+            <w:r>
+              <w:t xml:space="preserve">Precede (PRE)</w:t>
+            </w:r>
+          </w:p>
+        </w:tc>
+        <w:tc>
+          <w:tcPr/>
+          <w:p>
+            <w:pPr>
+              <w:pStyle w:val="Compact"/>
+              <w:jc w:val="left"/>
+            </w:pPr>
+            <w:r>
+              <w:t xml:space="preserve">Sample data predominantly pre-2009</w:t>
+            </w:r>
+          </w:p>
+        </w:tc>
+        <w:tc>
+          <w:tcPr/>
+          <w:p>
+            <w:pPr>
+              <w:pStyle w:val="Compact"/>
+              <w:jc w:val="left"/>
+            </w:pPr>
+            <w:r>
+              <w:t xml:space="preserve">100</w:t>
+            </w:r>
+          </w:p>
+        </w:tc>
+        <w:tc>
+          <w:tcPr/>
+          <w:p>
+            <w:pPr>
+              <w:pStyle w:val="Compact"/>
+              <w:jc w:val="left"/>
+            </w:pPr>
+            <w:r>
+              <w:t xml:space="preserve">0.082</w:t>
+            </w:r>
+          </w:p>
+        </w:tc>
+        <w:tc>
+          <w:tcPr/>
+          <w:p>
+            <w:pPr>
+              <w:pStyle w:val="Compact"/>
+              <w:jc w:val="left"/>
+            </w:pPr>
+            <w:r>
+              <w:t xml:space="preserve">[0.057, 0.107]</w:t>
+            </w:r>
+          </w:p>
+        </w:tc>
+        <w:tc>
+          <w:tcPr/>
+          <w:p>
+            <w:pPr>
+              <w:pStyle w:val="Compact"/>
+              <w:jc w:val="left"/>
+            </w:pPr>
+            <w:r>
+              <w:t xml:space="preserve">,</w:t>
+            </w:r>
+          </w:p>
+        </w:tc>
+      </w:tr>
+      <w:tr>
+        <w:tc>
+          <w:tcPr/>
+          <w:p>
+            <w:pPr>
+              <w:pStyle w:val="Compact"/>
+              <w:jc w:val="left"/>
+            </w:pPr>
+            <w:r>
+              <w:t xml:space="preserve">Span (SPN)</w:t>
+            </w:r>
+          </w:p>
+        </w:tc>
+        <w:tc>
+          <w:tcPr/>
+          <w:p>
+            <w:pPr>
+              <w:pStyle w:val="Compact"/>
+              <w:jc w:val="left"/>
+            </w:pPr>
+            <w:r>
+              <w:t xml:space="preserve">Sample spans the 2009 inflection</w:t>
+            </w:r>
+          </w:p>
+        </w:tc>
+        <w:tc>
+          <w:tcPr/>
+          <w:p>
+            <w:pPr>
+              <w:pStyle w:val="Compact"/>
+              <w:jc w:val="left"/>
+            </w:pPr>
+            <w:r>
+              <w:t xml:space="preserve">107</w:t>
+            </w:r>
+          </w:p>
+        </w:tc>
+        <w:tc>
+          <w:tcPr/>
+          <w:p>
+            <w:pPr>
+              <w:pStyle w:val="Compact"/>
+              <w:jc w:val="left"/>
+            </w:pPr>
+            <w:r>
+              <w:t xml:space="preserve">0.068</w:t>
+            </w:r>
+          </w:p>
+        </w:tc>
+        <w:tc>
+          <w:tcPr/>
+          <w:p>
+            <w:pPr>
+              <w:pStyle w:val="Compact"/>
+              <w:jc w:val="left"/>
+            </w:pPr>
+            <w:r>
+              <w:t xml:space="preserve">[0.045, 0.091]</w:t>
+            </w:r>
+          </w:p>
+        </w:tc>
+        <w:tc>
+          <w:tcPr/>
+          <w:p>
+            <w:pPr>
+              <w:pStyle w:val="Compact"/>
+              <w:jc w:val="left"/>
+            </w:pPr>
+            <w:r>
+              <w:t xml:space="preserve">b = −0.014,</w:t>
+            </w:r>
             <w:r>
               <w:t xml:space="preserve"> </w:t>
             </w:r>
             <w:r>
-              <w:t xml:space="preserve">= 3 only; estimate unreliable (one outlier: Pouresmaeili et al.,</w:t>
+              <w:rPr>
+                <w:iCs/>
+                <w:i/>
+              </w:rPr>
+              <w:t xml:space="preserve">p</w:t>
+            </w:r>
+            <w:r>
+              <w:t xml:space="preserve"> </w:t>
+            </w:r>
+            <w:r>
+              <w:t xml:space="preserve">= .434</w:t>
+            </w:r>
+          </w:p>
+        </w:tc>
+      </w:tr>
+      <w:tr>
+        <w:tc>
+          <w:tcPr/>
+          <w:p>
+            <w:pPr>
+              <w:pStyle w:val="Compact"/>
+              <w:jc w:val="left"/>
+            </w:pPr>
+            <w:r>
+              <w:t xml:space="preserve">Follow (FOL)</w:t>
+            </w:r>
+          </w:p>
+        </w:tc>
+        <w:tc>
+          <w:tcPr/>
+          <w:p>
+            <w:pPr>
+              <w:pStyle w:val="Compact"/>
+              <w:jc w:val="left"/>
+            </w:pPr>
+            <w:r>
+              <w:t xml:space="preserve">Sample data predominantly post-2014</w:t>
+            </w:r>
+          </w:p>
+        </w:tc>
+        <w:tc>
+          <w:tcPr/>
+          <w:p>
+            <w:pPr>
+              <w:pStyle w:val="Compact"/>
+              <w:jc w:val="left"/>
+            </w:pPr>
+            <w:r>
+              <w:t xml:space="preserve">80</w:t>
+            </w:r>
+          </w:p>
+        </w:tc>
+        <w:tc>
+          <w:tcPr/>
+          <w:p>
+            <w:pPr>
+              <w:pStyle w:val="Compact"/>
+              <w:jc w:val="left"/>
+            </w:pPr>
+            <w:r>
+              <w:t xml:space="preserve">0.073</w:t>
+            </w:r>
+          </w:p>
+        </w:tc>
+        <w:tc>
+          <w:tcPr/>
+          <w:p>
+            <w:pPr>
+              <w:pStyle w:val="Compact"/>
+              <w:jc w:val="left"/>
+            </w:pPr>
+            <w:r>
+              <w:t xml:space="preserve">[0.046, 0.100]</w:t>
+            </w:r>
+          </w:p>
+        </w:tc>
+        <w:tc>
+          <w:tcPr/>
+          <w:p>
+            <w:pPr>
+              <w:pStyle w:val="Compact"/>
+              <w:jc w:val="left"/>
+            </w:pPr>
+            <w:r>
+              <w:t xml:space="preserve">b = −0.009,</w:t>
+            </w:r>
+            <w:r>
+              <w:t xml:space="preserve"> </w:t>
+            </w:r>
+            <w:r>
+              <w:rPr>
+                <w:iCs/>
+                <w:i/>
+              </w:rPr>
+              <w:t xml:space="preserve">p</w:t>
+            </w:r>
+            <w:r>
+              <w:t xml:space="preserve"> </w:t>
+            </w:r>
+            <w:r>
+              <w:t xml:space="preserve">= .645</w:t>
+            </w:r>
+          </w:p>
+        </w:tc>
+      </w:tr>
+    </w:tbl>
+    <w:p>
+      <w:pPr>
+        <w:pStyle w:val="BodyText"/>
+      </w:pPr>
+      <w:r>
+        <w:t xml:space="preserve">Pairwise comparisons: PRE vs. FOL (</w:t>
+      </w:r>
+      <w:r>
+        <w:rPr>
+          <w:iCs/>
+          <w:i/>
+        </w:rPr>
+        <w:t xml:space="preserve">z</w:t>
+      </w:r>
+      <w:r>
+        <w:t xml:space="preserve"> </w:t>
+      </w:r>
+      <w:r>
+        <w:t xml:space="preserve">= 0.46,</w:t>
+      </w:r>
+      <w:r>
+        <w:t xml:space="preserve"> </w:t>
+      </w:r>
+      <w:r>
+        <w:rPr>
+          <w:iCs/>
+          <w:i/>
+        </w:rPr>
+        <w:t xml:space="preserve">p</w:t>
+      </w:r>
+      <w:r>
+        <w:t xml:space="preserve"> </w:t>
+      </w:r>
+      <w:r>
+        <w:t xml:space="preserve">= .645); PRE vs. SPN</w:t>
+      </w:r>
+      <w:r>
+        <w:t xml:space="preserve"> </w:t>
+      </w:r>
+      <w:r>
+        <w:t xml:space="preserve">(</w:t>
+      </w:r>
+      <w:r>
+        <w:rPr>
+          <w:iCs/>
+          <w:i/>
+        </w:rPr>
+        <w:t xml:space="preserve">z</w:t>
+      </w:r>
+      <w:r>
+        <w:t xml:space="preserve"> </w:t>
+      </w:r>
+      <w:r>
+        <w:t xml:space="preserve">= 0.78,</w:t>
+      </w:r>
+      <w:r>
+        <w:t xml:space="preserve"> </w:t>
+      </w:r>
+      <w:r>
+        <w:rPr>
+          <w:iCs/>
+          <w:i/>
+        </w:rPr>
+        <w:t xml:space="preserve">p</w:t>
+      </w:r>
+      <w:r>
+        <w:t xml:space="preserve"> </w:t>
+      </w:r>
+      <w:r>
+        <w:t xml:space="preserve">= .434); FOL vs. SPN (</w:t>
+      </w:r>
+      <w:r>
+        <w:rPr>
+          <w:iCs/>
+          <w:i/>
+        </w:rPr>
+        <w:t xml:space="preserve">z</w:t>
+      </w:r>
+      <w:r>
+        <w:t xml:space="preserve"> </w:t>
+      </w:r>
+      <w:r>
+        <w:t xml:space="preserve">= 0.28,</w:t>
+      </w:r>
+      <w:r>
+        <w:t xml:space="preserve"> </w:t>
+      </w:r>
+      <w:r>
+        <w:rPr>
+          <w:iCs/>
+          <w:i/>
+        </w:rPr>
+        <w:t xml:space="preserve">p</w:t>
+      </w:r>
+      <w:r>
+        <w:t xml:space="preserve"> </w:t>
+      </w:r>
+      <w:r>
+        <w:t xml:space="preserve">= .782). No</w:t>
+      </w:r>
+      <w:r>
+        <w:t xml:space="preserve"> </w:t>
+      </w:r>
+      <w:r>
+        <w:t xml:space="preserve">pairwise difference approaches significance.</w:t>
+      </w:r>
+    </w:p>
+    <w:p>
+      <w:pPr>
+        <w:pStyle w:val="BodyText"/>
+      </w:pPr>
+      <w:r>
+        <w:t xml:space="preserve">The ordering (PRE &gt; FOL &gt; SPN) is opposite to H2’s prediction (FOL &gt;</w:t>
+      </w:r>
+      <w:r>
+        <w:t xml:space="preserve"> </w:t>
+      </w:r>
+      <w:r>
+        <w:t xml:space="preserve">SPN &gt; PRE). However, the between-group differences are negligible and</w:t>
+      </w:r>
+      <w:r>
+        <w:t xml:space="preserve"> </w:t>
+      </w:r>
+      <w:r>
+        <w:t xml:space="preserve">non-significant, so this pattern should not be over-interpreted. The</w:t>
+      </w:r>
+      <w:r>
+        <w:t xml:space="preserve"> </w:t>
+      </w:r>
+      <w:r>
+        <w:t xml:space="preserve">null DPL result may reflect that the</w:t>
+      </w:r>
+      <w:r>
+        <w:t xml:space="preserve"> </w:t>
+      </w:r>
+      <w:r>
+        <w:rPr>
+          <w:iCs/>
+          <w:i/>
+        </w:rPr>
+        <w:t xml:space="preserve">k</w:t>
+      </w:r>
+      <w:r>
+        <w:t xml:space="preserve"> </w:t>
+      </w:r>
+      <w:r>
+        <w:t xml:space="preserve">= 238 sample does not have</w:t>
+      </w:r>
+      <w:r>
+        <w:t xml:space="preserve"> </w:t>
+      </w:r>
+      <w:r>
+        <w:t xml:space="preserve">sufficient power to detect small temporal trends, that DPL phase is</w:t>
+      </w:r>
+      <w:r>
+        <w:t xml:space="preserve"> </w:t>
+      </w:r>
+      <w:r>
+        <w:t xml:space="preserve">confounded with ICRV composition (pre-2009 studies concentrated in</w:t>
+      </w:r>
+      <w:r>
+        <w:t xml:space="preserve"> </w:t>
+      </w:r>
+      <w:r>
+        <w:t xml:space="preserve">advanced economies), or that the Digital Paradox Lifecycle inflection</w:t>
+      </w:r>
+      <w:r>
+        <w:t xml:space="preserve"> </w:t>
+      </w:r>
+      <w:r>
+        <w:t xml:space="preserve">does not manifest at meta-analytic resolution with the current sample</w:t>
+      </w:r>
+      <w:r>
+        <w:t xml:space="preserve"> </w:t>
+      </w:r>
+      <w:r>
+        <w:t xml:space="preserve">size. H2 is not supported.</w:t>
+      </w:r>
+    </w:p>
+    <w:p>
+      <w:pPr>
+        <w:pStyle w:val="BodyText"/>
+      </w:pPr>
+      <w:r>
+        <w:t xml:space="preserve">Figure 3: DPL phase moderation, pooled I→P effect by digital adoption</w:t>
+      </w:r>
+      <w:r>
+        <w:t xml:space="preserve"> </w:t>
+      </w:r>
+      <w:r>
+        <w:t xml:space="preserve">epoch</w:t>
+      </w:r>
+    </w:p>
+    <w:p>
+      <w:pPr>
+        <w:pStyle w:val="BodyText"/>
+      </w:pPr>
+      <w:r>
+        <w:rPr>
+          <w:iCs/>
+          <w:i/>
+        </w:rPr>
+        <w:t xml:space="preserve">Figure 3.</w:t>
+      </w:r>
+      <w:r>
+        <w:t xml:space="preserve"> </w:t>
+      </w:r>
+      <w:r>
+        <w:t xml:space="preserve">DPL phase subgroup results. Pooled effect sizes by Precede /</w:t>
+      </w:r>
+      <w:r>
+        <w:t xml:space="preserve"> </w:t>
+      </w:r>
+      <w:r>
+        <w:t xml:space="preserve">Span / Follow epoch with 95% CI. The between-phase differences are small</w:t>
+      </w:r>
+      <w:r>
+        <w:t xml:space="preserve"> </w:t>
+      </w:r>
+      <w:r>
+        <w:t xml:space="preserve">and non-significant.</w:t>
+      </w:r>
+    </w:p>
+    <w:bookmarkEnd w:id="44"/>
+    <w:bookmarkStart w:id="45" w:name="publication-bias-h4"/>
+    <w:p>
+      <w:pPr>
+        <w:pStyle w:val="Heading3"/>
+      </w:pPr>
+      <w:r>
+        <w:t xml:space="preserve">4.6 Publication Bias (H4)</w:t>
+      </w:r>
+    </w:p>
+    <w:p>
+      <w:pPr>
+        <w:pStyle w:val="FirstParagraph"/>
+      </w:pPr>
+      <w:r>
+        <w:t xml:space="preserve">H4</w:t>
+      </w:r>
+      <w:r>
+        <w:t xml:space="preserve"> </w:t>
+      </w:r>
+      <w:r>
+        <w:rPr>
+          <w:bCs/>
+          <w:b/>
+        </w:rPr>
+        <w:t xml:space="preserve">supported</w:t>
+      </w:r>
+      <w:r>
+        <w:t xml:space="preserve">: multiple indicators consistently detect publication</w:t>
+      </w:r>
+      <w:r>
+        <w:t xml:space="preserve"> </w:t>
+      </w:r>
+      <w:r>
+        <w:t xml:space="preserve">bias, though the positive I→P effect survives correction.</w:t>
+      </w:r>
+    </w:p>
+    <w:p>
+      <w:pPr>
+        <w:pStyle w:val="BodyText"/>
+      </w:pPr>
+      <w:r>
+        <w:rPr>
+          <w:bCs/>
+          <w:b/>
+        </w:rPr>
+        <w:t xml:space="preserve">Egger’s regression test</w:t>
+      </w:r>
+      <w:r>
+        <w:t xml:space="preserve"> </w:t>
+      </w:r>
+      <w:r>
+        <w:t xml:space="preserve">(SE as moderator):</w:t>
+      </w:r>
+      <w:r>
+        <w:t xml:space="preserve"> </w:t>
+      </w:r>
+      <w:r>
+        <w:rPr>
+          <w:iCs/>
+          <w:i/>
+        </w:rPr>
+        <w:t xml:space="preserve">b</w:t>
+      </w:r>
+      <w:r>
+        <w:t xml:space="preserve"> </w:t>
+      </w:r>
+      <w:r>
+        <w:t xml:space="preserve">= 0.487 (</w:t>
+      </w:r>
+      <w:r>
+        <w:rPr>
+          <w:iCs/>
+          <w:i/>
+        </w:rPr>
+        <w:t xml:space="preserve">SE</w:t>
+      </w:r>
+      <w:r>
+        <w:t xml:space="preserve"> </w:t>
+      </w:r>
+      <w:r>
+        <w:t xml:space="preserve">=</w:t>
+      </w:r>
+      <w:r>
+        <w:t xml:space="preserve"> </w:t>
+      </w:r>
+      <w:r>
+        <w:t xml:space="preserve">0.251,</w:t>
+      </w:r>
+      <w:r>
+        <w:t xml:space="preserve"> </w:t>
+      </w:r>
+      <w:r>
+        <w:rPr>
+          <w:iCs/>
+          <w:i/>
+        </w:rPr>
+        <w:t xml:space="preserve">p</w:t>
+      </w:r>
+      <w:r>
+        <w:t xml:space="preserve"> </w:t>
+      </w:r>
+      <w:r>
+        <w:t xml:space="preserve">= .052), just above the conventional α = .05 threshold; this</w:t>
+      </w:r>
+      <w:r>
+        <w:t xml:space="preserve"> </w:t>
+      </w:r>
+      <w:r>
+        <w:t xml:space="preserve">criterion does not reach statistical significance, and funnel asymmetry</w:t>
+      </w:r>
+      <w:r>
+        <w:t xml:space="preserve"> </w:t>
+      </w:r>
+      <w:r>
+        <w:t xml:space="preserve">by Egger’s test alone is not confirmed.</w:t>
+      </w:r>
+    </w:p>
+    <w:p>
+      <w:pPr>
+        <w:pStyle w:val="BodyText"/>
+      </w:pPr>
+      <w:r>
+        <w:rPr>
+          <w:bCs/>
+          <w:b/>
+        </w:rPr>
+        <w:t xml:space="preserve">Begg’s rank correlation</w:t>
+      </w:r>
+      <w:r>
+        <w:t xml:space="preserve"> </w:t>
+      </w:r>
+      <w:r>
+        <w:t xml:space="preserve">(Kendall’s τ): τ = −0.132,</w:t>
+      </w:r>
+      <w:r>
+        <w:t xml:space="preserve"> </w:t>
+      </w:r>
+      <w:r>
+        <w:rPr>
+          <w:iCs/>
+          <w:i/>
+        </w:rPr>
+        <w:t xml:space="preserve">p</w:t>
+      </w:r>
+      <w:r>
+        <w:t xml:space="preserve"> </w:t>
+      </w:r>
+      <w:r>
+        <w:t xml:space="preserve">= .001</w:t>
+      </w:r>
+      <w:r>
+        <w:t xml:space="preserve"> </w:t>
+      </w:r>
+      <w:r>
+        <w:t xml:space="preserve">significant funnel asymmetry; studies with larger standard errors</w:t>
+      </w:r>
+      <w:r>
+        <w:t xml:space="preserve"> </w:t>
+      </w:r>
+      <w:r>
+        <w:t xml:space="preserve">(smaller</w:t>
+      </w:r>
+      <w:r>
+        <w:t xml:space="preserve"> </w:t>
+      </w:r>
+      <w:r>
+        <w:rPr>
+          <w:iCs/>
+          <w:i/>
+        </w:rPr>
+        <w:t xml:space="preserve">n</w:t>
+      </w:r>
+      <w:r>
+        <w:t xml:space="preserve">) report systematically lower effect sizes, consistent with</w:t>
+      </w:r>
+      <w:r>
+        <w:t xml:space="preserve"> </w:t>
+      </w:r>
+      <w:r>
+        <w:t xml:space="preserve">publication bias against null or negative findings.</w:t>
+      </w:r>
+    </w:p>
+    <w:p>
+      <w:pPr>
+        <w:pStyle w:val="BodyText"/>
+      </w:pPr>
+      <w:r>
+        <w:rPr>
+          <w:bCs/>
+          <w:b/>
+        </w:rPr>
+        <w:t xml:space="preserve">Trim-and-fill</w:t>
+      </w:r>
+      <w:r>
+        <w:t xml:space="preserve">: imputes</w:t>
+      </w:r>
+      <w:r>
+        <w:t xml:space="preserve"> </w:t>
+      </w:r>
+      <w:r>
+        <w:rPr>
+          <w:iCs/>
+          <w:i/>
+        </w:rPr>
+        <w:t xml:space="preserve">k</w:t>
+      </w:r>
+      <w:r>
+        <w:t xml:space="preserve"> </w:t>
+      </w:r>
+      <w:r>
+        <w:t xml:space="preserve">= 57 missing studies (left side);</w:t>
+      </w:r>
+      <w:r>
+        <w:t xml:space="preserve"> </w:t>
+      </w:r>
+      <w:r>
+        <w:t xml:space="preserve">adjusted pooled</w:t>
+      </w:r>
+      <w:r>
+        <w:t xml:space="preserve"> </w:t>
+      </w:r>
+      <w:r>
+        <w:rPr>
+          <w:iCs/>
+          <w:i/>
+        </w:rPr>
+        <w:t xml:space="preserve">r̄</w:t>
+      </w:r>
+      <w:r>
+        <w:t xml:space="preserve"> </w:t>
+      </w:r>
+      <w:r>
+        <w:t xml:space="preserve">= 0.035 (95% CI [0.018, 0.051]), a conservative</w:t>
+      </w:r>
+      <w:r>
+        <w:t xml:space="preserve"> </w:t>
+      </w:r>
+      <w:r>
+        <w:t xml:space="preserve">lower bound. The effect remains positive and significant but is</w:t>
+      </w:r>
+      <w:r>
+        <w:t xml:space="preserve"> </w:t>
+      </w:r>
+      <w:r>
+        <w:t xml:space="preserve">substantially attenuated from the raw estimate (0.074 → 0.035).</w:t>
+      </w:r>
+    </w:p>
+    <w:p>
+      <w:pPr>
+        <w:pStyle w:val="BodyText"/>
+      </w:pPr>
+      <w:r>
+        <w:rPr>
+          <w:bCs/>
+          <w:b/>
+        </w:rPr>
+        <w:t xml:space="preserve">Fail-safe</w:t>
+      </w:r>
+      <w:r>
+        <w:rPr>
+          <w:bCs/>
+          <w:b/>
+        </w:rPr>
+        <w:t xml:space="preserve"> </w:t>
+      </w:r>
+      <w:r>
+        <w:rPr>
+          <w:iCs/>
+          <w:i/>
+          <w:bCs/>
+          <w:b/>
+        </w:rPr>
+        <w:t xml:space="preserve">N</w:t>
+      </w:r>
+      <w:r>
+        <w:t xml:space="preserve"> </w:t>
+      </w:r>
+      <w:r>
+        <w:t xml:space="preserve">(Rosenthal, 1991):</w:t>
+      </w:r>
+      <w:r>
+        <w:t xml:space="preserve"> </w:t>
+      </w:r>
+      <w:r>
+        <w:rPr>
+          <w:iCs/>
+          <w:i/>
+        </w:rPr>
+        <w:t xml:space="preserve">N</w:t>
+      </w:r>
+      <w:r>
+        <w:t xml:space="preserve"> </w:t>
+      </w:r>
+      <w:r>
+        <w:t xml:space="preserve">= 44, 782, far exceeding the</w:t>
+      </w:r>
+      <w:r>
+        <w:t xml:space="preserve"> </w:t>
+      </w:r>
+      <w:r>
+        <w:t xml:space="preserve">criterion of 5</w:t>
+      </w:r>
+      <w:r>
+        <w:rPr>
+          <w:iCs/>
+          <w:i/>
+        </w:rPr>
+        <w:t xml:space="preserve">k</w:t>
+      </w:r>
+      <w:r>
+        <w:t xml:space="preserve"> </w:t>
+      </w:r>
+      <w:r>
+        <w:t xml:space="preserve">+ 10 = 1, 195; even under extreme publication</w:t>
+      </w:r>
+      <w:r>
+        <w:t xml:space="preserve"> </w:t>
+      </w:r>
+      <w:r>
+        <w:t xml:space="preserve">suppression assumptions, a trivially small effect would require 44, 782</w:t>
+      </w:r>
+      <w:r>
+        <w:t xml:space="preserve"> </w:t>
+      </w:r>
+      <w:r>
+        <w:t xml:space="preserve">unpublished null studies, implausible.</w:t>
+      </w:r>
+    </w:p>
+    <w:p>
+      <w:pPr>
+        <w:pStyle w:val="BodyText"/>
+      </w:pPr>
+      <w:r>
+        <w:t xml:space="preserve">The trim-and-fill correction (</w:t>
+      </w:r>
+      <w:r>
+        <w:rPr>
+          <w:iCs/>
+          <w:i/>
+        </w:rPr>
+        <w:t xml:space="preserve">k</w:t>
+      </w:r>
+      <w:r>
+        <w:t xml:space="preserve"> </w:t>
+      </w:r>
+      <w:r>
+        <w:t xml:space="preserve">= 57 imputed, adj.</w:t>
+      </w:r>
+      <w:r>
+        <w:t xml:space="preserve"> </w:t>
+      </w:r>
+      <w:r>
+        <w:rPr>
+          <w:iCs/>
+          <w:i/>
+        </w:rPr>
+        <w:t xml:space="preserve">r</w:t>
+      </w:r>
+      <w:r>
+        <w:t xml:space="preserve"> </w:t>
+      </w:r>
+      <w:r>
+        <w:t xml:space="preserve">= 0.035) is the</w:t>
+      </w:r>
+      <w:r>
+        <w:t xml:space="preserve"> </w:t>
+      </w:r>
+      <w:r>
+        <w:t xml:space="preserve">most conservative bias-corrected estimate and represents a meaningful</w:t>
+      </w:r>
+      <w:r>
+        <w:t xml:space="preserve"> </w:t>
+      </w:r>
+      <w:r>
+        <w:t xml:space="preserve">reduction from the raw</w:t>
+      </w:r>
+      <w:r>
+        <w:t xml:space="preserve"> </w:t>
+      </w:r>
+      <w:r>
+        <w:rPr>
+          <w:iCs/>
+          <w:i/>
+        </w:rPr>
+        <w:t xml:space="preserve">r</w:t>
+      </w:r>
+      <w:r>
+        <w:t xml:space="preserve"> </w:t>
+      </w:r>
+      <w:r>
+        <w:t xml:space="preserve">= 0.074. Together with the substantial</w:t>
+      </w:r>
+      <w:r>
+        <w:t xml:space="preserve"> </w:t>
+      </w:r>
+      <w:r>
+        <w:t xml:space="preserve">unexplained heterogeneity (</w:t>
+      </w:r>
+      <w:r>
+        <w:rPr>
+          <w:iCs/>
+          <w:i/>
+        </w:rPr>
+        <w:t xml:space="preserve">I</w:t>
+      </w:r>
+      <w:r>
+        <w:t xml:space="preserve">² = 62.5%) and non-significant moderator</w:t>
+      </w:r>
+      <w:r>
+        <w:t xml:space="preserve"> </w:t>
+      </w:r>
+      <w:r>
+        <w:t xml:space="preserve">tests (§§4.3–4.5), the publication bias evidence suggests that the</w:t>
+      </w:r>
+      <w:r>
+        <w:t xml:space="preserve"> </w:t>
+      </w:r>
+      <w:r>
+        <w:t xml:space="preserve">apparent average I→P effect is upwardly inflated in the published</w:t>
+      </w:r>
+      <w:r>
+        <w:t xml:space="preserve"> </w:t>
+      </w:r>
+      <w:r>
+        <w:t xml:space="preserve">literature. The true population effect may be closer to</w:t>
+      </w:r>
+      <w:r>
+        <w:t xml:space="preserve"> </w:t>
+      </w:r>
+      <w:r>
+        <w:rPr>
+          <w:iCs/>
+          <w:i/>
+        </w:rPr>
+        <w:t xml:space="preserve">r</w:t>
+      </w:r>
+      <w:r>
+        <w:t xml:space="preserve"> </w:t>
+      </w:r>
+      <w:r>
+        <w:t xml:space="preserve">≈ 0.035.</w:t>
+      </w:r>
+    </w:p>
+    <w:p>
+      <w:pPr>
+        <w:pStyle w:val="BodyText"/>
+      </w:pPr>
+      <w:r>
+        <w:t xml:space="preserve">Figure 5: Funnel plot with trim-and-fill imputed studies</w:t>
+      </w:r>
+    </w:p>
+    <w:p>
+      <w:pPr>
+        <w:pStyle w:val="BodyText"/>
+      </w:pPr>
+      <w:r>
+        <w:rPr>
+          <w:iCs/>
+          <w:i/>
+        </w:rPr>
+        <w:t xml:space="preserve">Figure 5.</w:t>
+      </w:r>
+      <w:r>
+        <w:t xml:space="preserve"> </w:t>
+      </w:r>
+      <w:r>
+        <w:t xml:space="preserve">Funnel plot of effect sizes against standard errors. Open</w:t>
+      </w:r>
+      <w:r>
+        <w:t xml:space="preserve"> </w:t>
+      </w:r>
+      <w:r>
+        <w:t xml:space="preserve">circles = original studies; filled circles = trim-and-fill imputed</w:t>
+      </w:r>
+      <w:r>
+        <w:t xml:space="preserve"> </w:t>
+      </w:r>
+      <w:r>
+        <w:t xml:space="preserve">studies (</w:t>
+      </w:r>
+      <w:r>
+        <w:rPr>
+          <w:iCs/>
+          <w:i/>
+        </w:rPr>
+        <w:t xml:space="preserve">k</w:t>
+      </w:r>
+      <w:r>
+        <w:t xml:space="preserve"> </w:t>
+      </w:r>
+      <w:r>
+        <w:t xml:space="preserve">= 57). Substantial left-side asymmetry is visible; the</w:t>
+      </w:r>
+      <w:r>
+        <w:t xml:space="preserve"> </w:t>
+      </w:r>
+      <w:r>
+        <w:t xml:space="preserve">adjusted pooled effect is</w:t>
+      </w:r>
+      <w:r>
+        <w:t xml:space="preserve"> </w:t>
+      </w:r>
+      <w:r>
+        <w:rPr>
+          <w:iCs/>
+          <w:i/>
+        </w:rPr>
+        <w:t xml:space="preserve">r</w:t>
+      </w:r>
+      <w:r>
+        <w:t xml:space="preserve"> </w:t>
+      </w:r>
+      <w:r>
+        <w:t xml:space="preserve">= 0.035.</w:t>
+      </w:r>
+    </w:p>
+    <w:bookmarkEnd w:id="45"/>
+    <w:bookmarkStart w:id="46" w:name="robustness"/>
+    <w:p>
+      <w:pPr>
+        <w:pStyle w:val="Heading3"/>
+      </w:pPr>
+      <w:r>
+        <w:t xml:space="preserve">4.7 Robustness</w:t>
+      </w:r>
+    </w:p>
+    <w:tbl>
+      <w:tblPr>
+        <w:tblStyle w:val="Table"/>
+        <w:tblW w:type="pct" w:w="5000"/>
+        <w:tblLook w:firstRow="1" w:lastRow="0" w:firstColumn="0" w:lastColumn="0" w:noHBand="0" w:noVBand="0" w:val="0020"/>
+        <w:jc w:val="start"/>
+      </w:tblPr>
+      <w:tblGrid>
+        <w:gridCol w:w="2854"/>
+        <w:gridCol w:w="356"/>
+        <w:gridCol w:w="1284"/>
+        <w:gridCol w:w="1284"/>
+        <w:gridCol w:w="2140"/>
+      </w:tblGrid>
+      <w:tr>
+        <w:trPr>
+          <w:tblHeader w:val="true"/>
+        </w:trPr>
+        <w:tc>
+          <w:tcPr/>
+          <w:p>
+            <w:pPr>
+              <w:pStyle w:val="Compact"/>
+              <w:jc w:val="left"/>
+            </w:pPr>
+            <w:r>
+              <w:t xml:space="preserve">Check</w:t>
+            </w:r>
+          </w:p>
+        </w:tc>
+        <w:tc>
+          <w:tcPr/>
+          <w:p>
+            <w:pPr>
+              <w:pStyle w:val="Compact"/>
+              <w:jc w:val="left"/>
+            </w:pPr>
+            <w:r>
+              <w:t xml:space="preserve">K</w:t>
+            </w:r>
+          </w:p>
+        </w:tc>
+        <w:tc>
+          <w:tcPr/>
+          <w:p>
+            <w:pPr>
+              <w:pStyle w:val="Compact"/>
+              <w:jc w:val="left"/>
+            </w:pPr>
+            <w:r>
+              <w:rPr>
+                <w:iCs/>
+                <w:i/>
+              </w:rPr>
+              <w:t xml:space="preserve">r̄</w:t>
+            </w:r>
+          </w:p>
+        </w:tc>
+        <w:tc>
+          <w:tcPr/>
+          <w:p>
+            <w:pPr>
+              <w:pStyle w:val="Compact"/>
+              <w:jc w:val="left"/>
+            </w:pPr>
+            <w:r>
+              <w:t xml:space="preserve">95% CI</w:t>
+            </w:r>
+          </w:p>
+        </w:tc>
+        <w:tc>
+          <w:tcPr/>
+          <w:p>
+            <w:pPr>
+              <w:pStyle w:val="Compact"/>
+              <w:jc w:val="left"/>
+            </w:pPr>
+            <w:r>
+              <w:t xml:space="preserve">Note</w:t>
+            </w:r>
+          </w:p>
+        </w:tc>
+      </w:tr>
+      <w:tr>
+        <w:tc>
+          <w:tcPr/>
+          <w:p>
+            <w:pPr>
+              <w:pStyle w:val="Compact"/>
+              <w:jc w:val="left"/>
+            </w:pPr>
+            <w:r>
+              <w:t xml:space="preserve">Main analysis</w:t>
+            </w:r>
+          </w:p>
+        </w:tc>
+        <w:tc>
+          <w:tcPr/>
+          <w:p>
+            <w:pPr>
+              <w:pStyle w:val="Compact"/>
+              <w:jc w:val="left"/>
+            </w:pPr>
+            <w:r>
+              <w:t xml:space="preserve">288</w:t>
+            </w:r>
+          </w:p>
+        </w:tc>
+        <w:tc>
+          <w:tcPr/>
+          <w:p>
+            <w:pPr>
+              <w:pStyle w:val="Compact"/>
+              <w:jc w:val="left"/>
+            </w:pPr>
+            <w:r>
+              <w:t xml:space="preserve">0.074</w:t>
+            </w:r>
+          </w:p>
+        </w:tc>
+        <w:tc>
+          <w:tcPr/>
+          <w:p>
+            <w:pPr>
+              <w:pStyle w:val="Compact"/>
+              <w:jc w:val="left"/>
+            </w:pPr>
+            <w:r>
+              <w:t xml:space="preserve">[0.060, 0.088]</w:t>
+            </w:r>
+          </w:p>
+        </w:tc>
+        <w:tc>
+          <w:tcPr/>
+          <w:p>
+            <w:pPr>
+              <w:pStyle w:val="Compact"/>
+              <w:jc w:val="left"/>
+            </w:pPr>
+            <w:r>
+              <w:t xml:space="preserve">Baseline</w:t>
+            </w:r>
+          </w:p>
+        </w:tc>
+      </w:tr>
+      <w:tr>
+        <w:tc>
+          <w:tcPr/>
+          <w:p>
+            <w:pPr>
+              <w:pStyle w:val="Compact"/>
+              <w:jc w:val="left"/>
+            </w:pPr>
+            <w:r>
+              <w:t xml:space="preserve">Confirmed</w:t>
             </w:r>
             <w:r>
               <w:t xml:space="preserve"> </w:t>
@@ -12299,7 +14819,69 @@
               <w:t xml:space="preserve"> </w:t>
             </w:r>
             <w:r>
-              <w:t xml:space="preserve">= 0.69,</w:t>
+              <w:t xml:space="preserve">only (exclude estimated)</w:t>
+            </w:r>
+          </w:p>
+        </w:tc>
+        <w:tc>
+          <w:tcPr/>
+          <w:p>
+            <w:pPr>
+              <w:pStyle w:val="Compact"/>
+              <w:jc w:val="left"/>
+            </w:pPr>
+            <w:r>
+              <w:t xml:space="preserve">240</w:t>
+            </w:r>
+          </w:p>
+        </w:tc>
+        <w:tc>
+          <w:tcPr/>
+          <w:p>
+            <w:pPr>
+              <w:pStyle w:val="Compact"/>
+              <w:jc w:val="left"/>
+            </w:pPr>
+            <w:r>
+              <w:t xml:space="preserve">0.077</w:t>
+            </w:r>
+          </w:p>
+        </w:tc>
+        <w:tc>
+          <w:tcPr/>
+          <w:p>
+            <w:pPr>
+              <w:pStyle w:val="Compact"/>
+              <w:jc w:val="left"/>
+            </w:pPr>
+            <w:r>
+              <w:t xml:space="preserve">[0.059, 0.094]</w:t>
+            </w:r>
+          </w:p>
+        </w:tc>
+        <w:tc>
+          <w:tcPr/>
+          <w:p>
+            <w:pPr>
+              <w:pStyle w:val="Compact"/>
+              <w:jc w:val="left"/>
+            </w:pPr>
+            <w:r>
+              <w:t xml:space="preserve">Consistent</w:t>
+            </w:r>
+          </w:p>
+        </w:tc>
+      </w:tr>
+      <w:tr>
+        <w:tc>
+          <w:tcPr/>
+          <w:p>
+            <w:pPr>
+              <w:pStyle w:val="Compact"/>
+              <w:jc w:val="left"/>
+            </w:pPr>
+            <w:r>
+              <w:t xml:space="preserve">Exclude</w:t>
             </w:r>
             <w:r>
               <w:t xml:space="preserve"> </w:t>
@@ -12315,7 +14897,55 @@
               <w:t xml:space="preserve"> </w:t>
             </w:r>
             <w:r>
-              <w:t xml:space="preserve">= 226)</w:t>
+              <w:t xml:space="preserve">&lt; 30</w:t>
+            </w:r>
+          </w:p>
+        </w:tc>
+        <w:tc>
+          <w:tcPr/>
+          <w:p>
+            <w:pPr>
+              <w:pStyle w:val="Compact"/>
+              <w:jc w:val="left"/>
+            </w:pPr>
+            <w:r>
+              <w:t xml:space="preserve">285</w:t>
+            </w:r>
+          </w:p>
+        </w:tc>
+        <w:tc>
+          <w:tcPr/>
+          <w:p>
+            <w:pPr>
+              <w:pStyle w:val="Compact"/>
+              <w:jc w:val="left"/>
+            </w:pPr>
+            <w:r>
+              <w:t xml:space="preserve">0.073</w:t>
+            </w:r>
+          </w:p>
+        </w:tc>
+        <w:tc>
+          <w:tcPr/>
+          <w:p>
+            <w:pPr>
+              <w:pStyle w:val="Compact"/>
+              <w:jc w:val="left"/>
+            </w:pPr>
+            <w:r>
+              <w:t xml:space="preserve">[0.059, 0.088]</w:t>
+            </w:r>
+          </w:p>
+        </w:tc>
+        <w:tc>
+          <w:tcPr/>
+          <w:p>
+            <w:pPr>
+              <w:pStyle w:val="Compact"/>
+              <w:jc w:val="left"/>
+            </w:pPr>
+            <w:r>
+              <w:t xml:space="preserve">Consistent</w:t>
             </w:r>
           </w:p>
         </w:tc>
@@ -12329,662 +14959,55 @@
               <w:jc w:val="left"/>
             </w:pPr>
             <w:r>
-              <w:t xml:space="preserve">MX, Multi-country / Mixed</w:t>
-            </w:r>
-          </w:p>
-        </w:tc>
-        <w:tc>
-          <w:tcPr/>
-          <w:p>
-            <w:pPr>
-              <w:pStyle w:val="Compact"/>
-              <w:jc w:val="left"/>
-            </w:pPr>
-            <w:r>
-              <w:t xml:space="preserve">30</w:t>
-            </w:r>
-          </w:p>
-        </w:tc>
-        <w:tc>
-          <w:tcPr/>
-          <w:p>
-            <w:pPr>
-              <w:pStyle w:val="Compact"/>
-              <w:jc w:val="left"/>
-            </w:pPr>
-            <w:r>
-              <w:t xml:space="preserve">0.053</w:t>
-            </w:r>
-          </w:p>
-        </w:tc>
-        <w:tc>
-          <w:tcPr/>
-          <w:p>
-            <w:pPr>
-              <w:pStyle w:val="Compact"/>
-              <w:jc w:val="left"/>
-            </w:pPr>
-            <w:r>
-              <w:t xml:space="preserve">[0.012, 0.094]</w:t>
-            </w:r>
-          </w:p>
-        </w:tc>
-        <w:tc>
-          <w:tcPr/>
-          <w:p>
-            <w:pPr>
-              <w:pStyle w:val="Compact"/>
-              <w:jc w:val="left"/>
-            </w:pPr>
-            <w:r>
-              <w:t xml:space="preserve">ns vs. Group I (b = −0.026,</w:t>
-            </w:r>
-            <w:r>
-              <w:t xml:space="preserve"> </w:t>
-            </w:r>
-            <w:r>
-              <w:rPr>
-                <w:iCs/>
-                <w:i/>
-              </w:rPr>
-              <w:t xml:space="preserve">p</w:t>
-            </w:r>
-            <w:r>
-              <w:t xml:space="preserve"> </w:t>
-            </w:r>
-            <w:r>
-              <w:t xml:space="preserve">= .269)</w:t>
-            </w:r>
-          </w:p>
-        </w:tc>
-      </w:tr>
-    </w:tbl>
-    <w:p>
-      <w:pPr>
-        <w:pStyle w:val="BodyText"/>
-      </w:pPr>
-      <w:r>
-        <w:t xml:space="preserve">Figure 2: ICRV 5-regime forest plot, subgroup pooled effects with 95%</w:t>
-      </w:r>
-      <w:r>
-        <w:t xml:space="preserve"> </w:t>
-      </w:r>
-      <w:r>
-        <w:t xml:space="preserve">CI</w:t>
-      </w:r>
-    </w:p>
-    <w:p>
-      <w:pPr>
-        <w:pStyle w:val="BodyText"/>
-      </w:pPr>
-      <w:r>
-        <w:rPr>
-          <w:iCs/>
-          <w:i/>
-        </w:rPr>
-        <w:t xml:space="preserve">Figure 2.</w:t>
-      </w:r>
-      <w:r>
-        <w:t xml:space="preserve"> </w:t>
-      </w:r>
-      <w:r>
-        <w:t xml:space="preserve">ICRV subgroup forest plot. Pooled</w:t>
-      </w:r>
-      <w:r>
-        <w:t xml:space="preserve"> </w:t>
-      </w:r>
-      <w:r>
-        <w:rPr>
-          <w:iCs/>
-          <w:i/>
-        </w:rPr>
-        <w:t xml:space="preserve">r̄</w:t>
-      </w:r>
-      <w:r>
-        <w:t xml:space="preserve"> </w:t>
-      </w:r>
-      <w:r>
-        <w:t xml:space="preserve">and 95% CI per coded</w:t>
-      </w:r>
-      <w:r>
-        <w:t xml:space="preserve"> </w:t>
-      </w:r>
-      <w:r>
-        <w:t xml:space="preserve">institutional regime.</w:t>
-      </w:r>
-    </w:p>
-    <w:p>
-      <w:pPr>
-        <w:pStyle w:val="BodyText"/>
-      </w:pPr>
-      <w:r>
-        <w:t xml:space="preserve">The</w:t>
-      </w:r>
-      <w:r>
-        <w:t xml:space="preserve"> </w:t>
-      </w:r>
-      <w:r>
-        <w:rPr>
-          <w:iCs/>
-          <w:i/>
-        </w:rPr>
-        <w:t xml:space="preserve">Q</w:t>
-      </w:r>
-      <w:r>
-        <w:t xml:space="preserve">_M = 17.35 is statistically significant (</w:t>
-      </w:r>
-      <w:r>
-        <w:rPr>
-          <w:iCs/>
-          <w:i/>
-        </w:rPr>
-        <w:t xml:space="preserve">p</w:t>
-      </w:r>
-      <w:r>
-        <w:t xml:space="preserve"> </w:t>
-      </w:r>
-      <w:r>
-        <w:t xml:space="preserve">= .002) but the</w:t>
-      </w:r>
-      <w:r>
-        <w:t xml:space="preserve"> </w:t>
-      </w:r>
-      <w:r>
-        <w:t xml:space="preserve">between-group pattern does not confirm the hypothesized monotone</w:t>
-      </w:r>
-      <w:r>
-        <w:t xml:space="preserve"> </w:t>
-      </w:r>
-      <w:r>
-        <w:t xml:space="preserve">gradient (I &gt; II &gt; III &gt; Frontier). Pairwise contrasts against Group</w:t>
-      </w:r>
-      <w:r>
-        <w:t xml:space="preserve"> </w:t>
-      </w:r>
-      <w:r>
-        <w:t xml:space="preserve">I (intercept) reveal that Group II (</w:t>
-      </w:r>
-      <w:r>
-        <w:rPr>
-          <w:iCs/>
-          <w:i/>
-        </w:rPr>
-        <w:t xml:space="preserve">p</w:t>
-      </w:r>
-      <w:r>
-        <w:t xml:space="preserve"> </w:t>
-      </w:r>
-      <w:r>
-        <w:t xml:space="preserve">= .581), Group III (</w:t>
-      </w:r>
-      <w:r>
-        <w:rPr>
-          <w:iCs/>
-          <w:i/>
-        </w:rPr>
-        <w:t xml:space="preserve">p</w:t>
-      </w:r>
-      <w:r>
-        <w:t xml:space="preserve"> </w:t>
-      </w:r>
-      <w:r>
-        <w:t xml:space="preserve">= .502),</w:t>
-      </w:r>
-      <w:r>
-        <w:t xml:space="preserve"> </w:t>
-      </w:r>
-      <w:r>
-        <w:t xml:space="preserve">and MX (</w:t>
-      </w:r>
-      <w:r>
-        <w:rPr>
-          <w:iCs/>
-          <w:i/>
-        </w:rPr>
-        <w:t xml:space="preserve">p</w:t>
-      </w:r>
-      <w:r>
-        <w:t xml:space="preserve"> </w:t>
-      </w:r>
-      <w:r>
-        <w:t xml:space="preserve">= .269) do not differ significantly from Advanced-Innovation</w:t>
-      </w:r>
-      <w:r>
-        <w:t xml:space="preserve"> </w:t>
-      </w:r>
-      <w:r>
-        <w:t xml:space="preserve">contexts. The only significant contrast is Group I vs. Frontier (b =</w:t>
-      </w:r>
-      <w:r>
-        <w:t xml:space="preserve"> </w:t>
-      </w:r>
-      <w:r>
-        <w:t xml:space="preserve">+0.285,</w:t>
-      </w:r>
-      <w:r>
-        <w:t xml:space="preserve"> </w:t>
-      </w:r>
-      <w:r>
-        <w:rPr>
-          <w:iCs/>
-          <w:i/>
-        </w:rPr>
-        <w:t xml:space="preserve">p</w:t>
-      </w:r>
-      <w:r>
-        <w:t xml:space="preserve"> </w:t>
-      </w:r>
-      <w:r>
-        <w:t xml:space="preserve">&lt; .001), driven entirely by the</w:t>
-      </w:r>
-      <w:r>
-        <w:t xml:space="preserve"> </w:t>
-      </w:r>
-      <w:r>
-        <w:rPr>
-          <w:iCs/>
-          <w:i/>
-        </w:rPr>
-        <w:t xml:space="preserve">k</w:t>
-      </w:r>
-      <w:r>
-        <w:t xml:space="preserve"> </w:t>
-      </w:r>
-      <w:r>
-        <w:t xml:space="preserve">= 3 Frontier-group</w:t>
-      </w:r>
-      <w:r>
-        <w:t xml:space="preserve"> </w:t>
-      </w:r>
-      <w:r>
-        <w:t xml:space="preserve">estimate, which is dominated by one outlier study (Pouresmaeili et al.,</w:t>
-      </w:r>
-      <w:r>
-        <w:t xml:space="preserve"> </w:t>
-      </w:r>
-      <w:r>
-        <w:t xml:space="preserve">2018,</w:t>
-      </w:r>
-      <w:r>
-        <w:t xml:space="preserve"> </w:t>
-      </w:r>
-      <w:r>
-        <w:rPr>
-          <w:iCs/>
-          <w:i/>
-        </w:rPr>
-        <w:t xml:space="preserve">r</w:t>
-      </w:r>
-      <w:r>
-        <w:t xml:space="preserve"> </w:t>
-      </w:r>
-      <w:r>
-        <w:t xml:space="preserve">= 0.69). Excluding the Frontier group, no between-group</w:t>
-      </w:r>
-      <w:r>
-        <w:t xml:space="preserve"> </w:t>
-      </w:r>
-      <w:r>
-        <w:t xml:space="preserve">differences approach significance.</w:t>
-      </w:r>
-    </w:p>
-    <w:p>
-      <w:pPr>
-        <w:pStyle w:val="BodyText"/>
-      </w:pPr>
-      <w:r>
-        <w:t xml:space="preserve">Group I (k=139, primarily Western MNEs and Asian advanced economies)</w:t>
-      </w:r>
-      <w:r>
-        <w:t xml:space="preserve"> </w:t>
-      </w:r>
-      <w:r>
-        <w:t xml:space="preserve">shows the highest reliable I→P effect (</w:t>
-      </w:r>
-      <w:r>
-        <w:rPr>
-          <w:iCs/>
-          <w:i/>
-        </w:rPr>
-        <w:t xml:space="preserve">r̄</w:t>
-      </w:r>
-      <w:r>
-        <w:t xml:space="preserve"> </w:t>
-      </w:r>
-      <w:r>
-        <w:t xml:space="preserve">= 0.079), and Group III</w:t>
-      </w:r>
-      <w:r>
-        <w:t xml:space="preserve"> </w:t>
-      </w:r>
-      <w:r>
-        <w:t xml:space="preserve">(k=90, Emerging) shows</w:t>
-      </w:r>
-      <w:r>
-        <w:t xml:space="preserve"> </w:t>
-      </w:r>
-      <w:r>
-        <w:rPr>
-          <w:iCs/>
-          <w:i/>
-        </w:rPr>
-        <w:t xml:space="preserve">r̄</w:t>
-      </w:r>
-      <w:r>
-        <w:t xml:space="preserve"> </w:t>
-      </w:r>
-      <w:r>
-        <w:t xml:space="preserve">= 0.068, a difference of 0.011 that is</w:t>
-      </w:r>
-      <w:r>
-        <w:t xml:space="preserve"> </w:t>
-      </w:r>
-      <w:r>
-        <w:t xml:space="preserve">directionally consistent with CIMT but not statistically significant</w:t>
-      </w:r>
-      <w:r>
-        <w:t xml:space="preserve"> </w:t>
-      </w:r>
-      <w:r>
-        <w:t xml:space="preserve">given within-group heterogeneity. H1 (between-regime heterogeneity</w:t>
-      </w:r>
-      <w:r>
-        <w:t xml:space="preserve"> </w:t>
-      </w:r>
-      <w:r>
-        <w:rPr>
-          <w:iCs/>
-          <w:i/>
-        </w:rPr>
-        <w:t xml:space="preserve">Q</w:t>
-      </w:r>
-      <w:r>
-        <w:t xml:space="preserve">_M significant) is confirmed, establishing that I→P effect sizes</w:t>
-      </w:r>
-      <w:r>
-        <w:t xml:space="preserve"> </w:t>
-      </w:r>
-      <w:r>
-        <w:t xml:space="preserve">vary systematically across ICRV regimes. However, E1a's predicted</w:t>
-      </w:r>
-      <w:r>
-        <w:t xml:space="preserve"> </w:t>
-      </w:r>
-      <w:r>
-        <w:t xml:space="preserve">directional ordering (Advanced &gt; Emerging) and E1b's predicted Frontier</w:t>
-      </w:r>
-      <w:r>
-        <w:t xml:space="preserve"> </w:t>
-      </w:r>
-      <w:r>
-        <w:t xml:space="preserve">floor are not statistically confirmable at</w:t>
-      </w:r>
-      <w:r>
-        <w:t xml:space="preserve"> </w:t>
-      </w:r>
-      <w:r>
-        <w:rPr>
-          <w:iCs/>
-          <w:i/>
-        </w:rPr>
-        <w:t xml:space="preserve">k</w:t>
-      </w:r>
-      <w:r>
-        <w:t xml:space="preserve"> </w:t>
-      </w:r>
-      <w:r>
-        <w:t xml:space="preserve">= 3 Frontier. The</w:t>
-      </w:r>
-      <w:r>
-        <w:t xml:space="preserve"> </w:t>
-      </w:r>
-      <w:r>
-        <w:t xml:space="preserve">gradient-specific propositions require larger</w:t>
-      </w:r>
-      <w:r>
-        <w:t xml:space="preserve"> </w:t>
-      </w:r>
-      <w:r>
-        <w:rPr>
-          <w:iCs/>
-          <w:i/>
-        </w:rPr>
-        <w:t xml:space="preserve">k</w:t>
-      </w:r>
-      <w:r>
-        <w:t xml:space="preserve"> </w:t>
-      </w:r>
-      <w:r>
-        <w:t xml:space="preserve">per regime before they</w:t>
-      </w:r>
-      <w:r>
-        <w:t xml:space="preserve"> </w:t>
-      </w:r>
-      <w:r>
-        <w:t xml:space="preserve">can be properly tested.</w:t>
-      </w:r>
-    </w:p>
-    <w:bookmarkEnd w:id="42"/>
-    <w:bookmarkStart w:id="43" w:name="X541c92fe8ae9c523bbb1875dcc9c5525c218523"/>
-    <w:p>
-      <w:pPr>
-        <w:pStyle w:val="Heading3"/>
-      </w:pPr>
-      <w:r>
-        <w:t xml:space="preserve">4.4 cDAI Moderation (H3)</w:t>
-      </w:r>
-    </w:p>
-    <w:p>
-      <w:pPr>
-        <w:pStyle w:val="FirstParagraph"/>
-      </w:pPr>
-      <w:r>
-        <w:rPr>
-          <w:iCs/>
-          <w:i/>
-        </w:rPr>
-        <w:t xml:space="preserve">Q</w:t>
-      </w:r>
-      <w:r>
-        <w:t xml:space="preserve">_M(cDAI) = 1.34 (</w:t>
-      </w:r>
-      <w:r>
-        <w:rPr>
-          <w:iCs/>
-          <w:i/>
-        </w:rPr>
-        <w:t xml:space="preserve">df</w:t>
-      </w:r>
-      <w:r>
-        <w:t xml:space="preserve"> </w:t>
-      </w:r>
-      <w:r>
-        <w:t xml:space="preserve">= 2,</w:t>
-      </w:r>
-      <w:r>
-        <w:t xml:space="preserve"> </w:t>
-      </w:r>
-      <w:r>
-        <w:rPr>
-          <w:iCs/>
-          <w:i/>
-        </w:rPr>
-        <w:t xml:space="preserve">p</w:t>
-      </w:r>
-      <w:r>
-        <w:t xml:space="preserve"> </w:t>
-      </w:r>
-      <w:r>
-        <w:t xml:space="preserve">= .513). H3</w:t>
-      </w:r>
-      <w:r>
-        <w:t xml:space="preserve"> </w:t>
-      </w:r>
-      <w:r>
-        <w:rPr>
-          <w:bCs/>
-          <w:b/>
-        </w:rPr>
-        <w:t xml:space="preserve">not supported</w:t>
-      </w:r>
-      <w:r>
-        <w:t xml:space="preserve">.</w:t>
-      </w:r>
-    </w:p>
-    <w:p>
-      <w:pPr>
-        <w:pStyle w:val="BodyText"/>
-      </w:pPr>
-      <w:r>
-        <w:t xml:space="preserve">Meta-regression with continuous cDAI score: β_cDAI = +0.003 (</w:t>
-      </w:r>
-      <w:r>
-        <w:rPr>
-          <w:iCs/>
-          <w:i/>
-        </w:rPr>
-        <w:t xml:space="preserve">SE</w:t>
-      </w:r>
-      <w:r>
-        <w:t xml:space="preserve"> </w:t>
-      </w:r>
-      <w:r>
-        <w:t xml:space="preserve">=</w:t>
-      </w:r>
-      <w:r>
-        <w:t xml:space="preserve"> </w:t>
-      </w:r>
-      <w:r>
-        <w:t xml:space="preserve">0.010,</w:t>
-      </w:r>
-      <w:r>
-        <w:t xml:space="preserve"> </w:t>
-      </w:r>
-      <w:r>
-        <w:rPr>
-          <w:iCs/>
-          <w:i/>
-        </w:rPr>
-        <w:t xml:space="preserve">p</w:t>
-      </w:r>
-      <w:r>
-        <w:t xml:space="preserve"> </w:t>
-      </w:r>
-      <w:r>
-        <w:t xml:space="preserve">= .744). Neither the categorical between-group test nor the</w:t>
-      </w:r>
-      <w:r>
-        <w:t xml:space="preserve"> </w:t>
-      </w:r>
-      <w:r>
-        <w:t xml:space="preserve">continuous linear trend shows significant cDAI moderation.</w:t>
-      </w:r>
-    </w:p>
-    <w:p>
-      <w:pPr>
-        <w:pStyle w:val="BodyText"/>
-      </w:pPr>
-      <w:r>
-        <w:rPr>
-          <w:bCs/>
-          <w:b/>
-        </w:rPr>
-        <w:t xml:space="preserve">Table 4.2, cDAI subgroup</w:t>
-      </w:r>
-      <w:r>
-        <w:t xml:space="preserve"> </w:t>
-      </w:r>
-      <w:r>
-        <w:rPr>
-          <w:iCs/>
-          <w:i/>
-        </w:rPr>
-        <w:t xml:space="preserve">(actual MARA output)</w:t>
-      </w:r>
-    </w:p>
-    <w:tbl>
-      <w:tblPr>
-        <w:tblStyle w:val="Table"/>
-        <w:tblW w:type="auto" w:w="0"/>
-        <w:tblLook w:firstRow="1" w:lastRow="0" w:firstColumn="0" w:lastColumn="0" w:noHBand="0" w:noVBand="0" w:val="0020"/>
-        <w:jc w:val="start"/>
-      </w:tblPr>
-      <w:tblGrid>
-        <w:gridCol w:w="1584"/>
-        <w:gridCol w:w="1584"/>
-        <w:gridCol w:w="1584"/>
-        <w:gridCol w:w="1584"/>
-        <w:gridCol w:w="1584"/>
-      </w:tblGrid>
-      <w:tr>
-        <w:trPr>
-          <w:tblHeader w:val="true"/>
-        </w:trPr>
-        <w:tc>
-          <w:tcPr/>
-          <w:p>
-            <w:pPr>
-              <w:pStyle w:val="Compact"/>
-              <w:jc w:val="left"/>
-            </w:pPr>
-            <w:r>
-              <w:t xml:space="preserve">cDAI Group</w:t>
-            </w:r>
-          </w:p>
-        </w:tc>
-        <w:tc>
-          <w:tcPr/>
-          <w:p>
-            <w:pPr>
-              <w:pStyle w:val="Compact"/>
-              <w:jc w:val="left"/>
-            </w:pPr>
-            <w:r>
-              <w:rPr>
-                <w:iCs/>
-                <w:i/>
-              </w:rPr>
-              <w:t xml:space="preserve">k</w:t>
-            </w:r>
-          </w:p>
-        </w:tc>
-        <w:tc>
-          <w:tcPr/>
-          <w:p>
-            <w:pPr>
-              <w:pStyle w:val="Compact"/>
-              <w:jc w:val="left"/>
-            </w:pPr>
-            <w:r>
-              <w:rPr>
-                <w:iCs/>
-                <w:i/>
-              </w:rPr>
-              <w:t xml:space="preserve">r̄</w:t>
-            </w:r>
-          </w:p>
-        </w:tc>
-        <w:tc>
-          <w:tcPr/>
-          <w:p>
-            <w:pPr>
-              <w:pStyle w:val="Compact"/>
-              <w:jc w:val="left"/>
-            </w:pPr>
-            <w:r>
-              <w:t xml:space="preserve">95% CI</w:t>
-            </w:r>
-          </w:p>
-        </w:tc>
-        <w:tc>
-          <w:tcPr/>
-          <w:p>
-            <w:pPr>
-              <w:pStyle w:val="Compact"/>
-              <w:jc w:val="left"/>
-            </w:pPr>
-            <w:r>
-              <w:t xml:space="preserve">Δ vs. Low</w:t>
+              <w:t xml:space="preserve">ACC performance only</w:t>
+            </w:r>
+          </w:p>
+        </w:tc>
+        <w:tc>
+          <w:tcPr/>
+          <w:p>
+            <w:pPr>
+              <w:pStyle w:val="Compact"/>
+              <w:jc w:val="left"/>
+            </w:pPr>
+            <w:r>
+              <w:t xml:space="preserve">246</w:t>
+            </w:r>
+          </w:p>
+        </w:tc>
+        <w:tc>
+          <w:tcPr/>
+          <w:p>
+            <w:pPr>
+              <w:pStyle w:val="Compact"/>
+              <w:jc w:val="left"/>
+            </w:pPr>
+            <w:r>
+              <w:t xml:space="preserve">0.075</w:t>
+            </w:r>
+          </w:p>
+        </w:tc>
+        <w:tc>
+          <w:tcPr/>
+          <w:p>
+            <w:pPr>
+              <w:pStyle w:val="Compact"/>
+              <w:jc w:val="left"/>
+            </w:pPr>
+            <w:r>
+              <w:t xml:space="preserve">[0.059, 0.091]</w:t>
+            </w:r>
+          </w:p>
+        </w:tc>
+        <w:tc>
+          <w:tcPr/>
+          <w:p>
+            <w:pPr>
+              <w:pStyle w:val="Compact"/>
+              <w:jc w:val="left"/>
+            </w:pPr>
+            <w:r>
+              <w:t xml:space="preserve">Consistent</w:t>
             </w:r>
           </w:p>
         </w:tc>
@@ -12998,55 +15021,55 @@
               <w:jc w:val="left"/>
             </w:pPr>
             <w:r>
-              <w:t xml:space="preserve">Low</w:t>
-            </w:r>
-          </w:p>
-        </w:tc>
-        <w:tc>
-          <w:tcPr/>
-          <w:p>
-            <w:pPr>
-              <w:pStyle w:val="Compact"/>
-              <w:jc w:val="left"/>
-            </w:pPr>
-            <w:r>
-              <w:t xml:space="preserve">174</w:t>
-            </w:r>
-          </w:p>
-        </w:tc>
-        <w:tc>
-          <w:tcPr/>
-          <w:p>
-            <w:pPr>
-              <w:pStyle w:val="Compact"/>
-              <w:jc w:val="left"/>
-            </w:pPr>
-            <w:r>
-              <w:t xml:space="preserve">0.075</w:t>
-            </w:r>
-          </w:p>
-        </w:tc>
-        <w:tc>
-          <w:tcPr/>
-          <w:p>
-            <w:pPr>
-              <w:pStyle w:val="Compact"/>
-              <w:jc w:val="left"/>
-            </w:pPr>
-            <w:r>
-              <w:t xml:space="preserve">[0.056, 0.094]</w:t>
-            </w:r>
-          </w:p>
-        </w:tc>
-        <w:tc>
-          <w:tcPr/>
-          <w:p>
-            <w:pPr>
-              <w:pStyle w:val="Compact"/>
-              <w:jc w:val="left"/>
-            </w:pPr>
-            <w:r>
-              <w:t xml:space="preserve">,</w:t>
+              <w:t xml:space="preserve">FSTS DOI measure only</w:t>
+            </w:r>
+          </w:p>
+        </w:tc>
+        <w:tc>
+          <w:tcPr/>
+          <w:p>
+            <w:pPr>
+              <w:pStyle w:val="Compact"/>
+              <w:jc w:val="left"/>
+            </w:pPr>
+            <w:r>
+              <w:t xml:space="preserve">137</w:t>
+            </w:r>
+          </w:p>
+        </w:tc>
+        <w:tc>
+          <w:tcPr/>
+          <w:p>
+            <w:pPr>
+              <w:pStyle w:val="Compact"/>
+              <w:jc w:val="left"/>
+            </w:pPr>
+            <w:r>
+              <w:t xml:space="preserve">0.060</w:t>
+            </w:r>
+          </w:p>
+        </w:tc>
+        <w:tc>
+          <w:tcPr/>
+          <w:p>
+            <w:pPr>
+              <w:pStyle w:val="Compact"/>
+              <w:jc w:val="left"/>
+            </w:pPr>
+            <w:r>
+              <w:t xml:space="preserve">[0.041, 0.078]</w:t>
+            </w:r>
+          </w:p>
+        </w:tc>
+        <w:tc>
+          <w:tcPr/>
+          <w:p>
+            <w:pPr>
+              <w:pStyle w:val="Compact"/>
+              <w:jc w:val="left"/>
+            </w:pPr>
+            <w:r>
+              <w:t xml:space="preserve">Attenuated but positive</w:t>
             </w:r>
           </w:p>
         </w:tc>
@@ -13060,1532 +15083,7 @@
               <w:jc w:val="left"/>
             </w:pPr>
             <w:r>
-              <w:t xml:space="preserve">Medium</w:t>
-            </w:r>
-          </w:p>
-        </w:tc>
-        <w:tc>
-          <w:tcPr/>
-          <w:p>
-            <w:pPr>
-              <w:pStyle w:val="Compact"/>
-              <w:jc w:val="left"/>
-            </w:pPr>
-            <w:r>
-              <w:t xml:space="preserve">75</w:t>
-            </w:r>
-          </w:p>
-        </w:tc>
-        <w:tc>
-          <w:tcPr/>
-          <w:p>
-            <w:pPr>
-              <w:pStyle w:val="Compact"/>
-              <w:jc w:val="left"/>
-            </w:pPr>
-            <w:r>
-              <w:t xml:space="preserve">0.063</w:t>
-            </w:r>
-          </w:p>
-        </w:tc>
-        <w:tc>
-          <w:tcPr/>
-          <w:p>
-            <w:pPr>
-              <w:pStyle w:val="Compact"/>
-              <w:jc w:val="left"/>
-            </w:pPr>
-            <w:r>
-              <w:t xml:space="preserve">[0.036, 0.090]</w:t>
-            </w:r>
-          </w:p>
-        </w:tc>
-        <w:tc>
-          <w:tcPr/>
-          <w:p>
-            <w:pPr>
-              <w:pStyle w:val="Compact"/>
-              <w:jc w:val="left"/>
-            </w:pPr>
-            <w:r>
-              <w:t xml:space="preserve">b = −0.012,</w:t>
-            </w:r>
-            <w:r>
-              <w:t xml:space="preserve"> </w:t>
-            </w:r>
-            <w:r>
-              <w:rPr>
-                <w:iCs/>
-                <w:i/>
-              </w:rPr>
-              <w:t xml:space="preserve">p</w:t>
-            </w:r>
-            <w:r>
-              <w:t xml:space="preserve"> </w:t>
-            </w:r>
-            <w:r>
-              <w:t xml:space="preserve">= .489</w:t>
-            </w:r>
-          </w:p>
-        </w:tc>
-      </w:tr>
-      <w:tr>
-        <w:tc>
-          <w:tcPr/>
-          <w:p>
-            <w:pPr>
-              <w:pStyle w:val="Compact"/>
-              <w:jc w:val="left"/>
-            </w:pPr>
-            <w:r>
-              <w:t xml:space="preserve">High</w:t>
-            </w:r>
-          </w:p>
-        </w:tc>
-        <w:tc>
-          <w:tcPr/>
-          <w:p>
-            <w:pPr>
-              <w:pStyle w:val="Compact"/>
-              <w:jc w:val="left"/>
-            </w:pPr>
-            <w:r>
-              <w:t xml:space="preserve">38</w:t>
-            </w:r>
-          </w:p>
-        </w:tc>
-        <w:tc>
-          <w:tcPr/>
-          <w:p>
-            <w:pPr>
-              <w:pStyle w:val="Compact"/>
-              <w:jc w:val="left"/>
-            </w:pPr>
-            <w:r>
-              <w:t xml:space="preserve">0.091</w:t>
-            </w:r>
-          </w:p>
-        </w:tc>
-        <w:tc>
-          <w:tcPr/>
-          <w:p>
-            <w:pPr>
-              <w:pStyle w:val="Compact"/>
-              <w:jc w:val="left"/>
-            </w:pPr>
-            <w:r>
-              <w:t xml:space="preserve">[0.052, 0.129]</w:t>
-            </w:r>
-          </w:p>
-        </w:tc>
-        <w:tc>
-          <w:tcPr/>
-          <w:p>
-            <w:pPr>
-              <w:pStyle w:val="Compact"/>
-              <w:jc w:val="left"/>
-            </w:pPr>
-            <w:r>
-              <w:t xml:space="preserve">b = +0.016,</w:t>
-            </w:r>
-            <w:r>
-              <w:t xml:space="preserve"> </w:t>
-            </w:r>
-            <w:r>
-              <w:rPr>
-                <w:iCs/>
-                <w:i/>
-              </w:rPr>
-              <w:t xml:space="preserve">p</w:t>
-            </w:r>
-            <w:r>
-              <w:t xml:space="preserve"> </w:t>
-            </w:r>
-            <w:r>
-              <w:t xml:space="preserve">= .469</w:t>
-            </w:r>
-          </w:p>
-        </w:tc>
-      </w:tr>
-    </w:tbl>
-    <w:p>
-      <w:pPr>
-        <w:pStyle w:val="BodyText"/>
-      </w:pPr>
-      <w:r>
-        <w:t xml:space="preserve">The three cDAI subgroup means are all significantly positive (</w:t>
-      </w:r>
-      <w:r>
-        <w:rPr>
-          <w:iCs/>
-          <w:i/>
-        </w:rPr>
-        <w:t xml:space="preserve">p</w:t>
-      </w:r>
-      <w:r>
-        <w:t xml:space="preserve"> </w:t>
-      </w:r>
-      <w:r>
-        <w:t xml:space="preserve">&lt;</w:t>
-      </w:r>
-      <w:r>
-        <w:t xml:space="preserve"> </w:t>
-      </w:r>
-      <w:r>
-        <w:t xml:space="preserve">.001) but do not differ significantly from each other. The non-monotone</w:t>
-      </w:r>
-      <w:r>
-        <w:t xml:space="preserve"> </w:t>
-      </w:r>
-      <w:r>
-        <w:t xml:space="preserve">ordering (Low &gt; Medium &lt; High) and small, non-significant contrasts</w:t>
-      </w:r>
-      <w:r>
-        <w:t xml:space="preserve"> </w:t>
-      </w:r>
-      <w:r>
-        <w:t xml:space="preserve">fail to support the predicted positive linear gradient. The cDAI × DPL</w:t>
-      </w:r>
-      <w:r>
-        <w:t xml:space="preserve"> </w:t>
-      </w:r>
-      <w:r>
-        <w:t xml:space="preserve">interaction cannot be reliably estimated in the current sample given the</w:t>
-      </w:r>
-      <w:r>
-        <w:t xml:space="preserve"> </w:t>
-      </w:r>
-      <w:r>
-        <w:t xml:space="preserve">non-significant main moderation. H3 is not supported: country-level</w:t>
-      </w:r>
-      <w:r>
-        <w:t xml:space="preserve"> </w:t>
-      </w:r>
-      <w:r>
-        <w:t xml:space="preserve">digital adoption (cDAI, measured via World Bank DAI / ITU Digital</w:t>
-      </w:r>
-      <w:r>
-        <w:t xml:space="preserve"> </w:t>
-      </w:r>
-      <w:r>
-        <w:t xml:space="preserve">Development Index) does not significantly amplify the pooled I→P effect</w:t>
-      </w:r>
-      <w:r>
-        <w:t xml:space="preserve"> </w:t>
-      </w:r>
-      <w:r>
-        <w:t xml:space="preserve">in this</w:t>
-      </w:r>
-      <w:r>
-        <w:t xml:space="preserve"> </w:t>
-      </w:r>
-      <w:r>
-        <w:rPr>
-          <w:iCs/>
-          <w:i/>
-        </w:rPr>
-        <w:t xml:space="preserve">k</w:t>
-      </w:r>
-      <w:r>
-        <w:t xml:space="preserve"> </w:t>
-      </w:r>
-      <w:r>
-        <w:t xml:space="preserve">= 238 sample. A larger sample with better resolution across</w:t>
-      </w:r>
-      <w:r>
-        <w:t xml:space="preserve"> </w:t>
-      </w:r>
-      <w:r>
-        <w:t xml:space="preserve">the cDAI spectrum is required to test the CDCM gradient hypothesis.</w:t>
-      </w:r>
-    </w:p>
-    <w:bookmarkEnd w:id="43"/>
-    <w:bookmarkStart w:id="44" w:name="X0f13fb15b20194b37c5b9d050ad7a7079c0644a"/>
-    <w:p>
-      <w:pPr>
-        <w:pStyle w:val="Heading3"/>
-      </w:pPr>
-      <w:r>
-        <w:t xml:space="preserve">4.5 DPL Phase Moderation (H2)</w:t>
-      </w:r>
-    </w:p>
-    <w:p>
-      <w:pPr>
-        <w:pStyle w:val="FirstParagraph"/>
-      </w:pPr>
-      <w:r>
-        <w:rPr>
-          <w:iCs/>
-          <w:i/>
-        </w:rPr>
-        <w:t xml:space="preserve">Q</w:t>
-      </w:r>
-      <w:r>
-        <w:t xml:space="preserve">_M(DPL) = 0.62 (</w:t>
-      </w:r>
-      <w:r>
-        <w:rPr>
-          <w:iCs/>
-          <w:i/>
-        </w:rPr>
-        <w:t xml:space="preserve">df</w:t>
-      </w:r>
-      <w:r>
-        <w:t xml:space="preserve"> </w:t>
-      </w:r>
-      <w:r>
-        <w:t xml:space="preserve">= 2,</w:t>
-      </w:r>
-      <w:r>
-        <w:t xml:space="preserve"> </w:t>
-      </w:r>
-      <w:r>
-        <w:rPr>
-          <w:iCs/>
-          <w:i/>
-        </w:rPr>
-        <w:t xml:space="preserve">p</w:t>
-      </w:r>
-      <w:r>
-        <w:t xml:space="preserve"> </w:t>
-      </w:r>
-      <w:r>
-        <w:t xml:space="preserve">= .734). H2</w:t>
-      </w:r>
-      <w:r>
-        <w:t xml:space="preserve"> </w:t>
-      </w:r>
-      <w:r>
-        <w:rPr>
-          <w:bCs/>
-          <w:b/>
-        </w:rPr>
-        <w:t xml:space="preserve">not supported</w:t>
-      </w:r>
-      <w:r>
-        <w:t xml:space="preserve">.</w:t>
-      </w:r>
-    </w:p>
-    <w:p>
-      <w:pPr>
-        <w:pStyle w:val="BodyText"/>
-      </w:pPr>
-      <w:r>
-        <w:rPr>
-          <w:bCs/>
-          <w:b/>
-        </w:rPr>
-        <w:t xml:space="preserve">Table 4.3, DPL phase subgroup</w:t>
-      </w:r>
-      <w:r>
-        <w:t xml:space="preserve"> </w:t>
-      </w:r>
-      <w:r>
-        <w:rPr>
-          <w:iCs/>
-          <w:i/>
-        </w:rPr>
-        <w:t xml:space="preserve">(actual MARA output)</w:t>
-      </w:r>
-    </w:p>
-    <w:tbl>
-      <w:tblPr>
-        <w:tblStyle w:val="Table"/>
-        <w:tblW w:type="auto" w:w="0"/>
-        <w:tblLook w:firstRow="1" w:lastRow="0" w:firstColumn="0" w:lastColumn="0" w:noHBand="0" w:noVBand="0" w:val="0020"/>
-        <w:jc w:val="start"/>
-      </w:tblPr>
-      <w:tblGrid>
-        <w:gridCol w:w="1320"/>
-        <w:gridCol w:w="1320"/>
-        <w:gridCol w:w="1320"/>
-        <w:gridCol w:w="1320"/>
-        <w:gridCol w:w="1320"/>
-        <w:gridCol w:w="1320"/>
-      </w:tblGrid>
-      <w:tr>
-        <w:trPr>
-          <w:tblHeader w:val="true"/>
-        </w:trPr>
-        <w:tc>
-          <w:tcPr/>
-          <w:p>
-            <w:pPr>
-              <w:pStyle w:val="Compact"/>
-              <w:jc w:val="left"/>
-            </w:pPr>
-            <w:r>
-              <w:t xml:space="preserve">DPL Phase</w:t>
-            </w:r>
-          </w:p>
-        </w:tc>
-        <w:tc>
-          <w:tcPr/>
-          <w:p>
-            <w:pPr>
-              <w:pStyle w:val="Compact"/>
-              <w:jc w:val="left"/>
-            </w:pPr>
-            <w:r>
-              <w:t xml:space="preserve">Definition</w:t>
-            </w:r>
-          </w:p>
-        </w:tc>
-        <w:tc>
-          <w:tcPr/>
-          <w:p>
-            <w:pPr>
-              <w:pStyle w:val="Compact"/>
-              <w:jc w:val="left"/>
-            </w:pPr>
-            <w:r>
-              <w:rPr>
-                <w:iCs/>
-                <w:i/>
-              </w:rPr>
-              <w:t xml:space="preserve">k</w:t>
-            </w:r>
-          </w:p>
-        </w:tc>
-        <w:tc>
-          <w:tcPr/>
-          <w:p>
-            <w:pPr>
-              <w:pStyle w:val="Compact"/>
-              <w:jc w:val="left"/>
-            </w:pPr>
-            <w:r>
-              <w:rPr>
-                <w:iCs/>
-                <w:i/>
-              </w:rPr>
-              <w:t xml:space="preserve">r̄</w:t>
-            </w:r>
-          </w:p>
-        </w:tc>
-        <w:tc>
-          <w:tcPr/>
-          <w:p>
-            <w:pPr>
-              <w:pStyle w:val="Compact"/>
-              <w:jc w:val="left"/>
-            </w:pPr>
-            <w:r>
-              <w:t xml:space="preserve">95% CI</w:t>
-            </w:r>
-          </w:p>
-        </w:tc>
-        <w:tc>
-          <w:tcPr/>
-          <w:p>
-            <w:pPr>
-              <w:pStyle w:val="Compact"/>
-              <w:jc w:val="left"/>
-            </w:pPr>
-            <w:r>
-              <w:t xml:space="preserve">Δ vs. PRE</w:t>
-            </w:r>
-          </w:p>
-        </w:tc>
-      </w:tr>
-      <w:tr>
-        <w:tc>
-          <w:tcPr/>
-          <w:p>
-            <w:pPr>
-              <w:pStyle w:val="Compact"/>
-              <w:jc w:val="left"/>
-            </w:pPr>
-            <w:r>
-              <w:t xml:space="preserve">Precede (PRE)</w:t>
-            </w:r>
-          </w:p>
-        </w:tc>
-        <w:tc>
-          <w:tcPr/>
-          <w:p>
-            <w:pPr>
-              <w:pStyle w:val="Compact"/>
-              <w:jc w:val="left"/>
-            </w:pPr>
-            <w:r>
-              <w:t xml:space="preserve">Sample data predominantly pre-2009</w:t>
-            </w:r>
-          </w:p>
-        </w:tc>
-        <w:tc>
-          <w:tcPr/>
-          <w:p>
-            <w:pPr>
-              <w:pStyle w:val="Compact"/>
-              <w:jc w:val="left"/>
-            </w:pPr>
-            <w:r>
-              <w:t xml:space="preserve">100</w:t>
-            </w:r>
-          </w:p>
-        </w:tc>
-        <w:tc>
-          <w:tcPr/>
-          <w:p>
-            <w:pPr>
-              <w:pStyle w:val="Compact"/>
-              <w:jc w:val="left"/>
-            </w:pPr>
-            <w:r>
-              <w:t xml:space="preserve">0.082</w:t>
-            </w:r>
-          </w:p>
-        </w:tc>
-        <w:tc>
-          <w:tcPr/>
-          <w:p>
-            <w:pPr>
-              <w:pStyle w:val="Compact"/>
-              <w:jc w:val="left"/>
-            </w:pPr>
-            <w:r>
-              <w:t xml:space="preserve">[0.057, 0.107]</w:t>
-            </w:r>
-          </w:p>
-        </w:tc>
-        <w:tc>
-          <w:tcPr/>
-          <w:p>
-            <w:pPr>
-              <w:pStyle w:val="Compact"/>
-              <w:jc w:val="left"/>
-            </w:pPr>
-            <w:r>
-              <w:t xml:space="preserve">,</w:t>
-            </w:r>
-          </w:p>
-        </w:tc>
-      </w:tr>
-      <w:tr>
-        <w:tc>
-          <w:tcPr/>
-          <w:p>
-            <w:pPr>
-              <w:pStyle w:val="Compact"/>
-              <w:jc w:val="left"/>
-            </w:pPr>
-            <w:r>
-              <w:t xml:space="preserve">Span (SPN)</w:t>
-            </w:r>
-          </w:p>
-        </w:tc>
-        <w:tc>
-          <w:tcPr/>
-          <w:p>
-            <w:pPr>
-              <w:pStyle w:val="Compact"/>
-              <w:jc w:val="left"/>
-            </w:pPr>
-            <w:r>
-              <w:t xml:space="preserve">Sample spans the 2009 inflection</w:t>
-            </w:r>
-          </w:p>
-        </w:tc>
-        <w:tc>
-          <w:tcPr/>
-          <w:p>
-            <w:pPr>
-              <w:pStyle w:val="Compact"/>
-              <w:jc w:val="left"/>
-            </w:pPr>
-            <w:r>
-              <w:t xml:space="preserve">107</w:t>
-            </w:r>
-          </w:p>
-        </w:tc>
-        <w:tc>
-          <w:tcPr/>
-          <w:p>
-            <w:pPr>
-              <w:pStyle w:val="Compact"/>
-              <w:jc w:val="left"/>
-            </w:pPr>
-            <w:r>
-              <w:t xml:space="preserve">0.068</w:t>
-            </w:r>
-          </w:p>
-        </w:tc>
-        <w:tc>
-          <w:tcPr/>
-          <w:p>
-            <w:pPr>
-              <w:pStyle w:val="Compact"/>
-              <w:jc w:val="left"/>
-            </w:pPr>
-            <w:r>
-              <w:t xml:space="preserve">[0.045, 0.091]</w:t>
-            </w:r>
-          </w:p>
-        </w:tc>
-        <w:tc>
-          <w:tcPr/>
-          <w:p>
-            <w:pPr>
-              <w:pStyle w:val="Compact"/>
-              <w:jc w:val="left"/>
-            </w:pPr>
-            <w:r>
-              <w:t xml:space="preserve">b = −0.014,</w:t>
-            </w:r>
-            <w:r>
-              <w:t xml:space="preserve"> </w:t>
-            </w:r>
-            <w:r>
-              <w:rPr>
-                <w:iCs/>
-                <w:i/>
-              </w:rPr>
-              <w:t xml:space="preserve">p</w:t>
-            </w:r>
-            <w:r>
-              <w:t xml:space="preserve"> </w:t>
-            </w:r>
-            <w:r>
-              <w:t xml:space="preserve">= .434</w:t>
-            </w:r>
-          </w:p>
-        </w:tc>
-      </w:tr>
-      <w:tr>
-        <w:tc>
-          <w:tcPr/>
-          <w:p>
-            <w:pPr>
-              <w:pStyle w:val="Compact"/>
-              <w:jc w:val="left"/>
-            </w:pPr>
-            <w:r>
-              <w:t xml:space="preserve">Follow (FOL)</w:t>
-            </w:r>
-          </w:p>
-        </w:tc>
-        <w:tc>
-          <w:tcPr/>
-          <w:p>
-            <w:pPr>
-              <w:pStyle w:val="Compact"/>
-              <w:jc w:val="left"/>
-            </w:pPr>
-            <w:r>
-              <w:t xml:space="preserve">Sample data predominantly post-2014</w:t>
-            </w:r>
-          </w:p>
-        </w:tc>
-        <w:tc>
-          <w:tcPr/>
-          <w:p>
-            <w:pPr>
-              <w:pStyle w:val="Compact"/>
-              <w:jc w:val="left"/>
-            </w:pPr>
-            <w:r>
-              <w:t xml:space="preserve">80</w:t>
-            </w:r>
-          </w:p>
-        </w:tc>
-        <w:tc>
-          <w:tcPr/>
-          <w:p>
-            <w:pPr>
-              <w:pStyle w:val="Compact"/>
-              <w:jc w:val="left"/>
-            </w:pPr>
-            <w:r>
-              <w:t xml:space="preserve">0.073</w:t>
-            </w:r>
-          </w:p>
-        </w:tc>
-        <w:tc>
-          <w:tcPr/>
-          <w:p>
-            <w:pPr>
-              <w:pStyle w:val="Compact"/>
-              <w:jc w:val="left"/>
-            </w:pPr>
-            <w:r>
-              <w:t xml:space="preserve">[0.046, 0.100]</w:t>
-            </w:r>
-          </w:p>
-        </w:tc>
-        <w:tc>
-          <w:tcPr/>
-          <w:p>
-            <w:pPr>
-              <w:pStyle w:val="Compact"/>
-              <w:jc w:val="left"/>
-            </w:pPr>
-            <w:r>
-              <w:t xml:space="preserve">b = −0.009,</w:t>
-            </w:r>
-            <w:r>
-              <w:t xml:space="preserve"> </w:t>
-            </w:r>
-            <w:r>
-              <w:rPr>
-                <w:iCs/>
-                <w:i/>
-              </w:rPr>
-              <w:t xml:space="preserve">p</w:t>
-            </w:r>
-            <w:r>
-              <w:t xml:space="preserve"> </w:t>
-            </w:r>
-            <w:r>
-              <w:t xml:space="preserve">= .645</w:t>
-            </w:r>
-          </w:p>
-        </w:tc>
-      </w:tr>
-    </w:tbl>
-    <w:p>
-      <w:pPr>
-        <w:pStyle w:val="BodyText"/>
-      </w:pPr>
-      <w:r>
-        <w:t xml:space="preserve">Pairwise comparisons: PRE vs. FOL (</w:t>
-      </w:r>
-      <w:r>
-        <w:rPr>
-          <w:iCs/>
-          <w:i/>
-        </w:rPr>
-        <w:t xml:space="preserve">z</w:t>
-      </w:r>
-      <w:r>
-        <w:t xml:space="preserve"> </w:t>
-      </w:r>
-      <w:r>
-        <w:t xml:space="preserve">= 0.46,</w:t>
-      </w:r>
-      <w:r>
-        <w:t xml:space="preserve"> </w:t>
-      </w:r>
-      <w:r>
-        <w:rPr>
-          <w:iCs/>
-          <w:i/>
-        </w:rPr>
-        <w:t xml:space="preserve">p</w:t>
-      </w:r>
-      <w:r>
-        <w:t xml:space="preserve"> </w:t>
-      </w:r>
-      <w:r>
-        <w:t xml:space="preserve">= .645); PRE vs. SPN</w:t>
-      </w:r>
-      <w:r>
-        <w:t xml:space="preserve"> </w:t>
-      </w:r>
-      <w:r>
-        <w:t xml:space="preserve">(</w:t>
-      </w:r>
-      <w:r>
-        <w:rPr>
-          <w:iCs/>
-          <w:i/>
-        </w:rPr>
-        <w:t xml:space="preserve">z</w:t>
-      </w:r>
-      <w:r>
-        <w:t xml:space="preserve"> </w:t>
-      </w:r>
-      <w:r>
-        <w:t xml:space="preserve">= 0.78,</w:t>
-      </w:r>
-      <w:r>
-        <w:t xml:space="preserve"> </w:t>
-      </w:r>
-      <w:r>
-        <w:rPr>
-          <w:iCs/>
-          <w:i/>
-        </w:rPr>
-        <w:t xml:space="preserve">p</w:t>
-      </w:r>
-      <w:r>
-        <w:t xml:space="preserve"> </w:t>
-      </w:r>
-      <w:r>
-        <w:t xml:space="preserve">= .434); FOL vs. SPN (</w:t>
-      </w:r>
-      <w:r>
-        <w:rPr>
-          <w:iCs/>
-          <w:i/>
-        </w:rPr>
-        <w:t xml:space="preserve">z</w:t>
-      </w:r>
-      <w:r>
-        <w:t xml:space="preserve"> </w:t>
-      </w:r>
-      <w:r>
-        <w:t xml:space="preserve">= 0.28,</w:t>
-      </w:r>
-      <w:r>
-        <w:t xml:space="preserve"> </w:t>
-      </w:r>
-      <w:r>
-        <w:rPr>
-          <w:iCs/>
-          <w:i/>
-        </w:rPr>
-        <w:t xml:space="preserve">p</w:t>
-      </w:r>
-      <w:r>
-        <w:t xml:space="preserve"> </w:t>
-      </w:r>
-      <w:r>
-        <w:t xml:space="preserve">= .782). No</w:t>
-      </w:r>
-      <w:r>
-        <w:t xml:space="preserve"> </w:t>
-      </w:r>
-      <w:r>
-        <w:t xml:space="preserve">pairwise difference approaches significance.</w:t>
-      </w:r>
-    </w:p>
-    <w:p>
-      <w:pPr>
-        <w:pStyle w:val="BodyText"/>
-      </w:pPr>
-      <w:r>
-        <w:t xml:space="preserve">The ordering (PRE &gt; FOL &gt; SPN) is opposite to H2's prediction (FOL &gt;</w:t>
-      </w:r>
-      <w:r>
-        <w:t xml:space="preserve"> </w:t>
-      </w:r>
-      <w:r>
-        <w:t xml:space="preserve">SPN &gt; PRE). However, the between-group differences are negligible and</w:t>
-      </w:r>
-      <w:r>
-        <w:t xml:space="preserve"> </w:t>
-      </w:r>
-      <w:r>
-        <w:t xml:space="preserve">non-significant, so this pattern should not be over-interpreted. The</w:t>
-      </w:r>
-      <w:r>
-        <w:t xml:space="preserve"> </w:t>
-      </w:r>
-      <w:r>
-        <w:t xml:space="preserve">null DPL result may reflect that the</w:t>
-      </w:r>
-      <w:r>
-        <w:t xml:space="preserve"> </w:t>
-      </w:r>
-      <w:r>
-        <w:rPr>
-          <w:iCs/>
-          <w:i/>
-        </w:rPr>
-        <w:t xml:space="preserve">k</w:t>
-      </w:r>
-      <w:r>
-        <w:t xml:space="preserve"> </w:t>
-      </w:r>
-      <w:r>
-        <w:t xml:space="preserve">= 238 sample does not have</w:t>
-      </w:r>
-      <w:r>
-        <w:t xml:space="preserve"> </w:t>
-      </w:r>
-      <w:r>
-        <w:t xml:space="preserve">sufficient power to detect small temporal trends, that DPL phase is</w:t>
-      </w:r>
-      <w:r>
-        <w:t xml:space="preserve"> </w:t>
-      </w:r>
-      <w:r>
-        <w:t xml:space="preserve">confounded with ICRV composition (pre-2009 studies concentrated in</w:t>
-      </w:r>
-      <w:r>
-        <w:t xml:space="preserve"> </w:t>
-      </w:r>
-      <w:r>
-        <w:t xml:space="preserve">advanced economies), or that the Digital Paradox Lifecycle inflection</w:t>
-      </w:r>
-      <w:r>
-        <w:t xml:space="preserve"> </w:t>
-      </w:r>
-      <w:r>
-        <w:t xml:space="preserve">does not manifest at meta-analytic resolution with the current sample</w:t>
-      </w:r>
-      <w:r>
-        <w:t xml:space="preserve"> </w:t>
-      </w:r>
-      <w:r>
-        <w:t xml:space="preserve">size. H2 is not supported.</w:t>
-      </w:r>
-    </w:p>
-    <w:p>
-      <w:pPr>
-        <w:pStyle w:val="BodyText"/>
-      </w:pPr>
-      <w:r>
-        <w:t xml:space="preserve">Figure 3: DPL phase moderation, pooled I→P effect by digital adoption</w:t>
-      </w:r>
-      <w:r>
-        <w:t xml:space="preserve"> </w:t>
-      </w:r>
-      <w:r>
-        <w:t xml:space="preserve">epoch</w:t>
-      </w:r>
-    </w:p>
-    <w:p>
-      <w:pPr>
-        <w:pStyle w:val="BodyText"/>
-      </w:pPr>
-      <w:r>
-        <w:rPr>
-          <w:iCs/>
-          <w:i/>
-        </w:rPr>
-        <w:t xml:space="preserve">Figure 3.</w:t>
-      </w:r>
-      <w:r>
-        <w:t xml:space="preserve"> </w:t>
-      </w:r>
-      <w:r>
-        <w:t xml:space="preserve">DPL phase subgroup results. Pooled effect sizes by Precede /</w:t>
-      </w:r>
-      <w:r>
-        <w:t xml:space="preserve"> </w:t>
-      </w:r>
-      <w:r>
-        <w:t xml:space="preserve">Span / Follow epoch with 95% CI. The between-phase differences are small</w:t>
-      </w:r>
-      <w:r>
-        <w:t xml:space="preserve"> </w:t>
-      </w:r>
-      <w:r>
-        <w:t xml:space="preserve">and non-significant.</w:t>
-      </w:r>
-    </w:p>
-    <w:bookmarkEnd w:id="44"/>
-    <w:bookmarkStart w:id="45" w:name="X19c46ecf699f27e790e5a8fa6520cb51f104e4a"/>
-    <w:p>
-      <w:pPr>
-        <w:pStyle w:val="Heading3"/>
-      </w:pPr>
-      <w:r>
-        <w:t xml:space="preserve">4.6 Publication Bias (H4)</w:t>
-      </w:r>
-    </w:p>
-    <w:p>
-      <w:pPr>
-        <w:pStyle w:val="FirstParagraph"/>
-      </w:pPr>
-      <w:r>
-        <w:t xml:space="preserve">H4</w:t>
-      </w:r>
-      <w:r>
-        <w:t xml:space="preserve"> </w:t>
-      </w:r>
-      <w:r>
-        <w:rPr>
-          <w:bCs/>
-          <w:b/>
-        </w:rPr>
-        <w:t xml:space="preserve">supported</w:t>
-      </w:r>
-      <w:r>
-        <w:t xml:space="preserve">: multiple indicators consistently detect publication</w:t>
-      </w:r>
-      <w:r>
-        <w:t xml:space="preserve"> </w:t>
-      </w:r>
-      <w:r>
-        <w:t xml:space="preserve">bias, though the positive I→P effect survives correction.</w:t>
-      </w:r>
-    </w:p>
-    <w:p>
-      <w:pPr>
-        <w:pStyle w:val="BodyText"/>
-      </w:pPr>
-      <w:r>
-        <w:rPr>
-          <w:bCs/>
-          <w:b/>
-        </w:rPr>
-        <w:t xml:space="preserve">Egger's regression test</w:t>
-      </w:r>
-      <w:r>
-        <w:t xml:space="preserve"> </w:t>
-      </w:r>
-      <w:r>
-        <w:t xml:space="preserve">(SE as moderator):</w:t>
-      </w:r>
-      <w:r>
-        <w:t xml:space="preserve"> </w:t>
-      </w:r>
-      <w:r>
-        <w:rPr>
-          <w:iCs/>
-          <w:i/>
-        </w:rPr>
-        <w:t xml:space="preserve">b</w:t>
-      </w:r>
-      <w:r>
-        <w:t xml:space="preserve"> </w:t>
-      </w:r>
-      <w:r>
-        <w:t xml:space="preserve">= 0.487 (</w:t>
-      </w:r>
-      <w:r>
-        <w:rPr>
-          <w:iCs/>
-          <w:i/>
-        </w:rPr>
-        <w:t xml:space="preserve">SE</w:t>
-      </w:r>
-      <w:r>
-        <w:t xml:space="preserve"> </w:t>
-      </w:r>
-      <w:r>
-        <w:t xml:space="preserve">=</w:t>
-      </w:r>
-      <w:r>
-        <w:t xml:space="preserve"> </w:t>
-      </w:r>
-      <w:r>
-        <w:t xml:space="preserve">0.251,</w:t>
-      </w:r>
-      <w:r>
-        <w:t xml:space="preserve"> </w:t>
-      </w:r>
-      <w:r>
-        <w:rPr>
-          <w:iCs/>
-          <w:i/>
-        </w:rPr>
-        <w:t xml:space="preserve">p</w:t>
-      </w:r>
-      <w:r>
-        <w:t xml:space="preserve"> </w:t>
-      </w:r>
-      <w:r>
-        <w:t xml:space="preserve">= .052), just above the conventional α = .05 threshold; this</w:t>
-      </w:r>
-      <w:r>
-        <w:t xml:space="preserve"> </w:t>
-      </w:r>
-      <w:r>
-        <w:t xml:space="preserve">criterion does not reach statistical significance, and funnel asymmetry</w:t>
-      </w:r>
-      <w:r>
-        <w:t xml:space="preserve"> </w:t>
-      </w:r>
-      <w:r>
-        <w:t xml:space="preserve">by Egger's test alone is not confirmed.</w:t>
-      </w:r>
-    </w:p>
-    <w:p>
-      <w:pPr>
-        <w:pStyle w:val="BodyText"/>
-      </w:pPr>
-      <w:r>
-        <w:rPr>
-          <w:bCs/>
-          <w:b/>
-        </w:rPr>
-        <w:t xml:space="preserve">Begg's rank correlation</w:t>
-      </w:r>
-      <w:r>
-        <w:t xml:space="preserve"> </w:t>
-      </w:r>
-      <w:r>
-        <w:t xml:space="preserve">(Kendall's τ): τ = −0.132,</w:t>
-      </w:r>
-      <w:r>
-        <w:t xml:space="preserve"> </w:t>
-      </w:r>
-      <w:r>
-        <w:rPr>
-          <w:iCs/>
-          <w:i/>
-        </w:rPr>
-        <w:t xml:space="preserve">p</w:t>
-      </w:r>
-      <w:r>
-        <w:t xml:space="preserve"> </w:t>
-      </w:r>
-      <w:r>
-        <w:t xml:space="preserve">= .001</w:t>
-      </w:r>
-      <w:r>
-        <w:t xml:space="preserve"> </w:t>
-      </w:r>
-      <w:r>
-        <w:t xml:space="preserve">significant funnel asymmetry; studies with larger standard errors</w:t>
-      </w:r>
-      <w:r>
-        <w:t xml:space="preserve"> </w:t>
-      </w:r>
-      <w:r>
-        <w:t xml:space="preserve">(smaller</w:t>
-      </w:r>
-      <w:r>
-        <w:t xml:space="preserve"> </w:t>
-      </w:r>
-      <w:r>
-        <w:rPr>
-          <w:iCs/>
-          <w:i/>
-        </w:rPr>
-        <w:t xml:space="preserve">n</w:t>
-      </w:r>
-      <w:r>
-        <w:t xml:space="preserve">) report systematically lower effect sizes, consistent with</w:t>
-      </w:r>
-      <w:r>
-        <w:t xml:space="preserve"> </w:t>
-      </w:r>
-      <w:r>
-        <w:t xml:space="preserve">publication bias against null or negative findings.</w:t>
-      </w:r>
-    </w:p>
-    <w:p>
-      <w:pPr>
-        <w:pStyle w:val="BodyText"/>
-      </w:pPr>
-      <w:r>
-        <w:rPr>
-          <w:bCs/>
-          <w:b/>
-        </w:rPr>
-        <w:t xml:space="preserve">Trim-and-fill</w:t>
-      </w:r>
-      <w:r>
-        <w:t xml:space="preserve">: imputes</w:t>
-      </w:r>
-      <w:r>
-        <w:t xml:space="preserve"> </w:t>
-      </w:r>
-      <w:r>
-        <w:rPr>
-          <w:iCs/>
-          <w:i/>
-        </w:rPr>
-        <w:t xml:space="preserve">k</w:t>
-      </w:r>
-      <w:r>
-        <w:t xml:space="preserve"> </w:t>
-      </w:r>
-      <w:r>
-        <w:t xml:space="preserve">= 57 missing studies (left side);</w:t>
-      </w:r>
-      <w:r>
-        <w:t xml:space="preserve"> </w:t>
-      </w:r>
-      <w:r>
-        <w:t xml:space="preserve">adjusted pooled</w:t>
-      </w:r>
-      <w:r>
-        <w:t xml:space="preserve"> </w:t>
-      </w:r>
-      <w:r>
-        <w:rPr>
-          <w:iCs/>
-          <w:i/>
-        </w:rPr>
-        <w:t xml:space="preserve">r̄</w:t>
-      </w:r>
-      <w:r>
-        <w:t xml:space="preserve"> </w:t>
-      </w:r>
-      <w:r>
-        <w:t xml:space="preserve">= 0.035 (95% CI [0.018, 0.051]), a conservative</w:t>
-      </w:r>
-      <w:r>
-        <w:t xml:space="preserve"> </w:t>
-      </w:r>
-      <w:r>
-        <w:t xml:space="preserve">lower bound. The effect remains positive and significant but is</w:t>
-      </w:r>
-      <w:r>
-        <w:t xml:space="preserve"> </w:t>
-      </w:r>
-      <w:r>
-        <w:t xml:space="preserve">substantially attenuated from the raw estimate (0.074 → 0.035).</w:t>
-      </w:r>
-    </w:p>
-    <w:p>
-      <w:pPr>
-        <w:pStyle w:val="BodyText"/>
-      </w:pPr>
-      <w:r>
-        <w:rPr>
-          <w:bCs/>
-          <w:b/>
-        </w:rPr>
-        <w:t xml:space="preserve">Fail-safe</w:t>
-      </w:r>
-      <w:r>
-        <w:rPr>
-          <w:bCs/>
-          <w:b/>
-        </w:rPr>
-        <w:t xml:space="preserve"> </w:t>
-      </w:r>
-      <w:r>
-        <w:rPr>
-          <w:iCs/>
-          <w:i/>
-          <w:bCs/>
-          <w:b/>
-        </w:rPr>
-        <w:t xml:space="preserve">N</w:t>
-      </w:r>
-      <w:r>
-        <w:t xml:space="preserve"> </w:t>
-      </w:r>
-      <w:r>
-        <w:t xml:space="preserve">(Rosenthal, 1991):</w:t>
-      </w:r>
-      <w:r>
-        <w:t xml:space="preserve"> </w:t>
-      </w:r>
-      <w:r>
-        <w:rPr>
-          <w:iCs/>
-          <w:i/>
-        </w:rPr>
-        <w:t xml:space="preserve">N</w:t>
-      </w:r>
-      <w:r>
-        <w:t xml:space="preserve"> </w:t>
-      </w:r>
-      <w:r>
-        <w:t xml:space="preserve">= 44, 782, far exceeding the</w:t>
-      </w:r>
-      <w:r>
-        <w:t xml:space="preserve"> </w:t>
-      </w:r>
-      <w:r>
-        <w:t xml:space="preserve">criterion of 5</w:t>
-      </w:r>
-      <w:r>
-        <w:rPr>
-          <w:iCs/>
-          <w:i/>
-        </w:rPr>
-        <w:t xml:space="preserve">k</w:t>
-      </w:r>
-      <w:r>
-        <w:t xml:space="preserve"> </w:t>
-      </w:r>
-      <w:r>
-        <w:t xml:space="preserve">+ 10 = 1, 195; even under extreme publication</w:t>
-      </w:r>
-      <w:r>
-        <w:t xml:space="preserve"> </w:t>
-      </w:r>
-      <w:r>
-        <w:t xml:space="preserve">suppression assumptions, a trivially small effect would require 44, 782</w:t>
-      </w:r>
-      <w:r>
-        <w:t xml:space="preserve"> </w:t>
-      </w:r>
-      <w:r>
-        <w:t xml:space="preserve">unpublished null studies, implausible.</w:t>
-      </w:r>
-    </w:p>
-    <w:p>
-      <w:pPr>
-        <w:pStyle w:val="BodyText"/>
-      </w:pPr>
-      <w:r>
-        <w:t xml:space="preserve">The trim-and-fill correction (</w:t>
-      </w:r>
-      <w:r>
-        <w:rPr>
-          <w:iCs/>
-          <w:i/>
-        </w:rPr>
-        <w:t xml:space="preserve">k</w:t>
-      </w:r>
-      <w:r>
-        <w:t xml:space="preserve"> </w:t>
-      </w:r>
-      <w:r>
-        <w:t xml:space="preserve">= 57 imputed, adj.</w:t>
-      </w:r>
-      <w:r>
-        <w:t xml:space="preserve"> </w:t>
-      </w:r>
-      <w:r>
-        <w:rPr>
-          <w:iCs/>
-          <w:i/>
-        </w:rPr>
-        <w:t xml:space="preserve">r</w:t>
-      </w:r>
-      <w:r>
-        <w:t xml:space="preserve"> </w:t>
-      </w:r>
-      <w:r>
-        <w:t xml:space="preserve">= 0.035) is the</w:t>
-      </w:r>
-      <w:r>
-        <w:t xml:space="preserve"> </w:t>
-      </w:r>
-      <w:r>
-        <w:t xml:space="preserve">most conservative bias-corrected estimate and represents a meaningful</w:t>
-      </w:r>
-      <w:r>
-        <w:t xml:space="preserve"> </w:t>
-      </w:r>
-      <w:r>
-        <w:t xml:space="preserve">reduction from the raw</w:t>
-      </w:r>
-      <w:r>
-        <w:t xml:space="preserve"> </w:t>
-      </w:r>
-      <w:r>
-        <w:rPr>
-          <w:iCs/>
-          <w:i/>
-        </w:rPr>
-        <w:t xml:space="preserve">r</w:t>
-      </w:r>
-      <w:r>
-        <w:t xml:space="preserve"> </w:t>
-      </w:r>
-      <w:r>
-        <w:t xml:space="preserve">= 0.074. Together with the substantial</w:t>
-      </w:r>
-      <w:r>
-        <w:t xml:space="preserve"> </w:t>
-      </w:r>
-      <w:r>
-        <w:t xml:space="preserve">unexplained heterogeneity (</w:t>
-      </w:r>
-      <w:r>
-        <w:rPr>
-          <w:iCs/>
-          <w:i/>
-        </w:rPr>
-        <w:t xml:space="preserve">I</w:t>
-      </w:r>
-      <w:r>
-        <w:t xml:space="preserve">² = 62.5%) and non-significant moderator</w:t>
-      </w:r>
-      <w:r>
-        <w:t xml:space="preserve"> </w:t>
-      </w:r>
-      <w:r>
-        <w:t xml:space="preserve">tests (§§4.3–4.5), the publication bias evidence suggests that the</w:t>
-      </w:r>
-      <w:r>
-        <w:t xml:space="preserve"> </w:t>
-      </w:r>
-      <w:r>
-        <w:t xml:space="preserve">apparent average I→P effect is upwardly inflated in the published</w:t>
-      </w:r>
-      <w:r>
-        <w:t xml:space="preserve"> </w:t>
-      </w:r>
-      <w:r>
-        <w:t xml:space="preserve">literature. The true population effect may be closer to</w:t>
-      </w:r>
-      <w:r>
-        <w:t xml:space="preserve"> </w:t>
-      </w:r>
-      <w:r>
-        <w:rPr>
-          <w:iCs/>
-          <w:i/>
-        </w:rPr>
-        <w:t xml:space="preserve">r</w:t>
-      </w:r>
-      <w:r>
-        <w:t xml:space="preserve"> </w:t>
-      </w:r>
-      <w:r>
-        <w:t xml:space="preserve">≈ 0.035.</w:t>
-      </w:r>
-    </w:p>
-    <w:p>
-      <w:pPr>
-        <w:pStyle w:val="BodyText"/>
-      </w:pPr>
-      <w:r>
-        <w:t xml:space="preserve">Figure 5: Funnel plot with trim-and-fill imputed studies</w:t>
-      </w:r>
-    </w:p>
-    <w:p>
-      <w:pPr>
-        <w:pStyle w:val="BodyText"/>
-      </w:pPr>
-      <w:r>
-        <w:rPr>
-          <w:iCs/>
-          <w:i/>
-        </w:rPr>
-        <w:t xml:space="preserve">Figure 5.</w:t>
-      </w:r>
-      <w:r>
-        <w:t xml:space="preserve"> </w:t>
-      </w:r>
-      <w:r>
-        <w:t xml:space="preserve">Funnel plot of effect sizes against standard errors. Open</w:t>
-      </w:r>
-      <w:r>
-        <w:t xml:space="preserve"> </w:t>
-      </w:r>
-      <w:r>
-        <w:t xml:space="preserve">circles = original studies; filled circles = trim-and-fill imputed</w:t>
-      </w:r>
-      <w:r>
-        <w:t xml:space="preserve"> </w:t>
-      </w:r>
-      <w:r>
-        <w:t xml:space="preserve">studies (</w:t>
-      </w:r>
-      <w:r>
-        <w:rPr>
-          <w:iCs/>
-          <w:i/>
-        </w:rPr>
-        <w:t xml:space="preserve">k</w:t>
-      </w:r>
-      <w:r>
-        <w:t xml:space="preserve"> </w:t>
-      </w:r>
-      <w:r>
-        <w:t xml:space="preserve">= 57). Substantial left-side asymmetry is visible; the</w:t>
-      </w:r>
-      <w:r>
-        <w:t xml:space="preserve"> </w:t>
-      </w:r>
-      <w:r>
-        <w:t xml:space="preserve">adjusted pooled effect is</w:t>
-      </w:r>
-      <w:r>
-        <w:t xml:space="preserve"> </w:t>
-      </w:r>
-      <w:r>
-        <w:rPr>
-          <w:iCs/>
-          <w:i/>
-        </w:rPr>
-        <w:t xml:space="preserve">r</w:t>
-      </w:r>
-      <w:r>
-        <w:t xml:space="preserve"> </w:t>
-      </w:r>
-      <w:r>
-        <w:t xml:space="preserve">= 0.035.</w:t>
-      </w:r>
-    </w:p>
-    <w:bookmarkEnd w:id="45"/>
-    <w:bookmarkStart w:id="46" w:name="X2944bef6cd2d25cd29d80b35f2bf895bc8ca4c2"/>
-    <w:p>
-      <w:pPr>
-        <w:pStyle w:val="Heading3"/>
-      </w:pPr>
-      <w:r>
-        <w:t xml:space="preserve">4.7 Robustness</w:t>
-      </w:r>
-    </w:p>
-    <w:tbl>
-      <w:tblPr>
-        <w:tblStyle w:val="Table"/>
-        <w:tblW w:type="auto" w:w="0"/>
-        <w:tblLook w:firstRow="1" w:lastRow="0" w:firstColumn="0" w:lastColumn="0" w:noHBand="0" w:noVBand="0" w:val="0020"/>
-        <w:jc w:val="start"/>
-      </w:tblPr>
-      <w:tblGrid>
-        <w:gridCol w:w="1584"/>
-        <w:gridCol w:w="1584"/>
-        <w:gridCol w:w="1584"/>
-        <w:gridCol w:w="1584"/>
-        <w:gridCol w:w="1584"/>
-      </w:tblGrid>
-      <w:tr>
-        <w:trPr>
-          <w:tblHeader w:val="true"/>
-        </w:trPr>
-        <w:tc>
-          <w:tcPr/>
-          <w:p>
-            <w:pPr>
-              <w:pStyle w:val="Compact"/>
-              <w:jc w:val="left"/>
-            </w:pPr>
-            <w:r>
-              <w:t xml:space="preserve">Check</w:t>
-            </w:r>
-          </w:p>
-        </w:tc>
-        <w:tc>
-          <w:tcPr/>
-          <w:p>
-            <w:pPr>
-              <w:pStyle w:val="Compact"/>
-              <w:jc w:val="left"/>
-            </w:pPr>
-            <w:r>
-              <w:t xml:space="preserve">K</w:t>
-            </w:r>
-          </w:p>
-        </w:tc>
-        <w:tc>
-          <w:tcPr/>
-          <w:p>
-            <w:pPr>
-              <w:pStyle w:val="Compact"/>
-              <w:jc w:val="left"/>
-            </w:pPr>
-            <w:r>
-              <w:rPr>
-                <w:iCs/>
-                <w:i/>
-              </w:rPr>
-              <w:t xml:space="preserve">r̄</w:t>
-            </w:r>
-          </w:p>
-        </w:tc>
-        <w:tc>
-          <w:tcPr/>
-          <w:p>
-            <w:pPr>
-              <w:pStyle w:val="Compact"/>
-              <w:jc w:val="left"/>
-            </w:pPr>
-            <w:r>
-              <w:t xml:space="preserve">95% CI</w:t>
-            </w:r>
-          </w:p>
-        </w:tc>
-        <w:tc>
-          <w:tcPr/>
-          <w:p>
-            <w:pPr>
-              <w:pStyle w:val="Compact"/>
-              <w:jc w:val="left"/>
-            </w:pPr>
-            <w:r>
-              <w:t xml:space="preserve">Note</w:t>
-            </w:r>
-          </w:p>
-        </w:tc>
-      </w:tr>
-      <w:tr>
-        <w:tc>
-          <w:tcPr/>
-          <w:p>
-            <w:pPr>
-              <w:pStyle w:val="Compact"/>
-              <w:jc w:val="left"/>
-            </w:pPr>
-            <w:r>
-              <w:t xml:space="preserve">Main analysis</w:t>
+              <w:t xml:space="preserve">DL estimator (two-level)</w:t>
             </w:r>
           </w:p>
         </w:tc>
@@ -14621,36 +15119,19 @@
               <w:jc w:val="left"/>
             </w:pPr>
             <w:r>
-              <w:t xml:space="preserve">[0.060, 0.088]</w:t>
-            </w:r>
-          </w:p>
-        </w:tc>
-        <w:tc>
-          <w:tcPr/>
-          <w:p>
-            <w:pPr>
-              <w:pStyle w:val="Compact"/>
-              <w:jc w:val="left"/>
-            </w:pPr>
-            <w:r>
-              <w:t xml:space="preserve">Baseline</w:t>
-            </w:r>
-          </w:p>
-        </w:tc>
-      </w:tr>
-      <w:tr>
-        <w:tc>
-          <w:tcPr/>
-          <w:p>
-            <w:pPr>
-              <w:pStyle w:val="Compact"/>
-              <w:jc w:val="left"/>
-            </w:pPr>
-            <w:r>
-              <w:t xml:space="preserve">Confirmed</w:t>
-            </w:r>
-            <w:r>
-              <w:t xml:space="preserve"> </w:t>
+              <w:t xml:space="preserve">[0.061, 0.086]</w:t>
+            </w:r>
+          </w:p>
+        </w:tc>
+        <w:tc>
+          <w:tcPr/>
+          <w:p>
+            <w:pPr>
+              <w:pStyle w:val="Compact"/>
+              <w:jc w:val="left"/>
+            </w:pPr>
+            <w:r>
+              <w:t xml:space="preserve">Δ</w:t>
             </w:r>
             <w:r>
               <w:rPr>
@@ -14663,55 +15144,7 @@
               <w:t xml:space="preserve"> </w:t>
             </w:r>
             <w:r>
-              <w:t xml:space="preserve">only (exclude estimated)</w:t>
-            </w:r>
-          </w:p>
-        </w:tc>
-        <w:tc>
-          <w:tcPr/>
-          <w:p>
-            <w:pPr>
-              <w:pStyle w:val="Compact"/>
-              <w:jc w:val="left"/>
-            </w:pPr>
-            <w:r>
-              <w:t xml:space="preserve">240</w:t>
-            </w:r>
-          </w:p>
-        </w:tc>
-        <w:tc>
-          <w:tcPr/>
-          <w:p>
-            <w:pPr>
-              <w:pStyle w:val="Compact"/>
-              <w:jc w:val="left"/>
-            </w:pPr>
-            <w:r>
-              <w:t xml:space="preserve">0.077</w:t>
-            </w:r>
-          </w:p>
-        </w:tc>
-        <w:tc>
-          <w:tcPr/>
-          <w:p>
-            <w:pPr>
-              <w:pStyle w:val="Compact"/>
-              <w:jc w:val="left"/>
-            </w:pPr>
-            <w:r>
-              <w:t xml:space="preserve">[0.059, 0.094]</w:t>
-            </w:r>
-          </w:p>
-        </w:tc>
-        <w:tc>
-          <w:tcPr/>
-          <w:p>
-            <w:pPr>
-              <w:pStyle w:val="Compact"/>
-              <w:jc w:val="left"/>
-            </w:pPr>
-            <w:r>
-              <w:t xml:space="preserve">Consistent</w:t>
+              <w:t xml:space="preserve">&lt; 0.01 vs. three-level</w:t>
             </w:r>
           </w:p>
         </w:tc>
@@ -14725,283 +15158,6 @@
               <w:jc w:val="left"/>
             </w:pPr>
             <w:r>
-              <w:t xml:space="preserve">Exclude</w:t>
-            </w:r>
-            <w:r>
-              <w:t xml:space="preserve"> </w:t>
-            </w:r>
-            <w:r>
-              <w:rPr>
-                <w:iCs/>
-                <w:i/>
-              </w:rPr>
-              <w:t xml:space="preserve">n</w:t>
-            </w:r>
-            <w:r>
-              <w:t xml:space="preserve"> </w:t>
-            </w:r>
-            <w:r>
-              <w:t xml:space="preserve">&lt; 30</w:t>
-            </w:r>
-          </w:p>
-        </w:tc>
-        <w:tc>
-          <w:tcPr/>
-          <w:p>
-            <w:pPr>
-              <w:pStyle w:val="Compact"/>
-              <w:jc w:val="left"/>
-            </w:pPr>
-            <w:r>
-              <w:t xml:space="preserve">285</w:t>
-            </w:r>
-          </w:p>
-        </w:tc>
-        <w:tc>
-          <w:tcPr/>
-          <w:p>
-            <w:pPr>
-              <w:pStyle w:val="Compact"/>
-              <w:jc w:val="left"/>
-            </w:pPr>
-            <w:r>
-              <w:t xml:space="preserve">0.073</w:t>
-            </w:r>
-          </w:p>
-        </w:tc>
-        <w:tc>
-          <w:tcPr/>
-          <w:p>
-            <w:pPr>
-              <w:pStyle w:val="Compact"/>
-              <w:jc w:val="left"/>
-            </w:pPr>
-            <w:r>
-              <w:t xml:space="preserve">[0.059, 0.088]</w:t>
-            </w:r>
-          </w:p>
-        </w:tc>
-        <w:tc>
-          <w:tcPr/>
-          <w:p>
-            <w:pPr>
-              <w:pStyle w:val="Compact"/>
-              <w:jc w:val="left"/>
-            </w:pPr>
-            <w:r>
-              <w:t xml:space="preserve">Consistent</w:t>
-            </w:r>
-          </w:p>
-        </w:tc>
-      </w:tr>
-      <w:tr>
-        <w:tc>
-          <w:tcPr/>
-          <w:p>
-            <w:pPr>
-              <w:pStyle w:val="Compact"/>
-              <w:jc w:val="left"/>
-            </w:pPr>
-            <w:r>
-              <w:t xml:space="preserve">ACC performance only</w:t>
-            </w:r>
-          </w:p>
-        </w:tc>
-        <w:tc>
-          <w:tcPr/>
-          <w:p>
-            <w:pPr>
-              <w:pStyle w:val="Compact"/>
-              <w:jc w:val="left"/>
-            </w:pPr>
-            <w:r>
-              <w:t xml:space="preserve">246</w:t>
-            </w:r>
-          </w:p>
-        </w:tc>
-        <w:tc>
-          <w:tcPr/>
-          <w:p>
-            <w:pPr>
-              <w:pStyle w:val="Compact"/>
-              <w:jc w:val="left"/>
-            </w:pPr>
-            <w:r>
-              <w:t xml:space="preserve">0.075</w:t>
-            </w:r>
-          </w:p>
-        </w:tc>
-        <w:tc>
-          <w:tcPr/>
-          <w:p>
-            <w:pPr>
-              <w:pStyle w:val="Compact"/>
-              <w:jc w:val="left"/>
-            </w:pPr>
-            <w:r>
-              <w:t xml:space="preserve">[0.059, 0.091]</w:t>
-            </w:r>
-          </w:p>
-        </w:tc>
-        <w:tc>
-          <w:tcPr/>
-          <w:p>
-            <w:pPr>
-              <w:pStyle w:val="Compact"/>
-              <w:jc w:val="left"/>
-            </w:pPr>
-            <w:r>
-              <w:t xml:space="preserve">Consistent</w:t>
-            </w:r>
-          </w:p>
-        </w:tc>
-      </w:tr>
-      <w:tr>
-        <w:tc>
-          <w:tcPr/>
-          <w:p>
-            <w:pPr>
-              <w:pStyle w:val="Compact"/>
-              <w:jc w:val="left"/>
-            </w:pPr>
-            <w:r>
-              <w:t xml:space="preserve">FSTS DOI measure only</w:t>
-            </w:r>
-          </w:p>
-        </w:tc>
-        <w:tc>
-          <w:tcPr/>
-          <w:p>
-            <w:pPr>
-              <w:pStyle w:val="Compact"/>
-              <w:jc w:val="left"/>
-            </w:pPr>
-            <w:r>
-              <w:t xml:space="preserve">137</w:t>
-            </w:r>
-          </w:p>
-        </w:tc>
-        <w:tc>
-          <w:tcPr/>
-          <w:p>
-            <w:pPr>
-              <w:pStyle w:val="Compact"/>
-              <w:jc w:val="left"/>
-            </w:pPr>
-            <w:r>
-              <w:t xml:space="preserve">0.060</w:t>
-            </w:r>
-          </w:p>
-        </w:tc>
-        <w:tc>
-          <w:tcPr/>
-          <w:p>
-            <w:pPr>
-              <w:pStyle w:val="Compact"/>
-              <w:jc w:val="left"/>
-            </w:pPr>
-            <w:r>
-              <w:t xml:space="preserve">[0.041, 0.078]</w:t>
-            </w:r>
-          </w:p>
-        </w:tc>
-        <w:tc>
-          <w:tcPr/>
-          <w:p>
-            <w:pPr>
-              <w:pStyle w:val="Compact"/>
-              <w:jc w:val="left"/>
-            </w:pPr>
-            <w:r>
-              <w:t xml:space="preserve">Attenuated but positive</w:t>
-            </w:r>
-          </w:p>
-        </w:tc>
-      </w:tr>
-      <w:tr>
-        <w:tc>
-          <w:tcPr/>
-          <w:p>
-            <w:pPr>
-              <w:pStyle w:val="Compact"/>
-              <w:jc w:val="left"/>
-            </w:pPr>
-            <w:r>
-              <w:t xml:space="preserve">DL estimator (two-level)</w:t>
-            </w:r>
-          </w:p>
-        </w:tc>
-        <w:tc>
-          <w:tcPr/>
-          <w:p>
-            <w:pPr>
-              <w:pStyle w:val="Compact"/>
-              <w:jc w:val="left"/>
-            </w:pPr>
-            <w:r>
-              <w:t xml:space="preserve">288</w:t>
-            </w:r>
-          </w:p>
-        </w:tc>
-        <w:tc>
-          <w:tcPr/>
-          <w:p>
-            <w:pPr>
-              <w:pStyle w:val="Compact"/>
-              <w:jc w:val="left"/>
-            </w:pPr>
-            <w:r>
-              <w:t xml:space="preserve">0.074</w:t>
-            </w:r>
-          </w:p>
-        </w:tc>
-        <w:tc>
-          <w:tcPr/>
-          <w:p>
-            <w:pPr>
-              <w:pStyle w:val="Compact"/>
-              <w:jc w:val="left"/>
-            </w:pPr>
-            <w:r>
-              <w:t xml:space="preserve">[0.061, 0.086]</w:t>
-            </w:r>
-          </w:p>
-        </w:tc>
-        <w:tc>
-          <w:tcPr/>
-          <w:p>
-            <w:pPr>
-              <w:pStyle w:val="Compact"/>
-              <w:jc w:val="left"/>
-            </w:pPr>
-            <w:r>
-              <w:t xml:space="preserve">Δ</w:t>
-            </w:r>
-            <w:r>
-              <w:rPr>
-                <w:iCs/>
-                <w:i/>
-              </w:rPr>
-              <w:t xml:space="preserve">r</w:t>
-            </w:r>
-            <w:r>
-              <w:t xml:space="preserve"> </w:t>
-            </w:r>
-            <w:r>
-              <w:t xml:space="preserve">&lt; 0.01 vs. three-level</w:t>
-            </w:r>
-          </w:p>
-        </w:tc>
-      </w:tr>
-      <w:tr>
-        <w:tc>
-          <w:tcPr/>
-          <w:p>
-            <w:pPr>
-              <w:pStyle w:val="Compact"/>
-              <w:jc w:val="left"/>
-            </w:pPr>
-            <w:r>
               <w:t xml:space="preserve">Leave-one-out range</w:t>
             </w:r>
           </w:p>
@@ -15207,7 +15363,7 @@
     </w:p>
     <w:bookmarkEnd w:id="46"/>
     <w:bookmarkEnd w:id="47"/>
-    <w:bookmarkStart w:id="52" w:name="X735612638e4e736e4693e459c258977262c0dfc"/>
+    <w:bookmarkStart w:id="52" w:name="discussion"/>
     <w:p>
       <w:pPr>
         <w:pStyle w:val="Heading2"/>
@@ -15216,7 +15372,7 @@
         <w:t xml:space="preserve">5. Discussion</w:t>
       </w:r>
     </w:p>
-    <w:bookmarkStart w:id="48" w:name="X358d8a6bfbc612aa554abb1739dd28765579392"/>
+    <w:bookmarkStart w:id="48" w:name="alignment-with-country-level-evidence"/>
     <w:p>
       <w:pPr>
         <w:pStyle w:val="Heading3"/>
@@ -15493,7 +15649,7 @@
         <w:t xml:space="preserve"> </w:t>
       </w:r>
       <w:r>
-        <w:t xml:space="preserve">consistent with CIMT's institutional friction argument. At the</w:t>
+        <w:t xml:space="preserve">consistent with CIMT’s institutional friction argument. At the</w:t>
       </w:r>
       <w:r>
         <w:t xml:space="preserve"> </w:t>
@@ -15517,7 +15673,7 @@
         <w:t xml:space="preserve"> </w:t>
       </w:r>
       <w:r>
-        <w:t xml:space="preserve">factors, a pattern consistent with CIMT's prediction that firm-level</w:t>
+        <w:t xml:space="preserve">factors, a pattern consistent with CIMT’s prediction that firm-level</w:t>
       </w:r>
       <w:r>
         <w:t xml:space="preserve"> </w:t>
@@ -15817,17 +15973,17 @@
         <w:t xml:space="preserve"> </w:t>
       </w:r>
       <w:r>
-        <w:t xml:space="preserve">= 0.079 vs. 0.068) does not reach significance, a result that</w:t>
-      </w:r>
-      <w:r>
-        <w:t xml:space="preserve"> </w:t>
-      </w:r>
-      <w:r>
-        <w:t xml:space="preserve">bounds, rather than refutes, CIMT's institutional gradient prediction.</w:t>
+        <w:t xml:space="preserve">= 0.079 vs. 0.068) does not reach significance, a result that</w:t>
+      </w:r>
+      <w:r>
+        <w:t xml:space="preserve"> </w:t>
+      </w:r>
+      <w:r>
+        <w:t xml:space="preserve">bounds, rather than refutes, CIMT’s institutional gradient prediction.</w:t>
       </w:r>
     </w:p>
     <w:bookmarkEnd w:id="48"/>
-    <w:bookmarkStart w:id="49" w:name="X688563909f8febb75275ad832e560c448093230"/>
+    <w:bookmarkStart w:id="49" w:name="theoretical-contributions"/>
     <w:p>
       <w:pPr>
         <w:pStyle w:val="Heading3"/>
@@ -16202,7 +16358,7 @@
         <w:t xml:space="preserve"> </w:t>
       </w:r>
       <w:r>
-        <w:t xml:space="preserve">and significant Begg's τ (</w:t>
+        <w:t xml:space="preserve">and significant Begg’s τ (</w:t>
       </w:r>
       <w:r>
         <w:rPr>
@@ -16283,7 +16439,25 @@
         <w:t xml:space="preserve"> </w:t>
       </w:r>
       <w:r>
-        <w:t xml:space="preserve">literature's widely cited "positive I→P relationship" is partially an</w:t>
+        <w:t xml:space="preserve">literature’s widely cited</w:t>
+      </w:r>
+      <w:r>
+        <w:t xml:space="preserve"> </w:t>
+      </w:r>
+      <w:r>
+        <w:t xml:space="preserve">“</w:t>
+      </w:r>
+      <w:r>
+        <w:t xml:space="preserve">positive I→P relationship</w:t>
+      </w:r>
+      <w:r>
+        <w:t xml:space="preserve">”</w:t>
+      </w:r>
+      <w:r>
+        <w:t xml:space="preserve"> </w:t>
+      </w:r>
+      <w:r>
+        <w:t xml:space="preserve">is partially an</w:t>
       </w:r>
       <w:r>
         <w:t xml:space="preserve"> </w:t>
@@ -16293,7 +16467,7 @@
       </w:r>
     </w:p>
     <w:bookmarkEnd w:id="49"/>
-    <w:bookmarkStart w:id="50" w:name="Xb1fcf2c8d5f0b973be8539a5c4cf4005bf85f3d"/>
+    <w:bookmarkStart w:id="50" w:name="managerial-and-policy-implications"/>
     <w:p>
       <w:pPr>
         <w:pStyle w:val="Heading3"/>
@@ -16420,7 +16594,19 @@
         <w:t xml:space="preserve"> </w:t>
       </w:r>
       <w:r>
-        <w:t xml:space="preserve">"internationalization improves performance" unconditionally.</w:t>
+        <w:t xml:space="preserve">“</w:t>
+      </w:r>
+      <w:r>
+        <w:t xml:space="preserve">internationalization improves performance</w:t>
+      </w:r>
+      <w:r>
+        <w:t xml:space="preserve">”</w:t>
+      </w:r>
+      <w:r>
+        <w:t xml:space="preserve"> </w:t>
+      </w:r>
+      <w:r>
+        <w:t xml:space="preserve">unconditionally.</w:t>
       </w:r>
     </w:p>
     <w:p>
@@ -16479,7 +16665,7 @@
         <w:t xml:space="preserve"> </w:t>
       </w:r>
       <w:r>
-        <w:t xml:space="preserve">null-hypothesis reporting. Publication practices in the I→P literature</w:t>
+        <w:t xml:space="preserve">null-hypothesis reporting. Publication practices in the I→P literature,</w:t>
       </w:r>
       <w:r>
         <w:t xml:space="preserve"> </w:t>
@@ -16491,7 +16677,7 @@
         <w:t xml:space="preserve"> </w:t>
       </w:r>
       <w:r>
-        <w:t xml:space="preserve">field's understanding of when and why internationalization helps.</w:t>
+        <w:t xml:space="preserve">field’s understanding of when and why internationalization helps.</w:t>
       </w:r>
       <w:r>
         <w:t xml:space="preserve"> </w:t>
@@ -16580,7 +16766,7 @@
       </w:r>
     </w:p>
     <w:bookmarkEnd w:id="50"/>
-    <w:bookmarkStart w:id="51" w:name="X0f6e89d87400594fb1abd2d07a881153acd68bb"/>
+    <w:bookmarkStart w:id="51" w:name="limitations-and-inferential-bounds"/>
     <w:p>
       <w:pPr>
         <w:pStyle w:val="Heading3"/>
@@ -16631,7 +16817,19 @@
         <w:t xml:space="preserve"> </w:t>
       </w:r>
       <w:r>
-        <w:t xml:space="preserve">CI) does not permit definitive conclusions about the "forced-penalty"</w:t>
+        <w:t xml:space="preserve">CI) does not permit definitive conclusions about the</w:t>
+      </w:r>
+      <w:r>
+        <w:t xml:space="preserve"> </w:t>
+      </w:r>
+      <w:r>
+        <w:t xml:space="preserve">“</w:t>
+      </w:r>
+      <w:r>
+        <w:t xml:space="preserve">forced-penalty</w:t>
+      </w:r>
+      <w:r>
+        <w:t xml:space="preserve">”</w:t>
       </w:r>
       <w:r>
         <w:t xml:space="preserve"> </w:t>
@@ -16781,7 +16979,7 @@
     </w:p>
     <w:bookmarkEnd w:id="51"/>
     <w:bookmarkEnd w:id="52"/>
-    <w:bookmarkStart w:id="53" w:name="X6b297cc947e0db5526be369b1f0f4ddc67b2415"/>
+    <w:bookmarkStart w:id="53" w:name="conclusion"/>
     <w:p>
       <w:pPr>
         <w:pStyle w:val="Heading2"/>
@@ -17162,7 +17360,7 @@
         <w:t xml:space="preserve"> </w:t>
       </w:r>
       <w:r>
-        <w:t xml:space="preserve">positive but considerably attenuated. This suggests that the I→P field's</w:t>
+        <w:t xml:space="preserve">positive but considerably attenuated. This suggests that the I→P field’s</w:t>
       </w:r>
       <w:r>
         <w:t xml:space="preserve"> </w:t>
@@ -17377,7 +17575,7 @@
         <w:t xml:space="preserve"> </w:t>
       </w:r>
       <w:r>
-        <w:t xml:space="preserve">Pouresmaeili et al. 2018) is the sole driver of ICRV significance;</w:t>
+        <w:t xml:space="preserve">Pouresmaeili et al. 2018) is the sole driver of ICRV significance;</w:t>
       </w:r>
       <w:r>
         <w:t xml:space="preserve"> </w:t>
@@ -17419,7 +17617,7 @@
         <w:t xml:space="preserve"> </w:t>
       </w:r>
       <w:r>
-        <w:t xml:space="preserve">vintage mismatch between the study's data period and the DAI score's</w:t>
+        <w:t xml:space="preserve">vintage mismatch between the study’s data period and the DAI score’s</w:t>
       </w:r>
       <w:r>
         <w:t xml:space="preserve"> </w:t>
@@ -17733,7 +17931,7 @@
         <w:pStyle w:val="FirstParagraph"/>
       </w:pPr>
       <w:r>
-        <w:t xml:space="preserve">During the preparation of this work, the authors used two software aids, each under full human control and verification. First, a purpose-built large-language-model-assisted tool (M-AIDA, using Anthropic Claude) was used to assist effect-size extraction and statistical conversion from the primary studies; every value proposed by the tool was independently checked, corrected where necessary, and permanently locked by the Principal Investigator before entry into the analysis database. Second, Grammarly was used to correct spelling, grammar, and punctuation in the authors' own text. No generative AI tool selected studies, made eligibility decisions, performed the statistical analysis, or generated any interpretive or written content; the authors reviewed all outputs and take full responsibility for the content of the publication.</w:t>
+        <w:t xml:space="preserve">During the preparation of this work, the authors used two software aids, each under full human control and verification. First, a purpose-built large-language-model-assisted tool (M-AIDA, using Anthropic Claude) was used to assist effect-size extraction and statistical conversion from the primary studies; every value proposed by the tool was independently checked, corrected where necessary, and permanently locked by the Principal Investigator before entry into the analysis database. Second, Grammarly was used to correct spelling, grammar, and punctuation in the authors’ own text. No generative AI tool selected studies, made eligibility decisions, performed the statistical analysis, or generated any interpretive or written content; the authors reviewed all outputs and take full responsibility for the content of the publication.</w:t>
       </w:r>
     </w:p>
     <w:bookmarkEnd w:id="57"/>
@@ -18464,40 +18662,38 @@
         <w:pStyle w:val="BodyText"/>
       </w:pPr>
       <w:r>
-        <w:t xml:space="preserve">Jensen, M. C., &amp; Meckling, W. H. (1976). Theory of the firm: Managerial</w:t>
-      </w:r>
-      <w:r>
-        <w:t xml:space="preserve"> </w:t>
-      </w:r>
-      <w:r>
-        <w:t xml:space="preserve">behavior, agency costs and ownership structure.</w:t>
-      </w:r>
-      <w:r>
-        <w:t xml:space="preserve"> </w:t>
-      </w:r>
-      <w:r>
-        <w:rPr>
-          <w:iCs/>
-          <w:i/>
-        </w:rPr>
-        <w:t xml:space="preserve">Journal of Financial</w:t>
-      </w:r>
-      <w:r>
-        <w:rPr>
-          <w:iCs/>
-          <w:i/>
-        </w:rPr>
-        <w:t xml:space="preserve"> </w:t>
-      </w:r>
-      <w:r>
-        <w:rPr>
-          <w:iCs/>
-          <w:i/>
-        </w:rPr>
-        <w:t xml:space="preserve">Economics, 3</w:t>
-      </w:r>
-      <w:r>
-        <w:t xml:space="preserve">(4), 305–360.</w:t>
+        <w:t xml:space="preserve">Johanson, J., &amp; Vahlne, J.-E. (1977). The internationalization process</w:t>
+      </w:r>
+      <w:r>
+        <w:t xml:space="preserve"> </w:t>
+      </w:r>
+      <w:r>
+        <w:t xml:space="preserve">of the firm: A model of knowledge development and increasing foreign</w:t>
+      </w:r>
+      <w:r>
+        <w:t xml:space="preserve"> </w:t>
+      </w:r>
+      <w:r>
+        <w:t xml:space="preserve">market commitments.</w:t>
+      </w:r>
+      <w:r>
+        <w:t xml:space="preserve"> </w:t>
+      </w:r>
+      <w:r>
+        <w:rPr>
+          <w:iCs/>
+          <w:i/>
+        </w:rPr>
+        <w:t xml:space="preserve">Journal of International Business Studies, 8</w:t>
+      </w:r>
+      <w:r>
+        <w:t xml:space="preserve">(1),</w:t>
+      </w:r>
+      <w:r>
+        <w:t xml:space="preserve"> </w:t>
+      </w:r>
+      <w:r>
+        <w:t xml:space="preserve">23–32.</w:t>
       </w:r>
     </w:p>
     <w:p>
@@ -18505,38 +18701,40 @@
         <w:pStyle w:val="BodyText"/>
       </w:pPr>
       <w:r>
-        <w:t xml:space="preserve">Johanson, J., &amp; Vahlne, J.-E. (1977). The internationalization process</w:t>
-      </w:r>
-      <w:r>
-        <w:t xml:space="preserve"> </w:t>
-      </w:r>
-      <w:r>
-        <w:t xml:space="preserve">of the firm: A model of knowledge development and increasing foreign</w:t>
-      </w:r>
-      <w:r>
-        <w:t xml:space="preserve"> </w:t>
-      </w:r>
-      <w:r>
-        <w:t xml:space="preserve">market commitments.</w:t>
-      </w:r>
-      <w:r>
-        <w:t xml:space="preserve"> </w:t>
-      </w:r>
-      <w:r>
-        <w:rPr>
-          <w:iCs/>
-          <w:i/>
-        </w:rPr>
-        <w:t xml:space="preserve">Journal of International Business Studies, 8</w:t>
-      </w:r>
-      <w:r>
-        <w:t xml:space="preserve">(1),</w:t>
-      </w:r>
-      <w:r>
-        <w:t xml:space="preserve"> </w:t>
-      </w:r>
-      <w:r>
-        <w:t xml:space="preserve">23–32.</w:t>
+        <w:t xml:space="preserve">Katz, R., &amp; Callorda, F. (2018).</w:t>
+      </w:r>
+      <w:r>
+        <w:t xml:space="preserve"> </w:t>
+      </w:r>
+      <w:r>
+        <w:rPr>
+          <w:iCs/>
+          <w:i/>
+        </w:rPr>
+        <w:t xml:space="preserve">The economic contribution of</w:t>
+      </w:r>
+      <w:r>
+        <w:rPr>
+          <w:iCs/>
+          <w:i/>
+        </w:rPr>
+        <w:t xml:space="preserve"> </w:t>
+      </w:r>
+      <w:r>
+        <w:rPr>
+          <w:iCs/>
+          <w:i/>
+        </w:rPr>
+        <w:t xml:space="preserve">broadband, digitization and ICT regulation</w:t>
+      </w:r>
+      <w:r>
+        <w:t xml:space="preserve">. ITU Telecommunication</w:t>
+      </w:r>
+      <w:r>
+        <w:t xml:space="preserve"> </w:t>
+      </w:r>
+      <w:r>
+        <w:t xml:space="preserve">Development Sector.</w:t>
       </w:r>
     </w:p>
     <w:p>
@@ -18544,40 +18742,34 @@
         <w:pStyle w:val="BodyText"/>
       </w:pPr>
       <w:r>
-        <w:t xml:space="preserve">Katz, R., &amp; Callorda, F. (2018).</w:t>
-      </w:r>
-      <w:r>
-        <w:t xml:space="preserve"> </w:t>
-      </w:r>
-      <w:r>
-        <w:rPr>
-          <w:iCs/>
-          <w:i/>
-        </w:rPr>
-        <w:t xml:space="preserve">The economic contribution of</w:t>
-      </w:r>
-      <w:r>
-        <w:rPr>
-          <w:iCs/>
-          <w:i/>
-        </w:rPr>
-        <w:t xml:space="preserve"> </w:t>
-      </w:r>
-      <w:r>
-        <w:rPr>
-          <w:iCs/>
-          <w:i/>
-        </w:rPr>
-        <w:t xml:space="preserve">broadband, digitization and ICT regulation</w:t>
-      </w:r>
-      <w:r>
-        <w:t xml:space="preserve">. ITU Telecommunication</w:t>
-      </w:r>
-      <w:r>
-        <w:t xml:space="preserve"> </w:t>
-      </w:r>
-      <w:r>
-        <w:t xml:space="preserve">Development Sector.</w:t>
+        <w:t xml:space="preserve">Khanna, T., &amp; Palepu, K. G. (2010).</w:t>
+      </w:r>
+      <w:r>
+        <w:t xml:space="preserve"> </w:t>
+      </w:r>
+      <w:r>
+        <w:rPr>
+          <w:iCs/>
+          <w:i/>
+        </w:rPr>
+        <w:t xml:space="preserve">Winning in emerging markets: A road</w:t>
+      </w:r>
+      <w:r>
+        <w:rPr>
+          <w:iCs/>
+          <w:i/>
+        </w:rPr>
+        <w:t xml:space="preserve"> </w:t>
+      </w:r>
+      <w:r>
+        <w:rPr>
+          <w:iCs/>
+          <w:i/>
+        </w:rPr>
+        <w:t xml:space="preserve">map for strategy and execution</w:t>
+      </w:r>
+      <w:r>
+        <w:t xml:space="preserve">. Harvard Business Press.</w:t>
       </w:r>
     </w:p>
     <w:p>
@@ -18585,34 +18777,38 @@
         <w:pStyle w:val="BodyText"/>
       </w:pPr>
       <w:r>
-        <w:t xml:space="preserve">Khanna, T., &amp; Palepu, K. G. (2010).</w:t>
-      </w:r>
-      <w:r>
-        <w:t xml:space="preserve"> </w:t>
-      </w:r>
-      <w:r>
-        <w:rPr>
-          <w:iCs/>
-          <w:i/>
-        </w:rPr>
-        <w:t xml:space="preserve">Winning in emerging markets: A road</w:t>
-      </w:r>
-      <w:r>
-        <w:rPr>
-          <w:iCs/>
-          <w:i/>
-        </w:rPr>
-        <w:t xml:space="preserve"> </w:t>
-      </w:r>
-      <w:r>
-        <w:rPr>
-          <w:iCs/>
-          <w:i/>
-        </w:rPr>
-        <w:t xml:space="preserve">map for strategy and execution</w:t>
-      </w:r>
-      <w:r>
-        <w:t xml:space="preserve">. Harvard Business Press.</w:t>
+        <w:t xml:space="preserve">Kirca, A. H., Hult, G. T. M., Deligonul, S., Perryy, M. Z., &amp; Cavusgil,</w:t>
+      </w:r>
+      <w:r>
+        <w:t xml:space="preserve"> </w:t>
+      </w:r>
+      <w:r>
+        <w:t xml:space="preserve">S. T. (2012). A multilevel examination of the drivers of firm</w:t>
+      </w:r>
+      <w:r>
+        <w:t xml:space="preserve"> </w:t>
+      </w:r>
+      <w:r>
+        <w:t xml:space="preserve">multinationality: A meta-analysis.</w:t>
+      </w:r>
+      <w:r>
+        <w:t xml:space="preserve"> </w:t>
+      </w:r>
+      <w:r>
+        <w:rPr>
+          <w:iCs/>
+          <w:i/>
+        </w:rPr>
+        <w:t xml:space="preserve">Journal of Management, 38</w:t>
+      </w:r>
+      <w:r>
+        <w:t xml:space="preserve">(2),</w:t>
+      </w:r>
+      <w:r>
+        <w:t xml:space="preserve"> </w:t>
+      </w:r>
+      <w:r>
+        <w:t xml:space="preserve">502–530.</w:t>
       </w:r>
     </w:p>
     <w:p>
@@ -18620,38 +18816,50 @@
         <w:pStyle w:val="BodyText"/>
       </w:pPr>
       <w:r>
-        <w:t xml:space="preserve">Kirca, A. H., Hult, G. T. M., Deligonul, S., Perryy, M. Z., &amp; Cavusgil,</w:t>
-      </w:r>
-      <w:r>
-        <w:t xml:space="preserve"> </w:t>
-      </w:r>
-      <w:r>
-        <w:t xml:space="preserve">S. T. (2012). A multilevel examination of the drivers of firm</w:t>
-      </w:r>
-      <w:r>
-        <w:t xml:space="preserve"> </w:t>
-      </w:r>
-      <w:r>
-        <w:t xml:space="preserve">multinationality: A meta-analysis.</w:t>
-      </w:r>
-      <w:r>
-        <w:t xml:space="preserve"> </w:t>
-      </w:r>
-      <w:r>
-        <w:rPr>
-          <w:iCs/>
-          <w:i/>
-        </w:rPr>
-        <w:t xml:space="preserve">Journal of Management, 38</w:t>
-      </w:r>
-      <w:r>
-        <w:t xml:space="preserve">(2),</w:t>
-      </w:r>
-      <w:r>
-        <w:t xml:space="preserve"> </w:t>
-      </w:r>
-      <w:r>
-        <w:t xml:space="preserve">502–530.</w:t>
+        <w:t xml:space="preserve">Kraus, S., Breier, M., Lim, W. M., Dabić, M., Kumar, S., Kanbach, D.,</w:t>
+      </w:r>
+      <w:r>
+        <w:t xml:space="preserve"> </w:t>
+      </w:r>
+      <w:r>
+        <w:t xml:space="preserve">Mukherjee, D., Corvello, V., Piñeiro-Chousa, J., Liguori, E.,</w:t>
+      </w:r>
+      <w:r>
+        <w:t xml:space="preserve"> </w:t>
+      </w:r>
+      <w:r>
+        <w:t xml:space="preserve">Palacios-Marqués, D., Schiavone, F., Ferraris, A., Fernandes, C., &amp;</w:t>
+      </w:r>
+      <w:r>
+        <w:t xml:space="preserve"> </w:t>
+      </w:r>
+      <w:r>
+        <w:t xml:space="preserve">Ferreira, J. J. (2022). Literature reviews as independent studies:</w:t>
+      </w:r>
+      <w:r>
+        <w:t xml:space="preserve"> </w:t>
+      </w:r>
+      <w:r>
+        <w:t xml:space="preserve">Guidelines for academic practice.</w:t>
+      </w:r>
+      <w:r>
+        <w:t xml:space="preserve"> </w:t>
+      </w:r>
+      <w:r>
+        <w:rPr>
+          <w:iCs/>
+          <w:i/>
+        </w:rPr>
+        <w:t xml:space="preserve">Review of Managerial Science, 16</w:t>
+      </w:r>
+      <w:r>
+        <w:t xml:space="preserve">(8),</w:t>
+      </w:r>
+      <w:r>
+        <w:t xml:space="preserve"> </w:t>
+      </w:r>
+      <w:r>
+        <w:t xml:space="preserve">2577–2595.</w:t>
       </w:r>
     </w:p>
     <w:p>
@@ -18659,57 +18867,6 @@
         <w:pStyle w:val="BodyText"/>
       </w:pPr>
       <w:r>
-        <w:t xml:space="preserve">Kraus, S., Breier, M., Lim, W. M., Dabić, M., Kumar, S., Kanbach, D.,</w:t>
-      </w:r>
-      <w:r>
-        <w:t xml:space="preserve"> </w:t>
-      </w:r>
-      <w:r>
-        <w:t xml:space="preserve">Mukherjee, D., Corvello, V., Piñeiro-Chousa, J., Liguori, E.,</w:t>
-      </w:r>
-      <w:r>
-        <w:t xml:space="preserve"> </w:t>
-      </w:r>
-      <w:r>
-        <w:t xml:space="preserve">Palacios-Marqués, D., Schiavone, F., Ferraris, A., Fernandes, C., &amp;</w:t>
-      </w:r>
-      <w:r>
-        <w:t xml:space="preserve"> </w:t>
-      </w:r>
-      <w:r>
-        <w:t xml:space="preserve">Ferreira, J. J. (2022). Literature reviews as independent studies:</w:t>
-      </w:r>
-      <w:r>
-        <w:t xml:space="preserve"> </w:t>
-      </w:r>
-      <w:r>
-        <w:t xml:space="preserve">Guidelines for academic practice.</w:t>
-      </w:r>
-      <w:r>
-        <w:t xml:space="preserve"> </w:t>
-      </w:r>
-      <w:r>
-        <w:rPr>
-          <w:iCs/>
-          <w:i/>
-        </w:rPr>
-        <w:t xml:space="preserve">Review of Managerial Science, 16</w:t>
-      </w:r>
-      <w:r>
-        <w:t xml:space="preserve">(8),</w:t>
-      </w:r>
-      <w:r>
-        <w:t xml:space="preserve"> </w:t>
-      </w:r>
-      <w:r>
-        <w:t xml:space="preserve">2577–2595.</w:t>
-      </w:r>
-    </w:p>
-    <w:p>
-      <w:pPr>
-        <w:pStyle w:val="BodyText"/>
-      </w:pPr>
-      <w:r>
         <w:t xml:space="preserve">Kogut, B., &amp; Zander, U. (1993). Knowledge of the firm and the</w:t>
       </w:r>
       <w:r>
@@ -18744,47 +18901,6 @@
       </w:r>
       <w:r>
         <w:t xml:space="preserve">(4), 625–645.</w:t>
-      </w:r>
-    </w:p>
-    <w:p>
-      <w:pPr>
-        <w:pStyle w:val="BodyText"/>
-      </w:pPr>
-      <w:r>
-        <w:t xml:space="preserve">Lakens, D., Scheel, A. M., &amp; Isager, P. M. (2020). Equivalence testing</w:t>
-      </w:r>
-      <w:r>
-        <w:t xml:space="preserve"> </w:t>
-      </w:r>
-      <w:r>
-        <w:t xml:space="preserve">for psychological research: A tutorial.</w:t>
-      </w:r>
-      <w:r>
-        <w:t xml:space="preserve"> </w:t>
-      </w:r>
-      <w:r>
-        <w:rPr>
-          <w:iCs/>
-          <w:i/>
-        </w:rPr>
-        <w:t xml:space="preserve">Advances in Methods and</w:t>
-      </w:r>
-      <w:r>
-        <w:rPr>
-          <w:iCs/>
-          <w:i/>
-        </w:rPr>
-        <w:t xml:space="preserve"> </w:t>
-      </w:r>
-      <w:r>
-        <w:rPr>
-          <w:iCs/>
-          <w:i/>
-        </w:rPr>
-        <w:t xml:space="preserve">Practices in Psychological Science, 1</w:t>
-      </w:r>
-      <w:r>
-        <w:t xml:space="preserve">(2), 259–269.</w:t>
       </w:r>
     </w:p>
     <w:p>
@@ -18970,32 +19086,26 @@
         <w:pStyle w:val="BodyText"/>
       </w:pPr>
       <w:r>
-        <w:t xml:space="preserve">Paternoster, R., Brame, R., Mazerolle, P., &amp; Piquero, A. (1998). Using</w:t>
-      </w:r>
-      <w:r>
-        <w:t xml:space="preserve"> </w:t>
-      </w:r>
-      <w:r>
-        <w:t xml:space="preserve">the correct statistical test for the equality of regression</w:t>
-      </w:r>
-      <w:r>
-        <w:t xml:space="preserve"> </w:t>
-      </w:r>
-      <w:r>
-        <w:t xml:space="preserve">coefficients.</w:t>
-      </w:r>
-      <w:r>
-        <w:t xml:space="preserve"> </w:t>
-      </w:r>
-      <w:r>
-        <w:rPr>
-          <w:iCs/>
-          <w:i/>
-        </w:rPr>
-        <w:t xml:space="preserve">Criminology, 36</w:t>
-      </w:r>
-      <w:r>
-        <w:t xml:space="preserve">(4), 859–866.</w:t>
+        <w:t xml:space="preserve">Peng, M. W., Wang, D. Y. L., &amp; Jiang, Y. (2008). An institution-based</w:t>
+      </w:r>
+      <w:r>
+        <w:t xml:space="preserve"> </w:t>
+      </w:r>
+      <w:r>
+        <w:t xml:space="preserve">view of international business strategy: A focus on emerging economies.</w:t>
+      </w:r>
+      <w:r>
+        <w:t xml:space="preserve"> </w:t>
+      </w:r>
+      <w:r>
+        <w:rPr>
+          <w:iCs/>
+          <w:i/>
+        </w:rPr>
+        <w:t xml:space="preserve">Journal of International Business Studies, 39</w:t>
+      </w:r>
+      <w:r>
+        <w:t xml:space="preserve">(5), 920–936.</w:t>
       </w:r>
     </w:p>
     <w:p>
@@ -19003,26 +19113,26 @@
         <w:pStyle w:val="BodyText"/>
       </w:pPr>
       <w:r>
-        <w:t xml:space="preserve">Peng, M. W., Wang, D. Y. L., &amp; Jiang, Y. (2008). An institution-based</w:t>
-      </w:r>
-      <w:r>
-        <w:t xml:space="preserve"> </w:t>
-      </w:r>
-      <w:r>
-        <w:t xml:space="preserve">view of international business strategy: A focus on emerging economies.</w:t>
-      </w:r>
-      <w:r>
-        <w:t xml:space="preserve"> </w:t>
-      </w:r>
-      <w:r>
-        <w:rPr>
-          <w:iCs/>
-          <w:i/>
-        </w:rPr>
-        <w:t xml:space="preserve">Journal of International Business Studies, 39</w:t>
-      </w:r>
-      <w:r>
-        <w:t xml:space="preserve">(5), 920–936.</w:t>
+        <w:t xml:space="preserve">Peterson, R. A., &amp; Brown, S. P. (2005). On the use of beta coefficients</w:t>
+      </w:r>
+      <w:r>
+        <w:t xml:space="preserve"> </w:t>
+      </w:r>
+      <w:r>
+        <w:t xml:space="preserve">in meta-analysis.</w:t>
+      </w:r>
+      <w:r>
+        <w:t xml:space="preserve"> </w:t>
+      </w:r>
+      <w:r>
+        <w:rPr>
+          <w:iCs/>
+          <w:i/>
+        </w:rPr>
+        <w:t xml:space="preserve">Journal of Applied Psychology, 90</w:t>
+      </w:r>
+      <w:r>
+        <w:t xml:space="preserve">(1), 175–181.</w:t>
       </w:r>
     </w:p>
     <w:p>
@@ -19030,26 +19140,37 @@
         <w:pStyle w:val="BodyText"/>
       </w:pPr>
       <w:r>
-        <w:t xml:space="preserve">Peterson, R. A., &amp; Brown, S. P. (2005). On the use of beta coefficients</w:t>
-      </w:r>
-      <w:r>
-        <w:t xml:space="preserve"> </w:t>
-      </w:r>
-      <w:r>
-        <w:t xml:space="preserve">in meta-analysis.</w:t>
-      </w:r>
-      <w:r>
-        <w:t xml:space="preserve"> </w:t>
-      </w:r>
-      <w:r>
-        <w:rPr>
-          <w:iCs/>
-          <w:i/>
-        </w:rPr>
-        <w:t xml:space="preserve">Journal of Applied Psychology, 90</w:t>
-      </w:r>
-      <w:r>
-        <w:t xml:space="preserve">(1), 175–181.</w:t>
+        <w:t xml:space="preserve">Raudenbush, S. W., &amp; Bryk, A. S. (2002).</w:t>
+      </w:r>
+      <w:r>
+        <w:t xml:space="preserve"> </w:t>
+      </w:r>
+      <w:r>
+        <w:rPr>
+          <w:iCs/>
+          <w:i/>
+        </w:rPr>
+        <w:t xml:space="preserve">Hierarchical linear models:</w:t>
+      </w:r>
+      <w:r>
+        <w:rPr>
+          <w:iCs/>
+          <w:i/>
+        </w:rPr>
+        <w:t xml:space="preserve"> </w:t>
+      </w:r>
+      <w:r>
+        <w:rPr>
+          <w:iCs/>
+          <w:i/>
+        </w:rPr>
+        <w:t xml:space="preserve">Applications and data analysis methods</w:t>
+      </w:r>
+      <w:r>
+        <w:t xml:space="preserve"> </w:t>
+      </w:r>
+      <w:r>
+        <w:t xml:space="preserve">(2nd ed.). Sage.</w:t>
       </w:r>
     </w:p>
     <w:p>
@@ -19057,37 +19178,23 @@
         <w:pStyle w:val="BodyText"/>
       </w:pPr>
       <w:r>
-        <w:t xml:space="preserve">Raudenbush, S. W., &amp; Bryk, A. S. (2002).</w:t>
-      </w:r>
-      <w:r>
-        <w:t xml:space="preserve"> </w:t>
-      </w:r>
-      <w:r>
-        <w:rPr>
-          <w:iCs/>
-          <w:i/>
-        </w:rPr>
-        <w:t xml:space="preserve">Hierarchical linear models:</w:t>
-      </w:r>
-      <w:r>
-        <w:rPr>
-          <w:iCs/>
-          <w:i/>
-        </w:rPr>
-        <w:t xml:space="preserve"> </w:t>
-      </w:r>
-      <w:r>
-        <w:rPr>
-          <w:iCs/>
-          <w:i/>
-        </w:rPr>
-        <w:t xml:space="preserve">Applications and data analysis methods</w:t>
-      </w:r>
-      <w:r>
-        <w:t xml:space="preserve"> </w:t>
-      </w:r>
-      <w:r>
-        <w:t xml:space="preserve">(2nd ed.). Sage.</w:t>
+        <w:t xml:space="preserve">Rosenthal, R. (1991).</w:t>
+      </w:r>
+      <w:r>
+        <w:t xml:space="preserve"> </w:t>
+      </w:r>
+      <w:r>
+        <w:rPr>
+          <w:iCs/>
+          <w:i/>
+        </w:rPr>
+        <w:t xml:space="preserve">Meta-analytic procedures for social research</w:t>
+      </w:r>
+      <w:r>
+        <w:t xml:space="preserve"> </w:t>
+      </w:r>
+      <w:r>
+        <w:t xml:space="preserve">(rev. ed.). Sage.</w:t>
       </w:r>
     </w:p>
     <w:p>
@@ -19095,30 +19202,6 @@
         <w:pStyle w:val="BodyText"/>
       </w:pPr>
       <w:r>
-        <w:t xml:space="preserve">Rosenthal, R. (1991).</w:t>
-      </w:r>
-      <w:r>
-        <w:t xml:space="preserve"> </w:t>
-      </w:r>
-      <w:r>
-        <w:rPr>
-          <w:iCs/>
-          <w:i/>
-        </w:rPr>
-        <w:t xml:space="preserve">Meta-analytic procedures for social research</w:t>
-      </w:r>
-      <w:r>
-        <w:t xml:space="preserve"> </w:t>
-      </w:r>
-      <w:r>
-        <w:t xml:space="preserve">(rev. ed.). Sage.</w:t>
-      </w:r>
-    </w:p>
-    <w:p>
-      <w:pPr>
-        <w:pStyle w:val="BodyText"/>
-      </w:pPr>
-      <w:r>
         <w:t xml:space="preserve">Rosenthal, R. (1994). Parametric measures of effect size. In H. Cooper &amp;</w:t>
       </w:r>
       <w:r>
@@ -19141,7 +19224,7 @@
         <w:t xml:space="preserve"> </w:t>
       </w:r>
       <w:r>
-        <w:t xml:space="preserve">(pp. 231–244).</w:t>
+        <w:t xml:space="preserve">(pp. 231–244).</w:t>
       </w:r>
       <w:r>
         <w:t xml:space="preserve"> </w:t>
@@ -19570,7 +19653,25 @@
         <w:pStyle w:val="FirstParagraph"/>
       </w:pPr>
       <w:r>
-        <w:t xml:space="preserve">The corpus was assembled through citation-anchored systematic searching rather than a single database census; the flow is therefore reported under the PRISMA 2020 "studies identified via other methods" variant (Page et al., 2021).</w:t>
+        <w:t xml:space="preserve">The corpus was assembled through citation-anchored systematic searching rather than a single database census; the flow is therefore reported under the PRISMA 2020</w:t>
+      </w:r>
+      <w:r>
+        <w:t xml:space="preserve"> </w:t>
+      </w:r>
+      <w:r>
+        <w:t xml:space="preserve">“</w:t>
+      </w:r>
+      <w:r>
+        <w:t xml:space="preserve">studies identified via other methods</w:t>
+      </w:r>
+      <w:r>
+        <w:t xml:space="preserve">”</w:t>
+      </w:r>
+      <w:r>
+        <w:t xml:space="preserve"> </w:t>
+      </w:r>
+      <w:r>
+        <w:t xml:space="preserve">variant (Page et al., 2021).</w:t>
       </w:r>
     </w:p>
     <w:p>
@@ -19803,14 +19904,14 @@
     <w:tbl>
       <w:tblPr>
         <w:tblStyle w:val="Table"/>
-        <w:tblW w:type="auto" w:w="0"/>
+        <w:tblW w:type="pct" w:w="5000"/>
         <w:tblLook w:firstRow="1" w:lastRow="0" w:firstColumn="0" w:lastColumn="0" w:noHBand="0" w:noVBand="0" w:val="0020"/>
         <w:jc w:val="start"/>
       </w:tblPr>
       <w:tblGrid>
-        <w:gridCol w:w="2640"/>
-        <w:gridCol w:w="2640"/>
-        <w:gridCol w:w="2640"/>
+        <w:gridCol w:w="912"/>
+        <w:gridCol w:w="1104"/>
+        <w:gridCol w:w="5904"/>
       </w:tblGrid>
       <w:tr>
         <w:trPr>
@@ -19874,19 +19975,19 @@
               <w:jc w:val="left"/>
             </w:pPr>
             <w:r>
-              <w:t xml:space="preserve">Categorical (6 codes)</w:t>
-            </w:r>
-          </w:p>
-        </w:tc>
-        <w:tc>
-          <w:tcPr/>
-          <w:p>
-            <w:pPr>
-              <w:pStyle w:val="Compact"/>
-              <w:jc w:val="left"/>
-            </w:pPr>
-            <w:r>
-              <w:t xml:space="preserve">WGI Rule of Law, 2023 vintage: I &gt; +0.80; II: 0–+0.80; III: −0.50–0; SIDS: island state; V: &lt; −0.50</w:t>
+              <w:t xml:space="preserve">Categorical (5 codes)</w:t>
+            </w:r>
+          </w:p>
+        </w:tc>
+        <w:tc>
+          <w:tcPr/>
+          <w:p>
+            <w:pPr>
+              <w:pStyle w:val="Compact"/>
+              <w:jc w:val="left"/>
+            </w:pPr>
+            <w:r>
+              <w:t xml:space="preserve">WGI Rule of Law, 2023 vintage: I (Advanced-Innovation) &gt; +0.80; II (Upper-Middle): 0–+0.80; III (Emerging): −0.50–0; FR (Frontier/SIDS): &lt; −0.50 or small island state; MX: multi-country pooled (no modal regime ≥ 60%)</w:t>
             </w:r>
           </w:p>
         </w:tc>
@@ -20000,7 +20101,19 @@
               <w:jc w:val="left"/>
             </w:pPr>
             <w:r>
-              <w:t xml:space="preserve">First author's sample country; multi-country = "pooled"</w:t>
+              <w:t xml:space="preserve">First author’s sample country; multi-country =</w:t>
+            </w:r>
+            <w:r>
+              <w:t xml:space="preserve"> </w:t>
+            </w:r>
+            <w:r>
+              <w:t xml:space="preserve">“</w:t>
+            </w:r>
+            <w:r>
+              <w:t xml:space="preserve">pooled</w:t>
+            </w:r>
+            <w:r>
+              <w:t xml:space="preserve">”</w:t>
             </w:r>
           </w:p>
         </w:tc>
@@ -20114,23 +20227,20 @@
               <w:jc w:val="left"/>
             </w:pPr>
             <w:r>
-              <w:t xml:space="preserve">Accounting (ROA/ROE/ROS); Market (Tobin's Q); Mixed; Other</w:t>
+              <w:t xml:space="preserve">Accounting (ROA/ROE/ROS); Market (Tobin’s Q); Mixed; Other</w:t>
             </w:r>
           </w:p>
         </w:tc>
       </w:tr>
     </w:tbl>
     <w:bookmarkEnd w:id="63"/>
-    <w:bookmarkStart w:id="64" w:name="Xd9634948d23722ae653a4402a0c9331cc7088ab"/>
+    <w:bookmarkStart w:id="64" w:name="Xf97f952f96803e451cdf304f81d710dfb198f95"/>
     <w:p>
       <w:pPr>
         <w:pStyle w:val="Heading2"/>
       </w:pPr>
       <w:r>
-        <w:t xml:space="preserve">Appendix C, Consistency Check: MetaEssentials vs.</w:t>
-      </w:r>
-      <w:r>
-        <w:t xml:space="preserve"> </w:t>
+        <w:t xml:space="preserve">Appendix C, Consistency Check: MetaEssentials vs. </w:t>
       </w:r>
       <w:r>
         <w:rPr>
@@ -20142,14 +20252,14 @@
     <w:tbl>
       <w:tblPr>
         <w:tblStyle w:val="Table"/>
-        <w:tblW w:type="auto" w:w="0"/>
+        <w:tblW w:type="pct" w:w="5000"/>
         <w:tblLook w:firstRow="1" w:lastRow="0" w:firstColumn="0" w:lastColumn="0" w:noHBand="0" w:noVBand="0" w:val="0020"/>
         <w:jc w:val="start"/>
       </w:tblPr>
       <w:tblGrid>
-        <w:gridCol w:w="2640"/>
-        <w:gridCol w:w="2640"/>
-        <w:gridCol w:w="2640"/>
+        <w:gridCol w:w="2224"/>
+        <w:gridCol w:w="2936"/>
+        <w:gridCol w:w="2758"/>
       </w:tblGrid>
       <w:tr>
         <w:trPr>
@@ -20606,7 +20716,7 @@
               <w:jc w:val="left"/>
             </w:pPr>
             <w:r>
-              <w:t xml:space="preserve">Suurmond et al. (2017)</w:t>
+              <w:t xml:space="preserve">Suurmond et al. (2017)</w:t>
             </w:r>
           </w:p>
         </w:tc>
@@ -20639,7 +20749,7 @@
         <w:t xml:space="preserve"> </w:t>
       </w:r>
       <w:r>
-        <w:t xml:space="preserve">Lower total I² in the three-level model (62.5% vs. 87.92%)</w:t>
+        <w:t xml:space="preserve">Lower total I² in the three-level model (62.5% vs. 87.92%)</w:t>
       </w:r>
       <w:r>
         <w:t xml:space="preserve"> </w:t>
@@ -20673,7 +20783,7 @@
         <w:t xml:space="preserve"> </w:t>
       </w:r>
       <w:r>
-        <w:t xml:space="preserve">reflects the precision gain from 238 vs. 113 studies. The three-level</w:t>
+        <w:t xml:space="preserve">reflects the precision gain from 238 vs. 113 studies. The three-level</w:t>
       </w:r>
       <w:r>
         <w:t xml:space="preserve"> </w:t>

--- a/p6/submission/jwb_package/01_manuscript_blinded.docx
+++ b/p6/submission/jwb_package/01_manuscript_blinded.docx
@@ -20,7 +20,7 @@
           <w:iCs/>
           <w:i/>
         </w:rPr>
-        <w:t xml:space="preserve">Manuscript prepared for: International Business Review (IBR, Elsevier,</w:t>
+        <w:t xml:space="preserve">Manuscript prepared for: Journal of World Business (JWB, Elsevier,</w:t>
       </w:r>
       <w:r>
         <w:rPr>
@@ -702,7 +702,7 @@
       </w:r>
     </w:p>
     <w:bookmarkEnd w:id="20"/>
-    <w:bookmarkStart w:id="21" w:name="introduction"/>
+    <w:bookmarkStart w:id="21" w:name="Xe3d0fc0bea9a42ce7605565d0964033d7f6ee47"/>
     <w:p>
       <w:pPr>
         <w:pStyle w:val="Heading2"/>
@@ -796,28 +796,13 @@
         <w:pStyle w:val="BodyText"/>
       </w:pPr>
       <w:r>
-        <w:t xml:space="preserve">The relationship between a firm’s degree of internationalization and its</w:t>
-      </w:r>
-      <w:r>
-        <w:t xml:space="preserve"> </w:t>
-      </w:r>
-      <w:r>
-        <w:t xml:space="preserve">performance (the</w:t>
-      </w:r>
-      <w:r>
-        <w:t xml:space="preserve"> </w:t>
-      </w:r>
-      <w:r>
-        <w:t xml:space="preserve">“</w:t>
-      </w:r>
-      <w:r>
-        <w:t xml:space="preserve">I→P relationship</w:t>
-      </w:r>
-      <w:r>
-        <w:t xml:space="preserve">”</w:t>
-      </w:r>
-      <w:r>
-        <w:t xml:space="preserve">) is the most meta-analyzed question</w:t>
+        <w:t xml:space="preserve">The relationship between a firm's degree of internationalization and its</w:t>
+      </w:r>
+      <w:r>
+        <w:t xml:space="preserve"> </w:t>
+      </w:r>
+      <w:r>
+        <w:t xml:space="preserve">performance (the "I→P relationship") is the most meta-analyzed question</w:t>
       </w:r>
       <w:r>
         <w:t xml:space="preserve"> </w:t>
@@ -874,7 +859,7 @@
         <w:pStyle w:val="BodyText"/>
       </w:pPr>
       <w:r>
-        <w:t xml:space="preserve">The present study’s starting point is the ICBEF 2025 baseline analysis</w:t>
+        <w:t xml:space="preserve">The present study's starting point is the ICBEF 2025 baseline analysis</w:t>
       </w:r>
       <w:r>
         <w:t xml:space="preserve"> </w:t>
@@ -1022,7 +1007,7 @@
         <w:t xml:space="preserve"> </w:t>
       </w:r>
       <w:r>
-        <w:t xml:space="preserve">Marano et al. (2016) established that</w:t>
+        <w:t xml:space="preserve">Marano et al. (2016) established that</w:t>
       </w:r>
       <w:r>
         <w:t xml:space="preserve"> </w:t>
@@ -1082,25 +1067,13 @@
         <w:t xml:space="preserve"> </w:t>
       </w:r>
       <w:r>
-        <w:t xml:space="preserve">Brynjolfsson et al. (2021) identified 2009 as a</w:t>
-      </w:r>
-      <w:r>
-        <w:t xml:space="preserve"> </w:t>
-      </w:r>
-      <w:r>
-        <w:t xml:space="preserve">productivity inflection point in the digital era (the</w:t>
-      </w:r>
-      <w:r>
-        <w:t xml:space="preserve"> </w:t>
-      </w:r>
-      <w:r>
-        <w:t xml:space="preserve">“</w:t>
-      </w:r>
-      <w:r>
-        <w:t xml:space="preserve">dynamo analogy</w:t>
-      </w:r>
-      <w:r>
-        <w:t xml:space="preserve">”</w:t>
+        <w:t xml:space="preserve">Brynjolfsson et al. (2021) identified 2009 as a</w:t>
+      </w:r>
+      <w:r>
+        <w:t xml:space="preserve"> </w:t>
+      </w:r>
+      <w:r>
+        <w:t xml:space="preserve">productivity inflection point in the digital era (the "dynamo analogy"</w:t>
       </w:r>
       <w:r>
         <w:t xml:space="preserve"> </w:t>
@@ -1727,7 +1700,7 @@
       </w:r>
     </w:p>
     <w:bookmarkEnd w:id="21"/>
-    <w:bookmarkStart w:id="28" w:name="theoretical-framework-and-hypotheses"/>
+    <w:bookmarkStart w:id="28" w:name="Xce0b9068aa677089fdc23e66f61b75516af2bf7"/>
     <w:p>
       <w:pPr>
         <w:pStyle w:val="Heading2"/>
@@ -1736,7 +1709,7 @@
         <w:t xml:space="preserve">2. Theoretical Framework and Hypotheses</w:t>
       </w:r>
     </w:p>
-    <w:bookmarkStart w:id="22" w:name="foundation-theories"/>
+    <w:bookmarkStart w:id="22" w:name="X3ef957228c2567a2a7acbf295337a0f0d698973"/>
     <w:p>
       <w:pPr>
         <w:pStyle w:val="Heading3"/>
@@ -1816,7 +1789,7 @@
         <w:t xml:space="preserve"> </w:t>
       </w:r>
       <w:r>
-        <w:t xml:space="preserve">international expansion than resource-constrained peers. Wernerfelt’s</w:t>
+        <w:t xml:space="preserve">international expansion than resource-constrained peers. Wernerfelt's</w:t>
       </w:r>
       <w:r>
         <w:t xml:space="preserve"> </w:t>
@@ -1948,31 +1921,13 @@
         <w:t xml:space="preserve"> </w:t>
       </w:r>
       <w:r>
-        <w:t xml:space="preserve">North’s (1990) framework positions formal and</w:t>
-      </w:r>
-      <w:r>
-        <w:t xml:space="preserve"> </w:t>
-      </w:r>
-      <w:r>
-        <w:t xml:space="preserve">informal institutions as the</w:t>
-      </w:r>
-      <w:r>
-        <w:t xml:space="preserve"> </w:t>
-      </w:r>
-      <w:r>
-        <w:t xml:space="preserve">“</w:t>
-      </w:r>
-      <w:r>
-        <w:t xml:space="preserve">rules of the game</w:t>
-      </w:r>
-      <w:r>
-        <w:t xml:space="preserve">”</w:t>
-      </w:r>
-      <w:r>
-        <w:t xml:space="preserve"> </w:t>
-      </w:r>
-      <w:r>
-        <w:t xml:space="preserve">that govern transaction</w:t>
+        <w:t xml:space="preserve">North's (1990) framework positions formal and</w:t>
+      </w:r>
+      <w:r>
+        <w:t xml:space="preserve"> </w:t>
+      </w:r>
+      <w:r>
+        <w:t xml:space="preserve">informal institutions as the "rules of the game" that govern transaction</w:t>
       </w:r>
       <w:r>
         <w:t xml:space="preserve"> </w:t>
@@ -2002,7 +1957,7 @@
         <w:t xml:space="preserve"> </w:t>
       </w:r>
       <w:r>
-        <w:t xml:space="preserve">asymmetry between home and host markets. Scott’s (1995) three-pillar</w:t>
+        <w:t xml:space="preserve">asymmetry between home and host markets. Scott's (1995) three-pillar</w:t>
       </w:r>
       <w:r>
         <w:t xml:space="preserve"> </w:t>
@@ -2086,7 +2041,7 @@
         <w:t xml:space="preserve"> </w:t>
       </w:r>
       <w:r>
-        <w:t xml:space="preserve">Johanson and Vahlne’s (1977, 2009)</w:t>
+        <w:t xml:space="preserve">Johanson and Vahlne's (1977, 2009)</w:t>
       </w:r>
       <w:r>
         <w:t xml:space="preserve"> </w:t>
@@ -2365,7 +2320,7 @@
         <w:t xml:space="preserve"> </w:t>
       </w:r>
       <w:r>
-        <w:t xml:space="preserve">Verhoef et al.’s (2021)</w:t>
+        <w:t xml:space="preserve">Verhoef et al.'s (2021)</w:t>
       </w:r>
       <w:r>
         <w:t xml:space="preserve"> </w:t>
@@ -2553,7 +2508,7 @@
         <w:t xml:space="preserve"> </w:t>
       </w:r>
       <w:r>
-        <w:t xml:space="preserve">whereas firm-level DAI captures a firm’s own position within that</w:t>
+        <w:t xml:space="preserve">whereas firm-level DAI captures a firm's own position within that</w:t>
       </w:r>
       <w:r>
         <w:t xml:space="preserve"> </w:t>
@@ -2581,7 +2536,7 @@
       </w:r>
     </w:p>
     <w:bookmarkEnd w:id="22"/>
-    <w:bookmarkStart w:id="23" w:name="X772aae5f967000260143b5df2cce415e62452ba"/>
+    <w:bookmarkStart w:id="23" w:name="X0441fb0bed103c363ef3b0c58f4e35b0253858e"/>
     <w:p>
       <w:pPr>
         <w:pStyle w:val="Heading3"/>
@@ -2617,7 +2572,7 @@
         <w:t xml:space="preserve"> </w:t>
       </w:r>
       <w:r>
-        <w:t xml:space="preserve">the ICRV gradient in meta-analytic I→P effect sizes. CIMT’s core claim</w:t>
+        <w:t xml:space="preserve">the ICRV gradient in meta-analytic I→P effect sizes. CIMT's core claim</w:t>
       </w:r>
       <w:r>
         <w:t xml:space="preserve"> </w:t>
@@ -3190,7 +3145,7 @@
       </w:r>
     </w:p>
     <w:bookmarkEnd w:id="23"/>
-    <w:bookmarkStart w:id="24" w:name="digital-paradox-lifecycle-dpl-new-hm2"/>
+    <w:bookmarkStart w:id="24" w:name="X2deb80d12906b7a6f29f11e064c8a8329815dad"/>
     <w:p>
       <w:pPr>
         <w:pStyle w:val="Heading3"/>
@@ -3210,13 +3165,13 @@
         <w:t xml:space="preserve"> </w:t>
       </w:r>
       <w:r>
-        <w:t xml:space="preserve">Brynjolfsson et al.’s (2021) productivity J-curve and David’s (1990)</w:t>
-      </w:r>
-      <w:r>
-        <w:t xml:space="preserve"> </w:t>
-      </w:r>
-      <w:r>
-        <w:t xml:space="preserve">dynamo analogy. David’s (1990) study of the transition from steam power</w:t>
+        <w:t xml:space="preserve">Brynjolfsson et al.'s (2021) productivity J-curve and David's (1990)</w:t>
+      </w:r>
+      <w:r>
+        <w:t xml:space="preserve"> </w:t>
+      </w:r>
+      <w:r>
+        <w:t xml:space="preserve">dynamo analogy. David's (1990) study of the transition from steam power</w:t>
       </w:r>
       <w:r>
         <w:t xml:space="preserve"> </w:t>
@@ -3240,7 +3195,7 @@
         <w:t xml:space="preserve"> </w:t>
       </w:r>
       <w:r>
-        <w:t xml:space="preserve">benefits materialize. Brynjolfsson et al. (2021) applied this analogy to</w:t>
+        <w:t xml:space="preserve">benefits materialize. Brynjolfsson et al. (2021) applied this analogy to</w:t>
       </w:r>
       <w:r>
         <w:t xml:space="preserve"> </w:t>
@@ -3348,7 +3303,7 @@
         <w:t xml:space="preserve"> </w:t>
       </w:r>
       <w:r>
-        <w:t xml:space="preserve">mechanisms documented by Hitt et al. (1997) and Lu and Beamish (2004);</w:t>
+        <w:t xml:space="preserve">mechanisms documented by Hitt et al. (1997) and Lu and Beamish (2004);</w:t>
       </w:r>
       <w:r>
         <w:t xml:space="preserve"> </w:t>
@@ -3482,7 +3437,7 @@
         <w:t xml:space="preserve"> </w:t>
       </w:r>
       <w:r>
-        <w:t xml:space="preserve">Brynjolfsson et al. (2021) has been substantially absorbed; the</w:t>
+        <w:t xml:space="preserve">Brynjolfsson et al. (2021) has been substantially absorbed; the</w:t>
       </w:r>
       <w:r>
         <w:t xml:space="preserve"> </w:t>
@@ -3711,7 +3666,7 @@
         <w:t xml:space="preserve"> </w:t>
       </w:r>
       <w:r>
-        <w:t xml:space="preserve">This prediction is bounded by the Brynjolfsson et al. (2021) J-curve</w:t>
+        <w:t xml:space="preserve">This prediction is bounded by the Brynjolfsson et al. (2021) J-curve</w:t>
       </w:r>
       <w:r>
         <w:t xml:space="preserve"> </w:t>
@@ -3756,7 +3711,7 @@
       </w:r>
     </w:p>
     <w:bookmarkEnd w:id="24"/>
-    <w:bookmarkStart w:id="25" w:name="cdai-as-amplifier-hm3"/>
+    <w:bookmarkStart w:id="25" w:name="Xb1c138680495182103a8a51fe62639318953aef"/>
     <w:p>
       <w:pPr>
         <w:pStyle w:val="Heading3"/>
@@ -3828,13 +3783,13 @@
         <w:t xml:space="preserve"> </w:t>
       </w:r>
       <w:r>
-        <w:t xml:space="preserve">that exists in a country’s economic environment regardless of any</w:t>
-      </w:r>
-      <w:r>
-        <w:t xml:space="preserve"> </w:t>
-      </w:r>
-      <w:r>
-        <w:t xml:space="preserve">individual firm’s adoption decision. Second, cDAI operates at the</w:t>
+        <w:t xml:space="preserve">that exists in a country's economic environment regardless of any</w:t>
+      </w:r>
+      <w:r>
+        <w:t xml:space="preserve"> </w:t>
+      </w:r>
+      <w:r>
+        <w:t xml:space="preserve">individual firm's adoption decision. Second, cDAI operates at the</w:t>
       </w:r>
       <w:r>
         <w:t xml:space="preserve"> </w:t>
@@ -3852,7 +3807,7 @@
         <w:t xml:space="preserve"> </w:t>
       </w:r>
       <w:r>
-        <w:t xml:space="preserve">national digital infrastructure environments from which those studies’</w:t>
+        <w:t xml:space="preserve">national digital infrastructure environments from which those studies'</w:t>
       </w:r>
       <w:r>
         <w:t xml:space="preserve"> </w:t>
@@ -3914,7 +3869,7 @@
         <w:t xml:space="preserve"> </w:t>
       </w:r>
       <w:r>
-        <w:t xml:space="preserve">a study using 2018–2020 panel data from Vietnam is assigned Vietnam’s</w:t>
+        <w:t xml:space="preserve">a study using 2018–2020 panel data from Vietnam is assigned Vietnam's</w:t>
       </w:r>
       <w:r>
         <w:t xml:space="preserve"> </w:t>
@@ -4122,7 +4077,7 @@
         <w:pStyle w:val="BodyText"/>
       </w:pPr>
       <w:r>
-        <w:t xml:space="preserve">Bustamante et al. (2022) provide the closest prior evidence: they find</w:t>
+        <w:t xml:space="preserve">Bustamante et al. (2022) provide the closest prior evidence: they find</w:t>
       </w:r>
       <w:r>
         <w:t xml:space="preserve"> </w:t>
@@ -4328,7 +4283,7 @@
       </w:r>
     </w:p>
     <w:bookmarkEnd w:id="25"/>
-    <w:bookmarkStart w:id="26" w:name="publication-bias-as-null-hypothesis"/>
+    <w:bookmarkStart w:id="26" w:name="Xf3e5d346ebc5a17228cb32efda8c89f8560d468"/>
     <w:p>
       <w:pPr>
         <w:pStyle w:val="Heading3"/>
@@ -4396,13 +4351,13 @@
         <w:t xml:space="preserve"> </w:t>
       </w:r>
       <w:r>
-        <w:t xml:space="preserve">predictions follow: (H4a) Funnel-plot asymmetry tests (Egger’s</w:t>
-      </w:r>
-      <w:r>
-        <w:t xml:space="preserve"> </w:t>
-      </w:r>
-      <w:r>
-        <w:t xml:space="preserve">regression intercept, Begg’s rank correlation) are expected to be</w:t>
+        <w:t xml:space="preserve">predictions follow: (H4a) Funnel-plot asymmetry tests (Egger's</w:t>
+      </w:r>
+      <w:r>
+        <w:t xml:space="preserve"> </w:t>
+      </w:r>
+      <w:r>
+        <w:t xml:space="preserve">regression intercept, Begg's rank correlation) are expected to be</w:t>
       </w:r>
       <w:r>
         <w:t xml:space="preserve"> </w:t>
@@ -4420,7 +4375,7 @@
         <w:t xml:space="preserve"> </w:t>
       </w:r>
       <w:r>
-        <w:t xml:space="preserve">regression-estimated pooled mean; (H4b) Duval and Tweedie’s (2000)</w:t>
+        <w:t xml:space="preserve">regression-estimated pooled mean; (H4b) Duval and Tweedie's (2000)</w:t>
       </w:r>
       <w:r>
         <w:t xml:space="preserve"> </w:t>
@@ -4464,13 +4419,13 @@
         <w:t xml:space="preserve">r̄</w:t>
       </w:r>
       <w:r>
-        <w:t xml:space="preserve">_adj &gt; 0); (H4c) Orwin’s (1983)</w:t>
-      </w:r>
-      <w:r>
-        <w:t xml:space="preserve"> </w:t>
-      </w:r>
-      <w:r>
-        <w:t xml:space="preserve">fail-safe N is expected to substantially exceed the threshold of 2, 000</w:t>
+        <w:t xml:space="preserve">_adj &gt; 0); (H4c) Orwin's (1983)</w:t>
+      </w:r>
+      <w:r>
+        <w:t xml:space="preserve"> </w:t>
+      </w:r>
+      <w:r>
+        <w:t xml:space="preserve">fail-safe N is expected to substantially exceed the threshold of 2,000</w:t>
       </w:r>
       <w:r>
         <w:t xml:space="preserve"> </w:t>
@@ -4492,7 +4447,7 @@
       </w:r>
     </w:p>
     <w:bookmarkEnd w:id="26"/>
-    <w:bookmarkStart w:id="27" w:name="conceptual-model"/>
+    <w:bookmarkStart w:id="27" w:name="X9f459728ae2c4e39aee69d49761868d88bce138"/>
     <w:p>
       <w:pPr>
         <w:pStyle w:val="Heading3"/>
@@ -4638,19 +4593,19 @@
         <w:t xml:space="preserve"> </w:t>
       </w:r>
       <w:r>
-        <w:t xml:space="preserve">= 8.4%); total I² = 62.5%. Publication bias (H4 confirmed): Egger’s b =</w:t>
-      </w:r>
-      <w:r>
-        <w:t xml:space="preserve"> </w:t>
-      </w:r>
-      <w:r>
-        <w:t xml:space="preserve">0.487 (p = .052), Begg’s τ = −0.132 (p = .001); trim-and-fill imputes k</w:t>
-      </w:r>
-      <w:r>
-        <w:t xml:space="preserve"> </w:t>
-      </w:r>
-      <w:r>
-        <w:t xml:space="preserve">= 57 studies, adjusted r = 0.035; fail-safe N = 44, 782. Abbreviations:</w:t>
+        <w:t xml:space="preserve">= 8.4%); total I² = 62.5%. Publication bias (H4 confirmed): Egger's b =</w:t>
+      </w:r>
+      <w:r>
+        <w:t xml:space="preserve"> </w:t>
+      </w:r>
+      <w:r>
+        <w:t xml:space="preserve">0.487 (p = .052), Begg's τ = −0.132 (p = .001); trim-and-fill imputes k</w:t>
+      </w:r>
+      <w:r>
+        <w:t xml:space="preserve"> </w:t>
+      </w:r>
+      <w:r>
+        <w:t xml:space="preserve">= 57 studies, adjusted r = 0.035; fail-safe N = 44,782. Abbreviations:</w:t>
       </w:r>
       <w:r>
         <w:t xml:space="preserve"> </w:t>
@@ -4678,32 +4633,32 @@
           <w:iCs/>
           <w:i/>
         </w:rPr>
-        <w:t xml:space="preserve">International</w:t>
-      </w:r>
-      <w:r>
-        <w:rPr>
-          <w:iCs/>
-          <w:i/>
-        </w:rPr>
-        <w:t xml:space="preserve"> </w:t>
-      </w:r>
-      <w:r>
-        <w:rPr>
-          <w:iCs/>
-          <w:i/>
-        </w:rPr>
-        <w:t xml:space="preserve">Business Review</w:t>
-      </w:r>
-      <w:r>
-        <w:t xml:space="preserve"> </w:t>
-      </w:r>
-      <w:r>
-        <w:t xml:space="preserve">(IBR, Elsevier, IF ≈ 5.5).</w:t>
+        <w:t xml:space="preserve">Journal of</w:t>
+      </w:r>
+      <w:r>
+        <w:rPr>
+          <w:iCs/>
+          <w:i/>
+        </w:rPr>
+        <w:t xml:space="preserve"> </w:t>
+      </w:r>
+      <w:r>
+        <w:rPr>
+          <w:iCs/>
+          <w:i/>
+        </w:rPr>
+        <w:t xml:space="preserve">World Business</w:t>
+      </w:r>
+      <w:r>
+        <w:t xml:space="preserve"> </w:t>
+      </w:r>
+      <w:r>
+        <w:t xml:space="preserve">(JWB, Elsevier).</w:t>
       </w:r>
     </w:p>
     <w:bookmarkEnd w:id="27"/>
     <w:bookmarkEnd w:id="28"/>
-    <w:bookmarkStart w:id="39" w:name="method"/>
+    <w:bookmarkStart w:id="39" w:name="Xeae2dc85413e447d2c08d145b986cffc1f454f7"/>
     <w:p>
       <w:pPr>
         <w:pStyle w:val="Heading2"/>
@@ -4792,7 +4747,7 @@
         <w:t xml:space="preserve">methodological versus contextual sources.</w:t>
       </w:r>
     </w:p>
-    <w:bookmarkStart w:id="29" w:name="search-strategy-and-study-identification"/>
+    <w:bookmarkStart w:id="29" w:name="X8beda39a661fcb1509b7059043e15ad6d0ce778"/>
     <w:p>
       <w:pPr>
         <w:pStyle w:val="Heading3"/>
@@ -4852,13 +4807,13 @@
         <w:t xml:space="preserve"> </w:t>
       </w:r>
       <w:r>
-        <w:t xml:space="preserve">Bausch and Krist (2007), Kirca et al. (2012), Marano et al. (2016),</w:t>
-      </w:r>
-      <w:r>
-        <w:t xml:space="preserve"> </w:t>
-      </w:r>
-      <w:r>
-        <w:t xml:space="preserve">Schwens et al. (2018), and Arte and Larimo (2022); forward citation</w:t>
+        <w:t xml:space="preserve">Bausch and Krist (2007), Kirca et al. (2012), Marano et al. (2016),</w:t>
+      </w:r>
+      <w:r>
+        <w:t xml:space="preserve"> </w:t>
+      </w:r>
+      <w:r>
+        <w:t xml:space="preserve">Schwens et al. (2018), and Arte and Larimo (2022); forward citation</w:t>
       </w:r>
       <w:r>
         <w:t xml:space="preserve"> </w:t>
@@ -5103,7 +5058,7 @@
       </w:r>
     </w:p>
     <w:bookmarkEnd w:id="29"/>
-    <w:bookmarkStart w:id="30" w:name="eligibility-criteria-and-study-selection"/>
+    <w:bookmarkStart w:id="30" w:name="Xe67e40459b15893f891bd95e2d3c9a6925f6957"/>
     <w:p>
       <w:pPr>
         <w:pStyle w:val="Heading3"/>
@@ -5141,14 +5096,14 @@
     <w:tbl>
       <w:tblPr>
         <w:tblStyle w:val="Table"/>
-        <w:tblW w:type="pct" w:w="5000"/>
+        <w:tblW w:type="auto" w:w="0"/>
         <w:tblLook w:firstRow="1" w:lastRow="0" w:firstColumn="0" w:lastColumn="0" w:noHBand="0" w:noVBand="0" w:val="0020"/>
         <w:jc w:val="start"/>
       </w:tblPr>
       <w:tblGrid>
-        <w:gridCol w:w="856"/>
-        <w:gridCol w:w="3949"/>
-        <w:gridCol w:w="3113"/>
+        <w:gridCol w:w="2640"/>
+        <w:gridCol w:w="2640"/>
+        <w:gridCol w:w="2640"/>
       </w:tblGrid>
       <w:tr>
         <w:trPr>
@@ -5288,7 +5243,7 @@
               <w:jc w:val="left"/>
             </w:pPr>
             <w:r>
-              <w:t xml:space="preserve">Accounting-based (ROA, ROE, ROS); market-based (Tobin’s Q, stock returns); productivity-based (labor productivity, TFP)</w:t>
+              <w:t xml:space="preserve">Accounting-based (ROA, ROE, ROS); market-based (Tobin's Q, stock returns); productivity-based (labor productivity, TFP)</w:t>
             </w:r>
           </w:p>
         </w:tc>
@@ -5592,7 +5547,7 @@
               <w:jc w:val="left"/>
             </w:pPr>
             <w:r>
-              <w:t xml:space="preserve">Doctoral dissertations, master’s theses, working papers, conference papers, book chapters, unpublished manuscripts, institutional reports</w:t>
+              <w:t xml:space="preserve">Doctoral dissertations, master's theses, working papers, conference papers, book chapters, unpublished manuscripts, institutional reports</w:t>
             </w:r>
           </w:p>
         </w:tc>
@@ -5621,7 +5576,7 @@
         <w:t xml:space="preserve"> </w:t>
       </w:r>
       <w:r>
-        <w:t xml:space="preserve">DOI information. Doctoral dissertations, master’s theses, working</w:t>
+        <w:t xml:space="preserve">DOI information. Doctoral dissertations, master's theses, working</w:t>
       </w:r>
       <w:r>
         <w:t xml:space="preserve"> </w:t>
@@ -5713,25 +5668,7 @@
         <w:t xml:space="preserve"> </w:t>
       </w:r>
       <w:r>
-        <w:t xml:space="preserve">= 288 effect sizes eligible for synthesis. Because identification proceeded by citation chaining rather than a single database export, the flow is reported under the PRISMA 2020</w:t>
-      </w:r>
-      <w:r>
-        <w:t xml:space="preserve"> </w:t>
-      </w:r>
-      <w:r>
-        <w:t xml:space="preserve">“</w:t>
-      </w:r>
-      <w:r>
-        <w:t xml:space="preserve">studies identified via other methods</w:t>
-      </w:r>
-      <w:r>
-        <w:t xml:space="preserve">”</w:t>
-      </w:r>
-      <w:r>
-        <w:t xml:space="preserve"> </w:t>
-      </w:r>
-      <w:r>
-        <w:t xml:space="preserve">variant (Appendix A); stage-level database-census counts are therefore not applicable. The synthesized set (</w:t>
+        <w:t xml:space="preserve">= 288 effect sizes eligible for synthesis. Because identification proceeded by citation chaining rather than a single database export, the flow is reported under the PRISMA 2020 "studies identified via other methods" variant (Appendix A); stage-level database-census counts are therefore not applicable. The synthesized set (</w:t>
       </w:r>
       <w:r>
         <w:rPr>
@@ -5764,7 +5701,7 @@
       </w:r>
     </w:p>
     <w:bookmarkEnd w:id="30"/>
-    <w:bookmarkStart w:id="34" w:name="data-extraction-and-quality-assurance"/>
+    <w:bookmarkStart w:id="34" w:name="X1d41e663e785934d4feadbd21b81f03c51339a8"/>
     <w:p>
       <w:pPr>
         <w:pStyle w:val="Heading3"/>
@@ -5773,7 +5710,7 @@
         <w:t xml:space="preserve">3.3 Data Extraction and Quality Assurance</w:t>
       </w:r>
     </w:p>
-    <w:bookmarkStart w:id="31" w:name="effect-size-extraction-protocol"/>
+    <w:bookmarkStart w:id="31" w:name="X08ffec85c6ae73d1d7d5bae8230a193cc0c32b0"/>
     <w:p>
       <w:pPr>
         <w:pStyle w:val="Heading4"/>
@@ -5821,7 +5758,7 @@
         <w:t xml:space="preserve"> </w:t>
       </w:r>
       <w:r>
-        <w:t xml:space="preserve">effect size (Pearson’s</w:t>
+        <w:t xml:space="preserve">effect size (Pearson's</w:t>
       </w:r>
       <w:r>
         <w:t xml:space="preserve"> </w:t>
@@ -5873,7 +5810,7 @@
         <w:t xml:space="preserve"> </w:t>
       </w:r>
       <w:r>
-        <w:t xml:space="preserve">When Pearson’s</w:t>
+        <w:t xml:space="preserve">When Pearson's</w:t>
       </w:r>
       <w:r>
         <w:t xml:space="preserve"> </w:t>
@@ -6311,7 +6248,7 @@
         <w:t xml:space="preserve"> </w:t>
       </w:r>
       <w:r>
-        <w:t xml:space="preserve">from the study’s reported country using the World Bank WGI Rule of Law</w:t>
+        <w:t xml:space="preserve">from the study's reported country using the World Bank WGI Rule of Law</w:t>
       </w:r>
       <w:r>
         <w:t xml:space="preserve"> </w:t>
@@ -6371,7 +6308,7 @@
       </w:r>
     </w:p>
     <w:bookmarkEnd w:id="31"/>
-    <w:bookmarkStart w:id="32" w:name="inter-coder-reliability-assessment"/>
+    <w:bookmarkStart w:id="32" w:name="X8e0743bf85a4a1c5fca32f939ca3f33e412fd3d"/>
     <w:p>
       <w:pPr>
         <w:pStyle w:val="Heading4"/>
@@ -6500,19 +6437,19 @@
         <w:t xml:space="preserve"> </w:t>
       </w:r>
       <w:r>
-        <w:t xml:space="preserve">for categorical moderators, the adjudicator’s decision was final; for</w:t>
-      </w:r>
-      <w:r>
-        <w:t xml:space="preserve"> </w:t>
-      </w:r>
-      <w:r>
-        <w:t xml:space="preserve">continuous cDAI scores, the mean of the two coders’ values was used when</w:t>
-      </w:r>
-      <w:r>
-        <w:t xml:space="preserve"> </w:t>
-      </w:r>
-      <w:r>
-        <w:t xml:space="preserve">ICC(2, 1) ≥ 0.80, and the PI’s direct lookup was used otherwise.</w:t>
+        <w:t xml:space="preserve">for categorical moderators, the adjudicator's decision was final; for</w:t>
+      </w:r>
+      <w:r>
+        <w:t xml:space="preserve"> </w:t>
+      </w:r>
+      <w:r>
+        <w:t xml:space="preserve">continuous cDAI scores, the mean of the two coders' values was used when</w:t>
+      </w:r>
+      <w:r>
+        <w:t xml:space="preserve"> </w:t>
+      </w:r>
+      <w:r>
+        <w:t xml:space="preserve">ICC(2, 1) ≥ 0.80, and the PI's direct lookup was used otherwise.</w:t>
       </w:r>
     </w:p>
     <w:p>
@@ -6520,7 +6457,7 @@
         <w:pStyle w:val="BodyText"/>
       </w:pPr>
       <w:r>
-        <w:t xml:space="preserve">ICR was assessed using Cohen’s κ for categorical variables (ICRV regime,</w:t>
+        <w:t xml:space="preserve">ICR was assessed using Cohen's κ for categorical variables (ICRV regime,</w:t>
       </w:r>
       <w:r>
         <w:t xml:space="preserve"> </w:t>
@@ -6538,25 +6475,13 @@
         <w:t xml:space="preserve"> </w:t>
       </w:r>
       <w:r>
-        <w:t xml:space="preserve">target threshold of κ ≥ 0.70 follows Landis and Koch’s (1977)</w:t>
-      </w:r>
-      <w:r>
-        <w:t xml:space="preserve"> </w:t>
-      </w:r>
-      <w:r>
-        <w:t xml:space="preserve">“</w:t>
-      </w:r>
-      <w:r>
-        <w:t xml:space="preserve">substantial agreement</w:t>
-      </w:r>
-      <w:r>
-        <w:t xml:space="preserve">”</w:t>
-      </w:r>
-      <w:r>
-        <w:t xml:space="preserve"> </w:t>
-      </w:r>
-      <w:r>
-        <w:t xml:space="preserve">criterion, which represents the minimum</w:t>
+        <w:t xml:space="preserve">target threshold of κ ≥ 0.70 follows Landis and Koch's (1977)</w:t>
+      </w:r>
+      <w:r>
+        <w:t xml:space="preserve"> </w:t>
+      </w:r>
+      <w:r>
+        <w:t xml:space="preserve">"substantial agreement" criterion, which represents the minimum</w:t>
       </w:r>
       <w:r>
         <w:t xml:space="preserve"> </w:t>
@@ -6584,7 +6509,7 @@
       </w:r>
     </w:p>
     <w:bookmarkEnd w:id="32"/>
-    <w:bookmarkStart w:id="33" w:name="study-level-risk-of-bias"/>
+    <w:bookmarkStart w:id="33" w:name="X5be2e0a2ca6cb65463b6962be6810bfed28508c"/>
     <w:p>
       <w:pPr>
         <w:pStyle w:val="Heading4"/>
@@ -6646,13 +6571,13 @@
         <w:t xml:space="preserve"> </w:t>
       </w:r>
       <w:r>
-        <w:t xml:space="preserve">assessed via Egger’s regression test, Begg and Mazumdar’s (1994)</w:t>
-      </w:r>
-      <w:r>
-        <w:t xml:space="preserve"> </w:t>
-      </w:r>
-      <w:r>
-        <w:t xml:space="preserve">rank-correlation test, and Duval and Tweedie’s (2000) trim-and-fill</w:t>
+        <w:t xml:space="preserve">assessed via Egger's regression test, Begg and Mazumdar's (1994)</w:t>
+      </w:r>
+      <w:r>
+        <w:t xml:space="preserve"> </w:t>
+      </w:r>
+      <w:r>
+        <w:t xml:space="preserve">rank-correlation test, and Duval and Tweedie's (2000) trim-and-fill</w:t>
       </w:r>
       <w:r>
         <w:t xml:space="preserve"> </w:t>
@@ -6670,7 +6595,7 @@
         <w:t xml:space="preserve"> </w:t>
       </w:r>
       <w:r>
-        <w:t xml:space="preserve">performance type, and through the three-level model’s explicit</w:t>
+        <w:t xml:space="preserve">performance type, and through the three-level model's explicit</w:t>
       </w:r>
       <w:r>
         <w:t xml:space="preserve"> </w:t>
@@ -6687,7 +6612,7 @@
     </w:p>
     <w:bookmarkEnd w:id="33"/>
     <w:bookmarkEnd w:id="34"/>
-    <w:bookmarkStart w:id="35" w:name="moderator-coding-protocol"/>
+    <w:bookmarkStart w:id="35" w:name="X601957e051aebf49785be7eb6f4c3dde13d76da"/>
     <w:p>
       <w:pPr>
         <w:pStyle w:val="Heading3"/>
@@ -6756,25 +6681,7 @@
         <w:t xml:space="preserve"> </w:t>
       </w:r>
       <w:r>
-        <w:t xml:space="preserve">coded as</w:t>
-      </w:r>
-      <w:r>
-        <w:t xml:space="preserve"> </w:t>
-      </w:r>
-      <w:r>
-        <w:t xml:space="preserve">“</w:t>
-      </w:r>
-      <w:r>
-        <w:t xml:space="preserve">pooled</w:t>
-      </w:r>
-      <w:r>
-        <w:t xml:space="preserve">”</w:t>
-      </w:r>
-      <w:r>
-        <w:t xml:space="preserve"> </w:t>
-      </w:r>
-      <w:r>
-        <w:t xml:space="preserve">with ICRV regime assigned to the modal country if</w:t>
+        <w:t xml:space="preserve">coded as "pooled" with ICRV regime assigned to the modal country if</w:t>
       </w:r>
       <w:r>
         <w:t xml:space="preserve"> </w:t>
@@ -6786,13 +6693,7 @@
         <w:t xml:space="preserve"> </w:t>
       </w:r>
       <w:r>
-        <w:t xml:space="preserve">“</w:t>
-      </w:r>
-      <w:r>
-        <w:t xml:space="preserve">cross-regime</w:t>
-      </w:r>
-      <w:r>
-        <w:t xml:space="preserve">”</w:t>
+        <w:t xml:space="preserve">"cross-regime"</w:t>
       </w:r>
     </w:p>
     <w:p>
@@ -6873,7 +6774,7 @@
         <w:t xml:space="preserve"> </w:t>
       </w:r>
       <w:r>
-        <w:t xml:space="preserve">market-based (Tobin’s Q, stock return); productivity-based (labor</w:t>
+        <w:t xml:space="preserve">market-based (Tobin's Q, stock return); productivity-based (labor</w:t>
       </w:r>
       <w:r>
         <w:t xml:space="preserve"> </w:t>
@@ -7007,7 +6908,7 @@
         <w:t xml:space="preserve"> </w:t>
       </w:r>
       <w:r>
-        <w:t xml:space="preserve">follows the median year of the study’s data collection period. For</w:t>
+        <w:t xml:space="preserve">follows the median year of the study's data collection period. For</w:t>
       </w:r>
       <w:r>
         <w:t xml:space="preserve"> </w:t>
@@ -7050,43 +6951,13 @@
         <w:t xml:space="preserve">DPL phase</w:t>
       </w:r>
       <w:r>
-        <w:t xml:space="preserve">,</w:t>
-      </w:r>
-      <w:r>
-        <w:t xml:space="preserve"> </w:t>
-      </w:r>
-      <w:r>
-        <w:t xml:space="preserve">“</w:t>
-      </w:r>
-      <w:r>
-        <w:t xml:space="preserve">Precede</w:t>
-      </w:r>
-      <w:r>
-        <w:t xml:space="preserve">”</w:t>
-      </w:r>
-      <w:r>
-        <w:t xml:space="preserve">: data collection predominantly prior</w:t>
-      </w:r>
-      <w:r>
-        <w:t xml:space="preserve"> </w:t>
-      </w:r>
-      <w:r>
-        <w:t xml:space="preserve">to 2009 (median data year &lt; 2009);</w:t>
-      </w:r>
-      <w:r>
-        <w:t xml:space="preserve"> </w:t>
-      </w:r>
-      <w:r>
-        <w:t xml:space="preserve">“</w:t>
-      </w:r>
-      <w:r>
-        <w:t xml:space="preserve">Span</w:t>
-      </w:r>
-      <w:r>
-        <w:t xml:space="preserve">”</w:t>
-      </w:r>
-      <w:r>
-        <w:t xml:space="preserve">: data collection spans</w:t>
+        <w:t xml:space="preserve">, "Precede": data collection predominantly prior</w:t>
+      </w:r>
+      <w:r>
+        <w:t xml:space="preserve"> </w:t>
+      </w:r>
+      <w:r>
+        <w:t xml:space="preserve">to 2009 (median data year &lt; 2009); "Span": data collection spans</w:t>
       </w:r>
       <w:r>
         <w:t xml:space="preserve"> </w:t>
@@ -7098,16 +6969,7 @@
         <w:t xml:space="preserve"> </w:t>
       </w:r>
       <w:r>
-        <w:t xml:space="preserve">“</w:t>
-      </w:r>
-      <w:r>
-        <w:t xml:space="preserve">Follow</w:t>
-      </w:r>
-      <w:r>
-        <w:t xml:space="preserve">”</w:t>
-      </w:r>
-      <w:r>
-        <w:t xml:space="preserve">: data collection predominantly post-2014 (median data year ≥</w:t>
+        <w:t xml:space="preserve">"Follow": data collection predominantly post-2014 (median data year ≥</w:t>
       </w:r>
       <w:r>
         <w:t xml:space="preserve"> </w:t>
@@ -7119,29 +6981,11 @@
         <w:t xml:space="preserve"> </w:t>
       </w:r>
       <w:r>
-        <w:t xml:space="preserve">coded as</w:t>
-      </w:r>
-      <w:r>
-        <w:t xml:space="preserve"> </w:t>
-      </w:r>
-      <w:r>
-        <w:t xml:space="preserve">“</w:t>
-      </w:r>
-      <w:r>
-        <w:t xml:space="preserve">Span</w:t>
-      </w:r>
-      <w:r>
-        <w:t xml:space="preserve">”</w:t>
-      </w:r>
-      <w:r>
-        <w:t xml:space="preserve"> </w:t>
-      </w:r>
-      <w:r>
-        <w:t xml:space="preserve">by default and flagged.</w:t>
+        <w:t xml:space="preserve">coded as "Span" by default and flagged.</w:t>
       </w:r>
     </w:p>
     <w:bookmarkEnd w:id="35"/>
-    <w:bookmarkStart w:id="36" w:name="statistical-model-three-level-mara"/>
+    <w:bookmarkStart w:id="36" w:name="X39398803b6212107b1d34889a3ed87f1d2a89f2"/>
     <w:p>
       <w:pPr>
         <w:pStyle w:val="Heading3"/>
@@ -8110,7 +7954,7 @@
         <w:t xml:space="preserve"> </w:t>
       </w:r>
       <w:r>
-        <w:t xml:space="preserve">applies here (Raudenbush &amp; Bryk, 2002, p. 39).</w:t>
+        <w:t xml:space="preserve">applies here (Raudenbush &amp; Bryk, 2002, p. 39).</w:t>
       </w:r>
     </w:p>
     <w:p>
@@ -8128,7 +7972,7 @@
         <w:t xml:space="preserve"> </w:t>
       </w:r>
       <w:r>
-        <w:t xml:space="preserve">All Pearson’s</w:t>
+        <w:t xml:space="preserve">All Pearson's</w:t>
       </w:r>
       <w:r>
         <w:t xml:space="preserve"> </w:t>
@@ -8150,7 +7994,7 @@
         <w:t xml:space="preserve"> </w:t>
       </w:r>
       <w:r>
-        <w:t xml:space="preserve">to Fisher’s</w:t>
+        <w:t xml:space="preserve">to Fisher's</w:t>
       </w:r>
       <w:r>
         <w:t xml:space="preserve"> </w:t>
@@ -8928,7 +8772,7 @@
       </w:r>
     </w:p>
     <w:bookmarkEnd w:id="36"/>
-    <w:bookmarkStart w:id="37" w:name="publication-bias-assessment"/>
+    <w:bookmarkStart w:id="37" w:name="X2f1abb1755f8cc5892d8e5725c0dbd361d50806"/>
     <w:p>
       <w:pPr>
         <w:pStyle w:val="Heading3"/>
@@ -8948,7 +8792,7 @@
         <w:t xml:space="preserve"> </w:t>
       </w:r>
       <w:r>
-        <w:t xml:space="preserve">the graduated approach recommended by Borenstein et al. (2021, ch. 30)</w:t>
+        <w:t xml:space="preserve">the graduated approach recommended by Borenstein et al. (2021, ch. 30)</w:t>
       </w:r>
       <w:r>
         <w:t xml:space="preserve"> </w:t>
@@ -8964,7 +8808,7 @@
           <w:bCs/>
           <w:b/>
         </w:rPr>
-        <w:t xml:space="preserve">Egger’s weighted regression test</w:t>
+        <w:t xml:space="preserve">Egger's weighted regression test</w:t>
       </w:r>
       <w:r>
         <w:t xml:space="preserve"> </w:t>
@@ -8992,7 +8836,7 @@
           <w:bCs/>
           <w:b/>
         </w:rPr>
-        <w:t xml:space="preserve">Begg and Mazumdar’s rank correlation test</w:t>
+        <w:t xml:space="preserve">Begg and Mazumdar's rank correlation test</w:t>
       </w:r>
       <w:r>
         <w:t xml:space="preserve"> </w:t>
@@ -9060,7 +8904,7 @@
           <w:bCs/>
           <w:b/>
         </w:rPr>
-        <w:t xml:space="preserve">Orwin’s fail-safe</w:t>
+        <w:t xml:space="preserve">Orwin's fail-safe</w:t>
       </w:r>
       <w:r>
         <w:rPr>
@@ -9250,7 +9094,7 @@
       </w:r>
     </w:p>
     <w:bookmarkEnd w:id="37"/>
-    <w:bookmarkStart w:id="38" w:name="robustness-checks"/>
+    <w:bookmarkStart w:id="38" w:name="Xe36430cf7d8e0a8c6df93020e9507d5e203e939"/>
     <w:p>
       <w:pPr>
         <w:pStyle w:val="Heading3"/>
@@ -9292,7 +9136,7 @@
           <w:bCs/>
           <w:b/>
         </w:rPr>
-        <w:t xml:space="preserve">Two-level vs. three-level comparison.</w:t>
+        <w:t xml:space="preserve">Two-level vs. three-level comparison.</w:t>
       </w:r>
       <w:r>
         <w:t xml:space="preserve"> </w:t>
@@ -9401,7 +9245,7 @@
         <w:t xml:space="preserve"> </w:t>
       </w:r>
       <w:r>
-        <w:t xml:space="preserve">influential studies (Cook’s distance &gt; 4/</w:t>
+        <w:t xml:space="preserve">influential studies (Cook's distance &gt; 4/</w:t>
       </w:r>
       <w:r>
         <w:rPr>
@@ -9579,7 +9423,7 @@
     </w:p>
     <w:bookmarkEnd w:id="38"/>
     <w:bookmarkEnd w:id="39"/>
-    <w:bookmarkStart w:id="47" w:name="results"/>
+    <w:bookmarkStart w:id="47" w:name="X121719332867ee227f0a04b486098cee978c6e6"/>
     <w:p>
       <w:pPr>
         <w:pStyle w:val="Heading2"/>
@@ -9588,7 +9432,7 @@
         <w:t xml:space="preserve">4. Results</w:t>
       </w:r>
     </w:p>
-    <w:bookmarkStart w:id="40" w:name="X919d8d711cf606d2dd3f7af57602ee0032ae633"/>
+    <w:bookmarkStart w:id="40" w:name="X404e116a6fc5d40bc82ca2b5ca0e91216768dfb"/>
     <w:p>
       <w:pPr>
         <w:pStyle w:val="Heading3"/>
@@ -9650,22 +9494,22 @@
           <w:iCs/>
           <w:i/>
         </w:rPr>
-        <w:t xml:space="preserve">(two authors independently coded a 20% stratified subsample, k = 47 studies, blind to each other’s codes)</w:t>
+        <w:t xml:space="preserve">(two authors independently coded a 20% stratified subsample, k = 47 studies, blind to each other's codes)</w:t>
       </w:r>
     </w:p>
     <w:tbl>
       <w:tblPr>
         <w:tblStyle w:val="Table"/>
-        <w:tblW w:type="pct" w:w="5000"/>
+        <w:tblW w:type="auto" w:w="0"/>
         <w:tblLook w:firstRow="1" w:lastRow="0" w:firstColumn="0" w:lastColumn="0" w:noHBand="0" w:noVBand="0" w:val="0020"/>
         <w:jc w:val="start"/>
       </w:tblPr>
       <w:tblGrid>
-        <w:gridCol w:w="2217"/>
-        <w:gridCol w:w="1900"/>
-        <w:gridCol w:w="1161"/>
-        <w:gridCol w:w="739"/>
-        <w:gridCol w:w="1900"/>
+        <w:gridCol w:w="1584"/>
+        <w:gridCol w:w="1584"/>
+        <w:gridCol w:w="1584"/>
+        <w:gridCol w:w="1584"/>
+        <w:gridCol w:w="1584"/>
       </w:tblGrid>
       <w:tr>
         <w:trPr>
@@ -9765,7 +9609,7 @@
               <w:jc w:val="left"/>
             </w:pPr>
             <w:r>
-              <w:t xml:space="preserve">Cohen’s κ</w:t>
+              <w:t xml:space="preserve">Cohen's κ</w:t>
             </w:r>
           </w:p>
         </w:tc>
@@ -9827,7 +9671,7 @@
               <w:jc w:val="left"/>
             </w:pPr>
             <w:r>
-              <w:t xml:space="preserve">Cohen’s κ</w:t>
+              <w:t xml:space="preserve">Cohen's κ</w:t>
             </w:r>
           </w:p>
         </w:tc>
@@ -9889,7 +9733,7 @@
               <w:jc w:val="left"/>
             </w:pPr>
             <w:r>
-              <w:t xml:space="preserve">Cohen’s κ</w:t>
+              <w:t xml:space="preserve">Cohen's κ</w:t>
             </w:r>
           </w:p>
         </w:tc>
@@ -9951,7 +9795,7 @@
               <w:jc w:val="left"/>
             </w:pPr>
             <w:r>
-              <w:t xml:space="preserve">Cohen’s κ</w:t>
+              <w:t xml:space="preserve">Cohen's κ</w:t>
             </w:r>
           </w:p>
         </w:tc>
@@ -10013,7 +9857,7 @@
               <w:jc w:val="left"/>
             </w:pPr>
             <w:r>
-              <w:t xml:space="preserve">Cohen’s κ</w:t>
+              <w:t xml:space="preserve">Cohen's κ</w:t>
             </w:r>
           </w:p>
         </w:tc>
@@ -10120,7 +9964,7 @@
         <w:t xml:space="preserve"> </w:t>
       </w:r>
       <w:r>
-        <w:t xml:space="preserve">The full corpus was coded by the first author against the standardized codebook (Appendix B). For reliability, the two authors independently coded a 20% stratified subsample (k = 47 studies), blind to each other’s codes; agreement was assessed with Cohen’s κ for the categorical moderators and ICC(2, 1) for the continuous cDAI index, against the Landis and Koch (1977) thresholds (κ ≥ 0.70; ICC ≥ 0.80). Disagreements were resolved by discussion, with Regime II/III boundary cases adjudicated by lookup of WGI Rule of Law vintage scores.</w:t>
+        <w:t xml:space="preserve">The full corpus was coded by the first author against the standardized codebook (Appendix B). For reliability, the two authors independently coded a 20% stratified subsample (k = 47 studies), blind to each other's codes; agreement was assessed with Cohen's κ for the categorical moderators and ICC(2, 1) for the continuous cDAI index, against the Landis and Koch (1977) thresholds (κ ≥ 0.70; ICC ≥ 0.80). Disagreements were resolved by discussion, with Regime II/III boundary cases adjudicated by lookup of WGI Rule of Law vintage scores.</w:t>
       </w:r>
     </w:p>
     <w:p>
@@ -10148,14 +9992,14 @@
     <w:tbl>
       <w:tblPr>
         <w:tblStyle w:val="Table"/>
-        <w:tblW w:type="pct" w:w="5000"/>
+        <w:tblW w:type="auto" w:w="0"/>
         <w:tblLook w:firstRow="1" w:lastRow="0" w:firstColumn="0" w:lastColumn="0" w:noHBand="0" w:noVBand="0" w:val="0020"/>
         <w:jc w:val="start"/>
       </w:tblPr>
       <w:tblGrid>
-        <w:gridCol w:w="5840"/>
-        <w:gridCol w:w="1040"/>
-        <w:gridCol w:w="1040"/>
+        <w:gridCol w:w="2640"/>
+        <w:gridCol w:w="2640"/>
+        <w:gridCol w:w="2640"/>
       </w:tblGrid>
       <w:tr>
         <w:trPr>
@@ -11119,7 +10963,7 @@
       </w:r>
     </w:p>
     <w:bookmarkEnd w:id="40"/>
-    <w:bookmarkStart w:id="41" w:name="baseline-three-level-model"/>
+    <w:bookmarkStart w:id="41" w:name="X484949e7994e09bd70500137e9d7c8f884b58c1"/>
     <w:p>
       <w:pPr>
         <w:pStyle w:val="Heading3"/>
@@ -11719,7 +11563,7 @@
               <w:jc w:val="left"/>
             </w:pPr>
             <w:r>
-              <w:t xml:space="preserve">1, 895.58 (</w:t>
+              <w:t xml:space="preserve">1,895.58 (</w:t>
             </w:r>
             <w:r>
               <w:rPr>
@@ -11900,7 +11744,7 @@
       </w:r>
     </w:p>
     <w:bookmarkEnd w:id="41"/>
-    <w:bookmarkStart w:id="42" w:name="icrv-5-regime-moderation-h1"/>
+    <w:bookmarkStart w:id="42" w:name="Xa97dc1af7f7d522b04ad4b6d2a4fed8000451ef"/>
     <w:p>
       <w:pPr>
         <w:pStyle w:val="Heading3"/>
@@ -12059,1003 +11903,6 @@
           <w:i/>
         </w:rPr>
         <w:t xml:space="preserve">k=238/K=288)</w:t>
-      </w:r>
-    </w:p>
-    <w:tbl>
-      <w:tblPr>
-        <w:tblStyle w:val="Table"/>
-        <w:tblW w:type="pct" w:w="5000"/>
-        <w:tblLook w:firstRow="1" w:lastRow="0" w:firstColumn="0" w:lastColumn="0" w:noHBand="0" w:noVBand="0" w:val="0020"/>
-        <w:jc w:val="start"/>
-      </w:tblPr>
-      <w:tblGrid>
-        <w:gridCol w:w="2282"/>
-        <w:gridCol w:w="223"/>
-        <w:gridCol w:w="313"/>
-        <w:gridCol w:w="805"/>
-        <w:gridCol w:w="4295"/>
-      </w:tblGrid>
-      <w:tr>
-        <w:trPr>
-          <w:tblHeader w:val="true"/>
-        </w:trPr>
-        <w:tc>
-          <w:tcPr/>
-          <w:p>
-            <w:pPr>
-              <w:pStyle w:val="Compact"/>
-              <w:jc w:val="left"/>
-            </w:pPr>
-            <w:r>
-              <w:t xml:space="preserve">Regime</w:t>
-            </w:r>
-          </w:p>
-        </w:tc>
-        <w:tc>
-          <w:tcPr/>
-          <w:p>
-            <w:pPr>
-              <w:pStyle w:val="Compact"/>
-              <w:jc w:val="left"/>
-            </w:pPr>
-            <w:r>
-              <w:rPr>
-                <w:iCs/>
-                <w:i/>
-              </w:rPr>
-              <w:t xml:space="preserve">k</w:t>
-            </w:r>
-          </w:p>
-        </w:tc>
-        <w:tc>
-          <w:tcPr/>
-          <w:p>
-            <w:pPr>
-              <w:pStyle w:val="Compact"/>
-              <w:jc w:val="left"/>
-            </w:pPr>
-            <w:r>
-              <w:rPr>
-                <w:iCs/>
-                <w:i/>
-              </w:rPr>
-              <w:t xml:space="preserve">r̄</w:t>
-            </w:r>
-          </w:p>
-        </w:tc>
-        <w:tc>
-          <w:tcPr/>
-          <w:p>
-            <w:pPr>
-              <w:pStyle w:val="Compact"/>
-              <w:jc w:val="left"/>
-            </w:pPr>
-            <w:r>
-              <w:t xml:space="preserve">95% CI</w:t>
-            </w:r>
-          </w:p>
-        </w:tc>
-        <w:tc>
-          <w:tcPr/>
-          <w:p>
-            <w:pPr>
-              <w:pStyle w:val="Compact"/>
-              <w:jc w:val="left"/>
-            </w:pPr>
-            <w:r>
-              <w:t xml:space="preserve">Note</w:t>
-            </w:r>
-          </w:p>
-        </w:tc>
-      </w:tr>
-      <w:tr>
-        <w:tc>
-          <w:tcPr/>
-          <w:p>
-            <w:pPr>
-              <w:pStyle w:val="Compact"/>
-              <w:jc w:val="left"/>
-            </w:pPr>
-            <w:r>
-              <w:t xml:space="preserve">I, Advanced-Innovation (SG, HK, KR, JP, UK, US…)</w:t>
-            </w:r>
-          </w:p>
-        </w:tc>
-        <w:tc>
-          <w:tcPr/>
-          <w:p>
-            <w:pPr>
-              <w:pStyle w:val="Compact"/>
-              <w:jc w:val="left"/>
-            </w:pPr>
-            <w:r>
-              <w:t xml:space="preserve">139</w:t>
-            </w:r>
-          </w:p>
-        </w:tc>
-        <w:tc>
-          <w:tcPr/>
-          <w:p>
-            <w:pPr>
-              <w:pStyle w:val="Compact"/>
-              <w:jc w:val="left"/>
-            </w:pPr>
-            <w:r>
-              <w:t xml:space="preserve">0.079</w:t>
-            </w:r>
-          </w:p>
-        </w:tc>
-        <w:tc>
-          <w:tcPr/>
-          <w:p>
-            <w:pPr>
-              <w:pStyle w:val="Compact"/>
-              <w:jc w:val="left"/>
-            </w:pPr>
-            <w:r>
-              <w:t xml:space="preserve">[0.058, 0.099]</w:t>
-            </w:r>
-          </w:p>
-        </w:tc>
-        <w:tc>
-          <w:tcPr/>
-          <w:p>
-            <w:pPr>
-              <w:pStyle w:val="Compact"/>
-              <w:jc w:val="left"/>
-            </w:pPr>
-            <w:r>
-              <w:t xml:space="preserve">Largest group; broadly consistent with H1</w:t>
-            </w:r>
-          </w:p>
-        </w:tc>
-      </w:tr>
-      <w:tr>
-        <w:tc>
-          <w:tcPr/>
-          <w:p>
-            <w:pPr>
-              <w:pStyle w:val="Compact"/>
-              <w:jc w:val="left"/>
-            </w:pPr>
-            <w:r>
-              <w:t xml:space="preserve">II, Upper-middle</w:t>
-            </w:r>
-          </w:p>
-        </w:tc>
-        <w:tc>
-          <w:tcPr/>
-          <w:p>
-            <w:pPr>
-              <w:pStyle w:val="Compact"/>
-              <w:jc w:val="left"/>
-            </w:pPr>
-            <w:r>
-              <w:t xml:space="preserve">25</w:t>
-            </w:r>
-          </w:p>
-        </w:tc>
-        <w:tc>
-          <w:tcPr/>
-          <w:p>
-            <w:pPr>
-              <w:pStyle w:val="Compact"/>
-              <w:jc w:val="left"/>
-            </w:pPr>
-            <w:r>
-              <w:t xml:space="preserve">0.065</w:t>
-            </w:r>
-          </w:p>
-        </w:tc>
-        <w:tc>
-          <w:tcPr/>
-          <w:p>
-            <w:pPr>
-              <w:pStyle w:val="Compact"/>
-              <w:jc w:val="left"/>
-            </w:pPr>
-            <w:r>
-              <w:t xml:space="preserve">[0.020, 0.109]</w:t>
-            </w:r>
-          </w:p>
-        </w:tc>
-        <w:tc>
-          <w:tcPr/>
-          <w:p>
-            <w:pPr>
-              <w:pStyle w:val="Compact"/>
-              <w:jc w:val="left"/>
-            </w:pPr>
-            <w:r>
-              <w:t xml:space="preserve">ns vs. Group I (b = −0.014,</w:t>
-            </w:r>
-            <w:r>
-              <w:t xml:space="preserve"> </w:t>
-            </w:r>
-            <w:r>
-              <w:rPr>
-                <w:iCs/>
-                <w:i/>
-              </w:rPr>
-              <w:t xml:space="preserve">p</w:t>
-            </w:r>
-            <w:r>
-              <w:t xml:space="preserve"> </w:t>
-            </w:r>
-            <w:r>
-              <w:t xml:space="preserve">= .581)</w:t>
-            </w:r>
-          </w:p>
-        </w:tc>
-      </w:tr>
-      <w:tr>
-        <w:tc>
-          <w:tcPr/>
-          <w:p>
-            <w:pPr>
-              <w:pStyle w:val="Compact"/>
-              <w:jc w:val="left"/>
-            </w:pPr>
-            <w:r>
-              <w:t xml:space="preserve">III, Emerging (VN, IN, CN, PH…)</w:t>
-            </w:r>
-          </w:p>
-        </w:tc>
-        <w:tc>
-          <w:tcPr/>
-          <w:p>
-            <w:pPr>
-              <w:pStyle w:val="Compact"/>
-              <w:jc w:val="left"/>
-            </w:pPr>
-            <w:r>
-              <w:t xml:space="preserve">90</w:t>
-            </w:r>
-          </w:p>
-        </w:tc>
-        <w:tc>
-          <w:tcPr/>
-          <w:p>
-            <w:pPr>
-              <w:pStyle w:val="Compact"/>
-              <w:jc w:val="left"/>
-            </w:pPr>
-            <w:r>
-              <w:t xml:space="preserve">0.068</w:t>
-            </w:r>
-          </w:p>
-        </w:tc>
-        <w:tc>
-          <w:tcPr/>
-          <w:p>
-            <w:pPr>
-              <w:pStyle w:val="Compact"/>
-              <w:jc w:val="left"/>
-            </w:pPr>
-            <w:r>
-              <w:t xml:space="preserve">[0.044, 0.092]</w:t>
-            </w:r>
-          </w:p>
-        </w:tc>
-        <w:tc>
-          <w:tcPr/>
-          <w:p>
-            <w:pPr>
-              <w:pStyle w:val="Compact"/>
-              <w:jc w:val="left"/>
-            </w:pPr>
-            <w:r>
-              <w:t xml:space="preserve">ns vs. Group I (b = −0.011,</w:t>
-            </w:r>
-            <w:r>
-              <w:t xml:space="preserve"> </w:t>
-            </w:r>
-            <w:r>
-              <w:rPr>
-                <w:iCs/>
-                <w:i/>
-              </w:rPr>
-              <w:t xml:space="preserve">p</w:t>
-            </w:r>
-            <w:r>
-              <w:t xml:space="preserve"> </w:t>
-            </w:r>
-            <w:r>
-              <w:t xml:space="preserve">= .502)</w:t>
-            </w:r>
-          </w:p>
-        </w:tc>
-      </w:tr>
-      <w:tr>
-        <w:tc>
-          <w:tcPr/>
-          <w:p>
-            <w:pPr>
-              <w:pStyle w:val="Compact"/>
-              <w:jc w:val="left"/>
-            </w:pPr>
-            <w:r>
-              <w:t xml:space="preserve">FR, Frontier</w:t>
-            </w:r>
-          </w:p>
-        </w:tc>
-        <w:tc>
-          <w:tcPr/>
-          <w:p>
-            <w:pPr>
-              <w:pStyle w:val="Compact"/>
-              <w:jc w:val="left"/>
-            </w:pPr>
-            <w:r>
-              <w:t xml:space="preserve">3</w:t>
-            </w:r>
-          </w:p>
-        </w:tc>
-        <w:tc>
-          <w:tcPr/>
-          <w:p>
-            <w:pPr>
-              <w:pStyle w:val="Compact"/>
-              <w:jc w:val="left"/>
-            </w:pPr>
-            <w:r>
-              <w:t xml:space="preserve">0.349</w:t>
-            </w:r>
-          </w:p>
-        </w:tc>
-        <w:tc>
-          <w:tcPr/>
-          <w:p>
-            <w:pPr>
-              <w:pStyle w:val="Compact"/>
-              <w:jc w:val="left"/>
-            </w:pPr>
-            <w:r>
-              <w:t xml:space="preserve">[0.217, 0.468]</w:t>
-            </w:r>
-          </w:p>
-        </w:tc>
-        <w:tc>
-          <w:tcPr/>
-          <w:p>
-            <w:pPr>
-              <w:pStyle w:val="Compact"/>
-              <w:jc w:val="left"/>
-            </w:pPr>
-            <w:r>
-              <w:t xml:space="preserve">⚠️</w:t>
-            </w:r>
-            <w:r>
-              <w:t xml:space="preserve"> </w:t>
-            </w:r>
-            <w:r>
-              <w:rPr>
-                <w:iCs/>
-                <w:i/>
-              </w:rPr>
-              <w:t xml:space="preserve">k</w:t>
-            </w:r>
-            <w:r>
-              <w:t xml:space="preserve"> </w:t>
-            </w:r>
-            <w:r>
-              <w:t xml:space="preserve">= 3 only; estimate unreliable (one outlier: Pouresmaeili et al.,</w:t>
-            </w:r>
-            <w:r>
-              <w:t xml:space="preserve"> </w:t>
-            </w:r>
-            <w:r>
-              <w:rPr>
-                <w:iCs/>
-                <w:i/>
-              </w:rPr>
-              <w:t xml:space="preserve">r</w:t>
-            </w:r>
-            <w:r>
-              <w:t xml:space="preserve"> </w:t>
-            </w:r>
-            <w:r>
-              <w:t xml:space="preserve">= 0.69,</w:t>
-            </w:r>
-            <w:r>
-              <w:t xml:space="preserve"> </w:t>
-            </w:r>
-            <w:r>
-              <w:rPr>
-                <w:iCs/>
-                <w:i/>
-              </w:rPr>
-              <w:t xml:space="preserve">n</w:t>
-            </w:r>
-            <w:r>
-              <w:t xml:space="preserve"> </w:t>
-            </w:r>
-            <w:r>
-              <w:t xml:space="preserve">= 226)</w:t>
-            </w:r>
-          </w:p>
-        </w:tc>
-      </w:tr>
-      <w:tr>
-        <w:tc>
-          <w:tcPr/>
-          <w:p>
-            <w:pPr>
-              <w:pStyle w:val="Compact"/>
-              <w:jc w:val="left"/>
-            </w:pPr>
-            <w:r>
-              <w:t xml:space="preserve">MX, Multi-country / Mixed</w:t>
-            </w:r>
-          </w:p>
-        </w:tc>
-        <w:tc>
-          <w:tcPr/>
-          <w:p>
-            <w:pPr>
-              <w:pStyle w:val="Compact"/>
-              <w:jc w:val="left"/>
-            </w:pPr>
-            <w:r>
-              <w:t xml:space="preserve">30</w:t>
-            </w:r>
-          </w:p>
-        </w:tc>
-        <w:tc>
-          <w:tcPr/>
-          <w:p>
-            <w:pPr>
-              <w:pStyle w:val="Compact"/>
-              <w:jc w:val="left"/>
-            </w:pPr>
-            <w:r>
-              <w:t xml:space="preserve">0.053</w:t>
-            </w:r>
-          </w:p>
-        </w:tc>
-        <w:tc>
-          <w:tcPr/>
-          <w:p>
-            <w:pPr>
-              <w:pStyle w:val="Compact"/>
-              <w:jc w:val="left"/>
-            </w:pPr>
-            <w:r>
-              <w:t xml:space="preserve">[0.012, 0.094]</w:t>
-            </w:r>
-          </w:p>
-        </w:tc>
-        <w:tc>
-          <w:tcPr/>
-          <w:p>
-            <w:pPr>
-              <w:pStyle w:val="Compact"/>
-              <w:jc w:val="left"/>
-            </w:pPr>
-            <w:r>
-              <w:t xml:space="preserve">ns vs. Group I (b = −0.026,</w:t>
-            </w:r>
-            <w:r>
-              <w:t xml:space="preserve"> </w:t>
-            </w:r>
-            <w:r>
-              <w:rPr>
-                <w:iCs/>
-                <w:i/>
-              </w:rPr>
-              <w:t xml:space="preserve">p</w:t>
-            </w:r>
-            <w:r>
-              <w:t xml:space="preserve"> </w:t>
-            </w:r>
-            <w:r>
-              <w:t xml:space="preserve">= .269)</w:t>
-            </w:r>
-          </w:p>
-        </w:tc>
-      </w:tr>
-    </w:tbl>
-    <w:p>
-      <w:pPr>
-        <w:pStyle w:val="BodyText"/>
-      </w:pPr>
-      <w:r>
-        <w:t xml:space="preserve">Figure 2: ICRV 5-regime forest plot, subgroup pooled effects with 95%</w:t>
-      </w:r>
-      <w:r>
-        <w:t xml:space="preserve"> </w:t>
-      </w:r>
-      <w:r>
-        <w:t xml:space="preserve">CI</w:t>
-      </w:r>
-    </w:p>
-    <w:p>
-      <w:pPr>
-        <w:pStyle w:val="BodyText"/>
-      </w:pPr>
-      <w:r>
-        <w:rPr>
-          <w:iCs/>
-          <w:i/>
-        </w:rPr>
-        <w:t xml:space="preserve">Figure 2.</w:t>
-      </w:r>
-      <w:r>
-        <w:t xml:space="preserve"> </w:t>
-      </w:r>
-      <w:r>
-        <w:t xml:space="preserve">ICRV subgroup forest plot. Pooled</w:t>
-      </w:r>
-      <w:r>
-        <w:t xml:space="preserve"> </w:t>
-      </w:r>
-      <w:r>
-        <w:rPr>
-          <w:iCs/>
-          <w:i/>
-        </w:rPr>
-        <w:t xml:space="preserve">r̄</w:t>
-      </w:r>
-      <w:r>
-        <w:t xml:space="preserve"> </w:t>
-      </w:r>
-      <w:r>
-        <w:t xml:space="preserve">and 95% CI per coded</w:t>
-      </w:r>
-      <w:r>
-        <w:t xml:space="preserve"> </w:t>
-      </w:r>
-      <w:r>
-        <w:t xml:space="preserve">institutional regime.</w:t>
-      </w:r>
-    </w:p>
-    <w:p>
-      <w:pPr>
-        <w:pStyle w:val="BodyText"/>
-      </w:pPr>
-      <w:r>
-        <w:t xml:space="preserve">The</w:t>
-      </w:r>
-      <w:r>
-        <w:t xml:space="preserve"> </w:t>
-      </w:r>
-      <w:r>
-        <w:rPr>
-          <w:iCs/>
-          <w:i/>
-        </w:rPr>
-        <w:t xml:space="preserve">Q</w:t>
-      </w:r>
-      <w:r>
-        <w:t xml:space="preserve">_M = 17.35 is statistically significant (</w:t>
-      </w:r>
-      <w:r>
-        <w:rPr>
-          <w:iCs/>
-          <w:i/>
-        </w:rPr>
-        <w:t xml:space="preserve">p</w:t>
-      </w:r>
-      <w:r>
-        <w:t xml:space="preserve"> </w:t>
-      </w:r>
-      <w:r>
-        <w:t xml:space="preserve">= .002) but the</w:t>
-      </w:r>
-      <w:r>
-        <w:t xml:space="preserve"> </w:t>
-      </w:r>
-      <w:r>
-        <w:t xml:space="preserve">between-group pattern does not confirm the hypothesized monotone</w:t>
-      </w:r>
-      <w:r>
-        <w:t xml:space="preserve"> </w:t>
-      </w:r>
-      <w:r>
-        <w:t xml:space="preserve">gradient (I &gt; II &gt; III &gt; Frontier). Pairwise contrasts against Group</w:t>
-      </w:r>
-      <w:r>
-        <w:t xml:space="preserve"> </w:t>
-      </w:r>
-      <w:r>
-        <w:t xml:space="preserve">I (intercept) reveal that Group II (</w:t>
-      </w:r>
-      <w:r>
-        <w:rPr>
-          <w:iCs/>
-          <w:i/>
-        </w:rPr>
-        <w:t xml:space="preserve">p</w:t>
-      </w:r>
-      <w:r>
-        <w:t xml:space="preserve"> </w:t>
-      </w:r>
-      <w:r>
-        <w:t xml:space="preserve">= .581), Group III (</w:t>
-      </w:r>
-      <w:r>
-        <w:rPr>
-          <w:iCs/>
-          <w:i/>
-        </w:rPr>
-        <w:t xml:space="preserve">p</w:t>
-      </w:r>
-      <w:r>
-        <w:t xml:space="preserve"> </w:t>
-      </w:r>
-      <w:r>
-        <w:t xml:space="preserve">= .502),</w:t>
-      </w:r>
-      <w:r>
-        <w:t xml:space="preserve"> </w:t>
-      </w:r>
-      <w:r>
-        <w:t xml:space="preserve">and MX (</w:t>
-      </w:r>
-      <w:r>
-        <w:rPr>
-          <w:iCs/>
-          <w:i/>
-        </w:rPr>
-        <w:t xml:space="preserve">p</w:t>
-      </w:r>
-      <w:r>
-        <w:t xml:space="preserve"> </w:t>
-      </w:r>
-      <w:r>
-        <w:t xml:space="preserve">= .269) do not differ significantly from Advanced-Innovation</w:t>
-      </w:r>
-      <w:r>
-        <w:t xml:space="preserve"> </w:t>
-      </w:r>
-      <w:r>
-        <w:t xml:space="preserve">contexts. The only significant contrast is Group I vs. Frontier (b =</w:t>
-      </w:r>
-      <w:r>
-        <w:t xml:space="preserve"> </w:t>
-      </w:r>
-      <w:r>
-        <w:t xml:space="preserve">+0.285,</w:t>
-      </w:r>
-      <w:r>
-        <w:t xml:space="preserve"> </w:t>
-      </w:r>
-      <w:r>
-        <w:rPr>
-          <w:iCs/>
-          <w:i/>
-        </w:rPr>
-        <w:t xml:space="preserve">p</w:t>
-      </w:r>
-      <w:r>
-        <w:t xml:space="preserve"> </w:t>
-      </w:r>
-      <w:r>
-        <w:t xml:space="preserve">&lt; .001), driven entirely by the</w:t>
-      </w:r>
-      <w:r>
-        <w:t xml:space="preserve"> </w:t>
-      </w:r>
-      <w:r>
-        <w:rPr>
-          <w:iCs/>
-          <w:i/>
-        </w:rPr>
-        <w:t xml:space="preserve">k</w:t>
-      </w:r>
-      <w:r>
-        <w:t xml:space="preserve"> </w:t>
-      </w:r>
-      <w:r>
-        <w:t xml:space="preserve">= 3 Frontier-group</w:t>
-      </w:r>
-      <w:r>
-        <w:t xml:space="preserve"> </w:t>
-      </w:r>
-      <w:r>
-        <w:t xml:space="preserve">estimate, which is dominated by one outlier study (Pouresmaeili et al.,</w:t>
-      </w:r>
-      <w:r>
-        <w:t xml:space="preserve"> </w:t>
-      </w:r>
-      <w:r>
-        <w:t xml:space="preserve">2018,</w:t>
-      </w:r>
-      <w:r>
-        <w:t xml:space="preserve"> </w:t>
-      </w:r>
-      <w:r>
-        <w:rPr>
-          <w:iCs/>
-          <w:i/>
-        </w:rPr>
-        <w:t xml:space="preserve">r</w:t>
-      </w:r>
-      <w:r>
-        <w:t xml:space="preserve"> </w:t>
-      </w:r>
-      <w:r>
-        <w:t xml:space="preserve">= 0.69). Excluding the Frontier group, no between-group</w:t>
-      </w:r>
-      <w:r>
-        <w:t xml:space="preserve"> </w:t>
-      </w:r>
-      <w:r>
-        <w:t xml:space="preserve">differences approach significance.</w:t>
-      </w:r>
-    </w:p>
-    <w:p>
-      <w:pPr>
-        <w:pStyle w:val="BodyText"/>
-      </w:pPr>
-      <w:r>
-        <w:t xml:space="preserve">Group I (k=139, primarily Western MNEs and Asian advanced economies)</w:t>
-      </w:r>
-      <w:r>
-        <w:t xml:space="preserve"> </w:t>
-      </w:r>
-      <w:r>
-        <w:t xml:space="preserve">shows the highest reliable I→P effect (</w:t>
-      </w:r>
-      <w:r>
-        <w:rPr>
-          <w:iCs/>
-          <w:i/>
-        </w:rPr>
-        <w:t xml:space="preserve">r̄</w:t>
-      </w:r>
-      <w:r>
-        <w:t xml:space="preserve"> </w:t>
-      </w:r>
-      <w:r>
-        <w:t xml:space="preserve">= 0.079), and Group III</w:t>
-      </w:r>
-      <w:r>
-        <w:t xml:space="preserve"> </w:t>
-      </w:r>
-      <w:r>
-        <w:t xml:space="preserve">(k=90, Emerging) shows</w:t>
-      </w:r>
-      <w:r>
-        <w:t xml:space="preserve"> </w:t>
-      </w:r>
-      <w:r>
-        <w:rPr>
-          <w:iCs/>
-          <w:i/>
-        </w:rPr>
-        <w:t xml:space="preserve">r̄</w:t>
-      </w:r>
-      <w:r>
-        <w:t xml:space="preserve"> </w:t>
-      </w:r>
-      <w:r>
-        <w:t xml:space="preserve">= 0.068, a difference of 0.011 that is</w:t>
-      </w:r>
-      <w:r>
-        <w:t xml:space="preserve"> </w:t>
-      </w:r>
-      <w:r>
-        <w:t xml:space="preserve">directionally consistent with CIMT but not statistically significant</w:t>
-      </w:r>
-      <w:r>
-        <w:t xml:space="preserve"> </w:t>
-      </w:r>
-      <w:r>
-        <w:t xml:space="preserve">given within-group heterogeneity. H1 (between-regime heterogeneity</w:t>
-      </w:r>
-      <w:r>
-        <w:t xml:space="preserve"> </w:t>
-      </w:r>
-      <w:r>
-        <w:rPr>
-          <w:iCs/>
-          <w:i/>
-        </w:rPr>
-        <w:t xml:space="preserve">Q</w:t>
-      </w:r>
-      <w:r>
-        <w:t xml:space="preserve">_M significant) is confirmed, establishing that I→P effect sizes</w:t>
-      </w:r>
-      <w:r>
-        <w:t xml:space="preserve"> </w:t>
-      </w:r>
-      <w:r>
-        <w:t xml:space="preserve">vary systematically across ICRV regimes. However, E1a’s predicted</w:t>
-      </w:r>
-      <w:r>
-        <w:t xml:space="preserve"> </w:t>
-      </w:r>
-      <w:r>
-        <w:t xml:space="preserve">directional ordering (Advanced &gt; Emerging) and E1b’s predicted Frontier</w:t>
-      </w:r>
-      <w:r>
-        <w:t xml:space="preserve"> </w:t>
-      </w:r>
-      <w:r>
-        <w:t xml:space="preserve">floor are not statistically confirmable at</w:t>
-      </w:r>
-      <w:r>
-        <w:t xml:space="preserve"> </w:t>
-      </w:r>
-      <w:r>
-        <w:rPr>
-          <w:iCs/>
-          <w:i/>
-        </w:rPr>
-        <w:t xml:space="preserve">k</w:t>
-      </w:r>
-      <w:r>
-        <w:t xml:space="preserve"> </w:t>
-      </w:r>
-      <w:r>
-        <w:t xml:space="preserve">= 3 Frontier. The</w:t>
-      </w:r>
-      <w:r>
-        <w:t xml:space="preserve"> </w:t>
-      </w:r>
-      <w:r>
-        <w:t xml:space="preserve">gradient-specific propositions require larger</w:t>
-      </w:r>
-      <w:r>
-        <w:t xml:space="preserve"> </w:t>
-      </w:r>
-      <w:r>
-        <w:rPr>
-          <w:iCs/>
-          <w:i/>
-        </w:rPr>
-        <w:t xml:space="preserve">k</w:t>
-      </w:r>
-      <w:r>
-        <w:t xml:space="preserve"> </w:t>
-      </w:r>
-      <w:r>
-        <w:t xml:space="preserve">per regime before they</w:t>
-      </w:r>
-      <w:r>
-        <w:t xml:space="preserve"> </w:t>
-      </w:r>
-      <w:r>
-        <w:t xml:space="preserve">can be properly tested.</w:t>
-      </w:r>
-    </w:p>
-    <w:bookmarkEnd w:id="42"/>
-    <w:bookmarkStart w:id="43" w:name="cdai-moderation-h3"/>
-    <w:p>
-      <w:pPr>
-        <w:pStyle w:val="Heading3"/>
-      </w:pPr>
-      <w:r>
-        <w:t xml:space="preserve">4.4 cDAI Moderation (H3)</w:t>
-      </w:r>
-    </w:p>
-    <w:p>
-      <w:pPr>
-        <w:pStyle w:val="FirstParagraph"/>
-      </w:pPr>
-      <w:r>
-        <w:rPr>
-          <w:iCs/>
-          <w:i/>
-        </w:rPr>
-        <w:t xml:space="preserve">Q</w:t>
-      </w:r>
-      <w:r>
-        <w:t xml:space="preserve">_M(cDAI) = 1.34 (</w:t>
-      </w:r>
-      <w:r>
-        <w:rPr>
-          <w:iCs/>
-          <w:i/>
-        </w:rPr>
-        <w:t xml:space="preserve">df</w:t>
-      </w:r>
-      <w:r>
-        <w:t xml:space="preserve"> </w:t>
-      </w:r>
-      <w:r>
-        <w:t xml:space="preserve">= 2,</w:t>
-      </w:r>
-      <w:r>
-        <w:t xml:space="preserve"> </w:t>
-      </w:r>
-      <w:r>
-        <w:rPr>
-          <w:iCs/>
-          <w:i/>
-        </w:rPr>
-        <w:t xml:space="preserve">p</w:t>
-      </w:r>
-      <w:r>
-        <w:t xml:space="preserve"> </w:t>
-      </w:r>
-      <w:r>
-        <w:t xml:space="preserve">= .513). H3</w:t>
-      </w:r>
-      <w:r>
-        <w:t xml:space="preserve"> </w:t>
-      </w:r>
-      <w:r>
-        <w:rPr>
-          <w:bCs/>
-          <w:b/>
-        </w:rPr>
-        <w:t xml:space="preserve">not supported</w:t>
-      </w:r>
-      <w:r>
-        <w:t xml:space="preserve">.</w:t>
-      </w:r>
-    </w:p>
-    <w:p>
-      <w:pPr>
-        <w:pStyle w:val="BodyText"/>
-      </w:pPr>
-      <w:r>
-        <w:t xml:space="preserve">Meta-regression with continuous cDAI score: β_cDAI = +0.003 (</w:t>
-      </w:r>
-      <w:r>
-        <w:rPr>
-          <w:iCs/>
-          <w:i/>
-        </w:rPr>
-        <w:t xml:space="preserve">SE</w:t>
-      </w:r>
-      <w:r>
-        <w:t xml:space="preserve"> </w:t>
-      </w:r>
-      <w:r>
-        <w:t xml:space="preserve">=</w:t>
-      </w:r>
-      <w:r>
-        <w:t xml:space="preserve"> </w:t>
-      </w:r>
-      <w:r>
-        <w:t xml:space="preserve">0.010,</w:t>
-      </w:r>
-      <w:r>
-        <w:t xml:space="preserve"> </w:t>
-      </w:r>
-      <w:r>
-        <w:rPr>
-          <w:iCs/>
-          <w:i/>
-        </w:rPr>
-        <w:t xml:space="preserve">p</w:t>
-      </w:r>
-      <w:r>
-        <w:t xml:space="preserve"> </w:t>
-      </w:r>
-      <w:r>
-        <w:t xml:space="preserve">= .744). Neither the categorical between-group test nor the</w:t>
-      </w:r>
-      <w:r>
-        <w:t xml:space="preserve"> </w:t>
-      </w:r>
-      <w:r>
-        <w:t xml:space="preserve">continuous linear trend shows significant cDAI moderation.</w:t>
-      </w:r>
-    </w:p>
-    <w:p>
-      <w:pPr>
-        <w:pStyle w:val="BodyText"/>
-      </w:pPr>
-      <w:r>
-        <w:rPr>
-          <w:bCs/>
-          <w:b/>
-        </w:rPr>
-        <w:t xml:space="preserve">Table 4.2, cDAI subgroup</w:t>
-      </w:r>
-      <w:r>
-        <w:t xml:space="preserve"> </w:t>
-      </w:r>
-      <w:r>
-        <w:rPr>
-          <w:iCs/>
-          <w:i/>
-        </w:rPr>
-        <w:t xml:space="preserve">(actual MARA output)</w:t>
       </w:r>
     </w:p>
     <w:tbl>
@@ -13084,7 +11931,7 @@
               <w:jc w:val="left"/>
             </w:pPr>
             <w:r>
-              <w:t xml:space="preserve">cDAI Group</w:t>
+              <w:t xml:space="preserve">Regime</w:t>
             </w:r>
           </w:p>
         </w:tc>
@@ -13140,7 +11987,7 @@
               <w:jc w:val="left"/>
             </w:pPr>
             <w:r>
-              <w:t xml:space="preserve">Δ vs. Low</w:t>
+              <w:t xml:space="preserve">Note</w:t>
             </w:r>
           </w:p>
         </w:tc>
@@ -13154,55 +12001,55 @@
               <w:jc w:val="left"/>
             </w:pPr>
             <w:r>
-              <w:t xml:space="preserve">Low</w:t>
-            </w:r>
-          </w:p>
-        </w:tc>
-        <w:tc>
-          <w:tcPr/>
-          <w:p>
-            <w:pPr>
-              <w:pStyle w:val="Compact"/>
-              <w:jc w:val="left"/>
-            </w:pPr>
-            <w:r>
-              <w:t xml:space="preserve">174</w:t>
-            </w:r>
-          </w:p>
-        </w:tc>
-        <w:tc>
-          <w:tcPr/>
-          <w:p>
-            <w:pPr>
-              <w:pStyle w:val="Compact"/>
-              <w:jc w:val="left"/>
-            </w:pPr>
-            <w:r>
-              <w:t xml:space="preserve">0.075</w:t>
-            </w:r>
-          </w:p>
-        </w:tc>
-        <w:tc>
-          <w:tcPr/>
-          <w:p>
-            <w:pPr>
-              <w:pStyle w:val="Compact"/>
-              <w:jc w:val="left"/>
-            </w:pPr>
-            <w:r>
-              <w:t xml:space="preserve">[0.056, 0.094]</w:t>
-            </w:r>
-          </w:p>
-        </w:tc>
-        <w:tc>
-          <w:tcPr/>
-          <w:p>
-            <w:pPr>
-              <w:pStyle w:val="Compact"/>
-              <w:jc w:val="left"/>
-            </w:pPr>
-            <w:r>
-              <w:t xml:space="preserve">,</w:t>
+              <w:t xml:space="preserve">I, Advanced-Innovation (SG, HK, KR, JP, UK, US…)</w:t>
+            </w:r>
+          </w:p>
+        </w:tc>
+        <w:tc>
+          <w:tcPr/>
+          <w:p>
+            <w:pPr>
+              <w:pStyle w:val="Compact"/>
+              <w:jc w:val="left"/>
+            </w:pPr>
+            <w:r>
+              <w:t xml:space="preserve">139</w:t>
+            </w:r>
+          </w:p>
+        </w:tc>
+        <w:tc>
+          <w:tcPr/>
+          <w:p>
+            <w:pPr>
+              <w:pStyle w:val="Compact"/>
+              <w:jc w:val="left"/>
+            </w:pPr>
+            <w:r>
+              <w:t xml:space="preserve">0.079</w:t>
+            </w:r>
+          </w:p>
+        </w:tc>
+        <w:tc>
+          <w:tcPr/>
+          <w:p>
+            <w:pPr>
+              <w:pStyle w:val="Compact"/>
+              <w:jc w:val="left"/>
+            </w:pPr>
+            <w:r>
+              <w:t xml:space="preserve">[0.058, 0.099]</w:t>
+            </w:r>
+          </w:p>
+        </w:tc>
+        <w:tc>
+          <w:tcPr/>
+          <w:p>
+            <w:pPr>
+              <w:pStyle w:val="Compact"/>
+              <w:jc w:val="left"/>
+            </w:pPr>
+            <w:r>
+              <w:t xml:space="preserve">Largest group; broadly consistent with H1</w:t>
             </w:r>
           </w:p>
         </w:tc>
@@ -13216,55 +12063,55 @@
               <w:jc w:val="left"/>
             </w:pPr>
             <w:r>
-              <w:t xml:space="preserve">Medium</w:t>
-            </w:r>
-          </w:p>
-        </w:tc>
-        <w:tc>
-          <w:tcPr/>
-          <w:p>
-            <w:pPr>
-              <w:pStyle w:val="Compact"/>
-              <w:jc w:val="left"/>
-            </w:pPr>
-            <w:r>
-              <w:t xml:space="preserve">75</w:t>
-            </w:r>
-          </w:p>
-        </w:tc>
-        <w:tc>
-          <w:tcPr/>
-          <w:p>
-            <w:pPr>
-              <w:pStyle w:val="Compact"/>
-              <w:jc w:val="left"/>
-            </w:pPr>
-            <w:r>
-              <w:t xml:space="preserve">0.063</w:t>
-            </w:r>
-          </w:p>
-        </w:tc>
-        <w:tc>
-          <w:tcPr/>
-          <w:p>
-            <w:pPr>
-              <w:pStyle w:val="Compact"/>
-              <w:jc w:val="left"/>
-            </w:pPr>
-            <w:r>
-              <w:t xml:space="preserve">[0.036, 0.090]</w:t>
-            </w:r>
-          </w:p>
-        </w:tc>
-        <w:tc>
-          <w:tcPr/>
-          <w:p>
-            <w:pPr>
-              <w:pStyle w:val="Compact"/>
-              <w:jc w:val="left"/>
-            </w:pPr>
-            <w:r>
-              <w:t xml:space="preserve">b = −0.012,</w:t>
+              <w:t xml:space="preserve">II, Upper-middle</w:t>
+            </w:r>
+          </w:p>
+        </w:tc>
+        <w:tc>
+          <w:tcPr/>
+          <w:p>
+            <w:pPr>
+              <w:pStyle w:val="Compact"/>
+              <w:jc w:val="left"/>
+            </w:pPr>
+            <w:r>
+              <w:t xml:space="preserve">25</w:t>
+            </w:r>
+          </w:p>
+        </w:tc>
+        <w:tc>
+          <w:tcPr/>
+          <w:p>
+            <w:pPr>
+              <w:pStyle w:val="Compact"/>
+              <w:jc w:val="left"/>
+            </w:pPr>
+            <w:r>
+              <w:t xml:space="preserve">0.065</w:t>
+            </w:r>
+          </w:p>
+        </w:tc>
+        <w:tc>
+          <w:tcPr/>
+          <w:p>
+            <w:pPr>
+              <w:pStyle w:val="Compact"/>
+              <w:jc w:val="left"/>
+            </w:pPr>
+            <w:r>
+              <w:t xml:space="preserve">[0.020, 0.109]</w:t>
+            </w:r>
+          </w:p>
+        </w:tc>
+        <w:tc>
+          <w:tcPr/>
+          <w:p>
+            <w:pPr>
+              <w:pStyle w:val="Compact"/>
+              <w:jc w:val="left"/>
+            </w:pPr>
+            <w:r>
+              <w:t xml:space="preserve">ns vs. Group I (b = −0.014,</w:t>
             </w:r>
             <w:r>
               <w:t xml:space="preserve"> </w:t>
@@ -13280,7 +12127,7 @@
               <w:t xml:space="preserve"> </w:t>
             </w:r>
             <w:r>
-              <w:t xml:space="preserve">= .489</w:t>
+              <w:t xml:space="preserve">= .581)</w:t>
             </w:r>
           </w:p>
         </w:tc>
@@ -13294,55 +12141,55 @@
               <w:jc w:val="left"/>
             </w:pPr>
             <w:r>
-              <w:t xml:space="preserve">High</w:t>
-            </w:r>
-          </w:p>
-        </w:tc>
-        <w:tc>
-          <w:tcPr/>
-          <w:p>
-            <w:pPr>
-              <w:pStyle w:val="Compact"/>
-              <w:jc w:val="left"/>
-            </w:pPr>
-            <w:r>
-              <w:t xml:space="preserve">38</w:t>
-            </w:r>
-          </w:p>
-        </w:tc>
-        <w:tc>
-          <w:tcPr/>
-          <w:p>
-            <w:pPr>
-              <w:pStyle w:val="Compact"/>
-              <w:jc w:val="left"/>
-            </w:pPr>
-            <w:r>
-              <w:t xml:space="preserve">0.091</w:t>
-            </w:r>
-          </w:p>
-        </w:tc>
-        <w:tc>
-          <w:tcPr/>
-          <w:p>
-            <w:pPr>
-              <w:pStyle w:val="Compact"/>
-              <w:jc w:val="left"/>
-            </w:pPr>
-            <w:r>
-              <w:t xml:space="preserve">[0.052, 0.129]</w:t>
-            </w:r>
-          </w:p>
-        </w:tc>
-        <w:tc>
-          <w:tcPr/>
-          <w:p>
-            <w:pPr>
-              <w:pStyle w:val="Compact"/>
-              <w:jc w:val="left"/>
-            </w:pPr>
-            <w:r>
-              <w:t xml:space="preserve">b = +0.016,</w:t>
+              <w:t xml:space="preserve">III, Emerging (VN, IN, CN, PH…)</w:t>
+            </w:r>
+          </w:p>
+        </w:tc>
+        <w:tc>
+          <w:tcPr/>
+          <w:p>
+            <w:pPr>
+              <w:pStyle w:val="Compact"/>
+              <w:jc w:val="left"/>
+            </w:pPr>
+            <w:r>
+              <w:t xml:space="preserve">90</w:t>
+            </w:r>
+          </w:p>
+        </w:tc>
+        <w:tc>
+          <w:tcPr/>
+          <w:p>
+            <w:pPr>
+              <w:pStyle w:val="Compact"/>
+              <w:jc w:val="left"/>
+            </w:pPr>
+            <w:r>
+              <w:t xml:space="preserve">0.068</w:t>
+            </w:r>
+          </w:p>
+        </w:tc>
+        <w:tc>
+          <w:tcPr/>
+          <w:p>
+            <w:pPr>
+              <w:pStyle w:val="Compact"/>
+              <w:jc w:val="left"/>
+            </w:pPr>
+            <w:r>
+              <w:t xml:space="preserve">[0.044, 0.092]</w:t>
+            </w:r>
+          </w:p>
+        </w:tc>
+        <w:tc>
+          <w:tcPr/>
+          <w:p>
+            <w:pPr>
+              <w:pStyle w:val="Compact"/>
+              <w:jc w:val="left"/>
+            </w:pPr>
+            <w:r>
+              <w:t xml:space="preserve">ns vs. Group I (b = −0.011,</w:t>
             </w:r>
             <w:r>
               <w:t xml:space="preserve"> </w:t>
@@ -13358,7 +12205,195 @@
               <w:t xml:space="preserve"> </w:t>
             </w:r>
             <w:r>
-              <w:t xml:space="preserve">= .469</w:t>
+              <w:t xml:space="preserve">= .502)</w:t>
+            </w:r>
+          </w:p>
+        </w:tc>
+      </w:tr>
+      <w:tr>
+        <w:tc>
+          <w:tcPr/>
+          <w:p>
+            <w:pPr>
+              <w:pStyle w:val="Compact"/>
+              <w:jc w:val="left"/>
+            </w:pPr>
+            <w:r>
+              <w:t xml:space="preserve">FR, Frontier</w:t>
+            </w:r>
+          </w:p>
+        </w:tc>
+        <w:tc>
+          <w:tcPr/>
+          <w:p>
+            <w:pPr>
+              <w:pStyle w:val="Compact"/>
+              <w:jc w:val="left"/>
+            </w:pPr>
+            <w:r>
+              <w:t xml:space="preserve">3</w:t>
+            </w:r>
+          </w:p>
+        </w:tc>
+        <w:tc>
+          <w:tcPr/>
+          <w:p>
+            <w:pPr>
+              <w:pStyle w:val="Compact"/>
+              <w:jc w:val="left"/>
+            </w:pPr>
+            <w:r>
+              <w:t xml:space="preserve">0.349</w:t>
+            </w:r>
+          </w:p>
+        </w:tc>
+        <w:tc>
+          <w:tcPr/>
+          <w:p>
+            <w:pPr>
+              <w:pStyle w:val="Compact"/>
+              <w:jc w:val="left"/>
+            </w:pPr>
+            <w:r>
+              <w:t xml:space="preserve">[0.217, 0.468]</w:t>
+            </w:r>
+          </w:p>
+        </w:tc>
+        <w:tc>
+          <w:tcPr/>
+          <w:p>
+            <w:pPr>
+              <w:pStyle w:val="Compact"/>
+              <w:jc w:val="left"/>
+            </w:pPr>
+            <w:r>
+              <w:t xml:space="preserve">⚠️</w:t>
+            </w:r>
+            <w:r>
+              <w:t xml:space="preserve"> </w:t>
+            </w:r>
+            <w:r>
+              <w:rPr>
+                <w:iCs/>
+                <w:i/>
+              </w:rPr>
+              <w:t xml:space="preserve">k</w:t>
+            </w:r>
+            <w:r>
+              <w:t xml:space="preserve"> </w:t>
+            </w:r>
+            <w:r>
+              <w:t xml:space="preserve">= 3 only; estimate unreliable (one outlier: Pouresmaeili et al.,</w:t>
+            </w:r>
+            <w:r>
+              <w:t xml:space="preserve"> </w:t>
+            </w:r>
+            <w:r>
+              <w:rPr>
+                <w:iCs/>
+                <w:i/>
+              </w:rPr>
+              <w:t xml:space="preserve">r</w:t>
+            </w:r>
+            <w:r>
+              <w:t xml:space="preserve"> </w:t>
+            </w:r>
+            <w:r>
+              <w:t xml:space="preserve">= 0.69,</w:t>
+            </w:r>
+            <w:r>
+              <w:t xml:space="preserve"> </w:t>
+            </w:r>
+            <w:r>
+              <w:rPr>
+                <w:iCs/>
+                <w:i/>
+              </w:rPr>
+              <w:t xml:space="preserve">n</w:t>
+            </w:r>
+            <w:r>
+              <w:t xml:space="preserve"> </w:t>
+            </w:r>
+            <w:r>
+              <w:t xml:space="preserve">= 226)</w:t>
+            </w:r>
+          </w:p>
+        </w:tc>
+      </w:tr>
+      <w:tr>
+        <w:tc>
+          <w:tcPr/>
+          <w:p>
+            <w:pPr>
+              <w:pStyle w:val="Compact"/>
+              <w:jc w:val="left"/>
+            </w:pPr>
+            <w:r>
+              <w:t xml:space="preserve">MX, Multi-country / Mixed</w:t>
+            </w:r>
+          </w:p>
+        </w:tc>
+        <w:tc>
+          <w:tcPr/>
+          <w:p>
+            <w:pPr>
+              <w:pStyle w:val="Compact"/>
+              <w:jc w:val="left"/>
+            </w:pPr>
+            <w:r>
+              <w:t xml:space="preserve">30</w:t>
+            </w:r>
+          </w:p>
+        </w:tc>
+        <w:tc>
+          <w:tcPr/>
+          <w:p>
+            <w:pPr>
+              <w:pStyle w:val="Compact"/>
+              <w:jc w:val="left"/>
+            </w:pPr>
+            <w:r>
+              <w:t xml:space="preserve">0.053</w:t>
+            </w:r>
+          </w:p>
+        </w:tc>
+        <w:tc>
+          <w:tcPr/>
+          <w:p>
+            <w:pPr>
+              <w:pStyle w:val="Compact"/>
+              <w:jc w:val="left"/>
+            </w:pPr>
+            <w:r>
+              <w:t xml:space="preserve">[0.012, 0.094]</w:t>
+            </w:r>
+          </w:p>
+        </w:tc>
+        <w:tc>
+          <w:tcPr/>
+          <w:p>
+            <w:pPr>
+              <w:pStyle w:val="Compact"/>
+              <w:jc w:val="left"/>
+            </w:pPr>
+            <w:r>
+              <w:t xml:space="preserve">ns vs. Group I (b = −0.026,</w:t>
+            </w:r>
+            <w:r>
+              <w:t xml:space="preserve"> </w:t>
+            </w:r>
+            <w:r>
+              <w:rPr>
+                <w:iCs/>
+                <w:i/>
+              </w:rPr>
+              <w:t xml:space="preserve">p</w:t>
+            </w:r>
+            <w:r>
+              <w:t xml:space="preserve"> </w:t>
+            </w:r>
+            <w:r>
+              <w:t xml:space="preserve">= .269)</w:t>
             </w:r>
           </w:p>
         </w:tc>
@@ -13369,7 +12404,74 @@
         <w:pStyle w:val="BodyText"/>
       </w:pPr>
       <w:r>
-        <w:t xml:space="preserve">The three cDAI subgroup means are all significantly positive (</w:t>
+        <w:t xml:space="preserve">Figure 2: ICRV 5-regime forest plot, subgroup pooled effects with 95%</w:t>
+      </w:r>
+      <w:r>
+        <w:t xml:space="preserve"> </w:t>
+      </w:r>
+      <w:r>
+        <w:t xml:space="preserve">CI</w:t>
+      </w:r>
+    </w:p>
+    <w:p>
+      <w:pPr>
+        <w:pStyle w:val="BodyText"/>
+      </w:pPr>
+      <w:r>
+        <w:rPr>
+          <w:iCs/>
+          <w:i/>
+        </w:rPr>
+        <w:t xml:space="preserve">Figure 2.</w:t>
+      </w:r>
+      <w:r>
+        <w:t xml:space="preserve"> </w:t>
+      </w:r>
+      <w:r>
+        <w:t xml:space="preserve">ICRV subgroup forest plot. Pooled</w:t>
+      </w:r>
+      <w:r>
+        <w:t xml:space="preserve"> </w:t>
+      </w:r>
+      <w:r>
+        <w:rPr>
+          <w:iCs/>
+          <w:i/>
+        </w:rPr>
+        <w:t xml:space="preserve">r̄</w:t>
+      </w:r>
+      <w:r>
+        <w:t xml:space="preserve"> </w:t>
+      </w:r>
+      <w:r>
+        <w:t xml:space="preserve">and 95% CI per coded</w:t>
+      </w:r>
+      <w:r>
+        <w:t xml:space="preserve"> </w:t>
+      </w:r>
+      <w:r>
+        <w:t xml:space="preserve">institutional regime.</w:t>
+      </w:r>
+    </w:p>
+    <w:p>
+      <w:pPr>
+        <w:pStyle w:val="BodyText"/>
+      </w:pPr>
+      <w:r>
+        <w:t xml:space="preserve">The</w:t>
+      </w:r>
+      <w:r>
+        <w:t xml:space="preserve"> </w:t>
+      </w:r>
+      <w:r>
+        <w:rPr>
+          <w:iCs/>
+          <w:i/>
+        </w:rPr>
+        <w:t xml:space="preserve">Q</w:t>
+      </w:r>
+      <w:r>
+        <w:t xml:space="preserve">_M = 17.35 is statistically significant (</w:t>
       </w:r>
       <w:r>
         <w:rPr>
@@ -13382,55 +12484,98 @@
         <w:t xml:space="preserve"> </w:t>
       </w:r>
       <w:r>
-        <w:t xml:space="preserve">&lt;</w:t>
-      </w:r>
-      <w:r>
-        <w:t xml:space="preserve"> </w:t>
-      </w:r>
-      <w:r>
-        <w:t xml:space="preserve">.001) but do not differ significantly from each other. The non-monotone</w:t>
-      </w:r>
-      <w:r>
-        <w:t xml:space="preserve"> </w:t>
-      </w:r>
-      <w:r>
-        <w:t xml:space="preserve">ordering (Low &gt; Medium &lt; High) and small, non-significant contrasts</w:t>
-      </w:r>
-      <w:r>
-        <w:t xml:space="preserve"> </w:t>
-      </w:r>
-      <w:r>
-        <w:t xml:space="preserve">fail to support the predicted positive linear gradient. The cDAI × DPL</w:t>
-      </w:r>
-      <w:r>
-        <w:t xml:space="preserve"> </w:t>
-      </w:r>
-      <w:r>
-        <w:t xml:space="preserve">interaction cannot be reliably estimated in the current sample given the</w:t>
-      </w:r>
-      <w:r>
-        <w:t xml:space="preserve"> </w:t>
-      </w:r>
-      <w:r>
-        <w:t xml:space="preserve">non-significant main moderation. H3 is not supported: country-level</w:t>
-      </w:r>
-      <w:r>
-        <w:t xml:space="preserve"> </w:t>
-      </w:r>
-      <w:r>
-        <w:t xml:space="preserve">digital adoption (cDAI, measured via World Bank DAI / ITU Digital</w:t>
-      </w:r>
-      <w:r>
-        <w:t xml:space="preserve"> </w:t>
-      </w:r>
-      <w:r>
-        <w:t xml:space="preserve">Development Index) does not significantly amplify the pooled I→P effect</w:t>
-      </w:r>
-      <w:r>
-        <w:t xml:space="preserve"> </w:t>
-      </w:r>
-      <w:r>
-        <w:t xml:space="preserve">in this</w:t>
+        <w:t xml:space="preserve">= .002) but the</w:t>
+      </w:r>
+      <w:r>
+        <w:t xml:space="preserve"> </w:t>
+      </w:r>
+      <w:r>
+        <w:t xml:space="preserve">between-group pattern does not confirm the hypothesized monotone</w:t>
+      </w:r>
+      <w:r>
+        <w:t xml:space="preserve"> </w:t>
+      </w:r>
+      <w:r>
+        <w:t xml:space="preserve">gradient (I &gt; II &gt; III &gt; Frontier). Pairwise contrasts against Group</w:t>
+      </w:r>
+      <w:r>
+        <w:t xml:space="preserve"> </w:t>
+      </w:r>
+      <w:r>
+        <w:t xml:space="preserve">I (intercept) reveal that Group II (</w:t>
+      </w:r>
+      <w:r>
+        <w:rPr>
+          <w:iCs/>
+          <w:i/>
+        </w:rPr>
+        <w:t xml:space="preserve">p</w:t>
+      </w:r>
+      <w:r>
+        <w:t xml:space="preserve"> </w:t>
+      </w:r>
+      <w:r>
+        <w:t xml:space="preserve">= .581), Group III (</w:t>
+      </w:r>
+      <w:r>
+        <w:rPr>
+          <w:iCs/>
+          <w:i/>
+        </w:rPr>
+        <w:t xml:space="preserve">p</w:t>
+      </w:r>
+      <w:r>
+        <w:t xml:space="preserve"> </w:t>
+      </w:r>
+      <w:r>
+        <w:t xml:space="preserve">= .502),</w:t>
+      </w:r>
+      <w:r>
+        <w:t xml:space="preserve"> </w:t>
+      </w:r>
+      <w:r>
+        <w:t xml:space="preserve">and MX (</w:t>
+      </w:r>
+      <w:r>
+        <w:rPr>
+          <w:iCs/>
+          <w:i/>
+        </w:rPr>
+        <w:t xml:space="preserve">p</w:t>
+      </w:r>
+      <w:r>
+        <w:t xml:space="preserve"> </w:t>
+      </w:r>
+      <w:r>
+        <w:t xml:space="preserve">= .269) do not differ significantly from Advanced-Innovation</w:t>
+      </w:r>
+      <w:r>
+        <w:t xml:space="preserve"> </w:t>
+      </w:r>
+      <w:r>
+        <w:t xml:space="preserve">contexts. The only significant contrast is Group I vs. Frontier (b =</w:t>
+      </w:r>
+      <w:r>
+        <w:t xml:space="preserve"> </w:t>
+      </w:r>
+      <w:r>
+        <w:t xml:space="preserve">+0.285,</w:t>
+      </w:r>
+      <w:r>
+        <w:t xml:space="preserve"> </w:t>
+      </w:r>
+      <w:r>
+        <w:rPr>
+          <w:iCs/>
+          <w:i/>
+        </w:rPr>
+        <w:t xml:space="preserve">p</w:t>
+      </w:r>
+      <w:r>
+        <w:t xml:space="preserve"> </w:t>
+      </w:r>
+      <w:r>
+        <w:t xml:space="preserve">&lt; .001), driven entirely by the</w:t>
       </w:r>
       <w:r>
         <w:t xml:space="preserve"> </w:t>
@@ -13446,23 +12591,187 @@
         <w:t xml:space="preserve"> </w:t>
       </w:r>
       <w:r>
-        <w:t xml:space="preserve">= 238 sample. A larger sample with better resolution across</w:t>
-      </w:r>
-      <w:r>
-        <w:t xml:space="preserve"> </w:t>
-      </w:r>
-      <w:r>
-        <w:t xml:space="preserve">the cDAI spectrum is required to test the cDAI amplification (H3) gradient hypothesis.</w:t>
-      </w:r>
-    </w:p>
-    <w:bookmarkEnd w:id="43"/>
-    <w:bookmarkStart w:id="44" w:name="dpl-phase-moderation-h2"/>
+        <w:t xml:space="preserve">= 3 Frontier-group</w:t>
+      </w:r>
+      <w:r>
+        <w:t xml:space="preserve"> </w:t>
+      </w:r>
+      <w:r>
+        <w:t xml:space="preserve">estimate, which is dominated by one outlier study (Pouresmaeili et al.,</w:t>
+      </w:r>
+      <w:r>
+        <w:t xml:space="preserve"> </w:t>
+      </w:r>
+      <w:r>
+        <w:t xml:space="preserve">2018,</w:t>
+      </w:r>
+      <w:r>
+        <w:t xml:space="preserve"> </w:t>
+      </w:r>
+      <w:r>
+        <w:rPr>
+          <w:iCs/>
+          <w:i/>
+        </w:rPr>
+        <w:t xml:space="preserve">r</w:t>
+      </w:r>
+      <w:r>
+        <w:t xml:space="preserve"> </w:t>
+      </w:r>
+      <w:r>
+        <w:t xml:space="preserve">= 0.69). Excluding the Frontier group, no between-group</w:t>
+      </w:r>
+      <w:r>
+        <w:t xml:space="preserve"> </w:t>
+      </w:r>
+      <w:r>
+        <w:t xml:space="preserve">differences approach significance.</w:t>
+      </w:r>
+    </w:p>
+    <w:p>
+      <w:pPr>
+        <w:pStyle w:val="BodyText"/>
+      </w:pPr>
+      <w:r>
+        <w:t xml:space="preserve">Group I (k=139, primarily Western MNEs and Asian advanced economies)</w:t>
+      </w:r>
+      <w:r>
+        <w:t xml:space="preserve"> </w:t>
+      </w:r>
+      <w:r>
+        <w:t xml:space="preserve">shows the highest reliable I→P effect (</w:t>
+      </w:r>
+      <w:r>
+        <w:rPr>
+          <w:iCs/>
+          <w:i/>
+        </w:rPr>
+        <w:t xml:space="preserve">r̄</w:t>
+      </w:r>
+      <w:r>
+        <w:t xml:space="preserve"> </w:t>
+      </w:r>
+      <w:r>
+        <w:t xml:space="preserve">= 0.079), and Group III</w:t>
+      </w:r>
+      <w:r>
+        <w:t xml:space="preserve"> </w:t>
+      </w:r>
+      <w:r>
+        <w:t xml:space="preserve">(k=90, Emerging) shows</w:t>
+      </w:r>
+      <w:r>
+        <w:t xml:space="preserve"> </w:t>
+      </w:r>
+      <w:r>
+        <w:rPr>
+          <w:iCs/>
+          <w:i/>
+        </w:rPr>
+        <w:t xml:space="preserve">r̄</w:t>
+      </w:r>
+      <w:r>
+        <w:t xml:space="preserve"> </w:t>
+      </w:r>
+      <w:r>
+        <w:t xml:space="preserve">= 0.068, a difference of 0.011 that is</w:t>
+      </w:r>
+      <w:r>
+        <w:t xml:space="preserve"> </w:t>
+      </w:r>
+      <w:r>
+        <w:t xml:space="preserve">directionally consistent with CIMT but not statistically significant</w:t>
+      </w:r>
+      <w:r>
+        <w:t xml:space="preserve"> </w:t>
+      </w:r>
+      <w:r>
+        <w:t xml:space="preserve">given within-group heterogeneity. H1 (between-regime heterogeneity</w:t>
+      </w:r>
+      <w:r>
+        <w:t xml:space="preserve"> </w:t>
+      </w:r>
+      <w:r>
+        <w:rPr>
+          <w:iCs/>
+          <w:i/>
+        </w:rPr>
+        <w:t xml:space="preserve">Q</w:t>
+      </w:r>
+      <w:r>
+        <w:t xml:space="preserve">_M significant) is confirmed, establishing that I→P effect sizes</w:t>
+      </w:r>
+      <w:r>
+        <w:t xml:space="preserve"> </w:t>
+      </w:r>
+      <w:r>
+        <w:t xml:space="preserve">vary systematically across ICRV regimes. However, E1a's predicted</w:t>
+      </w:r>
+      <w:r>
+        <w:t xml:space="preserve"> </w:t>
+      </w:r>
+      <w:r>
+        <w:t xml:space="preserve">directional ordering (Advanced &gt; Emerging) and E1b's predicted Frontier</w:t>
+      </w:r>
+      <w:r>
+        <w:t xml:space="preserve"> </w:t>
+      </w:r>
+      <w:r>
+        <w:t xml:space="preserve">floor are not statistically confirmable at</w:t>
+      </w:r>
+      <w:r>
+        <w:t xml:space="preserve"> </w:t>
+      </w:r>
+      <w:r>
+        <w:rPr>
+          <w:iCs/>
+          <w:i/>
+        </w:rPr>
+        <w:t xml:space="preserve">k</w:t>
+      </w:r>
+      <w:r>
+        <w:t xml:space="preserve"> </w:t>
+      </w:r>
+      <w:r>
+        <w:t xml:space="preserve">= 3 Frontier. The</w:t>
+      </w:r>
+      <w:r>
+        <w:t xml:space="preserve"> </w:t>
+      </w:r>
+      <w:r>
+        <w:t xml:space="preserve">gradient-specific propositions require larger</w:t>
+      </w:r>
+      <w:r>
+        <w:t xml:space="preserve"> </w:t>
+      </w:r>
+      <w:r>
+        <w:rPr>
+          <w:iCs/>
+          <w:i/>
+        </w:rPr>
+        <w:t xml:space="preserve">k</w:t>
+      </w:r>
+      <w:r>
+        <w:t xml:space="preserve"> </w:t>
+      </w:r>
+      <w:r>
+        <w:t xml:space="preserve">per regime before they</w:t>
+      </w:r>
+      <w:r>
+        <w:t xml:space="preserve"> </w:t>
+      </w:r>
+      <w:r>
+        <w:t xml:space="preserve">can be properly tested.</w:t>
+      </w:r>
+    </w:p>
+    <w:bookmarkEnd w:id="42"/>
+    <w:bookmarkStart w:id="43" w:name="X541c92fe8ae9c523bbb1875dcc9c5525c218523"/>
     <w:p>
       <w:pPr>
         <w:pStyle w:val="Heading3"/>
       </w:pPr>
       <w:r>
-        <w:t xml:space="preserve">4.5 DPL Phase Moderation (H2)</w:t>
+        <w:t xml:space="preserve">4.4 cDAI Moderation (H3)</w:t>
       </w:r>
     </w:p>
     <w:p>
@@ -13477,7 +12786,7 @@
         <w:t xml:space="preserve">Q</w:t>
       </w:r>
       <w:r>
-        <w:t xml:space="preserve">_M(DPL) = 0.62 (</w:t>
+        <w:t xml:space="preserve">_M(cDAI) = 1.34 (</w:t>
       </w:r>
       <w:r>
         <w:rPr>
@@ -13506,7 +12815,7 @@
         <w:t xml:space="preserve"> </w:t>
       </w:r>
       <w:r>
-        <w:t xml:space="preserve">= .734). H2</w:t>
+        <w:t xml:space="preserve">= .513). H3</w:t>
       </w:r>
       <w:r>
         <w:t xml:space="preserve"> </w:t>
@@ -13527,11 +12836,60 @@
         <w:pStyle w:val="BodyText"/>
       </w:pPr>
       <w:r>
+        <w:t xml:space="preserve">Meta-regression with continuous cDAI score: β_cDAI = +0.003 (</w:t>
+      </w:r>
+      <w:r>
+        <w:rPr>
+          <w:iCs/>
+          <w:i/>
+        </w:rPr>
+        <w:t xml:space="preserve">SE</w:t>
+      </w:r>
+      <w:r>
+        <w:t xml:space="preserve"> </w:t>
+      </w:r>
+      <w:r>
+        <w:t xml:space="preserve">=</w:t>
+      </w:r>
+      <w:r>
+        <w:t xml:space="preserve"> </w:t>
+      </w:r>
+      <w:r>
+        <w:t xml:space="preserve">0.010,</w:t>
+      </w:r>
+      <w:r>
+        <w:t xml:space="preserve"> </w:t>
+      </w:r>
+      <w:r>
+        <w:rPr>
+          <w:iCs/>
+          <w:i/>
+        </w:rPr>
+        <w:t xml:space="preserve">p</w:t>
+      </w:r>
+      <w:r>
+        <w:t xml:space="preserve"> </w:t>
+      </w:r>
+      <w:r>
+        <w:t xml:space="preserve">= .744). Neither the categorical between-group test nor the</w:t>
+      </w:r>
+      <w:r>
+        <w:t xml:space="preserve"> </w:t>
+      </w:r>
+      <w:r>
+        <w:t xml:space="preserve">continuous linear trend shows significant cDAI moderation.</w:t>
+      </w:r>
+    </w:p>
+    <w:p>
+      <w:pPr>
+        <w:pStyle w:val="BodyText"/>
+      </w:pPr>
+      <w:r>
         <w:rPr>
           <w:bCs/>
           <w:b/>
         </w:rPr>
-        <w:t xml:space="preserve">Table 4.3, DPL phase subgroup</w:t>
+        <w:t xml:space="preserve">Table 4.2, cDAI subgroup</w:t>
       </w:r>
       <w:r>
         <w:t xml:space="preserve"> </w:t>
@@ -13547,17 +12905,16 @@
     <w:tbl>
       <w:tblPr>
         <w:tblStyle w:val="Table"/>
-        <w:tblW w:type="pct" w:w="5000"/>
+        <w:tblW w:type="auto" w:w="0"/>
         <w:tblLook w:firstRow="1" w:lastRow="0" w:firstColumn="0" w:lastColumn="0" w:noHBand="0" w:noVBand="0" w:val="0020"/>
         <w:jc w:val="start"/>
       </w:tblPr>
       <w:tblGrid>
-        <w:gridCol w:w="1120"/>
-        <w:gridCol w:w="2764"/>
-        <w:gridCol w:w="373"/>
-        <w:gridCol w:w="523"/>
-        <w:gridCol w:w="1344"/>
-        <w:gridCol w:w="1793"/>
+        <w:gridCol w:w="1584"/>
+        <w:gridCol w:w="1584"/>
+        <w:gridCol w:w="1584"/>
+        <w:gridCol w:w="1584"/>
+        <w:gridCol w:w="1584"/>
       </w:tblGrid>
       <w:tr>
         <w:trPr>
@@ -13571,19 +12928,7 @@
               <w:jc w:val="left"/>
             </w:pPr>
             <w:r>
-              <w:t xml:space="preserve">DPL Phase</w:t>
-            </w:r>
-          </w:p>
-        </w:tc>
-        <w:tc>
-          <w:tcPr/>
-          <w:p>
-            <w:pPr>
-              <w:pStyle w:val="Compact"/>
-              <w:jc w:val="left"/>
-            </w:pPr>
-            <w:r>
-              <w:t xml:space="preserve">Definition</w:t>
+              <w:t xml:space="preserve">cDAI Group</w:t>
             </w:r>
           </w:p>
         </w:tc>
@@ -13639,7 +12984,7 @@
               <w:jc w:val="left"/>
             </w:pPr>
             <w:r>
-              <w:t xml:space="preserve">Δ vs. PRE</w:t>
+              <w:t xml:space="preserve">Δ vs. Low</w:t>
             </w:r>
           </w:p>
         </w:tc>
@@ -13653,55 +12998,43 @@
               <w:jc w:val="left"/>
             </w:pPr>
             <w:r>
-              <w:t xml:space="preserve">Precede (PRE)</w:t>
-            </w:r>
-          </w:p>
-        </w:tc>
-        <w:tc>
-          <w:tcPr/>
-          <w:p>
-            <w:pPr>
-              <w:pStyle w:val="Compact"/>
-              <w:jc w:val="left"/>
-            </w:pPr>
-            <w:r>
-              <w:t xml:space="preserve">Sample data predominantly pre-2009</w:t>
-            </w:r>
-          </w:p>
-        </w:tc>
-        <w:tc>
-          <w:tcPr/>
-          <w:p>
-            <w:pPr>
-              <w:pStyle w:val="Compact"/>
-              <w:jc w:val="left"/>
-            </w:pPr>
-            <w:r>
-              <w:t xml:space="preserve">100</w:t>
-            </w:r>
-          </w:p>
-        </w:tc>
-        <w:tc>
-          <w:tcPr/>
-          <w:p>
-            <w:pPr>
-              <w:pStyle w:val="Compact"/>
-              <w:jc w:val="left"/>
-            </w:pPr>
-            <w:r>
-              <w:t xml:space="preserve">0.082</w:t>
-            </w:r>
-          </w:p>
-        </w:tc>
-        <w:tc>
-          <w:tcPr/>
-          <w:p>
-            <w:pPr>
-              <w:pStyle w:val="Compact"/>
-              <w:jc w:val="left"/>
-            </w:pPr>
-            <w:r>
-              <w:t xml:space="preserve">[0.057, 0.107]</w:t>
+              <w:t xml:space="preserve">Low</w:t>
+            </w:r>
+          </w:p>
+        </w:tc>
+        <w:tc>
+          <w:tcPr/>
+          <w:p>
+            <w:pPr>
+              <w:pStyle w:val="Compact"/>
+              <w:jc w:val="left"/>
+            </w:pPr>
+            <w:r>
+              <w:t xml:space="preserve">174</w:t>
+            </w:r>
+          </w:p>
+        </w:tc>
+        <w:tc>
+          <w:tcPr/>
+          <w:p>
+            <w:pPr>
+              <w:pStyle w:val="Compact"/>
+              <w:jc w:val="left"/>
+            </w:pPr>
+            <w:r>
+              <w:t xml:space="preserve">0.075</w:t>
+            </w:r>
+          </w:p>
+        </w:tc>
+        <w:tc>
+          <w:tcPr/>
+          <w:p>
+            <w:pPr>
+              <w:pStyle w:val="Compact"/>
+              <w:jc w:val="left"/>
+            </w:pPr>
+            <w:r>
+              <w:t xml:space="preserve">[0.056, 0.094]</w:t>
             </w:r>
           </w:p>
         </w:tc>
@@ -13727,67 +13060,55 @@
               <w:jc w:val="left"/>
             </w:pPr>
             <w:r>
-              <w:t xml:space="preserve">Span (SPN)</w:t>
-            </w:r>
-          </w:p>
-        </w:tc>
-        <w:tc>
-          <w:tcPr/>
-          <w:p>
-            <w:pPr>
-              <w:pStyle w:val="Compact"/>
-              <w:jc w:val="left"/>
-            </w:pPr>
-            <w:r>
-              <w:t xml:space="preserve">Sample spans the 2009 inflection</w:t>
-            </w:r>
-          </w:p>
-        </w:tc>
-        <w:tc>
-          <w:tcPr/>
-          <w:p>
-            <w:pPr>
-              <w:pStyle w:val="Compact"/>
-              <w:jc w:val="left"/>
-            </w:pPr>
-            <w:r>
-              <w:t xml:space="preserve">107</w:t>
-            </w:r>
-          </w:p>
-        </w:tc>
-        <w:tc>
-          <w:tcPr/>
-          <w:p>
-            <w:pPr>
-              <w:pStyle w:val="Compact"/>
-              <w:jc w:val="left"/>
-            </w:pPr>
-            <w:r>
-              <w:t xml:space="preserve">0.068</w:t>
-            </w:r>
-          </w:p>
-        </w:tc>
-        <w:tc>
-          <w:tcPr/>
-          <w:p>
-            <w:pPr>
-              <w:pStyle w:val="Compact"/>
-              <w:jc w:val="left"/>
-            </w:pPr>
-            <w:r>
-              <w:t xml:space="preserve">[0.045, 0.091]</w:t>
-            </w:r>
-          </w:p>
-        </w:tc>
-        <w:tc>
-          <w:tcPr/>
-          <w:p>
-            <w:pPr>
-              <w:pStyle w:val="Compact"/>
-              <w:jc w:val="left"/>
-            </w:pPr>
-            <w:r>
-              <w:t xml:space="preserve">b = −0.014,</w:t>
+              <w:t xml:space="preserve">Medium</w:t>
+            </w:r>
+          </w:p>
+        </w:tc>
+        <w:tc>
+          <w:tcPr/>
+          <w:p>
+            <w:pPr>
+              <w:pStyle w:val="Compact"/>
+              <w:jc w:val="left"/>
+            </w:pPr>
+            <w:r>
+              <w:t xml:space="preserve">75</w:t>
+            </w:r>
+          </w:p>
+        </w:tc>
+        <w:tc>
+          <w:tcPr/>
+          <w:p>
+            <w:pPr>
+              <w:pStyle w:val="Compact"/>
+              <w:jc w:val="left"/>
+            </w:pPr>
+            <w:r>
+              <w:t xml:space="preserve">0.063</w:t>
+            </w:r>
+          </w:p>
+        </w:tc>
+        <w:tc>
+          <w:tcPr/>
+          <w:p>
+            <w:pPr>
+              <w:pStyle w:val="Compact"/>
+              <w:jc w:val="left"/>
+            </w:pPr>
+            <w:r>
+              <w:t xml:space="preserve">[0.036, 0.090]</w:t>
+            </w:r>
+          </w:p>
+        </w:tc>
+        <w:tc>
+          <w:tcPr/>
+          <w:p>
+            <w:pPr>
+              <w:pStyle w:val="Compact"/>
+              <w:jc w:val="left"/>
+            </w:pPr>
+            <w:r>
+              <w:t xml:space="preserve">b = −0.012,</w:t>
             </w:r>
             <w:r>
               <w:t xml:space="preserve"> </w:t>
@@ -13803,7 +13124,7 @@
               <w:t xml:space="preserve"> </w:t>
             </w:r>
             <w:r>
-              <w:t xml:space="preserve">= .434</w:t>
+              <w:t xml:space="preserve">= .489</w:t>
             </w:r>
           </w:p>
         </w:tc>
@@ -13817,67 +13138,55 @@
               <w:jc w:val="left"/>
             </w:pPr>
             <w:r>
-              <w:t xml:space="preserve">Follow (FOL)</w:t>
-            </w:r>
-          </w:p>
-        </w:tc>
-        <w:tc>
-          <w:tcPr/>
-          <w:p>
-            <w:pPr>
-              <w:pStyle w:val="Compact"/>
-              <w:jc w:val="left"/>
-            </w:pPr>
-            <w:r>
-              <w:t xml:space="preserve">Sample data predominantly post-2014</w:t>
-            </w:r>
-          </w:p>
-        </w:tc>
-        <w:tc>
-          <w:tcPr/>
-          <w:p>
-            <w:pPr>
-              <w:pStyle w:val="Compact"/>
-              <w:jc w:val="left"/>
-            </w:pPr>
-            <w:r>
-              <w:t xml:space="preserve">80</w:t>
-            </w:r>
-          </w:p>
-        </w:tc>
-        <w:tc>
-          <w:tcPr/>
-          <w:p>
-            <w:pPr>
-              <w:pStyle w:val="Compact"/>
-              <w:jc w:val="left"/>
-            </w:pPr>
-            <w:r>
-              <w:t xml:space="preserve">0.073</w:t>
-            </w:r>
-          </w:p>
-        </w:tc>
-        <w:tc>
-          <w:tcPr/>
-          <w:p>
-            <w:pPr>
-              <w:pStyle w:val="Compact"/>
-              <w:jc w:val="left"/>
-            </w:pPr>
-            <w:r>
-              <w:t xml:space="preserve">[0.046, 0.100]</w:t>
-            </w:r>
-          </w:p>
-        </w:tc>
-        <w:tc>
-          <w:tcPr/>
-          <w:p>
-            <w:pPr>
-              <w:pStyle w:val="Compact"/>
-              <w:jc w:val="left"/>
-            </w:pPr>
-            <w:r>
-              <w:t xml:space="preserve">b = −0.009,</w:t>
+              <w:t xml:space="preserve">High</w:t>
+            </w:r>
+          </w:p>
+        </w:tc>
+        <w:tc>
+          <w:tcPr/>
+          <w:p>
+            <w:pPr>
+              <w:pStyle w:val="Compact"/>
+              <w:jc w:val="left"/>
+            </w:pPr>
+            <w:r>
+              <w:t xml:space="preserve">38</w:t>
+            </w:r>
+          </w:p>
+        </w:tc>
+        <w:tc>
+          <w:tcPr/>
+          <w:p>
+            <w:pPr>
+              <w:pStyle w:val="Compact"/>
+              <w:jc w:val="left"/>
+            </w:pPr>
+            <w:r>
+              <w:t xml:space="preserve">0.091</w:t>
+            </w:r>
+          </w:p>
+        </w:tc>
+        <w:tc>
+          <w:tcPr/>
+          <w:p>
+            <w:pPr>
+              <w:pStyle w:val="Compact"/>
+              <w:jc w:val="left"/>
+            </w:pPr>
+            <w:r>
+              <w:t xml:space="preserve">[0.052, 0.129]</w:t>
+            </w:r>
+          </w:p>
+        </w:tc>
+        <w:tc>
+          <w:tcPr/>
+          <w:p>
+            <w:pPr>
+              <w:pStyle w:val="Compact"/>
+              <w:jc w:val="left"/>
+            </w:pPr>
+            <w:r>
+              <w:t xml:space="preserve">b = +0.016,</w:t>
             </w:r>
             <w:r>
               <w:t xml:space="preserve"> </w:t>
@@ -13893,7 +13202,7 @@
               <w:t xml:space="preserve"> </w:t>
             </w:r>
             <w:r>
-              <w:t xml:space="preserve">= .645</w:t>
+              <w:t xml:space="preserve">= .469</w:t>
             </w:r>
           </w:p>
         </w:tc>
@@ -13904,23 +13213,7 @@
         <w:pStyle w:val="BodyText"/>
       </w:pPr>
       <w:r>
-        <w:t xml:space="preserve">Pairwise comparisons: PRE vs. FOL (</w:t>
-      </w:r>
-      <w:r>
-        <w:rPr>
-          <w:iCs/>
-          <w:i/>
-        </w:rPr>
-        <w:t xml:space="preserve">z</w:t>
-      </w:r>
-      <w:r>
-        <w:t xml:space="preserve"> </w:t>
-      </w:r>
-      <w:r>
-        <w:t xml:space="preserve">= 0.46,</w:t>
-      </w:r>
-      <w:r>
-        <w:t xml:space="preserve"> </w:t>
+        <w:t xml:space="preserve">The three cDAI subgroup means are all significantly positive (</w:t>
       </w:r>
       <w:r>
         <w:rPr>
@@ -13933,26 +13226,115 @@
         <w:t xml:space="preserve"> </w:t>
       </w:r>
       <w:r>
-        <w:t xml:space="preserve">= .645); PRE vs. SPN</w:t>
-      </w:r>
-      <w:r>
-        <w:t xml:space="preserve"> </w:t>
-      </w:r>
-      <w:r>
-        <w:t xml:space="preserve">(</w:t>
-      </w:r>
-      <w:r>
-        <w:rPr>
-          <w:iCs/>
-          <w:i/>
-        </w:rPr>
-        <w:t xml:space="preserve">z</w:t>
-      </w:r>
-      <w:r>
-        <w:t xml:space="preserve"> </w:t>
-      </w:r>
-      <w:r>
-        <w:t xml:space="preserve">= 0.78,</w:t>
+        <w:t xml:space="preserve">&lt;</w:t>
+      </w:r>
+      <w:r>
+        <w:t xml:space="preserve"> </w:t>
+      </w:r>
+      <w:r>
+        <w:t xml:space="preserve">.001) but do not differ significantly from each other. The non-monotone</w:t>
+      </w:r>
+      <w:r>
+        <w:t xml:space="preserve"> </w:t>
+      </w:r>
+      <w:r>
+        <w:t xml:space="preserve">ordering (Low &gt; Medium &lt; High) and small, non-significant contrasts</w:t>
+      </w:r>
+      <w:r>
+        <w:t xml:space="preserve"> </w:t>
+      </w:r>
+      <w:r>
+        <w:t xml:space="preserve">fail to support the predicted positive linear gradient. The cDAI × DPL</w:t>
+      </w:r>
+      <w:r>
+        <w:t xml:space="preserve"> </w:t>
+      </w:r>
+      <w:r>
+        <w:t xml:space="preserve">interaction cannot be reliably estimated in the current sample given the</w:t>
+      </w:r>
+      <w:r>
+        <w:t xml:space="preserve"> </w:t>
+      </w:r>
+      <w:r>
+        <w:t xml:space="preserve">non-significant main moderation. H3 is not supported: country-level</w:t>
+      </w:r>
+      <w:r>
+        <w:t xml:space="preserve"> </w:t>
+      </w:r>
+      <w:r>
+        <w:t xml:space="preserve">digital adoption (cDAI, measured via World Bank DAI / ITU Digital</w:t>
+      </w:r>
+      <w:r>
+        <w:t xml:space="preserve"> </w:t>
+      </w:r>
+      <w:r>
+        <w:t xml:space="preserve">Development Index) does not significantly amplify the pooled I→P effect</w:t>
+      </w:r>
+      <w:r>
+        <w:t xml:space="preserve"> </w:t>
+      </w:r>
+      <w:r>
+        <w:t xml:space="preserve">in this</w:t>
+      </w:r>
+      <w:r>
+        <w:t xml:space="preserve"> </w:t>
+      </w:r>
+      <w:r>
+        <w:rPr>
+          <w:iCs/>
+          <w:i/>
+        </w:rPr>
+        <w:t xml:space="preserve">k</w:t>
+      </w:r>
+      <w:r>
+        <w:t xml:space="preserve"> </w:t>
+      </w:r>
+      <w:r>
+        <w:t xml:space="preserve">= 238 sample. A larger sample with better resolution across</w:t>
+      </w:r>
+      <w:r>
+        <w:t xml:space="preserve"> </w:t>
+      </w:r>
+      <w:r>
+        <w:t xml:space="preserve">the cDAI spectrum is required to test the cDAI amplification (H3) gradient hypothesis.</w:t>
+      </w:r>
+    </w:p>
+    <w:bookmarkEnd w:id="43"/>
+    <w:bookmarkStart w:id="44" w:name="X0f13fb15b20194b37c5b9d050ad7a7079c0644a"/>
+    <w:p>
+      <w:pPr>
+        <w:pStyle w:val="Heading3"/>
+      </w:pPr>
+      <w:r>
+        <w:t xml:space="preserve">4.5 DPL Phase Moderation (H2)</w:t>
+      </w:r>
+    </w:p>
+    <w:p>
+      <w:pPr>
+        <w:pStyle w:val="FirstParagraph"/>
+      </w:pPr>
+      <w:r>
+        <w:rPr>
+          <w:iCs/>
+          <w:i/>
+        </w:rPr>
+        <w:t xml:space="preserve">Q</w:t>
+      </w:r>
+      <w:r>
+        <w:t xml:space="preserve">_M(DPL) = 0.62 (</w:t>
+      </w:r>
+      <w:r>
+        <w:rPr>
+          <w:iCs/>
+          <w:i/>
+        </w:rPr>
+        <w:t xml:space="preserve">df</w:t>
+      </w:r>
+      <w:r>
+        <w:t xml:space="preserve"> </w:t>
+      </w:r>
+      <w:r>
+        <w:t xml:space="preserve">= 2,</w:t>
       </w:r>
       <w:r>
         <w:t xml:space="preserve"> </w:t>
@@ -13968,176 +13350,7 @@
         <w:t xml:space="preserve"> </w:t>
       </w:r>
       <w:r>
-        <w:t xml:space="preserve">= .434); FOL vs. SPN (</w:t>
-      </w:r>
-      <w:r>
-        <w:rPr>
-          <w:iCs/>
-          <w:i/>
-        </w:rPr>
-        <w:t xml:space="preserve">z</w:t>
-      </w:r>
-      <w:r>
-        <w:t xml:space="preserve"> </w:t>
-      </w:r>
-      <w:r>
-        <w:t xml:space="preserve">= 0.28,</w:t>
-      </w:r>
-      <w:r>
-        <w:t xml:space="preserve"> </w:t>
-      </w:r>
-      <w:r>
-        <w:rPr>
-          <w:iCs/>
-          <w:i/>
-        </w:rPr>
-        <w:t xml:space="preserve">p</w:t>
-      </w:r>
-      <w:r>
-        <w:t xml:space="preserve"> </w:t>
-      </w:r>
-      <w:r>
-        <w:t xml:space="preserve">= .782). No</w:t>
-      </w:r>
-      <w:r>
-        <w:t xml:space="preserve"> </w:t>
-      </w:r>
-      <w:r>
-        <w:t xml:space="preserve">pairwise difference approaches significance.</w:t>
-      </w:r>
-    </w:p>
-    <w:p>
-      <w:pPr>
-        <w:pStyle w:val="BodyText"/>
-      </w:pPr>
-      <w:r>
-        <w:t xml:space="preserve">The ordering (PRE &gt; FOL &gt; SPN) is opposite to H2’s prediction (FOL &gt;</w:t>
-      </w:r>
-      <w:r>
-        <w:t xml:space="preserve"> </w:t>
-      </w:r>
-      <w:r>
-        <w:t xml:space="preserve">SPN &gt; PRE). However, the between-group differences are negligible and</w:t>
-      </w:r>
-      <w:r>
-        <w:t xml:space="preserve"> </w:t>
-      </w:r>
-      <w:r>
-        <w:t xml:space="preserve">non-significant, so this pattern should not be over-interpreted. The</w:t>
-      </w:r>
-      <w:r>
-        <w:t xml:space="preserve"> </w:t>
-      </w:r>
-      <w:r>
-        <w:t xml:space="preserve">null DPL result may reflect that the</w:t>
-      </w:r>
-      <w:r>
-        <w:t xml:space="preserve"> </w:t>
-      </w:r>
-      <w:r>
-        <w:rPr>
-          <w:iCs/>
-          <w:i/>
-        </w:rPr>
-        <w:t xml:space="preserve">k</w:t>
-      </w:r>
-      <w:r>
-        <w:t xml:space="preserve"> </w:t>
-      </w:r>
-      <w:r>
-        <w:t xml:space="preserve">= 238 sample does not have</w:t>
-      </w:r>
-      <w:r>
-        <w:t xml:space="preserve"> </w:t>
-      </w:r>
-      <w:r>
-        <w:t xml:space="preserve">sufficient power to detect small temporal trends, that DPL phase is</w:t>
-      </w:r>
-      <w:r>
-        <w:t xml:space="preserve"> </w:t>
-      </w:r>
-      <w:r>
-        <w:t xml:space="preserve">confounded with ICRV composition (pre-2009 studies concentrated in</w:t>
-      </w:r>
-      <w:r>
-        <w:t xml:space="preserve"> </w:t>
-      </w:r>
-      <w:r>
-        <w:t xml:space="preserve">advanced economies), or that the Digital Paradox Lifecycle inflection</w:t>
-      </w:r>
-      <w:r>
-        <w:t xml:space="preserve"> </w:t>
-      </w:r>
-      <w:r>
-        <w:t xml:space="preserve">does not manifest at meta-analytic resolution with the current sample</w:t>
-      </w:r>
-      <w:r>
-        <w:t xml:space="preserve"> </w:t>
-      </w:r>
-      <w:r>
-        <w:t xml:space="preserve">size. H2 is not supported.</w:t>
-      </w:r>
-    </w:p>
-    <w:p>
-      <w:pPr>
-        <w:pStyle w:val="BodyText"/>
-      </w:pPr>
-      <w:r>
-        <w:t xml:space="preserve">Figure 3: DPL phase moderation, pooled I→P effect by digital adoption</w:t>
-      </w:r>
-      <w:r>
-        <w:t xml:space="preserve"> </w:t>
-      </w:r>
-      <w:r>
-        <w:t xml:space="preserve">epoch</w:t>
-      </w:r>
-    </w:p>
-    <w:p>
-      <w:pPr>
-        <w:pStyle w:val="BodyText"/>
-      </w:pPr>
-      <w:r>
-        <w:rPr>
-          <w:iCs/>
-          <w:i/>
-        </w:rPr>
-        <w:t xml:space="preserve">Figure 3.</w:t>
-      </w:r>
-      <w:r>
-        <w:t xml:space="preserve"> </w:t>
-      </w:r>
-      <w:r>
-        <w:t xml:space="preserve">DPL phase subgroup results. Pooled effect sizes by Precede /</w:t>
-      </w:r>
-      <w:r>
-        <w:t xml:space="preserve"> </w:t>
-      </w:r>
-      <w:r>
-        <w:t xml:space="preserve">Span / Follow epoch with 95% CI. The between-phase differences are small</w:t>
-      </w:r>
-      <w:r>
-        <w:t xml:space="preserve"> </w:t>
-      </w:r>
-      <w:r>
-        <w:t xml:space="preserve">and non-significant.</w:t>
-      </w:r>
-    </w:p>
-    <w:bookmarkEnd w:id="44"/>
-    <w:bookmarkStart w:id="45" w:name="publication-bias-h4"/>
-    <w:p>
-      <w:pPr>
-        <w:pStyle w:val="Heading3"/>
-      </w:pPr>
-      <w:r>
-        <w:t xml:space="preserve">4.6 Publication Bias (H4)</w:t>
-      </w:r>
-    </w:p>
-    <w:p>
-      <w:pPr>
-        <w:pStyle w:val="FirstParagraph"/>
-      </w:pPr>
-      <w:r>
-        <w:t xml:space="preserve">H4</w:t>
+        <w:t xml:space="preserve">= .734). H2</w:t>
       </w:r>
       <w:r>
         <w:t xml:space="preserve"> </w:t>
@@ -14147,16 +13360,10 @@
           <w:bCs/>
           <w:b/>
         </w:rPr>
-        <w:t xml:space="preserve">supported</w:t>
-      </w:r>
-      <w:r>
-        <w:t xml:space="preserve">: multiple indicators consistently detect publication</w:t>
-      </w:r>
-      <w:r>
-        <w:t xml:space="preserve"> </w:t>
-      </w:r>
-      <w:r>
-        <w:t xml:space="preserve">bias, though the positive I→P effect survives correction.</w:t>
+        <w:t xml:space="preserve">not supported</w:t>
+      </w:r>
+      <w:r>
+        <w:t xml:space="preserve">.</w:t>
       </w:r>
     </w:p>
     <w:p>
@@ -14168,500 +13375,33 @@
           <w:bCs/>
           <w:b/>
         </w:rPr>
-        <w:t xml:space="preserve">Egger’s regression test</w:t>
-      </w:r>
-      <w:r>
-        <w:t xml:space="preserve"> </w:t>
-      </w:r>
-      <w:r>
-        <w:t xml:space="preserve">(SE as moderator):</w:t>
-      </w:r>
-      <w:r>
-        <w:t xml:space="preserve"> </w:t>
-      </w:r>
-      <w:r>
-        <w:rPr>
-          <w:iCs/>
-          <w:i/>
-        </w:rPr>
-        <w:t xml:space="preserve">b</w:t>
-      </w:r>
-      <w:r>
-        <w:t xml:space="preserve"> </w:t>
-      </w:r>
-      <w:r>
-        <w:t xml:space="preserve">= 0.487 (</w:t>
-      </w:r>
-      <w:r>
-        <w:rPr>
-          <w:iCs/>
-          <w:i/>
-        </w:rPr>
-        <w:t xml:space="preserve">SE</w:t>
-      </w:r>
-      <w:r>
-        <w:t xml:space="preserve"> </w:t>
-      </w:r>
-      <w:r>
-        <w:t xml:space="preserve">=</w:t>
-      </w:r>
-      <w:r>
-        <w:t xml:space="preserve"> </w:t>
-      </w:r>
-      <w:r>
-        <w:t xml:space="preserve">0.251,</w:t>
-      </w:r>
-      <w:r>
-        <w:t xml:space="preserve"> </w:t>
-      </w:r>
-      <w:r>
-        <w:rPr>
-          <w:iCs/>
-          <w:i/>
-        </w:rPr>
-        <w:t xml:space="preserve">p</w:t>
-      </w:r>
-      <w:r>
-        <w:t xml:space="preserve"> </w:t>
-      </w:r>
-      <w:r>
-        <w:t xml:space="preserve">= .052), just above the conventional α = .05 threshold; this</w:t>
-      </w:r>
-      <w:r>
-        <w:t xml:space="preserve"> </w:t>
-      </w:r>
-      <w:r>
-        <w:t xml:space="preserve">criterion does not reach statistical significance, and funnel asymmetry</w:t>
-      </w:r>
-      <w:r>
-        <w:t xml:space="preserve"> </w:t>
-      </w:r>
-      <w:r>
-        <w:t xml:space="preserve">by Egger’s test alone is not confirmed.</w:t>
-      </w:r>
-    </w:p>
-    <w:p>
-      <w:pPr>
-        <w:pStyle w:val="BodyText"/>
-      </w:pPr>
-      <w:r>
-        <w:rPr>
-          <w:bCs/>
-          <w:b/>
-        </w:rPr>
-        <w:t xml:space="preserve">Begg’s rank correlation</w:t>
-      </w:r>
-      <w:r>
-        <w:t xml:space="preserve"> </w:t>
-      </w:r>
-      <w:r>
-        <w:t xml:space="preserve">(Kendall’s τ): τ = −0.132,</w:t>
-      </w:r>
-      <w:r>
-        <w:t xml:space="preserve"> </w:t>
-      </w:r>
-      <w:r>
-        <w:rPr>
-          <w:iCs/>
-          <w:i/>
-        </w:rPr>
-        <w:t xml:space="preserve">p</w:t>
-      </w:r>
-      <w:r>
-        <w:t xml:space="preserve"> </w:t>
-      </w:r>
-      <w:r>
-        <w:t xml:space="preserve">= .001</w:t>
-      </w:r>
-      <w:r>
-        <w:t xml:space="preserve"> </w:t>
-      </w:r>
-      <w:r>
-        <w:t xml:space="preserve">significant funnel asymmetry; studies with larger standard errors</w:t>
-      </w:r>
-      <w:r>
-        <w:t xml:space="preserve"> </w:t>
-      </w:r>
-      <w:r>
-        <w:t xml:space="preserve">(smaller</w:t>
-      </w:r>
-      <w:r>
-        <w:t xml:space="preserve"> </w:t>
-      </w:r>
-      <w:r>
-        <w:rPr>
-          <w:iCs/>
-          <w:i/>
-        </w:rPr>
-        <w:t xml:space="preserve">n</w:t>
-      </w:r>
-      <w:r>
-        <w:t xml:space="preserve">) report systematically lower effect sizes, consistent with</w:t>
-      </w:r>
-      <w:r>
-        <w:t xml:space="preserve"> </w:t>
-      </w:r>
-      <w:r>
-        <w:t xml:space="preserve">publication bias against null or negative findings.</w:t>
-      </w:r>
-    </w:p>
-    <w:p>
-      <w:pPr>
-        <w:pStyle w:val="BodyText"/>
-      </w:pPr>
-      <w:r>
-        <w:rPr>
-          <w:bCs/>
-          <w:b/>
-        </w:rPr>
-        <w:t xml:space="preserve">Trim-and-fill</w:t>
-      </w:r>
-      <w:r>
-        <w:t xml:space="preserve">: imputes</w:t>
-      </w:r>
-      <w:r>
-        <w:t xml:space="preserve"> </w:t>
-      </w:r>
-      <w:r>
-        <w:rPr>
-          <w:iCs/>
-          <w:i/>
-        </w:rPr>
-        <w:t xml:space="preserve">k</w:t>
-      </w:r>
-      <w:r>
-        <w:t xml:space="preserve"> </w:t>
-      </w:r>
-      <w:r>
-        <w:t xml:space="preserve">= 57 missing studies (left side);</w:t>
-      </w:r>
-      <w:r>
-        <w:t xml:space="preserve"> </w:t>
-      </w:r>
-      <w:r>
-        <w:t xml:space="preserve">adjusted pooled</w:t>
-      </w:r>
-      <w:r>
-        <w:t xml:space="preserve"> </w:t>
-      </w:r>
-      <w:r>
-        <w:rPr>
-          <w:iCs/>
-          <w:i/>
-        </w:rPr>
-        <w:t xml:space="preserve">r̄</w:t>
-      </w:r>
-      <w:r>
-        <w:t xml:space="preserve"> </w:t>
-      </w:r>
-      <w:r>
-        <w:t xml:space="preserve">= 0.035 (95% CI [0.018, 0.051]), a conservative</w:t>
-      </w:r>
-      <w:r>
-        <w:t xml:space="preserve"> </w:t>
-      </w:r>
-      <w:r>
-        <w:t xml:space="preserve">lower bound. The effect remains positive and significant but is</w:t>
-      </w:r>
-      <w:r>
-        <w:t xml:space="preserve"> </w:t>
-      </w:r>
-      <w:r>
-        <w:t xml:space="preserve">substantially attenuated from the raw estimate (0.074 → 0.035).</w:t>
-      </w:r>
-    </w:p>
-    <w:p>
-      <w:pPr>
-        <w:pStyle w:val="BodyText"/>
-      </w:pPr>
-      <w:r>
-        <w:rPr>
-          <w:bCs/>
-          <w:b/>
-        </w:rPr>
-        <w:t xml:space="preserve">Fail-safe</w:t>
-      </w:r>
-      <w:r>
-        <w:rPr>
-          <w:bCs/>
-          <w:b/>
-        </w:rPr>
-        <w:t xml:space="preserve"> </w:t>
-      </w:r>
-      <w:r>
-        <w:rPr>
-          <w:iCs/>
-          <w:i/>
-          <w:bCs/>
-          <w:b/>
-        </w:rPr>
-        <w:t xml:space="preserve">N</w:t>
-      </w:r>
-      <w:r>
-        <w:t xml:space="preserve"> </w:t>
-      </w:r>
-      <w:r>
-        <w:t xml:space="preserve">(Rosenthal, 1991):</w:t>
-      </w:r>
-      <w:r>
-        <w:t xml:space="preserve"> </w:t>
-      </w:r>
-      <w:r>
-        <w:rPr>
-          <w:iCs/>
-          <w:i/>
-        </w:rPr>
-        <w:t xml:space="preserve">N</w:t>
-      </w:r>
-      <w:r>
-        <w:t xml:space="preserve"> </w:t>
-      </w:r>
-      <w:r>
-        <w:t xml:space="preserve">= 44, 782, far exceeding the</w:t>
-      </w:r>
-      <w:r>
-        <w:t xml:space="preserve"> </w:t>
-      </w:r>
-      <w:r>
-        <w:t xml:space="preserve">criterion of 5</w:t>
-      </w:r>
-      <w:r>
-        <w:rPr>
-          <w:iCs/>
-          <w:i/>
-        </w:rPr>
-        <w:t xml:space="preserve">k</w:t>
-      </w:r>
-      <w:r>
-        <w:t xml:space="preserve"> </w:t>
-      </w:r>
-      <w:r>
-        <w:t xml:space="preserve">+ 10 = 1, 195; even under extreme publication</w:t>
-      </w:r>
-      <w:r>
-        <w:t xml:space="preserve"> </w:t>
-      </w:r>
-      <w:r>
-        <w:t xml:space="preserve">suppression assumptions, a trivially small effect would require 44, 782</w:t>
-      </w:r>
-      <w:r>
-        <w:t xml:space="preserve"> </w:t>
-      </w:r>
-      <w:r>
-        <w:t xml:space="preserve">unpublished null studies, implausible.</w:t>
-      </w:r>
-    </w:p>
-    <w:p>
-      <w:pPr>
-        <w:pStyle w:val="BodyText"/>
-      </w:pPr>
-      <w:r>
-        <w:t xml:space="preserve">The trim-and-fill correction (</w:t>
-      </w:r>
-      <w:r>
-        <w:rPr>
-          <w:iCs/>
-          <w:i/>
-        </w:rPr>
-        <w:t xml:space="preserve">k</w:t>
-      </w:r>
-      <w:r>
-        <w:t xml:space="preserve"> </w:t>
-      </w:r>
-      <w:r>
-        <w:t xml:space="preserve">= 57 imputed, adj.</w:t>
-      </w:r>
-      <w:r>
-        <w:t xml:space="preserve"> </w:t>
-      </w:r>
-      <w:r>
-        <w:rPr>
-          <w:iCs/>
-          <w:i/>
-        </w:rPr>
-        <w:t xml:space="preserve">r</w:t>
-      </w:r>
-      <w:r>
-        <w:t xml:space="preserve"> </w:t>
-      </w:r>
-      <w:r>
-        <w:t xml:space="preserve">= 0.035) is the</w:t>
-      </w:r>
-      <w:r>
-        <w:t xml:space="preserve"> </w:t>
-      </w:r>
-      <w:r>
-        <w:t xml:space="preserve">most conservative bias-corrected estimate and represents a meaningful</w:t>
-      </w:r>
-      <w:r>
-        <w:t xml:space="preserve"> </w:t>
-      </w:r>
-      <w:r>
-        <w:t xml:space="preserve">reduction from the raw</w:t>
-      </w:r>
-      <w:r>
-        <w:t xml:space="preserve"> </w:t>
-      </w:r>
-      <w:r>
-        <w:rPr>
-          <w:iCs/>
-          <w:i/>
-        </w:rPr>
-        <w:t xml:space="preserve">r</w:t>
-      </w:r>
-      <w:r>
-        <w:t xml:space="preserve"> </w:t>
-      </w:r>
-      <w:r>
-        <w:t xml:space="preserve">= 0.074. Together with the substantial</w:t>
-      </w:r>
-      <w:r>
-        <w:t xml:space="preserve"> </w:t>
-      </w:r>
-      <w:r>
-        <w:t xml:space="preserve">unexplained heterogeneity (</w:t>
-      </w:r>
-      <w:r>
-        <w:rPr>
-          <w:iCs/>
-          <w:i/>
-        </w:rPr>
-        <w:t xml:space="preserve">I</w:t>
-      </w:r>
-      <w:r>
-        <w:t xml:space="preserve">² = 62.5%) and non-significant moderator</w:t>
-      </w:r>
-      <w:r>
-        <w:t xml:space="preserve"> </w:t>
-      </w:r>
-      <w:r>
-        <w:t xml:space="preserve">tests (§§4.3–4.5), the publication bias evidence suggests that the</w:t>
-      </w:r>
-      <w:r>
-        <w:t xml:space="preserve"> </w:t>
-      </w:r>
-      <w:r>
-        <w:t xml:space="preserve">apparent average I→P effect is upwardly inflated in the published</w:t>
-      </w:r>
-      <w:r>
-        <w:t xml:space="preserve"> </w:t>
-      </w:r>
-      <w:r>
-        <w:t xml:space="preserve">literature. The true population effect may be closer to</w:t>
-      </w:r>
-      <w:r>
-        <w:t xml:space="preserve"> </w:t>
-      </w:r>
-      <w:r>
-        <w:rPr>
-          <w:iCs/>
-          <w:i/>
-        </w:rPr>
-        <w:t xml:space="preserve">r</w:t>
-      </w:r>
-      <w:r>
-        <w:t xml:space="preserve"> </w:t>
-      </w:r>
-      <w:r>
-        <w:t xml:space="preserve">≈ 0.035.</w:t>
-      </w:r>
-    </w:p>
-    <w:p>
-      <w:pPr>
-        <w:pStyle w:val="BodyText"/>
-      </w:pPr>
-      <w:r>
-        <w:t xml:space="preserve">Figure 5: Funnel plot with trim-and-fill imputed studies</w:t>
-      </w:r>
-    </w:p>
-    <w:p>
-      <w:pPr>
-        <w:pStyle w:val="BodyText"/>
-      </w:pPr>
-      <w:r>
-        <w:rPr>
-          <w:iCs/>
-          <w:i/>
-        </w:rPr>
-        <w:t xml:space="preserve">Figure 5.</w:t>
-      </w:r>
-      <w:r>
-        <w:t xml:space="preserve"> </w:t>
-      </w:r>
-      <w:r>
-        <w:t xml:space="preserve">Funnel plot of effect sizes against standard errors. Open</w:t>
-      </w:r>
-      <w:r>
-        <w:t xml:space="preserve"> </w:t>
-      </w:r>
-      <w:r>
-        <w:t xml:space="preserve">circles = original studies; filled circles = trim-and-fill imputed</w:t>
-      </w:r>
-      <w:r>
-        <w:t xml:space="preserve"> </w:t>
-      </w:r>
-      <w:r>
-        <w:t xml:space="preserve">studies (</w:t>
-      </w:r>
-      <w:r>
-        <w:rPr>
-          <w:iCs/>
-          <w:i/>
-        </w:rPr>
-        <w:t xml:space="preserve">k</w:t>
-      </w:r>
-      <w:r>
-        <w:t xml:space="preserve"> </w:t>
-      </w:r>
-      <w:r>
-        <w:t xml:space="preserve">= 57). Substantial left-side asymmetry is visible; the</w:t>
-      </w:r>
-      <w:r>
-        <w:t xml:space="preserve"> </w:t>
-      </w:r>
-      <w:r>
-        <w:t xml:space="preserve">adjusted pooled effect is</w:t>
-      </w:r>
-      <w:r>
-        <w:t xml:space="preserve"> </w:t>
-      </w:r>
-      <w:r>
-        <w:rPr>
-          <w:iCs/>
-          <w:i/>
-        </w:rPr>
-        <w:t xml:space="preserve">r</w:t>
-      </w:r>
-      <w:r>
-        <w:t xml:space="preserve"> </w:t>
-      </w:r>
-      <w:r>
-        <w:t xml:space="preserve">= 0.035.</w:t>
-      </w:r>
-    </w:p>
-    <w:bookmarkEnd w:id="45"/>
-    <w:bookmarkStart w:id="46" w:name="robustness"/>
-    <w:p>
-      <w:pPr>
-        <w:pStyle w:val="Heading3"/>
-      </w:pPr>
-      <w:r>
-        <w:t xml:space="preserve">4.7 Robustness</w:t>
+        <w:t xml:space="preserve">Table 4.3, DPL phase subgroup</w:t>
+      </w:r>
+      <w:r>
+        <w:t xml:space="preserve"> </w:t>
+      </w:r>
+      <w:r>
+        <w:rPr>
+          <w:iCs/>
+          <w:i/>
+        </w:rPr>
+        <w:t xml:space="preserve">(actual MARA output)</w:t>
       </w:r>
     </w:p>
     <w:tbl>
       <w:tblPr>
         <w:tblStyle w:val="Table"/>
-        <w:tblW w:type="pct" w:w="5000"/>
+        <w:tblW w:type="auto" w:w="0"/>
         <w:tblLook w:firstRow="1" w:lastRow="0" w:firstColumn="0" w:lastColumn="0" w:noHBand="0" w:noVBand="0" w:val="0020"/>
         <w:jc w:val="start"/>
       </w:tblPr>
       <w:tblGrid>
-        <w:gridCol w:w="2854"/>
-        <w:gridCol w:w="356"/>
-        <w:gridCol w:w="1284"/>
-        <w:gridCol w:w="1284"/>
-        <w:gridCol w:w="2140"/>
+        <w:gridCol w:w="1320"/>
+        <w:gridCol w:w="1320"/>
+        <w:gridCol w:w="1320"/>
+        <w:gridCol w:w="1320"/>
+        <w:gridCol w:w="1320"/>
+        <w:gridCol w:w="1320"/>
       </w:tblGrid>
       <w:tr>
         <w:trPr>
@@ -14675,19 +13415,35 @@
               <w:jc w:val="left"/>
             </w:pPr>
             <w:r>
-              <w:t xml:space="preserve">Check</w:t>
-            </w:r>
-          </w:p>
-        </w:tc>
-        <w:tc>
-          <w:tcPr/>
-          <w:p>
-            <w:pPr>
-              <w:pStyle w:val="Compact"/>
-              <w:jc w:val="left"/>
-            </w:pPr>
-            <w:r>
-              <w:t xml:space="preserve">K</w:t>
+              <w:t xml:space="preserve">DPL Phase</w:t>
+            </w:r>
+          </w:p>
+        </w:tc>
+        <w:tc>
+          <w:tcPr/>
+          <w:p>
+            <w:pPr>
+              <w:pStyle w:val="Compact"/>
+              <w:jc w:val="left"/>
+            </w:pPr>
+            <w:r>
+              <w:t xml:space="preserve">Definition</w:t>
+            </w:r>
+          </w:p>
+        </w:tc>
+        <w:tc>
+          <w:tcPr/>
+          <w:p>
+            <w:pPr>
+              <w:pStyle w:val="Compact"/>
+              <w:jc w:val="left"/>
+            </w:pPr>
+            <w:r>
+              <w:rPr>
+                <w:iCs/>
+                <w:i/>
+              </w:rPr>
+              <w:t xml:space="preserve">k</w:t>
             </w:r>
           </w:p>
         </w:tc>
@@ -14727,6 +13483,1094 @@
               <w:jc w:val="left"/>
             </w:pPr>
             <w:r>
+              <w:t xml:space="preserve">Δ vs. PRE</w:t>
+            </w:r>
+          </w:p>
+        </w:tc>
+      </w:tr>
+      <w:tr>
+        <w:tc>
+          <w:tcPr/>
+          <w:p>
+            <w:pPr>
+              <w:pStyle w:val="Compact"/>
+              <w:jc w:val="left"/>
+            </w:pPr>
+            <w:r>
+              <w:t xml:space="preserve">Precede (PRE)</w:t>
+            </w:r>
+          </w:p>
+        </w:tc>
+        <w:tc>
+          <w:tcPr/>
+          <w:p>
+            <w:pPr>
+              <w:pStyle w:val="Compact"/>
+              <w:jc w:val="left"/>
+            </w:pPr>
+            <w:r>
+              <w:t xml:space="preserve">Sample data predominantly pre-2009</w:t>
+            </w:r>
+          </w:p>
+        </w:tc>
+        <w:tc>
+          <w:tcPr/>
+          <w:p>
+            <w:pPr>
+              <w:pStyle w:val="Compact"/>
+              <w:jc w:val="left"/>
+            </w:pPr>
+            <w:r>
+              <w:t xml:space="preserve">100</w:t>
+            </w:r>
+          </w:p>
+        </w:tc>
+        <w:tc>
+          <w:tcPr/>
+          <w:p>
+            <w:pPr>
+              <w:pStyle w:val="Compact"/>
+              <w:jc w:val="left"/>
+            </w:pPr>
+            <w:r>
+              <w:t xml:space="preserve">0.082</w:t>
+            </w:r>
+          </w:p>
+        </w:tc>
+        <w:tc>
+          <w:tcPr/>
+          <w:p>
+            <w:pPr>
+              <w:pStyle w:val="Compact"/>
+              <w:jc w:val="left"/>
+            </w:pPr>
+            <w:r>
+              <w:t xml:space="preserve">[0.057, 0.107]</w:t>
+            </w:r>
+          </w:p>
+        </w:tc>
+        <w:tc>
+          <w:tcPr/>
+          <w:p>
+            <w:pPr>
+              <w:pStyle w:val="Compact"/>
+              <w:jc w:val="left"/>
+            </w:pPr>
+            <w:r>
+              <w:t xml:space="preserve">,</w:t>
+            </w:r>
+          </w:p>
+        </w:tc>
+      </w:tr>
+      <w:tr>
+        <w:tc>
+          <w:tcPr/>
+          <w:p>
+            <w:pPr>
+              <w:pStyle w:val="Compact"/>
+              <w:jc w:val="left"/>
+            </w:pPr>
+            <w:r>
+              <w:t xml:space="preserve">Span (SPN)</w:t>
+            </w:r>
+          </w:p>
+        </w:tc>
+        <w:tc>
+          <w:tcPr/>
+          <w:p>
+            <w:pPr>
+              <w:pStyle w:val="Compact"/>
+              <w:jc w:val="left"/>
+            </w:pPr>
+            <w:r>
+              <w:t xml:space="preserve">Sample spans the 2009 inflection</w:t>
+            </w:r>
+          </w:p>
+        </w:tc>
+        <w:tc>
+          <w:tcPr/>
+          <w:p>
+            <w:pPr>
+              <w:pStyle w:val="Compact"/>
+              <w:jc w:val="left"/>
+            </w:pPr>
+            <w:r>
+              <w:t xml:space="preserve">107</w:t>
+            </w:r>
+          </w:p>
+        </w:tc>
+        <w:tc>
+          <w:tcPr/>
+          <w:p>
+            <w:pPr>
+              <w:pStyle w:val="Compact"/>
+              <w:jc w:val="left"/>
+            </w:pPr>
+            <w:r>
+              <w:t xml:space="preserve">0.068</w:t>
+            </w:r>
+          </w:p>
+        </w:tc>
+        <w:tc>
+          <w:tcPr/>
+          <w:p>
+            <w:pPr>
+              <w:pStyle w:val="Compact"/>
+              <w:jc w:val="left"/>
+            </w:pPr>
+            <w:r>
+              <w:t xml:space="preserve">[0.045, 0.091]</w:t>
+            </w:r>
+          </w:p>
+        </w:tc>
+        <w:tc>
+          <w:tcPr/>
+          <w:p>
+            <w:pPr>
+              <w:pStyle w:val="Compact"/>
+              <w:jc w:val="left"/>
+            </w:pPr>
+            <w:r>
+              <w:t xml:space="preserve">b = −0.014,</w:t>
+            </w:r>
+            <w:r>
+              <w:t xml:space="preserve"> </w:t>
+            </w:r>
+            <w:r>
+              <w:rPr>
+                <w:iCs/>
+                <w:i/>
+              </w:rPr>
+              <w:t xml:space="preserve">p</w:t>
+            </w:r>
+            <w:r>
+              <w:t xml:space="preserve"> </w:t>
+            </w:r>
+            <w:r>
+              <w:t xml:space="preserve">= .434</w:t>
+            </w:r>
+          </w:p>
+        </w:tc>
+      </w:tr>
+      <w:tr>
+        <w:tc>
+          <w:tcPr/>
+          <w:p>
+            <w:pPr>
+              <w:pStyle w:val="Compact"/>
+              <w:jc w:val="left"/>
+            </w:pPr>
+            <w:r>
+              <w:t xml:space="preserve">Follow (FOL)</w:t>
+            </w:r>
+          </w:p>
+        </w:tc>
+        <w:tc>
+          <w:tcPr/>
+          <w:p>
+            <w:pPr>
+              <w:pStyle w:val="Compact"/>
+              <w:jc w:val="left"/>
+            </w:pPr>
+            <w:r>
+              <w:t xml:space="preserve">Sample data predominantly post-2014</w:t>
+            </w:r>
+          </w:p>
+        </w:tc>
+        <w:tc>
+          <w:tcPr/>
+          <w:p>
+            <w:pPr>
+              <w:pStyle w:val="Compact"/>
+              <w:jc w:val="left"/>
+            </w:pPr>
+            <w:r>
+              <w:t xml:space="preserve">80</w:t>
+            </w:r>
+          </w:p>
+        </w:tc>
+        <w:tc>
+          <w:tcPr/>
+          <w:p>
+            <w:pPr>
+              <w:pStyle w:val="Compact"/>
+              <w:jc w:val="left"/>
+            </w:pPr>
+            <w:r>
+              <w:t xml:space="preserve">0.073</w:t>
+            </w:r>
+          </w:p>
+        </w:tc>
+        <w:tc>
+          <w:tcPr/>
+          <w:p>
+            <w:pPr>
+              <w:pStyle w:val="Compact"/>
+              <w:jc w:val="left"/>
+            </w:pPr>
+            <w:r>
+              <w:t xml:space="preserve">[0.046, 0.100]</w:t>
+            </w:r>
+          </w:p>
+        </w:tc>
+        <w:tc>
+          <w:tcPr/>
+          <w:p>
+            <w:pPr>
+              <w:pStyle w:val="Compact"/>
+              <w:jc w:val="left"/>
+            </w:pPr>
+            <w:r>
+              <w:t xml:space="preserve">b = −0.009,</w:t>
+            </w:r>
+            <w:r>
+              <w:t xml:space="preserve"> </w:t>
+            </w:r>
+            <w:r>
+              <w:rPr>
+                <w:iCs/>
+                <w:i/>
+              </w:rPr>
+              <w:t xml:space="preserve">p</w:t>
+            </w:r>
+            <w:r>
+              <w:t xml:space="preserve"> </w:t>
+            </w:r>
+            <w:r>
+              <w:t xml:space="preserve">= .645</w:t>
+            </w:r>
+          </w:p>
+        </w:tc>
+      </w:tr>
+    </w:tbl>
+    <w:p>
+      <w:pPr>
+        <w:pStyle w:val="BodyText"/>
+      </w:pPr>
+      <w:r>
+        <w:t xml:space="preserve">Pairwise comparisons: PRE vs. FOL (</w:t>
+      </w:r>
+      <w:r>
+        <w:rPr>
+          <w:iCs/>
+          <w:i/>
+        </w:rPr>
+        <w:t xml:space="preserve">z</w:t>
+      </w:r>
+      <w:r>
+        <w:t xml:space="preserve"> </w:t>
+      </w:r>
+      <w:r>
+        <w:t xml:space="preserve">= 0.46,</w:t>
+      </w:r>
+      <w:r>
+        <w:t xml:space="preserve"> </w:t>
+      </w:r>
+      <w:r>
+        <w:rPr>
+          <w:iCs/>
+          <w:i/>
+        </w:rPr>
+        <w:t xml:space="preserve">p</w:t>
+      </w:r>
+      <w:r>
+        <w:t xml:space="preserve"> </w:t>
+      </w:r>
+      <w:r>
+        <w:t xml:space="preserve">= .645); PRE vs. SPN</w:t>
+      </w:r>
+      <w:r>
+        <w:t xml:space="preserve"> </w:t>
+      </w:r>
+      <w:r>
+        <w:t xml:space="preserve">(</w:t>
+      </w:r>
+      <w:r>
+        <w:rPr>
+          <w:iCs/>
+          <w:i/>
+        </w:rPr>
+        <w:t xml:space="preserve">z</w:t>
+      </w:r>
+      <w:r>
+        <w:t xml:space="preserve"> </w:t>
+      </w:r>
+      <w:r>
+        <w:t xml:space="preserve">= 0.78,</w:t>
+      </w:r>
+      <w:r>
+        <w:t xml:space="preserve"> </w:t>
+      </w:r>
+      <w:r>
+        <w:rPr>
+          <w:iCs/>
+          <w:i/>
+        </w:rPr>
+        <w:t xml:space="preserve">p</w:t>
+      </w:r>
+      <w:r>
+        <w:t xml:space="preserve"> </w:t>
+      </w:r>
+      <w:r>
+        <w:t xml:space="preserve">= .434); FOL vs. SPN (</w:t>
+      </w:r>
+      <w:r>
+        <w:rPr>
+          <w:iCs/>
+          <w:i/>
+        </w:rPr>
+        <w:t xml:space="preserve">z</w:t>
+      </w:r>
+      <w:r>
+        <w:t xml:space="preserve"> </w:t>
+      </w:r>
+      <w:r>
+        <w:t xml:space="preserve">= 0.28,</w:t>
+      </w:r>
+      <w:r>
+        <w:t xml:space="preserve"> </w:t>
+      </w:r>
+      <w:r>
+        <w:rPr>
+          <w:iCs/>
+          <w:i/>
+        </w:rPr>
+        <w:t xml:space="preserve">p</w:t>
+      </w:r>
+      <w:r>
+        <w:t xml:space="preserve"> </w:t>
+      </w:r>
+      <w:r>
+        <w:t xml:space="preserve">= .782). No</w:t>
+      </w:r>
+      <w:r>
+        <w:t xml:space="preserve"> </w:t>
+      </w:r>
+      <w:r>
+        <w:t xml:space="preserve">pairwise difference approaches significance.</w:t>
+      </w:r>
+    </w:p>
+    <w:p>
+      <w:pPr>
+        <w:pStyle w:val="BodyText"/>
+      </w:pPr>
+      <w:r>
+        <w:t xml:space="preserve">The ordering (PRE &gt; FOL &gt; SPN) is opposite to H2's prediction (FOL &gt;</w:t>
+      </w:r>
+      <w:r>
+        <w:t xml:space="preserve"> </w:t>
+      </w:r>
+      <w:r>
+        <w:t xml:space="preserve">SPN &gt; PRE). However, the between-group differences are negligible and</w:t>
+      </w:r>
+      <w:r>
+        <w:t xml:space="preserve"> </w:t>
+      </w:r>
+      <w:r>
+        <w:t xml:space="preserve">non-significant, so this pattern should not be over-interpreted. The</w:t>
+      </w:r>
+      <w:r>
+        <w:t xml:space="preserve"> </w:t>
+      </w:r>
+      <w:r>
+        <w:t xml:space="preserve">null DPL result may reflect that the</w:t>
+      </w:r>
+      <w:r>
+        <w:t xml:space="preserve"> </w:t>
+      </w:r>
+      <w:r>
+        <w:rPr>
+          <w:iCs/>
+          <w:i/>
+        </w:rPr>
+        <w:t xml:space="preserve">k</w:t>
+      </w:r>
+      <w:r>
+        <w:t xml:space="preserve"> </w:t>
+      </w:r>
+      <w:r>
+        <w:t xml:space="preserve">= 238 sample does not have</w:t>
+      </w:r>
+      <w:r>
+        <w:t xml:space="preserve"> </w:t>
+      </w:r>
+      <w:r>
+        <w:t xml:space="preserve">sufficient power to detect small temporal trends, that DPL phase is</w:t>
+      </w:r>
+      <w:r>
+        <w:t xml:space="preserve"> </w:t>
+      </w:r>
+      <w:r>
+        <w:t xml:space="preserve">confounded with ICRV composition (pre-2009 studies concentrated in</w:t>
+      </w:r>
+      <w:r>
+        <w:t xml:space="preserve"> </w:t>
+      </w:r>
+      <w:r>
+        <w:t xml:space="preserve">advanced economies), or that the Digital Paradox Lifecycle inflection</w:t>
+      </w:r>
+      <w:r>
+        <w:t xml:space="preserve"> </w:t>
+      </w:r>
+      <w:r>
+        <w:t xml:space="preserve">does not manifest at meta-analytic resolution with the current sample</w:t>
+      </w:r>
+      <w:r>
+        <w:t xml:space="preserve"> </w:t>
+      </w:r>
+      <w:r>
+        <w:t xml:space="preserve">size. H2 is not supported.</w:t>
+      </w:r>
+    </w:p>
+    <w:p>
+      <w:pPr>
+        <w:pStyle w:val="BodyText"/>
+      </w:pPr>
+      <w:r>
+        <w:t xml:space="preserve">Figure 3: DPL phase moderation, pooled I→P effect by digital adoption</w:t>
+      </w:r>
+      <w:r>
+        <w:t xml:space="preserve"> </w:t>
+      </w:r>
+      <w:r>
+        <w:t xml:space="preserve">epoch</w:t>
+      </w:r>
+    </w:p>
+    <w:p>
+      <w:pPr>
+        <w:pStyle w:val="BodyText"/>
+      </w:pPr>
+      <w:r>
+        <w:rPr>
+          <w:iCs/>
+          <w:i/>
+        </w:rPr>
+        <w:t xml:space="preserve">Figure 3.</w:t>
+      </w:r>
+      <w:r>
+        <w:t xml:space="preserve"> </w:t>
+      </w:r>
+      <w:r>
+        <w:t xml:space="preserve">DPL phase subgroup results. Pooled effect sizes by Precede /</w:t>
+      </w:r>
+      <w:r>
+        <w:t xml:space="preserve"> </w:t>
+      </w:r>
+      <w:r>
+        <w:t xml:space="preserve">Span / Follow epoch with 95% CI. The between-phase differences are small</w:t>
+      </w:r>
+      <w:r>
+        <w:t xml:space="preserve"> </w:t>
+      </w:r>
+      <w:r>
+        <w:t xml:space="preserve">and non-significant.</w:t>
+      </w:r>
+    </w:p>
+    <w:bookmarkEnd w:id="44"/>
+    <w:bookmarkStart w:id="45" w:name="X19c46ecf699f27e790e5a8fa6520cb51f104e4a"/>
+    <w:p>
+      <w:pPr>
+        <w:pStyle w:val="Heading3"/>
+      </w:pPr>
+      <w:r>
+        <w:t xml:space="preserve">4.6 Publication Bias (H4)</w:t>
+      </w:r>
+    </w:p>
+    <w:p>
+      <w:pPr>
+        <w:pStyle w:val="FirstParagraph"/>
+      </w:pPr>
+      <w:r>
+        <w:t xml:space="preserve">H4</w:t>
+      </w:r>
+      <w:r>
+        <w:t xml:space="preserve"> </w:t>
+      </w:r>
+      <w:r>
+        <w:rPr>
+          <w:bCs/>
+          <w:b/>
+        </w:rPr>
+        <w:t xml:space="preserve">supported</w:t>
+      </w:r>
+      <w:r>
+        <w:t xml:space="preserve">: multiple indicators consistently detect publication</w:t>
+      </w:r>
+      <w:r>
+        <w:t xml:space="preserve"> </w:t>
+      </w:r>
+      <w:r>
+        <w:t xml:space="preserve">bias, though the positive I→P effect survives correction.</w:t>
+      </w:r>
+    </w:p>
+    <w:p>
+      <w:pPr>
+        <w:pStyle w:val="BodyText"/>
+      </w:pPr>
+      <w:r>
+        <w:rPr>
+          <w:bCs/>
+          <w:b/>
+        </w:rPr>
+        <w:t xml:space="preserve">Egger's regression test</w:t>
+      </w:r>
+      <w:r>
+        <w:t xml:space="preserve"> </w:t>
+      </w:r>
+      <w:r>
+        <w:t xml:space="preserve">(SE as moderator):</w:t>
+      </w:r>
+      <w:r>
+        <w:t xml:space="preserve"> </w:t>
+      </w:r>
+      <w:r>
+        <w:rPr>
+          <w:iCs/>
+          <w:i/>
+        </w:rPr>
+        <w:t xml:space="preserve">b</w:t>
+      </w:r>
+      <w:r>
+        <w:t xml:space="preserve"> </w:t>
+      </w:r>
+      <w:r>
+        <w:t xml:space="preserve">= 0.487 (</w:t>
+      </w:r>
+      <w:r>
+        <w:rPr>
+          <w:iCs/>
+          <w:i/>
+        </w:rPr>
+        <w:t xml:space="preserve">SE</w:t>
+      </w:r>
+      <w:r>
+        <w:t xml:space="preserve"> </w:t>
+      </w:r>
+      <w:r>
+        <w:t xml:space="preserve">=</w:t>
+      </w:r>
+      <w:r>
+        <w:t xml:space="preserve"> </w:t>
+      </w:r>
+      <w:r>
+        <w:t xml:space="preserve">0.251,</w:t>
+      </w:r>
+      <w:r>
+        <w:t xml:space="preserve"> </w:t>
+      </w:r>
+      <w:r>
+        <w:rPr>
+          <w:iCs/>
+          <w:i/>
+        </w:rPr>
+        <w:t xml:space="preserve">p</w:t>
+      </w:r>
+      <w:r>
+        <w:t xml:space="preserve"> </w:t>
+      </w:r>
+      <w:r>
+        <w:t xml:space="preserve">= .052), just above the conventional α = .05 threshold; this</w:t>
+      </w:r>
+      <w:r>
+        <w:t xml:space="preserve"> </w:t>
+      </w:r>
+      <w:r>
+        <w:t xml:space="preserve">criterion does not reach statistical significance, and funnel asymmetry</w:t>
+      </w:r>
+      <w:r>
+        <w:t xml:space="preserve"> </w:t>
+      </w:r>
+      <w:r>
+        <w:t xml:space="preserve">by Egger's test alone is not confirmed.</w:t>
+      </w:r>
+    </w:p>
+    <w:p>
+      <w:pPr>
+        <w:pStyle w:val="BodyText"/>
+      </w:pPr>
+      <w:r>
+        <w:rPr>
+          <w:bCs/>
+          <w:b/>
+        </w:rPr>
+        <w:t xml:space="preserve">Begg's rank correlation</w:t>
+      </w:r>
+      <w:r>
+        <w:t xml:space="preserve"> </w:t>
+      </w:r>
+      <w:r>
+        <w:t xml:space="preserve">(Kendall's τ): τ = −0.132,</w:t>
+      </w:r>
+      <w:r>
+        <w:t xml:space="preserve"> </w:t>
+      </w:r>
+      <w:r>
+        <w:rPr>
+          <w:iCs/>
+          <w:i/>
+        </w:rPr>
+        <w:t xml:space="preserve">p</w:t>
+      </w:r>
+      <w:r>
+        <w:t xml:space="preserve"> </w:t>
+      </w:r>
+      <w:r>
+        <w:t xml:space="preserve">= .001</w:t>
+      </w:r>
+      <w:r>
+        <w:t xml:space="preserve"> </w:t>
+      </w:r>
+      <w:r>
+        <w:t xml:space="preserve">significant funnel asymmetry; studies with larger standard errors</w:t>
+      </w:r>
+      <w:r>
+        <w:t xml:space="preserve"> </w:t>
+      </w:r>
+      <w:r>
+        <w:t xml:space="preserve">(smaller</w:t>
+      </w:r>
+      <w:r>
+        <w:t xml:space="preserve"> </w:t>
+      </w:r>
+      <w:r>
+        <w:rPr>
+          <w:iCs/>
+          <w:i/>
+        </w:rPr>
+        <w:t xml:space="preserve">n</w:t>
+      </w:r>
+      <w:r>
+        <w:t xml:space="preserve">) report systematically lower effect sizes, consistent with</w:t>
+      </w:r>
+      <w:r>
+        <w:t xml:space="preserve"> </w:t>
+      </w:r>
+      <w:r>
+        <w:t xml:space="preserve">publication bias against null or negative findings.</w:t>
+      </w:r>
+    </w:p>
+    <w:p>
+      <w:pPr>
+        <w:pStyle w:val="BodyText"/>
+      </w:pPr>
+      <w:r>
+        <w:rPr>
+          <w:bCs/>
+          <w:b/>
+        </w:rPr>
+        <w:t xml:space="preserve">Trim-and-fill</w:t>
+      </w:r>
+      <w:r>
+        <w:t xml:space="preserve">: imputes</w:t>
+      </w:r>
+      <w:r>
+        <w:t xml:space="preserve"> </w:t>
+      </w:r>
+      <w:r>
+        <w:rPr>
+          <w:iCs/>
+          <w:i/>
+        </w:rPr>
+        <w:t xml:space="preserve">k</w:t>
+      </w:r>
+      <w:r>
+        <w:t xml:space="preserve"> </w:t>
+      </w:r>
+      <w:r>
+        <w:t xml:space="preserve">= 57 missing studies (left side);</w:t>
+      </w:r>
+      <w:r>
+        <w:t xml:space="preserve"> </w:t>
+      </w:r>
+      <w:r>
+        <w:t xml:space="preserve">adjusted pooled</w:t>
+      </w:r>
+      <w:r>
+        <w:t xml:space="preserve"> </w:t>
+      </w:r>
+      <w:r>
+        <w:rPr>
+          <w:iCs/>
+          <w:i/>
+        </w:rPr>
+        <w:t xml:space="preserve">r̄</w:t>
+      </w:r>
+      <w:r>
+        <w:t xml:space="preserve"> </w:t>
+      </w:r>
+      <w:r>
+        <w:t xml:space="preserve">= 0.035 (95% CI [0.018, 0.051]), a conservative</w:t>
+      </w:r>
+      <w:r>
+        <w:t xml:space="preserve"> </w:t>
+      </w:r>
+      <w:r>
+        <w:t xml:space="preserve">lower bound. The effect remains positive and significant but is</w:t>
+      </w:r>
+      <w:r>
+        <w:t xml:space="preserve"> </w:t>
+      </w:r>
+      <w:r>
+        <w:t xml:space="preserve">substantially attenuated from the raw estimate (0.074 → 0.035).</w:t>
+      </w:r>
+    </w:p>
+    <w:p>
+      <w:pPr>
+        <w:pStyle w:val="BodyText"/>
+      </w:pPr>
+      <w:r>
+        <w:rPr>
+          <w:bCs/>
+          <w:b/>
+        </w:rPr>
+        <w:t xml:space="preserve">Fail-safe</w:t>
+      </w:r>
+      <w:r>
+        <w:rPr>
+          <w:bCs/>
+          <w:b/>
+        </w:rPr>
+        <w:t xml:space="preserve"> </w:t>
+      </w:r>
+      <w:r>
+        <w:rPr>
+          <w:iCs/>
+          <w:i/>
+          <w:bCs/>
+          <w:b/>
+        </w:rPr>
+        <w:t xml:space="preserve">N</w:t>
+      </w:r>
+      <w:r>
+        <w:t xml:space="preserve"> </w:t>
+      </w:r>
+      <w:r>
+        <w:t xml:space="preserve">(Rosenthal, 1991):</w:t>
+      </w:r>
+      <w:r>
+        <w:t xml:space="preserve"> </w:t>
+      </w:r>
+      <w:r>
+        <w:rPr>
+          <w:iCs/>
+          <w:i/>
+        </w:rPr>
+        <w:t xml:space="preserve">N</w:t>
+      </w:r>
+      <w:r>
+        <w:t xml:space="preserve"> </w:t>
+      </w:r>
+      <w:r>
+        <w:t xml:space="preserve">= 44,782, far exceeding the</w:t>
+      </w:r>
+      <w:r>
+        <w:t xml:space="preserve"> </w:t>
+      </w:r>
+      <w:r>
+        <w:t xml:space="preserve">criterion of 5</w:t>
+      </w:r>
+      <w:r>
+        <w:rPr>
+          <w:iCs/>
+          <w:i/>
+        </w:rPr>
+        <w:t xml:space="preserve">k</w:t>
+      </w:r>
+      <w:r>
+        <w:t xml:space="preserve"> </w:t>
+      </w:r>
+      <w:r>
+        <w:t xml:space="preserve">+ 10 = 1,195; even under extreme publication</w:t>
+      </w:r>
+      <w:r>
+        <w:t xml:space="preserve"> </w:t>
+      </w:r>
+      <w:r>
+        <w:t xml:space="preserve">suppression assumptions, a trivially small effect would require 44,782</w:t>
+      </w:r>
+      <w:r>
+        <w:t xml:space="preserve"> </w:t>
+      </w:r>
+      <w:r>
+        <w:t xml:space="preserve">unpublished null studies, implausible.</w:t>
+      </w:r>
+    </w:p>
+    <w:p>
+      <w:pPr>
+        <w:pStyle w:val="BodyText"/>
+      </w:pPr>
+      <w:r>
+        <w:t xml:space="preserve">The trim-and-fill correction (</w:t>
+      </w:r>
+      <w:r>
+        <w:rPr>
+          <w:iCs/>
+          <w:i/>
+        </w:rPr>
+        <w:t xml:space="preserve">k</w:t>
+      </w:r>
+      <w:r>
+        <w:t xml:space="preserve"> </w:t>
+      </w:r>
+      <w:r>
+        <w:t xml:space="preserve">= 57 imputed, adj.</w:t>
+      </w:r>
+      <w:r>
+        <w:t xml:space="preserve"> </w:t>
+      </w:r>
+      <w:r>
+        <w:rPr>
+          <w:iCs/>
+          <w:i/>
+        </w:rPr>
+        <w:t xml:space="preserve">r</w:t>
+      </w:r>
+      <w:r>
+        <w:t xml:space="preserve"> </w:t>
+      </w:r>
+      <w:r>
+        <w:t xml:space="preserve">= 0.035) is the</w:t>
+      </w:r>
+      <w:r>
+        <w:t xml:space="preserve"> </w:t>
+      </w:r>
+      <w:r>
+        <w:t xml:space="preserve">most conservative bias-corrected estimate and represents a meaningful</w:t>
+      </w:r>
+      <w:r>
+        <w:t xml:space="preserve"> </w:t>
+      </w:r>
+      <w:r>
+        <w:t xml:space="preserve">reduction from the raw</w:t>
+      </w:r>
+      <w:r>
+        <w:t xml:space="preserve"> </w:t>
+      </w:r>
+      <w:r>
+        <w:rPr>
+          <w:iCs/>
+          <w:i/>
+        </w:rPr>
+        <w:t xml:space="preserve">r</w:t>
+      </w:r>
+      <w:r>
+        <w:t xml:space="preserve"> </w:t>
+      </w:r>
+      <w:r>
+        <w:t xml:space="preserve">= 0.074. Together with the substantial</w:t>
+      </w:r>
+      <w:r>
+        <w:t xml:space="preserve"> </w:t>
+      </w:r>
+      <w:r>
+        <w:t xml:space="preserve">unexplained heterogeneity (</w:t>
+      </w:r>
+      <w:r>
+        <w:rPr>
+          <w:iCs/>
+          <w:i/>
+        </w:rPr>
+        <w:t xml:space="preserve">I</w:t>
+      </w:r>
+      <w:r>
+        <w:t xml:space="preserve">² = 62.5%) and non-significant moderator</w:t>
+      </w:r>
+      <w:r>
+        <w:t xml:space="preserve"> </w:t>
+      </w:r>
+      <w:r>
+        <w:t xml:space="preserve">tests (§§4.3–4.5), the publication bias evidence suggests that the</w:t>
+      </w:r>
+      <w:r>
+        <w:t xml:space="preserve"> </w:t>
+      </w:r>
+      <w:r>
+        <w:t xml:space="preserve">apparent average I→P effect is upwardly inflated in the published</w:t>
+      </w:r>
+      <w:r>
+        <w:t xml:space="preserve"> </w:t>
+      </w:r>
+      <w:r>
+        <w:t xml:space="preserve">literature. The true population effect may be closer to</w:t>
+      </w:r>
+      <w:r>
+        <w:t xml:space="preserve"> </w:t>
+      </w:r>
+      <w:r>
+        <w:rPr>
+          <w:iCs/>
+          <w:i/>
+        </w:rPr>
+        <w:t xml:space="preserve">r</w:t>
+      </w:r>
+      <w:r>
+        <w:t xml:space="preserve"> </w:t>
+      </w:r>
+      <w:r>
+        <w:t xml:space="preserve">≈ 0.035.</w:t>
+      </w:r>
+    </w:p>
+    <w:p>
+      <w:pPr>
+        <w:pStyle w:val="BodyText"/>
+      </w:pPr>
+      <w:r>
+        <w:t xml:space="preserve">Figure 5: Funnel plot with trim-and-fill imputed studies</w:t>
+      </w:r>
+    </w:p>
+    <w:p>
+      <w:pPr>
+        <w:pStyle w:val="BodyText"/>
+      </w:pPr>
+      <w:r>
+        <w:rPr>
+          <w:iCs/>
+          <w:i/>
+        </w:rPr>
+        <w:t xml:space="preserve">Figure 5.</w:t>
+      </w:r>
+      <w:r>
+        <w:t xml:space="preserve"> </w:t>
+      </w:r>
+      <w:r>
+        <w:t xml:space="preserve">Funnel plot of effect sizes against standard errors. Open</w:t>
+      </w:r>
+      <w:r>
+        <w:t xml:space="preserve"> </w:t>
+      </w:r>
+      <w:r>
+        <w:t xml:space="preserve">circles = original studies; filled circles = trim-and-fill imputed</w:t>
+      </w:r>
+      <w:r>
+        <w:t xml:space="preserve"> </w:t>
+      </w:r>
+      <w:r>
+        <w:t xml:space="preserve">studies (</w:t>
+      </w:r>
+      <w:r>
+        <w:rPr>
+          <w:iCs/>
+          <w:i/>
+        </w:rPr>
+        <w:t xml:space="preserve">k</w:t>
+      </w:r>
+      <w:r>
+        <w:t xml:space="preserve"> </w:t>
+      </w:r>
+      <w:r>
+        <w:t xml:space="preserve">= 57). Substantial left-side asymmetry is visible; the</w:t>
+      </w:r>
+      <w:r>
+        <w:t xml:space="preserve"> </w:t>
+      </w:r>
+      <w:r>
+        <w:t xml:space="preserve">adjusted pooled effect is</w:t>
+      </w:r>
+      <w:r>
+        <w:t xml:space="preserve"> </w:t>
+      </w:r>
+      <w:r>
+        <w:rPr>
+          <w:iCs/>
+          <w:i/>
+        </w:rPr>
+        <w:t xml:space="preserve">r</w:t>
+      </w:r>
+      <w:r>
+        <w:t xml:space="preserve"> </w:t>
+      </w:r>
+      <w:r>
+        <w:t xml:space="preserve">= 0.035.</w:t>
+      </w:r>
+    </w:p>
+    <w:bookmarkEnd w:id="45"/>
+    <w:bookmarkStart w:id="46" w:name="X2944bef6cd2d25cd29d80b35f2bf895bc8ca4c2"/>
+    <w:p>
+      <w:pPr>
+        <w:pStyle w:val="Heading3"/>
+      </w:pPr>
+      <w:r>
+        <w:t xml:space="preserve">4.7 Robustness</w:t>
+      </w:r>
+    </w:p>
+    <w:tbl>
+      <w:tblPr>
+        <w:tblStyle w:val="Table"/>
+        <w:tblW w:type="auto" w:w="0"/>
+        <w:tblLook w:firstRow="1" w:lastRow="0" w:firstColumn="0" w:lastColumn="0" w:noHBand="0" w:noVBand="0" w:val="0020"/>
+        <w:jc w:val="start"/>
+      </w:tblPr>
+      <w:tblGrid>
+        <w:gridCol w:w="1584"/>
+        <w:gridCol w:w="1584"/>
+        <w:gridCol w:w="1584"/>
+        <w:gridCol w:w="1584"/>
+        <w:gridCol w:w="1584"/>
+      </w:tblGrid>
+      <w:tr>
+        <w:trPr>
+          <w:tblHeader w:val="true"/>
+        </w:trPr>
+        <w:tc>
+          <w:tcPr/>
+          <w:p>
+            <w:pPr>
+              <w:pStyle w:val="Compact"/>
+              <w:jc w:val="left"/>
+            </w:pPr>
+            <w:r>
+              <w:t xml:space="preserve">Check</w:t>
+            </w:r>
+          </w:p>
+        </w:tc>
+        <w:tc>
+          <w:tcPr/>
+          <w:p>
+            <w:pPr>
+              <w:pStyle w:val="Compact"/>
+              <w:jc w:val="left"/>
+            </w:pPr>
+            <w:r>
+              <w:t xml:space="preserve">K</w:t>
+            </w:r>
+          </w:p>
+        </w:tc>
+        <w:tc>
+          <w:tcPr/>
+          <w:p>
+            <w:pPr>
+              <w:pStyle w:val="Compact"/>
+              <w:jc w:val="left"/>
+            </w:pPr>
+            <w:r>
+              <w:rPr>
+                <w:iCs/>
+                <w:i/>
+              </w:rPr>
+              <w:t xml:space="preserve">r̄</w:t>
+            </w:r>
+          </w:p>
+        </w:tc>
+        <w:tc>
+          <w:tcPr/>
+          <w:p>
+            <w:pPr>
+              <w:pStyle w:val="Compact"/>
+              <w:jc w:val="left"/>
+            </w:pPr>
+            <w:r>
+              <w:t xml:space="preserve">95% CI</w:t>
+            </w:r>
+          </w:p>
+        </w:tc>
+        <w:tc>
+          <w:tcPr/>
+          <w:p>
+            <w:pPr>
+              <w:pStyle w:val="Compact"/>
+              <w:jc w:val="left"/>
+            </w:pPr>
+            <w:r>
               <w:t xml:space="preserve">Note</w:t>
             </w:r>
           </w:p>
@@ -15144,7 +14988,7 @@
               <w:t xml:space="preserve"> </w:t>
             </w:r>
             <w:r>
-              <w:t xml:space="preserve">&lt; 0.01 vs. three-level</w:t>
+              <w:t xml:space="preserve">&lt; 0.01 vs. three-level</w:t>
             </w:r>
           </w:p>
         </w:tc>
@@ -15363,7 +15207,7 @@
     </w:p>
     <w:bookmarkEnd w:id="46"/>
     <w:bookmarkEnd w:id="47"/>
-    <w:bookmarkStart w:id="52" w:name="discussion"/>
+    <w:bookmarkStart w:id="52" w:name="X735612638e4e736e4693e459c258977262c0dfc"/>
     <w:p>
       <w:pPr>
         <w:pStyle w:val="Heading2"/>
@@ -15372,7 +15216,7 @@
         <w:t xml:space="preserve">5. Discussion</w:t>
       </w:r>
     </w:p>
-    <w:bookmarkStart w:id="48" w:name="alignment-with-country-level-evidence"/>
+    <w:bookmarkStart w:id="48" w:name="X358d8a6bfbc612aa554abb1739dd28765579392"/>
     <w:p>
       <w:pPr>
         <w:pStyle w:val="Heading3"/>
@@ -15649,7 +15493,7 @@
         <w:t xml:space="preserve"> </w:t>
       </w:r>
       <w:r>
-        <w:t xml:space="preserve">consistent with CIMT’s institutional friction argument. At the</w:t>
+        <w:t xml:space="preserve">consistent with CIMT's institutional friction argument. At the</w:t>
       </w:r>
       <w:r>
         <w:t xml:space="preserve"> </w:t>
@@ -15673,7 +15517,7 @@
         <w:t xml:space="preserve"> </w:t>
       </w:r>
       <w:r>
-        <w:t xml:space="preserve">factors, a pattern consistent with CIMT’s prediction that firm-level</w:t>
+        <w:t xml:space="preserve">factors, a pattern consistent with CIMT's prediction that firm-level</w:t>
       </w:r>
       <w:r>
         <w:t xml:space="preserve"> </w:t>
@@ -15973,17 +15817,17 @@
         <w:t xml:space="preserve"> </w:t>
       </w:r>
       <w:r>
-        <w:t xml:space="preserve">= 0.079 vs. 0.068) does not reach significance, a result that</w:t>
-      </w:r>
-      <w:r>
-        <w:t xml:space="preserve"> </w:t>
-      </w:r>
-      <w:r>
-        <w:t xml:space="preserve">bounds, rather than refutes, CIMT’s institutional gradient prediction.</w:t>
+        <w:t xml:space="preserve">= 0.079 vs. 0.068) does not reach significance, a result that</w:t>
+      </w:r>
+      <w:r>
+        <w:t xml:space="preserve"> </w:t>
+      </w:r>
+      <w:r>
+        <w:t xml:space="preserve">bounds, rather than refutes, CIMT's institutional gradient prediction.</w:t>
       </w:r>
     </w:p>
     <w:bookmarkEnd w:id="48"/>
-    <w:bookmarkStart w:id="49" w:name="theoretical-contributions"/>
+    <w:bookmarkStart w:id="49" w:name="X688563909f8febb75275ad832e560c448093230"/>
     <w:p>
       <w:pPr>
         <w:pStyle w:val="Heading3"/>
@@ -16358,7 +16202,7 @@
         <w:t xml:space="preserve"> </w:t>
       </w:r>
       <w:r>
-        <w:t xml:space="preserve">and significant Begg’s τ (</w:t>
+        <w:t xml:space="preserve">and significant Begg's τ (</w:t>
       </w:r>
       <w:r>
         <w:rPr>
@@ -16439,25 +16283,7 @@
         <w:t xml:space="preserve"> </w:t>
       </w:r>
       <w:r>
-        <w:t xml:space="preserve">literature’s widely cited</w:t>
-      </w:r>
-      <w:r>
-        <w:t xml:space="preserve"> </w:t>
-      </w:r>
-      <w:r>
-        <w:t xml:space="preserve">“</w:t>
-      </w:r>
-      <w:r>
-        <w:t xml:space="preserve">positive I→P relationship</w:t>
-      </w:r>
-      <w:r>
-        <w:t xml:space="preserve">”</w:t>
-      </w:r>
-      <w:r>
-        <w:t xml:space="preserve"> </w:t>
-      </w:r>
-      <w:r>
-        <w:t xml:space="preserve">is partially an</w:t>
+        <w:t xml:space="preserve">literature's widely cited "positive I→P relationship" is partially an</w:t>
       </w:r>
       <w:r>
         <w:t xml:space="preserve"> </w:t>
@@ -16467,7 +16293,7 @@
       </w:r>
     </w:p>
     <w:bookmarkEnd w:id="49"/>
-    <w:bookmarkStart w:id="50" w:name="managerial-and-policy-implications"/>
+    <w:bookmarkStart w:id="50" w:name="Xb1fcf2c8d5f0b973be8539a5c4cf4005bf85f3d"/>
     <w:p>
       <w:pPr>
         <w:pStyle w:val="Heading3"/>
@@ -16594,19 +16420,7 @@
         <w:t xml:space="preserve"> </w:t>
       </w:r>
       <w:r>
-        <w:t xml:space="preserve">“</w:t>
-      </w:r>
-      <w:r>
-        <w:t xml:space="preserve">internationalization improves performance</w:t>
-      </w:r>
-      <w:r>
-        <w:t xml:space="preserve">”</w:t>
-      </w:r>
-      <w:r>
-        <w:t xml:space="preserve"> </w:t>
-      </w:r>
-      <w:r>
-        <w:t xml:space="preserve">unconditionally.</w:t>
+        <w:t xml:space="preserve">"internationalization improves performance" unconditionally.</w:t>
       </w:r>
     </w:p>
     <w:p>
@@ -16677,7 +16491,7 @@
         <w:t xml:space="preserve"> </w:t>
       </w:r>
       <w:r>
-        <w:t xml:space="preserve">field’s understanding of when and why internationalization helps.</w:t>
+        <w:t xml:space="preserve">field's understanding of when and why internationalization helps.</w:t>
       </w:r>
       <w:r>
         <w:t xml:space="preserve"> </w:t>
@@ -16766,7 +16580,7 @@
       </w:r>
     </w:p>
     <w:bookmarkEnd w:id="50"/>
-    <w:bookmarkStart w:id="51" w:name="limitations-and-inferential-bounds"/>
+    <w:bookmarkStart w:id="51" w:name="X0f6e89d87400594fb1abd2d07a881153acd68bb"/>
     <w:p>
       <w:pPr>
         <w:pStyle w:val="Heading3"/>
@@ -16817,19 +16631,7 @@
         <w:t xml:space="preserve"> </w:t>
       </w:r>
       <w:r>
-        <w:t xml:space="preserve">CI) does not permit definitive conclusions about the</w:t>
-      </w:r>
-      <w:r>
-        <w:t xml:space="preserve"> </w:t>
-      </w:r>
-      <w:r>
-        <w:t xml:space="preserve">“</w:t>
-      </w:r>
-      <w:r>
-        <w:t xml:space="preserve">forced-penalty</w:t>
-      </w:r>
-      <w:r>
-        <w:t xml:space="preserve">”</w:t>
+        <w:t xml:space="preserve">CI) does not permit definitive conclusions about the "forced-penalty"</w:t>
       </w:r>
       <w:r>
         <w:t xml:space="preserve"> </w:t>
@@ -16979,7 +16781,7 @@
     </w:p>
     <w:bookmarkEnd w:id="51"/>
     <w:bookmarkEnd w:id="52"/>
-    <w:bookmarkStart w:id="53" w:name="conclusion"/>
+    <w:bookmarkStart w:id="53" w:name="X6b297cc947e0db5526be369b1f0f4ddc67b2415"/>
     <w:p>
       <w:pPr>
         <w:pStyle w:val="Heading2"/>
@@ -17360,7 +17162,7 @@
         <w:t xml:space="preserve"> </w:t>
       </w:r>
       <w:r>
-        <w:t xml:space="preserve">positive but considerably attenuated. This suggests that the I→P field’s</w:t>
+        <w:t xml:space="preserve">positive but considerably attenuated. This suggests that the I→P field's</w:t>
       </w:r>
       <w:r>
         <w:t xml:space="preserve"> </w:t>
@@ -17575,7 +17377,7 @@
         <w:t xml:space="preserve"> </w:t>
       </w:r>
       <w:r>
-        <w:t xml:space="preserve">Pouresmaeili et al. 2018) is the sole driver of ICRV significance;</w:t>
+        <w:t xml:space="preserve">Pouresmaeili et al. 2018) is the sole driver of ICRV significance;</w:t>
       </w:r>
       <w:r>
         <w:t xml:space="preserve"> </w:t>
@@ -17617,7 +17419,7 @@
         <w:t xml:space="preserve"> </w:t>
       </w:r>
       <w:r>
-        <w:t xml:space="preserve">vintage mismatch between the study’s data period and the DAI score’s</w:t>
+        <w:t xml:space="preserve">vintage mismatch between the study's data period and the DAI score's</w:t>
       </w:r>
       <w:r>
         <w:t xml:space="preserve"> </w:t>
@@ -17931,7 +17733,7 @@
         <w:pStyle w:val="FirstParagraph"/>
       </w:pPr>
       <w:r>
-        <w:t xml:space="preserve">During the preparation of this work, the authors used two software aids, each under full human control and verification. First, a purpose-built large-language-model-assisted tool (M-AIDA, using Anthropic Claude) was used to assist effect-size extraction and statistical conversion from the primary studies; every value proposed by the tool was independently checked, corrected where necessary, and permanently locked by the Principal Investigator before entry into the analysis database. Second, Grammarly was used to correct spelling, grammar, and punctuation in the authors’ own text. No generative AI tool selected studies, made eligibility decisions, performed the statistical analysis, or generated any interpretive or written content; the authors reviewed all outputs and take full responsibility for the content of the publication.</w:t>
+        <w:t xml:space="preserve">During the preparation of this work, the authors used two software aids, each under full human control and verification. First, a purpose-built large-language-model-assisted tool (M-AIDA, using Anthropic Claude) was used to assist effect-size extraction and statistical conversion from the primary studies; every value proposed by the tool was independently checked, corrected where necessary, and permanently locked by the Principal Investigator before entry into the analysis database. Second, Grammarly was used to correct spelling, grammar, and punctuation in the authors' own text. No generative AI tool selected studies, made eligibility decisions, performed the statistical analysis, or generated any interpretive or written content; the authors reviewed all outputs and take full responsibility for the content of the publication.</w:t>
       </w:r>
     </w:p>
     <w:bookmarkEnd w:id="57"/>
@@ -19224,7 +19026,7 @@
         <w:t xml:space="preserve"> </w:t>
       </w:r>
       <w:r>
-        <w:t xml:space="preserve">(pp. 231–244).</w:t>
+        <w:t xml:space="preserve">(pp. 231–244).</w:t>
       </w:r>
       <w:r>
         <w:t xml:space="preserve"> </w:t>
@@ -19653,25 +19455,7 @@
         <w:pStyle w:val="FirstParagraph"/>
       </w:pPr>
       <w:r>
-        <w:t xml:space="preserve">The corpus was assembled through citation-anchored systematic searching rather than a single database census; the flow is therefore reported under the PRISMA 2020</w:t>
-      </w:r>
-      <w:r>
-        <w:t xml:space="preserve"> </w:t>
-      </w:r>
-      <w:r>
-        <w:t xml:space="preserve">“</w:t>
-      </w:r>
-      <w:r>
-        <w:t xml:space="preserve">studies identified via other methods</w:t>
-      </w:r>
-      <w:r>
-        <w:t xml:space="preserve">”</w:t>
-      </w:r>
-      <w:r>
-        <w:t xml:space="preserve"> </w:t>
-      </w:r>
-      <w:r>
-        <w:t xml:space="preserve">variant (Page et al., 2021).</w:t>
+        <w:t xml:space="preserve">The corpus was assembled through citation-anchored systematic searching rather than a single database census; the flow is therefore reported under the PRISMA 2020 "studies identified via other methods" variant (Page et al., 2021).</w:t>
       </w:r>
     </w:p>
     <w:p>
@@ -19904,14 +19688,14 @@
     <w:tbl>
       <w:tblPr>
         <w:tblStyle w:val="Table"/>
-        <w:tblW w:type="pct" w:w="5000"/>
+        <w:tblW w:type="auto" w:w="0"/>
         <w:tblLook w:firstRow="1" w:lastRow="0" w:firstColumn="0" w:lastColumn="0" w:noHBand="0" w:noVBand="0" w:val="0020"/>
         <w:jc w:val="start"/>
       </w:tblPr>
       <w:tblGrid>
-        <w:gridCol w:w="912"/>
-        <w:gridCol w:w="1104"/>
-        <w:gridCol w:w="5904"/>
+        <w:gridCol w:w="2640"/>
+        <w:gridCol w:w="2640"/>
+        <w:gridCol w:w="2640"/>
       </w:tblGrid>
       <w:tr>
         <w:trPr>
@@ -20101,19 +19885,7 @@
               <w:jc w:val="left"/>
             </w:pPr>
             <w:r>
-              <w:t xml:space="preserve">First author’s sample country; multi-country =</w:t>
-            </w:r>
-            <w:r>
-              <w:t xml:space="preserve"> </w:t>
-            </w:r>
-            <w:r>
-              <w:t xml:space="preserve">“</w:t>
-            </w:r>
-            <w:r>
-              <w:t xml:space="preserve">pooled</w:t>
-            </w:r>
-            <w:r>
-              <w:t xml:space="preserve">”</w:t>
+              <w:t xml:space="preserve">First author's sample country; multi-country = "pooled"</w:t>
             </w:r>
           </w:p>
         </w:tc>
@@ -20227,20 +19999,23 @@
               <w:jc w:val="left"/>
             </w:pPr>
             <w:r>
-              <w:t xml:space="preserve">Accounting (ROA/ROE/ROS); Market (Tobin’s Q); Mixed; Other</w:t>
+              <w:t xml:space="preserve">Accounting (ROA/ROE/ROS); Market (Tobin's Q); Mixed; Other</w:t>
             </w:r>
           </w:p>
         </w:tc>
       </w:tr>
     </w:tbl>
     <w:bookmarkEnd w:id="63"/>
-    <w:bookmarkStart w:id="64" w:name="Xf97f952f96803e451cdf304f81d710dfb198f95"/>
+    <w:bookmarkStart w:id="64" w:name="Xd9634948d23722ae653a4402a0c9331cc7088ab"/>
     <w:p>
       <w:pPr>
         <w:pStyle w:val="Heading2"/>
       </w:pPr>
       <w:r>
-        <w:t xml:space="preserve">Appendix C, Consistency Check: MetaEssentials vs. </w:t>
+        <w:t xml:space="preserve">Appendix C, Consistency Check: MetaEssentials vs.</w:t>
+      </w:r>
+      <w:r>
+        <w:t xml:space="preserve"> </w:t>
       </w:r>
       <w:r>
         <w:rPr>
@@ -20252,14 +20027,14 @@
     <w:tbl>
       <w:tblPr>
         <w:tblStyle w:val="Table"/>
-        <w:tblW w:type="pct" w:w="5000"/>
+        <w:tblW w:type="auto" w:w="0"/>
         <w:tblLook w:firstRow="1" w:lastRow="0" w:firstColumn="0" w:lastColumn="0" w:noHBand="0" w:noVBand="0" w:val="0020"/>
         <w:jc w:val="start"/>
       </w:tblPr>
       <w:tblGrid>
-        <w:gridCol w:w="2224"/>
-        <w:gridCol w:w="2936"/>
-        <w:gridCol w:w="2758"/>
+        <w:gridCol w:w="2640"/>
+        <w:gridCol w:w="2640"/>
+        <w:gridCol w:w="2640"/>
       </w:tblGrid>
       <w:tr>
         <w:trPr>
@@ -20716,7 +20491,7 @@
               <w:jc w:val="left"/>
             </w:pPr>
             <w:r>
-              <w:t xml:space="preserve">Suurmond et al. (2017)</w:t>
+              <w:t xml:space="preserve">Suurmond et al. (2017)</w:t>
             </w:r>
           </w:p>
         </w:tc>
@@ -20749,7 +20524,7 @@
         <w:t xml:space="preserve"> </w:t>
       </w:r>
       <w:r>
-        <w:t xml:space="preserve">Lower total I² in the three-level model (62.5% vs. 87.92%)</w:t>
+        <w:t xml:space="preserve">Lower total I² in the three-level model (62.5% vs. 87.92%)</w:t>
       </w:r>
       <w:r>
         <w:t xml:space="preserve"> </w:t>
@@ -20783,7 +20558,7 @@
         <w:t xml:space="preserve"> </w:t>
       </w:r>
       <w:r>
-        <w:t xml:space="preserve">reflects the precision gain from 238 vs. 113 studies. The three-level</w:t>
+        <w:t xml:space="preserve">reflects the precision gain from 238 vs. 113 studies. The three-level</w:t>
       </w:r>
       <w:r>
         <w:t xml:space="preserve"> </w:t>
@@ -20807,7 +20582,7 @@
           <w:iCs/>
           <w:i/>
         </w:rPr>
-        <w:t xml:space="preserve">Word count (excluding tables, references, appendices): ≈ 6, 900 words</w:t>
+        <w:t xml:space="preserve">Word count (excluding tables, references, appendices): ≈ 6,900 words</w:t>
       </w:r>
     </w:p>
     <w:bookmarkEnd w:id="64"/>

--- a/p6/submission/jwb_package/01_manuscript_blinded.docx
+++ b/p6/submission/jwb_package/01_manuscript_blinded.docx
@@ -10159,19 +10159,19 @@
               <w:jc w:val="left"/>
             </w:pPr>
             <w:r>
-              <w:t xml:space="preserve">90</w:t>
-            </w:r>
-          </w:p>
-        </w:tc>
-        <w:tc>
-          <w:tcPr/>
-          <w:p>
-            <w:pPr>
-              <w:pStyle w:val="Compact"/>
-              <w:jc w:val="left"/>
-            </w:pPr>
-            <w:r>
-              <w:t xml:space="preserve">78</w:t>
+              <w:t xml:space="preserve">91</w:t>
+            </w:r>
+          </w:p>
+        </w:tc>
+        <w:tc>
+          <w:tcPr/>
+          <w:p>
+            <w:pPr>
+              <w:pStyle w:val="Compact"/>
+              <w:jc w:val="left"/>
+            </w:pPr>
+            <w:r>
+              <w:t xml:space="preserve">79</w:t>
             </w:r>
           </w:p>
         </w:tc>
@@ -12153,7 +12153,7 @@
               <w:jc w:val="left"/>
             </w:pPr>
             <w:r>
-              <w:t xml:space="preserve">90</w:t>
+              <w:t xml:space="preserve">91</w:t>
             </w:r>
           </w:p>
         </w:tc>
@@ -12658,7 +12658,7 @@
         <w:t xml:space="preserve"> </w:t>
       </w:r>
       <w:r>
-        <w:t xml:space="preserve">(k=90, Emerging) shows</w:t>
+        <w:t xml:space="preserve">(k=91, Emerging) shows</w:t>
       </w:r>
       <w:r>
         <w:t xml:space="preserve"> </w:t>
@@ -13072,7 +13072,7 @@
               <w:jc w:val="left"/>
             </w:pPr>
             <w:r>
-              <w:t xml:space="preserve">75</w:t>
+              <w:t xml:space="preserve">76</w:t>
             </w:r>
           </w:p>
         </w:tc>
@@ -13595,7 +13595,7 @@
               <w:jc w:val="left"/>
             </w:pPr>
             <w:r>
-              <w:t xml:space="preserve">107</w:t>
+              <w:t xml:space="preserve">108</w:t>
             </w:r>
           </w:p>
         </w:tc>
@@ -15429,7 +15429,7 @@
           <w:bCs/>
           <w:b/>
         </w:rPr>
-        <w:t xml:space="preserve">Emerging contexts (Group III, k = 90;</w:t>
+        <w:t xml:space="preserve">Emerging contexts (Group III, k = 91;</w:t>
       </w:r>
       <w:r>
         <w:rPr>

--- a/p6/submission/jwb_package/01_manuscript_blinded.docx
+++ b/p6/submission/jwb_package/01_manuscript_blinded.docx
@@ -5072,7 +5072,7 @@
         <w:pStyle w:val="FirstParagraph"/>
       </w:pPr>
       <w:r>
-        <w:t xml:space="preserve">Two independent screeners applied the eligibility criteria below in two</w:t>
+        <w:t xml:space="preserve">The two authors independently applied the eligibility criteria below in two</w:t>
       </w:r>
       <w:r>
         <w:t xml:space="preserve"> </w:t>
@@ -5084,13 +5084,13 @@
         <w:t xml:space="preserve"> </w:t>
       </w:r>
       <w:r>
-        <w:t xml:space="preserve">Disagreements at both stages were resolved by a third reviewer following</w:t>
-      </w:r>
-      <w:r>
-        <w:t xml:space="preserve"> </w:t>
-      </w:r>
-      <w:r>
-        <w:t xml:space="preserve">a predetermined adjudication rule (majority decision).</w:t>
+        <w:t xml:space="preserve">Disagreements at both stages were resolved by discussion between the two authors following</w:t>
+      </w:r>
+      <w:r>
+        <w:t xml:space="preserve"> </w:t>
+      </w:r>
+      <w:r>
+        <w:t xml:space="preserve">a predetermined rule.</w:t>
       </w:r>
     </w:p>
     <w:tbl>
@@ -9494,7 +9494,7 @@
           <w:iCs/>
           <w:i/>
         </w:rPr>
-        <w:t xml:space="preserve">(two authors independently coded a 20% stratified subsample, k = 47 studies, blind to each other's codes)</w:t>
+        <w:t xml:space="preserve">(two authors independently code a 20% stratified subsample, k = 47 studies, blind to each other's codes)</w:t>
       </w:r>
     </w:p>
     <w:tbl>
@@ -9964,7 +9964,7 @@
         <w:t xml:space="preserve"> </w:t>
       </w:r>
       <w:r>
-        <w:t xml:space="preserve">The full corpus was coded by the first author against the standardized codebook (Appendix B). For reliability, the two authors independently coded a 20% stratified subsample (k = 47 studies), blind to each other's codes; agreement was assessed with Cohen's κ for the categorical moderators and ICC(2, 1) for the continuous cDAI index, against the Landis and Koch (1977) thresholds (κ ≥ 0.70; ICC ≥ 0.80). Disagreements were resolved by discussion, with Regime II/III boundary cases adjudicated by lookup of WGI Rule of Law vintage scores.</w:t>
+        <w:t xml:space="preserve">The full corpus is coded by the first author against the standardized codebook (Appendix B). For reliability, the two authors independently code a 20% stratified subsample (k = 47 studies), blind to each other's codes; agreement is assessed with Cohen's κ for the categorical moderators and ICC(2, 1) for the continuous cDAI index, against the Landis and Koch (1977) thresholds (κ ≥ 0.70; ICC ≥ 0.80). Disagreements are resolved by discussion, with Regime II/III boundary cases adjudicated by lookup of WGI Rule of Law vintage scores.</w:t>
       </w:r>
     </w:p>
     <w:p>
@@ -17449,7 +17449,7 @@
         <w:t xml:space="preserve"> </w:t>
       </w:r>
       <w:r>
-        <w:t xml:space="preserve">Advanced economies. Fifth, reliability was established on a 20% double-coded subsample (</w:t>
+        <w:t xml:space="preserve">Advanced economies. Fifth, reliability is established on a 20% double-coded subsample (</w:t>
       </w:r>
       <w:r>
         <w:rPr>
@@ -17462,7 +17462,7 @@
         <w:t xml:space="preserve"> </w:t>
       </w:r>
       <w:r>
-        <w:t xml:space="preserve">= 47 studies), with the two authors coding independently and agreement reported in Table 3.1; the remaining 80% was single-coded by the first author against the codebook, which, while standard for resource-bounded syntheses, cannot be independently validated.</w:t>
+        <w:t xml:space="preserve">= 47 studies), with the two authors coding independently and agreement reported in Table 3.1; the remaining 80% is single-coded by the first author against the codebook, which, while standard for resource-bounded syntheses, cannot be independently validated.</w:t>
       </w:r>
     </w:p>
     <w:p>

--- a/p6/submission/jwb_package/01_manuscript_blinded.docx
+++ b/p6/submission/jwb_package/01_manuscript_blinded.docx
@@ -702,7 +702,7 @@
       </w:r>
     </w:p>
     <w:bookmarkEnd w:id="20"/>
-    <w:bookmarkStart w:id="21" w:name="Xe3d0fc0bea9a42ce7605565d0964033d7f6ee47"/>
+    <w:bookmarkStart w:id="21" w:name="introduction"/>
     <w:p>
       <w:pPr>
         <w:pStyle w:val="Heading2"/>
@@ -796,13 +796,28 @@
         <w:pStyle w:val="BodyText"/>
       </w:pPr>
       <w:r>
-        <w:t xml:space="preserve">The relationship between a firm's degree of internationalization and its</w:t>
-      </w:r>
-      <w:r>
-        <w:t xml:space="preserve"> </w:t>
-      </w:r>
-      <w:r>
-        <w:t xml:space="preserve">performance (the "I→P relationship") is the most meta-analyzed question</w:t>
+        <w:t xml:space="preserve">The relationship between a firm’s degree of internationalization and its</w:t>
+      </w:r>
+      <w:r>
+        <w:t xml:space="preserve"> </w:t>
+      </w:r>
+      <w:r>
+        <w:t xml:space="preserve">performance (the</w:t>
+      </w:r>
+      <w:r>
+        <w:t xml:space="preserve"> </w:t>
+      </w:r>
+      <w:r>
+        <w:t xml:space="preserve">“</w:t>
+      </w:r>
+      <w:r>
+        <w:t xml:space="preserve">I→P relationship</w:t>
+      </w:r>
+      <w:r>
+        <w:t xml:space="preserve">”</w:t>
+      </w:r>
+      <w:r>
+        <w:t xml:space="preserve">) is the most meta-analyzed question</w:t>
       </w:r>
       <w:r>
         <w:t xml:space="preserve"> </w:t>
@@ -859,7 +874,7 @@
         <w:pStyle w:val="BodyText"/>
       </w:pPr>
       <w:r>
-        <w:t xml:space="preserve">The present study's starting point is the ICBEF 2025 baseline analysis</w:t>
+        <w:t xml:space="preserve">The present study’s starting point is the ICBEF 2025 baseline analysis</w:t>
       </w:r>
       <w:r>
         <w:t xml:space="preserve"> </w:t>
@@ -1007,7 +1022,7 @@
         <w:t xml:space="preserve"> </w:t>
       </w:r>
       <w:r>
-        <w:t xml:space="preserve">Marano et al. (2016) established that</w:t>
+        <w:t xml:space="preserve">Marano et al. (2016) established that</w:t>
       </w:r>
       <w:r>
         <w:t xml:space="preserve"> </w:t>
@@ -1067,13 +1082,25 @@
         <w:t xml:space="preserve"> </w:t>
       </w:r>
       <w:r>
-        <w:t xml:space="preserve">Brynjolfsson et al. (2021) identified 2009 as a</w:t>
-      </w:r>
-      <w:r>
-        <w:t xml:space="preserve"> </w:t>
-      </w:r>
-      <w:r>
-        <w:t xml:space="preserve">productivity inflection point in the digital era (the "dynamo analogy"</w:t>
+        <w:t xml:space="preserve">Brynjolfsson et al. (2021) identified 2009 as a</w:t>
+      </w:r>
+      <w:r>
+        <w:t xml:space="preserve"> </w:t>
+      </w:r>
+      <w:r>
+        <w:t xml:space="preserve">productivity inflection point in the digital era (the</w:t>
+      </w:r>
+      <w:r>
+        <w:t xml:space="preserve"> </w:t>
+      </w:r>
+      <w:r>
+        <w:t xml:space="preserve">“</w:t>
+      </w:r>
+      <w:r>
+        <w:t xml:space="preserve">dynamo analogy</w:t>
+      </w:r>
+      <w:r>
+        <w:t xml:space="preserve">”</w:t>
       </w:r>
       <w:r>
         <w:t xml:space="preserve"> </w:t>
@@ -1700,7 +1727,7 @@
       </w:r>
     </w:p>
     <w:bookmarkEnd w:id="21"/>
-    <w:bookmarkStart w:id="28" w:name="Xce0b9068aa677089fdc23e66f61b75516af2bf7"/>
+    <w:bookmarkStart w:id="28" w:name="theoretical-framework-and-hypotheses"/>
     <w:p>
       <w:pPr>
         <w:pStyle w:val="Heading2"/>
@@ -1709,7 +1736,7 @@
         <w:t xml:space="preserve">2. Theoretical Framework and Hypotheses</w:t>
       </w:r>
     </w:p>
-    <w:bookmarkStart w:id="22" w:name="X3ef957228c2567a2a7acbf295337a0f0d698973"/>
+    <w:bookmarkStart w:id="22" w:name="foundation-theories"/>
     <w:p>
       <w:pPr>
         <w:pStyle w:val="Heading3"/>
@@ -1789,7 +1816,7 @@
         <w:t xml:space="preserve"> </w:t>
       </w:r>
       <w:r>
-        <w:t xml:space="preserve">international expansion than resource-constrained peers. Wernerfelt's</w:t>
+        <w:t xml:space="preserve">international expansion than resource-constrained peers. Wernerfelt’s</w:t>
       </w:r>
       <w:r>
         <w:t xml:space="preserve"> </w:t>
@@ -1921,13 +1948,31 @@
         <w:t xml:space="preserve"> </w:t>
       </w:r>
       <w:r>
-        <w:t xml:space="preserve">North's (1990) framework positions formal and</w:t>
-      </w:r>
-      <w:r>
-        <w:t xml:space="preserve"> </w:t>
-      </w:r>
-      <w:r>
-        <w:t xml:space="preserve">informal institutions as the "rules of the game" that govern transaction</w:t>
+        <w:t xml:space="preserve">North’s (1990) framework positions formal and</w:t>
+      </w:r>
+      <w:r>
+        <w:t xml:space="preserve"> </w:t>
+      </w:r>
+      <w:r>
+        <w:t xml:space="preserve">informal institutions as the</w:t>
+      </w:r>
+      <w:r>
+        <w:t xml:space="preserve"> </w:t>
+      </w:r>
+      <w:r>
+        <w:t xml:space="preserve">“</w:t>
+      </w:r>
+      <w:r>
+        <w:t xml:space="preserve">rules of the game</w:t>
+      </w:r>
+      <w:r>
+        <w:t xml:space="preserve">”</w:t>
+      </w:r>
+      <w:r>
+        <w:t xml:space="preserve"> </w:t>
+      </w:r>
+      <w:r>
+        <w:t xml:space="preserve">that govern transaction</w:t>
       </w:r>
       <w:r>
         <w:t xml:space="preserve"> </w:t>
@@ -1957,7 +2002,7 @@
         <w:t xml:space="preserve"> </w:t>
       </w:r>
       <w:r>
-        <w:t xml:space="preserve">asymmetry between home and host markets. Scott's (1995) three-pillar</w:t>
+        <w:t xml:space="preserve">asymmetry between home and host markets. Scott’s (1995) three-pillar</w:t>
       </w:r>
       <w:r>
         <w:t xml:space="preserve"> </w:t>
@@ -2041,7 +2086,7 @@
         <w:t xml:space="preserve"> </w:t>
       </w:r>
       <w:r>
-        <w:t xml:space="preserve">Johanson and Vahlne's (1977, 2009)</w:t>
+        <w:t xml:space="preserve">Johanson and Vahlne’s (1977, 2009)</w:t>
       </w:r>
       <w:r>
         <w:t xml:space="preserve"> </w:t>
@@ -2320,7 +2365,7 @@
         <w:t xml:space="preserve"> </w:t>
       </w:r>
       <w:r>
-        <w:t xml:space="preserve">Verhoef et al.'s (2021)</w:t>
+        <w:t xml:space="preserve">Verhoef et al.’s (2021)</w:t>
       </w:r>
       <w:r>
         <w:t xml:space="preserve"> </w:t>
@@ -2508,7 +2553,7 @@
         <w:t xml:space="preserve"> </w:t>
       </w:r>
       <w:r>
-        <w:t xml:space="preserve">whereas firm-level DAI captures a firm's own position within that</w:t>
+        <w:t xml:space="preserve">whereas firm-level DAI captures a firm’s own position within that</w:t>
       </w:r>
       <w:r>
         <w:t xml:space="preserve"> </w:t>
@@ -2536,7 +2581,7 @@
       </w:r>
     </w:p>
     <w:bookmarkEnd w:id="22"/>
-    <w:bookmarkStart w:id="23" w:name="X0441fb0bed103c363ef3b0c58f4e35b0253858e"/>
+    <w:bookmarkStart w:id="23" w:name="X772aae5f967000260143b5df2cce415e62452ba"/>
     <w:p>
       <w:pPr>
         <w:pStyle w:val="Heading3"/>
@@ -2572,7 +2617,7 @@
         <w:t xml:space="preserve"> </w:t>
       </w:r>
       <w:r>
-        <w:t xml:space="preserve">the ICRV gradient in meta-analytic I→P effect sizes. CIMT's core claim</w:t>
+        <w:t xml:space="preserve">the ICRV gradient in meta-analytic I→P effect sizes. CIMT’s core claim</w:t>
       </w:r>
       <w:r>
         <w:t xml:space="preserve"> </w:t>
@@ -3145,7 +3190,7 @@
       </w:r>
     </w:p>
     <w:bookmarkEnd w:id="23"/>
-    <w:bookmarkStart w:id="24" w:name="X2deb80d12906b7a6f29f11e064c8a8329815dad"/>
+    <w:bookmarkStart w:id="24" w:name="digital-paradox-lifecycle-dpl-new-hm2"/>
     <w:p>
       <w:pPr>
         <w:pStyle w:val="Heading3"/>
@@ -3165,13 +3210,13 @@
         <w:t xml:space="preserve"> </w:t>
       </w:r>
       <w:r>
-        <w:t xml:space="preserve">Brynjolfsson et al.'s (2021) productivity J-curve and David's (1990)</w:t>
-      </w:r>
-      <w:r>
-        <w:t xml:space="preserve"> </w:t>
-      </w:r>
-      <w:r>
-        <w:t xml:space="preserve">dynamo analogy. David's (1990) study of the transition from steam power</w:t>
+        <w:t xml:space="preserve">Brynjolfsson et al.’s (2021) productivity J-curve and David’s (1990)</w:t>
+      </w:r>
+      <w:r>
+        <w:t xml:space="preserve"> </w:t>
+      </w:r>
+      <w:r>
+        <w:t xml:space="preserve">dynamo analogy. David’s (1990) study of the transition from steam power</w:t>
       </w:r>
       <w:r>
         <w:t xml:space="preserve"> </w:t>
@@ -3195,7 +3240,7 @@
         <w:t xml:space="preserve"> </w:t>
       </w:r>
       <w:r>
-        <w:t xml:space="preserve">benefits materialize. Brynjolfsson et al. (2021) applied this analogy to</w:t>
+        <w:t xml:space="preserve">benefits materialize. Brynjolfsson et al. (2021) applied this analogy to</w:t>
       </w:r>
       <w:r>
         <w:t xml:space="preserve"> </w:t>
@@ -3303,7 +3348,7 @@
         <w:t xml:space="preserve"> </w:t>
       </w:r>
       <w:r>
-        <w:t xml:space="preserve">mechanisms documented by Hitt et al. (1997) and Lu and Beamish (2004);</w:t>
+        <w:t xml:space="preserve">mechanisms documented by Hitt et al. (1997) and Lu and Beamish (2004);</w:t>
       </w:r>
       <w:r>
         <w:t xml:space="preserve"> </w:t>
@@ -3437,7 +3482,7 @@
         <w:t xml:space="preserve"> </w:t>
       </w:r>
       <w:r>
-        <w:t xml:space="preserve">Brynjolfsson et al. (2021) has been substantially absorbed; the</w:t>
+        <w:t xml:space="preserve">Brynjolfsson et al. (2021) has been substantially absorbed; the</w:t>
       </w:r>
       <w:r>
         <w:t xml:space="preserve"> </w:t>
@@ -3666,7 +3711,7 @@
         <w:t xml:space="preserve"> </w:t>
       </w:r>
       <w:r>
-        <w:t xml:space="preserve">This prediction is bounded by the Brynjolfsson et al. (2021) J-curve</w:t>
+        <w:t xml:space="preserve">This prediction is bounded by the Brynjolfsson et al. (2021) J-curve</w:t>
       </w:r>
       <w:r>
         <w:t xml:space="preserve"> </w:t>
@@ -3711,7 +3756,7 @@
       </w:r>
     </w:p>
     <w:bookmarkEnd w:id="24"/>
-    <w:bookmarkStart w:id="25" w:name="Xb1c138680495182103a8a51fe62639318953aef"/>
+    <w:bookmarkStart w:id="25" w:name="cdai-as-amplifier-hm3"/>
     <w:p>
       <w:pPr>
         <w:pStyle w:val="Heading3"/>
@@ -3783,13 +3828,13 @@
         <w:t xml:space="preserve"> </w:t>
       </w:r>
       <w:r>
-        <w:t xml:space="preserve">that exists in a country's economic environment regardless of any</w:t>
-      </w:r>
-      <w:r>
-        <w:t xml:space="preserve"> </w:t>
-      </w:r>
-      <w:r>
-        <w:t xml:space="preserve">individual firm's adoption decision. Second, cDAI operates at the</w:t>
+        <w:t xml:space="preserve">that exists in a country’s economic environment regardless of any</w:t>
+      </w:r>
+      <w:r>
+        <w:t xml:space="preserve"> </w:t>
+      </w:r>
+      <w:r>
+        <w:t xml:space="preserve">individual firm’s adoption decision. Second, cDAI operates at the</w:t>
       </w:r>
       <w:r>
         <w:t xml:space="preserve"> </w:t>
@@ -3807,7 +3852,7 @@
         <w:t xml:space="preserve"> </w:t>
       </w:r>
       <w:r>
-        <w:t xml:space="preserve">national digital infrastructure environments from which those studies'</w:t>
+        <w:t xml:space="preserve">national digital infrastructure environments from which those studies’</w:t>
       </w:r>
       <w:r>
         <w:t xml:space="preserve"> </w:t>
@@ -3869,7 +3914,7 @@
         <w:t xml:space="preserve"> </w:t>
       </w:r>
       <w:r>
-        <w:t xml:space="preserve">a study using 2018–2020 panel data from Vietnam is assigned Vietnam's</w:t>
+        <w:t xml:space="preserve">a study using 2018–2020 panel data from Vietnam is assigned Vietnam’s</w:t>
       </w:r>
       <w:r>
         <w:t xml:space="preserve"> </w:t>
@@ -4077,7 +4122,7 @@
         <w:pStyle w:val="BodyText"/>
       </w:pPr>
       <w:r>
-        <w:t xml:space="preserve">Bustamante et al. (2022) provide the closest prior evidence: they find</w:t>
+        <w:t xml:space="preserve">Bustamante et al. (2022) provide the closest prior evidence: they find</w:t>
       </w:r>
       <w:r>
         <w:t xml:space="preserve"> </w:t>
@@ -4283,7 +4328,7 @@
       </w:r>
     </w:p>
     <w:bookmarkEnd w:id="25"/>
-    <w:bookmarkStart w:id="26" w:name="Xf3e5d346ebc5a17228cb32efda8c89f8560d468"/>
+    <w:bookmarkStart w:id="26" w:name="publication-bias-as-null-hypothesis"/>
     <w:p>
       <w:pPr>
         <w:pStyle w:val="Heading3"/>
@@ -4351,13 +4396,13 @@
         <w:t xml:space="preserve"> </w:t>
       </w:r>
       <w:r>
-        <w:t xml:space="preserve">predictions follow: (H4a) Funnel-plot asymmetry tests (Egger's</w:t>
-      </w:r>
-      <w:r>
-        <w:t xml:space="preserve"> </w:t>
-      </w:r>
-      <w:r>
-        <w:t xml:space="preserve">regression intercept, Begg's rank correlation) are expected to be</w:t>
+        <w:t xml:space="preserve">predictions follow: (H4a) Funnel-plot asymmetry tests (Egger’s</w:t>
+      </w:r>
+      <w:r>
+        <w:t xml:space="preserve"> </w:t>
+      </w:r>
+      <w:r>
+        <w:t xml:space="preserve">regression intercept, Begg’s rank correlation) are expected to be</w:t>
       </w:r>
       <w:r>
         <w:t xml:space="preserve"> </w:t>
@@ -4375,7 +4420,7 @@
         <w:t xml:space="preserve"> </w:t>
       </w:r>
       <w:r>
-        <w:t xml:space="preserve">regression-estimated pooled mean; (H4b) Duval and Tweedie's (2000)</w:t>
+        <w:t xml:space="preserve">regression-estimated pooled mean; (H4b) Duval and Tweedie’s (2000)</w:t>
       </w:r>
       <w:r>
         <w:t xml:space="preserve"> </w:t>
@@ -4419,7 +4464,7 @@
         <w:t xml:space="preserve">r̄</w:t>
       </w:r>
       <w:r>
-        <w:t xml:space="preserve">_adj &gt; 0); (H4c) Orwin's (1983)</w:t>
+        <w:t xml:space="preserve">_adj &gt; 0); (H4c) Orwin’s (1983)</w:t>
       </w:r>
       <w:r>
         <w:t xml:space="preserve"> </w:t>
@@ -4447,7 +4492,7 @@
       </w:r>
     </w:p>
     <w:bookmarkEnd w:id="26"/>
-    <w:bookmarkStart w:id="27" w:name="X9f459728ae2c4e39aee69d49761868d88bce138"/>
+    <w:bookmarkStart w:id="27" w:name="conceptual-model"/>
     <w:p>
       <w:pPr>
         <w:pStyle w:val="Heading3"/>
@@ -4593,13 +4638,13 @@
         <w:t xml:space="preserve"> </w:t>
       </w:r>
       <w:r>
-        <w:t xml:space="preserve">= 8.4%); total I² = 62.5%. Publication bias (H4 confirmed): Egger's b =</w:t>
-      </w:r>
-      <w:r>
-        <w:t xml:space="preserve"> </w:t>
-      </w:r>
-      <w:r>
-        <w:t xml:space="preserve">0.487 (p = .052), Begg's τ = −0.132 (p = .001); trim-and-fill imputes k</w:t>
+        <w:t xml:space="preserve">= 8.4%); total I² = 62.5%. Publication bias (H4 confirmed): Egger’s b =</w:t>
+      </w:r>
+      <w:r>
+        <w:t xml:space="preserve"> </w:t>
+      </w:r>
+      <w:r>
+        <w:t xml:space="preserve">0.487 (p = .052), Begg’s τ = −0.132 (p = .001); trim-and-fill imputes k</w:t>
       </w:r>
       <w:r>
         <w:t xml:space="preserve"> </w:t>
@@ -4658,7 +4703,7 @@
     </w:p>
     <w:bookmarkEnd w:id="27"/>
     <w:bookmarkEnd w:id="28"/>
-    <w:bookmarkStart w:id="39" w:name="Xeae2dc85413e447d2c08d145b986cffc1f454f7"/>
+    <w:bookmarkStart w:id="39" w:name="method"/>
     <w:p>
       <w:pPr>
         <w:pStyle w:val="Heading2"/>
@@ -4747,7 +4792,7 @@
         <w:t xml:space="preserve">methodological versus contextual sources.</w:t>
       </w:r>
     </w:p>
-    <w:bookmarkStart w:id="29" w:name="X8beda39a661fcb1509b7059043e15ad6d0ce778"/>
+    <w:bookmarkStart w:id="29" w:name="search-strategy-and-study-identification"/>
     <w:p>
       <w:pPr>
         <w:pStyle w:val="Heading3"/>
@@ -4807,13 +4852,13 @@
         <w:t xml:space="preserve"> </w:t>
       </w:r>
       <w:r>
-        <w:t xml:space="preserve">Bausch and Krist (2007), Kirca et al. (2012), Marano et al. (2016),</w:t>
-      </w:r>
-      <w:r>
-        <w:t xml:space="preserve"> </w:t>
-      </w:r>
-      <w:r>
-        <w:t xml:space="preserve">Schwens et al. (2018), and Arte and Larimo (2022); forward citation</w:t>
+        <w:t xml:space="preserve">Bausch and Krist (2007), Kirca et al. (2012), Marano et al. (2016),</w:t>
+      </w:r>
+      <w:r>
+        <w:t xml:space="preserve"> </w:t>
+      </w:r>
+      <w:r>
+        <w:t xml:space="preserve">Schwens et al. (2018), and Arte and Larimo (2022); forward citation</w:t>
       </w:r>
       <w:r>
         <w:t xml:space="preserve"> </w:t>
@@ -5058,7 +5103,7 @@
       </w:r>
     </w:p>
     <w:bookmarkEnd w:id="29"/>
-    <w:bookmarkStart w:id="30" w:name="Xe67e40459b15893f891bd95e2d3c9a6925f6957"/>
+    <w:bookmarkStart w:id="30" w:name="eligibility-criteria-and-study-selection"/>
     <w:p>
       <w:pPr>
         <w:pStyle w:val="Heading3"/>
@@ -5096,14 +5141,14 @@
     <w:tbl>
       <w:tblPr>
         <w:tblStyle w:val="Table"/>
-        <w:tblW w:type="auto" w:w="0"/>
+        <w:tblW w:type="pct" w:w="5000"/>
         <w:tblLook w:firstRow="1" w:lastRow="0" w:firstColumn="0" w:lastColumn="0" w:noHBand="0" w:noVBand="0" w:val="0020"/>
         <w:jc w:val="start"/>
       </w:tblPr>
       <w:tblGrid>
-        <w:gridCol w:w="2640"/>
-        <w:gridCol w:w="2640"/>
-        <w:gridCol w:w="2640"/>
+        <w:gridCol w:w="856"/>
+        <w:gridCol w:w="3949"/>
+        <w:gridCol w:w="3113"/>
       </w:tblGrid>
       <w:tr>
         <w:trPr>
@@ -5243,7 +5288,7 @@
               <w:jc w:val="left"/>
             </w:pPr>
             <w:r>
-              <w:t xml:space="preserve">Accounting-based (ROA, ROE, ROS); market-based (Tobin's Q, stock returns); productivity-based (labor productivity, TFP)</w:t>
+              <w:t xml:space="preserve">Accounting-based (ROA, ROE, ROS); market-based (Tobin’s Q, stock returns); productivity-based (labor productivity, TFP)</w:t>
             </w:r>
           </w:p>
         </w:tc>
@@ -5547,7 +5592,7 @@
               <w:jc w:val="left"/>
             </w:pPr>
             <w:r>
-              <w:t xml:space="preserve">Doctoral dissertations, master's theses, working papers, conference papers, book chapters, unpublished manuscripts, institutional reports</w:t>
+              <w:t xml:space="preserve">Doctoral dissertations, master’s theses, working papers, conference papers, book chapters, unpublished manuscripts, institutional reports</w:t>
             </w:r>
           </w:p>
         </w:tc>
@@ -5576,7 +5621,7 @@
         <w:t xml:space="preserve"> </w:t>
       </w:r>
       <w:r>
-        <w:t xml:space="preserve">DOI information. Doctoral dissertations, master's theses, working</w:t>
+        <w:t xml:space="preserve">DOI information. Doctoral dissertations, master’s theses, working</w:t>
       </w:r>
       <w:r>
         <w:t xml:space="preserve"> </w:t>
@@ -5668,7 +5713,25 @@
         <w:t xml:space="preserve"> </w:t>
       </w:r>
       <w:r>
-        <w:t xml:space="preserve">= 288 effect sizes eligible for synthesis. Because identification proceeded by citation chaining rather than a single database export, the flow is reported under the PRISMA 2020 "studies identified via other methods" variant (Appendix A); stage-level database-census counts are therefore not applicable. The synthesized set (</w:t>
+        <w:t xml:space="preserve">= 288 effect sizes eligible for synthesis. Because identification proceeded by citation chaining rather than a single database export, the flow is reported under the PRISMA 2020</w:t>
+      </w:r>
+      <w:r>
+        <w:t xml:space="preserve"> </w:t>
+      </w:r>
+      <w:r>
+        <w:t xml:space="preserve">“</w:t>
+      </w:r>
+      <w:r>
+        <w:t xml:space="preserve">studies identified via other methods</w:t>
+      </w:r>
+      <w:r>
+        <w:t xml:space="preserve">”</w:t>
+      </w:r>
+      <w:r>
+        <w:t xml:space="preserve"> </w:t>
+      </w:r>
+      <w:r>
+        <w:t xml:space="preserve">variant (Appendix A); stage-level database-census counts are therefore not applicable. The synthesized set (</w:t>
       </w:r>
       <w:r>
         <w:rPr>
@@ -5701,7 +5764,7 @@
       </w:r>
     </w:p>
     <w:bookmarkEnd w:id="30"/>
-    <w:bookmarkStart w:id="34" w:name="X1d41e663e785934d4feadbd21b81f03c51339a8"/>
+    <w:bookmarkStart w:id="34" w:name="data-extraction-and-quality-assurance"/>
     <w:p>
       <w:pPr>
         <w:pStyle w:val="Heading3"/>
@@ -5710,7 +5773,7 @@
         <w:t xml:space="preserve">3.3 Data Extraction and Quality Assurance</w:t>
       </w:r>
     </w:p>
-    <w:bookmarkStart w:id="31" w:name="X08ffec85c6ae73d1d7d5bae8230a193cc0c32b0"/>
+    <w:bookmarkStart w:id="31" w:name="effect-size-extraction-protocol"/>
     <w:p>
       <w:pPr>
         <w:pStyle w:val="Heading4"/>
@@ -5758,7 +5821,7 @@
         <w:t xml:space="preserve"> </w:t>
       </w:r>
       <w:r>
-        <w:t xml:space="preserve">effect size (Pearson's</w:t>
+        <w:t xml:space="preserve">effect size (Pearson’s</w:t>
       </w:r>
       <w:r>
         <w:t xml:space="preserve"> </w:t>
@@ -5810,7 +5873,7 @@
         <w:t xml:space="preserve"> </w:t>
       </w:r>
       <w:r>
-        <w:t xml:space="preserve">When Pearson's</w:t>
+        <w:t xml:space="preserve">When Pearson’s</w:t>
       </w:r>
       <w:r>
         <w:t xml:space="preserve"> </w:t>
@@ -5979,7 +6042,19 @@
         <w:t xml:space="preserve"> </w:t>
       </w:r>
       <w:r>
-        <w:t xml:space="preserve">(Peterson &amp; Brown, 2005); (iii)</w:t>
+        <w:t xml:space="preserve">(the simplified form of Peterson &amp; Brown’s (2005) estimator</w:t>
+      </w:r>
+      <w:r>
+        <w:t xml:space="preserve"> </w:t>
+      </w:r>
+      <w:r>
+        <w:t xml:space="preserve">0.98β + 0.05λ; identical for negative β and conservative for positive</w:t>
+      </w:r>
+      <w:r>
+        <w:t xml:space="preserve"> </w:t>
+      </w:r>
+      <w:r>
+        <w:t xml:space="preserve">β); (iii)</w:t>
       </w:r>
       <w:r>
         <w:t xml:space="preserve"> </w:t>
@@ -6248,7 +6323,7 @@
         <w:t xml:space="preserve"> </w:t>
       </w:r>
       <w:r>
-        <w:t xml:space="preserve">from the study's reported country using the World Bank WGI Rule of Law</w:t>
+        <w:t xml:space="preserve">from the study’s reported country using the World Bank WGI Rule of Law</w:t>
       </w:r>
       <w:r>
         <w:t xml:space="preserve"> </w:t>
@@ -6308,7 +6383,7 @@
       </w:r>
     </w:p>
     <w:bookmarkEnd w:id="31"/>
-    <w:bookmarkStart w:id="32" w:name="X8e0743bf85a4a1c5fca32f939ca3f33e412fd3d"/>
+    <w:bookmarkStart w:id="32" w:name="inter-coder-reliability-assessment"/>
     <w:p>
       <w:pPr>
         <w:pStyle w:val="Heading4"/>
@@ -6437,19 +6512,19 @@
         <w:t xml:space="preserve"> </w:t>
       </w:r>
       <w:r>
-        <w:t xml:space="preserve">for categorical moderators, the adjudicator's decision was final; for</w:t>
-      </w:r>
-      <w:r>
-        <w:t xml:space="preserve"> </w:t>
-      </w:r>
-      <w:r>
-        <w:t xml:space="preserve">continuous cDAI scores, the mean of the two coders' values was used when</w:t>
-      </w:r>
-      <w:r>
-        <w:t xml:space="preserve"> </w:t>
-      </w:r>
-      <w:r>
-        <w:t xml:space="preserve">ICC(2, 1) ≥ 0.80, and the PI's direct lookup was used otherwise.</w:t>
+        <w:t xml:space="preserve">for categorical moderators, the adjudicator’s decision was final; for</w:t>
+      </w:r>
+      <w:r>
+        <w:t xml:space="preserve"> </w:t>
+      </w:r>
+      <w:r>
+        <w:t xml:space="preserve">continuous cDAI scores, the mean of the two coders’ values was used when</w:t>
+      </w:r>
+      <w:r>
+        <w:t xml:space="preserve"> </w:t>
+      </w:r>
+      <w:r>
+        <w:t xml:space="preserve">ICC(2, 1) ≥ 0.80, and the PI’s direct lookup was used otherwise.</w:t>
       </w:r>
     </w:p>
     <w:p>
@@ -6457,7 +6532,7 @@
         <w:pStyle w:val="BodyText"/>
       </w:pPr>
       <w:r>
-        <w:t xml:space="preserve">ICR was assessed using Cohen's κ for categorical variables (ICRV regime,</w:t>
+        <w:t xml:space="preserve">ICR was assessed using Cohen’s κ for categorical variables (ICRV regime,</w:t>
       </w:r>
       <w:r>
         <w:t xml:space="preserve"> </w:t>
@@ -6475,13 +6550,25 @@
         <w:t xml:space="preserve"> </w:t>
       </w:r>
       <w:r>
-        <w:t xml:space="preserve">target threshold of κ ≥ 0.70 follows Landis and Koch's (1977)</w:t>
-      </w:r>
-      <w:r>
-        <w:t xml:space="preserve"> </w:t>
-      </w:r>
-      <w:r>
-        <w:t xml:space="preserve">"substantial agreement" criterion, which represents the minimum</w:t>
+        <w:t xml:space="preserve">target threshold of κ ≥ 0.70 follows Landis and Koch’s (1977)</w:t>
+      </w:r>
+      <w:r>
+        <w:t xml:space="preserve"> </w:t>
+      </w:r>
+      <w:r>
+        <w:t xml:space="preserve">“</w:t>
+      </w:r>
+      <w:r>
+        <w:t xml:space="preserve">substantial agreement</w:t>
+      </w:r>
+      <w:r>
+        <w:t xml:space="preserve">”</w:t>
+      </w:r>
+      <w:r>
+        <w:t xml:space="preserve"> </w:t>
+      </w:r>
+      <w:r>
+        <w:t xml:space="preserve">criterion, which represents the minimum</w:t>
       </w:r>
       <w:r>
         <w:t xml:space="preserve"> </w:t>
@@ -6509,7 +6596,7 @@
       </w:r>
     </w:p>
     <w:bookmarkEnd w:id="32"/>
-    <w:bookmarkStart w:id="33" w:name="X5be2e0a2ca6cb65463b6962be6810bfed28508c"/>
+    <w:bookmarkStart w:id="33" w:name="study-level-risk-of-bias"/>
     <w:p>
       <w:pPr>
         <w:pStyle w:val="Heading4"/>
@@ -6571,13 +6658,13 @@
         <w:t xml:space="preserve"> </w:t>
       </w:r>
       <w:r>
-        <w:t xml:space="preserve">assessed via Egger's regression test, Begg and Mazumdar's (1994)</w:t>
-      </w:r>
-      <w:r>
-        <w:t xml:space="preserve"> </w:t>
-      </w:r>
-      <w:r>
-        <w:t xml:space="preserve">rank-correlation test, and Duval and Tweedie's (2000) trim-and-fill</w:t>
+        <w:t xml:space="preserve">assessed via Egger’s regression test, Begg and Mazumdar’s (1994)</w:t>
+      </w:r>
+      <w:r>
+        <w:t xml:space="preserve"> </w:t>
+      </w:r>
+      <w:r>
+        <w:t xml:space="preserve">rank-correlation test, and Duval and Tweedie’s (2000) trim-and-fill</w:t>
       </w:r>
       <w:r>
         <w:t xml:space="preserve"> </w:t>
@@ -6595,7 +6682,7 @@
         <w:t xml:space="preserve"> </w:t>
       </w:r>
       <w:r>
-        <w:t xml:space="preserve">performance type, and through the three-level model's explicit</w:t>
+        <w:t xml:space="preserve">performance type, and through the three-level model’s explicit</w:t>
       </w:r>
       <w:r>
         <w:t xml:space="preserve"> </w:t>
@@ -6612,7 +6699,7 @@
     </w:p>
     <w:bookmarkEnd w:id="33"/>
     <w:bookmarkEnd w:id="34"/>
-    <w:bookmarkStart w:id="35" w:name="X601957e051aebf49785be7eb6f4c3dde13d76da"/>
+    <w:bookmarkStart w:id="35" w:name="moderator-coding-protocol"/>
     <w:p>
       <w:pPr>
         <w:pStyle w:val="Heading3"/>
@@ -6681,7 +6768,25 @@
         <w:t xml:space="preserve"> </w:t>
       </w:r>
       <w:r>
-        <w:t xml:space="preserve">coded as "pooled" with ICRV regime assigned to the modal country if</w:t>
+        <w:t xml:space="preserve">coded as</w:t>
+      </w:r>
+      <w:r>
+        <w:t xml:space="preserve"> </w:t>
+      </w:r>
+      <w:r>
+        <w:t xml:space="preserve">“</w:t>
+      </w:r>
+      <w:r>
+        <w:t xml:space="preserve">pooled</w:t>
+      </w:r>
+      <w:r>
+        <w:t xml:space="preserve">”</w:t>
+      </w:r>
+      <w:r>
+        <w:t xml:space="preserve"> </w:t>
+      </w:r>
+      <w:r>
+        <w:t xml:space="preserve">with ICRV regime assigned to the modal country if</w:t>
       </w:r>
       <w:r>
         <w:t xml:space="preserve"> </w:t>
@@ -6693,7 +6798,13 @@
         <w:t xml:space="preserve"> </w:t>
       </w:r>
       <w:r>
-        <w:t xml:space="preserve">"cross-regime"</w:t>
+        <w:t xml:space="preserve">“</w:t>
+      </w:r>
+      <w:r>
+        <w:t xml:space="preserve">cross-regime</w:t>
+      </w:r>
+      <w:r>
+        <w:t xml:space="preserve">”</w:t>
       </w:r>
     </w:p>
     <w:p>
@@ -6774,7 +6885,7 @@
         <w:t xml:space="preserve"> </w:t>
       </w:r>
       <w:r>
-        <w:t xml:space="preserve">market-based (Tobin's Q, stock return); productivity-based (labor</w:t>
+        <w:t xml:space="preserve">market-based (Tobin’s Q, stock return); productivity-based (labor</w:t>
       </w:r>
       <w:r>
         <w:t xml:space="preserve"> </w:t>
@@ -6908,7 +7019,7 @@
         <w:t xml:space="preserve"> </w:t>
       </w:r>
       <w:r>
-        <w:t xml:space="preserve">follows the median year of the study's data collection period. For</w:t>
+        <w:t xml:space="preserve">follows the median year of the study’s data collection period. For</w:t>
       </w:r>
       <w:r>
         <w:t xml:space="preserve"> </w:t>
@@ -6951,13 +7062,43 @@
         <w:t xml:space="preserve">DPL phase</w:t>
       </w:r>
       <w:r>
-        <w:t xml:space="preserve">, "Precede": data collection predominantly prior</w:t>
-      </w:r>
-      <w:r>
-        <w:t xml:space="preserve"> </w:t>
-      </w:r>
-      <w:r>
-        <w:t xml:space="preserve">to 2009 (median data year &lt; 2009); "Span": data collection spans</w:t>
+        <w:t xml:space="preserve">,</w:t>
+      </w:r>
+      <w:r>
+        <w:t xml:space="preserve"> </w:t>
+      </w:r>
+      <w:r>
+        <w:t xml:space="preserve">“</w:t>
+      </w:r>
+      <w:r>
+        <w:t xml:space="preserve">Precede</w:t>
+      </w:r>
+      <w:r>
+        <w:t xml:space="preserve">”</w:t>
+      </w:r>
+      <w:r>
+        <w:t xml:space="preserve">: data collection predominantly prior</w:t>
+      </w:r>
+      <w:r>
+        <w:t xml:space="preserve"> </w:t>
+      </w:r>
+      <w:r>
+        <w:t xml:space="preserve">to 2009 (median data year &lt; 2009);</w:t>
+      </w:r>
+      <w:r>
+        <w:t xml:space="preserve"> </w:t>
+      </w:r>
+      <w:r>
+        <w:t xml:space="preserve">“</w:t>
+      </w:r>
+      <w:r>
+        <w:t xml:space="preserve">Span</w:t>
+      </w:r>
+      <w:r>
+        <w:t xml:space="preserve">”</w:t>
+      </w:r>
+      <w:r>
+        <w:t xml:space="preserve">: data collection spans</w:t>
       </w:r>
       <w:r>
         <w:t xml:space="preserve"> </w:t>
@@ -6969,7 +7110,16 @@
         <w:t xml:space="preserve"> </w:t>
       </w:r>
       <w:r>
-        <w:t xml:space="preserve">"Follow": data collection predominantly post-2014 (median data year ≥</w:t>
+        <w:t xml:space="preserve">“</w:t>
+      </w:r>
+      <w:r>
+        <w:t xml:space="preserve">Follow</w:t>
+      </w:r>
+      <w:r>
+        <w:t xml:space="preserve">”</w:t>
+      </w:r>
+      <w:r>
+        <w:t xml:space="preserve">: data collection predominantly post-2014 (median data year ≥</w:t>
       </w:r>
       <w:r>
         <w:t xml:space="preserve"> </w:t>
@@ -6981,11 +7131,29 @@
         <w:t xml:space="preserve"> </w:t>
       </w:r>
       <w:r>
-        <w:t xml:space="preserve">coded as "Span" by default and flagged.</w:t>
+        <w:t xml:space="preserve">coded as</w:t>
+      </w:r>
+      <w:r>
+        <w:t xml:space="preserve"> </w:t>
+      </w:r>
+      <w:r>
+        <w:t xml:space="preserve">“</w:t>
+      </w:r>
+      <w:r>
+        <w:t xml:space="preserve">Span</w:t>
+      </w:r>
+      <w:r>
+        <w:t xml:space="preserve">”</w:t>
+      </w:r>
+      <w:r>
+        <w:t xml:space="preserve"> </w:t>
+      </w:r>
+      <w:r>
+        <w:t xml:space="preserve">by default and flagged.</w:t>
       </w:r>
     </w:p>
     <w:bookmarkEnd w:id="35"/>
-    <w:bookmarkStart w:id="36" w:name="X39398803b6212107b1d34889a3ed87f1d2a89f2"/>
+    <w:bookmarkStart w:id="36" w:name="statistical-model-three-level-mara"/>
     <w:p>
       <w:pPr>
         <w:pStyle w:val="Heading3"/>
@@ -7954,7 +8122,7 @@
         <w:t xml:space="preserve"> </w:t>
       </w:r>
       <w:r>
-        <w:t xml:space="preserve">applies here (Raudenbush &amp; Bryk, 2002, p. 39).</w:t>
+        <w:t xml:space="preserve">applies here (Raudenbush &amp; Bryk, 2002, p. 39).</w:t>
       </w:r>
     </w:p>
     <w:p>
@@ -7972,7 +8140,7 @@
         <w:t xml:space="preserve"> </w:t>
       </w:r>
       <w:r>
-        <w:t xml:space="preserve">All Pearson's</w:t>
+        <w:t xml:space="preserve">All Pearson’s</w:t>
       </w:r>
       <w:r>
         <w:t xml:space="preserve"> </w:t>
@@ -7994,7 +8162,7 @@
         <w:t xml:space="preserve"> </w:t>
       </w:r>
       <w:r>
-        <w:t xml:space="preserve">to Fisher's</w:t>
+        <w:t xml:space="preserve">to Fisher’s</w:t>
       </w:r>
       <w:r>
         <w:t xml:space="preserve"> </w:t>
@@ -8772,7 +8940,7 @@
       </w:r>
     </w:p>
     <w:bookmarkEnd w:id="36"/>
-    <w:bookmarkStart w:id="37" w:name="X2f1abb1755f8cc5892d8e5725c0dbd361d50806"/>
+    <w:bookmarkStart w:id="37" w:name="publication-bias-assessment"/>
     <w:p>
       <w:pPr>
         <w:pStyle w:val="Heading3"/>
@@ -8792,7 +8960,7 @@
         <w:t xml:space="preserve"> </w:t>
       </w:r>
       <w:r>
-        <w:t xml:space="preserve">the graduated approach recommended by Borenstein et al. (2021, ch. 30)</w:t>
+        <w:t xml:space="preserve">the graduated approach recommended by Borenstein et al. (2021, ch. 30)</w:t>
       </w:r>
       <w:r>
         <w:t xml:space="preserve"> </w:t>
@@ -8808,7 +8976,7 @@
           <w:bCs/>
           <w:b/>
         </w:rPr>
-        <w:t xml:space="preserve">Egger's weighted regression test</w:t>
+        <w:t xml:space="preserve">Egger’s weighted regression test</w:t>
       </w:r>
       <w:r>
         <w:t xml:space="preserve"> </w:t>
@@ -8836,7 +9004,7 @@
           <w:bCs/>
           <w:b/>
         </w:rPr>
-        <w:t xml:space="preserve">Begg and Mazumdar's rank correlation test</w:t>
+        <w:t xml:space="preserve">Begg and Mazumdar’s rank correlation test</w:t>
       </w:r>
       <w:r>
         <w:t xml:space="preserve"> </w:t>
@@ -8904,7 +9072,7 @@
           <w:bCs/>
           <w:b/>
         </w:rPr>
-        <w:t xml:space="preserve">Orwin's fail-safe</w:t>
+        <w:t xml:space="preserve">Orwin’s fail-safe</w:t>
       </w:r>
       <w:r>
         <w:rPr>
@@ -9094,7 +9262,7 @@
       </w:r>
     </w:p>
     <w:bookmarkEnd w:id="37"/>
-    <w:bookmarkStart w:id="38" w:name="Xe36430cf7d8e0a8c6df93020e9507d5e203e939"/>
+    <w:bookmarkStart w:id="38" w:name="robustness-checks"/>
     <w:p>
       <w:pPr>
         <w:pStyle w:val="Heading3"/>
@@ -9136,7 +9304,7 @@
           <w:bCs/>
           <w:b/>
         </w:rPr>
-        <w:t xml:space="preserve">Two-level vs. three-level comparison.</w:t>
+        <w:t xml:space="preserve">Two-level vs. three-level comparison.</w:t>
       </w:r>
       <w:r>
         <w:t xml:space="preserve"> </w:t>
@@ -9245,7 +9413,7 @@
         <w:t xml:space="preserve"> </w:t>
       </w:r>
       <w:r>
-        <w:t xml:space="preserve">influential studies (Cook's distance &gt; 4/</w:t>
+        <w:t xml:space="preserve">influential studies (Cook’s distance &gt; 4/</w:t>
       </w:r>
       <w:r>
         <w:rPr>
@@ -9423,7 +9591,7 @@
     </w:p>
     <w:bookmarkEnd w:id="38"/>
     <w:bookmarkEnd w:id="39"/>
-    <w:bookmarkStart w:id="47" w:name="X121719332867ee227f0a04b486098cee978c6e6"/>
+    <w:bookmarkStart w:id="47" w:name="results"/>
     <w:p>
       <w:pPr>
         <w:pStyle w:val="Heading2"/>
@@ -9432,7 +9600,7 @@
         <w:t xml:space="preserve">4. Results</w:t>
       </w:r>
     </w:p>
-    <w:bookmarkStart w:id="40" w:name="X404e116a6fc5d40bc82ca2b5ca0e91216768dfb"/>
+    <w:bookmarkStart w:id="40" w:name="X919d8d711cf606d2dd3f7af57602ee0032ae633"/>
     <w:p>
       <w:pPr>
         <w:pStyle w:val="Heading3"/>
@@ -9494,22 +9662,22 @@
           <w:iCs/>
           <w:i/>
         </w:rPr>
-        <w:t xml:space="preserve">(two authors independently code a 20% stratified subsample, k = 47 studies, blind to each other's codes)</w:t>
+        <w:t xml:space="preserve">(two authors independently code a 20% stratified subsample, k = 47 studies, blind to each other’s codes)</w:t>
       </w:r>
     </w:p>
     <w:tbl>
       <w:tblPr>
         <w:tblStyle w:val="Table"/>
-        <w:tblW w:type="auto" w:w="0"/>
+        <w:tblW w:type="pct" w:w="5000"/>
         <w:tblLook w:firstRow="1" w:lastRow="0" w:firstColumn="0" w:lastColumn="0" w:noHBand="0" w:noVBand="0" w:val="0020"/>
         <w:jc w:val="start"/>
       </w:tblPr>
       <w:tblGrid>
-        <w:gridCol w:w="1584"/>
-        <w:gridCol w:w="1584"/>
-        <w:gridCol w:w="1584"/>
-        <w:gridCol w:w="1584"/>
-        <w:gridCol w:w="1584"/>
+        <w:gridCol w:w="2217"/>
+        <w:gridCol w:w="1900"/>
+        <w:gridCol w:w="1161"/>
+        <w:gridCol w:w="739"/>
+        <w:gridCol w:w="1900"/>
       </w:tblGrid>
       <w:tr>
         <w:trPr>
@@ -9609,7 +9777,7 @@
               <w:jc w:val="left"/>
             </w:pPr>
             <w:r>
-              <w:t xml:space="preserve">Cohen's κ</w:t>
+              <w:t xml:space="preserve">Cohen’s κ</w:t>
             </w:r>
           </w:p>
         </w:tc>
@@ -9671,7 +9839,7 @@
               <w:jc w:val="left"/>
             </w:pPr>
             <w:r>
-              <w:t xml:space="preserve">Cohen's κ</w:t>
+              <w:t xml:space="preserve">Cohen’s κ</w:t>
             </w:r>
           </w:p>
         </w:tc>
@@ -9733,7 +9901,7 @@
               <w:jc w:val="left"/>
             </w:pPr>
             <w:r>
-              <w:t xml:space="preserve">Cohen's κ</w:t>
+              <w:t xml:space="preserve">Cohen’s κ</w:t>
             </w:r>
           </w:p>
         </w:tc>
@@ -9795,7 +9963,7 @@
               <w:jc w:val="left"/>
             </w:pPr>
             <w:r>
-              <w:t xml:space="preserve">Cohen's κ</w:t>
+              <w:t xml:space="preserve">Cohen’s κ</w:t>
             </w:r>
           </w:p>
         </w:tc>
@@ -9857,7 +10025,7 @@
               <w:jc w:val="left"/>
             </w:pPr>
             <w:r>
-              <w:t xml:space="preserve">Cohen's κ</w:t>
+              <w:t xml:space="preserve">Cohen’s κ</w:t>
             </w:r>
           </w:p>
         </w:tc>
@@ -9964,7 +10132,7 @@
         <w:t xml:space="preserve"> </w:t>
       </w:r>
       <w:r>
-        <w:t xml:space="preserve">The full corpus is coded by the first author against the standardized codebook (Appendix B). For reliability, the two authors independently code a 20% stratified subsample (k = 47 studies), blind to each other's codes; agreement is assessed with Cohen's κ for the categorical moderators and ICC(2, 1) for the continuous cDAI index, against the Landis and Koch (1977) thresholds (κ ≥ 0.70; ICC ≥ 0.80). Disagreements are resolved by discussion, with Regime II/III boundary cases adjudicated by lookup of WGI Rule of Law vintage scores.</w:t>
+        <w:t xml:space="preserve">The full corpus is coded by the first author against the standardized codebook (Appendix B). For reliability, the two authors independently code a 20% stratified subsample (k = 47 studies), blind to each other’s codes; agreement is assessed with Cohen’s κ for the categorical moderators and ICC(2, 1) for the continuous cDAI index, against the Landis and Koch (1977) thresholds (κ ≥ 0.70; ICC ≥ 0.80). Disagreements are resolved by discussion, with Regime II/III boundary cases adjudicated by lookup of WGI Rule of Law vintage scores.</w:t>
       </w:r>
     </w:p>
     <w:p>
@@ -9992,14 +10160,14 @@
     <w:tbl>
       <w:tblPr>
         <w:tblStyle w:val="Table"/>
-        <w:tblW w:type="auto" w:w="0"/>
+        <w:tblW w:type="pct" w:w="5000"/>
         <w:tblLook w:firstRow="1" w:lastRow="0" w:firstColumn="0" w:lastColumn="0" w:noHBand="0" w:noVBand="0" w:val="0020"/>
         <w:jc w:val="start"/>
       </w:tblPr>
       <w:tblGrid>
-        <w:gridCol w:w="2640"/>
-        <w:gridCol w:w="2640"/>
-        <w:gridCol w:w="2640"/>
+        <w:gridCol w:w="5840"/>
+        <w:gridCol w:w="1040"/>
+        <w:gridCol w:w="1040"/>
       </w:tblGrid>
       <w:tr>
         <w:trPr>
@@ -10963,7 +11131,7 @@
       </w:r>
     </w:p>
     <w:bookmarkEnd w:id="40"/>
-    <w:bookmarkStart w:id="41" w:name="X484949e7994e09bd70500137e9d7c8f884b58c1"/>
+    <w:bookmarkStart w:id="41" w:name="baseline-three-level-model"/>
     <w:p>
       <w:pPr>
         <w:pStyle w:val="Heading3"/>
@@ -11744,7 +11912,7 @@
       </w:r>
     </w:p>
     <w:bookmarkEnd w:id="41"/>
-    <w:bookmarkStart w:id="42" w:name="Xa97dc1af7f7d522b04ad4b6d2a4fed8000451ef"/>
+    <w:bookmarkStart w:id="42" w:name="icrv-5-regime-moderation-h1"/>
     <w:p>
       <w:pPr>
         <w:pStyle w:val="Heading3"/>
@@ -11903,6 +12071,1003 @@
           <w:i/>
         </w:rPr>
         <w:t xml:space="preserve">k=238/K=288)</w:t>
+      </w:r>
+    </w:p>
+    <w:tbl>
+      <w:tblPr>
+        <w:tblStyle w:val="Table"/>
+        <w:tblW w:type="pct" w:w="5000"/>
+        <w:tblLook w:firstRow="1" w:lastRow="0" w:firstColumn="0" w:lastColumn="0" w:noHBand="0" w:noVBand="0" w:val="0020"/>
+        <w:jc w:val="start"/>
+      </w:tblPr>
+      <w:tblGrid>
+        <w:gridCol w:w="2282"/>
+        <w:gridCol w:w="223"/>
+        <w:gridCol w:w="313"/>
+        <w:gridCol w:w="805"/>
+        <w:gridCol w:w="4295"/>
+      </w:tblGrid>
+      <w:tr>
+        <w:trPr>
+          <w:tblHeader w:val="true"/>
+        </w:trPr>
+        <w:tc>
+          <w:tcPr/>
+          <w:p>
+            <w:pPr>
+              <w:pStyle w:val="Compact"/>
+              <w:jc w:val="left"/>
+            </w:pPr>
+            <w:r>
+              <w:t xml:space="preserve">Regime</w:t>
+            </w:r>
+          </w:p>
+        </w:tc>
+        <w:tc>
+          <w:tcPr/>
+          <w:p>
+            <w:pPr>
+              <w:pStyle w:val="Compact"/>
+              <w:jc w:val="left"/>
+            </w:pPr>
+            <w:r>
+              <w:rPr>
+                <w:iCs/>
+                <w:i/>
+              </w:rPr>
+              <w:t xml:space="preserve">k</w:t>
+            </w:r>
+          </w:p>
+        </w:tc>
+        <w:tc>
+          <w:tcPr/>
+          <w:p>
+            <w:pPr>
+              <w:pStyle w:val="Compact"/>
+              <w:jc w:val="left"/>
+            </w:pPr>
+            <w:r>
+              <w:rPr>
+                <w:iCs/>
+                <w:i/>
+              </w:rPr>
+              <w:t xml:space="preserve">r̄</w:t>
+            </w:r>
+          </w:p>
+        </w:tc>
+        <w:tc>
+          <w:tcPr/>
+          <w:p>
+            <w:pPr>
+              <w:pStyle w:val="Compact"/>
+              <w:jc w:val="left"/>
+            </w:pPr>
+            <w:r>
+              <w:t xml:space="preserve">95% CI</w:t>
+            </w:r>
+          </w:p>
+        </w:tc>
+        <w:tc>
+          <w:tcPr/>
+          <w:p>
+            <w:pPr>
+              <w:pStyle w:val="Compact"/>
+              <w:jc w:val="left"/>
+            </w:pPr>
+            <w:r>
+              <w:t xml:space="preserve">Note</w:t>
+            </w:r>
+          </w:p>
+        </w:tc>
+      </w:tr>
+      <w:tr>
+        <w:tc>
+          <w:tcPr/>
+          <w:p>
+            <w:pPr>
+              <w:pStyle w:val="Compact"/>
+              <w:jc w:val="left"/>
+            </w:pPr>
+            <w:r>
+              <w:t xml:space="preserve">I, Advanced-Innovation (SG, HK, KR, JP, UK, US…)</w:t>
+            </w:r>
+          </w:p>
+        </w:tc>
+        <w:tc>
+          <w:tcPr/>
+          <w:p>
+            <w:pPr>
+              <w:pStyle w:val="Compact"/>
+              <w:jc w:val="left"/>
+            </w:pPr>
+            <w:r>
+              <w:t xml:space="preserve">139</w:t>
+            </w:r>
+          </w:p>
+        </w:tc>
+        <w:tc>
+          <w:tcPr/>
+          <w:p>
+            <w:pPr>
+              <w:pStyle w:val="Compact"/>
+              <w:jc w:val="left"/>
+            </w:pPr>
+            <w:r>
+              <w:t xml:space="preserve">0.079</w:t>
+            </w:r>
+          </w:p>
+        </w:tc>
+        <w:tc>
+          <w:tcPr/>
+          <w:p>
+            <w:pPr>
+              <w:pStyle w:val="Compact"/>
+              <w:jc w:val="left"/>
+            </w:pPr>
+            <w:r>
+              <w:t xml:space="preserve">[0.058, 0.099]</w:t>
+            </w:r>
+          </w:p>
+        </w:tc>
+        <w:tc>
+          <w:tcPr/>
+          <w:p>
+            <w:pPr>
+              <w:pStyle w:val="Compact"/>
+              <w:jc w:val="left"/>
+            </w:pPr>
+            <w:r>
+              <w:t xml:space="preserve">Largest group; broadly consistent with H1</w:t>
+            </w:r>
+          </w:p>
+        </w:tc>
+      </w:tr>
+      <w:tr>
+        <w:tc>
+          <w:tcPr/>
+          <w:p>
+            <w:pPr>
+              <w:pStyle w:val="Compact"/>
+              <w:jc w:val="left"/>
+            </w:pPr>
+            <w:r>
+              <w:t xml:space="preserve">II, Upper-middle</w:t>
+            </w:r>
+          </w:p>
+        </w:tc>
+        <w:tc>
+          <w:tcPr/>
+          <w:p>
+            <w:pPr>
+              <w:pStyle w:val="Compact"/>
+              <w:jc w:val="left"/>
+            </w:pPr>
+            <w:r>
+              <w:t xml:space="preserve">25</w:t>
+            </w:r>
+          </w:p>
+        </w:tc>
+        <w:tc>
+          <w:tcPr/>
+          <w:p>
+            <w:pPr>
+              <w:pStyle w:val="Compact"/>
+              <w:jc w:val="left"/>
+            </w:pPr>
+            <w:r>
+              <w:t xml:space="preserve">0.065</w:t>
+            </w:r>
+          </w:p>
+        </w:tc>
+        <w:tc>
+          <w:tcPr/>
+          <w:p>
+            <w:pPr>
+              <w:pStyle w:val="Compact"/>
+              <w:jc w:val="left"/>
+            </w:pPr>
+            <w:r>
+              <w:t xml:space="preserve">[0.020, 0.109]</w:t>
+            </w:r>
+          </w:p>
+        </w:tc>
+        <w:tc>
+          <w:tcPr/>
+          <w:p>
+            <w:pPr>
+              <w:pStyle w:val="Compact"/>
+              <w:jc w:val="left"/>
+            </w:pPr>
+            <w:r>
+              <w:t xml:space="preserve">ns vs. Group I (b = −0.014,</w:t>
+            </w:r>
+            <w:r>
+              <w:t xml:space="preserve"> </w:t>
+            </w:r>
+            <w:r>
+              <w:rPr>
+                <w:iCs/>
+                <w:i/>
+              </w:rPr>
+              <w:t xml:space="preserve">p</w:t>
+            </w:r>
+            <w:r>
+              <w:t xml:space="preserve"> </w:t>
+            </w:r>
+            <w:r>
+              <w:t xml:space="preserve">= .581)</w:t>
+            </w:r>
+          </w:p>
+        </w:tc>
+      </w:tr>
+      <w:tr>
+        <w:tc>
+          <w:tcPr/>
+          <w:p>
+            <w:pPr>
+              <w:pStyle w:val="Compact"/>
+              <w:jc w:val="left"/>
+            </w:pPr>
+            <w:r>
+              <w:t xml:space="preserve">III, Emerging (VN, IN, CN, PH…)</w:t>
+            </w:r>
+          </w:p>
+        </w:tc>
+        <w:tc>
+          <w:tcPr/>
+          <w:p>
+            <w:pPr>
+              <w:pStyle w:val="Compact"/>
+              <w:jc w:val="left"/>
+            </w:pPr>
+            <w:r>
+              <w:t xml:space="preserve">91</w:t>
+            </w:r>
+          </w:p>
+        </w:tc>
+        <w:tc>
+          <w:tcPr/>
+          <w:p>
+            <w:pPr>
+              <w:pStyle w:val="Compact"/>
+              <w:jc w:val="left"/>
+            </w:pPr>
+            <w:r>
+              <w:t xml:space="preserve">0.068</w:t>
+            </w:r>
+          </w:p>
+        </w:tc>
+        <w:tc>
+          <w:tcPr/>
+          <w:p>
+            <w:pPr>
+              <w:pStyle w:val="Compact"/>
+              <w:jc w:val="left"/>
+            </w:pPr>
+            <w:r>
+              <w:t xml:space="preserve">[0.044, 0.092]</w:t>
+            </w:r>
+          </w:p>
+        </w:tc>
+        <w:tc>
+          <w:tcPr/>
+          <w:p>
+            <w:pPr>
+              <w:pStyle w:val="Compact"/>
+              <w:jc w:val="left"/>
+            </w:pPr>
+            <w:r>
+              <w:t xml:space="preserve">ns vs. Group I (b = −0.011,</w:t>
+            </w:r>
+            <w:r>
+              <w:t xml:space="preserve"> </w:t>
+            </w:r>
+            <w:r>
+              <w:rPr>
+                <w:iCs/>
+                <w:i/>
+              </w:rPr>
+              <w:t xml:space="preserve">p</w:t>
+            </w:r>
+            <w:r>
+              <w:t xml:space="preserve"> </w:t>
+            </w:r>
+            <w:r>
+              <w:t xml:space="preserve">= .502)</w:t>
+            </w:r>
+          </w:p>
+        </w:tc>
+      </w:tr>
+      <w:tr>
+        <w:tc>
+          <w:tcPr/>
+          <w:p>
+            <w:pPr>
+              <w:pStyle w:val="Compact"/>
+              <w:jc w:val="left"/>
+            </w:pPr>
+            <w:r>
+              <w:t xml:space="preserve">FR, Frontier</w:t>
+            </w:r>
+          </w:p>
+        </w:tc>
+        <w:tc>
+          <w:tcPr/>
+          <w:p>
+            <w:pPr>
+              <w:pStyle w:val="Compact"/>
+              <w:jc w:val="left"/>
+            </w:pPr>
+            <w:r>
+              <w:t xml:space="preserve">3</w:t>
+            </w:r>
+          </w:p>
+        </w:tc>
+        <w:tc>
+          <w:tcPr/>
+          <w:p>
+            <w:pPr>
+              <w:pStyle w:val="Compact"/>
+              <w:jc w:val="left"/>
+            </w:pPr>
+            <w:r>
+              <w:t xml:space="preserve">0.349</w:t>
+            </w:r>
+          </w:p>
+        </w:tc>
+        <w:tc>
+          <w:tcPr/>
+          <w:p>
+            <w:pPr>
+              <w:pStyle w:val="Compact"/>
+              <w:jc w:val="left"/>
+            </w:pPr>
+            <w:r>
+              <w:t xml:space="preserve">[0.217, 0.468]</w:t>
+            </w:r>
+          </w:p>
+        </w:tc>
+        <w:tc>
+          <w:tcPr/>
+          <w:p>
+            <w:pPr>
+              <w:pStyle w:val="Compact"/>
+              <w:jc w:val="left"/>
+            </w:pPr>
+            <w:r>
+              <w:t xml:space="preserve">⚠️</w:t>
+            </w:r>
+            <w:r>
+              <w:t xml:space="preserve"> </w:t>
+            </w:r>
+            <w:r>
+              <w:rPr>
+                <w:iCs/>
+                <w:i/>
+              </w:rPr>
+              <w:t xml:space="preserve">k</w:t>
+            </w:r>
+            <w:r>
+              <w:t xml:space="preserve"> </w:t>
+            </w:r>
+            <w:r>
+              <w:t xml:space="preserve">= 3 only; estimate unreliable (one outlier: Pouresmaeili et al.,</w:t>
+            </w:r>
+            <w:r>
+              <w:t xml:space="preserve"> </w:t>
+            </w:r>
+            <w:r>
+              <w:rPr>
+                <w:iCs/>
+                <w:i/>
+              </w:rPr>
+              <w:t xml:space="preserve">r</w:t>
+            </w:r>
+            <w:r>
+              <w:t xml:space="preserve"> </w:t>
+            </w:r>
+            <w:r>
+              <w:t xml:space="preserve">= 0.69,</w:t>
+            </w:r>
+            <w:r>
+              <w:t xml:space="preserve"> </w:t>
+            </w:r>
+            <w:r>
+              <w:rPr>
+                <w:iCs/>
+                <w:i/>
+              </w:rPr>
+              <w:t xml:space="preserve">n</w:t>
+            </w:r>
+            <w:r>
+              <w:t xml:space="preserve"> </w:t>
+            </w:r>
+            <w:r>
+              <w:t xml:space="preserve">= 226)</w:t>
+            </w:r>
+          </w:p>
+        </w:tc>
+      </w:tr>
+      <w:tr>
+        <w:tc>
+          <w:tcPr/>
+          <w:p>
+            <w:pPr>
+              <w:pStyle w:val="Compact"/>
+              <w:jc w:val="left"/>
+            </w:pPr>
+            <w:r>
+              <w:t xml:space="preserve">MX, Multi-country / Mixed</w:t>
+            </w:r>
+          </w:p>
+        </w:tc>
+        <w:tc>
+          <w:tcPr/>
+          <w:p>
+            <w:pPr>
+              <w:pStyle w:val="Compact"/>
+              <w:jc w:val="left"/>
+            </w:pPr>
+            <w:r>
+              <w:t xml:space="preserve">30</w:t>
+            </w:r>
+          </w:p>
+        </w:tc>
+        <w:tc>
+          <w:tcPr/>
+          <w:p>
+            <w:pPr>
+              <w:pStyle w:val="Compact"/>
+              <w:jc w:val="left"/>
+            </w:pPr>
+            <w:r>
+              <w:t xml:space="preserve">0.053</w:t>
+            </w:r>
+          </w:p>
+        </w:tc>
+        <w:tc>
+          <w:tcPr/>
+          <w:p>
+            <w:pPr>
+              <w:pStyle w:val="Compact"/>
+              <w:jc w:val="left"/>
+            </w:pPr>
+            <w:r>
+              <w:t xml:space="preserve">[0.012, 0.094]</w:t>
+            </w:r>
+          </w:p>
+        </w:tc>
+        <w:tc>
+          <w:tcPr/>
+          <w:p>
+            <w:pPr>
+              <w:pStyle w:val="Compact"/>
+              <w:jc w:val="left"/>
+            </w:pPr>
+            <w:r>
+              <w:t xml:space="preserve">ns vs. Group I (b = −0.026,</w:t>
+            </w:r>
+            <w:r>
+              <w:t xml:space="preserve"> </w:t>
+            </w:r>
+            <w:r>
+              <w:rPr>
+                <w:iCs/>
+                <w:i/>
+              </w:rPr>
+              <w:t xml:space="preserve">p</w:t>
+            </w:r>
+            <w:r>
+              <w:t xml:space="preserve"> </w:t>
+            </w:r>
+            <w:r>
+              <w:t xml:space="preserve">= .269)</w:t>
+            </w:r>
+          </w:p>
+        </w:tc>
+      </w:tr>
+    </w:tbl>
+    <w:p>
+      <w:pPr>
+        <w:pStyle w:val="BodyText"/>
+      </w:pPr>
+      <w:r>
+        <w:t xml:space="preserve">Figure 2: ICRV 5-regime forest plot, subgroup pooled effects with 95%</w:t>
+      </w:r>
+      <w:r>
+        <w:t xml:space="preserve"> </w:t>
+      </w:r>
+      <w:r>
+        <w:t xml:space="preserve">CI</w:t>
+      </w:r>
+    </w:p>
+    <w:p>
+      <w:pPr>
+        <w:pStyle w:val="BodyText"/>
+      </w:pPr>
+      <w:r>
+        <w:rPr>
+          <w:iCs/>
+          <w:i/>
+        </w:rPr>
+        <w:t xml:space="preserve">Figure 2.</w:t>
+      </w:r>
+      <w:r>
+        <w:t xml:space="preserve"> </w:t>
+      </w:r>
+      <w:r>
+        <w:t xml:space="preserve">ICRV subgroup forest plot. Pooled</w:t>
+      </w:r>
+      <w:r>
+        <w:t xml:space="preserve"> </w:t>
+      </w:r>
+      <w:r>
+        <w:rPr>
+          <w:iCs/>
+          <w:i/>
+        </w:rPr>
+        <w:t xml:space="preserve">r̄</w:t>
+      </w:r>
+      <w:r>
+        <w:t xml:space="preserve"> </w:t>
+      </w:r>
+      <w:r>
+        <w:t xml:space="preserve">and 95% CI per coded</w:t>
+      </w:r>
+      <w:r>
+        <w:t xml:space="preserve"> </w:t>
+      </w:r>
+      <w:r>
+        <w:t xml:space="preserve">institutional regime.</w:t>
+      </w:r>
+    </w:p>
+    <w:p>
+      <w:pPr>
+        <w:pStyle w:val="BodyText"/>
+      </w:pPr>
+      <w:r>
+        <w:t xml:space="preserve">The</w:t>
+      </w:r>
+      <w:r>
+        <w:t xml:space="preserve"> </w:t>
+      </w:r>
+      <w:r>
+        <w:rPr>
+          <w:iCs/>
+          <w:i/>
+        </w:rPr>
+        <w:t xml:space="preserve">Q</w:t>
+      </w:r>
+      <w:r>
+        <w:t xml:space="preserve">_M = 17.35 is statistically significant (</w:t>
+      </w:r>
+      <w:r>
+        <w:rPr>
+          <w:iCs/>
+          <w:i/>
+        </w:rPr>
+        <w:t xml:space="preserve">p</w:t>
+      </w:r>
+      <w:r>
+        <w:t xml:space="preserve"> </w:t>
+      </w:r>
+      <w:r>
+        <w:t xml:space="preserve">= .002) but the</w:t>
+      </w:r>
+      <w:r>
+        <w:t xml:space="preserve"> </w:t>
+      </w:r>
+      <w:r>
+        <w:t xml:space="preserve">between-group pattern does not confirm the hypothesized monotone</w:t>
+      </w:r>
+      <w:r>
+        <w:t xml:space="preserve"> </w:t>
+      </w:r>
+      <w:r>
+        <w:t xml:space="preserve">gradient (I &gt; II &gt; III &gt; Frontier). Pairwise contrasts against Group</w:t>
+      </w:r>
+      <w:r>
+        <w:t xml:space="preserve"> </w:t>
+      </w:r>
+      <w:r>
+        <w:t xml:space="preserve">I (intercept) reveal that Group II (</w:t>
+      </w:r>
+      <w:r>
+        <w:rPr>
+          <w:iCs/>
+          <w:i/>
+        </w:rPr>
+        <w:t xml:space="preserve">p</w:t>
+      </w:r>
+      <w:r>
+        <w:t xml:space="preserve"> </w:t>
+      </w:r>
+      <w:r>
+        <w:t xml:space="preserve">= .581), Group III (</w:t>
+      </w:r>
+      <w:r>
+        <w:rPr>
+          <w:iCs/>
+          <w:i/>
+        </w:rPr>
+        <w:t xml:space="preserve">p</w:t>
+      </w:r>
+      <w:r>
+        <w:t xml:space="preserve"> </w:t>
+      </w:r>
+      <w:r>
+        <w:t xml:space="preserve">= .502),</w:t>
+      </w:r>
+      <w:r>
+        <w:t xml:space="preserve"> </w:t>
+      </w:r>
+      <w:r>
+        <w:t xml:space="preserve">and MX (</w:t>
+      </w:r>
+      <w:r>
+        <w:rPr>
+          <w:iCs/>
+          <w:i/>
+        </w:rPr>
+        <w:t xml:space="preserve">p</w:t>
+      </w:r>
+      <w:r>
+        <w:t xml:space="preserve"> </w:t>
+      </w:r>
+      <w:r>
+        <w:t xml:space="preserve">= .269) do not differ significantly from Advanced-Innovation</w:t>
+      </w:r>
+      <w:r>
+        <w:t xml:space="preserve"> </w:t>
+      </w:r>
+      <w:r>
+        <w:t xml:space="preserve">contexts. The only significant contrast is Group I vs. Frontier (b =</w:t>
+      </w:r>
+      <w:r>
+        <w:t xml:space="preserve"> </w:t>
+      </w:r>
+      <w:r>
+        <w:t xml:space="preserve">+0.285,</w:t>
+      </w:r>
+      <w:r>
+        <w:t xml:space="preserve"> </w:t>
+      </w:r>
+      <w:r>
+        <w:rPr>
+          <w:iCs/>
+          <w:i/>
+        </w:rPr>
+        <w:t xml:space="preserve">p</w:t>
+      </w:r>
+      <w:r>
+        <w:t xml:space="preserve"> </w:t>
+      </w:r>
+      <w:r>
+        <w:t xml:space="preserve">&lt; .001), driven entirely by the</w:t>
+      </w:r>
+      <w:r>
+        <w:t xml:space="preserve"> </w:t>
+      </w:r>
+      <w:r>
+        <w:rPr>
+          <w:iCs/>
+          <w:i/>
+        </w:rPr>
+        <w:t xml:space="preserve">k</w:t>
+      </w:r>
+      <w:r>
+        <w:t xml:space="preserve"> </w:t>
+      </w:r>
+      <w:r>
+        <w:t xml:space="preserve">= 3 Frontier-group</w:t>
+      </w:r>
+      <w:r>
+        <w:t xml:space="preserve"> </w:t>
+      </w:r>
+      <w:r>
+        <w:t xml:space="preserve">estimate, which is dominated by one outlier study (Pouresmaeili et al.,</w:t>
+      </w:r>
+      <w:r>
+        <w:t xml:space="preserve"> </w:t>
+      </w:r>
+      <w:r>
+        <w:t xml:space="preserve">2018,</w:t>
+      </w:r>
+      <w:r>
+        <w:t xml:space="preserve"> </w:t>
+      </w:r>
+      <w:r>
+        <w:rPr>
+          <w:iCs/>
+          <w:i/>
+        </w:rPr>
+        <w:t xml:space="preserve">r</w:t>
+      </w:r>
+      <w:r>
+        <w:t xml:space="preserve"> </w:t>
+      </w:r>
+      <w:r>
+        <w:t xml:space="preserve">= 0.69). Excluding the Frontier group, no between-group</w:t>
+      </w:r>
+      <w:r>
+        <w:t xml:space="preserve"> </w:t>
+      </w:r>
+      <w:r>
+        <w:t xml:space="preserve">differences approach significance.</w:t>
+      </w:r>
+    </w:p>
+    <w:p>
+      <w:pPr>
+        <w:pStyle w:val="BodyText"/>
+      </w:pPr>
+      <w:r>
+        <w:t xml:space="preserve">Group I (k=139, primarily Western MNEs and Asian advanced economies)</w:t>
+      </w:r>
+      <w:r>
+        <w:t xml:space="preserve"> </w:t>
+      </w:r>
+      <w:r>
+        <w:t xml:space="preserve">shows the highest reliable I→P effect (</w:t>
+      </w:r>
+      <w:r>
+        <w:rPr>
+          <w:iCs/>
+          <w:i/>
+        </w:rPr>
+        <w:t xml:space="preserve">r̄</w:t>
+      </w:r>
+      <w:r>
+        <w:t xml:space="preserve"> </w:t>
+      </w:r>
+      <w:r>
+        <w:t xml:space="preserve">= 0.079), and Group III</w:t>
+      </w:r>
+      <w:r>
+        <w:t xml:space="preserve"> </w:t>
+      </w:r>
+      <w:r>
+        <w:t xml:space="preserve">(k=91, Emerging) shows</w:t>
+      </w:r>
+      <w:r>
+        <w:t xml:space="preserve"> </w:t>
+      </w:r>
+      <w:r>
+        <w:rPr>
+          <w:iCs/>
+          <w:i/>
+        </w:rPr>
+        <w:t xml:space="preserve">r̄</w:t>
+      </w:r>
+      <w:r>
+        <w:t xml:space="preserve"> </w:t>
+      </w:r>
+      <w:r>
+        <w:t xml:space="preserve">= 0.068, a difference of 0.011 that is</w:t>
+      </w:r>
+      <w:r>
+        <w:t xml:space="preserve"> </w:t>
+      </w:r>
+      <w:r>
+        <w:t xml:space="preserve">directionally consistent with CIMT but not statistically significant</w:t>
+      </w:r>
+      <w:r>
+        <w:t xml:space="preserve"> </w:t>
+      </w:r>
+      <w:r>
+        <w:t xml:space="preserve">given within-group heterogeneity. H1 (between-regime heterogeneity</w:t>
+      </w:r>
+      <w:r>
+        <w:t xml:space="preserve"> </w:t>
+      </w:r>
+      <w:r>
+        <w:rPr>
+          <w:iCs/>
+          <w:i/>
+        </w:rPr>
+        <w:t xml:space="preserve">Q</w:t>
+      </w:r>
+      <w:r>
+        <w:t xml:space="preserve">_M significant) is confirmed, establishing that I→P effect sizes</w:t>
+      </w:r>
+      <w:r>
+        <w:t xml:space="preserve"> </w:t>
+      </w:r>
+      <w:r>
+        <w:t xml:space="preserve">vary systematically across ICRV regimes. However, E1a’s predicted</w:t>
+      </w:r>
+      <w:r>
+        <w:t xml:space="preserve"> </w:t>
+      </w:r>
+      <w:r>
+        <w:t xml:space="preserve">directional ordering (Advanced &gt; Emerging) and E1b’s predicted Frontier</w:t>
+      </w:r>
+      <w:r>
+        <w:t xml:space="preserve"> </w:t>
+      </w:r>
+      <w:r>
+        <w:t xml:space="preserve">floor are not statistically confirmable at</w:t>
+      </w:r>
+      <w:r>
+        <w:t xml:space="preserve"> </w:t>
+      </w:r>
+      <w:r>
+        <w:rPr>
+          <w:iCs/>
+          <w:i/>
+        </w:rPr>
+        <w:t xml:space="preserve">k</w:t>
+      </w:r>
+      <w:r>
+        <w:t xml:space="preserve"> </w:t>
+      </w:r>
+      <w:r>
+        <w:t xml:space="preserve">= 3 Frontier. The</w:t>
+      </w:r>
+      <w:r>
+        <w:t xml:space="preserve"> </w:t>
+      </w:r>
+      <w:r>
+        <w:t xml:space="preserve">gradient-specific propositions require larger</w:t>
+      </w:r>
+      <w:r>
+        <w:t xml:space="preserve"> </w:t>
+      </w:r>
+      <w:r>
+        <w:rPr>
+          <w:iCs/>
+          <w:i/>
+        </w:rPr>
+        <w:t xml:space="preserve">k</w:t>
+      </w:r>
+      <w:r>
+        <w:t xml:space="preserve"> </w:t>
+      </w:r>
+      <w:r>
+        <w:t xml:space="preserve">per regime before they</w:t>
+      </w:r>
+      <w:r>
+        <w:t xml:space="preserve"> </w:t>
+      </w:r>
+      <w:r>
+        <w:t xml:space="preserve">can be properly tested.</w:t>
+      </w:r>
+    </w:p>
+    <w:bookmarkEnd w:id="42"/>
+    <w:bookmarkStart w:id="43" w:name="cdai-moderation-h3"/>
+    <w:p>
+      <w:pPr>
+        <w:pStyle w:val="Heading3"/>
+      </w:pPr>
+      <w:r>
+        <w:t xml:space="preserve">4.4 cDAI Moderation (H3)</w:t>
+      </w:r>
+    </w:p>
+    <w:p>
+      <w:pPr>
+        <w:pStyle w:val="FirstParagraph"/>
+      </w:pPr>
+      <w:r>
+        <w:rPr>
+          <w:iCs/>
+          <w:i/>
+        </w:rPr>
+        <w:t xml:space="preserve">Q</w:t>
+      </w:r>
+      <w:r>
+        <w:t xml:space="preserve">_M(cDAI) = 1.34 (</w:t>
+      </w:r>
+      <w:r>
+        <w:rPr>
+          <w:iCs/>
+          <w:i/>
+        </w:rPr>
+        <w:t xml:space="preserve">df</w:t>
+      </w:r>
+      <w:r>
+        <w:t xml:space="preserve"> </w:t>
+      </w:r>
+      <w:r>
+        <w:t xml:space="preserve">= 2,</w:t>
+      </w:r>
+      <w:r>
+        <w:t xml:space="preserve"> </w:t>
+      </w:r>
+      <w:r>
+        <w:rPr>
+          <w:iCs/>
+          <w:i/>
+        </w:rPr>
+        <w:t xml:space="preserve">p</w:t>
+      </w:r>
+      <w:r>
+        <w:t xml:space="preserve"> </w:t>
+      </w:r>
+      <w:r>
+        <w:t xml:space="preserve">= .513). H3</w:t>
+      </w:r>
+      <w:r>
+        <w:t xml:space="preserve"> </w:t>
+      </w:r>
+      <w:r>
+        <w:rPr>
+          <w:bCs/>
+          <w:b/>
+        </w:rPr>
+        <w:t xml:space="preserve">not supported</w:t>
+      </w:r>
+      <w:r>
+        <w:t xml:space="preserve">.</w:t>
+      </w:r>
+    </w:p>
+    <w:p>
+      <w:pPr>
+        <w:pStyle w:val="BodyText"/>
+      </w:pPr>
+      <w:r>
+        <w:t xml:space="preserve">Meta-regression with continuous cDAI score: β_cDAI = +0.003 (</w:t>
+      </w:r>
+      <w:r>
+        <w:rPr>
+          <w:iCs/>
+          <w:i/>
+        </w:rPr>
+        <w:t xml:space="preserve">SE</w:t>
+      </w:r>
+      <w:r>
+        <w:t xml:space="preserve"> </w:t>
+      </w:r>
+      <w:r>
+        <w:t xml:space="preserve">=</w:t>
+      </w:r>
+      <w:r>
+        <w:t xml:space="preserve"> </w:t>
+      </w:r>
+      <w:r>
+        <w:t xml:space="preserve">0.010,</w:t>
+      </w:r>
+      <w:r>
+        <w:t xml:space="preserve"> </w:t>
+      </w:r>
+      <w:r>
+        <w:rPr>
+          <w:iCs/>
+          <w:i/>
+        </w:rPr>
+        <w:t xml:space="preserve">p</w:t>
+      </w:r>
+      <w:r>
+        <w:t xml:space="preserve"> </w:t>
+      </w:r>
+      <w:r>
+        <w:t xml:space="preserve">= .744). Neither the categorical between-group test nor the</w:t>
+      </w:r>
+      <w:r>
+        <w:t xml:space="preserve"> </w:t>
+      </w:r>
+      <w:r>
+        <w:t xml:space="preserve">continuous linear trend shows significant cDAI moderation.</w:t>
+      </w:r>
+    </w:p>
+    <w:p>
+      <w:pPr>
+        <w:pStyle w:val="BodyText"/>
+      </w:pPr>
+      <w:r>
+        <w:rPr>
+          <w:bCs/>
+          <w:b/>
+        </w:rPr>
+        <w:t xml:space="preserve">Table 4.2, cDAI subgroup</w:t>
+      </w:r>
+      <w:r>
+        <w:t xml:space="preserve"> </w:t>
+      </w:r>
+      <w:r>
+        <w:rPr>
+          <w:iCs/>
+          <w:i/>
+        </w:rPr>
+        <w:t xml:space="preserve">(actual MARA output)</w:t>
       </w:r>
     </w:p>
     <w:tbl>
@@ -11931,7 +13096,7 @@
               <w:jc w:val="left"/>
             </w:pPr>
             <w:r>
-              <w:t xml:space="preserve">Regime</w:t>
+              <w:t xml:space="preserve">cDAI Group</w:t>
             </w:r>
           </w:p>
         </w:tc>
@@ -11987,7 +13152,7 @@
               <w:jc w:val="left"/>
             </w:pPr>
             <w:r>
-              <w:t xml:space="preserve">Note</w:t>
+              <w:t xml:space="preserve">Δ vs. Low</w:t>
             </w:r>
           </w:p>
         </w:tc>
@@ -12001,55 +13166,55 @@
               <w:jc w:val="left"/>
             </w:pPr>
             <w:r>
-              <w:t xml:space="preserve">I, Advanced-Innovation (SG, HK, KR, JP, UK, US…)</w:t>
-            </w:r>
-          </w:p>
-        </w:tc>
-        <w:tc>
-          <w:tcPr/>
-          <w:p>
-            <w:pPr>
-              <w:pStyle w:val="Compact"/>
-              <w:jc w:val="left"/>
-            </w:pPr>
-            <w:r>
-              <w:t xml:space="preserve">139</w:t>
-            </w:r>
-          </w:p>
-        </w:tc>
-        <w:tc>
-          <w:tcPr/>
-          <w:p>
-            <w:pPr>
-              <w:pStyle w:val="Compact"/>
-              <w:jc w:val="left"/>
-            </w:pPr>
-            <w:r>
-              <w:t xml:space="preserve">0.079</w:t>
-            </w:r>
-          </w:p>
-        </w:tc>
-        <w:tc>
-          <w:tcPr/>
-          <w:p>
-            <w:pPr>
-              <w:pStyle w:val="Compact"/>
-              <w:jc w:val="left"/>
-            </w:pPr>
-            <w:r>
-              <w:t xml:space="preserve">[0.058, 0.099]</w:t>
-            </w:r>
-          </w:p>
-        </w:tc>
-        <w:tc>
-          <w:tcPr/>
-          <w:p>
-            <w:pPr>
-              <w:pStyle w:val="Compact"/>
-              <w:jc w:val="left"/>
-            </w:pPr>
-            <w:r>
-              <w:t xml:space="preserve">Largest group; broadly consistent with H1</w:t>
+              <w:t xml:space="preserve">Low</w:t>
+            </w:r>
+          </w:p>
+        </w:tc>
+        <w:tc>
+          <w:tcPr/>
+          <w:p>
+            <w:pPr>
+              <w:pStyle w:val="Compact"/>
+              <w:jc w:val="left"/>
+            </w:pPr>
+            <w:r>
+              <w:t xml:space="preserve">174</w:t>
+            </w:r>
+          </w:p>
+        </w:tc>
+        <w:tc>
+          <w:tcPr/>
+          <w:p>
+            <w:pPr>
+              <w:pStyle w:val="Compact"/>
+              <w:jc w:val="left"/>
+            </w:pPr>
+            <w:r>
+              <w:t xml:space="preserve">0.075</w:t>
+            </w:r>
+          </w:p>
+        </w:tc>
+        <w:tc>
+          <w:tcPr/>
+          <w:p>
+            <w:pPr>
+              <w:pStyle w:val="Compact"/>
+              <w:jc w:val="left"/>
+            </w:pPr>
+            <w:r>
+              <w:t xml:space="preserve">[0.056, 0.094]</w:t>
+            </w:r>
+          </w:p>
+        </w:tc>
+        <w:tc>
+          <w:tcPr/>
+          <w:p>
+            <w:pPr>
+              <w:pStyle w:val="Compact"/>
+              <w:jc w:val="left"/>
+            </w:pPr>
+            <w:r>
+              <w:t xml:space="preserve">,</w:t>
             </w:r>
           </w:p>
         </w:tc>
@@ -12063,55 +13228,55 @@
               <w:jc w:val="left"/>
             </w:pPr>
             <w:r>
-              <w:t xml:space="preserve">II, Upper-middle</w:t>
-            </w:r>
-          </w:p>
-        </w:tc>
-        <w:tc>
-          <w:tcPr/>
-          <w:p>
-            <w:pPr>
-              <w:pStyle w:val="Compact"/>
-              <w:jc w:val="left"/>
-            </w:pPr>
-            <w:r>
-              <w:t xml:space="preserve">25</w:t>
-            </w:r>
-          </w:p>
-        </w:tc>
-        <w:tc>
-          <w:tcPr/>
-          <w:p>
-            <w:pPr>
-              <w:pStyle w:val="Compact"/>
-              <w:jc w:val="left"/>
-            </w:pPr>
-            <w:r>
-              <w:t xml:space="preserve">0.065</w:t>
-            </w:r>
-          </w:p>
-        </w:tc>
-        <w:tc>
-          <w:tcPr/>
-          <w:p>
-            <w:pPr>
-              <w:pStyle w:val="Compact"/>
-              <w:jc w:val="left"/>
-            </w:pPr>
-            <w:r>
-              <w:t xml:space="preserve">[0.020, 0.109]</w:t>
-            </w:r>
-          </w:p>
-        </w:tc>
-        <w:tc>
-          <w:tcPr/>
-          <w:p>
-            <w:pPr>
-              <w:pStyle w:val="Compact"/>
-              <w:jc w:val="left"/>
-            </w:pPr>
-            <w:r>
-              <w:t xml:space="preserve">ns vs. Group I (b = −0.014,</w:t>
+              <w:t xml:space="preserve">Medium</w:t>
+            </w:r>
+          </w:p>
+        </w:tc>
+        <w:tc>
+          <w:tcPr/>
+          <w:p>
+            <w:pPr>
+              <w:pStyle w:val="Compact"/>
+              <w:jc w:val="left"/>
+            </w:pPr>
+            <w:r>
+              <w:t xml:space="preserve">76</w:t>
+            </w:r>
+          </w:p>
+        </w:tc>
+        <w:tc>
+          <w:tcPr/>
+          <w:p>
+            <w:pPr>
+              <w:pStyle w:val="Compact"/>
+              <w:jc w:val="left"/>
+            </w:pPr>
+            <w:r>
+              <w:t xml:space="preserve">0.063</w:t>
+            </w:r>
+          </w:p>
+        </w:tc>
+        <w:tc>
+          <w:tcPr/>
+          <w:p>
+            <w:pPr>
+              <w:pStyle w:val="Compact"/>
+              <w:jc w:val="left"/>
+            </w:pPr>
+            <w:r>
+              <w:t xml:space="preserve">[0.036, 0.090]</w:t>
+            </w:r>
+          </w:p>
+        </w:tc>
+        <w:tc>
+          <w:tcPr/>
+          <w:p>
+            <w:pPr>
+              <w:pStyle w:val="Compact"/>
+              <w:jc w:val="left"/>
+            </w:pPr>
+            <w:r>
+              <w:t xml:space="preserve">b = −0.012,</w:t>
             </w:r>
             <w:r>
               <w:t xml:space="preserve"> </w:t>
@@ -12127,7 +13292,7 @@
               <w:t xml:space="preserve"> </w:t>
             </w:r>
             <w:r>
-              <w:t xml:space="preserve">= .581)</w:t>
+              <w:t xml:space="preserve">= .489</w:t>
             </w:r>
           </w:p>
         </w:tc>
@@ -12141,55 +13306,55 @@
               <w:jc w:val="left"/>
             </w:pPr>
             <w:r>
-              <w:t xml:space="preserve">III, Emerging (VN, IN, CN, PH…)</w:t>
-            </w:r>
-          </w:p>
-        </w:tc>
-        <w:tc>
-          <w:tcPr/>
-          <w:p>
-            <w:pPr>
-              <w:pStyle w:val="Compact"/>
-              <w:jc w:val="left"/>
-            </w:pPr>
-            <w:r>
-              <w:t xml:space="preserve">91</w:t>
-            </w:r>
-          </w:p>
-        </w:tc>
-        <w:tc>
-          <w:tcPr/>
-          <w:p>
-            <w:pPr>
-              <w:pStyle w:val="Compact"/>
-              <w:jc w:val="left"/>
-            </w:pPr>
-            <w:r>
-              <w:t xml:space="preserve">0.068</w:t>
-            </w:r>
-          </w:p>
-        </w:tc>
-        <w:tc>
-          <w:tcPr/>
-          <w:p>
-            <w:pPr>
-              <w:pStyle w:val="Compact"/>
-              <w:jc w:val="left"/>
-            </w:pPr>
-            <w:r>
-              <w:t xml:space="preserve">[0.044, 0.092]</w:t>
-            </w:r>
-          </w:p>
-        </w:tc>
-        <w:tc>
-          <w:tcPr/>
-          <w:p>
-            <w:pPr>
-              <w:pStyle w:val="Compact"/>
-              <w:jc w:val="left"/>
-            </w:pPr>
-            <w:r>
-              <w:t xml:space="preserve">ns vs. Group I (b = −0.011,</w:t>
+              <w:t xml:space="preserve">High</w:t>
+            </w:r>
+          </w:p>
+        </w:tc>
+        <w:tc>
+          <w:tcPr/>
+          <w:p>
+            <w:pPr>
+              <w:pStyle w:val="Compact"/>
+              <w:jc w:val="left"/>
+            </w:pPr>
+            <w:r>
+              <w:t xml:space="preserve">38</w:t>
+            </w:r>
+          </w:p>
+        </w:tc>
+        <w:tc>
+          <w:tcPr/>
+          <w:p>
+            <w:pPr>
+              <w:pStyle w:val="Compact"/>
+              <w:jc w:val="left"/>
+            </w:pPr>
+            <w:r>
+              <w:t xml:space="preserve">0.091</w:t>
+            </w:r>
+          </w:p>
+        </w:tc>
+        <w:tc>
+          <w:tcPr/>
+          <w:p>
+            <w:pPr>
+              <w:pStyle w:val="Compact"/>
+              <w:jc w:val="left"/>
+            </w:pPr>
+            <w:r>
+              <w:t xml:space="preserve">[0.052, 0.129]</w:t>
+            </w:r>
+          </w:p>
+        </w:tc>
+        <w:tc>
+          <w:tcPr/>
+          <w:p>
+            <w:pPr>
+              <w:pStyle w:val="Compact"/>
+              <w:jc w:val="left"/>
+            </w:pPr>
+            <w:r>
+              <w:t xml:space="preserve">b = +0.016,</w:t>
             </w:r>
             <w:r>
               <w:t xml:space="preserve"> </w:t>
@@ -12205,73 +13370,242 @@
               <w:t xml:space="preserve"> </w:t>
             </w:r>
             <w:r>
-              <w:t xml:space="preserve">= .502)</w:t>
+              <w:t xml:space="preserve">= .469</w:t>
             </w:r>
           </w:p>
         </w:tc>
       </w:tr>
+    </w:tbl>
+    <w:p>
+      <w:pPr>
+        <w:pStyle w:val="BodyText"/>
+      </w:pPr>
+      <w:r>
+        <w:t xml:space="preserve">The three cDAI subgroup means are all significantly positive (</w:t>
+      </w:r>
+      <w:r>
+        <w:rPr>
+          <w:iCs/>
+          <w:i/>
+        </w:rPr>
+        <w:t xml:space="preserve">p</w:t>
+      </w:r>
+      <w:r>
+        <w:t xml:space="preserve"> </w:t>
+      </w:r>
+      <w:r>
+        <w:t xml:space="preserve">&lt;</w:t>
+      </w:r>
+      <w:r>
+        <w:t xml:space="preserve"> </w:t>
+      </w:r>
+      <w:r>
+        <w:t xml:space="preserve">.001) but do not differ significantly from each other. The non-monotone</w:t>
+      </w:r>
+      <w:r>
+        <w:t xml:space="preserve"> </w:t>
+      </w:r>
+      <w:r>
+        <w:t xml:space="preserve">ordering (Low &gt; Medium &lt; High) and small, non-significant contrasts</w:t>
+      </w:r>
+      <w:r>
+        <w:t xml:space="preserve"> </w:t>
+      </w:r>
+      <w:r>
+        <w:t xml:space="preserve">fail to support the predicted positive linear gradient. The cDAI × DPL</w:t>
+      </w:r>
+      <w:r>
+        <w:t xml:space="preserve"> </w:t>
+      </w:r>
+      <w:r>
+        <w:t xml:space="preserve">interaction cannot be reliably estimated in the current sample given the</w:t>
+      </w:r>
+      <w:r>
+        <w:t xml:space="preserve"> </w:t>
+      </w:r>
+      <w:r>
+        <w:t xml:space="preserve">non-significant main moderation. H3 is not supported: country-level</w:t>
+      </w:r>
+      <w:r>
+        <w:t xml:space="preserve"> </w:t>
+      </w:r>
+      <w:r>
+        <w:t xml:space="preserve">digital adoption (cDAI, measured via World Bank DAI / ITU Digital</w:t>
+      </w:r>
+      <w:r>
+        <w:t xml:space="preserve"> </w:t>
+      </w:r>
+      <w:r>
+        <w:t xml:space="preserve">Development Index) does not significantly amplify the pooled I→P effect</w:t>
+      </w:r>
+      <w:r>
+        <w:t xml:space="preserve"> </w:t>
+      </w:r>
+      <w:r>
+        <w:t xml:space="preserve">in this</w:t>
+      </w:r>
+      <w:r>
+        <w:t xml:space="preserve"> </w:t>
+      </w:r>
+      <w:r>
+        <w:rPr>
+          <w:iCs/>
+          <w:i/>
+        </w:rPr>
+        <w:t xml:space="preserve">k</w:t>
+      </w:r>
+      <w:r>
+        <w:t xml:space="preserve"> </w:t>
+      </w:r>
+      <w:r>
+        <w:t xml:space="preserve">= 238 sample. A larger sample with better resolution across</w:t>
+      </w:r>
+      <w:r>
+        <w:t xml:space="preserve"> </w:t>
+      </w:r>
+      <w:r>
+        <w:t xml:space="preserve">the cDAI spectrum is required to test the cDAI amplification (H3) gradient hypothesis.</w:t>
+      </w:r>
+    </w:p>
+    <w:bookmarkEnd w:id="43"/>
+    <w:bookmarkStart w:id="44" w:name="dpl-phase-moderation-h2"/>
+    <w:p>
+      <w:pPr>
+        <w:pStyle w:val="Heading3"/>
+      </w:pPr>
+      <w:r>
+        <w:t xml:space="preserve">4.5 DPL Phase Moderation (H2)</w:t>
+      </w:r>
+    </w:p>
+    <w:p>
+      <w:pPr>
+        <w:pStyle w:val="FirstParagraph"/>
+      </w:pPr>
+      <w:r>
+        <w:rPr>
+          <w:iCs/>
+          <w:i/>
+        </w:rPr>
+        <w:t xml:space="preserve">Q</w:t>
+      </w:r>
+      <w:r>
+        <w:t xml:space="preserve">_M(DPL) = 0.62 (</w:t>
+      </w:r>
+      <w:r>
+        <w:rPr>
+          <w:iCs/>
+          <w:i/>
+        </w:rPr>
+        <w:t xml:space="preserve">df</w:t>
+      </w:r>
+      <w:r>
+        <w:t xml:space="preserve"> </w:t>
+      </w:r>
+      <w:r>
+        <w:t xml:space="preserve">= 2,</w:t>
+      </w:r>
+      <w:r>
+        <w:t xml:space="preserve"> </w:t>
+      </w:r>
+      <w:r>
+        <w:rPr>
+          <w:iCs/>
+          <w:i/>
+        </w:rPr>
+        <w:t xml:space="preserve">p</w:t>
+      </w:r>
+      <w:r>
+        <w:t xml:space="preserve"> </w:t>
+      </w:r>
+      <w:r>
+        <w:t xml:space="preserve">= .734). H2</w:t>
+      </w:r>
+      <w:r>
+        <w:t xml:space="preserve"> </w:t>
+      </w:r>
+      <w:r>
+        <w:rPr>
+          <w:bCs/>
+          <w:b/>
+        </w:rPr>
+        <w:t xml:space="preserve">not supported</w:t>
+      </w:r>
+      <w:r>
+        <w:t xml:space="preserve">.</w:t>
+      </w:r>
+    </w:p>
+    <w:p>
+      <w:pPr>
+        <w:pStyle w:val="BodyText"/>
+      </w:pPr>
+      <w:r>
+        <w:rPr>
+          <w:bCs/>
+          <w:b/>
+        </w:rPr>
+        <w:t xml:space="preserve">Table 4.3, DPL phase subgroup</w:t>
+      </w:r>
+      <w:r>
+        <w:t xml:space="preserve"> </w:t>
+      </w:r>
+      <w:r>
+        <w:rPr>
+          <w:iCs/>
+          <w:i/>
+        </w:rPr>
+        <w:t xml:space="preserve">(actual MARA output)</w:t>
+      </w:r>
+    </w:p>
+    <w:tbl>
+      <w:tblPr>
+        <w:tblStyle w:val="Table"/>
+        <w:tblW w:type="pct" w:w="5000"/>
+        <w:tblLook w:firstRow="1" w:lastRow="0" w:firstColumn="0" w:lastColumn="0" w:noHBand="0" w:noVBand="0" w:val="0020"/>
+        <w:jc w:val="start"/>
+      </w:tblPr>
+      <w:tblGrid>
+        <w:gridCol w:w="1120"/>
+        <w:gridCol w:w="2764"/>
+        <w:gridCol w:w="373"/>
+        <w:gridCol w:w="523"/>
+        <w:gridCol w:w="1344"/>
+        <w:gridCol w:w="1793"/>
+      </w:tblGrid>
       <w:tr>
-        <w:tc>
-          <w:tcPr/>
-          <w:p>
-            <w:pPr>
-              <w:pStyle w:val="Compact"/>
-              <w:jc w:val="left"/>
-            </w:pPr>
-            <w:r>
-              <w:t xml:space="preserve">FR, Frontier</w:t>
-            </w:r>
-          </w:p>
-        </w:tc>
-        <w:tc>
-          <w:tcPr/>
-          <w:p>
-            <w:pPr>
-              <w:pStyle w:val="Compact"/>
-              <w:jc w:val="left"/>
-            </w:pPr>
-            <w:r>
-              <w:t xml:space="preserve">3</w:t>
-            </w:r>
-          </w:p>
-        </w:tc>
-        <w:tc>
-          <w:tcPr/>
-          <w:p>
-            <w:pPr>
-              <w:pStyle w:val="Compact"/>
-              <w:jc w:val="left"/>
-            </w:pPr>
-            <w:r>
-              <w:t xml:space="preserve">0.349</w:t>
-            </w:r>
-          </w:p>
-        </w:tc>
-        <w:tc>
-          <w:tcPr/>
-          <w:p>
-            <w:pPr>
-              <w:pStyle w:val="Compact"/>
-              <w:jc w:val="left"/>
-            </w:pPr>
-            <w:r>
-              <w:t xml:space="preserve">[0.217, 0.468]</w:t>
-            </w:r>
-          </w:p>
-        </w:tc>
-        <w:tc>
-          <w:tcPr/>
-          <w:p>
-            <w:pPr>
-              <w:pStyle w:val="Compact"/>
-              <w:jc w:val="left"/>
-            </w:pPr>
-            <w:r>
-              <w:t xml:space="preserve">⚠️</w:t>
-            </w:r>
-            <w:r>
-              <w:t xml:space="preserve"> </w:t>
-            </w:r>
+        <w:trPr>
+          <w:tblHeader w:val="true"/>
+        </w:trPr>
+        <w:tc>
+          <w:tcPr/>
+          <w:p>
+            <w:pPr>
+              <w:pStyle w:val="Compact"/>
+              <w:jc w:val="left"/>
+            </w:pPr>
+            <w:r>
+              <w:t xml:space="preserve">DPL Phase</w:t>
+            </w:r>
+          </w:p>
+        </w:tc>
+        <w:tc>
+          <w:tcPr/>
+          <w:p>
+            <w:pPr>
+              <w:pStyle w:val="Compact"/>
+              <w:jc w:val="left"/>
+            </w:pPr>
+            <w:r>
+              <w:t xml:space="preserve">Definition</w:t>
+            </w:r>
+          </w:p>
+        </w:tc>
+        <w:tc>
+          <w:tcPr/>
+          <w:p>
+            <w:pPr>
+              <w:pStyle w:val="Compact"/>
+              <w:jc w:val="left"/>
+            </w:pPr>
             <w:r>
               <w:rPr>
                 <w:iCs/>
@@ -12279,11 +13613,1209 @@
               </w:rPr>
               <w:t xml:space="preserve">k</w:t>
             </w:r>
+          </w:p>
+        </w:tc>
+        <w:tc>
+          <w:tcPr/>
+          <w:p>
+            <w:pPr>
+              <w:pStyle w:val="Compact"/>
+              <w:jc w:val="left"/>
+            </w:pPr>
+            <w:r>
+              <w:rPr>
+                <w:iCs/>
+                <w:i/>
+              </w:rPr>
+              <w:t xml:space="preserve">r̄</w:t>
+            </w:r>
+          </w:p>
+        </w:tc>
+        <w:tc>
+          <w:tcPr/>
+          <w:p>
+            <w:pPr>
+              <w:pStyle w:val="Compact"/>
+              <w:jc w:val="left"/>
+            </w:pPr>
+            <w:r>
+              <w:t xml:space="preserve">95% CI</w:t>
+            </w:r>
+          </w:p>
+        </w:tc>
+        <w:tc>
+          <w:tcPr/>
+          <w:p>
+            <w:pPr>
+              <w:pStyle w:val="Compact"/>
+              <w:jc w:val="left"/>
+            </w:pPr>
+            <w:r>
+              <w:t xml:space="preserve">Δ vs. PRE</w:t>
+            </w:r>
+          </w:p>
+        </w:tc>
+      </w:tr>
+      <w:tr>
+        <w:tc>
+          <w:tcPr/>
+          <w:p>
+            <w:pPr>
+              <w:pStyle w:val="Compact"/>
+              <w:jc w:val="left"/>
+            </w:pPr>
+            <w:r>
+              <w:t xml:space="preserve">Precede (PRE)</w:t>
+            </w:r>
+          </w:p>
+        </w:tc>
+        <w:tc>
+          <w:tcPr/>
+          <w:p>
+            <w:pPr>
+              <w:pStyle w:val="Compact"/>
+              <w:jc w:val="left"/>
+            </w:pPr>
+            <w:r>
+              <w:t xml:space="preserve">Sample data predominantly pre-2009</w:t>
+            </w:r>
+          </w:p>
+        </w:tc>
+        <w:tc>
+          <w:tcPr/>
+          <w:p>
+            <w:pPr>
+              <w:pStyle w:val="Compact"/>
+              <w:jc w:val="left"/>
+            </w:pPr>
+            <w:r>
+              <w:t xml:space="preserve">100</w:t>
+            </w:r>
+          </w:p>
+        </w:tc>
+        <w:tc>
+          <w:tcPr/>
+          <w:p>
+            <w:pPr>
+              <w:pStyle w:val="Compact"/>
+              <w:jc w:val="left"/>
+            </w:pPr>
+            <w:r>
+              <w:t xml:space="preserve">0.082</w:t>
+            </w:r>
+          </w:p>
+        </w:tc>
+        <w:tc>
+          <w:tcPr/>
+          <w:p>
+            <w:pPr>
+              <w:pStyle w:val="Compact"/>
+              <w:jc w:val="left"/>
+            </w:pPr>
+            <w:r>
+              <w:t xml:space="preserve">[0.057, 0.107]</w:t>
+            </w:r>
+          </w:p>
+        </w:tc>
+        <w:tc>
+          <w:tcPr/>
+          <w:p>
+            <w:pPr>
+              <w:pStyle w:val="Compact"/>
+              <w:jc w:val="left"/>
+            </w:pPr>
+            <w:r>
+              <w:t xml:space="preserve">,</w:t>
+            </w:r>
+          </w:p>
+        </w:tc>
+      </w:tr>
+      <w:tr>
+        <w:tc>
+          <w:tcPr/>
+          <w:p>
+            <w:pPr>
+              <w:pStyle w:val="Compact"/>
+              <w:jc w:val="left"/>
+            </w:pPr>
+            <w:r>
+              <w:t xml:space="preserve">Span (SPN)</w:t>
+            </w:r>
+          </w:p>
+        </w:tc>
+        <w:tc>
+          <w:tcPr/>
+          <w:p>
+            <w:pPr>
+              <w:pStyle w:val="Compact"/>
+              <w:jc w:val="left"/>
+            </w:pPr>
+            <w:r>
+              <w:t xml:space="preserve">Sample spans the 2009 inflection</w:t>
+            </w:r>
+          </w:p>
+        </w:tc>
+        <w:tc>
+          <w:tcPr/>
+          <w:p>
+            <w:pPr>
+              <w:pStyle w:val="Compact"/>
+              <w:jc w:val="left"/>
+            </w:pPr>
+            <w:r>
+              <w:t xml:space="preserve">108</w:t>
+            </w:r>
+          </w:p>
+        </w:tc>
+        <w:tc>
+          <w:tcPr/>
+          <w:p>
+            <w:pPr>
+              <w:pStyle w:val="Compact"/>
+              <w:jc w:val="left"/>
+            </w:pPr>
+            <w:r>
+              <w:t xml:space="preserve">0.068</w:t>
+            </w:r>
+          </w:p>
+        </w:tc>
+        <w:tc>
+          <w:tcPr/>
+          <w:p>
+            <w:pPr>
+              <w:pStyle w:val="Compact"/>
+              <w:jc w:val="left"/>
+            </w:pPr>
+            <w:r>
+              <w:t xml:space="preserve">[0.045, 0.091]</w:t>
+            </w:r>
+          </w:p>
+        </w:tc>
+        <w:tc>
+          <w:tcPr/>
+          <w:p>
+            <w:pPr>
+              <w:pStyle w:val="Compact"/>
+              <w:jc w:val="left"/>
+            </w:pPr>
+            <w:r>
+              <w:t xml:space="preserve">b = −0.014,</w:t>
+            </w:r>
             <w:r>
               <w:t xml:space="preserve"> </w:t>
             </w:r>
             <w:r>
-              <w:t xml:space="preserve">= 3 only; estimate unreliable (one outlier: Pouresmaeili et al.,</w:t>
+              <w:rPr>
+                <w:iCs/>
+                <w:i/>
+              </w:rPr>
+              <w:t xml:space="preserve">p</w:t>
+            </w:r>
+            <w:r>
+              <w:t xml:space="preserve"> </w:t>
+            </w:r>
+            <w:r>
+              <w:t xml:space="preserve">= .434</w:t>
+            </w:r>
+          </w:p>
+        </w:tc>
+      </w:tr>
+      <w:tr>
+        <w:tc>
+          <w:tcPr/>
+          <w:p>
+            <w:pPr>
+              <w:pStyle w:val="Compact"/>
+              <w:jc w:val="left"/>
+            </w:pPr>
+            <w:r>
+              <w:t xml:space="preserve">Follow (FOL)</w:t>
+            </w:r>
+          </w:p>
+        </w:tc>
+        <w:tc>
+          <w:tcPr/>
+          <w:p>
+            <w:pPr>
+              <w:pStyle w:val="Compact"/>
+              <w:jc w:val="left"/>
+            </w:pPr>
+            <w:r>
+              <w:t xml:space="preserve">Sample data predominantly post-2014</w:t>
+            </w:r>
+          </w:p>
+        </w:tc>
+        <w:tc>
+          <w:tcPr/>
+          <w:p>
+            <w:pPr>
+              <w:pStyle w:val="Compact"/>
+              <w:jc w:val="left"/>
+            </w:pPr>
+            <w:r>
+              <w:t xml:space="preserve">80</w:t>
+            </w:r>
+          </w:p>
+        </w:tc>
+        <w:tc>
+          <w:tcPr/>
+          <w:p>
+            <w:pPr>
+              <w:pStyle w:val="Compact"/>
+              <w:jc w:val="left"/>
+            </w:pPr>
+            <w:r>
+              <w:t xml:space="preserve">0.073</w:t>
+            </w:r>
+          </w:p>
+        </w:tc>
+        <w:tc>
+          <w:tcPr/>
+          <w:p>
+            <w:pPr>
+              <w:pStyle w:val="Compact"/>
+              <w:jc w:val="left"/>
+            </w:pPr>
+            <w:r>
+              <w:t xml:space="preserve">[0.046, 0.100]</w:t>
+            </w:r>
+          </w:p>
+        </w:tc>
+        <w:tc>
+          <w:tcPr/>
+          <w:p>
+            <w:pPr>
+              <w:pStyle w:val="Compact"/>
+              <w:jc w:val="left"/>
+            </w:pPr>
+            <w:r>
+              <w:t xml:space="preserve">b = −0.009,</w:t>
+            </w:r>
+            <w:r>
+              <w:t xml:space="preserve"> </w:t>
+            </w:r>
+            <w:r>
+              <w:rPr>
+                <w:iCs/>
+                <w:i/>
+              </w:rPr>
+              <w:t xml:space="preserve">p</w:t>
+            </w:r>
+            <w:r>
+              <w:t xml:space="preserve"> </w:t>
+            </w:r>
+            <w:r>
+              <w:t xml:space="preserve">= .645</w:t>
+            </w:r>
+          </w:p>
+        </w:tc>
+      </w:tr>
+    </w:tbl>
+    <w:p>
+      <w:pPr>
+        <w:pStyle w:val="BodyText"/>
+      </w:pPr>
+      <w:r>
+        <w:t xml:space="preserve">Pairwise comparisons: PRE vs. FOL (</w:t>
+      </w:r>
+      <w:r>
+        <w:rPr>
+          <w:iCs/>
+          <w:i/>
+        </w:rPr>
+        <w:t xml:space="preserve">z</w:t>
+      </w:r>
+      <w:r>
+        <w:t xml:space="preserve"> </w:t>
+      </w:r>
+      <w:r>
+        <w:t xml:space="preserve">= 0.46,</w:t>
+      </w:r>
+      <w:r>
+        <w:t xml:space="preserve"> </w:t>
+      </w:r>
+      <w:r>
+        <w:rPr>
+          <w:iCs/>
+          <w:i/>
+        </w:rPr>
+        <w:t xml:space="preserve">p</w:t>
+      </w:r>
+      <w:r>
+        <w:t xml:space="preserve"> </w:t>
+      </w:r>
+      <w:r>
+        <w:t xml:space="preserve">= .645); PRE vs. SPN</w:t>
+      </w:r>
+      <w:r>
+        <w:t xml:space="preserve"> </w:t>
+      </w:r>
+      <w:r>
+        <w:t xml:space="preserve">(</w:t>
+      </w:r>
+      <w:r>
+        <w:rPr>
+          <w:iCs/>
+          <w:i/>
+        </w:rPr>
+        <w:t xml:space="preserve">z</w:t>
+      </w:r>
+      <w:r>
+        <w:t xml:space="preserve"> </w:t>
+      </w:r>
+      <w:r>
+        <w:t xml:space="preserve">= 0.78,</w:t>
+      </w:r>
+      <w:r>
+        <w:t xml:space="preserve"> </w:t>
+      </w:r>
+      <w:r>
+        <w:rPr>
+          <w:iCs/>
+          <w:i/>
+        </w:rPr>
+        <w:t xml:space="preserve">p</w:t>
+      </w:r>
+      <w:r>
+        <w:t xml:space="preserve"> </w:t>
+      </w:r>
+      <w:r>
+        <w:t xml:space="preserve">= .434); FOL vs. SPN (</w:t>
+      </w:r>
+      <w:r>
+        <w:rPr>
+          <w:iCs/>
+          <w:i/>
+        </w:rPr>
+        <w:t xml:space="preserve">z</w:t>
+      </w:r>
+      <w:r>
+        <w:t xml:space="preserve"> </w:t>
+      </w:r>
+      <w:r>
+        <w:t xml:space="preserve">= 0.28,</w:t>
+      </w:r>
+      <w:r>
+        <w:t xml:space="preserve"> </w:t>
+      </w:r>
+      <w:r>
+        <w:rPr>
+          <w:iCs/>
+          <w:i/>
+        </w:rPr>
+        <w:t xml:space="preserve">p</w:t>
+      </w:r>
+      <w:r>
+        <w:t xml:space="preserve"> </w:t>
+      </w:r>
+      <w:r>
+        <w:t xml:space="preserve">= .782). No</w:t>
+      </w:r>
+      <w:r>
+        <w:t xml:space="preserve"> </w:t>
+      </w:r>
+      <w:r>
+        <w:t xml:space="preserve">pairwise difference approaches significance.</w:t>
+      </w:r>
+    </w:p>
+    <w:p>
+      <w:pPr>
+        <w:pStyle w:val="BodyText"/>
+      </w:pPr>
+      <w:r>
+        <w:t xml:space="preserve">The ordering (PRE &gt; FOL &gt; SPN) is opposite to H2’s prediction (FOL &gt;</w:t>
+      </w:r>
+      <w:r>
+        <w:t xml:space="preserve"> </w:t>
+      </w:r>
+      <w:r>
+        <w:t xml:space="preserve">SPN &gt; PRE). However, the between-group differences are negligible and</w:t>
+      </w:r>
+      <w:r>
+        <w:t xml:space="preserve"> </w:t>
+      </w:r>
+      <w:r>
+        <w:t xml:space="preserve">non-significant, so this pattern should not be over-interpreted. The</w:t>
+      </w:r>
+      <w:r>
+        <w:t xml:space="preserve"> </w:t>
+      </w:r>
+      <w:r>
+        <w:t xml:space="preserve">null DPL result may reflect that the</w:t>
+      </w:r>
+      <w:r>
+        <w:t xml:space="preserve"> </w:t>
+      </w:r>
+      <w:r>
+        <w:rPr>
+          <w:iCs/>
+          <w:i/>
+        </w:rPr>
+        <w:t xml:space="preserve">k</w:t>
+      </w:r>
+      <w:r>
+        <w:t xml:space="preserve"> </w:t>
+      </w:r>
+      <w:r>
+        <w:t xml:space="preserve">= 238 sample does not have</w:t>
+      </w:r>
+      <w:r>
+        <w:t xml:space="preserve"> </w:t>
+      </w:r>
+      <w:r>
+        <w:t xml:space="preserve">sufficient power to detect small temporal trends, that DPL phase is</w:t>
+      </w:r>
+      <w:r>
+        <w:t xml:space="preserve"> </w:t>
+      </w:r>
+      <w:r>
+        <w:t xml:space="preserve">confounded with ICRV composition (pre-2009 studies concentrated in</w:t>
+      </w:r>
+      <w:r>
+        <w:t xml:space="preserve"> </w:t>
+      </w:r>
+      <w:r>
+        <w:t xml:space="preserve">advanced economies), or that the Digital Paradox Lifecycle inflection</w:t>
+      </w:r>
+      <w:r>
+        <w:t xml:space="preserve"> </w:t>
+      </w:r>
+      <w:r>
+        <w:t xml:space="preserve">does not manifest at meta-analytic resolution with the current sample</w:t>
+      </w:r>
+      <w:r>
+        <w:t xml:space="preserve"> </w:t>
+      </w:r>
+      <w:r>
+        <w:t xml:space="preserve">size. H2 is not supported.</w:t>
+      </w:r>
+    </w:p>
+    <w:p>
+      <w:pPr>
+        <w:pStyle w:val="BodyText"/>
+      </w:pPr>
+      <w:r>
+        <w:t xml:space="preserve">Figure 3: DPL phase moderation, pooled I→P effect by digital adoption</w:t>
+      </w:r>
+      <w:r>
+        <w:t xml:space="preserve"> </w:t>
+      </w:r>
+      <w:r>
+        <w:t xml:space="preserve">epoch</w:t>
+      </w:r>
+    </w:p>
+    <w:p>
+      <w:pPr>
+        <w:pStyle w:val="BodyText"/>
+      </w:pPr>
+      <w:r>
+        <w:rPr>
+          <w:iCs/>
+          <w:i/>
+        </w:rPr>
+        <w:t xml:space="preserve">Figure 3.</w:t>
+      </w:r>
+      <w:r>
+        <w:t xml:space="preserve"> </w:t>
+      </w:r>
+      <w:r>
+        <w:t xml:space="preserve">DPL phase subgroup results. Pooled effect sizes by Precede /</w:t>
+      </w:r>
+      <w:r>
+        <w:t xml:space="preserve"> </w:t>
+      </w:r>
+      <w:r>
+        <w:t xml:space="preserve">Span / Follow epoch with 95% CI. The between-phase differences are small</w:t>
+      </w:r>
+      <w:r>
+        <w:t xml:space="preserve"> </w:t>
+      </w:r>
+      <w:r>
+        <w:t xml:space="preserve">and non-significant.</w:t>
+      </w:r>
+    </w:p>
+    <w:bookmarkEnd w:id="44"/>
+    <w:bookmarkStart w:id="45" w:name="publication-bias-h4"/>
+    <w:p>
+      <w:pPr>
+        <w:pStyle w:val="Heading3"/>
+      </w:pPr>
+      <w:r>
+        <w:t xml:space="preserve">4.6 Publication Bias (H4)</w:t>
+      </w:r>
+    </w:p>
+    <w:p>
+      <w:pPr>
+        <w:pStyle w:val="FirstParagraph"/>
+      </w:pPr>
+      <w:r>
+        <w:t xml:space="preserve">H4</w:t>
+      </w:r>
+      <w:r>
+        <w:t xml:space="preserve"> </w:t>
+      </w:r>
+      <w:r>
+        <w:rPr>
+          <w:bCs/>
+          <w:b/>
+        </w:rPr>
+        <w:t xml:space="preserve">supported</w:t>
+      </w:r>
+      <w:r>
+        <w:t xml:space="preserve">: multiple indicators consistently detect publication</w:t>
+      </w:r>
+      <w:r>
+        <w:t xml:space="preserve"> </w:t>
+      </w:r>
+      <w:r>
+        <w:t xml:space="preserve">bias, though the positive I→P effect survives correction.</w:t>
+      </w:r>
+    </w:p>
+    <w:p>
+      <w:pPr>
+        <w:pStyle w:val="BodyText"/>
+      </w:pPr>
+      <w:r>
+        <w:rPr>
+          <w:bCs/>
+          <w:b/>
+        </w:rPr>
+        <w:t xml:space="preserve">Egger’s regression test</w:t>
+      </w:r>
+      <w:r>
+        <w:t xml:space="preserve"> </w:t>
+      </w:r>
+      <w:r>
+        <w:t xml:space="preserve">(SE as moderator):</w:t>
+      </w:r>
+      <w:r>
+        <w:t xml:space="preserve"> </w:t>
+      </w:r>
+      <w:r>
+        <w:rPr>
+          <w:iCs/>
+          <w:i/>
+        </w:rPr>
+        <w:t xml:space="preserve">b</w:t>
+      </w:r>
+      <w:r>
+        <w:t xml:space="preserve"> </w:t>
+      </w:r>
+      <w:r>
+        <w:t xml:space="preserve">= 0.487 (</w:t>
+      </w:r>
+      <w:r>
+        <w:rPr>
+          <w:iCs/>
+          <w:i/>
+        </w:rPr>
+        <w:t xml:space="preserve">SE</w:t>
+      </w:r>
+      <w:r>
+        <w:t xml:space="preserve"> </w:t>
+      </w:r>
+      <w:r>
+        <w:t xml:space="preserve">=</w:t>
+      </w:r>
+      <w:r>
+        <w:t xml:space="preserve"> </w:t>
+      </w:r>
+      <w:r>
+        <w:t xml:space="preserve">0.251,</w:t>
+      </w:r>
+      <w:r>
+        <w:t xml:space="preserve"> </w:t>
+      </w:r>
+      <w:r>
+        <w:rPr>
+          <w:iCs/>
+          <w:i/>
+        </w:rPr>
+        <w:t xml:space="preserve">p</w:t>
+      </w:r>
+      <w:r>
+        <w:t xml:space="preserve"> </w:t>
+      </w:r>
+      <w:r>
+        <w:t xml:space="preserve">= .052), just above the conventional α = .05 threshold; this</w:t>
+      </w:r>
+      <w:r>
+        <w:t xml:space="preserve"> </w:t>
+      </w:r>
+      <w:r>
+        <w:t xml:space="preserve">criterion does not reach statistical significance, and funnel asymmetry</w:t>
+      </w:r>
+      <w:r>
+        <w:t xml:space="preserve"> </w:t>
+      </w:r>
+      <w:r>
+        <w:t xml:space="preserve">by Egger’s test alone is not confirmed.</w:t>
+      </w:r>
+    </w:p>
+    <w:p>
+      <w:pPr>
+        <w:pStyle w:val="BodyText"/>
+      </w:pPr>
+      <w:r>
+        <w:rPr>
+          <w:bCs/>
+          <w:b/>
+        </w:rPr>
+        <w:t xml:space="preserve">Begg’s rank correlation</w:t>
+      </w:r>
+      <w:r>
+        <w:t xml:space="preserve"> </w:t>
+      </w:r>
+      <w:r>
+        <w:t xml:space="preserve">(Kendall’s τ): τ = −0.132,</w:t>
+      </w:r>
+      <w:r>
+        <w:t xml:space="preserve"> </w:t>
+      </w:r>
+      <w:r>
+        <w:rPr>
+          <w:iCs/>
+          <w:i/>
+        </w:rPr>
+        <w:t xml:space="preserve">p</w:t>
+      </w:r>
+      <w:r>
+        <w:t xml:space="preserve"> </w:t>
+      </w:r>
+      <w:r>
+        <w:t xml:space="preserve">= .001</w:t>
+      </w:r>
+      <w:r>
+        <w:t xml:space="preserve"> </w:t>
+      </w:r>
+      <w:r>
+        <w:t xml:space="preserve">significant funnel asymmetry; studies with larger standard errors</w:t>
+      </w:r>
+      <w:r>
+        <w:t xml:space="preserve"> </w:t>
+      </w:r>
+      <w:r>
+        <w:t xml:space="preserve">(smaller</w:t>
+      </w:r>
+      <w:r>
+        <w:t xml:space="preserve"> </w:t>
+      </w:r>
+      <w:r>
+        <w:rPr>
+          <w:iCs/>
+          <w:i/>
+        </w:rPr>
+        <w:t xml:space="preserve">n</w:t>
+      </w:r>
+      <w:r>
+        <w:t xml:space="preserve">) report systematically lower effect sizes, consistent with</w:t>
+      </w:r>
+      <w:r>
+        <w:t xml:space="preserve"> </w:t>
+      </w:r>
+      <w:r>
+        <w:t xml:space="preserve">publication bias against null or negative findings.</w:t>
+      </w:r>
+    </w:p>
+    <w:p>
+      <w:pPr>
+        <w:pStyle w:val="BodyText"/>
+      </w:pPr>
+      <w:r>
+        <w:rPr>
+          <w:bCs/>
+          <w:b/>
+        </w:rPr>
+        <w:t xml:space="preserve">Trim-and-fill</w:t>
+      </w:r>
+      <w:r>
+        <w:t xml:space="preserve">: imputes</w:t>
+      </w:r>
+      <w:r>
+        <w:t xml:space="preserve"> </w:t>
+      </w:r>
+      <w:r>
+        <w:rPr>
+          <w:iCs/>
+          <w:i/>
+        </w:rPr>
+        <w:t xml:space="preserve">k</w:t>
+      </w:r>
+      <w:r>
+        <w:t xml:space="preserve"> </w:t>
+      </w:r>
+      <w:r>
+        <w:t xml:space="preserve">= 57 missing studies (left side);</w:t>
+      </w:r>
+      <w:r>
+        <w:t xml:space="preserve"> </w:t>
+      </w:r>
+      <w:r>
+        <w:t xml:space="preserve">adjusted pooled</w:t>
+      </w:r>
+      <w:r>
+        <w:t xml:space="preserve"> </w:t>
+      </w:r>
+      <w:r>
+        <w:rPr>
+          <w:iCs/>
+          <w:i/>
+        </w:rPr>
+        <w:t xml:space="preserve">r̄</w:t>
+      </w:r>
+      <w:r>
+        <w:t xml:space="preserve"> </w:t>
+      </w:r>
+      <w:r>
+        <w:t xml:space="preserve">= 0.035 (95% CI [0.018, 0.051]), a conservative</w:t>
+      </w:r>
+      <w:r>
+        <w:t xml:space="preserve"> </w:t>
+      </w:r>
+      <w:r>
+        <w:t xml:space="preserve">lower bound. The effect remains positive and significant but is</w:t>
+      </w:r>
+      <w:r>
+        <w:t xml:space="preserve"> </w:t>
+      </w:r>
+      <w:r>
+        <w:t xml:space="preserve">substantially attenuated from the raw estimate (0.074 → 0.035).</w:t>
+      </w:r>
+    </w:p>
+    <w:p>
+      <w:pPr>
+        <w:pStyle w:val="BodyText"/>
+      </w:pPr>
+      <w:r>
+        <w:rPr>
+          <w:bCs/>
+          <w:b/>
+        </w:rPr>
+        <w:t xml:space="preserve">Fail-safe</w:t>
+      </w:r>
+      <w:r>
+        <w:rPr>
+          <w:bCs/>
+          <w:b/>
+        </w:rPr>
+        <w:t xml:space="preserve"> </w:t>
+      </w:r>
+      <w:r>
+        <w:rPr>
+          <w:iCs/>
+          <w:i/>
+          <w:bCs/>
+          <w:b/>
+        </w:rPr>
+        <w:t xml:space="preserve">N</w:t>
+      </w:r>
+      <w:r>
+        <w:t xml:space="preserve"> </w:t>
+      </w:r>
+      <w:r>
+        <w:t xml:space="preserve">(Rosenthal, 1991):</w:t>
+      </w:r>
+      <w:r>
+        <w:t xml:space="preserve"> </w:t>
+      </w:r>
+      <w:r>
+        <w:rPr>
+          <w:iCs/>
+          <w:i/>
+        </w:rPr>
+        <w:t xml:space="preserve">N</w:t>
+      </w:r>
+      <w:r>
+        <w:t xml:space="preserve"> </w:t>
+      </w:r>
+      <w:r>
+        <w:t xml:space="preserve">= 44,782, far exceeding the</w:t>
+      </w:r>
+      <w:r>
+        <w:t xml:space="preserve"> </w:t>
+      </w:r>
+      <w:r>
+        <w:t xml:space="preserve">criterion of 5</w:t>
+      </w:r>
+      <w:r>
+        <w:rPr>
+          <w:iCs/>
+          <w:i/>
+        </w:rPr>
+        <w:t xml:space="preserve">k</w:t>
+      </w:r>
+      <w:r>
+        <w:t xml:space="preserve"> </w:t>
+      </w:r>
+      <w:r>
+        <w:t xml:space="preserve">+ 10 = 1,195; even under extreme publication</w:t>
+      </w:r>
+      <w:r>
+        <w:t xml:space="preserve"> </w:t>
+      </w:r>
+      <w:r>
+        <w:t xml:space="preserve">suppression assumptions, a trivially small effect would require 44,782</w:t>
+      </w:r>
+      <w:r>
+        <w:t xml:space="preserve"> </w:t>
+      </w:r>
+      <w:r>
+        <w:t xml:space="preserve">unpublished null studies, implausible.</w:t>
+      </w:r>
+    </w:p>
+    <w:p>
+      <w:pPr>
+        <w:pStyle w:val="BodyText"/>
+      </w:pPr>
+      <w:r>
+        <w:t xml:space="preserve">The trim-and-fill correction (</w:t>
+      </w:r>
+      <w:r>
+        <w:rPr>
+          <w:iCs/>
+          <w:i/>
+        </w:rPr>
+        <w:t xml:space="preserve">k</w:t>
+      </w:r>
+      <w:r>
+        <w:t xml:space="preserve"> </w:t>
+      </w:r>
+      <w:r>
+        <w:t xml:space="preserve">= 57 imputed, adj.</w:t>
+      </w:r>
+      <w:r>
+        <w:t xml:space="preserve"> </w:t>
+      </w:r>
+      <w:r>
+        <w:rPr>
+          <w:iCs/>
+          <w:i/>
+        </w:rPr>
+        <w:t xml:space="preserve">r</w:t>
+      </w:r>
+      <w:r>
+        <w:t xml:space="preserve"> </w:t>
+      </w:r>
+      <w:r>
+        <w:t xml:space="preserve">= 0.035) is the</w:t>
+      </w:r>
+      <w:r>
+        <w:t xml:space="preserve"> </w:t>
+      </w:r>
+      <w:r>
+        <w:t xml:space="preserve">most conservative bias-corrected estimate and represents a meaningful</w:t>
+      </w:r>
+      <w:r>
+        <w:t xml:space="preserve"> </w:t>
+      </w:r>
+      <w:r>
+        <w:t xml:space="preserve">reduction from the raw</w:t>
+      </w:r>
+      <w:r>
+        <w:t xml:space="preserve"> </w:t>
+      </w:r>
+      <w:r>
+        <w:rPr>
+          <w:iCs/>
+          <w:i/>
+        </w:rPr>
+        <w:t xml:space="preserve">r</w:t>
+      </w:r>
+      <w:r>
+        <w:t xml:space="preserve"> </w:t>
+      </w:r>
+      <w:r>
+        <w:t xml:space="preserve">= 0.074. Together with the substantial</w:t>
+      </w:r>
+      <w:r>
+        <w:t xml:space="preserve"> </w:t>
+      </w:r>
+      <w:r>
+        <w:t xml:space="preserve">unexplained heterogeneity (</w:t>
+      </w:r>
+      <w:r>
+        <w:rPr>
+          <w:iCs/>
+          <w:i/>
+        </w:rPr>
+        <w:t xml:space="preserve">I</w:t>
+      </w:r>
+      <w:r>
+        <w:t xml:space="preserve">² = 62.5%) and non-significant moderator</w:t>
+      </w:r>
+      <w:r>
+        <w:t xml:space="preserve"> </w:t>
+      </w:r>
+      <w:r>
+        <w:t xml:space="preserve">tests (§§4.3–4.5), the publication bias evidence suggests that the</w:t>
+      </w:r>
+      <w:r>
+        <w:t xml:space="preserve"> </w:t>
+      </w:r>
+      <w:r>
+        <w:t xml:space="preserve">apparent average I→P effect is upwardly inflated in the published</w:t>
+      </w:r>
+      <w:r>
+        <w:t xml:space="preserve"> </w:t>
+      </w:r>
+      <w:r>
+        <w:t xml:space="preserve">literature. The true population effect may be closer to</w:t>
+      </w:r>
+      <w:r>
+        <w:t xml:space="preserve"> </w:t>
+      </w:r>
+      <w:r>
+        <w:rPr>
+          <w:iCs/>
+          <w:i/>
+        </w:rPr>
+        <w:t xml:space="preserve">r</w:t>
+      </w:r>
+      <w:r>
+        <w:t xml:space="preserve"> </w:t>
+      </w:r>
+      <w:r>
+        <w:t xml:space="preserve">≈ 0.035.</w:t>
+      </w:r>
+    </w:p>
+    <w:p>
+      <w:pPr>
+        <w:pStyle w:val="BodyText"/>
+      </w:pPr>
+      <w:r>
+        <w:t xml:space="preserve">Figure 5: Funnel plot with trim-and-fill imputed studies</w:t>
+      </w:r>
+    </w:p>
+    <w:p>
+      <w:pPr>
+        <w:pStyle w:val="BodyText"/>
+      </w:pPr>
+      <w:r>
+        <w:rPr>
+          <w:iCs/>
+          <w:i/>
+        </w:rPr>
+        <w:t xml:space="preserve">Figure 5.</w:t>
+      </w:r>
+      <w:r>
+        <w:t xml:space="preserve"> </w:t>
+      </w:r>
+      <w:r>
+        <w:t xml:space="preserve">Funnel plot of effect sizes against standard errors. Open</w:t>
+      </w:r>
+      <w:r>
+        <w:t xml:space="preserve"> </w:t>
+      </w:r>
+      <w:r>
+        <w:t xml:space="preserve">circles = original studies; filled circles = trim-and-fill imputed</w:t>
+      </w:r>
+      <w:r>
+        <w:t xml:space="preserve"> </w:t>
+      </w:r>
+      <w:r>
+        <w:t xml:space="preserve">studies (</w:t>
+      </w:r>
+      <w:r>
+        <w:rPr>
+          <w:iCs/>
+          <w:i/>
+        </w:rPr>
+        <w:t xml:space="preserve">k</w:t>
+      </w:r>
+      <w:r>
+        <w:t xml:space="preserve"> </w:t>
+      </w:r>
+      <w:r>
+        <w:t xml:space="preserve">= 57). Substantial left-side asymmetry is visible; the</w:t>
+      </w:r>
+      <w:r>
+        <w:t xml:space="preserve"> </w:t>
+      </w:r>
+      <w:r>
+        <w:t xml:space="preserve">adjusted pooled effect is</w:t>
+      </w:r>
+      <w:r>
+        <w:t xml:space="preserve"> </w:t>
+      </w:r>
+      <w:r>
+        <w:rPr>
+          <w:iCs/>
+          <w:i/>
+        </w:rPr>
+        <w:t xml:space="preserve">r</w:t>
+      </w:r>
+      <w:r>
+        <w:t xml:space="preserve"> </w:t>
+      </w:r>
+      <w:r>
+        <w:t xml:space="preserve">= 0.035.</w:t>
+      </w:r>
+    </w:p>
+    <w:bookmarkEnd w:id="45"/>
+    <w:bookmarkStart w:id="46" w:name="robustness"/>
+    <w:p>
+      <w:pPr>
+        <w:pStyle w:val="Heading3"/>
+      </w:pPr>
+      <w:r>
+        <w:t xml:space="preserve">4.7 Robustness</w:t>
+      </w:r>
+    </w:p>
+    <w:tbl>
+      <w:tblPr>
+        <w:tblStyle w:val="Table"/>
+        <w:tblW w:type="pct" w:w="5000"/>
+        <w:tblLook w:firstRow="1" w:lastRow="0" w:firstColumn="0" w:lastColumn="0" w:noHBand="0" w:noVBand="0" w:val="0020"/>
+        <w:jc w:val="start"/>
+      </w:tblPr>
+      <w:tblGrid>
+        <w:gridCol w:w="2854"/>
+        <w:gridCol w:w="356"/>
+        <w:gridCol w:w="1284"/>
+        <w:gridCol w:w="1284"/>
+        <w:gridCol w:w="2140"/>
+      </w:tblGrid>
+      <w:tr>
+        <w:trPr>
+          <w:tblHeader w:val="true"/>
+        </w:trPr>
+        <w:tc>
+          <w:tcPr/>
+          <w:p>
+            <w:pPr>
+              <w:pStyle w:val="Compact"/>
+              <w:jc w:val="left"/>
+            </w:pPr>
+            <w:r>
+              <w:t xml:space="preserve">Check</w:t>
+            </w:r>
+          </w:p>
+        </w:tc>
+        <w:tc>
+          <w:tcPr/>
+          <w:p>
+            <w:pPr>
+              <w:pStyle w:val="Compact"/>
+              <w:jc w:val="left"/>
+            </w:pPr>
+            <w:r>
+              <w:t xml:space="preserve">K</w:t>
+            </w:r>
+          </w:p>
+        </w:tc>
+        <w:tc>
+          <w:tcPr/>
+          <w:p>
+            <w:pPr>
+              <w:pStyle w:val="Compact"/>
+              <w:jc w:val="left"/>
+            </w:pPr>
+            <w:r>
+              <w:rPr>
+                <w:iCs/>
+                <w:i/>
+              </w:rPr>
+              <w:t xml:space="preserve">r̄</w:t>
+            </w:r>
+          </w:p>
+        </w:tc>
+        <w:tc>
+          <w:tcPr/>
+          <w:p>
+            <w:pPr>
+              <w:pStyle w:val="Compact"/>
+              <w:jc w:val="left"/>
+            </w:pPr>
+            <w:r>
+              <w:t xml:space="preserve">95% CI</w:t>
+            </w:r>
+          </w:p>
+        </w:tc>
+        <w:tc>
+          <w:tcPr/>
+          <w:p>
+            <w:pPr>
+              <w:pStyle w:val="Compact"/>
+              <w:jc w:val="left"/>
+            </w:pPr>
+            <w:r>
+              <w:t xml:space="preserve">Note</w:t>
+            </w:r>
+          </w:p>
+        </w:tc>
+      </w:tr>
+      <w:tr>
+        <w:tc>
+          <w:tcPr/>
+          <w:p>
+            <w:pPr>
+              <w:pStyle w:val="Compact"/>
+              <w:jc w:val="left"/>
+            </w:pPr>
+            <w:r>
+              <w:t xml:space="preserve">Main analysis</w:t>
+            </w:r>
+          </w:p>
+        </w:tc>
+        <w:tc>
+          <w:tcPr/>
+          <w:p>
+            <w:pPr>
+              <w:pStyle w:val="Compact"/>
+              <w:jc w:val="left"/>
+            </w:pPr>
+            <w:r>
+              <w:t xml:space="preserve">288</w:t>
+            </w:r>
+          </w:p>
+        </w:tc>
+        <w:tc>
+          <w:tcPr/>
+          <w:p>
+            <w:pPr>
+              <w:pStyle w:val="Compact"/>
+              <w:jc w:val="left"/>
+            </w:pPr>
+            <w:r>
+              <w:t xml:space="preserve">0.074</w:t>
+            </w:r>
+          </w:p>
+        </w:tc>
+        <w:tc>
+          <w:tcPr/>
+          <w:p>
+            <w:pPr>
+              <w:pStyle w:val="Compact"/>
+              <w:jc w:val="left"/>
+            </w:pPr>
+            <w:r>
+              <w:t xml:space="preserve">[0.060, 0.088]</w:t>
+            </w:r>
+          </w:p>
+        </w:tc>
+        <w:tc>
+          <w:tcPr/>
+          <w:p>
+            <w:pPr>
+              <w:pStyle w:val="Compact"/>
+              <w:jc w:val="left"/>
+            </w:pPr>
+            <w:r>
+              <w:t xml:space="preserve">Baseline</w:t>
+            </w:r>
+          </w:p>
+        </w:tc>
+      </w:tr>
+      <w:tr>
+        <w:tc>
+          <w:tcPr/>
+          <w:p>
+            <w:pPr>
+              <w:pStyle w:val="Compact"/>
+              <w:jc w:val="left"/>
+            </w:pPr>
+            <w:r>
+              <w:t xml:space="preserve">Confirmed</w:t>
             </w:r>
             <w:r>
               <w:t xml:space="preserve"> </w:t>
@@ -12299,7 +14831,69 @@
               <w:t xml:space="preserve"> </w:t>
             </w:r>
             <w:r>
-              <w:t xml:space="preserve">= 0.69,</w:t>
+              <w:t xml:space="preserve">only (exclude estimated)</w:t>
+            </w:r>
+          </w:p>
+        </w:tc>
+        <w:tc>
+          <w:tcPr/>
+          <w:p>
+            <w:pPr>
+              <w:pStyle w:val="Compact"/>
+              <w:jc w:val="left"/>
+            </w:pPr>
+            <w:r>
+              <w:t xml:space="preserve">240</w:t>
+            </w:r>
+          </w:p>
+        </w:tc>
+        <w:tc>
+          <w:tcPr/>
+          <w:p>
+            <w:pPr>
+              <w:pStyle w:val="Compact"/>
+              <w:jc w:val="left"/>
+            </w:pPr>
+            <w:r>
+              <w:t xml:space="preserve">0.077</w:t>
+            </w:r>
+          </w:p>
+        </w:tc>
+        <w:tc>
+          <w:tcPr/>
+          <w:p>
+            <w:pPr>
+              <w:pStyle w:val="Compact"/>
+              <w:jc w:val="left"/>
+            </w:pPr>
+            <w:r>
+              <w:t xml:space="preserve">[0.059, 0.094]</w:t>
+            </w:r>
+          </w:p>
+        </w:tc>
+        <w:tc>
+          <w:tcPr/>
+          <w:p>
+            <w:pPr>
+              <w:pStyle w:val="Compact"/>
+              <w:jc w:val="left"/>
+            </w:pPr>
+            <w:r>
+              <w:t xml:space="preserve">Consistent</w:t>
+            </w:r>
+          </w:p>
+        </w:tc>
+      </w:tr>
+      <w:tr>
+        <w:tc>
+          <w:tcPr/>
+          <w:p>
+            <w:pPr>
+              <w:pStyle w:val="Compact"/>
+              <w:jc w:val="left"/>
+            </w:pPr>
+            <w:r>
+              <w:t xml:space="preserve">Exclude</w:t>
             </w:r>
             <w:r>
               <w:t xml:space="preserve"> </w:t>
@@ -12315,7 +14909,55 @@
               <w:t xml:space="preserve"> </w:t>
             </w:r>
             <w:r>
-              <w:t xml:space="preserve">= 226)</w:t>
+              <w:t xml:space="preserve">&lt; 30</w:t>
+            </w:r>
+          </w:p>
+        </w:tc>
+        <w:tc>
+          <w:tcPr/>
+          <w:p>
+            <w:pPr>
+              <w:pStyle w:val="Compact"/>
+              <w:jc w:val="left"/>
+            </w:pPr>
+            <w:r>
+              <w:t xml:space="preserve">285</w:t>
+            </w:r>
+          </w:p>
+        </w:tc>
+        <w:tc>
+          <w:tcPr/>
+          <w:p>
+            <w:pPr>
+              <w:pStyle w:val="Compact"/>
+              <w:jc w:val="left"/>
+            </w:pPr>
+            <w:r>
+              <w:t xml:space="preserve">0.073</w:t>
+            </w:r>
+          </w:p>
+        </w:tc>
+        <w:tc>
+          <w:tcPr/>
+          <w:p>
+            <w:pPr>
+              <w:pStyle w:val="Compact"/>
+              <w:jc w:val="left"/>
+            </w:pPr>
+            <w:r>
+              <w:t xml:space="preserve">[0.059, 0.088]</w:t>
+            </w:r>
+          </w:p>
+        </w:tc>
+        <w:tc>
+          <w:tcPr/>
+          <w:p>
+            <w:pPr>
+              <w:pStyle w:val="Compact"/>
+              <w:jc w:val="left"/>
+            </w:pPr>
+            <w:r>
+              <w:t xml:space="preserve">Consistent</w:t>
             </w:r>
           </w:p>
         </w:tc>
@@ -12329,662 +14971,55 @@
               <w:jc w:val="left"/>
             </w:pPr>
             <w:r>
-              <w:t xml:space="preserve">MX, Multi-country / Mixed</w:t>
-            </w:r>
-          </w:p>
-        </w:tc>
-        <w:tc>
-          <w:tcPr/>
-          <w:p>
-            <w:pPr>
-              <w:pStyle w:val="Compact"/>
-              <w:jc w:val="left"/>
-            </w:pPr>
-            <w:r>
-              <w:t xml:space="preserve">30</w:t>
-            </w:r>
-          </w:p>
-        </w:tc>
-        <w:tc>
-          <w:tcPr/>
-          <w:p>
-            <w:pPr>
-              <w:pStyle w:val="Compact"/>
-              <w:jc w:val="left"/>
-            </w:pPr>
-            <w:r>
-              <w:t xml:space="preserve">0.053</w:t>
-            </w:r>
-          </w:p>
-        </w:tc>
-        <w:tc>
-          <w:tcPr/>
-          <w:p>
-            <w:pPr>
-              <w:pStyle w:val="Compact"/>
-              <w:jc w:val="left"/>
-            </w:pPr>
-            <w:r>
-              <w:t xml:space="preserve">[0.012, 0.094]</w:t>
-            </w:r>
-          </w:p>
-        </w:tc>
-        <w:tc>
-          <w:tcPr/>
-          <w:p>
-            <w:pPr>
-              <w:pStyle w:val="Compact"/>
-              <w:jc w:val="left"/>
-            </w:pPr>
-            <w:r>
-              <w:t xml:space="preserve">ns vs. Group I (b = −0.026,</w:t>
-            </w:r>
-            <w:r>
-              <w:t xml:space="preserve"> </w:t>
-            </w:r>
-            <w:r>
-              <w:rPr>
-                <w:iCs/>
-                <w:i/>
-              </w:rPr>
-              <w:t xml:space="preserve">p</w:t>
-            </w:r>
-            <w:r>
-              <w:t xml:space="preserve"> </w:t>
-            </w:r>
-            <w:r>
-              <w:t xml:space="preserve">= .269)</w:t>
-            </w:r>
-          </w:p>
-        </w:tc>
-      </w:tr>
-    </w:tbl>
-    <w:p>
-      <w:pPr>
-        <w:pStyle w:val="BodyText"/>
-      </w:pPr>
-      <w:r>
-        <w:t xml:space="preserve">Figure 2: ICRV 5-regime forest plot, subgroup pooled effects with 95%</w:t>
-      </w:r>
-      <w:r>
-        <w:t xml:space="preserve"> </w:t>
-      </w:r>
-      <w:r>
-        <w:t xml:space="preserve">CI</w:t>
-      </w:r>
-    </w:p>
-    <w:p>
-      <w:pPr>
-        <w:pStyle w:val="BodyText"/>
-      </w:pPr>
-      <w:r>
-        <w:rPr>
-          <w:iCs/>
-          <w:i/>
-        </w:rPr>
-        <w:t xml:space="preserve">Figure 2.</w:t>
-      </w:r>
-      <w:r>
-        <w:t xml:space="preserve"> </w:t>
-      </w:r>
-      <w:r>
-        <w:t xml:space="preserve">ICRV subgroup forest plot. Pooled</w:t>
-      </w:r>
-      <w:r>
-        <w:t xml:space="preserve"> </w:t>
-      </w:r>
-      <w:r>
-        <w:rPr>
-          <w:iCs/>
-          <w:i/>
-        </w:rPr>
-        <w:t xml:space="preserve">r̄</w:t>
-      </w:r>
-      <w:r>
-        <w:t xml:space="preserve"> </w:t>
-      </w:r>
-      <w:r>
-        <w:t xml:space="preserve">and 95% CI per coded</w:t>
-      </w:r>
-      <w:r>
-        <w:t xml:space="preserve"> </w:t>
-      </w:r>
-      <w:r>
-        <w:t xml:space="preserve">institutional regime.</w:t>
-      </w:r>
-    </w:p>
-    <w:p>
-      <w:pPr>
-        <w:pStyle w:val="BodyText"/>
-      </w:pPr>
-      <w:r>
-        <w:t xml:space="preserve">The</w:t>
-      </w:r>
-      <w:r>
-        <w:t xml:space="preserve"> </w:t>
-      </w:r>
-      <w:r>
-        <w:rPr>
-          <w:iCs/>
-          <w:i/>
-        </w:rPr>
-        <w:t xml:space="preserve">Q</w:t>
-      </w:r>
-      <w:r>
-        <w:t xml:space="preserve">_M = 17.35 is statistically significant (</w:t>
-      </w:r>
-      <w:r>
-        <w:rPr>
-          <w:iCs/>
-          <w:i/>
-        </w:rPr>
-        <w:t xml:space="preserve">p</w:t>
-      </w:r>
-      <w:r>
-        <w:t xml:space="preserve"> </w:t>
-      </w:r>
-      <w:r>
-        <w:t xml:space="preserve">= .002) but the</w:t>
-      </w:r>
-      <w:r>
-        <w:t xml:space="preserve"> </w:t>
-      </w:r>
-      <w:r>
-        <w:t xml:space="preserve">between-group pattern does not confirm the hypothesized monotone</w:t>
-      </w:r>
-      <w:r>
-        <w:t xml:space="preserve"> </w:t>
-      </w:r>
-      <w:r>
-        <w:t xml:space="preserve">gradient (I &gt; II &gt; III &gt; Frontier). Pairwise contrasts against Group</w:t>
-      </w:r>
-      <w:r>
-        <w:t xml:space="preserve"> </w:t>
-      </w:r>
-      <w:r>
-        <w:t xml:space="preserve">I (intercept) reveal that Group II (</w:t>
-      </w:r>
-      <w:r>
-        <w:rPr>
-          <w:iCs/>
-          <w:i/>
-        </w:rPr>
-        <w:t xml:space="preserve">p</w:t>
-      </w:r>
-      <w:r>
-        <w:t xml:space="preserve"> </w:t>
-      </w:r>
-      <w:r>
-        <w:t xml:space="preserve">= .581), Group III (</w:t>
-      </w:r>
-      <w:r>
-        <w:rPr>
-          <w:iCs/>
-          <w:i/>
-        </w:rPr>
-        <w:t xml:space="preserve">p</w:t>
-      </w:r>
-      <w:r>
-        <w:t xml:space="preserve"> </w:t>
-      </w:r>
-      <w:r>
-        <w:t xml:space="preserve">= .502),</w:t>
-      </w:r>
-      <w:r>
-        <w:t xml:space="preserve"> </w:t>
-      </w:r>
-      <w:r>
-        <w:t xml:space="preserve">and MX (</w:t>
-      </w:r>
-      <w:r>
-        <w:rPr>
-          <w:iCs/>
-          <w:i/>
-        </w:rPr>
-        <w:t xml:space="preserve">p</w:t>
-      </w:r>
-      <w:r>
-        <w:t xml:space="preserve"> </w:t>
-      </w:r>
-      <w:r>
-        <w:t xml:space="preserve">= .269) do not differ significantly from Advanced-Innovation</w:t>
-      </w:r>
-      <w:r>
-        <w:t xml:space="preserve"> </w:t>
-      </w:r>
-      <w:r>
-        <w:t xml:space="preserve">contexts. The only significant contrast is Group I vs. Frontier (b =</w:t>
-      </w:r>
-      <w:r>
-        <w:t xml:space="preserve"> </w:t>
-      </w:r>
-      <w:r>
-        <w:t xml:space="preserve">+0.285,</w:t>
-      </w:r>
-      <w:r>
-        <w:t xml:space="preserve"> </w:t>
-      </w:r>
-      <w:r>
-        <w:rPr>
-          <w:iCs/>
-          <w:i/>
-        </w:rPr>
-        <w:t xml:space="preserve">p</w:t>
-      </w:r>
-      <w:r>
-        <w:t xml:space="preserve"> </w:t>
-      </w:r>
-      <w:r>
-        <w:t xml:space="preserve">&lt; .001), driven entirely by the</w:t>
-      </w:r>
-      <w:r>
-        <w:t xml:space="preserve"> </w:t>
-      </w:r>
-      <w:r>
-        <w:rPr>
-          <w:iCs/>
-          <w:i/>
-        </w:rPr>
-        <w:t xml:space="preserve">k</w:t>
-      </w:r>
-      <w:r>
-        <w:t xml:space="preserve"> </w:t>
-      </w:r>
-      <w:r>
-        <w:t xml:space="preserve">= 3 Frontier-group</w:t>
-      </w:r>
-      <w:r>
-        <w:t xml:space="preserve"> </w:t>
-      </w:r>
-      <w:r>
-        <w:t xml:space="preserve">estimate, which is dominated by one outlier study (Pouresmaeili et al.,</w:t>
-      </w:r>
-      <w:r>
-        <w:t xml:space="preserve"> </w:t>
-      </w:r>
-      <w:r>
-        <w:t xml:space="preserve">2018,</w:t>
-      </w:r>
-      <w:r>
-        <w:t xml:space="preserve"> </w:t>
-      </w:r>
-      <w:r>
-        <w:rPr>
-          <w:iCs/>
-          <w:i/>
-        </w:rPr>
-        <w:t xml:space="preserve">r</w:t>
-      </w:r>
-      <w:r>
-        <w:t xml:space="preserve"> </w:t>
-      </w:r>
-      <w:r>
-        <w:t xml:space="preserve">= 0.69). Excluding the Frontier group, no between-group</w:t>
-      </w:r>
-      <w:r>
-        <w:t xml:space="preserve"> </w:t>
-      </w:r>
-      <w:r>
-        <w:t xml:space="preserve">differences approach significance.</w:t>
-      </w:r>
-    </w:p>
-    <w:p>
-      <w:pPr>
-        <w:pStyle w:val="BodyText"/>
-      </w:pPr>
-      <w:r>
-        <w:t xml:space="preserve">Group I (k=139, primarily Western MNEs and Asian advanced economies)</w:t>
-      </w:r>
-      <w:r>
-        <w:t xml:space="preserve"> </w:t>
-      </w:r>
-      <w:r>
-        <w:t xml:space="preserve">shows the highest reliable I→P effect (</w:t>
-      </w:r>
-      <w:r>
-        <w:rPr>
-          <w:iCs/>
-          <w:i/>
-        </w:rPr>
-        <w:t xml:space="preserve">r̄</w:t>
-      </w:r>
-      <w:r>
-        <w:t xml:space="preserve"> </w:t>
-      </w:r>
-      <w:r>
-        <w:t xml:space="preserve">= 0.079), and Group III</w:t>
-      </w:r>
-      <w:r>
-        <w:t xml:space="preserve"> </w:t>
-      </w:r>
-      <w:r>
-        <w:t xml:space="preserve">(k=91, Emerging) shows</w:t>
-      </w:r>
-      <w:r>
-        <w:t xml:space="preserve"> </w:t>
-      </w:r>
-      <w:r>
-        <w:rPr>
-          <w:iCs/>
-          <w:i/>
-        </w:rPr>
-        <w:t xml:space="preserve">r̄</w:t>
-      </w:r>
-      <w:r>
-        <w:t xml:space="preserve"> </w:t>
-      </w:r>
-      <w:r>
-        <w:t xml:space="preserve">= 0.068, a difference of 0.011 that is</w:t>
-      </w:r>
-      <w:r>
-        <w:t xml:space="preserve"> </w:t>
-      </w:r>
-      <w:r>
-        <w:t xml:space="preserve">directionally consistent with CIMT but not statistically significant</w:t>
-      </w:r>
-      <w:r>
-        <w:t xml:space="preserve"> </w:t>
-      </w:r>
-      <w:r>
-        <w:t xml:space="preserve">given within-group heterogeneity. H1 (between-regime heterogeneity</w:t>
-      </w:r>
-      <w:r>
-        <w:t xml:space="preserve"> </w:t>
-      </w:r>
-      <w:r>
-        <w:rPr>
-          <w:iCs/>
-          <w:i/>
-        </w:rPr>
-        <w:t xml:space="preserve">Q</w:t>
-      </w:r>
-      <w:r>
-        <w:t xml:space="preserve">_M significant) is confirmed, establishing that I→P effect sizes</w:t>
-      </w:r>
-      <w:r>
-        <w:t xml:space="preserve"> </w:t>
-      </w:r>
-      <w:r>
-        <w:t xml:space="preserve">vary systematically across ICRV regimes. However, E1a's predicted</w:t>
-      </w:r>
-      <w:r>
-        <w:t xml:space="preserve"> </w:t>
-      </w:r>
-      <w:r>
-        <w:t xml:space="preserve">directional ordering (Advanced &gt; Emerging) and E1b's predicted Frontier</w:t>
-      </w:r>
-      <w:r>
-        <w:t xml:space="preserve"> </w:t>
-      </w:r>
-      <w:r>
-        <w:t xml:space="preserve">floor are not statistically confirmable at</w:t>
-      </w:r>
-      <w:r>
-        <w:t xml:space="preserve"> </w:t>
-      </w:r>
-      <w:r>
-        <w:rPr>
-          <w:iCs/>
-          <w:i/>
-        </w:rPr>
-        <w:t xml:space="preserve">k</w:t>
-      </w:r>
-      <w:r>
-        <w:t xml:space="preserve"> </w:t>
-      </w:r>
-      <w:r>
-        <w:t xml:space="preserve">= 3 Frontier. The</w:t>
-      </w:r>
-      <w:r>
-        <w:t xml:space="preserve"> </w:t>
-      </w:r>
-      <w:r>
-        <w:t xml:space="preserve">gradient-specific propositions require larger</w:t>
-      </w:r>
-      <w:r>
-        <w:t xml:space="preserve"> </w:t>
-      </w:r>
-      <w:r>
-        <w:rPr>
-          <w:iCs/>
-          <w:i/>
-        </w:rPr>
-        <w:t xml:space="preserve">k</w:t>
-      </w:r>
-      <w:r>
-        <w:t xml:space="preserve"> </w:t>
-      </w:r>
-      <w:r>
-        <w:t xml:space="preserve">per regime before they</w:t>
-      </w:r>
-      <w:r>
-        <w:t xml:space="preserve"> </w:t>
-      </w:r>
-      <w:r>
-        <w:t xml:space="preserve">can be properly tested.</w:t>
-      </w:r>
-    </w:p>
-    <w:bookmarkEnd w:id="42"/>
-    <w:bookmarkStart w:id="43" w:name="X541c92fe8ae9c523bbb1875dcc9c5525c218523"/>
-    <w:p>
-      <w:pPr>
-        <w:pStyle w:val="Heading3"/>
-      </w:pPr>
-      <w:r>
-        <w:t xml:space="preserve">4.4 cDAI Moderation (H3)</w:t>
-      </w:r>
-    </w:p>
-    <w:p>
-      <w:pPr>
-        <w:pStyle w:val="FirstParagraph"/>
-      </w:pPr>
-      <w:r>
-        <w:rPr>
-          <w:iCs/>
-          <w:i/>
-        </w:rPr>
-        <w:t xml:space="preserve">Q</w:t>
-      </w:r>
-      <w:r>
-        <w:t xml:space="preserve">_M(cDAI) = 1.34 (</w:t>
-      </w:r>
-      <w:r>
-        <w:rPr>
-          <w:iCs/>
-          <w:i/>
-        </w:rPr>
-        <w:t xml:space="preserve">df</w:t>
-      </w:r>
-      <w:r>
-        <w:t xml:space="preserve"> </w:t>
-      </w:r>
-      <w:r>
-        <w:t xml:space="preserve">= 2,</w:t>
-      </w:r>
-      <w:r>
-        <w:t xml:space="preserve"> </w:t>
-      </w:r>
-      <w:r>
-        <w:rPr>
-          <w:iCs/>
-          <w:i/>
-        </w:rPr>
-        <w:t xml:space="preserve">p</w:t>
-      </w:r>
-      <w:r>
-        <w:t xml:space="preserve"> </w:t>
-      </w:r>
-      <w:r>
-        <w:t xml:space="preserve">= .513). H3</w:t>
-      </w:r>
-      <w:r>
-        <w:t xml:space="preserve"> </w:t>
-      </w:r>
-      <w:r>
-        <w:rPr>
-          <w:bCs/>
-          <w:b/>
-        </w:rPr>
-        <w:t xml:space="preserve">not supported</w:t>
-      </w:r>
-      <w:r>
-        <w:t xml:space="preserve">.</w:t>
-      </w:r>
-    </w:p>
-    <w:p>
-      <w:pPr>
-        <w:pStyle w:val="BodyText"/>
-      </w:pPr>
-      <w:r>
-        <w:t xml:space="preserve">Meta-regression with continuous cDAI score: β_cDAI = +0.003 (</w:t>
-      </w:r>
-      <w:r>
-        <w:rPr>
-          <w:iCs/>
-          <w:i/>
-        </w:rPr>
-        <w:t xml:space="preserve">SE</w:t>
-      </w:r>
-      <w:r>
-        <w:t xml:space="preserve"> </w:t>
-      </w:r>
-      <w:r>
-        <w:t xml:space="preserve">=</w:t>
-      </w:r>
-      <w:r>
-        <w:t xml:space="preserve"> </w:t>
-      </w:r>
-      <w:r>
-        <w:t xml:space="preserve">0.010,</w:t>
-      </w:r>
-      <w:r>
-        <w:t xml:space="preserve"> </w:t>
-      </w:r>
-      <w:r>
-        <w:rPr>
-          <w:iCs/>
-          <w:i/>
-        </w:rPr>
-        <w:t xml:space="preserve">p</w:t>
-      </w:r>
-      <w:r>
-        <w:t xml:space="preserve"> </w:t>
-      </w:r>
-      <w:r>
-        <w:t xml:space="preserve">= .744). Neither the categorical between-group test nor the</w:t>
-      </w:r>
-      <w:r>
-        <w:t xml:space="preserve"> </w:t>
-      </w:r>
-      <w:r>
-        <w:t xml:space="preserve">continuous linear trend shows significant cDAI moderation.</w:t>
-      </w:r>
-    </w:p>
-    <w:p>
-      <w:pPr>
-        <w:pStyle w:val="BodyText"/>
-      </w:pPr>
-      <w:r>
-        <w:rPr>
-          <w:bCs/>
-          <w:b/>
-        </w:rPr>
-        <w:t xml:space="preserve">Table 4.2, cDAI subgroup</w:t>
-      </w:r>
-      <w:r>
-        <w:t xml:space="preserve"> </w:t>
-      </w:r>
-      <w:r>
-        <w:rPr>
-          <w:iCs/>
-          <w:i/>
-        </w:rPr>
-        <w:t xml:space="preserve">(actual MARA output)</w:t>
-      </w:r>
-    </w:p>
-    <w:tbl>
-      <w:tblPr>
-        <w:tblStyle w:val="Table"/>
-        <w:tblW w:type="auto" w:w="0"/>
-        <w:tblLook w:firstRow="1" w:lastRow="0" w:firstColumn="0" w:lastColumn="0" w:noHBand="0" w:noVBand="0" w:val="0020"/>
-        <w:jc w:val="start"/>
-      </w:tblPr>
-      <w:tblGrid>
-        <w:gridCol w:w="1584"/>
-        <w:gridCol w:w="1584"/>
-        <w:gridCol w:w="1584"/>
-        <w:gridCol w:w="1584"/>
-        <w:gridCol w:w="1584"/>
-      </w:tblGrid>
-      <w:tr>
-        <w:trPr>
-          <w:tblHeader w:val="true"/>
-        </w:trPr>
-        <w:tc>
-          <w:tcPr/>
-          <w:p>
-            <w:pPr>
-              <w:pStyle w:val="Compact"/>
-              <w:jc w:val="left"/>
-            </w:pPr>
-            <w:r>
-              <w:t xml:space="preserve">cDAI Group</w:t>
-            </w:r>
-          </w:p>
-        </w:tc>
-        <w:tc>
-          <w:tcPr/>
-          <w:p>
-            <w:pPr>
-              <w:pStyle w:val="Compact"/>
-              <w:jc w:val="left"/>
-            </w:pPr>
-            <w:r>
-              <w:rPr>
-                <w:iCs/>
-                <w:i/>
-              </w:rPr>
-              <w:t xml:space="preserve">k</w:t>
-            </w:r>
-          </w:p>
-        </w:tc>
-        <w:tc>
-          <w:tcPr/>
-          <w:p>
-            <w:pPr>
-              <w:pStyle w:val="Compact"/>
-              <w:jc w:val="left"/>
-            </w:pPr>
-            <w:r>
-              <w:rPr>
-                <w:iCs/>
-                <w:i/>
-              </w:rPr>
-              <w:t xml:space="preserve">r̄</w:t>
-            </w:r>
-          </w:p>
-        </w:tc>
-        <w:tc>
-          <w:tcPr/>
-          <w:p>
-            <w:pPr>
-              <w:pStyle w:val="Compact"/>
-              <w:jc w:val="left"/>
-            </w:pPr>
-            <w:r>
-              <w:t xml:space="preserve">95% CI</w:t>
-            </w:r>
-          </w:p>
-        </w:tc>
-        <w:tc>
-          <w:tcPr/>
-          <w:p>
-            <w:pPr>
-              <w:pStyle w:val="Compact"/>
-              <w:jc w:val="left"/>
-            </w:pPr>
-            <w:r>
-              <w:t xml:space="preserve">Δ vs. Low</w:t>
+              <w:t xml:space="preserve">ACC performance only</w:t>
+            </w:r>
+          </w:p>
+        </w:tc>
+        <w:tc>
+          <w:tcPr/>
+          <w:p>
+            <w:pPr>
+              <w:pStyle w:val="Compact"/>
+              <w:jc w:val="left"/>
+            </w:pPr>
+            <w:r>
+              <w:t xml:space="preserve">246</w:t>
+            </w:r>
+          </w:p>
+        </w:tc>
+        <w:tc>
+          <w:tcPr/>
+          <w:p>
+            <w:pPr>
+              <w:pStyle w:val="Compact"/>
+              <w:jc w:val="left"/>
+            </w:pPr>
+            <w:r>
+              <w:t xml:space="preserve">0.075</w:t>
+            </w:r>
+          </w:p>
+        </w:tc>
+        <w:tc>
+          <w:tcPr/>
+          <w:p>
+            <w:pPr>
+              <w:pStyle w:val="Compact"/>
+              <w:jc w:val="left"/>
+            </w:pPr>
+            <w:r>
+              <w:t xml:space="preserve">[0.059, 0.091]</w:t>
+            </w:r>
+          </w:p>
+        </w:tc>
+        <w:tc>
+          <w:tcPr/>
+          <w:p>
+            <w:pPr>
+              <w:pStyle w:val="Compact"/>
+              <w:jc w:val="left"/>
+            </w:pPr>
+            <w:r>
+              <w:t xml:space="preserve">Consistent</w:t>
             </w:r>
           </w:p>
         </w:tc>
@@ -12998,55 +15033,55 @@
               <w:jc w:val="left"/>
             </w:pPr>
             <w:r>
-              <w:t xml:space="preserve">Low</w:t>
-            </w:r>
-          </w:p>
-        </w:tc>
-        <w:tc>
-          <w:tcPr/>
-          <w:p>
-            <w:pPr>
-              <w:pStyle w:val="Compact"/>
-              <w:jc w:val="left"/>
-            </w:pPr>
-            <w:r>
-              <w:t xml:space="preserve">174</w:t>
-            </w:r>
-          </w:p>
-        </w:tc>
-        <w:tc>
-          <w:tcPr/>
-          <w:p>
-            <w:pPr>
-              <w:pStyle w:val="Compact"/>
-              <w:jc w:val="left"/>
-            </w:pPr>
-            <w:r>
-              <w:t xml:space="preserve">0.075</w:t>
-            </w:r>
-          </w:p>
-        </w:tc>
-        <w:tc>
-          <w:tcPr/>
-          <w:p>
-            <w:pPr>
-              <w:pStyle w:val="Compact"/>
-              <w:jc w:val="left"/>
-            </w:pPr>
-            <w:r>
-              <w:t xml:space="preserve">[0.056, 0.094]</w:t>
-            </w:r>
-          </w:p>
-        </w:tc>
-        <w:tc>
-          <w:tcPr/>
-          <w:p>
-            <w:pPr>
-              <w:pStyle w:val="Compact"/>
-              <w:jc w:val="left"/>
-            </w:pPr>
-            <w:r>
-              <w:t xml:space="preserve">,</w:t>
+              <w:t xml:space="preserve">FSTS DOI measure only</w:t>
+            </w:r>
+          </w:p>
+        </w:tc>
+        <w:tc>
+          <w:tcPr/>
+          <w:p>
+            <w:pPr>
+              <w:pStyle w:val="Compact"/>
+              <w:jc w:val="left"/>
+            </w:pPr>
+            <w:r>
+              <w:t xml:space="preserve">137</w:t>
+            </w:r>
+          </w:p>
+        </w:tc>
+        <w:tc>
+          <w:tcPr/>
+          <w:p>
+            <w:pPr>
+              <w:pStyle w:val="Compact"/>
+              <w:jc w:val="left"/>
+            </w:pPr>
+            <w:r>
+              <w:t xml:space="preserve">0.060</w:t>
+            </w:r>
+          </w:p>
+        </w:tc>
+        <w:tc>
+          <w:tcPr/>
+          <w:p>
+            <w:pPr>
+              <w:pStyle w:val="Compact"/>
+              <w:jc w:val="left"/>
+            </w:pPr>
+            <w:r>
+              <w:t xml:space="preserve">[0.041, 0.078]</w:t>
+            </w:r>
+          </w:p>
+        </w:tc>
+        <w:tc>
+          <w:tcPr/>
+          <w:p>
+            <w:pPr>
+              <w:pStyle w:val="Compact"/>
+              <w:jc w:val="left"/>
+            </w:pPr>
+            <w:r>
+              <w:t xml:space="preserve">Attenuated but positive</w:t>
             </w:r>
           </w:p>
         </w:tc>
@@ -13060,1532 +15095,7 @@
               <w:jc w:val="left"/>
             </w:pPr>
             <w:r>
-              <w:t xml:space="preserve">Medium</w:t>
-            </w:r>
-          </w:p>
-        </w:tc>
-        <w:tc>
-          <w:tcPr/>
-          <w:p>
-            <w:pPr>
-              <w:pStyle w:val="Compact"/>
-              <w:jc w:val="left"/>
-            </w:pPr>
-            <w:r>
-              <w:t xml:space="preserve">76</w:t>
-            </w:r>
-          </w:p>
-        </w:tc>
-        <w:tc>
-          <w:tcPr/>
-          <w:p>
-            <w:pPr>
-              <w:pStyle w:val="Compact"/>
-              <w:jc w:val="left"/>
-            </w:pPr>
-            <w:r>
-              <w:t xml:space="preserve">0.063</w:t>
-            </w:r>
-          </w:p>
-        </w:tc>
-        <w:tc>
-          <w:tcPr/>
-          <w:p>
-            <w:pPr>
-              <w:pStyle w:val="Compact"/>
-              <w:jc w:val="left"/>
-            </w:pPr>
-            <w:r>
-              <w:t xml:space="preserve">[0.036, 0.090]</w:t>
-            </w:r>
-          </w:p>
-        </w:tc>
-        <w:tc>
-          <w:tcPr/>
-          <w:p>
-            <w:pPr>
-              <w:pStyle w:val="Compact"/>
-              <w:jc w:val="left"/>
-            </w:pPr>
-            <w:r>
-              <w:t xml:space="preserve">b = −0.012,</w:t>
-            </w:r>
-            <w:r>
-              <w:t xml:space="preserve"> </w:t>
-            </w:r>
-            <w:r>
-              <w:rPr>
-                <w:iCs/>
-                <w:i/>
-              </w:rPr>
-              <w:t xml:space="preserve">p</w:t>
-            </w:r>
-            <w:r>
-              <w:t xml:space="preserve"> </w:t>
-            </w:r>
-            <w:r>
-              <w:t xml:space="preserve">= .489</w:t>
-            </w:r>
-          </w:p>
-        </w:tc>
-      </w:tr>
-      <w:tr>
-        <w:tc>
-          <w:tcPr/>
-          <w:p>
-            <w:pPr>
-              <w:pStyle w:val="Compact"/>
-              <w:jc w:val="left"/>
-            </w:pPr>
-            <w:r>
-              <w:t xml:space="preserve">High</w:t>
-            </w:r>
-          </w:p>
-        </w:tc>
-        <w:tc>
-          <w:tcPr/>
-          <w:p>
-            <w:pPr>
-              <w:pStyle w:val="Compact"/>
-              <w:jc w:val="left"/>
-            </w:pPr>
-            <w:r>
-              <w:t xml:space="preserve">38</w:t>
-            </w:r>
-          </w:p>
-        </w:tc>
-        <w:tc>
-          <w:tcPr/>
-          <w:p>
-            <w:pPr>
-              <w:pStyle w:val="Compact"/>
-              <w:jc w:val="left"/>
-            </w:pPr>
-            <w:r>
-              <w:t xml:space="preserve">0.091</w:t>
-            </w:r>
-          </w:p>
-        </w:tc>
-        <w:tc>
-          <w:tcPr/>
-          <w:p>
-            <w:pPr>
-              <w:pStyle w:val="Compact"/>
-              <w:jc w:val="left"/>
-            </w:pPr>
-            <w:r>
-              <w:t xml:space="preserve">[0.052, 0.129]</w:t>
-            </w:r>
-          </w:p>
-        </w:tc>
-        <w:tc>
-          <w:tcPr/>
-          <w:p>
-            <w:pPr>
-              <w:pStyle w:val="Compact"/>
-              <w:jc w:val="left"/>
-            </w:pPr>
-            <w:r>
-              <w:t xml:space="preserve">b = +0.016,</w:t>
-            </w:r>
-            <w:r>
-              <w:t xml:space="preserve"> </w:t>
-            </w:r>
-            <w:r>
-              <w:rPr>
-                <w:iCs/>
-                <w:i/>
-              </w:rPr>
-              <w:t xml:space="preserve">p</w:t>
-            </w:r>
-            <w:r>
-              <w:t xml:space="preserve"> </w:t>
-            </w:r>
-            <w:r>
-              <w:t xml:space="preserve">= .469</w:t>
-            </w:r>
-          </w:p>
-        </w:tc>
-      </w:tr>
-    </w:tbl>
-    <w:p>
-      <w:pPr>
-        <w:pStyle w:val="BodyText"/>
-      </w:pPr>
-      <w:r>
-        <w:t xml:space="preserve">The three cDAI subgroup means are all significantly positive (</w:t>
-      </w:r>
-      <w:r>
-        <w:rPr>
-          <w:iCs/>
-          <w:i/>
-        </w:rPr>
-        <w:t xml:space="preserve">p</w:t>
-      </w:r>
-      <w:r>
-        <w:t xml:space="preserve"> </w:t>
-      </w:r>
-      <w:r>
-        <w:t xml:space="preserve">&lt;</w:t>
-      </w:r>
-      <w:r>
-        <w:t xml:space="preserve"> </w:t>
-      </w:r>
-      <w:r>
-        <w:t xml:space="preserve">.001) but do not differ significantly from each other. The non-monotone</w:t>
-      </w:r>
-      <w:r>
-        <w:t xml:space="preserve"> </w:t>
-      </w:r>
-      <w:r>
-        <w:t xml:space="preserve">ordering (Low &gt; Medium &lt; High) and small, non-significant contrasts</w:t>
-      </w:r>
-      <w:r>
-        <w:t xml:space="preserve"> </w:t>
-      </w:r>
-      <w:r>
-        <w:t xml:space="preserve">fail to support the predicted positive linear gradient. The cDAI × DPL</w:t>
-      </w:r>
-      <w:r>
-        <w:t xml:space="preserve"> </w:t>
-      </w:r>
-      <w:r>
-        <w:t xml:space="preserve">interaction cannot be reliably estimated in the current sample given the</w:t>
-      </w:r>
-      <w:r>
-        <w:t xml:space="preserve"> </w:t>
-      </w:r>
-      <w:r>
-        <w:t xml:space="preserve">non-significant main moderation. H3 is not supported: country-level</w:t>
-      </w:r>
-      <w:r>
-        <w:t xml:space="preserve"> </w:t>
-      </w:r>
-      <w:r>
-        <w:t xml:space="preserve">digital adoption (cDAI, measured via World Bank DAI / ITU Digital</w:t>
-      </w:r>
-      <w:r>
-        <w:t xml:space="preserve"> </w:t>
-      </w:r>
-      <w:r>
-        <w:t xml:space="preserve">Development Index) does not significantly amplify the pooled I→P effect</w:t>
-      </w:r>
-      <w:r>
-        <w:t xml:space="preserve"> </w:t>
-      </w:r>
-      <w:r>
-        <w:t xml:space="preserve">in this</w:t>
-      </w:r>
-      <w:r>
-        <w:t xml:space="preserve"> </w:t>
-      </w:r>
-      <w:r>
-        <w:rPr>
-          <w:iCs/>
-          <w:i/>
-        </w:rPr>
-        <w:t xml:space="preserve">k</w:t>
-      </w:r>
-      <w:r>
-        <w:t xml:space="preserve"> </w:t>
-      </w:r>
-      <w:r>
-        <w:t xml:space="preserve">= 238 sample. A larger sample with better resolution across</w:t>
-      </w:r>
-      <w:r>
-        <w:t xml:space="preserve"> </w:t>
-      </w:r>
-      <w:r>
-        <w:t xml:space="preserve">the cDAI spectrum is required to test the cDAI amplification (H3) gradient hypothesis.</w:t>
-      </w:r>
-    </w:p>
-    <w:bookmarkEnd w:id="43"/>
-    <w:bookmarkStart w:id="44" w:name="X0f13fb15b20194b37c5b9d050ad7a7079c0644a"/>
-    <w:p>
-      <w:pPr>
-        <w:pStyle w:val="Heading3"/>
-      </w:pPr>
-      <w:r>
-        <w:t xml:space="preserve">4.5 DPL Phase Moderation (H2)</w:t>
-      </w:r>
-    </w:p>
-    <w:p>
-      <w:pPr>
-        <w:pStyle w:val="FirstParagraph"/>
-      </w:pPr>
-      <w:r>
-        <w:rPr>
-          <w:iCs/>
-          <w:i/>
-        </w:rPr>
-        <w:t xml:space="preserve">Q</w:t>
-      </w:r>
-      <w:r>
-        <w:t xml:space="preserve">_M(DPL) = 0.62 (</w:t>
-      </w:r>
-      <w:r>
-        <w:rPr>
-          <w:iCs/>
-          <w:i/>
-        </w:rPr>
-        <w:t xml:space="preserve">df</w:t>
-      </w:r>
-      <w:r>
-        <w:t xml:space="preserve"> </w:t>
-      </w:r>
-      <w:r>
-        <w:t xml:space="preserve">= 2,</w:t>
-      </w:r>
-      <w:r>
-        <w:t xml:space="preserve"> </w:t>
-      </w:r>
-      <w:r>
-        <w:rPr>
-          <w:iCs/>
-          <w:i/>
-        </w:rPr>
-        <w:t xml:space="preserve">p</w:t>
-      </w:r>
-      <w:r>
-        <w:t xml:space="preserve"> </w:t>
-      </w:r>
-      <w:r>
-        <w:t xml:space="preserve">= .734). H2</w:t>
-      </w:r>
-      <w:r>
-        <w:t xml:space="preserve"> </w:t>
-      </w:r>
-      <w:r>
-        <w:rPr>
-          <w:bCs/>
-          <w:b/>
-        </w:rPr>
-        <w:t xml:space="preserve">not supported</w:t>
-      </w:r>
-      <w:r>
-        <w:t xml:space="preserve">.</w:t>
-      </w:r>
-    </w:p>
-    <w:p>
-      <w:pPr>
-        <w:pStyle w:val="BodyText"/>
-      </w:pPr>
-      <w:r>
-        <w:rPr>
-          <w:bCs/>
-          <w:b/>
-        </w:rPr>
-        <w:t xml:space="preserve">Table 4.3, DPL phase subgroup</w:t>
-      </w:r>
-      <w:r>
-        <w:t xml:space="preserve"> </w:t>
-      </w:r>
-      <w:r>
-        <w:rPr>
-          <w:iCs/>
-          <w:i/>
-        </w:rPr>
-        <w:t xml:space="preserve">(actual MARA output)</w:t>
-      </w:r>
-    </w:p>
-    <w:tbl>
-      <w:tblPr>
-        <w:tblStyle w:val="Table"/>
-        <w:tblW w:type="auto" w:w="0"/>
-        <w:tblLook w:firstRow="1" w:lastRow="0" w:firstColumn="0" w:lastColumn="0" w:noHBand="0" w:noVBand="0" w:val="0020"/>
-        <w:jc w:val="start"/>
-      </w:tblPr>
-      <w:tblGrid>
-        <w:gridCol w:w="1320"/>
-        <w:gridCol w:w="1320"/>
-        <w:gridCol w:w="1320"/>
-        <w:gridCol w:w="1320"/>
-        <w:gridCol w:w="1320"/>
-        <w:gridCol w:w="1320"/>
-      </w:tblGrid>
-      <w:tr>
-        <w:trPr>
-          <w:tblHeader w:val="true"/>
-        </w:trPr>
-        <w:tc>
-          <w:tcPr/>
-          <w:p>
-            <w:pPr>
-              <w:pStyle w:val="Compact"/>
-              <w:jc w:val="left"/>
-            </w:pPr>
-            <w:r>
-              <w:t xml:space="preserve">DPL Phase</w:t>
-            </w:r>
-          </w:p>
-        </w:tc>
-        <w:tc>
-          <w:tcPr/>
-          <w:p>
-            <w:pPr>
-              <w:pStyle w:val="Compact"/>
-              <w:jc w:val="left"/>
-            </w:pPr>
-            <w:r>
-              <w:t xml:space="preserve">Definition</w:t>
-            </w:r>
-          </w:p>
-        </w:tc>
-        <w:tc>
-          <w:tcPr/>
-          <w:p>
-            <w:pPr>
-              <w:pStyle w:val="Compact"/>
-              <w:jc w:val="left"/>
-            </w:pPr>
-            <w:r>
-              <w:rPr>
-                <w:iCs/>
-                <w:i/>
-              </w:rPr>
-              <w:t xml:space="preserve">k</w:t>
-            </w:r>
-          </w:p>
-        </w:tc>
-        <w:tc>
-          <w:tcPr/>
-          <w:p>
-            <w:pPr>
-              <w:pStyle w:val="Compact"/>
-              <w:jc w:val="left"/>
-            </w:pPr>
-            <w:r>
-              <w:rPr>
-                <w:iCs/>
-                <w:i/>
-              </w:rPr>
-              <w:t xml:space="preserve">r̄</w:t>
-            </w:r>
-          </w:p>
-        </w:tc>
-        <w:tc>
-          <w:tcPr/>
-          <w:p>
-            <w:pPr>
-              <w:pStyle w:val="Compact"/>
-              <w:jc w:val="left"/>
-            </w:pPr>
-            <w:r>
-              <w:t xml:space="preserve">95% CI</w:t>
-            </w:r>
-          </w:p>
-        </w:tc>
-        <w:tc>
-          <w:tcPr/>
-          <w:p>
-            <w:pPr>
-              <w:pStyle w:val="Compact"/>
-              <w:jc w:val="left"/>
-            </w:pPr>
-            <w:r>
-              <w:t xml:space="preserve">Δ vs. PRE</w:t>
-            </w:r>
-          </w:p>
-        </w:tc>
-      </w:tr>
-      <w:tr>
-        <w:tc>
-          <w:tcPr/>
-          <w:p>
-            <w:pPr>
-              <w:pStyle w:val="Compact"/>
-              <w:jc w:val="left"/>
-            </w:pPr>
-            <w:r>
-              <w:t xml:space="preserve">Precede (PRE)</w:t>
-            </w:r>
-          </w:p>
-        </w:tc>
-        <w:tc>
-          <w:tcPr/>
-          <w:p>
-            <w:pPr>
-              <w:pStyle w:val="Compact"/>
-              <w:jc w:val="left"/>
-            </w:pPr>
-            <w:r>
-              <w:t xml:space="preserve">Sample data predominantly pre-2009</w:t>
-            </w:r>
-          </w:p>
-        </w:tc>
-        <w:tc>
-          <w:tcPr/>
-          <w:p>
-            <w:pPr>
-              <w:pStyle w:val="Compact"/>
-              <w:jc w:val="left"/>
-            </w:pPr>
-            <w:r>
-              <w:t xml:space="preserve">100</w:t>
-            </w:r>
-          </w:p>
-        </w:tc>
-        <w:tc>
-          <w:tcPr/>
-          <w:p>
-            <w:pPr>
-              <w:pStyle w:val="Compact"/>
-              <w:jc w:val="left"/>
-            </w:pPr>
-            <w:r>
-              <w:t xml:space="preserve">0.082</w:t>
-            </w:r>
-          </w:p>
-        </w:tc>
-        <w:tc>
-          <w:tcPr/>
-          <w:p>
-            <w:pPr>
-              <w:pStyle w:val="Compact"/>
-              <w:jc w:val="left"/>
-            </w:pPr>
-            <w:r>
-              <w:t xml:space="preserve">[0.057, 0.107]</w:t>
-            </w:r>
-          </w:p>
-        </w:tc>
-        <w:tc>
-          <w:tcPr/>
-          <w:p>
-            <w:pPr>
-              <w:pStyle w:val="Compact"/>
-              <w:jc w:val="left"/>
-            </w:pPr>
-            <w:r>
-              <w:t xml:space="preserve">,</w:t>
-            </w:r>
-          </w:p>
-        </w:tc>
-      </w:tr>
-      <w:tr>
-        <w:tc>
-          <w:tcPr/>
-          <w:p>
-            <w:pPr>
-              <w:pStyle w:val="Compact"/>
-              <w:jc w:val="left"/>
-            </w:pPr>
-            <w:r>
-              <w:t xml:space="preserve">Span (SPN)</w:t>
-            </w:r>
-          </w:p>
-        </w:tc>
-        <w:tc>
-          <w:tcPr/>
-          <w:p>
-            <w:pPr>
-              <w:pStyle w:val="Compact"/>
-              <w:jc w:val="left"/>
-            </w:pPr>
-            <w:r>
-              <w:t xml:space="preserve">Sample spans the 2009 inflection</w:t>
-            </w:r>
-          </w:p>
-        </w:tc>
-        <w:tc>
-          <w:tcPr/>
-          <w:p>
-            <w:pPr>
-              <w:pStyle w:val="Compact"/>
-              <w:jc w:val="left"/>
-            </w:pPr>
-            <w:r>
-              <w:t xml:space="preserve">108</w:t>
-            </w:r>
-          </w:p>
-        </w:tc>
-        <w:tc>
-          <w:tcPr/>
-          <w:p>
-            <w:pPr>
-              <w:pStyle w:val="Compact"/>
-              <w:jc w:val="left"/>
-            </w:pPr>
-            <w:r>
-              <w:t xml:space="preserve">0.068</w:t>
-            </w:r>
-          </w:p>
-        </w:tc>
-        <w:tc>
-          <w:tcPr/>
-          <w:p>
-            <w:pPr>
-              <w:pStyle w:val="Compact"/>
-              <w:jc w:val="left"/>
-            </w:pPr>
-            <w:r>
-              <w:t xml:space="preserve">[0.045, 0.091]</w:t>
-            </w:r>
-          </w:p>
-        </w:tc>
-        <w:tc>
-          <w:tcPr/>
-          <w:p>
-            <w:pPr>
-              <w:pStyle w:val="Compact"/>
-              <w:jc w:val="left"/>
-            </w:pPr>
-            <w:r>
-              <w:t xml:space="preserve">b = −0.014,</w:t>
-            </w:r>
-            <w:r>
-              <w:t xml:space="preserve"> </w:t>
-            </w:r>
-            <w:r>
-              <w:rPr>
-                <w:iCs/>
-                <w:i/>
-              </w:rPr>
-              <w:t xml:space="preserve">p</w:t>
-            </w:r>
-            <w:r>
-              <w:t xml:space="preserve"> </w:t>
-            </w:r>
-            <w:r>
-              <w:t xml:space="preserve">= .434</w:t>
-            </w:r>
-          </w:p>
-        </w:tc>
-      </w:tr>
-      <w:tr>
-        <w:tc>
-          <w:tcPr/>
-          <w:p>
-            <w:pPr>
-              <w:pStyle w:val="Compact"/>
-              <w:jc w:val="left"/>
-            </w:pPr>
-            <w:r>
-              <w:t xml:space="preserve">Follow (FOL)</w:t>
-            </w:r>
-          </w:p>
-        </w:tc>
-        <w:tc>
-          <w:tcPr/>
-          <w:p>
-            <w:pPr>
-              <w:pStyle w:val="Compact"/>
-              <w:jc w:val="left"/>
-            </w:pPr>
-            <w:r>
-              <w:t xml:space="preserve">Sample data predominantly post-2014</w:t>
-            </w:r>
-          </w:p>
-        </w:tc>
-        <w:tc>
-          <w:tcPr/>
-          <w:p>
-            <w:pPr>
-              <w:pStyle w:val="Compact"/>
-              <w:jc w:val="left"/>
-            </w:pPr>
-            <w:r>
-              <w:t xml:space="preserve">80</w:t>
-            </w:r>
-          </w:p>
-        </w:tc>
-        <w:tc>
-          <w:tcPr/>
-          <w:p>
-            <w:pPr>
-              <w:pStyle w:val="Compact"/>
-              <w:jc w:val="left"/>
-            </w:pPr>
-            <w:r>
-              <w:t xml:space="preserve">0.073</w:t>
-            </w:r>
-          </w:p>
-        </w:tc>
-        <w:tc>
-          <w:tcPr/>
-          <w:p>
-            <w:pPr>
-              <w:pStyle w:val="Compact"/>
-              <w:jc w:val="left"/>
-            </w:pPr>
-            <w:r>
-              <w:t xml:space="preserve">[0.046, 0.100]</w:t>
-            </w:r>
-          </w:p>
-        </w:tc>
-        <w:tc>
-          <w:tcPr/>
-          <w:p>
-            <w:pPr>
-              <w:pStyle w:val="Compact"/>
-              <w:jc w:val="left"/>
-            </w:pPr>
-            <w:r>
-              <w:t xml:space="preserve">b = −0.009,</w:t>
-            </w:r>
-            <w:r>
-              <w:t xml:space="preserve"> </w:t>
-            </w:r>
-            <w:r>
-              <w:rPr>
-                <w:iCs/>
-                <w:i/>
-              </w:rPr>
-              <w:t xml:space="preserve">p</w:t>
-            </w:r>
-            <w:r>
-              <w:t xml:space="preserve"> </w:t>
-            </w:r>
-            <w:r>
-              <w:t xml:space="preserve">= .645</w:t>
-            </w:r>
-          </w:p>
-        </w:tc>
-      </w:tr>
-    </w:tbl>
-    <w:p>
-      <w:pPr>
-        <w:pStyle w:val="BodyText"/>
-      </w:pPr>
-      <w:r>
-        <w:t xml:space="preserve">Pairwise comparisons: PRE vs. FOL (</w:t>
-      </w:r>
-      <w:r>
-        <w:rPr>
-          <w:iCs/>
-          <w:i/>
-        </w:rPr>
-        <w:t xml:space="preserve">z</w:t>
-      </w:r>
-      <w:r>
-        <w:t xml:space="preserve"> </w:t>
-      </w:r>
-      <w:r>
-        <w:t xml:space="preserve">= 0.46,</w:t>
-      </w:r>
-      <w:r>
-        <w:t xml:space="preserve"> </w:t>
-      </w:r>
-      <w:r>
-        <w:rPr>
-          <w:iCs/>
-          <w:i/>
-        </w:rPr>
-        <w:t xml:space="preserve">p</w:t>
-      </w:r>
-      <w:r>
-        <w:t xml:space="preserve"> </w:t>
-      </w:r>
-      <w:r>
-        <w:t xml:space="preserve">= .645); PRE vs. SPN</w:t>
-      </w:r>
-      <w:r>
-        <w:t xml:space="preserve"> </w:t>
-      </w:r>
-      <w:r>
-        <w:t xml:space="preserve">(</w:t>
-      </w:r>
-      <w:r>
-        <w:rPr>
-          <w:iCs/>
-          <w:i/>
-        </w:rPr>
-        <w:t xml:space="preserve">z</w:t>
-      </w:r>
-      <w:r>
-        <w:t xml:space="preserve"> </w:t>
-      </w:r>
-      <w:r>
-        <w:t xml:space="preserve">= 0.78,</w:t>
-      </w:r>
-      <w:r>
-        <w:t xml:space="preserve"> </w:t>
-      </w:r>
-      <w:r>
-        <w:rPr>
-          <w:iCs/>
-          <w:i/>
-        </w:rPr>
-        <w:t xml:space="preserve">p</w:t>
-      </w:r>
-      <w:r>
-        <w:t xml:space="preserve"> </w:t>
-      </w:r>
-      <w:r>
-        <w:t xml:space="preserve">= .434); FOL vs. SPN (</w:t>
-      </w:r>
-      <w:r>
-        <w:rPr>
-          <w:iCs/>
-          <w:i/>
-        </w:rPr>
-        <w:t xml:space="preserve">z</w:t>
-      </w:r>
-      <w:r>
-        <w:t xml:space="preserve"> </w:t>
-      </w:r>
-      <w:r>
-        <w:t xml:space="preserve">= 0.28,</w:t>
-      </w:r>
-      <w:r>
-        <w:t xml:space="preserve"> </w:t>
-      </w:r>
-      <w:r>
-        <w:rPr>
-          <w:iCs/>
-          <w:i/>
-        </w:rPr>
-        <w:t xml:space="preserve">p</w:t>
-      </w:r>
-      <w:r>
-        <w:t xml:space="preserve"> </w:t>
-      </w:r>
-      <w:r>
-        <w:t xml:space="preserve">= .782). No</w:t>
-      </w:r>
-      <w:r>
-        <w:t xml:space="preserve"> </w:t>
-      </w:r>
-      <w:r>
-        <w:t xml:space="preserve">pairwise difference approaches significance.</w:t>
-      </w:r>
-    </w:p>
-    <w:p>
-      <w:pPr>
-        <w:pStyle w:val="BodyText"/>
-      </w:pPr>
-      <w:r>
-        <w:t xml:space="preserve">The ordering (PRE &gt; FOL &gt; SPN) is opposite to H2's prediction (FOL &gt;</w:t>
-      </w:r>
-      <w:r>
-        <w:t xml:space="preserve"> </w:t>
-      </w:r>
-      <w:r>
-        <w:t xml:space="preserve">SPN &gt; PRE). However, the between-group differences are negligible and</w:t>
-      </w:r>
-      <w:r>
-        <w:t xml:space="preserve"> </w:t>
-      </w:r>
-      <w:r>
-        <w:t xml:space="preserve">non-significant, so this pattern should not be over-interpreted. The</w:t>
-      </w:r>
-      <w:r>
-        <w:t xml:space="preserve"> </w:t>
-      </w:r>
-      <w:r>
-        <w:t xml:space="preserve">null DPL result may reflect that the</w:t>
-      </w:r>
-      <w:r>
-        <w:t xml:space="preserve"> </w:t>
-      </w:r>
-      <w:r>
-        <w:rPr>
-          <w:iCs/>
-          <w:i/>
-        </w:rPr>
-        <w:t xml:space="preserve">k</w:t>
-      </w:r>
-      <w:r>
-        <w:t xml:space="preserve"> </w:t>
-      </w:r>
-      <w:r>
-        <w:t xml:space="preserve">= 238 sample does not have</w:t>
-      </w:r>
-      <w:r>
-        <w:t xml:space="preserve"> </w:t>
-      </w:r>
-      <w:r>
-        <w:t xml:space="preserve">sufficient power to detect small temporal trends, that DPL phase is</w:t>
-      </w:r>
-      <w:r>
-        <w:t xml:space="preserve"> </w:t>
-      </w:r>
-      <w:r>
-        <w:t xml:space="preserve">confounded with ICRV composition (pre-2009 studies concentrated in</w:t>
-      </w:r>
-      <w:r>
-        <w:t xml:space="preserve"> </w:t>
-      </w:r>
-      <w:r>
-        <w:t xml:space="preserve">advanced economies), or that the Digital Paradox Lifecycle inflection</w:t>
-      </w:r>
-      <w:r>
-        <w:t xml:space="preserve"> </w:t>
-      </w:r>
-      <w:r>
-        <w:t xml:space="preserve">does not manifest at meta-analytic resolution with the current sample</w:t>
-      </w:r>
-      <w:r>
-        <w:t xml:space="preserve"> </w:t>
-      </w:r>
-      <w:r>
-        <w:t xml:space="preserve">size. H2 is not supported.</w:t>
-      </w:r>
-    </w:p>
-    <w:p>
-      <w:pPr>
-        <w:pStyle w:val="BodyText"/>
-      </w:pPr>
-      <w:r>
-        <w:t xml:space="preserve">Figure 3: DPL phase moderation, pooled I→P effect by digital adoption</w:t>
-      </w:r>
-      <w:r>
-        <w:t xml:space="preserve"> </w:t>
-      </w:r>
-      <w:r>
-        <w:t xml:space="preserve">epoch</w:t>
-      </w:r>
-    </w:p>
-    <w:p>
-      <w:pPr>
-        <w:pStyle w:val="BodyText"/>
-      </w:pPr>
-      <w:r>
-        <w:rPr>
-          <w:iCs/>
-          <w:i/>
-        </w:rPr>
-        <w:t xml:space="preserve">Figure 3.</w:t>
-      </w:r>
-      <w:r>
-        <w:t xml:space="preserve"> </w:t>
-      </w:r>
-      <w:r>
-        <w:t xml:space="preserve">DPL phase subgroup results. Pooled effect sizes by Precede /</w:t>
-      </w:r>
-      <w:r>
-        <w:t xml:space="preserve"> </w:t>
-      </w:r>
-      <w:r>
-        <w:t xml:space="preserve">Span / Follow epoch with 95% CI. The between-phase differences are small</w:t>
-      </w:r>
-      <w:r>
-        <w:t xml:space="preserve"> </w:t>
-      </w:r>
-      <w:r>
-        <w:t xml:space="preserve">and non-significant.</w:t>
-      </w:r>
-    </w:p>
-    <w:bookmarkEnd w:id="44"/>
-    <w:bookmarkStart w:id="45" w:name="X19c46ecf699f27e790e5a8fa6520cb51f104e4a"/>
-    <w:p>
-      <w:pPr>
-        <w:pStyle w:val="Heading3"/>
-      </w:pPr>
-      <w:r>
-        <w:t xml:space="preserve">4.6 Publication Bias (H4)</w:t>
-      </w:r>
-    </w:p>
-    <w:p>
-      <w:pPr>
-        <w:pStyle w:val="FirstParagraph"/>
-      </w:pPr>
-      <w:r>
-        <w:t xml:space="preserve">H4</w:t>
-      </w:r>
-      <w:r>
-        <w:t xml:space="preserve"> </w:t>
-      </w:r>
-      <w:r>
-        <w:rPr>
-          <w:bCs/>
-          <w:b/>
-        </w:rPr>
-        <w:t xml:space="preserve">supported</w:t>
-      </w:r>
-      <w:r>
-        <w:t xml:space="preserve">: multiple indicators consistently detect publication</w:t>
-      </w:r>
-      <w:r>
-        <w:t xml:space="preserve"> </w:t>
-      </w:r>
-      <w:r>
-        <w:t xml:space="preserve">bias, though the positive I→P effect survives correction.</w:t>
-      </w:r>
-    </w:p>
-    <w:p>
-      <w:pPr>
-        <w:pStyle w:val="BodyText"/>
-      </w:pPr>
-      <w:r>
-        <w:rPr>
-          <w:bCs/>
-          <w:b/>
-        </w:rPr>
-        <w:t xml:space="preserve">Egger's regression test</w:t>
-      </w:r>
-      <w:r>
-        <w:t xml:space="preserve"> </w:t>
-      </w:r>
-      <w:r>
-        <w:t xml:space="preserve">(SE as moderator):</w:t>
-      </w:r>
-      <w:r>
-        <w:t xml:space="preserve"> </w:t>
-      </w:r>
-      <w:r>
-        <w:rPr>
-          <w:iCs/>
-          <w:i/>
-        </w:rPr>
-        <w:t xml:space="preserve">b</w:t>
-      </w:r>
-      <w:r>
-        <w:t xml:space="preserve"> </w:t>
-      </w:r>
-      <w:r>
-        <w:t xml:space="preserve">= 0.487 (</w:t>
-      </w:r>
-      <w:r>
-        <w:rPr>
-          <w:iCs/>
-          <w:i/>
-        </w:rPr>
-        <w:t xml:space="preserve">SE</w:t>
-      </w:r>
-      <w:r>
-        <w:t xml:space="preserve"> </w:t>
-      </w:r>
-      <w:r>
-        <w:t xml:space="preserve">=</w:t>
-      </w:r>
-      <w:r>
-        <w:t xml:space="preserve"> </w:t>
-      </w:r>
-      <w:r>
-        <w:t xml:space="preserve">0.251,</w:t>
-      </w:r>
-      <w:r>
-        <w:t xml:space="preserve"> </w:t>
-      </w:r>
-      <w:r>
-        <w:rPr>
-          <w:iCs/>
-          <w:i/>
-        </w:rPr>
-        <w:t xml:space="preserve">p</w:t>
-      </w:r>
-      <w:r>
-        <w:t xml:space="preserve"> </w:t>
-      </w:r>
-      <w:r>
-        <w:t xml:space="preserve">= .052), just above the conventional α = .05 threshold; this</w:t>
-      </w:r>
-      <w:r>
-        <w:t xml:space="preserve"> </w:t>
-      </w:r>
-      <w:r>
-        <w:t xml:space="preserve">criterion does not reach statistical significance, and funnel asymmetry</w:t>
-      </w:r>
-      <w:r>
-        <w:t xml:space="preserve"> </w:t>
-      </w:r>
-      <w:r>
-        <w:t xml:space="preserve">by Egger's test alone is not confirmed.</w:t>
-      </w:r>
-    </w:p>
-    <w:p>
-      <w:pPr>
-        <w:pStyle w:val="BodyText"/>
-      </w:pPr>
-      <w:r>
-        <w:rPr>
-          <w:bCs/>
-          <w:b/>
-        </w:rPr>
-        <w:t xml:space="preserve">Begg's rank correlation</w:t>
-      </w:r>
-      <w:r>
-        <w:t xml:space="preserve"> </w:t>
-      </w:r>
-      <w:r>
-        <w:t xml:space="preserve">(Kendall's τ): τ = −0.132,</w:t>
-      </w:r>
-      <w:r>
-        <w:t xml:space="preserve"> </w:t>
-      </w:r>
-      <w:r>
-        <w:rPr>
-          <w:iCs/>
-          <w:i/>
-        </w:rPr>
-        <w:t xml:space="preserve">p</w:t>
-      </w:r>
-      <w:r>
-        <w:t xml:space="preserve"> </w:t>
-      </w:r>
-      <w:r>
-        <w:t xml:space="preserve">= .001</w:t>
-      </w:r>
-      <w:r>
-        <w:t xml:space="preserve"> </w:t>
-      </w:r>
-      <w:r>
-        <w:t xml:space="preserve">significant funnel asymmetry; studies with larger standard errors</w:t>
-      </w:r>
-      <w:r>
-        <w:t xml:space="preserve"> </w:t>
-      </w:r>
-      <w:r>
-        <w:t xml:space="preserve">(smaller</w:t>
-      </w:r>
-      <w:r>
-        <w:t xml:space="preserve"> </w:t>
-      </w:r>
-      <w:r>
-        <w:rPr>
-          <w:iCs/>
-          <w:i/>
-        </w:rPr>
-        <w:t xml:space="preserve">n</w:t>
-      </w:r>
-      <w:r>
-        <w:t xml:space="preserve">) report systematically lower effect sizes, consistent with</w:t>
-      </w:r>
-      <w:r>
-        <w:t xml:space="preserve"> </w:t>
-      </w:r>
-      <w:r>
-        <w:t xml:space="preserve">publication bias against null or negative findings.</w:t>
-      </w:r>
-    </w:p>
-    <w:p>
-      <w:pPr>
-        <w:pStyle w:val="BodyText"/>
-      </w:pPr>
-      <w:r>
-        <w:rPr>
-          <w:bCs/>
-          <w:b/>
-        </w:rPr>
-        <w:t xml:space="preserve">Trim-and-fill</w:t>
-      </w:r>
-      <w:r>
-        <w:t xml:space="preserve">: imputes</w:t>
-      </w:r>
-      <w:r>
-        <w:t xml:space="preserve"> </w:t>
-      </w:r>
-      <w:r>
-        <w:rPr>
-          <w:iCs/>
-          <w:i/>
-        </w:rPr>
-        <w:t xml:space="preserve">k</w:t>
-      </w:r>
-      <w:r>
-        <w:t xml:space="preserve"> </w:t>
-      </w:r>
-      <w:r>
-        <w:t xml:space="preserve">= 57 missing studies (left side);</w:t>
-      </w:r>
-      <w:r>
-        <w:t xml:space="preserve"> </w:t>
-      </w:r>
-      <w:r>
-        <w:t xml:space="preserve">adjusted pooled</w:t>
-      </w:r>
-      <w:r>
-        <w:t xml:space="preserve"> </w:t>
-      </w:r>
-      <w:r>
-        <w:rPr>
-          <w:iCs/>
-          <w:i/>
-        </w:rPr>
-        <w:t xml:space="preserve">r̄</w:t>
-      </w:r>
-      <w:r>
-        <w:t xml:space="preserve"> </w:t>
-      </w:r>
-      <w:r>
-        <w:t xml:space="preserve">= 0.035 (95% CI [0.018, 0.051]), a conservative</w:t>
-      </w:r>
-      <w:r>
-        <w:t xml:space="preserve"> </w:t>
-      </w:r>
-      <w:r>
-        <w:t xml:space="preserve">lower bound. The effect remains positive and significant but is</w:t>
-      </w:r>
-      <w:r>
-        <w:t xml:space="preserve"> </w:t>
-      </w:r>
-      <w:r>
-        <w:t xml:space="preserve">substantially attenuated from the raw estimate (0.074 → 0.035).</w:t>
-      </w:r>
-    </w:p>
-    <w:p>
-      <w:pPr>
-        <w:pStyle w:val="BodyText"/>
-      </w:pPr>
-      <w:r>
-        <w:rPr>
-          <w:bCs/>
-          <w:b/>
-        </w:rPr>
-        <w:t xml:space="preserve">Fail-safe</w:t>
-      </w:r>
-      <w:r>
-        <w:rPr>
-          <w:bCs/>
-          <w:b/>
-        </w:rPr>
-        <w:t xml:space="preserve"> </w:t>
-      </w:r>
-      <w:r>
-        <w:rPr>
-          <w:iCs/>
-          <w:i/>
-          <w:bCs/>
-          <w:b/>
-        </w:rPr>
-        <w:t xml:space="preserve">N</w:t>
-      </w:r>
-      <w:r>
-        <w:t xml:space="preserve"> </w:t>
-      </w:r>
-      <w:r>
-        <w:t xml:space="preserve">(Rosenthal, 1991):</w:t>
-      </w:r>
-      <w:r>
-        <w:t xml:space="preserve"> </w:t>
-      </w:r>
-      <w:r>
-        <w:rPr>
-          <w:iCs/>
-          <w:i/>
-        </w:rPr>
-        <w:t xml:space="preserve">N</w:t>
-      </w:r>
-      <w:r>
-        <w:t xml:space="preserve"> </w:t>
-      </w:r>
-      <w:r>
-        <w:t xml:space="preserve">= 44,782, far exceeding the</w:t>
-      </w:r>
-      <w:r>
-        <w:t xml:space="preserve"> </w:t>
-      </w:r>
-      <w:r>
-        <w:t xml:space="preserve">criterion of 5</w:t>
-      </w:r>
-      <w:r>
-        <w:rPr>
-          <w:iCs/>
-          <w:i/>
-        </w:rPr>
-        <w:t xml:space="preserve">k</w:t>
-      </w:r>
-      <w:r>
-        <w:t xml:space="preserve"> </w:t>
-      </w:r>
-      <w:r>
-        <w:t xml:space="preserve">+ 10 = 1,195; even under extreme publication</w:t>
-      </w:r>
-      <w:r>
-        <w:t xml:space="preserve"> </w:t>
-      </w:r>
-      <w:r>
-        <w:t xml:space="preserve">suppression assumptions, a trivially small effect would require 44,782</w:t>
-      </w:r>
-      <w:r>
-        <w:t xml:space="preserve"> </w:t>
-      </w:r>
-      <w:r>
-        <w:t xml:space="preserve">unpublished null studies, implausible.</w:t>
-      </w:r>
-    </w:p>
-    <w:p>
-      <w:pPr>
-        <w:pStyle w:val="BodyText"/>
-      </w:pPr>
-      <w:r>
-        <w:t xml:space="preserve">The trim-and-fill correction (</w:t>
-      </w:r>
-      <w:r>
-        <w:rPr>
-          <w:iCs/>
-          <w:i/>
-        </w:rPr>
-        <w:t xml:space="preserve">k</w:t>
-      </w:r>
-      <w:r>
-        <w:t xml:space="preserve"> </w:t>
-      </w:r>
-      <w:r>
-        <w:t xml:space="preserve">= 57 imputed, adj.</w:t>
-      </w:r>
-      <w:r>
-        <w:t xml:space="preserve"> </w:t>
-      </w:r>
-      <w:r>
-        <w:rPr>
-          <w:iCs/>
-          <w:i/>
-        </w:rPr>
-        <w:t xml:space="preserve">r</w:t>
-      </w:r>
-      <w:r>
-        <w:t xml:space="preserve"> </w:t>
-      </w:r>
-      <w:r>
-        <w:t xml:space="preserve">= 0.035) is the</w:t>
-      </w:r>
-      <w:r>
-        <w:t xml:space="preserve"> </w:t>
-      </w:r>
-      <w:r>
-        <w:t xml:space="preserve">most conservative bias-corrected estimate and represents a meaningful</w:t>
-      </w:r>
-      <w:r>
-        <w:t xml:space="preserve"> </w:t>
-      </w:r>
-      <w:r>
-        <w:t xml:space="preserve">reduction from the raw</w:t>
-      </w:r>
-      <w:r>
-        <w:t xml:space="preserve"> </w:t>
-      </w:r>
-      <w:r>
-        <w:rPr>
-          <w:iCs/>
-          <w:i/>
-        </w:rPr>
-        <w:t xml:space="preserve">r</w:t>
-      </w:r>
-      <w:r>
-        <w:t xml:space="preserve"> </w:t>
-      </w:r>
-      <w:r>
-        <w:t xml:space="preserve">= 0.074. Together with the substantial</w:t>
-      </w:r>
-      <w:r>
-        <w:t xml:space="preserve"> </w:t>
-      </w:r>
-      <w:r>
-        <w:t xml:space="preserve">unexplained heterogeneity (</w:t>
-      </w:r>
-      <w:r>
-        <w:rPr>
-          <w:iCs/>
-          <w:i/>
-        </w:rPr>
-        <w:t xml:space="preserve">I</w:t>
-      </w:r>
-      <w:r>
-        <w:t xml:space="preserve">² = 62.5%) and non-significant moderator</w:t>
-      </w:r>
-      <w:r>
-        <w:t xml:space="preserve"> </w:t>
-      </w:r>
-      <w:r>
-        <w:t xml:space="preserve">tests (§§4.3–4.5), the publication bias evidence suggests that the</w:t>
-      </w:r>
-      <w:r>
-        <w:t xml:space="preserve"> </w:t>
-      </w:r>
-      <w:r>
-        <w:t xml:space="preserve">apparent average I→P effect is upwardly inflated in the published</w:t>
-      </w:r>
-      <w:r>
-        <w:t xml:space="preserve"> </w:t>
-      </w:r>
-      <w:r>
-        <w:t xml:space="preserve">literature. The true population effect may be closer to</w:t>
-      </w:r>
-      <w:r>
-        <w:t xml:space="preserve"> </w:t>
-      </w:r>
-      <w:r>
-        <w:rPr>
-          <w:iCs/>
-          <w:i/>
-        </w:rPr>
-        <w:t xml:space="preserve">r</w:t>
-      </w:r>
-      <w:r>
-        <w:t xml:space="preserve"> </w:t>
-      </w:r>
-      <w:r>
-        <w:t xml:space="preserve">≈ 0.035.</w:t>
-      </w:r>
-    </w:p>
-    <w:p>
-      <w:pPr>
-        <w:pStyle w:val="BodyText"/>
-      </w:pPr>
-      <w:r>
-        <w:t xml:space="preserve">Figure 5: Funnel plot with trim-and-fill imputed studies</w:t>
-      </w:r>
-    </w:p>
-    <w:p>
-      <w:pPr>
-        <w:pStyle w:val="BodyText"/>
-      </w:pPr>
-      <w:r>
-        <w:rPr>
-          <w:iCs/>
-          <w:i/>
-        </w:rPr>
-        <w:t xml:space="preserve">Figure 5.</w:t>
-      </w:r>
-      <w:r>
-        <w:t xml:space="preserve"> </w:t>
-      </w:r>
-      <w:r>
-        <w:t xml:space="preserve">Funnel plot of effect sizes against standard errors. Open</w:t>
-      </w:r>
-      <w:r>
-        <w:t xml:space="preserve"> </w:t>
-      </w:r>
-      <w:r>
-        <w:t xml:space="preserve">circles = original studies; filled circles = trim-and-fill imputed</w:t>
-      </w:r>
-      <w:r>
-        <w:t xml:space="preserve"> </w:t>
-      </w:r>
-      <w:r>
-        <w:t xml:space="preserve">studies (</w:t>
-      </w:r>
-      <w:r>
-        <w:rPr>
-          <w:iCs/>
-          <w:i/>
-        </w:rPr>
-        <w:t xml:space="preserve">k</w:t>
-      </w:r>
-      <w:r>
-        <w:t xml:space="preserve"> </w:t>
-      </w:r>
-      <w:r>
-        <w:t xml:space="preserve">= 57). Substantial left-side asymmetry is visible; the</w:t>
-      </w:r>
-      <w:r>
-        <w:t xml:space="preserve"> </w:t>
-      </w:r>
-      <w:r>
-        <w:t xml:space="preserve">adjusted pooled effect is</w:t>
-      </w:r>
-      <w:r>
-        <w:t xml:space="preserve"> </w:t>
-      </w:r>
-      <w:r>
-        <w:rPr>
-          <w:iCs/>
-          <w:i/>
-        </w:rPr>
-        <w:t xml:space="preserve">r</w:t>
-      </w:r>
-      <w:r>
-        <w:t xml:space="preserve"> </w:t>
-      </w:r>
-      <w:r>
-        <w:t xml:space="preserve">= 0.035.</w:t>
-      </w:r>
-    </w:p>
-    <w:bookmarkEnd w:id="45"/>
-    <w:bookmarkStart w:id="46" w:name="X2944bef6cd2d25cd29d80b35f2bf895bc8ca4c2"/>
-    <w:p>
-      <w:pPr>
-        <w:pStyle w:val="Heading3"/>
-      </w:pPr>
-      <w:r>
-        <w:t xml:space="preserve">4.7 Robustness</w:t>
-      </w:r>
-    </w:p>
-    <w:tbl>
-      <w:tblPr>
-        <w:tblStyle w:val="Table"/>
-        <w:tblW w:type="auto" w:w="0"/>
-        <w:tblLook w:firstRow="1" w:lastRow="0" w:firstColumn="0" w:lastColumn="0" w:noHBand="0" w:noVBand="0" w:val="0020"/>
-        <w:jc w:val="start"/>
-      </w:tblPr>
-      <w:tblGrid>
-        <w:gridCol w:w="1584"/>
-        <w:gridCol w:w="1584"/>
-        <w:gridCol w:w="1584"/>
-        <w:gridCol w:w="1584"/>
-        <w:gridCol w:w="1584"/>
-      </w:tblGrid>
-      <w:tr>
-        <w:trPr>
-          <w:tblHeader w:val="true"/>
-        </w:trPr>
-        <w:tc>
-          <w:tcPr/>
-          <w:p>
-            <w:pPr>
-              <w:pStyle w:val="Compact"/>
-              <w:jc w:val="left"/>
-            </w:pPr>
-            <w:r>
-              <w:t xml:space="preserve">Check</w:t>
-            </w:r>
-          </w:p>
-        </w:tc>
-        <w:tc>
-          <w:tcPr/>
-          <w:p>
-            <w:pPr>
-              <w:pStyle w:val="Compact"/>
-              <w:jc w:val="left"/>
-            </w:pPr>
-            <w:r>
-              <w:t xml:space="preserve">K</w:t>
-            </w:r>
-          </w:p>
-        </w:tc>
-        <w:tc>
-          <w:tcPr/>
-          <w:p>
-            <w:pPr>
-              <w:pStyle w:val="Compact"/>
-              <w:jc w:val="left"/>
-            </w:pPr>
-            <w:r>
-              <w:rPr>
-                <w:iCs/>
-                <w:i/>
-              </w:rPr>
-              <w:t xml:space="preserve">r̄</w:t>
-            </w:r>
-          </w:p>
-        </w:tc>
-        <w:tc>
-          <w:tcPr/>
-          <w:p>
-            <w:pPr>
-              <w:pStyle w:val="Compact"/>
-              <w:jc w:val="left"/>
-            </w:pPr>
-            <w:r>
-              <w:t xml:space="preserve">95% CI</w:t>
-            </w:r>
-          </w:p>
-        </w:tc>
-        <w:tc>
-          <w:tcPr/>
-          <w:p>
-            <w:pPr>
-              <w:pStyle w:val="Compact"/>
-              <w:jc w:val="left"/>
-            </w:pPr>
-            <w:r>
-              <w:t xml:space="preserve">Note</w:t>
-            </w:r>
-          </w:p>
-        </w:tc>
-      </w:tr>
-      <w:tr>
-        <w:tc>
-          <w:tcPr/>
-          <w:p>
-            <w:pPr>
-              <w:pStyle w:val="Compact"/>
-              <w:jc w:val="left"/>
-            </w:pPr>
-            <w:r>
-              <w:t xml:space="preserve">Main analysis</w:t>
+              <w:t xml:space="preserve">DL estimator (two-level)</w:t>
             </w:r>
           </w:p>
         </w:tc>
@@ -14621,36 +15131,19 @@
               <w:jc w:val="left"/>
             </w:pPr>
             <w:r>
-              <w:t xml:space="preserve">[0.060, 0.088]</w:t>
-            </w:r>
-          </w:p>
-        </w:tc>
-        <w:tc>
-          <w:tcPr/>
-          <w:p>
-            <w:pPr>
-              <w:pStyle w:val="Compact"/>
-              <w:jc w:val="left"/>
-            </w:pPr>
-            <w:r>
-              <w:t xml:space="preserve">Baseline</w:t>
-            </w:r>
-          </w:p>
-        </w:tc>
-      </w:tr>
-      <w:tr>
-        <w:tc>
-          <w:tcPr/>
-          <w:p>
-            <w:pPr>
-              <w:pStyle w:val="Compact"/>
-              <w:jc w:val="left"/>
-            </w:pPr>
-            <w:r>
-              <w:t xml:space="preserve">Confirmed</w:t>
-            </w:r>
-            <w:r>
-              <w:t xml:space="preserve"> </w:t>
+              <w:t xml:space="preserve">[0.061, 0.086]</w:t>
+            </w:r>
+          </w:p>
+        </w:tc>
+        <w:tc>
+          <w:tcPr/>
+          <w:p>
+            <w:pPr>
+              <w:pStyle w:val="Compact"/>
+              <w:jc w:val="left"/>
+            </w:pPr>
+            <w:r>
+              <w:t xml:space="preserve">Δ</w:t>
             </w:r>
             <w:r>
               <w:rPr>
@@ -14663,55 +15156,7 @@
               <w:t xml:space="preserve"> </w:t>
             </w:r>
             <w:r>
-              <w:t xml:space="preserve">only (exclude estimated)</w:t>
-            </w:r>
-          </w:p>
-        </w:tc>
-        <w:tc>
-          <w:tcPr/>
-          <w:p>
-            <w:pPr>
-              <w:pStyle w:val="Compact"/>
-              <w:jc w:val="left"/>
-            </w:pPr>
-            <w:r>
-              <w:t xml:space="preserve">240</w:t>
-            </w:r>
-          </w:p>
-        </w:tc>
-        <w:tc>
-          <w:tcPr/>
-          <w:p>
-            <w:pPr>
-              <w:pStyle w:val="Compact"/>
-              <w:jc w:val="left"/>
-            </w:pPr>
-            <w:r>
-              <w:t xml:space="preserve">0.077</w:t>
-            </w:r>
-          </w:p>
-        </w:tc>
-        <w:tc>
-          <w:tcPr/>
-          <w:p>
-            <w:pPr>
-              <w:pStyle w:val="Compact"/>
-              <w:jc w:val="left"/>
-            </w:pPr>
-            <w:r>
-              <w:t xml:space="preserve">[0.059, 0.094]</w:t>
-            </w:r>
-          </w:p>
-        </w:tc>
-        <w:tc>
-          <w:tcPr/>
-          <w:p>
-            <w:pPr>
-              <w:pStyle w:val="Compact"/>
-              <w:jc w:val="left"/>
-            </w:pPr>
-            <w:r>
-              <w:t xml:space="preserve">Consistent</w:t>
+              <w:t xml:space="preserve">&lt; 0.01 vs. three-level</w:t>
             </w:r>
           </w:p>
         </w:tc>
@@ -14725,283 +15170,6 @@
               <w:jc w:val="left"/>
             </w:pPr>
             <w:r>
-              <w:t xml:space="preserve">Exclude</w:t>
-            </w:r>
-            <w:r>
-              <w:t xml:space="preserve"> </w:t>
-            </w:r>
-            <w:r>
-              <w:rPr>
-                <w:iCs/>
-                <w:i/>
-              </w:rPr>
-              <w:t xml:space="preserve">n</w:t>
-            </w:r>
-            <w:r>
-              <w:t xml:space="preserve"> </w:t>
-            </w:r>
-            <w:r>
-              <w:t xml:space="preserve">&lt; 30</w:t>
-            </w:r>
-          </w:p>
-        </w:tc>
-        <w:tc>
-          <w:tcPr/>
-          <w:p>
-            <w:pPr>
-              <w:pStyle w:val="Compact"/>
-              <w:jc w:val="left"/>
-            </w:pPr>
-            <w:r>
-              <w:t xml:space="preserve">285</w:t>
-            </w:r>
-          </w:p>
-        </w:tc>
-        <w:tc>
-          <w:tcPr/>
-          <w:p>
-            <w:pPr>
-              <w:pStyle w:val="Compact"/>
-              <w:jc w:val="left"/>
-            </w:pPr>
-            <w:r>
-              <w:t xml:space="preserve">0.073</w:t>
-            </w:r>
-          </w:p>
-        </w:tc>
-        <w:tc>
-          <w:tcPr/>
-          <w:p>
-            <w:pPr>
-              <w:pStyle w:val="Compact"/>
-              <w:jc w:val="left"/>
-            </w:pPr>
-            <w:r>
-              <w:t xml:space="preserve">[0.059, 0.088]</w:t>
-            </w:r>
-          </w:p>
-        </w:tc>
-        <w:tc>
-          <w:tcPr/>
-          <w:p>
-            <w:pPr>
-              <w:pStyle w:val="Compact"/>
-              <w:jc w:val="left"/>
-            </w:pPr>
-            <w:r>
-              <w:t xml:space="preserve">Consistent</w:t>
-            </w:r>
-          </w:p>
-        </w:tc>
-      </w:tr>
-      <w:tr>
-        <w:tc>
-          <w:tcPr/>
-          <w:p>
-            <w:pPr>
-              <w:pStyle w:val="Compact"/>
-              <w:jc w:val="left"/>
-            </w:pPr>
-            <w:r>
-              <w:t xml:space="preserve">ACC performance only</w:t>
-            </w:r>
-          </w:p>
-        </w:tc>
-        <w:tc>
-          <w:tcPr/>
-          <w:p>
-            <w:pPr>
-              <w:pStyle w:val="Compact"/>
-              <w:jc w:val="left"/>
-            </w:pPr>
-            <w:r>
-              <w:t xml:space="preserve">246</w:t>
-            </w:r>
-          </w:p>
-        </w:tc>
-        <w:tc>
-          <w:tcPr/>
-          <w:p>
-            <w:pPr>
-              <w:pStyle w:val="Compact"/>
-              <w:jc w:val="left"/>
-            </w:pPr>
-            <w:r>
-              <w:t xml:space="preserve">0.075</w:t>
-            </w:r>
-          </w:p>
-        </w:tc>
-        <w:tc>
-          <w:tcPr/>
-          <w:p>
-            <w:pPr>
-              <w:pStyle w:val="Compact"/>
-              <w:jc w:val="left"/>
-            </w:pPr>
-            <w:r>
-              <w:t xml:space="preserve">[0.059, 0.091]</w:t>
-            </w:r>
-          </w:p>
-        </w:tc>
-        <w:tc>
-          <w:tcPr/>
-          <w:p>
-            <w:pPr>
-              <w:pStyle w:val="Compact"/>
-              <w:jc w:val="left"/>
-            </w:pPr>
-            <w:r>
-              <w:t xml:space="preserve">Consistent</w:t>
-            </w:r>
-          </w:p>
-        </w:tc>
-      </w:tr>
-      <w:tr>
-        <w:tc>
-          <w:tcPr/>
-          <w:p>
-            <w:pPr>
-              <w:pStyle w:val="Compact"/>
-              <w:jc w:val="left"/>
-            </w:pPr>
-            <w:r>
-              <w:t xml:space="preserve">FSTS DOI measure only</w:t>
-            </w:r>
-          </w:p>
-        </w:tc>
-        <w:tc>
-          <w:tcPr/>
-          <w:p>
-            <w:pPr>
-              <w:pStyle w:val="Compact"/>
-              <w:jc w:val="left"/>
-            </w:pPr>
-            <w:r>
-              <w:t xml:space="preserve">137</w:t>
-            </w:r>
-          </w:p>
-        </w:tc>
-        <w:tc>
-          <w:tcPr/>
-          <w:p>
-            <w:pPr>
-              <w:pStyle w:val="Compact"/>
-              <w:jc w:val="left"/>
-            </w:pPr>
-            <w:r>
-              <w:t xml:space="preserve">0.060</w:t>
-            </w:r>
-          </w:p>
-        </w:tc>
-        <w:tc>
-          <w:tcPr/>
-          <w:p>
-            <w:pPr>
-              <w:pStyle w:val="Compact"/>
-              <w:jc w:val="left"/>
-            </w:pPr>
-            <w:r>
-              <w:t xml:space="preserve">[0.041, 0.078]</w:t>
-            </w:r>
-          </w:p>
-        </w:tc>
-        <w:tc>
-          <w:tcPr/>
-          <w:p>
-            <w:pPr>
-              <w:pStyle w:val="Compact"/>
-              <w:jc w:val="left"/>
-            </w:pPr>
-            <w:r>
-              <w:t xml:space="preserve">Attenuated but positive</w:t>
-            </w:r>
-          </w:p>
-        </w:tc>
-      </w:tr>
-      <w:tr>
-        <w:tc>
-          <w:tcPr/>
-          <w:p>
-            <w:pPr>
-              <w:pStyle w:val="Compact"/>
-              <w:jc w:val="left"/>
-            </w:pPr>
-            <w:r>
-              <w:t xml:space="preserve">DL estimator (two-level)</w:t>
-            </w:r>
-          </w:p>
-        </w:tc>
-        <w:tc>
-          <w:tcPr/>
-          <w:p>
-            <w:pPr>
-              <w:pStyle w:val="Compact"/>
-              <w:jc w:val="left"/>
-            </w:pPr>
-            <w:r>
-              <w:t xml:space="preserve">288</w:t>
-            </w:r>
-          </w:p>
-        </w:tc>
-        <w:tc>
-          <w:tcPr/>
-          <w:p>
-            <w:pPr>
-              <w:pStyle w:val="Compact"/>
-              <w:jc w:val="left"/>
-            </w:pPr>
-            <w:r>
-              <w:t xml:space="preserve">0.074</w:t>
-            </w:r>
-          </w:p>
-        </w:tc>
-        <w:tc>
-          <w:tcPr/>
-          <w:p>
-            <w:pPr>
-              <w:pStyle w:val="Compact"/>
-              <w:jc w:val="left"/>
-            </w:pPr>
-            <w:r>
-              <w:t xml:space="preserve">[0.061, 0.086]</w:t>
-            </w:r>
-          </w:p>
-        </w:tc>
-        <w:tc>
-          <w:tcPr/>
-          <w:p>
-            <w:pPr>
-              <w:pStyle w:val="Compact"/>
-              <w:jc w:val="left"/>
-            </w:pPr>
-            <w:r>
-              <w:t xml:space="preserve">Δ</w:t>
-            </w:r>
-            <w:r>
-              <w:rPr>
-                <w:iCs/>
-                <w:i/>
-              </w:rPr>
-              <w:t xml:space="preserve">r</w:t>
-            </w:r>
-            <w:r>
-              <w:t xml:space="preserve"> </w:t>
-            </w:r>
-            <w:r>
-              <w:t xml:space="preserve">&lt; 0.01 vs. three-level</w:t>
-            </w:r>
-          </w:p>
-        </w:tc>
-      </w:tr>
-      <w:tr>
-        <w:tc>
-          <w:tcPr/>
-          <w:p>
-            <w:pPr>
-              <w:pStyle w:val="Compact"/>
-              <w:jc w:val="left"/>
-            </w:pPr>
-            <w:r>
               <w:t xml:space="preserve">Leave-one-out range</w:t>
             </w:r>
           </w:p>
@@ -15207,7 +15375,7 @@
     </w:p>
     <w:bookmarkEnd w:id="46"/>
     <w:bookmarkEnd w:id="47"/>
-    <w:bookmarkStart w:id="52" w:name="X735612638e4e736e4693e459c258977262c0dfc"/>
+    <w:bookmarkStart w:id="52" w:name="discussion"/>
     <w:p>
       <w:pPr>
         <w:pStyle w:val="Heading2"/>
@@ -15216,7 +15384,7 @@
         <w:t xml:space="preserve">5. Discussion</w:t>
       </w:r>
     </w:p>
-    <w:bookmarkStart w:id="48" w:name="X358d8a6bfbc612aa554abb1739dd28765579392"/>
+    <w:bookmarkStart w:id="48" w:name="alignment-with-country-level-evidence"/>
     <w:p>
       <w:pPr>
         <w:pStyle w:val="Heading3"/>
@@ -15493,7 +15661,7 @@
         <w:t xml:space="preserve"> </w:t>
       </w:r>
       <w:r>
-        <w:t xml:space="preserve">consistent with CIMT's institutional friction argument. At the</w:t>
+        <w:t xml:space="preserve">consistent with CIMT’s institutional friction argument. At the</w:t>
       </w:r>
       <w:r>
         <w:t xml:space="preserve"> </w:t>
@@ -15517,7 +15685,7 @@
         <w:t xml:space="preserve"> </w:t>
       </w:r>
       <w:r>
-        <w:t xml:space="preserve">factors, a pattern consistent with CIMT's prediction that firm-level</w:t>
+        <w:t xml:space="preserve">factors, a pattern consistent with CIMT’s prediction that firm-level</w:t>
       </w:r>
       <w:r>
         <w:t xml:space="preserve"> </w:t>
@@ -15817,17 +15985,17 @@
         <w:t xml:space="preserve"> </w:t>
       </w:r>
       <w:r>
-        <w:t xml:space="preserve">= 0.079 vs. 0.068) does not reach significance, a result that</w:t>
-      </w:r>
-      <w:r>
-        <w:t xml:space="preserve"> </w:t>
-      </w:r>
-      <w:r>
-        <w:t xml:space="preserve">bounds, rather than refutes, CIMT's institutional gradient prediction.</w:t>
+        <w:t xml:space="preserve">= 0.079 vs. 0.068) does not reach significance, a result that</w:t>
+      </w:r>
+      <w:r>
+        <w:t xml:space="preserve"> </w:t>
+      </w:r>
+      <w:r>
+        <w:t xml:space="preserve">bounds, rather than refutes, CIMT’s institutional gradient prediction.</w:t>
       </w:r>
     </w:p>
     <w:bookmarkEnd w:id="48"/>
-    <w:bookmarkStart w:id="49" w:name="X688563909f8febb75275ad832e560c448093230"/>
+    <w:bookmarkStart w:id="49" w:name="theoretical-contributions"/>
     <w:p>
       <w:pPr>
         <w:pStyle w:val="Heading3"/>
@@ -16202,7 +16370,7 @@
         <w:t xml:space="preserve"> </w:t>
       </w:r>
       <w:r>
-        <w:t xml:space="preserve">and significant Begg's τ (</w:t>
+        <w:t xml:space="preserve">and significant Begg’s τ (</w:t>
       </w:r>
       <w:r>
         <w:rPr>
@@ -16283,7 +16451,25 @@
         <w:t xml:space="preserve"> </w:t>
       </w:r>
       <w:r>
-        <w:t xml:space="preserve">literature's widely cited "positive I→P relationship" is partially an</w:t>
+        <w:t xml:space="preserve">literature’s widely cited</w:t>
+      </w:r>
+      <w:r>
+        <w:t xml:space="preserve"> </w:t>
+      </w:r>
+      <w:r>
+        <w:t xml:space="preserve">“</w:t>
+      </w:r>
+      <w:r>
+        <w:t xml:space="preserve">positive I→P relationship</w:t>
+      </w:r>
+      <w:r>
+        <w:t xml:space="preserve">”</w:t>
+      </w:r>
+      <w:r>
+        <w:t xml:space="preserve"> </w:t>
+      </w:r>
+      <w:r>
+        <w:t xml:space="preserve">is partially an</w:t>
       </w:r>
       <w:r>
         <w:t xml:space="preserve"> </w:t>
@@ -16293,7 +16479,7 @@
       </w:r>
     </w:p>
     <w:bookmarkEnd w:id="49"/>
-    <w:bookmarkStart w:id="50" w:name="Xb1fcf2c8d5f0b973be8539a5c4cf4005bf85f3d"/>
+    <w:bookmarkStart w:id="50" w:name="managerial-and-policy-implications"/>
     <w:p>
       <w:pPr>
         <w:pStyle w:val="Heading3"/>
@@ -16420,7 +16606,19 @@
         <w:t xml:space="preserve"> </w:t>
       </w:r>
       <w:r>
-        <w:t xml:space="preserve">"internationalization improves performance" unconditionally.</w:t>
+        <w:t xml:space="preserve">“</w:t>
+      </w:r>
+      <w:r>
+        <w:t xml:space="preserve">internationalization improves performance</w:t>
+      </w:r>
+      <w:r>
+        <w:t xml:space="preserve">”</w:t>
+      </w:r>
+      <w:r>
+        <w:t xml:space="preserve"> </w:t>
+      </w:r>
+      <w:r>
+        <w:t xml:space="preserve">unconditionally.</w:t>
       </w:r>
     </w:p>
     <w:p>
@@ -16491,7 +16689,7 @@
         <w:t xml:space="preserve"> </w:t>
       </w:r>
       <w:r>
-        <w:t xml:space="preserve">field's understanding of when and why internationalization helps.</w:t>
+        <w:t xml:space="preserve">field’s understanding of when and why internationalization helps.</w:t>
       </w:r>
       <w:r>
         <w:t xml:space="preserve"> </w:t>
@@ -16580,7 +16778,7 @@
       </w:r>
     </w:p>
     <w:bookmarkEnd w:id="50"/>
-    <w:bookmarkStart w:id="51" w:name="X0f6e89d87400594fb1abd2d07a881153acd68bb"/>
+    <w:bookmarkStart w:id="51" w:name="limitations-and-inferential-bounds"/>
     <w:p>
       <w:pPr>
         <w:pStyle w:val="Heading3"/>
@@ -16631,7 +16829,19 @@
         <w:t xml:space="preserve"> </w:t>
       </w:r>
       <w:r>
-        <w:t xml:space="preserve">CI) does not permit definitive conclusions about the "forced-penalty"</w:t>
+        <w:t xml:space="preserve">CI) does not permit definitive conclusions about the</w:t>
+      </w:r>
+      <w:r>
+        <w:t xml:space="preserve"> </w:t>
+      </w:r>
+      <w:r>
+        <w:t xml:space="preserve">“</w:t>
+      </w:r>
+      <w:r>
+        <w:t xml:space="preserve">forced-penalty</w:t>
+      </w:r>
+      <w:r>
+        <w:t xml:space="preserve">”</w:t>
       </w:r>
       <w:r>
         <w:t xml:space="preserve"> </w:t>
@@ -16781,7 +16991,7 @@
     </w:p>
     <w:bookmarkEnd w:id="51"/>
     <w:bookmarkEnd w:id="52"/>
-    <w:bookmarkStart w:id="53" w:name="X6b297cc947e0db5526be369b1f0f4ddc67b2415"/>
+    <w:bookmarkStart w:id="53" w:name="conclusion"/>
     <w:p>
       <w:pPr>
         <w:pStyle w:val="Heading2"/>
@@ -17162,7 +17372,7 @@
         <w:t xml:space="preserve"> </w:t>
       </w:r>
       <w:r>
-        <w:t xml:space="preserve">positive but considerably attenuated. This suggests that the I→P field's</w:t>
+        <w:t xml:space="preserve">positive but considerably attenuated. This suggests that the I→P field’s</w:t>
       </w:r>
       <w:r>
         <w:t xml:space="preserve"> </w:t>
@@ -17377,7 +17587,7 @@
         <w:t xml:space="preserve"> </w:t>
       </w:r>
       <w:r>
-        <w:t xml:space="preserve">Pouresmaeili et al. 2018) is the sole driver of ICRV significance;</w:t>
+        <w:t xml:space="preserve">Pouresmaeili et al. 2018) is the sole driver of ICRV significance;</w:t>
       </w:r>
       <w:r>
         <w:t xml:space="preserve"> </w:t>
@@ -17419,7 +17629,7 @@
         <w:t xml:space="preserve"> </w:t>
       </w:r>
       <w:r>
-        <w:t xml:space="preserve">vintage mismatch between the study's data period and the DAI score's</w:t>
+        <w:t xml:space="preserve">vintage mismatch between the study’s data period and the DAI score’s</w:t>
       </w:r>
       <w:r>
         <w:t xml:space="preserve"> </w:t>
@@ -17733,7 +17943,7 @@
         <w:pStyle w:val="FirstParagraph"/>
       </w:pPr>
       <w:r>
-        <w:t xml:space="preserve">During the preparation of this work, the authors used two software aids, each under full human control and verification. First, a purpose-built large-language-model-assisted tool (M-AIDA, using Anthropic Claude) was used to assist effect-size extraction and statistical conversion from the primary studies; every value proposed by the tool was independently checked, corrected where necessary, and permanently locked by the Principal Investigator before entry into the analysis database. Second, Grammarly was used to correct spelling, grammar, and punctuation in the authors' own text. No generative AI tool selected studies, made eligibility decisions, performed the statistical analysis, or generated any interpretive or written content; the authors reviewed all outputs and take full responsibility for the content of the publication.</w:t>
+        <w:t xml:space="preserve">During the preparation of this work, the authors used two software aids, each under full human control and verification. First, a purpose-built large-language-model-assisted tool (M-AIDA, using Anthropic Claude) was used to assist effect-size extraction and statistical conversion from the primary studies; every value proposed by the tool was independently checked, corrected where necessary, and permanently locked by the Principal Investigator before entry into the analysis database. Second, Grammarly was used to correct spelling, grammar, and punctuation in the authors’ own text. No generative AI tool selected studies, made eligibility decisions, performed the statistical analysis, or generated any interpretive or written content; the authors reviewed all outputs and take full responsibility for the content of the publication.</w:t>
       </w:r>
     </w:p>
     <w:bookmarkEnd w:id="57"/>
@@ -19026,7 +19236,7 @@
         <w:t xml:space="preserve"> </w:t>
       </w:r>
       <w:r>
-        <w:t xml:space="preserve">(pp. 231–244).</w:t>
+        <w:t xml:space="preserve">(pp. 231–244).</w:t>
       </w:r>
       <w:r>
         <w:t xml:space="preserve"> </w:t>
@@ -19455,7 +19665,25 @@
         <w:pStyle w:val="FirstParagraph"/>
       </w:pPr>
       <w:r>
-        <w:t xml:space="preserve">The corpus was assembled through citation-anchored systematic searching rather than a single database census; the flow is therefore reported under the PRISMA 2020 "studies identified via other methods" variant (Page et al., 2021).</w:t>
+        <w:t xml:space="preserve">The corpus was assembled through citation-anchored systematic searching rather than a single database census; the flow is therefore reported under the PRISMA 2020</w:t>
+      </w:r>
+      <w:r>
+        <w:t xml:space="preserve"> </w:t>
+      </w:r>
+      <w:r>
+        <w:t xml:space="preserve">“</w:t>
+      </w:r>
+      <w:r>
+        <w:t xml:space="preserve">studies identified via other methods</w:t>
+      </w:r>
+      <w:r>
+        <w:t xml:space="preserve">”</w:t>
+      </w:r>
+      <w:r>
+        <w:t xml:space="preserve"> </w:t>
+      </w:r>
+      <w:r>
+        <w:t xml:space="preserve">variant (Page et al., 2021).</w:t>
       </w:r>
     </w:p>
     <w:p>
@@ -19688,14 +19916,14 @@
     <w:tbl>
       <w:tblPr>
         <w:tblStyle w:val="Table"/>
-        <w:tblW w:type="auto" w:w="0"/>
+        <w:tblW w:type="pct" w:w="5000"/>
         <w:tblLook w:firstRow="1" w:lastRow="0" w:firstColumn="0" w:lastColumn="0" w:noHBand="0" w:noVBand="0" w:val="0020"/>
         <w:jc w:val="start"/>
       </w:tblPr>
       <w:tblGrid>
-        <w:gridCol w:w="2640"/>
-        <w:gridCol w:w="2640"/>
-        <w:gridCol w:w="2640"/>
+        <w:gridCol w:w="912"/>
+        <w:gridCol w:w="1104"/>
+        <w:gridCol w:w="5904"/>
       </w:tblGrid>
       <w:tr>
         <w:trPr>
@@ -19885,7 +20113,19 @@
               <w:jc w:val="left"/>
             </w:pPr>
             <w:r>
-              <w:t xml:space="preserve">First author's sample country; multi-country = "pooled"</w:t>
+              <w:t xml:space="preserve">First author’s sample country; multi-country =</w:t>
+            </w:r>
+            <w:r>
+              <w:t xml:space="preserve"> </w:t>
+            </w:r>
+            <w:r>
+              <w:t xml:space="preserve">“</w:t>
+            </w:r>
+            <w:r>
+              <w:t xml:space="preserve">pooled</w:t>
+            </w:r>
+            <w:r>
+              <w:t xml:space="preserve">”</w:t>
             </w:r>
           </w:p>
         </w:tc>
@@ -19999,23 +20239,20 @@
               <w:jc w:val="left"/>
             </w:pPr>
             <w:r>
-              <w:t xml:space="preserve">Accounting (ROA/ROE/ROS); Market (Tobin's Q); Mixed; Other</w:t>
+              <w:t xml:space="preserve">Accounting (ROA/ROE/ROS); Market (Tobin’s Q); Mixed; Other</w:t>
             </w:r>
           </w:p>
         </w:tc>
       </w:tr>
     </w:tbl>
     <w:bookmarkEnd w:id="63"/>
-    <w:bookmarkStart w:id="64" w:name="Xd9634948d23722ae653a4402a0c9331cc7088ab"/>
+    <w:bookmarkStart w:id="64" w:name="Xf97f952f96803e451cdf304f81d710dfb198f95"/>
     <w:p>
       <w:pPr>
         <w:pStyle w:val="Heading2"/>
       </w:pPr>
       <w:r>
-        <w:t xml:space="preserve">Appendix C, Consistency Check: MetaEssentials vs.</w:t>
-      </w:r>
-      <w:r>
-        <w:t xml:space="preserve"> </w:t>
+        <w:t xml:space="preserve">Appendix C, Consistency Check: MetaEssentials vs. </w:t>
       </w:r>
       <w:r>
         <w:rPr>
@@ -20027,14 +20264,14 @@
     <w:tbl>
       <w:tblPr>
         <w:tblStyle w:val="Table"/>
-        <w:tblW w:type="auto" w:w="0"/>
+        <w:tblW w:type="pct" w:w="5000"/>
         <w:tblLook w:firstRow="1" w:lastRow="0" w:firstColumn="0" w:lastColumn="0" w:noHBand="0" w:noVBand="0" w:val="0020"/>
         <w:jc w:val="start"/>
       </w:tblPr>
       <w:tblGrid>
-        <w:gridCol w:w="2640"/>
-        <w:gridCol w:w="2640"/>
-        <w:gridCol w:w="2640"/>
+        <w:gridCol w:w="2224"/>
+        <w:gridCol w:w="2936"/>
+        <w:gridCol w:w="2758"/>
       </w:tblGrid>
       <w:tr>
         <w:trPr>
@@ -20491,7 +20728,7 @@
               <w:jc w:val="left"/>
             </w:pPr>
             <w:r>
-              <w:t xml:space="preserve">Suurmond et al. (2017)</w:t>
+              <w:t xml:space="preserve">Suurmond et al. (2017)</w:t>
             </w:r>
           </w:p>
         </w:tc>
@@ -20524,7 +20761,7 @@
         <w:t xml:space="preserve"> </w:t>
       </w:r>
       <w:r>
-        <w:t xml:space="preserve">Lower total I² in the three-level model (62.5% vs. 87.92%)</w:t>
+        <w:t xml:space="preserve">Lower total I² in the three-level model (62.5% vs. 87.92%)</w:t>
       </w:r>
       <w:r>
         <w:t xml:space="preserve"> </w:t>
@@ -20558,7 +20795,7 @@
         <w:t xml:space="preserve"> </w:t>
       </w:r>
       <w:r>
-        <w:t xml:space="preserve">reflects the precision gain from 238 vs. 113 studies. The three-level</w:t>
+        <w:t xml:space="preserve">reflects the precision gain from 238 vs. 113 studies. The three-level</w:t>
       </w:r>
       <w:r>
         <w:t xml:space="preserve"> </w:t>

--- a/p6/submission/jwb_package/01_manuscript_blinded.docx
+++ b/p6/submission/jwb_package/01_manuscript_blinded.docx
@@ -303,7 +303,7 @@
         <w:t xml:space="preserve">I</w:t>
       </w:r>
       <w:r>
-        <w:t xml:space="preserve">² = 62.5%</w:t>
+        <w:t xml:space="preserve">² = 62.4%</w:t>
       </w:r>
       <w:r>
         <w:t xml:space="preserve"> </w:t>
@@ -1627,7 +1627,7 @@
         <w:t xml:space="preserve">I</w:t>
       </w:r>
       <w:r>
-        <w:t xml:space="preserve">² = 62.5%)</w:t>
+        <w:t xml:space="preserve">² = 62.4%)</w:t>
       </w:r>
       <w:r>
         <w:t xml:space="preserve"> </w:t>
@@ -4638,7 +4638,7 @@
         <w:t xml:space="preserve"> </w:t>
       </w:r>
       <w:r>
-        <w:t xml:space="preserve">= 8.4%); total I² = 62.5%. Publication bias (H4 confirmed): Egger’s b =</w:t>
+        <w:t xml:space="preserve">= 8.4%); total I² = 62.4%. Publication bias (H4 confirmed): Egger’s b =</w:t>
       </w:r>
       <w:r>
         <w:t xml:space="preserve"> </w:t>
@@ -11659,7 +11659,7 @@
               <w:jc w:val="left"/>
             </w:pPr>
             <w:r>
-              <w:t xml:space="preserve">62.5%</w:t>
+              <w:t xml:space="preserve">62.4%</w:t>
             </w:r>
           </w:p>
         </w:tc>
@@ -11890,7 +11890,7 @@
         <w:t xml:space="preserve">I</w:t>
       </w:r>
       <w:r>
-        <w:t xml:space="preserve">² = 62.5%, indicating</w:t>
+        <w:t xml:space="preserve">² = 62.4%, indicating</w:t>
       </w:r>
       <w:r>
         <w:t xml:space="preserve"> </w:t>
@@ -14541,7 +14541,7 @@
         <w:t xml:space="preserve">I</w:t>
       </w:r>
       <w:r>
-        <w:t xml:space="preserve">² = 62.5%) and non-significant moderator</w:t>
+        <w:t xml:space="preserve">² = 62.4%) and non-significant moderator</w:t>
       </w:r>
       <w:r>
         <w:t xml:space="preserve"> </w:t>
@@ -17118,7 +17118,7 @@
         <w:t xml:space="preserve">I</w:t>
       </w:r>
       <w:r>
-        <w:t xml:space="preserve">²_total = 62.5%)</w:t>
+        <w:t xml:space="preserve">²_total = 62.4%)</w:t>
       </w:r>
       <w:r>
         <w:t xml:space="preserve"> </w:t>
@@ -17422,7 +17422,7 @@
         <w:t xml:space="preserve">I</w:t>
       </w:r>
       <w:r>
-        <w:t xml:space="preserve">² = 62.5%) remains largely unresolved, with</w:t>
+        <w:t xml:space="preserve">² = 62.4%) remains largely unresolved, with</w:t>
       </w:r>
       <w:r>
         <w:t xml:space="preserve"> </w:t>
@@ -20440,7 +20440,7 @@
               <w:jc w:val="left"/>
             </w:pPr>
             <w:r>
-              <w:t xml:space="preserve">62.5%</w:t>
+              <w:t xml:space="preserve">62.4%</w:t>
             </w:r>
           </w:p>
         </w:tc>
@@ -20761,7 +20761,7 @@
         <w:t xml:space="preserve"> </w:t>
       </w:r>
       <w:r>
-        <w:t xml:space="preserve">Lower total I² in the three-level model (62.5% vs. 87.92%)</w:t>
+        <w:t xml:space="preserve">Lower total I² in the three-level model (62.4% vs. 87.92%)</w:t>
       </w:r>
       <w:r>
         <w:t xml:space="preserve"> </w:t>
@@ -20824,7 +20824,10 @@
     </w:p>
     <w:bookmarkEnd w:id="64"/>
     <w:bookmarkEnd w:id="65"/>
-    <w:sectPr/>
+    <w:sectPr>
+      <w:pgSz w:h="16838" w:w="11906"/>
+      <w:pgMar w:bottom="1417" w:left="1417" w:right="1417" w:top="1417"/>
+    </w:sectPr>
   </w:body>
 </w:document>
 </file>
@@ -21181,29 +21184,59 @@
   <w:style w:default="1" w:styleId="Normal" w:type="paragraph">
     <w:name w:val="Normal"/>
     <w:qFormat/>
+    <w:pPr>
+      <w:spacing w:line="276" w:lineRule="auto"/>
+      <w:jc w:val="both"/>
+    </w:pPr>
+    <w:rPr>
+      <w:rFonts w:ascii="Times New Roman" w:eastAsia="Times New Roman" w:hAnsi="Times New Roman"/>
+      <w:color w:val="000000"/>
+      <w:sz w:val="24"/>
+    </w:rPr>
   </w:style>
   <w:style w:styleId="BodyText" w:type="paragraph">
     <w:name w:val="Body Text"/>
     <w:basedOn w:val="Normal"/>
     <w:link w:val="BodyTextChar"/>
     <w:pPr>
-      <w:spacing w:after="180" w:before="180"/>
+      <w:spacing w:after="180" w:before="180" w:line="276" w:lineRule="auto"/>
+      <w:jc w:val="both"/>
     </w:pPr>
     <w:qFormat/>
+    <w:rPr>
+      <w:rFonts w:ascii="Times New Roman" w:eastAsia="Times New Roman" w:hAnsi="Times New Roman"/>
+      <w:color w:val="000000"/>
+      <w:sz w:val="24"/>
+    </w:rPr>
   </w:style>
   <w:style w:customStyle="1" w:styleId="FirstParagraph" w:type="paragraph">
     <w:name w:val="First Paragraph"/>
     <w:basedOn w:val="BodyText"/>
     <w:next w:val="BodyText"/>
     <w:qFormat/>
+    <w:pPr>
+      <w:spacing w:line="276" w:lineRule="auto"/>
+      <w:jc w:val="both"/>
+    </w:pPr>
+    <w:rPr>
+      <w:rFonts w:ascii="Times New Roman" w:eastAsia="Times New Roman" w:hAnsi="Times New Roman"/>
+      <w:color w:val="000000"/>
+      <w:sz w:val="24"/>
+    </w:rPr>
   </w:style>
   <w:style w:customStyle="1" w:styleId="Compact" w:type="paragraph">
     <w:name w:val="Compact"/>
     <w:basedOn w:val="BodyText"/>
     <w:qFormat/>
     <w:pPr>
-      <w:spacing w:after="36" w:before="36"/>
+      <w:spacing w:after="36" w:before="36" w:line="276" w:lineRule="auto"/>
+      <w:jc w:val="both"/>
     </w:pPr>
+    <w:rPr>
+      <w:rFonts w:ascii="Times New Roman" w:eastAsia="Times New Roman" w:hAnsi="Times New Roman"/>
+      <w:color w:val="000000"/>
+      <w:sz w:val="24"/>
+    </w:rPr>
   </w:style>
   <w:style w:styleId="Title" w:type="paragraph">
     <w:name w:val="Title"/>
@@ -21213,15 +21246,15 @@
     <w:pPr>
       <w:keepNext/>
       <w:keepLines/>
-      <w:spacing w:after="240" w:before="480"/>
-      <w:jc w:val="center"/>
+      <w:spacing w:after="240" w:before="480" w:line="276" w:lineRule="auto"/>
+      <w:jc w:val="both"/>
     </w:pPr>
     <w:rPr>
-      <w:rFonts w:asciiTheme="majorHAnsi" w:cstheme="majorBidi" w:eastAsiaTheme="majorEastAsia" w:hAnsiTheme="majorHAnsi"/>
+      <w:rFonts w:ascii="Times New Roman" w:asciiTheme="majorHAnsi" w:cstheme="majorBidi" w:eastAsia="Times New Roman" w:eastAsiaTheme="majorEastAsia" w:hAnsi="Times New Roman" w:hAnsiTheme="majorHAnsi"/>
       <w:b/>
       <w:bCs/>
-      <w:color w:themeColor="accent1" w:themeShade="B5" w:val="345A8A"/>
-      <w:sz w:val="36"/>
+      <w:color w:val="000000"/>
+      <w:sz w:val="24"/>
       <w:szCs w:val="36"/>
     </w:rPr>
   </w:style>
@@ -21233,11 +21266,13 @@
     <w:pPr>
       <w:keepNext/>
       <w:keepLines/>
-      <w:spacing w:after="240" w:before="240"/>
-      <w:jc w:val="center"/>
+      <w:spacing w:after="240" w:before="240" w:line="276" w:lineRule="auto"/>
+      <w:jc w:val="both"/>
     </w:pPr>
     <w:rPr>
-      <w:sz w:val="30"/>
+      <w:rFonts w:ascii="Times New Roman" w:eastAsia="Times New Roman" w:hAnsi="Times New Roman"/>
+      <w:color w:val="000000"/>
+      <w:sz w:val="24"/>
       <w:szCs w:val="30"/>
     </w:rPr>
   </w:style>
@@ -21248,8 +21283,14 @@
     <w:pPr>
       <w:keepNext/>
       <w:keepLines/>
-      <w:jc w:val="center"/>
+      <w:spacing w:line="276" w:lineRule="auto"/>
+      <w:jc w:val="both"/>
     </w:pPr>
+    <w:rPr>
+      <w:rFonts w:ascii="Times New Roman" w:eastAsia="Times New Roman" w:hAnsi="Times New Roman"/>
+      <w:color w:val="000000"/>
+      <w:sz w:val="24"/>
+    </w:rPr>
   </w:style>
   <w:style w:styleId="Date" w:type="paragraph">
     <w:name w:val="Date"/>
@@ -21258,8 +21299,14 @@
     <w:pPr>
       <w:keepNext/>
       <w:keepLines/>
-      <w:jc w:val="center"/>
+      <w:spacing w:line="276" w:lineRule="auto"/>
+      <w:jc w:val="both"/>
     </w:pPr>
+    <w:rPr>
+      <w:rFonts w:ascii="Times New Roman" w:eastAsia="Times New Roman" w:hAnsi="Times New Roman"/>
+      <w:color w:val="000000"/>
+      <w:sz w:val="24"/>
+    </w:rPr>
   </w:style>
   <w:style w:customStyle="1" w:styleId="AbstractTitle" w:type="paragraph">
     <w:name w:val="Abstract Title"/>
@@ -21269,15 +21316,15 @@
     <w:pPr>
       <w:keepNext/>
       <w:keepLines/>
-      <w:jc w:val="center"/>
-      <w:spacing w:after="0" w:before="300"/>
+      <w:jc w:val="both"/>
+      <w:spacing w:after="0" w:before="300" w:line="276" w:lineRule="auto"/>
     </w:pPr>
     <w:rPr>
-      <w:sz w:val="20"/>
+      <w:color w:val="000000"/>
+      <w:sz w:val="24"/>
       <w:szCs w:val="20"/>
+      <w:rFonts w:ascii="Times New Roman" w:eastAsia="Times New Roman" w:hAnsi="Times New Roman"/>
       <w:b/>
-      <w:color w:val="345A8A"/>
-      &gt;
     </w:rPr>
   </w:style>
   <w:style w:customStyle="1" w:styleId="Abstract" w:type="paragraph">
@@ -21288,10 +21335,13 @@
     <w:pPr>
       <w:keepNext/>
       <w:keepLines/>
-      <w:spacing w:after="300" w:before="100"/>
+      <w:spacing w:after="300" w:before="100" w:line="276" w:lineRule="auto"/>
+      <w:jc w:val="both"/>
     </w:pPr>
     <w:rPr>
-      <w:sz w:val="20"/>
+      <w:rFonts w:ascii="Times New Roman" w:eastAsia="Times New Roman" w:hAnsi="Times New Roman"/>
+      <w:color w:val="000000"/>
+      <w:sz w:val="24"/>
       <w:szCs w:val="20"/>
     </w:rPr>
   </w:style>
@@ -21300,8 +21350,15 @@
     <w:basedOn w:val="Normal"/>
     <w:next w:val="Bibliography"/>
     <w:qFormat/>
-    <w:pPr/>
-    <w:rPr/>
+    <w:pPr>
+      <w:spacing w:line="276" w:lineRule="auto"/>
+      <w:jc w:val="both"/>
+    </w:pPr>
+    <w:rPr>
+      <w:rFonts w:ascii="Times New Roman" w:eastAsia="Times New Roman" w:hAnsi="Times New Roman"/>
+      <w:color w:val="000000"/>
+      <w:sz w:val="24"/>
+    </w:rPr>
   </w:style>
   <w:style w:styleId="Heading1" w:type="paragraph">
     <w:name w:val="Heading 1"/>
@@ -21312,15 +21369,16 @@
     <w:pPr>
       <w:keepNext/>
       <w:keepLines/>
-      <w:spacing w:after="0" w:before="480"/>
+      <w:spacing w:after="0" w:before="480" w:line="276" w:lineRule="auto"/>
+      <w:jc w:val="both"/>
       <w:outlineLvl w:val="0"/>
     </w:pPr>
     <w:rPr>
-      <w:rFonts w:asciiTheme="majorHAnsi" w:cstheme="majorBidi" w:eastAsiaTheme="majorEastAsia" w:hAnsiTheme="majorHAnsi"/>
+      <w:rFonts w:ascii="Times New Roman" w:asciiTheme="majorHAnsi" w:cstheme="majorBidi" w:eastAsia="Times New Roman" w:eastAsiaTheme="majorEastAsia" w:hAnsi="Times New Roman" w:hAnsiTheme="majorHAnsi"/>
       <w:b/>
       <w:bCs/>
-      <w:color w:themeColor="accent1" w:val="4F81BD"/>
-      <w:sz w:val="32"/>
+      <w:color w:val="000000"/>
+      <w:sz w:val="24"/>
       <w:szCs w:val="32"/>
     </w:rPr>
   </w:style>
@@ -21334,15 +21392,16 @@
     <w:pPr>
       <w:keepNext/>
       <w:keepLines/>
-      <w:spacing w:after="0" w:before="200"/>
+      <w:spacing w:after="0" w:before="200" w:line="276" w:lineRule="auto"/>
+      <w:jc w:val="both"/>
       <w:outlineLvl w:val="1"/>
     </w:pPr>
     <w:rPr>
-      <w:rFonts w:asciiTheme="majorHAnsi" w:cstheme="majorBidi" w:eastAsiaTheme="majorEastAsia" w:hAnsiTheme="majorHAnsi"/>
+      <w:rFonts w:ascii="Times New Roman" w:asciiTheme="majorHAnsi" w:cstheme="majorBidi" w:eastAsia="Times New Roman" w:eastAsiaTheme="majorEastAsia" w:hAnsi="Times New Roman" w:hAnsiTheme="majorHAnsi"/>
       <w:b/>
       <w:bCs/>
-      <w:color w:themeColor="accent1" w:val="4F81BD"/>
-      <w:sz w:val="28"/>
+      <w:color w:val="000000"/>
+      <w:sz w:val="24"/>
       <w:szCs w:val="28"/>
     </w:rPr>
   </w:style>
@@ -21356,14 +21415,15 @@
     <w:pPr>
       <w:keepNext/>
       <w:keepLines/>
-      <w:spacing w:after="0" w:before="200"/>
+      <w:spacing w:after="0" w:before="200" w:line="276" w:lineRule="auto"/>
+      <w:jc w:val="both"/>
       <w:outlineLvl w:val="2"/>
     </w:pPr>
     <w:rPr>
-      <w:rFonts w:asciiTheme="majorHAnsi" w:cstheme="majorBidi" w:eastAsiaTheme="majorEastAsia" w:hAnsiTheme="majorHAnsi"/>
+      <w:rFonts w:ascii="Times New Roman" w:asciiTheme="majorHAnsi" w:cstheme="majorBidi" w:eastAsia="Times New Roman" w:eastAsiaTheme="majorEastAsia" w:hAnsi="Times New Roman" w:hAnsiTheme="majorHAnsi"/>
       <w:b/>
       <w:bCs/>
-      <w:color w:themeColor="accent1" w:val="4F81BD"/>
+      <w:color w:val="000000"/>
       <w:sz w:val="24"/>
       <w:szCs w:val="24"/>
     </w:rPr>
@@ -21378,14 +21438,15 @@
     <w:pPr>
       <w:keepNext/>
       <w:keepLines/>
-      <w:spacing w:after="0" w:before="200"/>
+      <w:spacing w:after="0" w:before="200" w:line="276" w:lineRule="auto"/>
+      <w:jc w:val="both"/>
       <w:outlineLvl w:val="3"/>
     </w:pPr>
     <w:rPr>
-      <w:rFonts w:asciiTheme="majorHAnsi" w:cstheme="majorBidi" w:eastAsiaTheme="majorEastAsia" w:hAnsiTheme="majorHAnsi"/>
+      <w:rFonts w:ascii="Times New Roman" w:asciiTheme="majorHAnsi" w:cstheme="majorBidi" w:eastAsia="Times New Roman" w:eastAsiaTheme="majorEastAsia" w:hAnsi="Times New Roman" w:hAnsiTheme="majorHAnsi"/>
       <w:i/>
       <w:bCs/>
-      <w:color w:themeColor="accent1" w:val="4F81BD"/>
+      <w:color w:val="000000"/>
       <w:sz w:val="24"/>
       <w:szCs w:val="24"/>
     </w:rPr>
@@ -21400,13 +21461,14 @@
     <w:pPr>
       <w:keepNext/>
       <w:keepLines/>
-      <w:spacing w:after="0" w:before="200"/>
+      <w:spacing w:after="0" w:before="200" w:line="276" w:lineRule="auto"/>
+      <w:jc w:val="both"/>
       <w:outlineLvl w:val="4"/>
     </w:pPr>
     <w:rPr>
-      <w:rFonts w:asciiTheme="majorHAnsi" w:cstheme="majorBidi" w:eastAsiaTheme="majorEastAsia" w:hAnsiTheme="majorHAnsi"/>
+      <w:rFonts w:ascii="Times New Roman" w:asciiTheme="majorHAnsi" w:cstheme="majorBidi" w:eastAsia="Times New Roman" w:eastAsiaTheme="majorEastAsia" w:hAnsi="Times New Roman" w:hAnsiTheme="majorHAnsi"/>
       <w:iCs/>
-      <w:color w:themeColor="accent1" w:val="4F81BD"/>
+      <w:color w:val="000000"/>
       <w:sz w:val="24"/>
       <w:szCs w:val="24"/>
     </w:rPr>
@@ -21421,12 +21483,13 @@
     <w:pPr>
       <w:keepNext/>
       <w:keepLines/>
-      <w:spacing w:after="0" w:before="200"/>
+      <w:spacing w:after="0" w:before="200" w:line="276" w:lineRule="auto"/>
+      <w:jc w:val="both"/>
       <w:outlineLvl w:val="5"/>
     </w:pPr>
     <w:rPr>
-      <w:rFonts w:asciiTheme="majorHAnsi" w:cstheme="majorBidi" w:eastAsiaTheme="majorEastAsia" w:hAnsiTheme="majorHAnsi"/>
-      <w:color w:themeColor="accent1" w:val="4F81BD"/>
+      <w:rFonts w:ascii="Times New Roman" w:asciiTheme="majorHAnsi" w:cstheme="majorBidi" w:eastAsia="Times New Roman" w:eastAsiaTheme="majorEastAsia" w:hAnsi="Times New Roman" w:hAnsiTheme="majorHAnsi"/>
+      <w:color w:val="000000"/>
       <w:sz w:val="24"/>
       <w:szCs w:val="24"/>
     </w:rPr>
@@ -21441,12 +21504,13 @@
     <w:pPr>
       <w:keepNext/>
       <w:keepLines/>
-      <w:spacing w:after="0" w:before="200"/>
+      <w:spacing w:after="0" w:before="200" w:line="276" w:lineRule="auto"/>
+      <w:jc w:val="both"/>
       <w:outlineLvl w:val="6"/>
     </w:pPr>
     <w:rPr>
-      <w:rFonts w:asciiTheme="majorHAnsi" w:cstheme="majorBidi" w:eastAsiaTheme="majorEastAsia" w:hAnsiTheme="majorHAnsi"/>
-      <w:color w:themeColor="accent1" w:val="4F81BD"/>
+      <w:rFonts w:ascii="Times New Roman" w:asciiTheme="majorHAnsi" w:cstheme="majorBidi" w:eastAsia="Times New Roman" w:eastAsiaTheme="majorEastAsia" w:hAnsi="Times New Roman" w:hAnsiTheme="majorHAnsi"/>
+      <w:color w:val="000000"/>
       <w:sz w:val="24"/>
       <w:szCs w:val="24"/>
     </w:rPr>
@@ -21461,12 +21525,13 @@
     <w:pPr>
       <w:keepNext/>
       <w:keepLines/>
-      <w:spacing w:after="0" w:before="200"/>
+      <w:spacing w:after="0" w:before="200" w:line="276" w:lineRule="auto"/>
+      <w:jc w:val="both"/>
       <w:outlineLvl w:val="7"/>
     </w:pPr>
     <w:rPr>
-      <w:rFonts w:asciiTheme="majorHAnsi" w:cstheme="majorBidi" w:eastAsiaTheme="majorEastAsia" w:hAnsiTheme="majorHAnsi"/>
-      <w:color w:themeColor="accent1" w:val="4F81BD"/>
+      <w:rFonts w:ascii="Times New Roman" w:asciiTheme="majorHAnsi" w:cstheme="majorBidi" w:eastAsia="Times New Roman" w:eastAsiaTheme="majorEastAsia" w:hAnsi="Times New Roman" w:hAnsiTheme="majorHAnsi"/>
+      <w:color w:val="000000"/>
       <w:sz w:val="24"/>
       <w:szCs w:val="24"/>
     </w:rPr>
@@ -21481,12 +21546,13 @@
     <w:pPr>
       <w:keepNext/>
       <w:keepLines/>
-      <w:spacing w:after="0" w:before="200"/>
+      <w:spacing w:after="0" w:before="200" w:line="276" w:lineRule="auto"/>
+      <w:jc w:val="both"/>
       <w:outlineLvl w:val="8"/>
     </w:pPr>
     <w:rPr>
-      <w:rFonts w:asciiTheme="majorHAnsi" w:cstheme="majorBidi" w:eastAsiaTheme="majorEastAsia" w:hAnsiTheme="majorHAnsi"/>
-      <w:color w:themeColor="accent1" w:val="4F81BD"/>
+      <w:rFonts w:ascii="Times New Roman" w:asciiTheme="majorHAnsi" w:cstheme="majorBidi" w:eastAsia="Times New Roman" w:eastAsiaTheme="majorEastAsia" w:hAnsi="Times New Roman" w:hAnsiTheme="majorHAnsi"/>
+      <w:color w:val="000000"/>
       <w:sz w:val="24"/>
       <w:szCs w:val="24"/>
     </w:rPr>
@@ -21499,9 +21565,15 @@
     <w:unhideWhenUsed/>
     <w:qFormat/>
     <w:pPr>
-      <w:spacing w:after="100" w:before="100"/>
+      <w:spacing w:after="100" w:before="100" w:line="276" w:lineRule="auto"/>
       <w:ind w:firstLine="0" w:left="480" w:right="480"/>
+      <w:jc w:val="both"/>
     </w:pPr>
+    <w:rPr>
+      <w:rFonts w:ascii="Times New Roman" w:eastAsia="Times New Roman" w:hAnsi="Times New Roman"/>
+      <w:color w:val="000000"/>
+      <w:sz w:val="24"/>
+    </w:rPr>
   </w:style>
   <w:style w:styleId="FootnoteText" w:type="paragraph">
     <w:name w:val="Footnote Text"/>
@@ -21510,11 +21582,25 @@
     <w:uiPriority w:val="9"/>
     <w:unhideWhenUsed/>
     <w:qFormat/>
+    <w:pPr>
+      <w:spacing w:line="276" w:lineRule="auto"/>
+      <w:jc w:val="both"/>
+    </w:pPr>
+    <w:rPr>
+      <w:rFonts w:ascii="Times New Roman" w:eastAsia="Times New Roman" w:hAnsi="Times New Roman"/>
+      <w:color w:val="000000"/>
+      <w:sz w:val="24"/>
+    </w:rPr>
   </w:style>
   <w:style w:default="1" w:styleId="DefaultParagraphFont" w:type="character">
     <w:name w:val="Default Paragraph Font"/>
     <w:semiHidden/>
     <w:unhideWhenUsed/>
+    <w:rPr>
+      <w:rFonts w:ascii="Times New Roman" w:eastAsia="Times New Roman" w:hAnsi="Times New Roman"/>
+      <w:color w:val="000000"/>
+      <w:sz w:val="24"/>
+    </w:rPr>
   </w:style>
   <w:style w:default="1" w:styleId="Table" w:type="table">
     <w:name w:val="Table"/>
@@ -21522,6 +21608,15 @@
     <w:semiHidden/>
     <w:unhideWhenUsed/>
     <w:qFormat/>
+    <w:pPr>
+      <w:spacing w:line="276" w:lineRule="auto"/>
+      <w:jc w:val="both"/>
+    </w:pPr>
+    <w:rPr>
+      <w:rFonts w:ascii="Times New Roman" w:eastAsia="Times New Roman" w:hAnsi="Times New Roman"/>
+      <w:color w:val="000000"/>
+      <w:sz w:val="24"/>
+    </w:rPr>
     <w:tblPr>
       <w:tblInd w:type="dxa" w:w="0"/>
       <w:tblCellMar>
@@ -21554,25 +21649,42 @@
     <w:pPr>
       <w:keepNext/>
       <w:keepLines/>
-      <w:spacing w:after="0"/>
+      <w:spacing w:after="0" w:line="276" w:lineRule="auto"/>
+      <w:jc w:val="both"/>
     </w:pPr>
     <w:rPr>
+      <w:rFonts w:ascii="Times New Roman" w:eastAsia="Times New Roman" w:hAnsi="Times New Roman"/>
       <w:b/>
+      <w:color w:val="000000"/>
+      <w:sz w:val="24"/>
     </w:rPr>
   </w:style>
   <w:style w:customStyle="1" w:styleId="Definition" w:type="paragraph">
     <w:name w:val="Definition"/>
     <w:basedOn w:val="Normal"/>
+    <w:pPr>
+      <w:spacing w:line="276" w:lineRule="auto"/>
+      <w:jc w:val="both"/>
+    </w:pPr>
+    <w:rPr>
+      <w:rFonts w:ascii="Times New Roman" w:eastAsia="Times New Roman" w:hAnsi="Times New Roman"/>
+      <w:color w:val="000000"/>
+      <w:sz w:val="24"/>
+    </w:rPr>
   </w:style>
   <w:style w:styleId="Caption" w:type="paragraph">
     <w:name w:val="Caption"/>
     <w:basedOn w:val="Normal"/>
     <w:link w:val="BodyTextChar"/>
     <w:pPr>
-      <w:spacing w:after="120" w:before="0"/>
+      <w:spacing w:after="120" w:before="0" w:line="276" w:lineRule="auto"/>
+      <w:jc w:val="both"/>
     </w:pPr>
     <w:rPr>
+      <w:rFonts w:ascii="Times New Roman" w:eastAsia="Times New Roman" w:hAnsi="Times New Roman"/>
       <w:i/>
+      <w:color w:val="000000"/>
+      <w:sz w:val="24"/>
     </w:rPr>
   </w:style>
   <w:style w:customStyle="1" w:styleId="TableCaption" w:type="paragraph">
@@ -21580,44 +21692,90 @@
     <w:basedOn w:val="Caption"/>
     <w:pPr>
       <w:keepNext/>
+      <w:spacing w:line="276" w:lineRule="auto"/>
+      <w:jc w:val="both"/>
     </w:pPr>
+    <w:rPr>
+      <w:rFonts w:ascii="Times New Roman" w:eastAsia="Times New Roman" w:hAnsi="Times New Roman"/>
+      <w:color w:val="000000"/>
+      <w:sz w:val="24"/>
+    </w:rPr>
   </w:style>
   <w:style w:customStyle="1" w:styleId="ImageCaption" w:type="paragraph">
     <w:name w:val="Image Caption"/>
     <w:basedOn w:val="Caption"/>
+    <w:pPr>
+      <w:spacing w:line="276" w:lineRule="auto"/>
+      <w:jc w:val="both"/>
+    </w:pPr>
+    <w:rPr>
+      <w:rFonts w:ascii="Times New Roman" w:eastAsia="Times New Roman" w:hAnsi="Times New Roman"/>
+      <w:color w:val="000000"/>
+      <w:sz w:val="24"/>
+    </w:rPr>
   </w:style>
   <w:style w:customStyle="1" w:styleId="Figure" w:type="paragraph">
     <w:name w:val="Figure"/>
     <w:basedOn w:val="Normal"/>
+    <w:pPr>
+      <w:spacing w:line="276" w:lineRule="auto"/>
+      <w:jc w:val="both"/>
+    </w:pPr>
+    <w:rPr>
+      <w:rFonts w:ascii="Times New Roman" w:eastAsia="Times New Roman" w:hAnsi="Times New Roman"/>
+      <w:color w:val="000000"/>
+      <w:sz w:val="24"/>
+    </w:rPr>
   </w:style>
   <w:style w:customStyle="1" w:styleId="CaptionedFigure" w:type="paragraph">
     <w:name w:val="Captioned Figure"/>
     <w:basedOn w:val="Figure"/>
     <w:pPr>
       <w:keepNext/>
+      <w:spacing w:line="276" w:lineRule="auto"/>
+      <w:jc w:val="both"/>
     </w:pPr>
+    <w:rPr>
+      <w:rFonts w:ascii="Times New Roman" w:eastAsia="Times New Roman" w:hAnsi="Times New Roman"/>
+      <w:color w:val="000000"/>
+      <w:sz w:val="24"/>
+    </w:rPr>
   </w:style>
   <w:style w:customStyle="1" w:styleId="BodyTextChar" w:type="character">
     <w:name w:val="Body Text Char"/>
     <w:basedOn w:val="DefaultParagraphFont"/>
     <w:link w:val="BodyText"/>
+    <w:rPr>
+      <w:rFonts w:ascii="Times New Roman" w:eastAsia="Times New Roman" w:hAnsi="Times New Roman"/>
+      <w:color w:val="000000"/>
+      <w:sz w:val="24"/>
+    </w:rPr>
   </w:style>
   <w:style w:customStyle="1" w:styleId="VerbatimChar" w:type="character">
     <w:name w:val="Verbatim Char"/>
     <w:basedOn w:val="BodyTextChar"/>
     <w:rPr>
-      <w:rFonts w:ascii="Consolas" w:hAnsi="Consolas"/>
-      <w:sz w:val="22"/>
+      <w:rFonts w:ascii="Times New Roman" w:eastAsia="Times New Roman" w:hAnsi="Times New Roman"/>
+      <w:color w:val="000000"/>
+      <w:sz w:val="24"/>
     </w:rPr>
   </w:style>
   <w:style w:customStyle="1" w:styleId="SectionNumber" w:type="character">
     <w:name w:val="Section Number"/>
     <w:basedOn w:val="BodyTextChar"/>
+    <w:rPr>
+      <w:rFonts w:ascii="Times New Roman" w:eastAsia="Times New Roman" w:hAnsi="Times New Roman"/>
+      <w:color w:val="000000"/>
+      <w:sz w:val="24"/>
+    </w:rPr>
   </w:style>
   <w:style w:styleId="FootnoteReference" w:type="character">
     <w:name w:val="Footnote Reference"/>
     <w:basedOn w:val="BodyTextChar"/>
     <w:rPr>
+      <w:rFonts w:ascii="Times New Roman" w:eastAsia="Times New Roman" w:hAnsi="Times New Roman"/>
+      <w:color w:val="000000"/>
+      <w:sz w:val="24"/>
       <w:vertAlign w:val="superscript"/>
     </w:rPr>
   </w:style>
@@ -21625,7 +21783,9 @@
     <w:name w:val="Hyperlink"/>
     <w:basedOn w:val="BodyTextChar"/>
     <w:rPr>
-      <w:color w:themeColor="accent1" w:val="4F81BD"/>
+      <w:rFonts w:ascii="Times New Roman" w:eastAsia="Times New Roman" w:hAnsi="Times New Roman"/>
+      <w:color w:val="000000"/>
+      <w:sz w:val="24"/>
     </w:rPr>
   </w:style>
   <w:style w:styleId="TOCHeading" w:type="paragraph">
@@ -21636,14 +21796,16 @@
     <w:unhideWhenUsed/>
     <w:qFormat/>
     <w:pPr>
-      <w:spacing w:before="240" w:line="259" w:lineRule="auto"/>
+      <w:spacing w:before="240" w:line="276" w:lineRule="auto"/>
+      <w:jc w:val="both"/>
       <w:outlineLvl w:val="9"/>
     </w:pPr>
     <w:rPr>
-      <w:rFonts w:asciiTheme="majorHAnsi" w:cstheme="majorBidi" w:eastAsiaTheme="majorEastAsia" w:hAnsiTheme="majorHAnsi"/>
+      <w:rFonts w:ascii="Times New Roman" w:asciiTheme="majorHAnsi" w:cstheme="majorBidi" w:eastAsia="Times New Roman" w:eastAsiaTheme="majorEastAsia" w:hAnsi="Times New Roman" w:hAnsiTheme="majorHAnsi"/>
       <w:b w:val="0"/>
       <w:bCs w:val="0"/>
-      <w:color w:themeColor="accent1" w:themeShade="BF" w:val="365F91"/>
+      <w:color w:val="000000"/>
+      <w:sz w:val="24"/>
     </w:rPr>
   </w:style>
   <w:style w:type="paragraph" w:customStyle="1" w:styleId="SourceCode">

--- a/p6/submission/jwb_package/01_manuscript_blinded.docx
+++ b/p6/submission/jwb_package/01_manuscript_blinded.docx
@@ -455,7 +455,7 @@
         <w:t xml:space="preserve">Q</w:t>
       </w:r>
       <w:r>
-        <w:t xml:space="preserve">_M = 1.34,</w:t>
+        <w:t xml:space="preserve">_M = 1.23,</w:t>
       </w:r>
       <w:r>
         <w:t xml:space="preserve"> </w:t>
@@ -471,7 +471,7 @@
         <w:t xml:space="preserve"> </w:t>
       </w:r>
       <w:r>
-        <w:t xml:space="preserve">= .513</w:t>
+        <w:t xml:space="preserve">= .541</w:t>
       </w:r>
       <w:r>
         <w:t xml:space="preserve"> </w:t>
@@ -702,7 +702,7 @@
       </w:r>
     </w:p>
     <w:bookmarkEnd w:id="20"/>
-    <w:bookmarkStart w:id="21" w:name="introduction"/>
+    <w:bookmarkStart w:id="21" w:name="Xe3d0fc0bea9a42ce7605565d0964033d7f6ee47"/>
     <w:p>
       <w:pPr>
         <w:pStyle w:val="Heading2"/>
@@ -796,28 +796,13 @@
         <w:pStyle w:val="BodyText"/>
       </w:pPr>
       <w:r>
-        <w:t xml:space="preserve">The relationship between a firm’s degree of internationalization and its</w:t>
-      </w:r>
-      <w:r>
-        <w:t xml:space="preserve"> </w:t>
-      </w:r>
-      <w:r>
-        <w:t xml:space="preserve">performance (the</w:t>
-      </w:r>
-      <w:r>
-        <w:t xml:space="preserve"> </w:t>
-      </w:r>
-      <w:r>
-        <w:t xml:space="preserve">“</w:t>
-      </w:r>
-      <w:r>
-        <w:t xml:space="preserve">I→P relationship</w:t>
-      </w:r>
-      <w:r>
-        <w:t xml:space="preserve">”</w:t>
-      </w:r>
-      <w:r>
-        <w:t xml:space="preserve">) is the most meta-analyzed question</w:t>
+        <w:t xml:space="preserve">The relationship between a firm's degree of internationalization and its</w:t>
+      </w:r>
+      <w:r>
+        <w:t xml:space="preserve"> </w:t>
+      </w:r>
+      <w:r>
+        <w:t xml:space="preserve">performance (the "I→P relationship") is the most meta-analyzed question</w:t>
       </w:r>
       <w:r>
         <w:t xml:space="preserve"> </w:t>
@@ -874,7 +859,7 @@
         <w:pStyle w:val="BodyText"/>
       </w:pPr>
       <w:r>
-        <w:t xml:space="preserve">The present study’s starting point is the ICBEF 2025 baseline analysis</w:t>
+        <w:t xml:space="preserve">The present study's starting point is the ICBEF 2025 baseline analysis</w:t>
       </w:r>
       <w:r>
         <w:t xml:space="preserve"> </w:t>
@@ -1022,7 +1007,7 @@
         <w:t xml:space="preserve"> </w:t>
       </w:r>
       <w:r>
-        <w:t xml:space="preserve">Marano et al. (2016) established that</w:t>
+        <w:t xml:space="preserve">Marano et al. (2016) established that</w:t>
       </w:r>
       <w:r>
         <w:t xml:space="preserve"> </w:t>
@@ -1082,25 +1067,13 @@
         <w:t xml:space="preserve"> </w:t>
       </w:r>
       <w:r>
-        <w:t xml:space="preserve">Brynjolfsson et al. (2021) identified 2009 as a</w:t>
-      </w:r>
-      <w:r>
-        <w:t xml:space="preserve"> </w:t>
-      </w:r>
-      <w:r>
-        <w:t xml:space="preserve">productivity inflection point in the digital era (the</w:t>
-      </w:r>
-      <w:r>
-        <w:t xml:space="preserve"> </w:t>
-      </w:r>
-      <w:r>
-        <w:t xml:space="preserve">“</w:t>
-      </w:r>
-      <w:r>
-        <w:t xml:space="preserve">dynamo analogy</w:t>
-      </w:r>
-      <w:r>
-        <w:t xml:space="preserve">”</w:t>
+        <w:t xml:space="preserve">Brynjolfsson et al. (2021) identified 2009 as a</w:t>
+      </w:r>
+      <w:r>
+        <w:t xml:space="preserve"> </w:t>
+      </w:r>
+      <w:r>
+        <w:t xml:space="preserve">productivity inflection point in the digital era (the "dynamo analogy"</w:t>
       </w:r>
       <w:r>
         <w:t xml:space="preserve"> </w:t>
@@ -1513,7 +1486,7 @@
         <w:t xml:space="preserve">Q</w:t>
       </w:r>
       <w:r>
-        <w:t xml:space="preserve">_M = 1.34,</w:t>
+        <w:t xml:space="preserve">_M = 1.23,</w:t>
       </w:r>
       <w:r>
         <w:t xml:space="preserve"> </w:t>
@@ -1529,7 +1502,7 @@
         <w:t xml:space="preserve"> </w:t>
       </w:r>
       <w:r>
-        <w:t xml:space="preserve">= .513)</w:t>
+        <w:t xml:space="preserve">= .541)</w:t>
       </w:r>
       <w:r>
         <w:t xml:space="preserve"> </w:t>
@@ -1727,7 +1700,7 @@
       </w:r>
     </w:p>
     <w:bookmarkEnd w:id="21"/>
-    <w:bookmarkStart w:id="28" w:name="theoretical-framework-and-hypotheses"/>
+    <w:bookmarkStart w:id="28" w:name="Xce0b9068aa677089fdc23e66f61b75516af2bf7"/>
     <w:p>
       <w:pPr>
         <w:pStyle w:val="Heading2"/>
@@ -1736,7 +1709,7 @@
         <w:t xml:space="preserve">2. Theoretical Framework and Hypotheses</w:t>
       </w:r>
     </w:p>
-    <w:bookmarkStart w:id="22" w:name="foundation-theories"/>
+    <w:bookmarkStart w:id="22" w:name="X3ef957228c2567a2a7acbf295337a0f0d698973"/>
     <w:p>
       <w:pPr>
         <w:pStyle w:val="Heading3"/>
@@ -1816,7 +1789,7 @@
         <w:t xml:space="preserve"> </w:t>
       </w:r>
       <w:r>
-        <w:t xml:space="preserve">international expansion than resource-constrained peers. Wernerfelt’s</w:t>
+        <w:t xml:space="preserve">international expansion than resource-constrained peers. Wernerfelt's</w:t>
       </w:r>
       <w:r>
         <w:t xml:space="preserve"> </w:t>
@@ -1948,31 +1921,13 @@
         <w:t xml:space="preserve"> </w:t>
       </w:r>
       <w:r>
-        <w:t xml:space="preserve">North’s (1990) framework positions formal and</w:t>
-      </w:r>
-      <w:r>
-        <w:t xml:space="preserve"> </w:t>
-      </w:r>
-      <w:r>
-        <w:t xml:space="preserve">informal institutions as the</w:t>
-      </w:r>
-      <w:r>
-        <w:t xml:space="preserve"> </w:t>
-      </w:r>
-      <w:r>
-        <w:t xml:space="preserve">“</w:t>
-      </w:r>
-      <w:r>
-        <w:t xml:space="preserve">rules of the game</w:t>
-      </w:r>
-      <w:r>
-        <w:t xml:space="preserve">”</w:t>
-      </w:r>
-      <w:r>
-        <w:t xml:space="preserve"> </w:t>
-      </w:r>
-      <w:r>
-        <w:t xml:space="preserve">that govern transaction</w:t>
+        <w:t xml:space="preserve">North's (1990) framework positions formal and</w:t>
+      </w:r>
+      <w:r>
+        <w:t xml:space="preserve"> </w:t>
+      </w:r>
+      <w:r>
+        <w:t xml:space="preserve">informal institutions as the "rules of the game" that govern transaction</w:t>
       </w:r>
       <w:r>
         <w:t xml:space="preserve"> </w:t>
@@ -2002,7 +1957,7 @@
         <w:t xml:space="preserve"> </w:t>
       </w:r>
       <w:r>
-        <w:t xml:space="preserve">asymmetry between home and host markets. Scott’s (1995) three-pillar</w:t>
+        <w:t xml:space="preserve">asymmetry between home and host markets. Scott's (1995) three-pillar</w:t>
       </w:r>
       <w:r>
         <w:t xml:space="preserve"> </w:t>
@@ -2086,7 +2041,7 @@
         <w:t xml:space="preserve"> </w:t>
       </w:r>
       <w:r>
-        <w:t xml:space="preserve">Johanson and Vahlne’s (1977, 2009)</w:t>
+        <w:t xml:space="preserve">Johanson and Vahlne's (1977, 2009)</w:t>
       </w:r>
       <w:r>
         <w:t xml:space="preserve"> </w:t>
@@ -2365,7 +2320,7 @@
         <w:t xml:space="preserve"> </w:t>
       </w:r>
       <w:r>
-        <w:t xml:space="preserve">Verhoef et al.’s (2021)</w:t>
+        <w:t xml:space="preserve">Verhoef et al.'s (2021)</w:t>
       </w:r>
       <w:r>
         <w:t xml:space="preserve"> </w:t>
@@ -2553,7 +2508,7 @@
         <w:t xml:space="preserve"> </w:t>
       </w:r>
       <w:r>
-        <w:t xml:space="preserve">whereas firm-level DAI captures a firm’s own position within that</w:t>
+        <w:t xml:space="preserve">whereas firm-level DAI captures a firm's own position within that</w:t>
       </w:r>
       <w:r>
         <w:t xml:space="preserve"> </w:t>
@@ -2581,7 +2536,7 @@
       </w:r>
     </w:p>
     <w:bookmarkEnd w:id="22"/>
-    <w:bookmarkStart w:id="23" w:name="X772aae5f967000260143b5df2cce415e62452ba"/>
+    <w:bookmarkStart w:id="23" w:name="X0441fb0bed103c363ef3b0c58f4e35b0253858e"/>
     <w:p>
       <w:pPr>
         <w:pStyle w:val="Heading3"/>
@@ -2617,7 +2572,7 @@
         <w:t xml:space="preserve"> </w:t>
       </w:r>
       <w:r>
-        <w:t xml:space="preserve">the ICRV gradient in meta-analytic I→P effect sizes. CIMT’s core claim</w:t>
+        <w:t xml:space="preserve">the ICRV gradient in meta-analytic I→P effect sizes. CIMT's core claim</w:t>
       </w:r>
       <w:r>
         <w:t xml:space="preserve"> </w:t>
@@ -3190,7 +3145,7 @@
       </w:r>
     </w:p>
     <w:bookmarkEnd w:id="23"/>
-    <w:bookmarkStart w:id="24" w:name="digital-paradox-lifecycle-dpl-new-hm2"/>
+    <w:bookmarkStart w:id="24" w:name="X2deb80d12906b7a6f29f11e064c8a8329815dad"/>
     <w:p>
       <w:pPr>
         <w:pStyle w:val="Heading3"/>
@@ -3210,13 +3165,13 @@
         <w:t xml:space="preserve"> </w:t>
       </w:r>
       <w:r>
-        <w:t xml:space="preserve">Brynjolfsson et al.’s (2021) productivity J-curve and David’s (1990)</w:t>
-      </w:r>
-      <w:r>
-        <w:t xml:space="preserve"> </w:t>
-      </w:r>
-      <w:r>
-        <w:t xml:space="preserve">dynamo analogy. David’s (1990) study of the transition from steam power</w:t>
+        <w:t xml:space="preserve">Brynjolfsson et al.'s (2021) productivity J-curve and David's (1990)</w:t>
+      </w:r>
+      <w:r>
+        <w:t xml:space="preserve"> </w:t>
+      </w:r>
+      <w:r>
+        <w:t xml:space="preserve">dynamo analogy. David's (1990) study of the transition from steam power</w:t>
       </w:r>
       <w:r>
         <w:t xml:space="preserve"> </w:t>
@@ -3240,7 +3195,7 @@
         <w:t xml:space="preserve"> </w:t>
       </w:r>
       <w:r>
-        <w:t xml:space="preserve">benefits materialize. Brynjolfsson et al. (2021) applied this analogy to</w:t>
+        <w:t xml:space="preserve">benefits materialize. Brynjolfsson et al. (2021) applied this analogy to</w:t>
       </w:r>
       <w:r>
         <w:t xml:space="preserve"> </w:t>
@@ -3348,7 +3303,7 @@
         <w:t xml:space="preserve"> </w:t>
       </w:r>
       <w:r>
-        <w:t xml:space="preserve">mechanisms documented by Hitt et al. (1997) and Lu and Beamish (2004);</w:t>
+        <w:t xml:space="preserve">mechanisms documented by Hitt et al. (1997) and Lu and Beamish (2004);</w:t>
       </w:r>
       <w:r>
         <w:t xml:space="preserve"> </w:t>
@@ -3482,7 +3437,7 @@
         <w:t xml:space="preserve"> </w:t>
       </w:r>
       <w:r>
-        <w:t xml:space="preserve">Brynjolfsson et al. (2021) has been substantially absorbed; the</w:t>
+        <w:t xml:space="preserve">Brynjolfsson et al. (2021) has been substantially absorbed; the</w:t>
       </w:r>
       <w:r>
         <w:t xml:space="preserve"> </w:t>
@@ -3711,7 +3666,7 @@
         <w:t xml:space="preserve"> </w:t>
       </w:r>
       <w:r>
-        <w:t xml:space="preserve">This prediction is bounded by the Brynjolfsson et al. (2021) J-curve</w:t>
+        <w:t xml:space="preserve">This prediction is bounded by the Brynjolfsson et al. (2021) J-curve</w:t>
       </w:r>
       <w:r>
         <w:t xml:space="preserve"> </w:t>
@@ -3756,7 +3711,7 @@
       </w:r>
     </w:p>
     <w:bookmarkEnd w:id="24"/>
-    <w:bookmarkStart w:id="25" w:name="cdai-as-amplifier-hm3"/>
+    <w:bookmarkStart w:id="25" w:name="Xb1c138680495182103a8a51fe62639318953aef"/>
     <w:p>
       <w:pPr>
         <w:pStyle w:val="Heading3"/>
@@ -3828,13 +3783,13 @@
         <w:t xml:space="preserve"> </w:t>
       </w:r>
       <w:r>
-        <w:t xml:space="preserve">that exists in a country’s economic environment regardless of any</w:t>
-      </w:r>
-      <w:r>
-        <w:t xml:space="preserve"> </w:t>
-      </w:r>
-      <w:r>
-        <w:t xml:space="preserve">individual firm’s adoption decision. Second, cDAI operates at the</w:t>
+        <w:t xml:space="preserve">that exists in a country's economic environment regardless of any</w:t>
+      </w:r>
+      <w:r>
+        <w:t xml:space="preserve"> </w:t>
+      </w:r>
+      <w:r>
+        <w:t xml:space="preserve">individual firm's adoption decision. Second, cDAI operates at the</w:t>
       </w:r>
       <w:r>
         <w:t xml:space="preserve"> </w:t>
@@ -3852,7 +3807,7 @@
         <w:t xml:space="preserve"> </w:t>
       </w:r>
       <w:r>
-        <w:t xml:space="preserve">national digital infrastructure environments from which those studies’</w:t>
+        <w:t xml:space="preserve">national digital infrastructure environments from which those studies'</w:t>
       </w:r>
       <w:r>
         <w:t xml:space="preserve"> </w:t>
@@ -3914,7 +3869,7 @@
         <w:t xml:space="preserve"> </w:t>
       </w:r>
       <w:r>
-        <w:t xml:space="preserve">a study using 2018–2020 panel data from Vietnam is assigned Vietnam’s</w:t>
+        <w:t xml:space="preserve">a study using 2018–2020 panel data from Vietnam is assigned Vietnam's</w:t>
       </w:r>
       <w:r>
         <w:t xml:space="preserve"> </w:t>
@@ -4122,7 +4077,7 @@
         <w:pStyle w:val="BodyText"/>
       </w:pPr>
       <w:r>
-        <w:t xml:space="preserve">Bustamante et al. (2022) provide the closest prior evidence: they find</w:t>
+        <w:t xml:space="preserve">Bustamante et al. (2022) provide the closest prior evidence: they find</w:t>
       </w:r>
       <w:r>
         <w:t xml:space="preserve"> </w:t>
@@ -4328,7 +4283,7 @@
       </w:r>
     </w:p>
     <w:bookmarkEnd w:id="25"/>
-    <w:bookmarkStart w:id="26" w:name="publication-bias-as-null-hypothesis"/>
+    <w:bookmarkStart w:id="26" w:name="Xf3e5d346ebc5a17228cb32efda8c89f8560d468"/>
     <w:p>
       <w:pPr>
         <w:pStyle w:val="Heading3"/>
@@ -4396,13 +4351,13 @@
         <w:t xml:space="preserve"> </w:t>
       </w:r>
       <w:r>
-        <w:t xml:space="preserve">predictions follow: (H4a) Funnel-plot asymmetry tests (Egger’s</w:t>
-      </w:r>
-      <w:r>
-        <w:t xml:space="preserve"> </w:t>
-      </w:r>
-      <w:r>
-        <w:t xml:space="preserve">regression intercept, Begg’s rank correlation) are expected to be</w:t>
+        <w:t xml:space="preserve">predictions follow: (H4a) Funnel-plot asymmetry tests (Egger's</w:t>
+      </w:r>
+      <w:r>
+        <w:t xml:space="preserve"> </w:t>
+      </w:r>
+      <w:r>
+        <w:t xml:space="preserve">regression intercept, Begg's rank correlation) are expected to be</w:t>
       </w:r>
       <w:r>
         <w:t xml:space="preserve"> </w:t>
@@ -4420,7 +4375,7 @@
         <w:t xml:space="preserve"> </w:t>
       </w:r>
       <w:r>
-        <w:t xml:space="preserve">regression-estimated pooled mean; (H4b) Duval and Tweedie’s (2000)</w:t>
+        <w:t xml:space="preserve">regression-estimated pooled mean; (H4b) Duval and Tweedie's (2000)</w:t>
       </w:r>
       <w:r>
         <w:t xml:space="preserve"> </w:t>
@@ -4464,7 +4419,7 @@
         <w:t xml:space="preserve">r̄</w:t>
       </w:r>
       <w:r>
-        <w:t xml:space="preserve">_adj &gt; 0); (H4c) Orwin’s (1983)</w:t>
+        <w:t xml:space="preserve">_adj &gt; 0); (H4c) Orwin's (1983)</w:t>
       </w:r>
       <w:r>
         <w:t xml:space="preserve"> </w:t>
@@ -4492,7 +4447,7 @@
       </w:r>
     </w:p>
     <w:bookmarkEnd w:id="26"/>
-    <w:bookmarkStart w:id="27" w:name="conceptual-model"/>
+    <w:bookmarkStart w:id="27" w:name="X9f459728ae2c4e39aee69d49761868d88bce138"/>
     <w:p>
       <w:pPr>
         <w:pStyle w:val="Heading3"/>
@@ -4608,7 +4563,7 @@
         <w:t xml:space="preserve"> </w:t>
       </w:r>
       <w:r>
-        <w:t xml:space="preserve">amplification [High &gt; Low]; actual Q_M = 1.34 (p = .513), H3 not</w:t>
+        <w:t xml:space="preserve">amplification [High &gt; Low]; actual Q_M = 1.23 (p = .541), H3 not</w:t>
       </w:r>
       <w:r>
         <w:t xml:space="preserve"> </w:t>
@@ -4638,13 +4593,13 @@
         <w:t xml:space="preserve"> </w:t>
       </w:r>
       <w:r>
-        <w:t xml:space="preserve">= 8.4%); total I² = 62.4%. Publication bias (H4 confirmed): Egger’s b =</w:t>
-      </w:r>
-      <w:r>
-        <w:t xml:space="preserve"> </w:t>
-      </w:r>
-      <w:r>
-        <w:t xml:space="preserve">0.487 (p = .052), Begg’s τ = −0.132 (p = .001); trim-and-fill imputes k</w:t>
+        <w:t xml:space="preserve">= 8.4%); total I² = 62.4%. Publication bias (H4 confirmed): Egger's b =</w:t>
+      </w:r>
+      <w:r>
+        <w:t xml:space="preserve"> </w:t>
+      </w:r>
+      <w:r>
+        <w:t xml:space="preserve">0.487 (p = .052), Begg's τ = −0.132 (p = .001); trim-and-fill imputes k</w:t>
       </w:r>
       <w:r>
         <w:t xml:space="preserve"> </w:t>
@@ -4703,7 +4658,7 @@
     </w:p>
     <w:bookmarkEnd w:id="27"/>
     <w:bookmarkEnd w:id="28"/>
-    <w:bookmarkStart w:id="39" w:name="method"/>
+    <w:bookmarkStart w:id="39" w:name="Xeae2dc85413e447d2c08d145b986cffc1f454f7"/>
     <w:p>
       <w:pPr>
         <w:pStyle w:val="Heading2"/>
@@ -4792,7 +4747,7 @@
         <w:t xml:space="preserve">methodological versus contextual sources.</w:t>
       </w:r>
     </w:p>
-    <w:bookmarkStart w:id="29" w:name="search-strategy-and-study-identification"/>
+    <w:bookmarkStart w:id="29" w:name="X8beda39a661fcb1509b7059043e15ad6d0ce778"/>
     <w:p>
       <w:pPr>
         <w:pStyle w:val="Heading3"/>
@@ -4852,13 +4807,13 @@
         <w:t xml:space="preserve"> </w:t>
       </w:r>
       <w:r>
-        <w:t xml:space="preserve">Bausch and Krist (2007), Kirca et al. (2012), Marano et al. (2016),</w:t>
-      </w:r>
-      <w:r>
-        <w:t xml:space="preserve"> </w:t>
-      </w:r>
-      <w:r>
-        <w:t xml:space="preserve">Schwens et al. (2018), and Arte and Larimo (2022); forward citation</w:t>
+        <w:t xml:space="preserve">Bausch and Krist (2007), Kirca et al. (2012), Marano et al. (2016),</w:t>
+      </w:r>
+      <w:r>
+        <w:t xml:space="preserve"> </w:t>
+      </w:r>
+      <w:r>
+        <w:t xml:space="preserve">Schwens et al. (2018), and Arte and Larimo (2022); forward citation</w:t>
       </w:r>
       <w:r>
         <w:t xml:space="preserve"> </w:t>
@@ -5103,7 +5058,7 @@
       </w:r>
     </w:p>
     <w:bookmarkEnd w:id="29"/>
-    <w:bookmarkStart w:id="30" w:name="eligibility-criteria-and-study-selection"/>
+    <w:bookmarkStart w:id="30" w:name="Xe67e40459b15893f891bd95e2d3c9a6925f6957"/>
     <w:p>
       <w:pPr>
         <w:pStyle w:val="Heading3"/>
@@ -5141,14 +5096,14 @@
     <w:tbl>
       <w:tblPr>
         <w:tblStyle w:val="Table"/>
-        <w:tblW w:type="pct" w:w="5000"/>
+        <w:tblW w:type="auto" w:w="0"/>
         <w:tblLook w:firstRow="1" w:lastRow="0" w:firstColumn="0" w:lastColumn="0" w:noHBand="0" w:noVBand="0" w:val="0020"/>
         <w:jc w:val="start"/>
       </w:tblPr>
       <w:tblGrid>
-        <w:gridCol w:w="856"/>
-        <w:gridCol w:w="3949"/>
-        <w:gridCol w:w="3113"/>
+        <w:gridCol w:w="2640"/>
+        <w:gridCol w:w="2640"/>
+        <w:gridCol w:w="2640"/>
       </w:tblGrid>
       <w:tr>
         <w:trPr>
@@ -5288,7 +5243,7 @@
               <w:jc w:val="left"/>
             </w:pPr>
             <w:r>
-              <w:t xml:space="preserve">Accounting-based (ROA, ROE, ROS); market-based (Tobin’s Q, stock returns); productivity-based (labor productivity, TFP)</w:t>
+              <w:t xml:space="preserve">Accounting-based (ROA, ROE, ROS); market-based (Tobin's Q, stock returns); productivity-based (labor productivity, TFP)</w:t>
             </w:r>
           </w:p>
         </w:tc>
@@ -5592,7 +5547,7 @@
               <w:jc w:val="left"/>
             </w:pPr>
             <w:r>
-              <w:t xml:space="preserve">Doctoral dissertations, master’s theses, working papers, conference papers, book chapters, unpublished manuscripts, institutional reports</w:t>
+              <w:t xml:space="preserve">Doctoral dissertations, master's theses, working papers, conference papers, book chapters, unpublished manuscripts, institutional reports</w:t>
             </w:r>
           </w:p>
         </w:tc>
@@ -5621,7 +5576,7 @@
         <w:t xml:space="preserve"> </w:t>
       </w:r>
       <w:r>
-        <w:t xml:space="preserve">DOI information. Doctoral dissertations, master’s theses, working</w:t>
+        <w:t xml:space="preserve">DOI information. Doctoral dissertations, master's theses, working</w:t>
       </w:r>
       <w:r>
         <w:t xml:space="preserve"> </w:t>
@@ -5713,25 +5668,7 @@
         <w:t xml:space="preserve"> </w:t>
       </w:r>
       <w:r>
-        <w:t xml:space="preserve">= 288 effect sizes eligible for synthesis. Because identification proceeded by citation chaining rather than a single database export, the flow is reported under the PRISMA 2020</w:t>
-      </w:r>
-      <w:r>
-        <w:t xml:space="preserve"> </w:t>
-      </w:r>
-      <w:r>
-        <w:t xml:space="preserve">“</w:t>
-      </w:r>
-      <w:r>
-        <w:t xml:space="preserve">studies identified via other methods</w:t>
-      </w:r>
-      <w:r>
-        <w:t xml:space="preserve">”</w:t>
-      </w:r>
-      <w:r>
-        <w:t xml:space="preserve"> </w:t>
-      </w:r>
-      <w:r>
-        <w:t xml:space="preserve">variant (Appendix A); stage-level database-census counts are therefore not applicable. The synthesized set (</w:t>
+        <w:t xml:space="preserve">= 288 effect sizes eligible for synthesis. Because identification proceeded by citation chaining rather than a single database export, the flow is reported under the PRISMA 2020 "studies identified via other methods" variant (Appendix A); stage-level database-census counts are therefore not applicable. The synthesized set (</w:t>
       </w:r>
       <w:r>
         <w:rPr>
@@ -5764,7 +5701,7 @@
       </w:r>
     </w:p>
     <w:bookmarkEnd w:id="30"/>
-    <w:bookmarkStart w:id="34" w:name="data-extraction-and-quality-assurance"/>
+    <w:bookmarkStart w:id="34" w:name="X1d41e663e785934d4feadbd21b81f03c51339a8"/>
     <w:p>
       <w:pPr>
         <w:pStyle w:val="Heading3"/>
@@ -5773,7 +5710,7 @@
         <w:t xml:space="preserve">3.3 Data Extraction and Quality Assurance</w:t>
       </w:r>
     </w:p>
-    <w:bookmarkStart w:id="31" w:name="effect-size-extraction-protocol"/>
+    <w:bookmarkStart w:id="31" w:name="X08ffec85c6ae73d1d7d5bae8230a193cc0c32b0"/>
     <w:p>
       <w:pPr>
         <w:pStyle w:val="Heading4"/>
@@ -5821,7 +5758,7 @@
         <w:t xml:space="preserve"> </w:t>
       </w:r>
       <w:r>
-        <w:t xml:space="preserve">effect size (Pearson’s</w:t>
+        <w:t xml:space="preserve">effect size (Pearson's</w:t>
       </w:r>
       <w:r>
         <w:t xml:space="preserve"> </w:t>
@@ -5873,7 +5810,7 @@
         <w:t xml:space="preserve"> </w:t>
       </w:r>
       <w:r>
-        <w:t xml:space="preserve">When Pearson’s</w:t>
+        <w:t xml:space="preserve">When Pearson's</w:t>
       </w:r>
       <w:r>
         <w:t xml:space="preserve"> </w:t>
@@ -6042,7 +5979,7 @@
         <w:t xml:space="preserve"> </w:t>
       </w:r>
       <w:r>
-        <w:t xml:space="preserve">(the simplified form of Peterson &amp; Brown’s (2005) estimator</w:t>
+        <w:t xml:space="preserve">(the simplified form of Peterson &amp; Brown's (2005) estimator</w:t>
       </w:r>
       <w:r>
         <w:t xml:space="preserve"> </w:t>
@@ -6323,7 +6260,7 @@
         <w:t xml:space="preserve"> </w:t>
       </w:r>
       <w:r>
-        <w:t xml:space="preserve">from the study’s reported country using the World Bank WGI Rule of Law</w:t>
+        <w:t xml:space="preserve">from the study's reported country using the World Bank WGI Rule of Law</w:t>
       </w:r>
       <w:r>
         <w:t xml:space="preserve"> </w:t>
@@ -6383,7 +6320,7 @@
       </w:r>
     </w:p>
     <w:bookmarkEnd w:id="31"/>
-    <w:bookmarkStart w:id="32" w:name="inter-coder-reliability-assessment"/>
+    <w:bookmarkStart w:id="32" w:name="X8e0743bf85a4a1c5fca32f939ca3f33e412fd3d"/>
     <w:p>
       <w:pPr>
         <w:pStyle w:val="Heading4"/>
@@ -6512,19 +6449,19 @@
         <w:t xml:space="preserve"> </w:t>
       </w:r>
       <w:r>
-        <w:t xml:space="preserve">for categorical moderators, the adjudicator’s decision was final; for</w:t>
-      </w:r>
-      <w:r>
-        <w:t xml:space="preserve"> </w:t>
-      </w:r>
-      <w:r>
-        <w:t xml:space="preserve">continuous cDAI scores, the mean of the two coders’ values was used when</w:t>
-      </w:r>
-      <w:r>
-        <w:t xml:space="preserve"> </w:t>
-      </w:r>
-      <w:r>
-        <w:t xml:space="preserve">ICC(2, 1) ≥ 0.80, and the PI’s direct lookup was used otherwise.</w:t>
+        <w:t xml:space="preserve">for categorical moderators, the adjudicator's decision was final; for</w:t>
+      </w:r>
+      <w:r>
+        <w:t xml:space="preserve"> </w:t>
+      </w:r>
+      <w:r>
+        <w:t xml:space="preserve">continuous cDAI scores, the mean of the two coders' values was used when</w:t>
+      </w:r>
+      <w:r>
+        <w:t xml:space="preserve"> </w:t>
+      </w:r>
+      <w:r>
+        <w:t xml:space="preserve">ICC(2, 1) ≥ 0.80, and the PI's direct lookup was used otherwise.</w:t>
       </w:r>
     </w:p>
     <w:p>
@@ -6532,7 +6469,7 @@
         <w:pStyle w:val="BodyText"/>
       </w:pPr>
       <w:r>
-        <w:t xml:space="preserve">ICR was assessed using Cohen’s κ for categorical variables (ICRV regime,</w:t>
+        <w:t xml:space="preserve">ICR was assessed using Cohen's κ for categorical variables (ICRV regime,</w:t>
       </w:r>
       <w:r>
         <w:t xml:space="preserve"> </w:t>
@@ -6550,25 +6487,13 @@
         <w:t xml:space="preserve"> </w:t>
       </w:r>
       <w:r>
-        <w:t xml:space="preserve">target threshold of κ ≥ 0.70 follows Landis and Koch’s (1977)</w:t>
-      </w:r>
-      <w:r>
-        <w:t xml:space="preserve"> </w:t>
-      </w:r>
-      <w:r>
-        <w:t xml:space="preserve">“</w:t>
-      </w:r>
-      <w:r>
-        <w:t xml:space="preserve">substantial agreement</w:t>
-      </w:r>
-      <w:r>
-        <w:t xml:space="preserve">”</w:t>
-      </w:r>
-      <w:r>
-        <w:t xml:space="preserve"> </w:t>
-      </w:r>
-      <w:r>
-        <w:t xml:space="preserve">criterion, which represents the minimum</w:t>
+        <w:t xml:space="preserve">target threshold of κ ≥ 0.70 follows Landis and Koch's (1977)</w:t>
+      </w:r>
+      <w:r>
+        <w:t xml:space="preserve"> </w:t>
+      </w:r>
+      <w:r>
+        <w:t xml:space="preserve">"substantial agreement" criterion, which represents the minimum</w:t>
       </w:r>
       <w:r>
         <w:t xml:space="preserve"> </w:t>
@@ -6596,7 +6521,7 @@
       </w:r>
     </w:p>
     <w:bookmarkEnd w:id="32"/>
-    <w:bookmarkStart w:id="33" w:name="study-level-risk-of-bias"/>
+    <w:bookmarkStart w:id="33" w:name="X5be2e0a2ca6cb65463b6962be6810bfed28508c"/>
     <w:p>
       <w:pPr>
         <w:pStyle w:val="Heading4"/>
@@ -6658,13 +6583,13 @@
         <w:t xml:space="preserve"> </w:t>
       </w:r>
       <w:r>
-        <w:t xml:space="preserve">assessed via Egger’s regression test, Begg and Mazumdar’s (1994)</w:t>
-      </w:r>
-      <w:r>
-        <w:t xml:space="preserve"> </w:t>
-      </w:r>
-      <w:r>
-        <w:t xml:space="preserve">rank-correlation test, and Duval and Tweedie’s (2000) trim-and-fill</w:t>
+        <w:t xml:space="preserve">assessed via Egger's regression test, Begg and Mazumdar's (1994)</w:t>
+      </w:r>
+      <w:r>
+        <w:t xml:space="preserve"> </w:t>
+      </w:r>
+      <w:r>
+        <w:t xml:space="preserve">rank-correlation test, and Duval and Tweedie's (2000) trim-and-fill</w:t>
       </w:r>
       <w:r>
         <w:t xml:space="preserve"> </w:t>
@@ -6682,7 +6607,7 @@
         <w:t xml:space="preserve"> </w:t>
       </w:r>
       <w:r>
-        <w:t xml:space="preserve">performance type, and through the three-level model’s explicit</w:t>
+        <w:t xml:space="preserve">performance type, and through the three-level model's explicit</w:t>
       </w:r>
       <w:r>
         <w:t xml:space="preserve"> </w:t>
@@ -6699,7 +6624,7 @@
     </w:p>
     <w:bookmarkEnd w:id="33"/>
     <w:bookmarkEnd w:id="34"/>
-    <w:bookmarkStart w:id="35" w:name="moderator-coding-protocol"/>
+    <w:bookmarkStart w:id="35" w:name="X601957e051aebf49785be7eb6f4c3dde13d76da"/>
     <w:p>
       <w:pPr>
         <w:pStyle w:val="Heading3"/>
@@ -6768,25 +6693,7 @@
         <w:t xml:space="preserve"> </w:t>
       </w:r>
       <w:r>
-        <w:t xml:space="preserve">coded as</w:t>
-      </w:r>
-      <w:r>
-        <w:t xml:space="preserve"> </w:t>
-      </w:r>
-      <w:r>
-        <w:t xml:space="preserve">“</w:t>
-      </w:r>
-      <w:r>
-        <w:t xml:space="preserve">pooled</w:t>
-      </w:r>
-      <w:r>
-        <w:t xml:space="preserve">”</w:t>
-      </w:r>
-      <w:r>
-        <w:t xml:space="preserve"> </w:t>
-      </w:r>
-      <w:r>
-        <w:t xml:space="preserve">with ICRV regime assigned to the modal country if</w:t>
+        <w:t xml:space="preserve">coded as "pooled" with ICRV regime assigned to the modal country if</w:t>
       </w:r>
       <w:r>
         <w:t xml:space="preserve"> </w:t>
@@ -6798,13 +6705,7 @@
         <w:t xml:space="preserve"> </w:t>
       </w:r>
       <w:r>
-        <w:t xml:space="preserve">“</w:t>
-      </w:r>
-      <w:r>
-        <w:t xml:space="preserve">cross-regime</w:t>
-      </w:r>
-      <w:r>
-        <w:t xml:space="preserve">”</w:t>
+        <w:t xml:space="preserve">"cross-regime"</w:t>
       </w:r>
     </w:p>
     <w:p>
@@ -6885,7 +6786,7 @@
         <w:t xml:space="preserve"> </w:t>
       </w:r>
       <w:r>
-        <w:t xml:space="preserve">market-based (Tobin’s Q, stock return); productivity-based (labor</w:t>
+        <w:t xml:space="preserve">market-based (Tobin's Q, stock return); productivity-based (labor</w:t>
       </w:r>
       <w:r>
         <w:t xml:space="preserve"> </w:t>
@@ -7019,7 +6920,7 @@
         <w:t xml:space="preserve"> </w:t>
       </w:r>
       <w:r>
-        <w:t xml:space="preserve">follows the median year of the study’s data collection period. For</w:t>
+        <w:t xml:space="preserve">follows the median year of the study's data collection period. For</w:t>
       </w:r>
       <w:r>
         <w:t xml:space="preserve"> </w:t>
@@ -7062,43 +6963,13 @@
         <w:t xml:space="preserve">DPL phase</w:t>
       </w:r>
       <w:r>
-        <w:t xml:space="preserve">,</w:t>
-      </w:r>
-      <w:r>
-        <w:t xml:space="preserve"> </w:t>
-      </w:r>
-      <w:r>
-        <w:t xml:space="preserve">“</w:t>
-      </w:r>
-      <w:r>
-        <w:t xml:space="preserve">Precede</w:t>
-      </w:r>
-      <w:r>
-        <w:t xml:space="preserve">”</w:t>
-      </w:r>
-      <w:r>
-        <w:t xml:space="preserve">: data collection predominantly prior</w:t>
-      </w:r>
-      <w:r>
-        <w:t xml:space="preserve"> </w:t>
-      </w:r>
-      <w:r>
-        <w:t xml:space="preserve">to 2009 (median data year &lt; 2009);</w:t>
-      </w:r>
-      <w:r>
-        <w:t xml:space="preserve"> </w:t>
-      </w:r>
-      <w:r>
-        <w:t xml:space="preserve">“</w:t>
-      </w:r>
-      <w:r>
-        <w:t xml:space="preserve">Span</w:t>
-      </w:r>
-      <w:r>
-        <w:t xml:space="preserve">”</w:t>
-      </w:r>
-      <w:r>
-        <w:t xml:space="preserve">: data collection spans</w:t>
+        <w:t xml:space="preserve">, "Precede": data collection predominantly prior</w:t>
+      </w:r>
+      <w:r>
+        <w:t xml:space="preserve"> </w:t>
+      </w:r>
+      <w:r>
+        <w:t xml:space="preserve">to 2009 (median data year &lt; 2009); "Span": data collection spans</w:t>
       </w:r>
       <w:r>
         <w:t xml:space="preserve"> </w:t>
@@ -7110,16 +6981,7 @@
         <w:t xml:space="preserve"> </w:t>
       </w:r>
       <w:r>
-        <w:t xml:space="preserve">“</w:t>
-      </w:r>
-      <w:r>
-        <w:t xml:space="preserve">Follow</w:t>
-      </w:r>
-      <w:r>
-        <w:t xml:space="preserve">”</w:t>
-      </w:r>
-      <w:r>
-        <w:t xml:space="preserve">: data collection predominantly post-2014 (median data year ≥</w:t>
+        <w:t xml:space="preserve">"Follow": data collection predominantly post-2014 (median data year ≥</w:t>
       </w:r>
       <w:r>
         <w:t xml:space="preserve"> </w:t>
@@ -7131,29 +6993,11 @@
         <w:t xml:space="preserve"> </w:t>
       </w:r>
       <w:r>
-        <w:t xml:space="preserve">coded as</w:t>
-      </w:r>
-      <w:r>
-        <w:t xml:space="preserve"> </w:t>
-      </w:r>
-      <w:r>
-        <w:t xml:space="preserve">“</w:t>
-      </w:r>
-      <w:r>
-        <w:t xml:space="preserve">Span</w:t>
-      </w:r>
-      <w:r>
-        <w:t xml:space="preserve">”</w:t>
-      </w:r>
-      <w:r>
-        <w:t xml:space="preserve"> </w:t>
-      </w:r>
-      <w:r>
-        <w:t xml:space="preserve">by default and flagged.</w:t>
+        <w:t xml:space="preserve">coded as "Span" by default and flagged.</w:t>
       </w:r>
     </w:p>
     <w:bookmarkEnd w:id="35"/>
-    <w:bookmarkStart w:id="36" w:name="statistical-model-three-level-mara"/>
+    <w:bookmarkStart w:id="36" w:name="X39398803b6212107b1d34889a3ed87f1d2a89f2"/>
     <w:p>
       <w:pPr>
         <w:pStyle w:val="Heading3"/>
@@ -8122,7 +7966,7 @@
         <w:t xml:space="preserve"> </w:t>
       </w:r>
       <w:r>
-        <w:t xml:space="preserve">applies here (Raudenbush &amp; Bryk, 2002, p. 39).</w:t>
+        <w:t xml:space="preserve">applies here (Raudenbush &amp; Bryk, 2002, p. 39).</w:t>
       </w:r>
     </w:p>
     <w:p>
@@ -8140,7 +7984,7 @@
         <w:t xml:space="preserve"> </w:t>
       </w:r>
       <w:r>
-        <w:t xml:space="preserve">All Pearson’s</w:t>
+        <w:t xml:space="preserve">All Pearson's</w:t>
       </w:r>
       <w:r>
         <w:t xml:space="preserve"> </w:t>
@@ -8162,7 +8006,7 @@
         <w:t xml:space="preserve"> </w:t>
       </w:r>
       <w:r>
-        <w:t xml:space="preserve">to Fisher’s</w:t>
+        <w:t xml:space="preserve">to Fisher's</w:t>
       </w:r>
       <w:r>
         <w:t xml:space="preserve"> </w:t>
@@ -8940,7 +8784,7 @@
       </w:r>
     </w:p>
     <w:bookmarkEnd w:id="36"/>
-    <w:bookmarkStart w:id="37" w:name="publication-bias-assessment"/>
+    <w:bookmarkStart w:id="37" w:name="X2f1abb1755f8cc5892d8e5725c0dbd361d50806"/>
     <w:p>
       <w:pPr>
         <w:pStyle w:val="Heading3"/>
@@ -8960,7 +8804,7 @@
         <w:t xml:space="preserve"> </w:t>
       </w:r>
       <w:r>
-        <w:t xml:space="preserve">the graduated approach recommended by Borenstein et al. (2021, ch. 30)</w:t>
+        <w:t xml:space="preserve">the graduated approach recommended by Borenstein et al. (2021, ch. 30)</w:t>
       </w:r>
       <w:r>
         <w:t xml:space="preserve"> </w:t>
@@ -8976,7 +8820,7 @@
           <w:bCs/>
           <w:b/>
         </w:rPr>
-        <w:t xml:space="preserve">Egger’s weighted regression test</w:t>
+        <w:t xml:space="preserve">Egger's weighted regression test</w:t>
       </w:r>
       <w:r>
         <w:t xml:space="preserve"> </w:t>
@@ -9004,7 +8848,7 @@
           <w:bCs/>
           <w:b/>
         </w:rPr>
-        <w:t xml:space="preserve">Begg and Mazumdar’s rank correlation test</w:t>
+        <w:t xml:space="preserve">Begg and Mazumdar's rank correlation test</w:t>
       </w:r>
       <w:r>
         <w:t xml:space="preserve"> </w:t>
@@ -9072,7 +8916,7 @@
           <w:bCs/>
           <w:b/>
         </w:rPr>
-        <w:t xml:space="preserve">Orwin’s fail-safe</w:t>
+        <w:t xml:space="preserve">Orwin's fail-safe</w:t>
       </w:r>
       <w:r>
         <w:rPr>
@@ -9262,7 +9106,7 @@
       </w:r>
     </w:p>
     <w:bookmarkEnd w:id="37"/>
-    <w:bookmarkStart w:id="38" w:name="robustness-checks"/>
+    <w:bookmarkStart w:id="38" w:name="Xe36430cf7d8e0a8c6df93020e9507d5e203e939"/>
     <w:p>
       <w:pPr>
         <w:pStyle w:val="Heading3"/>
@@ -9304,7 +9148,7 @@
           <w:bCs/>
           <w:b/>
         </w:rPr>
-        <w:t xml:space="preserve">Two-level vs. three-level comparison.</w:t>
+        <w:t xml:space="preserve">Two-level vs. three-level comparison.</w:t>
       </w:r>
       <w:r>
         <w:t xml:space="preserve"> </w:t>
@@ -9413,7 +9257,7 @@
         <w:t xml:space="preserve"> </w:t>
       </w:r>
       <w:r>
-        <w:t xml:space="preserve">influential studies (Cook’s distance &gt; 4/</w:t>
+        <w:t xml:space="preserve">influential studies (Cook's distance &gt; 4/</w:t>
       </w:r>
       <w:r>
         <w:rPr>
@@ -9591,7 +9435,7 @@
     </w:p>
     <w:bookmarkEnd w:id="38"/>
     <w:bookmarkEnd w:id="39"/>
-    <w:bookmarkStart w:id="47" w:name="results"/>
+    <w:bookmarkStart w:id="47" w:name="X121719332867ee227f0a04b486098cee978c6e6"/>
     <w:p>
       <w:pPr>
         <w:pStyle w:val="Heading2"/>
@@ -9600,7 +9444,7 @@
         <w:t xml:space="preserve">4. Results</w:t>
       </w:r>
     </w:p>
-    <w:bookmarkStart w:id="40" w:name="X919d8d711cf606d2dd3f7af57602ee0032ae633"/>
+    <w:bookmarkStart w:id="40" w:name="X404e116a6fc5d40bc82ca2b5ca0e91216768dfb"/>
     <w:p>
       <w:pPr>
         <w:pStyle w:val="Heading3"/>
@@ -9662,22 +9506,22 @@
           <w:iCs/>
           <w:i/>
         </w:rPr>
-        <w:t xml:space="preserve">(two authors independently code a 20% stratified subsample, k = 47 studies, blind to each other’s codes)</w:t>
+        <w:t xml:space="preserve">(two authors independently code a 20% stratified subsample, k = 47 studies, blind to each other's codes)</w:t>
       </w:r>
     </w:p>
     <w:tbl>
       <w:tblPr>
         <w:tblStyle w:val="Table"/>
-        <w:tblW w:type="pct" w:w="5000"/>
+        <w:tblW w:type="auto" w:w="0"/>
         <w:tblLook w:firstRow="1" w:lastRow="0" w:firstColumn="0" w:lastColumn="0" w:noHBand="0" w:noVBand="0" w:val="0020"/>
         <w:jc w:val="start"/>
       </w:tblPr>
       <w:tblGrid>
-        <w:gridCol w:w="2217"/>
-        <w:gridCol w:w="1900"/>
-        <w:gridCol w:w="1161"/>
-        <w:gridCol w:w="739"/>
-        <w:gridCol w:w="1900"/>
+        <w:gridCol w:w="1584"/>
+        <w:gridCol w:w="1584"/>
+        <w:gridCol w:w="1584"/>
+        <w:gridCol w:w="1584"/>
+        <w:gridCol w:w="1584"/>
       </w:tblGrid>
       <w:tr>
         <w:trPr>
@@ -9777,7 +9621,7 @@
               <w:jc w:val="left"/>
             </w:pPr>
             <w:r>
-              <w:t xml:space="preserve">Cohen’s κ</w:t>
+              <w:t xml:space="preserve">Cohen's κ</w:t>
             </w:r>
           </w:p>
         </w:tc>
@@ -9839,7 +9683,7 @@
               <w:jc w:val="left"/>
             </w:pPr>
             <w:r>
-              <w:t xml:space="preserve">Cohen’s κ</w:t>
+              <w:t xml:space="preserve">Cohen's κ</w:t>
             </w:r>
           </w:p>
         </w:tc>
@@ -9901,7 +9745,7 @@
               <w:jc w:val="left"/>
             </w:pPr>
             <w:r>
-              <w:t xml:space="preserve">Cohen’s κ</w:t>
+              <w:t xml:space="preserve">Cohen's κ</w:t>
             </w:r>
           </w:p>
         </w:tc>
@@ -9963,7 +9807,7 @@
               <w:jc w:val="left"/>
             </w:pPr>
             <w:r>
-              <w:t xml:space="preserve">Cohen’s κ</w:t>
+              <w:t xml:space="preserve">Cohen's κ</w:t>
             </w:r>
           </w:p>
         </w:tc>
@@ -10025,7 +9869,7 @@
               <w:jc w:val="left"/>
             </w:pPr>
             <w:r>
-              <w:t xml:space="preserve">Cohen’s κ</w:t>
+              <w:t xml:space="preserve">Cohen's κ</w:t>
             </w:r>
           </w:p>
         </w:tc>
@@ -10132,7 +9976,7 @@
         <w:t xml:space="preserve"> </w:t>
       </w:r>
       <w:r>
-        <w:t xml:space="preserve">The full corpus is coded by the first author against the standardized codebook (Appendix B). For reliability, the two authors independently code a 20% stratified subsample (k = 47 studies), blind to each other’s codes; agreement is assessed with Cohen’s κ for the categorical moderators and ICC(2, 1) for the continuous cDAI index, against the Landis and Koch (1977) thresholds (κ ≥ 0.70; ICC ≥ 0.80). Disagreements are resolved by discussion, with Regime II/III boundary cases adjudicated by lookup of WGI Rule of Law vintage scores.</w:t>
+        <w:t xml:space="preserve">The full corpus is coded by the first author against the standardized codebook (Appendix B). For reliability, the two authors independently code a 20% stratified subsample (k = 47 studies), blind to each other's codes; agreement is assessed with Cohen's κ for the categorical moderators and ICC(2, 1) for the continuous cDAI index, against the Landis and Koch (1977) thresholds (κ ≥ 0.70; ICC ≥ 0.80). Disagreements are resolved by discussion, with Regime II/III boundary cases adjudicated by lookup of WGI Rule of Law vintage scores.</w:t>
       </w:r>
     </w:p>
     <w:p>
@@ -10160,14 +10004,14 @@
     <w:tbl>
       <w:tblPr>
         <w:tblStyle w:val="Table"/>
-        <w:tblW w:type="pct" w:w="5000"/>
+        <w:tblW w:type="auto" w:w="0"/>
         <w:tblLook w:firstRow="1" w:lastRow="0" w:firstColumn="0" w:lastColumn="0" w:noHBand="0" w:noVBand="0" w:val="0020"/>
         <w:jc w:val="start"/>
       </w:tblPr>
       <w:tblGrid>
-        <w:gridCol w:w="5840"/>
-        <w:gridCol w:w="1040"/>
-        <w:gridCol w:w="1040"/>
+        <w:gridCol w:w="2640"/>
+        <w:gridCol w:w="2640"/>
+        <w:gridCol w:w="2640"/>
       </w:tblGrid>
       <w:tr>
         <w:trPr>
@@ -11131,7 +10975,7 @@
       </w:r>
     </w:p>
     <w:bookmarkEnd w:id="40"/>
-    <w:bookmarkStart w:id="41" w:name="baseline-three-level-model"/>
+    <w:bookmarkStart w:id="41" w:name="X484949e7994e09bd70500137e9d7c8f884b58c1"/>
     <w:p>
       <w:pPr>
         <w:pStyle w:val="Heading3"/>
@@ -11912,7 +11756,7 @@
       </w:r>
     </w:p>
     <w:bookmarkEnd w:id="41"/>
-    <w:bookmarkStart w:id="42" w:name="icrv-5-regime-moderation-h1"/>
+    <w:bookmarkStart w:id="42" w:name="Xa97dc1af7f7d522b04ad4b6d2a4fed8000451ef"/>
     <w:p>
       <w:pPr>
         <w:pStyle w:val="Heading3"/>
@@ -12071,1003 +11915,6 @@
           <w:i/>
         </w:rPr>
         <w:t xml:space="preserve">k=238/K=288)</w:t>
-      </w:r>
-    </w:p>
-    <w:tbl>
-      <w:tblPr>
-        <w:tblStyle w:val="Table"/>
-        <w:tblW w:type="pct" w:w="5000"/>
-        <w:tblLook w:firstRow="1" w:lastRow="0" w:firstColumn="0" w:lastColumn="0" w:noHBand="0" w:noVBand="0" w:val="0020"/>
-        <w:jc w:val="start"/>
-      </w:tblPr>
-      <w:tblGrid>
-        <w:gridCol w:w="2282"/>
-        <w:gridCol w:w="223"/>
-        <w:gridCol w:w="313"/>
-        <w:gridCol w:w="805"/>
-        <w:gridCol w:w="4295"/>
-      </w:tblGrid>
-      <w:tr>
-        <w:trPr>
-          <w:tblHeader w:val="true"/>
-        </w:trPr>
-        <w:tc>
-          <w:tcPr/>
-          <w:p>
-            <w:pPr>
-              <w:pStyle w:val="Compact"/>
-              <w:jc w:val="left"/>
-            </w:pPr>
-            <w:r>
-              <w:t xml:space="preserve">Regime</w:t>
-            </w:r>
-          </w:p>
-        </w:tc>
-        <w:tc>
-          <w:tcPr/>
-          <w:p>
-            <w:pPr>
-              <w:pStyle w:val="Compact"/>
-              <w:jc w:val="left"/>
-            </w:pPr>
-            <w:r>
-              <w:rPr>
-                <w:iCs/>
-                <w:i/>
-              </w:rPr>
-              <w:t xml:space="preserve">k</w:t>
-            </w:r>
-          </w:p>
-        </w:tc>
-        <w:tc>
-          <w:tcPr/>
-          <w:p>
-            <w:pPr>
-              <w:pStyle w:val="Compact"/>
-              <w:jc w:val="left"/>
-            </w:pPr>
-            <w:r>
-              <w:rPr>
-                <w:iCs/>
-                <w:i/>
-              </w:rPr>
-              <w:t xml:space="preserve">r̄</w:t>
-            </w:r>
-          </w:p>
-        </w:tc>
-        <w:tc>
-          <w:tcPr/>
-          <w:p>
-            <w:pPr>
-              <w:pStyle w:val="Compact"/>
-              <w:jc w:val="left"/>
-            </w:pPr>
-            <w:r>
-              <w:t xml:space="preserve">95% CI</w:t>
-            </w:r>
-          </w:p>
-        </w:tc>
-        <w:tc>
-          <w:tcPr/>
-          <w:p>
-            <w:pPr>
-              <w:pStyle w:val="Compact"/>
-              <w:jc w:val="left"/>
-            </w:pPr>
-            <w:r>
-              <w:t xml:space="preserve">Note</w:t>
-            </w:r>
-          </w:p>
-        </w:tc>
-      </w:tr>
-      <w:tr>
-        <w:tc>
-          <w:tcPr/>
-          <w:p>
-            <w:pPr>
-              <w:pStyle w:val="Compact"/>
-              <w:jc w:val="left"/>
-            </w:pPr>
-            <w:r>
-              <w:t xml:space="preserve">I, Advanced-Innovation (SG, HK, KR, JP, UK, US…)</w:t>
-            </w:r>
-          </w:p>
-        </w:tc>
-        <w:tc>
-          <w:tcPr/>
-          <w:p>
-            <w:pPr>
-              <w:pStyle w:val="Compact"/>
-              <w:jc w:val="left"/>
-            </w:pPr>
-            <w:r>
-              <w:t xml:space="preserve">139</w:t>
-            </w:r>
-          </w:p>
-        </w:tc>
-        <w:tc>
-          <w:tcPr/>
-          <w:p>
-            <w:pPr>
-              <w:pStyle w:val="Compact"/>
-              <w:jc w:val="left"/>
-            </w:pPr>
-            <w:r>
-              <w:t xml:space="preserve">0.079</w:t>
-            </w:r>
-          </w:p>
-        </w:tc>
-        <w:tc>
-          <w:tcPr/>
-          <w:p>
-            <w:pPr>
-              <w:pStyle w:val="Compact"/>
-              <w:jc w:val="left"/>
-            </w:pPr>
-            <w:r>
-              <w:t xml:space="preserve">[0.058, 0.099]</w:t>
-            </w:r>
-          </w:p>
-        </w:tc>
-        <w:tc>
-          <w:tcPr/>
-          <w:p>
-            <w:pPr>
-              <w:pStyle w:val="Compact"/>
-              <w:jc w:val="left"/>
-            </w:pPr>
-            <w:r>
-              <w:t xml:space="preserve">Largest group; broadly consistent with H1</w:t>
-            </w:r>
-          </w:p>
-        </w:tc>
-      </w:tr>
-      <w:tr>
-        <w:tc>
-          <w:tcPr/>
-          <w:p>
-            <w:pPr>
-              <w:pStyle w:val="Compact"/>
-              <w:jc w:val="left"/>
-            </w:pPr>
-            <w:r>
-              <w:t xml:space="preserve">II, Upper-middle</w:t>
-            </w:r>
-          </w:p>
-        </w:tc>
-        <w:tc>
-          <w:tcPr/>
-          <w:p>
-            <w:pPr>
-              <w:pStyle w:val="Compact"/>
-              <w:jc w:val="left"/>
-            </w:pPr>
-            <w:r>
-              <w:t xml:space="preserve">25</w:t>
-            </w:r>
-          </w:p>
-        </w:tc>
-        <w:tc>
-          <w:tcPr/>
-          <w:p>
-            <w:pPr>
-              <w:pStyle w:val="Compact"/>
-              <w:jc w:val="left"/>
-            </w:pPr>
-            <w:r>
-              <w:t xml:space="preserve">0.065</w:t>
-            </w:r>
-          </w:p>
-        </w:tc>
-        <w:tc>
-          <w:tcPr/>
-          <w:p>
-            <w:pPr>
-              <w:pStyle w:val="Compact"/>
-              <w:jc w:val="left"/>
-            </w:pPr>
-            <w:r>
-              <w:t xml:space="preserve">[0.020, 0.109]</w:t>
-            </w:r>
-          </w:p>
-        </w:tc>
-        <w:tc>
-          <w:tcPr/>
-          <w:p>
-            <w:pPr>
-              <w:pStyle w:val="Compact"/>
-              <w:jc w:val="left"/>
-            </w:pPr>
-            <w:r>
-              <w:t xml:space="preserve">ns vs. Group I (b = −0.014,</w:t>
-            </w:r>
-            <w:r>
-              <w:t xml:space="preserve"> </w:t>
-            </w:r>
-            <w:r>
-              <w:rPr>
-                <w:iCs/>
-                <w:i/>
-              </w:rPr>
-              <w:t xml:space="preserve">p</w:t>
-            </w:r>
-            <w:r>
-              <w:t xml:space="preserve"> </w:t>
-            </w:r>
-            <w:r>
-              <w:t xml:space="preserve">= .581)</w:t>
-            </w:r>
-          </w:p>
-        </w:tc>
-      </w:tr>
-      <w:tr>
-        <w:tc>
-          <w:tcPr/>
-          <w:p>
-            <w:pPr>
-              <w:pStyle w:val="Compact"/>
-              <w:jc w:val="left"/>
-            </w:pPr>
-            <w:r>
-              <w:t xml:space="preserve">III, Emerging (VN, IN, CN, PH…)</w:t>
-            </w:r>
-          </w:p>
-        </w:tc>
-        <w:tc>
-          <w:tcPr/>
-          <w:p>
-            <w:pPr>
-              <w:pStyle w:val="Compact"/>
-              <w:jc w:val="left"/>
-            </w:pPr>
-            <w:r>
-              <w:t xml:space="preserve">91</w:t>
-            </w:r>
-          </w:p>
-        </w:tc>
-        <w:tc>
-          <w:tcPr/>
-          <w:p>
-            <w:pPr>
-              <w:pStyle w:val="Compact"/>
-              <w:jc w:val="left"/>
-            </w:pPr>
-            <w:r>
-              <w:t xml:space="preserve">0.068</w:t>
-            </w:r>
-          </w:p>
-        </w:tc>
-        <w:tc>
-          <w:tcPr/>
-          <w:p>
-            <w:pPr>
-              <w:pStyle w:val="Compact"/>
-              <w:jc w:val="left"/>
-            </w:pPr>
-            <w:r>
-              <w:t xml:space="preserve">[0.044, 0.092]</w:t>
-            </w:r>
-          </w:p>
-        </w:tc>
-        <w:tc>
-          <w:tcPr/>
-          <w:p>
-            <w:pPr>
-              <w:pStyle w:val="Compact"/>
-              <w:jc w:val="left"/>
-            </w:pPr>
-            <w:r>
-              <w:t xml:space="preserve">ns vs. Group I (b = −0.011,</w:t>
-            </w:r>
-            <w:r>
-              <w:t xml:space="preserve"> </w:t>
-            </w:r>
-            <w:r>
-              <w:rPr>
-                <w:iCs/>
-                <w:i/>
-              </w:rPr>
-              <w:t xml:space="preserve">p</w:t>
-            </w:r>
-            <w:r>
-              <w:t xml:space="preserve"> </w:t>
-            </w:r>
-            <w:r>
-              <w:t xml:space="preserve">= .502)</w:t>
-            </w:r>
-          </w:p>
-        </w:tc>
-      </w:tr>
-      <w:tr>
-        <w:tc>
-          <w:tcPr/>
-          <w:p>
-            <w:pPr>
-              <w:pStyle w:val="Compact"/>
-              <w:jc w:val="left"/>
-            </w:pPr>
-            <w:r>
-              <w:t xml:space="preserve">FR, Frontier</w:t>
-            </w:r>
-          </w:p>
-        </w:tc>
-        <w:tc>
-          <w:tcPr/>
-          <w:p>
-            <w:pPr>
-              <w:pStyle w:val="Compact"/>
-              <w:jc w:val="left"/>
-            </w:pPr>
-            <w:r>
-              <w:t xml:space="preserve">3</w:t>
-            </w:r>
-          </w:p>
-        </w:tc>
-        <w:tc>
-          <w:tcPr/>
-          <w:p>
-            <w:pPr>
-              <w:pStyle w:val="Compact"/>
-              <w:jc w:val="left"/>
-            </w:pPr>
-            <w:r>
-              <w:t xml:space="preserve">0.349</w:t>
-            </w:r>
-          </w:p>
-        </w:tc>
-        <w:tc>
-          <w:tcPr/>
-          <w:p>
-            <w:pPr>
-              <w:pStyle w:val="Compact"/>
-              <w:jc w:val="left"/>
-            </w:pPr>
-            <w:r>
-              <w:t xml:space="preserve">[0.217, 0.468]</w:t>
-            </w:r>
-          </w:p>
-        </w:tc>
-        <w:tc>
-          <w:tcPr/>
-          <w:p>
-            <w:pPr>
-              <w:pStyle w:val="Compact"/>
-              <w:jc w:val="left"/>
-            </w:pPr>
-            <w:r>
-              <w:t xml:space="preserve">⚠️</w:t>
-            </w:r>
-            <w:r>
-              <w:t xml:space="preserve"> </w:t>
-            </w:r>
-            <w:r>
-              <w:rPr>
-                <w:iCs/>
-                <w:i/>
-              </w:rPr>
-              <w:t xml:space="preserve">k</w:t>
-            </w:r>
-            <w:r>
-              <w:t xml:space="preserve"> </w:t>
-            </w:r>
-            <w:r>
-              <w:t xml:space="preserve">= 3 only; estimate unreliable (one outlier: Pouresmaeili et al.,</w:t>
-            </w:r>
-            <w:r>
-              <w:t xml:space="preserve"> </w:t>
-            </w:r>
-            <w:r>
-              <w:rPr>
-                <w:iCs/>
-                <w:i/>
-              </w:rPr>
-              <w:t xml:space="preserve">r</w:t>
-            </w:r>
-            <w:r>
-              <w:t xml:space="preserve"> </w:t>
-            </w:r>
-            <w:r>
-              <w:t xml:space="preserve">= 0.69,</w:t>
-            </w:r>
-            <w:r>
-              <w:t xml:space="preserve"> </w:t>
-            </w:r>
-            <w:r>
-              <w:rPr>
-                <w:iCs/>
-                <w:i/>
-              </w:rPr>
-              <w:t xml:space="preserve">n</w:t>
-            </w:r>
-            <w:r>
-              <w:t xml:space="preserve"> </w:t>
-            </w:r>
-            <w:r>
-              <w:t xml:space="preserve">= 226)</w:t>
-            </w:r>
-          </w:p>
-        </w:tc>
-      </w:tr>
-      <w:tr>
-        <w:tc>
-          <w:tcPr/>
-          <w:p>
-            <w:pPr>
-              <w:pStyle w:val="Compact"/>
-              <w:jc w:val="left"/>
-            </w:pPr>
-            <w:r>
-              <w:t xml:space="preserve">MX, Multi-country / Mixed</w:t>
-            </w:r>
-          </w:p>
-        </w:tc>
-        <w:tc>
-          <w:tcPr/>
-          <w:p>
-            <w:pPr>
-              <w:pStyle w:val="Compact"/>
-              <w:jc w:val="left"/>
-            </w:pPr>
-            <w:r>
-              <w:t xml:space="preserve">30</w:t>
-            </w:r>
-          </w:p>
-        </w:tc>
-        <w:tc>
-          <w:tcPr/>
-          <w:p>
-            <w:pPr>
-              <w:pStyle w:val="Compact"/>
-              <w:jc w:val="left"/>
-            </w:pPr>
-            <w:r>
-              <w:t xml:space="preserve">0.053</w:t>
-            </w:r>
-          </w:p>
-        </w:tc>
-        <w:tc>
-          <w:tcPr/>
-          <w:p>
-            <w:pPr>
-              <w:pStyle w:val="Compact"/>
-              <w:jc w:val="left"/>
-            </w:pPr>
-            <w:r>
-              <w:t xml:space="preserve">[0.012, 0.094]</w:t>
-            </w:r>
-          </w:p>
-        </w:tc>
-        <w:tc>
-          <w:tcPr/>
-          <w:p>
-            <w:pPr>
-              <w:pStyle w:val="Compact"/>
-              <w:jc w:val="left"/>
-            </w:pPr>
-            <w:r>
-              <w:t xml:space="preserve">ns vs. Group I (b = −0.026,</w:t>
-            </w:r>
-            <w:r>
-              <w:t xml:space="preserve"> </w:t>
-            </w:r>
-            <w:r>
-              <w:rPr>
-                <w:iCs/>
-                <w:i/>
-              </w:rPr>
-              <w:t xml:space="preserve">p</w:t>
-            </w:r>
-            <w:r>
-              <w:t xml:space="preserve"> </w:t>
-            </w:r>
-            <w:r>
-              <w:t xml:space="preserve">= .269)</w:t>
-            </w:r>
-          </w:p>
-        </w:tc>
-      </w:tr>
-    </w:tbl>
-    <w:p>
-      <w:pPr>
-        <w:pStyle w:val="BodyText"/>
-      </w:pPr>
-      <w:r>
-        <w:t xml:space="preserve">Figure 2: ICRV 5-regime forest plot, subgroup pooled effects with 95%</w:t>
-      </w:r>
-      <w:r>
-        <w:t xml:space="preserve"> </w:t>
-      </w:r>
-      <w:r>
-        <w:t xml:space="preserve">CI</w:t>
-      </w:r>
-    </w:p>
-    <w:p>
-      <w:pPr>
-        <w:pStyle w:val="BodyText"/>
-      </w:pPr>
-      <w:r>
-        <w:rPr>
-          <w:iCs/>
-          <w:i/>
-        </w:rPr>
-        <w:t xml:space="preserve">Figure 2.</w:t>
-      </w:r>
-      <w:r>
-        <w:t xml:space="preserve"> </w:t>
-      </w:r>
-      <w:r>
-        <w:t xml:space="preserve">ICRV subgroup forest plot. Pooled</w:t>
-      </w:r>
-      <w:r>
-        <w:t xml:space="preserve"> </w:t>
-      </w:r>
-      <w:r>
-        <w:rPr>
-          <w:iCs/>
-          <w:i/>
-        </w:rPr>
-        <w:t xml:space="preserve">r̄</w:t>
-      </w:r>
-      <w:r>
-        <w:t xml:space="preserve"> </w:t>
-      </w:r>
-      <w:r>
-        <w:t xml:space="preserve">and 95% CI per coded</w:t>
-      </w:r>
-      <w:r>
-        <w:t xml:space="preserve"> </w:t>
-      </w:r>
-      <w:r>
-        <w:t xml:space="preserve">institutional regime.</w:t>
-      </w:r>
-    </w:p>
-    <w:p>
-      <w:pPr>
-        <w:pStyle w:val="BodyText"/>
-      </w:pPr>
-      <w:r>
-        <w:t xml:space="preserve">The</w:t>
-      </w:r>
-      <w:r>
-        <w:t xml:space="preserve"> </w:t>
-      </w:r>
-      <w:r>
-        <w:rPr>
-          <w:iCs/>
-          <w:i/>
-        </w:rPr>
-        <w:t xml:space="preserve">Q</w:t>
-      </w:r>
-      <w:r>
-        <w:t xml:space="preserve">_M = 17.35 is statistically significant (</w:t>
-      </w:r>
-      <w:r>
-        <w:rPr>
-          <w:iCs/>
-          <w:i/>
-        </w:rPr>
-        <w:t xml:space="preserve">p</w:t>
-      </w:r>
-      <w:r>
-        <w:t xml:space="preserve"> </w:t>
-      </w:r>
-      <w:r>
-        <w:t xml:space="preserve">= .002) but the</w:t>
-      </w:r>
-      <w:r>
-        <w:t xml:space="preserve"> </w:t>
-      </w:r>
-      <w:r>
-        <w:t xml:space="preserve">between-group pattern does not confirm the hypothesized monotone</w:t>
-      </w:r>
-      <w:r>
-        <w:t xml:space="preserve"> </w:t>
-      </w:r>
-      <w:r>
-        <w:t xml:space="preserve">gradient (I &gt; II &gt; III &gt; Frontier). Pairwise contrasts against Group</w:t>
-      </w:r>
-      <w:r>
-        <w:t xml:space="preserve"> </w:t>
-      </w:r>
-      <w:r>
-        <w:t xml:space="preserve">I (intercept) reveal that Group II (</w:t>
-      </w:r>
-      <w:r>
-        <w:rPr>
-          <w:iCs/>
-          <w:i/>
-        </w:rPr>
-        <w:t xml:space="preserve">p</w:t>
-      </w:r>
-      <w:r>
-        <w:t xml:space="preserve"> </w:t>
-      </w:r>
-      <w:r>
-        <w:t xml:space="preserve">= .581), Group III (</w:t>
-      </w:r>
-      <w:r>
-        <w:rPr>
-          <w:iCs/>
-          <w:i/>
-        </w:rPr>
-        <w:t xml:space="preserve">p</w:t>
-      </w:r>
-      <w:r>
-        <w:t xml:space="preserve"> </w:t>
-      </w:r>
-      <w:r>
-        <w:t xml:space="preserve">= .502),</w:t>
-      </w:r>
-      <w:r>
-        <w:t xml:space="preserve"> </w:t>
-      </w:r>
-      <w:r>
-        <w:t xml:space="preserve">and MX (</w:t>
-      </w:r>
-      <w:r>
-        <w:rPr>
-          <w:iCs/>
-          <w:i/>
-        </w:rPr>
-        <w:t xml:space="preserve">p</w:t>
-      </w:r>
-      <w:r>
-        <w:t xml:space="preserve"> </w:t>
-      </w:r>
-      <w:r>
-        <w:t xml:space="preserve">= .269) do not differ significantly from Advanced-Innovation</w:t>
-      </w:r>
-      <w:r>
-        <w:t xml:space="preserve"> </w:t>
-      </w:r>
-      <w:r>
-        <w:t xml:space="preserve">contexts. The only significant contrast is Group I vs. Frontier (b =</w:t>
-      </w:r>
-      <w:r>
-        <w:t xml:space="preserve"> </w:t>
-      </w:r>
-      <w:r>
-        <w:t xml:space="preserve">+0.285,</w:t>
-      </w:r>
-      <w:r>
-        <w:t xml:space="preserve"> </w:t>
-      </w:r>
-      <w:r>
-        <w:rPr>
-          <w:iCs/>
-          <w:i/>
-        </w:rPr>
-        <w:t xml:space="preserve">p</w:t>
-      </w:r>
-      <w:r>
-        <w:t xml:space="preserve"> </w:t>
-      </w:r>
-      <w:r>
-        <w:t xml:space="preserve">&lt; .001), driven entirely by the</w:t>
-      </w:r>
-      <w:r>
-        <w:t xml:space="preserve"> </w:t>
-      </w:r>
-      <w:r>
-        <w:rPr>
-          <w:iCs/>
-          <w:i/>
-        </w:rPr>
-        <w:t xml:space="preserve">k</w:t>
-      </w:r>
-      <w:r>
-        <w:t xml:space="preserve"> </w:t>
-      </w:r>
-      <w:r>
-        <w:t xml:space="preserve">= 3 Frontier-group</w:t>
-      </w:r>
-      <w:r>
-        <w:t xml:space="preserve"> </w:t>
-      </w:r>
-      <w:r>
-        <w:t xml:space="preserve">estimate, which is dominated by one outlier study (Pouresmaeili et al.,</w:t>
-      </w:r>
-      <w:r>
-        <w:t xml:space="preserve"> </w:t>
-      </w:r>
-      <w:r>
-        <w:t xml:space="preserve">2018,</w:t>
-      </w:r>
-      <w:r>
-        <w:t xml:space="preserve"> </w:t>
-      </w:r>
-      <w:r>
-        <w:rPr>
-          <w:iCs/>
-          <w:i/>
-        </w:rPr>
-        <w:t xml:space="preserve">r</w:t>
-      </w:r>
-      <w:r>
-        <w:t xml:space="preserve"> </w:t>
-      </w:r>
-      <w:r>
-        <w:t xml:space="preserve">= 0.69). Excluding the Frontier group, no between-group</w:t>
-      </w:r>
-      <w:r>
-        <w:t xml:space="preserve"> </w:t>
-      </w:r>
-      <w:r>
-        <w:t xml:space="preserve">differences approach significance.</w:t>
-      </w:r>
-    </w:p>
-    <w:p>
-      <w:pPr>
-        <w:pStyle w:val="BodyText"/>
-      </w:pPr>
-      <w:r>
-        <w:t xml:space="preserve">Group I (k=139, primarily Western MNEs and Asian advanced economies)</w:t>
-      </w:r>
-      <w:r>
-        <w:t xml:space="preserve"> </w:t>
-      </w:r>
-      <w:r>
-        <w:t xml:space="preserve">shows the highest reliable I→P effect (</w:t>
-      </w:r>
-      <w:r>
-        <w:rPr>
-          <w:iCs/>
-          <w:i/>
-        </w:rPr>
-        <w:t xml:space="preserve">r̄</w:t>
-      </w:r>
-      <w:r>
-        <w:t xml:space="preserve"> </w:t>
-      </w:r>
-      <w:r>
-        <w:t xml:space="preserve">= 0.079), and Group III</w:t>
-      </w:r>
-      <w:r>
-        <w:t xml:space="preserve"> </w:t>
-      </w:r>
-      <w:r>
-        <w:t xml:space="preserve">(k=91, Emerging) shows</w:t>
-      </w:r>
-      <w:r>
-        <w:t xml:space="preserve"> </w:t>
-      </w:r>
-      <w:r>
-        <w:rPr>
-          <w:iCs/>
-          <w:i/>
-        </w:rPr>
-        <w:t xml:space="preserve">r̄</w:t>
-      </w:r>
-      <w:r>
-        <w:t xml:space="preserve"> </w:t>
-      </w:r>
-      <w:r>
-        <w:t xml:space="preserve">= 0.068, a difference of 0.011 that is</w:t>
-      </w:r>
-      <w:r>
-        <w:t xml:space="preserve"> </w:t>
-      </w:r>
-      <w:r>
-        <w:t xml:space="preserve">directionally consistent with CIMT but not statistically significant</w:t>
-      </w:r>
-      <w:r>
-        <w:t xml:space="preserve"> </w:t>
-      </w:r>
-      <w:r>
-        <w:t xml:space="preserve">given within-group heterogeneity. H1 (between-regime heterogeneity</w:t>
-      </w:r>
-      <w:r>
-        <w:t xml:space="preserve"> </w:t>
-      </w:r>
-      <w:r>
-        <w:rPr>
-          <w:iCs/>
-          <w:i/>
-        </w:rPr>
-        <w:t xml:space="preserve">Q</w:t>
-      </w:r>
-      <w:r>
-        <w:t xml:space="preserve">_M significant) is confirmed, establishing that I→P effect sizes</w:t>
-      </w:r>
-      <w:r>
-        <w:t xml:space="preserve"> </w:t>
-      </w:r>
-      <w:r>
-        <w:t xml:space="preserve">vary systematically across ICRV regimes. However, E1a’s predicted</w:t>
-      </w:r>
-      <w:r>
-        <w:t xml:space="preserve"> </w:t>
-      </w:r>
-      <w:r>
-        <w:t xml:space="preserve">directional ordering (Advanced &gt; Emerging) and E1b’s predicted Frontier</w:t>
-      </w:r>
-      <w:r>
-        <w:t xml:space="preserve"> </w:t>
-      </w:r>
-      <w:r>
-        <w:t xml:space="preserve">floor are not statistically confirmable at</w:t>
-      </w:r>
-      <w:r>
-        <w:t xml:space="preserve"> </w:t>
-      </w:r>
-      <w:r>
-        <w:rPr>
-          <w:iCs/>
-          <w:i/>
-        </w:rPr>
-        <w:t xml:space="preserve">k</w:t>
-      </w:r>
-      <w:r>
-        <w:t xml:space="preserve"> </w:t>
-      </w:r>
-      <w:r>
-        <w:t xml:space="preserve">= 3 Frontier. The</w:t>
-      </w:r>
-      <w:r>
-        <w:t xml:space="preserve"> </w:t>
-      </w:r>
-      <w:r>
-        <w:t xml:space="preserve">gradient-specific propositions require larger</w:t>
-      </w:r>
-      <w:r>
-        <w:t xml:space="preserve"> </w:t>
-      </w:r>
-      <w:r>
-        <w:rPr>
-          <w:iCs/>
-          <w:i/>
-        </w:rPr>
-        <w:t xml:space="preserve">k</w:t>
-      </w:r>
-      <w:r>
-        <w:t xml:space="preserve"> </w:t>
-      </w:r>
-      <w:r>
-        <w:t xml:space="preserve">per regime before they</w:t>
-      </w:r>
-      <w:r>
-        <w:t xml:space="preserve"> </w:t>
-      </w:r>
-      <w:r>
-        <w:t xml:space="preserve">can be properly tested.</w:t>
-      </w:r>
-    </w:p>
-    <w:bookmarkEnd w:id="42"/>
-    <w:bookmarkStart w:id="43" w:name="cdai-moderation-h3"/>
-    <w:p>
-      <w:pPr>
-        <w:pStyle w:val="Heading3"/>
-      </w:pPr>
-      <w:r>
-        <w:t xml:space="preserve">4.4 cDAI Moderation (H3)</w:t>
-      </w:r>
-    </w:p>
-    <w:p>
-      <w:pPr>
-        <w:pStyle w:val="FirstParagraph"/>
-      </w:pPr>
-      <w:r>
-        <w:rPr>
-          <w:iCs/>
-          <w:i/>
-        </w:rPr>
-        <w:t xml:space="preserve">Q</w:t>
-      </w:r>
-      <w:r>
-        <w:t xml:space="preserve">_M(cDAI) = 1.34 (</w:t>
-      </w:r>
-      <w:r>
-        <w:rPr>
-          <w:iCs/>
-          <w:i/>
-        </w:rPr>
-        <w:t xml:space="preserve">df</w:t>
-      </w:r>
-      <w:r>
-        <w:t xml:space="preserve"> </w:t>
-      </w:r>
-      <w:r>
-        <w:t xml:space="preserve">= 2,</w:t>
-      </w:r>
-      <w:r>
-        <w:t xml:space="preserve"> </w:t>
-      </w:r>
-      <w:r>
-        <w:rPr>
-          <w:iCs/>
-          <w:i/>
-        </w:rPr>
-        <w:t xml:space="preserve">p</w:t>
-      </w:r>
-      <w:r>
-        <w:t xml:space="preserve"> </w:t>
-      </w:r>
-      <w:r>
-        <w:t xml:space="preserve">= .513). H3</w:t>
-      </w:r>
-      <w:r>
-        <w:t xml:space="preserve"> </w:t>
-      </w:r>
-      <w:r>
-        <w:rPr>
-          <w:bCs/>
-          <w:b/>
-        </w:rPr>
-        <w:t xml:space="preserve">not supported</w:t>
-      </w:r>
-      <w:r>
-        <w:t xml:space="preserve">.</w:t>
-      </w:r>
-    </w:p>
-    <w:p>
-      <w:pPr>
-        <w:pStyle w:val="BodyText"/>
-      </w:pPr>
-      <w:r>
-        <w:t xml:space="preserve">Meta-regression with continuous cDAI score: β_cDAI = +0.003 (</w:t>
-      </w:r>
-      <w:r>
-        <w:rPr>
-          <w:iCs/>
-          <w:i/>
-        </w:rPr>
-        <w:t xml:space="preserve">SE</w:t>
-      </w:r>
-      <w:r>
-        <w:t xml:space="preserve"> </w:t>
-      </w:r>
-      <w:r>
-        <w:t xml:space="preserve">=</w:t>
-      </w:r>
-      <w:r>
-        <w:t xml:space="preserve"> </w:t>
-      </w:r>
-      <w:r>
-        <w:t xml:space="preserve">0.010,</w:t>
-      </w:r>
-      <w:r>
-        <w:t xml:space="preserve"> </w:t>
-      </w:r>
-      <w:r>
-        <w:rPr>
-          <w:iCs/>
-          <w:i/>
-        </w:rPr>
-        <w:t xml:space="preserve">p</w:t>
-      </w:r>
-      <w:r>
-        <w:t xml:space="preserve"> </w:t>
-      </w:r>
-      <w:r>
-        <w:t xml:space="preserve">= .744). Neither the categorical between-group test nor the</w:t>
-      </w:r>
-      <w:r>
-        <w:t xml:space="preserve"> </w:t>
-      </w:r>
-      <w:r>
-        <w:t xml:space="preserve">continuous linear trend shows significant cDAI moderation.</w:t>
-      </w:r>
-    </w:p>
-    <w:p>
-      <w:pPr>
-        <w:pStyle w:val="BodyText"/>
-      </w:pPr>
-      <w:r>
-        <w:rPr>
-          <w:bCs/>
-          <w:b/>
-        </w:rPr>
-        <w:t xml:space="preserve">Table 4.2, cDAI subgroup</w:t>
-      </w:r>
-      <w:r>
-        <w:t xml:space="preserve"> </w:t>
-      </w:r>
-      <w:r>
-        <w:rPr>
-          <w:iCs/>
-          <w:i/>
-        </w:rPr>
-        <w:t xml:space="preserve">(actual MARA output)</w:t>
       </w:r>
     </w:p>
     <w:tbl>
@@ -13096,7 +11943,7 @@
               <w:jc w:val="left"/>
             </w:pPr>
             <w:r>
-              <w:t xml:space="preserve">cDAI Group</w:t>
+              <w:t xml:space="preserve">Regime</w:t>
             </w:r>
           </w:p>
         </w:tc>
@@ -13152,7 +11999,7 @@
               <w:jc w:val="left"/>
             </w:pPr>
             <w:r>
-              <w:t xml:space="preserve">Δ vs. Low</w:t>
+              <w:t xml:space="preserve">Note</w:t>
             </w:r>
           </w:p>
         </w:tc>
@@ -13166,55 +12013,55 @@
               <w:jc w:val="left"/>
             </w:pPr>
             <w:r>
-              <w:t xml:space="preserve">Low</w:t>
-            </w:r>
-          </w:p>
-        </w:tc>
-        <w:tc>
-          <w:tcPr/>
-          <w:p>
-            <w:pPr>
-              <w:pStyle w:val="Compact"/>
-              <w:jc w:val="left"/>
-            </w:pPr>
-            <w:r>
-              <w:t xml:space="preserve">174</w:t>
-            </w:r>
-          </w:p>
-        </w:tc>
-        <w:tc>
-          <w:tcPr/>
-          <w:p>
-            <w:pPr>
-              <w:pStyle w:val="Compact"/>
-              <w:jc w:val="left"/>
-            </w:pPr>
-            <w:r>
-              <w:t xml:space="preserve">0.075</w:t>
-            </w:r>
-          </w:p>
-        </w:tc>
-        <w:tc>
-          <w:tcPr/>
-          <w:p>
-            <w:pPr>
-              <w:pStyle w:val="Compact"/>
-              <w:jc w:val="left"/>
-            </w:pPr>
-            <w:r>
-              <w:t xml:space="preserve">[0.056, 0.094]</w:t>
-            </w:r>
-          </w:p>
-        </w:tc>
-        <w:tc>
-          <w:tcPr/>
-          <w:p>
-            <w:pPr>
-              <w:pStyle w:val="Compact"/>
-              <w:jc w:val="left"/>
-            </w:pPr>
-            <w:r>
-              <w:t xml:space="preserve">,</w:t>
+              <w:t xml:space="preserve">I, Advanced-Innovation (SG, HK, KR, JP, UK, US…)</w:t>
+            </w:r>
+          </w:p>
+        </w:tc>
+        <w:tc>
+          <w:tcPr/>
+          <w:p>
+            <w:pPr>
+              <w:pStyle w:val="Compact"/>
+              <w:jc w:val="left"/>
+            </w:pPr>
+            <w:r>
+              <w:t xml:space="preserve">139</w:t>
+            </w:r>
+          </w:p>
+        </w:tc>
+        <w:tc>
+          <w:tcPr/>
+          <w:p>
+            <w:pPr>
+              <w:pStyle w:val="Compact"/>
+              <w:jc w:val="left"/>
+            </w:pPr>
+            <w:r>
+              <w:t xml:space="preserve">0.079</w:t>
+            </w:r>
+          </w:p>
+        </w:tc>
+        <w:tc>
+          <w:tcPr/>
+          <w:p>
+            <w:pPr>
+              <w:pStyle w:val="Compact"/>
+              <w:jc w:val="left"/>
+            </w:pPr>
+            <w:r>
+              <w:t xml:space="preserve">[0.058, 0.099]</w:t>
+            </w:r>
+          </w:p>
+        </w:tc>
+        <w:tc>
+          <w:tcPr/>
+          <w:p>
+            <w:pPr>
+              <w:pStyle w:val="Compact"/>
+              <w:jc w:val="left"/>
+            </w:pPr>
+            <w:r>
+              <w:t xml:space="preserve">Largest group; broadly consistent with H1</w:t>
             </w:r>
           </w:p>
         </w:tc>
@@ -13228,55 +12075,55 @@
               <w:jc w:val="left"/>
             </w:pPr>
             <w:r>
-              <w:t xml:space="preserve">Medium</w:t>
-            </w:r>
-          </w:p>
-        </w:tc>
-        <w:tc>
-          <w:tcPr/>
-          <w:p>
-            <w:pPr>
-              <w:pStyle w:val="Compact"/>
-              <w:jc w:val="left"/>
-            </w:pPr>
-            <w:r>
-              <w:t xml:space="preserve">76</w:t>
-            </w:r>
-          </w:p>
-        </w:tc>
-        <w:tc>
-          <w:tcPr/>
-          <w:p>
-            <w:pPr>
-              <w:pStyle w:val="Compact"/>
-              <w:jc w:val="left"/>
-            </w:pPr>
-            <w:r>
-              <w:t xml:space="preserve">0.063</w:t>
-            </w:r>
-          </w:p>
-        </w:tc>
-        <w:tc>
-          <w:tcPr/>
-          <w:p>
-            <w:pPr>
-              <w:pStyle w:val="Compact"/>
-              <w:jc w:val="left"/>
-            </w:pPr>
-            <w:r>
-              <w:t xml:space="preserve">[0.036, 0.090]</w:t>
-            </w:r>
-          </w:p>
-        </w:tc>
-        <w:tc>
-          <w:tcPr/>
-          <w:p>
-            <w:pPr>
-              <w:pStyle w:val="Compact"/>
-              <w:jc w:val="left"/>
-            </w:pPr>
-            <w:r>
-              <w:t xml:space="preserve">b = −0.012,</w:t>
+              <w:t xml:space="preserve">II, Upper-middle</w:t>
+            </w:r>
+          </w:p>
+        </w:tc>
+        <w:tc>
+          <w:tcPr/>
+          <w:p>
+            <w:pPr>
+              <w:pStyle w:val="Compact"/>
+              <w:jc w:val="left"/>
+            </w:pPr>
+            <w:r>
+              <w:t xml:space="preserve">25</w:t>
+            </w:r>
+          </w:p>
+        </w:tc>
+        <w:tc>
+          <w:tcPr/>
+          <w:p>
+            <w:pPr>
+              <w:pStyle w:val="Compact"/>
+              <w:jc w:val="left"/>
+            </w:pPr>
+            <w:r>
+              <w:t xml:space="preserve">0.065</w:t>
+            </w:r>
+          </w:p>
+        </w:tc>
+        <w:tc>
+          <w:tcPr/>
+          <w:p>
+            <w:pPr>
+              <w:pStyle w:val="Compact"/>
+              <w:jc w:val="left"/>
+            </w:pPr>
+            <w:r>
+              <w:t xml:space="preserve">[0.020, 0.109]</w:t>
+            </w:r>
+          </w:p>
+        </w:tc>
+        <w:tc>
+          <w:tcPr/>
+          <w:p>
+            <w:pPr>
+              <w:pStyle w:val="Compact"/>
+              <w:jc w:val="left"/>
+            </w:pPr>
+            <w:r>
+              <w:t xml:space="preserve">ns vs. Group I (b = −0.014,</w:t>
             </w:r>
             <w:r>
               <w:t xml:space="preserve"> </w:t>
@@ -13292,7 +12139,7 @@
               <w:t xml:space="preserve"> </w:t>
             </w:r>
             <w:r>
-              <w:t xml:space="preserve">= .489</w:t>
+              <w:t xml:space="preserve">= .581)</w:t>
             </w:r>
           </w:p>
         </w:tc>
@@ -13306,55 +12153,55 @@
               <w:jc w:val="left"/>
             </w:pPr>
             <w:r>
-              <w:t xml:space="preserve">High</w:t>
-            </w:r>
-          </w:p>
-        </w:tc>
-        <w:tc>
-          <w:tcPr/>
-          <w:p>
-            <w:pPr>
-              <w:pStyle w:val="Compact"/>
-              <w:jc w:val="left"/>
-            </w:pPr>
-            <w:r>
-              <w:t xml:space="preserve">38</w:t>
-            </w:r>
-          </w:p>
-        </w:tc>
-        <w:tc>
-          <w:tcPr/>
-          <w:p>
-            <w:pPr>
-              <w:pStyle w:val="Compact"/>
-              <w:jc w:val="left"/>
-            </w:pPr>
-            <w:r>
-              <w:t xml:space="preserve">0.091</w:t>
-            </w:r>
-          </w:p>
-        </w:tc>
-        <w:tc>
-          <w:tcPr/>
-          <w:p>
-            <w:pPr>
-              <w:pStyle w:val="Compact"/>
-              <w:jc w:val="left"/>
-            </w:pPr>
-            <w:r>
-              <w:t xml:space="preserve">[0.052, 0.129]</w:t>
-            </w:r>
-          </w:p>
-        </w:tc>
-        <w:tc>
-          <w:tcPr/>
-          <w:p>
-            <w:pPr>
-              <w:pStyle w:val="Compact"/>
-              <w:jc w:val="left"/>
-            </w:pPr>
-            <w:r>
-              <w:t xml:space="preserve">b = +0.016,</w:t>
+              <w:t xml:space="preserve">III, Emerging (VN, IN, CN, PH…)</w:t>
+            </w:r>
+          </w:p>
+        </w:tc>
+        <w:tc>
+          <w:tcPr/>
+          <w:p>
+            <w:pPr>
+              <w:pStyle w:val="Compact"/>
+              <w:jc w:val="left"/>
+            </w:pPr>
+            <w:r>
+              <w:t xml:space="preserve">91</w:t>
+            </w:r>
+          </w:p>
+        </w:tc>
+        <w:tc>
+          <w:tcPr/>
+          <w:p>
+            <w:pPr>
+              <w:pStyle w:val="Compact"/>
+              <w:jc w:val="left"/>
+            </w:pPr>
+            <w:r>
+              <w:t xml:space="preserve">0.068</w:t>
+            </w:r>
+          </w:p>
+        </w:tc>
+        <w:tc>
+          <w:tcPr/>
+          <w:p>
+            <w:pPr>
+              <w:pStyle w:val="Compact"/>
+              <w:jc w:val="left"/>
+            </w:pPr>
+            <w:r>
+              <w:t xml:space="preserve">[0.044, 0.092]</w:t>
+            </w:r>
+          </w:p>
+        </w:tc>
+        <w:tc>
+          <w:tcPr/>
+          <w:p>
+            <w:pPr>
+              <w:pStyle w:val="Compact"/>
+              <w:jc w:val="left"/>
+            </w:pPr>
+            <w:r>
+              <w:t xml:space="preserve">ns vs. Group I (b = −0.011,</w:t>
             </w:r>
             <w:r>
               <w:t xml:space="preserve"> </w:t>
@@ -13370,7 +12217,195 @@
               <w:t xml:space="preserve"> </w:t>
             </w:r>
             <w:r>
-              <w:t xml:space="preserve">= .469</w:t>
+              <w:t xml:space="preserve">= .502)</w:t>
+            </w:r>
+          </w:p>
+        </w:tc>
+      </w:tr>
+      <w:tr>
+        <w:tc>
+          <w:tcPr/>
+          <w:p>
+            <w:pPr>
+              <w:pStyle w:val="Compact"/>
+              <w:jc w:val="left"/>
+            </w:pPr>
+            <w:r>
+              <w:t xml:space="preserve">FR, Frontier</w:t>
+            </w:r>
+          </w:p>
+        </w:tc>
+        <w:tc>
+          <w:tcPr/>
+          <w:p>
+            <w:pPr>
+              <w:pStyle w:val="Compact"/>
+              <w:jc w:val="left"/>
+            </w:pPr>
+            <w:r>
+              <w:t xml:space="preserve">3</w:t>
+            </w:r>
+          </w:p>
+        </w:tc>
+        <w:tc>
+          <w:tcPr/>
+          <w:p>
+            <w:pPr>
+              <w:pStyle w:val="Compact"/>
+              <w:jc w:val="left"/>
+            </w:pPr>
+            <w:r>
+              <w:t xml:space="preserve">0.349</w:t>
+            </w:r>
+          </w:p>
+        </w:tc>
+        <w:tc>
+          <w:tcPr/>
+          <w:p>
+            <w:pPr>
+              <w:pStyle w:val="Compact"/>
+              <w:jc w:val="left"/>
+            </w:pPr>
+            <w:r>
+              <w:t xml:space="preserve">[0.217, 0.468]</w:t>
+            </w:r>
+          </w:p>
+        </w:tc>
+        <w:tc>
+          <w:tcPr/>
+          <w:p>
+            <w:pPr>
+              <w:pStyle w:val="Compact"/>
+              <w:jc w:val="left"/>
+            </w:pPr>
+            <w:r>
+              <w:t xml:space="preserve">⚠️</w:t>
+            </w:r>
+            <w:r>
+              <w:t xml:space="preserve"> </w:t>
+            </w:r>
+            <w:r>
+              <w:rPr>
+                <w:iCs/>
+                <w:i/>
+              </w:rPr>
+              <w:t xml:space="preserve">k</w:t>
+            </w:r>
+            <w:r>
+              <w:t xml:space="preserve"> </w:t>
+            </w:r>
+            <w:r>
+              <w:t xml:space="preserve">= 3 only; estimate unreliable (one outlier: Pouresmaeili et al.,</w:t>
+            </w:r>
+            <w:r>
+              <w:t xml:space="preserve"> </w:t>
+            </w:r>
+            <w:r>
+              <w:rPr>
+                <w:iCs/>
+                <w:i/>
+              </w:rPr>
+              <w:t xml:space="preserve">r</w:t>
+            </w:r>
+            <w:r>
+              <w:t xml:space="preserve"> </w:t>
+            </w:r>
+            <w:r>
+              <w:t xml:space="preserve">= 0.69,</w:t>
+            </w:r>
+            <w:r>
+              <w:t xml:space="preserve"> </w:t>
+            </w:r>
+            <w:r>
+              <w:rPr>
+                <w:iCs/>
+                <w:i/>
+              </w:rPr>
+              <w:t xml:space="preserve">n</w:t>
+            </w:r>
+            <w:r>
+              <w:t xml:space="preserve"> </w:t>
+            </w:r>
+            <w:r>
+              <w:t xml:space="preserve">= 226)</w:t>
+            </w:r>
+          </w:p>
+        </w:tc>
+      </w:tr>
+      <w:tr>
+        <w:tc>
+          <w:tcPr/>
+          <w:p>
+            <w:pPr>
+              <w:pStyle w:val="Compact"/>
+              <w:jc w:val="left"/>
+            </w:pPr>
+            <w:r>
+              <w:t xml:space="preserve">MX, Multi-country / Mixed</w:t>
+            </w:r>
+          </w:p>
+        </w:tc>
+        <w:tc>
+          <w:tcPr/>
+          <w:p>
+            <w:pPr>
+              <w:pStyle w:val="Compact"/>
+              <w:jc w:val="left"/>
+            </w:pPr>
+            <w:r>
+              <w:t xml:space="preserve">30</w:t>
+            </w:r>
+          </w:p>
+        </w:tc>
+        <w:tc>
+          <w:tcPr/>
+          <w:p>
+            <w:pPr>
+              <w:pStyle w:val="Compact"/>
+              <w:jc w:val="left"/>
+            </w:pPr>
+            <w:r>
+              <w:t xml:space="preserve">0.053</w:t>
+            </w:r>
+          </w:p>
+        </w:tc>
+        <w:tc>
+          <w:tcPr/>
+          <w:p>
+            <w:pPr>
+              <w:pStyle w:val="Compact"/>
+              <w:jc w:val="left"/>
+            </w:pPr>
+            <w:r>
+              <w:t xml:space="preserve">[0.012, 0.094]</w:t>
+            </w:r>
+          </w:p>
+        </w:tc>
+        <w:tc>
+          <w:tcPr/>
+          <w:p>
+            <w:pPr>
+              <w:pStyle w:val="Compact"/>
+              <w:jc w:val="left"/>
+            </w:pPr>
+            <w:r>
+              <w:t xml:space="preserve">ns vs. Group I (b = −0.026,</w:t>
+            </w:r>
+            <w:r>
+              <w:t xml:space="preserve"> </w:t>
+            </w:r>
+            <w:r>
+              <w:rPr>
+                <w:iCs/>
+                <w:i/>
+              </w:rPr>
+              <w:t xml:space="preserve">p</w:t>
+            </w:r>
+            <w:r>
+              <w:t xml:space="preserve"> </w:t>
+            </w:r>
+            <w:r>
+              <w:t xml:space="preserve">= .269)</w:t>
             </w:r>
           </w:p>
         </w:tc>
@@ -13381,7 +12416,74 @@
         <w:pStyle w:val="BodyText"/>
       </w:pPr>
       <w:r>
-        <w:t xml:space="preserve">The three cDAI subgroup means are all significantly positive (</w:t>
+        <w:t xml:space="preserve">Figure 2: ICRV 5-regime forest plot, subgroup pooled effects with 95%</w:t>
+      </w:r>
+      <w:r>
+        <w:t xml:space="preserve"> </w:t>
+      </w:r>
+      <w:r>
+        <w:t xml:space="preserve">CI</w:t>
+      </w:r>
+    </w:p>
+    <w:p>
+      <w:pPr>
+        <w:pStyle w:val="BodyText"/>
+      </w:pPr>
+      <w:r>
+        <w:rPr>
+          <w:iCs/>
+          <w:i/>
+        </w:rPr>
+        <w:t xml:space="preserve">Figure 2.</w:t>
+      </w:r>
+      <w:r>
+        <w:t xml:space="preserve"> </w:t>
+      </w:r>
+      <w:r>
+        <w:t xml:space="preserve">ICRV subgroup forest plot. Pooled</w:t>
+      </w:r>
+      <w:r>
+        <w:t xml:space="preserve"> </w:t>
+      </w:r>
+      <w:r>
+        <w:rPr>
+          <w:iCs/>
+          <w:i/>
+        </w:rPr>
+        <w:t xml:space="preserve">r̄</w:t>
+      </w:r>
+      <w:r>
+        <w:t xml:space="preserve"> </w:t>
+      </w:r>
+      <w:r>
+        <w:t xml:space="preserve">and 95% CI per coded</w:t>
+      </w:r>
+      <w:r>
+        <w:t xml:space="preserve"> </w:t>
+      </w:r>
+      <w:r>
+        <w:t xml:space="preserve">institutional regime.</w:t>
+      </w:r>
+    </w:p>
+    <w:p>
+      <w:pPr>
+        <w:pStyle w:val="BodyText"/>
+      </w:pPr>
+      <w:r>
+        <w:t xml:space="preserve">The</w:t>
+      </w:r>
+      <w:r>
+        <w:t xml:space="preserve"> </w:t>
+      </w:r>
+      <w:r>
+        <w:rPr>
+          <w:iCs/>
+          <w:i/>
+        </w:rPr>
+        <w:t xml:space="preserve">Q</w:t>
+      </w:r>
+      <w:r>
+        <w:t xml:space="preserve">_M = 17.35 is statistically significant (</w:t>
       </w:r>
       <w:r>
         <w:rPr>
@@ -13394,55 +12496,98 @@
         <w:t xml:space="preserve"> </w:t>
       </w:r>
       <w:r>
-        <w:t xml:space="preserve">&lt;</w:t>
-      </w:r>
-      <w:r>
-        <w:t xml:space="preserve"> </w:t>
-      </w:r>
-      <w:r>
-        <w:t xml:space="preserve">.001) but do not differ significantly from each other. The non-monotone</w:t>
-      </w:r>
-      <w:r>
-        <w:t xml:space="preserve"> </w:t>
-      </w:r>
-      <w:r>
-        <w:t xml:space="preserve">ordering (Low &gt; Medium &lt; High) and small, non-significant contrasts</w:t>
-      </w:r>
-      <w:r>
-        <w:t xml:space="preserve"> </w:t>
-      </w:r>
-      <w:r>
-        <w:t xml:space="preserve">fail to support the predicted positive linear gradient. The cDAI × DPL</w:t>
-      </w:r>
-      <w:r>
-        <w:t xml:space="preserve"> </w:t>
-      </w:r>
-      <w:r>
-        <w:t xml:space="preserve">interaction cannot be reliably estimated in the current sample given the</w:t>
-      </w:r>
-      <w:r>
-        <w:t xml:space="preserve"> </w:t>
-      </w:r>
-      <w:r>
-        <w:t xml:space="preserve">non-significant main moderation. H3 is not supported: country-level</w:t>
-      </w:r>
-      <w:r>
-        <w:t xml:space="preserve"> </w:t>
-      </w:r>
-      <w:r>
-        <w:t xml:space="preserve">digital adoption (cDAI, measured via World Bank DAI / ITU Digital</w:t>
-      </w:r>
-      <w:r>
-        <w:t xml:space="preserve"> </w:t>
-      </w:r>
-      <w:r>
-        <w:t xml:space="preserve">Development Index) does not significantly amplify the pooled I→P effect</w:t>
-      </w:r>
-      <w:r>
-        <w:t xml:space="preserve"> </w:t>
-      </w:r>
-      <w:r>
-        <w:t xml:space="preserve">in this</w:t>
+        <w:t xml:space="preserve">= .002) but the</w:t>
+      </w:r>
+      <w:r>
+        <w:t xml:space="preserve"> </w:t>
+      </w:r>
+      <w:r>
+        <w:t xml:space="preserve">between-group pattern does not confirm the hypothesized monotone</w:t>
+      </w:r>
+      <w:r>
+        <w:t xml:space="preserve"> </w:t>
+      </w:r>
+      <w:r>
+        <w:t xml:space="preserve">gradient (I &gt; II &gt; III &gt; Frontier). Pairwise contrasts against Group</w:t>
+      </w:r>
+      <w:r>
+        <w:t xml:space="preserve"> </w:t>
+      </w:r>
+      <w:r>
+        <w:t xml:space="preserve">I (intercept) reveal that Group II (</w:t>
+      </w:r>
+      <w:r>
+        <w:rPr>
+          <w:iCs/>
+          <w:i/>
+        </w:rPr>
+        <w:t xml:space="preserve">p</w:t>
+      </w:r>
+      <w:r>
+        <w:t xml:space="preserve"> </w:t>
+      </w:r>
+      <w:r>
+        <w:t xml:space="preserve">= .581), Group III (</w:t>
+      </w:r>
+      <w:r>
+        <w:rPr>
+          <w:iCs/>
+          <w:i/>
+        </w:rPr>
+        <w:t xml:space="preserve">p</w:t>
+      </w:r>
+      <w:r>
+        <w:t xml:space="preserve"> </w:t>
+      </w:r>
+      <w:r>
+        <w:t xml:space="preserve">= .502),</w:t>
+      </w:r>
+      <w:r>
+        <w:t xml:space="preserve"> </w:t>
+      </w:r>
+      <w:r>
+        <w:t xml:space="preserve">and MX (</w:t>
+      </w:r>
+      <w:r>
+        <w:rPr>
+          <w:iCs/>
+          <w:i/>
+        </w:rPr>
+        <w:t xml:space="preserve">p</w:t>
+      </w:r>
+      <w:r>
+        <w:t xml:space="preserve"> </w:t>
+      </w:r>
+      <w:r>
+        <w:t xml:space="preserve">= .269) do not differ significantly from Advanced-Innovation</w:t>
+      </w:r>
+      <w:r>
+        <w:t xml:space="preserve"> </w:t>
+      </w:r>
+      <w:r>
+        <w:t xml:space="preserve">contexts. The only significant contrast is Group I vs. Frontier (b =</w:t>
+      </w:r>
+      <w:r>
+        <w:t xml:space="preserve"> </w:t>
+      </w:r>
+      <w:r>
+        <w:t xml:space="preserve">+0.285,</w:t>
+      </w:r>
+      <w:r>
+        <w:t xml:space="preserve"> </w:t>
+      </w:r>
+      <w:r>
+        <w:rPr>
+          <w:iCs/>
+          <w:i/>
+        </w:rPr>
+        <w:t xml:space="preserve">p</w:t>
+      </w:r>
+      <w:r>
+        <w:t xml:space="preserve"> </w:t>
+      </w:r>
+      <w:r>
+        <w:t xml:space="preserve">&lt; .001), driven entirely by the</w:t>
       </w:r>
       <w:r>
         <w:t xml:space="preserve"> </w:t>
@@ -13458,23 +12603,187 @@
         <w:t xml:space="preserve"> </w:t>
       </w:r>
       <w:r>
-        <w:t xml:space="preserve">= 238 sample. A larger sample with better resolution across</w:t>
-      </w:r>
-      <w:r>
-        <w:t xml:space="preserve"> </w:t>
-      </w:r>
-      <w:r>
-        <w:t xml:space="preserve">the cDAI spectrum is required to test the cDAI amplification (H3) gradient hypothesis.</w:t>
-      </w:r>
-    </w:p>
-    <w:bookmarkEnd w:id="43"/>
-    <w:bookmarkStart w:id="44" w:name="dpl-phase-moderation-h2"/>
+        <w:t xml:space="preserve">= 3 Frontier-group</w:t>
+      </w:r>
+      <w:r>
+        <w:t xml:space="preserve"> </w:t>
+      </w:r>
+      <w:r>
+        <w:t xml:space="preserve">estimate, which is dominated by one outlier study (Pouresmaeili et al.,</w:t>
+      </w:r>
+      <w:r>
+        <w:t xml:space="preserve"> </w:t>
+      </w:r>
+      <w:r>
+        <w:t xml:space="preserve">2018,</w:t>
+      </w:r>
+      <w:r>
+        <w:t xml:space="preserve"> </w:t>
+      </w:r>
+      <w:r>
+        <w:rPr>
+          <w:iCs/>
+          <w:i/>
+        </w:rPr>
+        <w:t xml:space="preserve">r</w:t>
+      </w:r>
+      <w:r>
+        <w:t xml:space="preserve"> </w:t>
+      </w:r>
+      <w:r>
+        <w:t xml:space="preserve">= 0.69). Excluding the Frontier group, no between-group</w:t>
+      </w:r>
+      <w:r>
+        <w:t xml:space="preserve"> </w:t>
+      </w:r>
+      <w:r>
+        <w:t xml:space="preserve">differences approach significance.</w:t>
+      </w:r>
+    </w:p>
+    <w:p>
+      <w:pPr>
+        <w:pStyle w:val="BodyText"/>
+      </w:pPr>
+      <w:r>
+        <w:t xml:space="preserve">Group I (k=139, primarily Western MNEs and Asian advanced economies)</w:t>
+      </w:r>
+      <w:r>
+        <w:t xml:space="preserve"> </w:t>
+      </w:r>
+      <w:r>
+        <w:t xml:space="preserve">shows the highest reliable I→P effect (</w:t>
+      </w:r>
+      <w:r>
+        <w:rPr>
+          <w:iCs/>
+          <w:i/>
+        </w:rPr>
+        <w:t xml:space="preserve">r̄</w:t>
+      </w:r>
+      <w:r>
+        <w:t xml:space="preserve"> </w:t>
+      </w:r>
+      <w:r>
+        <w:t xml:space="preserve">= 0.079), and Group III</w:t>
+      </w:r>
+      <w:r>
+        <w:t xml:space="preserve"> </w:t>
+      </w:r>
+      <w:r>
+        <w:t xml:space="preserve">(k=91, Emerging) shows</w:t>
+      </w:r>
+      <w:r>
+        <w:t xml:space="preserve"> </w:t>
+      </w:r>
+      <w:r>
+        <w:rPr>
+          <w:iCs/>
+          <w:i/>
+        </w:rPr>
+        <w:t xml:space="preserve">r̄</w:t>
+      </w:r>
+      <w:r>
+        <w:t xml:space="preserve"> </w:t>
+      </w:r>
+      <w:r>
+        <w:t xml:space="preserve">= 0.068, a difference of 0.011 that is</w:t>
+      </w:r>
+      <w:r>
+        <w:t xml:space="preserve"> </w:t>
+      </w:r>
+      <w:r>
+        <w:t xml:space="preserve">directionally consistent with CIMT but not statistically significant</w:t>
+      </w:r>
+      <w:r>
+        <w:t xml:space="preserve"> </w:t>
+      </w:r>
+      <w:r>
+        <w:t xml:space="preserve">given within-group heterogeneity. H1 (between-regime heterogeneity</w:t>
+      </w:r>
+      <w:r>
+        <w:t xml:space="preserve"> </w:t>
+      </w:r>
+      <w:r>
+        <w:rPr>
+          <w:iCs/>
+          <w:i/>
+        </w:rPr>
+        <w:t xml:space="preserve">Q</w:t>
+      </w:r>
+      <w:r>
+        <w:t xml:space="preserve">_M significant) is confirmed, establishing that I→P effect sizes</w:t>
+      </w:r>
+      <w:r>
+        <w:t xml:space="preserve"> </w:t>
+      </w:r>
+      <w:r>
+        <w:t xml:space="preserve">vary systematically across ICRV regimes. However, E1a's predicted</w:t>
+      </w:r>
+      <w:r>
+        <w:t xml:space="preserve"> </w:t>
+      </w:r>
+      <w:r>
+        <w:t xml:space="preserve">directional ordering (Advanced &gt; Emerging) and E1b's predicted Frontier</w:t>
+      </w:r>
+      <w:r>
+        <w:t xml:space="preserve"> </w:t>
+      </w:r>
+      <w:r>
+        <w:t xml:space="preserve">floor are not statistically confirmable at</w:t>
+      </w:r>
+      <w:r>
+        <w:t xml:space="preserve"> </w:t>
+      </w:r>
+      <w:r>
+        <w:rPr>
+          <w:iCs/>
+          <w:i/>
+        </w:rPr>
+        <w:t xml:space="preserve">k</w:t>
+      </w:r>
+      <w:r>
+        <w:t xml:space="preserve"> </w:t>
+      </w:r>
+      <w:r>
+        <w:t xml:space="preserve">= 3 Frontier. The</w:t>
+      </w:r>
+      <w:r>
+        <w:t xml:space="preserve"> </w:t>
+      </w:r>
+      <w:r>
+        <w:t xml:space="preserve">gradient-specific propositions require larger</w:t>
+      </w:r>
+      <w:r>
+        <w:t xml:space="preserve"> </w:t>
+      </w:r>
+      <w:r>
+        <w:rPr>
+          <w:iCs/>
+          <w:i/>
+        </w:rPr>
+        <w:t xml:space="preserve">k</w:t>
+      </w:r>
+      <w:r>
+        <w:t xml:space="preserve"> </w:t>
+      </w:r>
+      <w:r>
+        <w:t xml:space="preserve">per regime before they</w:t>
+      </w:r>
+      <w:r>
+        <w:t xml:space="preserve"> </w:t>
+      </w:r>
+      <w:r>
+        <w:t xml:space="preserve">can be properly tested.</w:t>
+      </w:r>
+    </w:p>
+    <w:bookmarkEnd w:id="42"/>
+    <w:bookmarkStart w:id="43" w:name="X541c92fe8ae9c523bbb1875dcc9c5525c218523"/>
     <w:p>
       <w:pPr>
         <w:pStyle w:val="Heading3"/>
       </w:pPr>
       <w:r>
-        <w:t xml:space="preserve">4.5 DPL Phase Moderation (H2)</w:t>
+        <w:t xml:space="preserve">4.4 cDAI Moderation (H3)</w:t>
       </w:r>
     </w:p>
     <w:p>
@@ -13489,7 +12798,7 @@
         <w:t xml:space="preserve">Q</w:t>
       </w:r>
       <w:r>
-        <w:t xml:space="preserve">_M(DPL) = 0.62 (</w:t>
+        <w:t xml:space="preserve">_M(cDAI) = 1.23 (</w:t>
       </w:r>
       <w:r>
         <w:rPr>
@@ -13518,7 +12827,7 @@
         <w:t xml:space="preserve"> </w:t>
       </w:r>
       <w:r>
-        <w:t xml:space="preserve">= .734). H2</w:t>
+        <w:t xml:space="preserve">= .541). H3</w:t>
       </w:r>
       <w:r>
         <w:t xml:space="preserve"> </w:t>
@@ -13539,11 +12848,60 @@
         <w:pStyle w:val="BodyText"/>
       </w:pPr>
       <w:r>
+        <w:t xml:space="preserve">Meta-regression with continuous cDAI score: β_cDAI = +0.003 (</w:t>
+      </w:r>
+      <w:r>
+        <w:rPr>
+          <w:iCs/>
+          <w:i/>
+        </w:rPr>
+        <w:t xml:space="preserve">SE</w:t>
+      </w:r>
+      <w:r>
+        <w:t xml:space="preserve"> </w:t>
+      </w:r>
+      <w:r>
+        <w:t xml:space="preserve">=</w:t>
+      </w:r>
+      <w:r>
+        <w:t xml:space="preserve"> </w:t>
+      </w:r>
+      <w:r>
+        <w:t xml:space="preserve">0.010,</w:t>
+      </w:r>
+      <w:r>
+        <w:t xml:space="preserve"> </w:t>
+      </w:r>
+      <w:r>
+        <w:rPr>
+          <w:iCs/>
+          <w:i/>
+        </w:rPr>
+        <w:t xml:space="preserve">p</w:t>
+      </w:r>
+      <w:r>
+        <w:t xml:space="preserve"> </w:t>
+      </w:r>
+      <w:r>
+        <w:t xml:space="preserve">= .744). Neither the categorical between-group test nor the</w:t>
+      </w:r>
+      <w:r>
+        <w:t xml:space="preserve"> </w:t>
+      </w:r>
+      <w:r>
+        <w:t xml:space="preserve">continuous linear trend shows significant cDAI moderation.</w:t>
+      </w:r>
+    </w:p>
+    <w:p>
+      <w:pPr>
+        <w:pStyle w:val="BodyText"/>
+      </w:pPr>
+      <w:r>
         <w:rPr>
           <w:bCs/>
           <w:b/>
         </w:rPr>
-        <w:t xml:space="preserve">Table 4.3, DPL phase subgroup</w:t>
+        <w:t xml:space="preserve">Table 4.2, cDAI subgroup</w:t>
       </w:r>
       <w:r>
         <w:t xml:space="preserve"> </w:t>
@@ -13559,17 +12917,16 @@
     <w:tbl>
       <w:tblPr>
         <w:tblStyle w:val="Table"/>
-        <w:tblW w:type="pct" w:w="5000"/>
+        <w:tblW w:type="auto" w:w="0"/>
         <w:tblLook w:firstRow="1" w:lastRow="0" w:firstColumn="0" w:lastColumn="0" w:noHBand="0" w:noVBand="0" w:val="0020"/>
         <w:jc w:val="start"/>
       </w:tblPr>
       <w:tblGrid>
-        <w:gridCol w:w="1120"/>
-        <w:gridCol w:w="2764"/>
-        <w:gridCol w:w="373"/>
-        <w:gridCol w:w="523"/>
-        <w:gridCol w:w="1344"/>
-        <w:gridCol w:w="1793"/>
+        <w:gridCol w:w="1584"/>
+        <w:gridCol w:w="1584"/>
+        <w:gridCol w:w="1584"/>
+        <w:gridCol w:w="1584"/>
+        <w:gridCol w:w="1584"/>
       </w:tblGrid>
       <w:tr>
         <w:trPr>
@@ -13583,19 +12940,7 @@
               <w:jc w:val="left"/>
             </w:pPr>
             <w:r>
-              <w:t xml:space="preserve">DPL Phase</w:t>
-            </w:r>
-          </w:p>
-        </w:tc>
-        <w:tc>
-          <w:tcPr/>
-          <w:p>
-            <w:pPr>
-              <w:pStyle w:val="Compact"/>
-              <w:jc w:val="left"/>
-            </w:pPr>
-            <w:r>
-              <w:t xml:space="preserve">Definition</w:t>
+              <w:t xml:space="preserve">cDAI Group</w:t>
             </w:r>
           </w:p>
         </w:tc>
@@ -13651,7 +12996,7 @@
               <w:jc w:val="left"/>
             </w:pPr>
             <w:r>
-              <w:t xml:space="preserve">Δ vs. PRE</w:t>
+              <w:t xml:space="preserve">Δ vs. Low</w:t>
             </w:r>
           </w:p>
         </w:tc>
@@ -13665,55 +13010,43 @@
               <w:jc w:val="left"/>
             </w:pPr>
             <w:r>
-              <w:t xml:space="preserve">Precede (PRE)</w:t>
-            </w:r>
-          </w:p>
-        </w:tc>
-        <w:tc>
-          <w:tcPr/>
-          <w:p>
-            <w:pPr>
-              <w:pStyle w:val="Compact"/>
-              <w:jc w:val="left"/>
-            </w:pPr>
-            <w:r>
-              <w:t xml:space="preserve">Sample data predominantly pre-2009</w:t>
-            </w:r>
-          </w:p>
-        </w:tc>
-        <w:tc>
-          <w:tcPr/>
-          <w:p>
-            <w:pPr>
-              <w:pStyle w:val="Compact"/>
-              <w:jc w:val="left"/>
-            </w:pPr>
-            <w:r>
-              <w:t xml:space="preserve">100</w:t>
-            </w:r>
-          </w:p>
-        </w:tc>
-        <w:tc>
-          <w:tcPr/>
-          <w:p>
-            <w:pPr>
-              <w:pStyle w:val="Compact"/>
-              <w:jc w:val="left"/>
-            </w:pPr>
-            <w:r>
-              <w:t xml:space="preserve">0.082</w:t>
-            </w:r>
-          </w:p>
-        </w:tc>
-        <w:tc>
-          <w:tcPr/>
-          <w:p>
-            <w:pPr>
-              <w:pStyle w:val="Compact"/>
-              <w:jc w:val="left"/>
-            </w:pPr>
-            <w:r>
-              <w:t xml:space="preserve">[0.057, 0.107]</w:t>
+              <w:t xml:space="preserve">Low</w:t>
+            </w:r>
+          </w:p>
+        </w:tc>
+        <w:tc>
+          <w:tcPr/>
+          <w:p>
+            <w:pPr>
+              <w:pStyle w:val="Compact"/>
+              <w:jc w:val="left"/>
+            </w:pPr>
+            <w:r>
+              <w:t xml:space="preserve">174</w:t>
+            </w:r>
+          </w:p>
+        </w:tc>
+        <w:tc>
+          <w:tcPr/>
+          <w:p>
+            <w:pPr>
+              <w:pStyle w:val="Compact"/>
+              <w:jc w:val="left"/>
+            </w:pPr>
+            <w:r>
+              <w:t xml:space="preserve">0.075</w:t>
+            </w:r>
+          </w:p>
+        </w:tc>
+        <w:tc>
+          <w:tcPr/>
+          <w:p>
+            <w:pPr>
+              <w:pStyle w:val="Compact"/>
+              <w:jc w:val="left"/>
+            </w:pPr>
+            <w:r>
+              <w:t xml:space="preserve">[0.056, 0.094]</w:t>
             </w:r>
           </w:p>
         </w:tc>
@@ -13739,67 +13072,55 @@
               <w:jc w:val="left"/>
             </w:pPr>
             <w:r>
-              <w:t xml:space="preserve">Span (SPN)</w:t>
-            </w:r>
-          </w:p>
-        </w:tc>
-        <w:tc>
-          <w:tcPr/>
-          <w:p>
-            <w:pPr>
-              <w:pStyle w:val="Compact"/>
-              <w:jc w:val="left"/>
-            </w:pPr>
-            <w:r>
-              <w:t xml:space="preserve">Sample spans the 2009 inflection</w:t>
-            </w:r>
-          </w:p>
-        </w:tc>
-        <w:tc>
-          <w:tcPr/>
-          <w:p>
-            <w:pPr>
-              <w:pStyle w:val="Compact"/>
-              <w:jc w:val="left"/>
-            </w:pPr>
-            <w:r>
-              <w:t xml:space="preserve">108</w:t>
-            </w:r>
-          </w:p>
-        </w:tc>
-        <w:tc>
-          <w:tcPr/>
-          <w:p>
-            <w:pPr>
-              <w:pStyle w:val="Compact"/>
-              <w:jc w:val="left"/>
-            </w:pPr>
-            <w:r>
-              <w:t xml:space="preserve">0.068</w:t>
-            </w:r>
-          </w:p>
-        </w:tc>
-        <w:tc>
-          <w:tcPr/>
-          <w:p>
-            <w:pPr>
-              <w:pStyle w:val="Compact"/>
-              <w:jc w:val="left"/>
-            </w:pPr>
-            <w:r>
-              <w:t xml:space="preserve">[0.045, 0.091]</w:t>
-            </w:r>
-          </w:p>
-        </w:tc>
-        <w:tc>
-          <w:tcPr/>
-          <w:p>
-            <w:pPr>
-              <w:pStyle w:val="Compact"/>
-              <w:jc w:val="left"/>
-            </w:pPr>
-            <w:r>
-              <w:t xml:space="preserve">b = −0.014,</w:t>
+              <w:t xml:space="preserve">Medium</w:t>
+            </w:r>
+          </w:p>
+        </w:tc>
+        <w:tc>
+          <w:tcPr/>
+          <w:p>
+            <w:pPr>
+              <w:pStyle w:val="Compact"/>
+              <w:jc w:val="left"/>
+            </w:pPr>
+            <w:r>
+              <w:t xml:space="preserve">76</w:t>
+            </w:r>
+          </w:p>
+        </w:tc>
+        <w:tc>
+          <w:tcPr/>
+          <w:p>
+            <w:pPr>
+              <w:pStyle w:val="Compact"/>
+              <w:jc w:val="left"/>
+            </w:pPr>
+            <w:r>
+              <w:t xml:space="preserve">0.063</w:t>
+            </w:r>
+          </w:p>
+        </w:tc>
+        <w:tc>
+          <w:tcPr/>
+          <w:p>
+            <w:pPr>
+              <w:pStyle w:val="Compact"/>
+              <w:jc w:val="left"/>
+            </w:pPr>
+            <w:r>
+              <w:t xml:space="preserve">[0.036, 0.090]</w:t>
+            </w:r>
+          </w:p>
+        </w:tc>
+        <w:tc>
+          <w:tcPr/>
+          <w:p>
+            <w:pPr>
+              <w:pStyle w:val="Compact"/>
+              <w:jc w:val="left"/>
+            </w:pPr>
+            <w:r>
+              <w:t xml:space="preserve">b = −0.012,</w:t>
             </w:r>
             <w:r>
               <w:t xml:space="preserve"> </w:t>
@@ -13815,7 +13136,7 @@
               <w:t xml:space="preserve"> </w:t>
             </w:r>
             <w:r>
-              <w:t xml:space="preserve">= .434</w:t>
+              <w:t xml:space="preserve">= .489</w:t>
             </w:r>
           </w:p>
         </w:tc>
@@ -13829,67 +13150,55 @@
               <w:jc w:val="left"/>
             </w:pPr>
             <w:r>
-              <w:t xml:space="preserve">Follow (FOL)</w:t>
-            </w:r>
-          </w:p>
-        </w:tc>
-        <w:tc>
-          <w:tcPr/>
-          <w:p>
-            <w:pPr>
-              <w:pStyle w:val="Compact"/>
-              <w:jc w:val="left"/>
-            </w:pPr>
-            <w:r>
-              <w:t xml:space="preserve">Sample data predominantly post-2014</w:t>
-            </w:r>
-          </w:p>
-        </w:tc>
-        <w:tc>
-          <w:tcPr/>
-          <w:p>
-            <w:pPr>
-              <w:pStyle w:val="Compact"/>
-              <w:jc w:val="left"/>
-            </w:pPr>
-            <w:r>
-              <w:t xml:space="preserve">80</w:t>
-            </w:r>
-          </w:p>
-        </w:tc>
-        <w:tc>
-          <w:tcPr/>
-          <w:p>
-            <w:pPr>
-              <w:pStyle w:val="Compact"/>
-              <w:jc w:val="left"/>
-            </w:pPr>
-            <w:r>
-              <w:t xml:space="preserve">0.073</w:t>
-            </w:r>
-          </w:p>
-        </w:tc>
-        <w:tc>
-          <w:tcPr/>
-          <w:p>
-            <w:pPr>
-              <w:pStyle w:val="Compact"/>
-              <w:jc w:val="left"/>
-            </w:pPr>
-            <w:r>
-              <w:t xml:space="preserve">[0.046, 0.100]</w:t>
-            </w:r>
-          </w:p>
-        </w:tc>
-        <w:tc>
-          <w:tcPr/>
-          <w:p>
-            <w:pPr>
-              <w:pStyle w:val="Compact"/>
-              <w:jc w:val="left"/>
-            </w:pPr>
-            <w:r>
-              <w:t xml:space="preserve">b = −0.009,</w:t>
+              <w:t xml:space="preserve">High</w:t>
+            </w:r>
+          </w:p>
+        </w:tc>
+        <w:tc>
+          <w:tcPr/>
+          <w:p>
+            <w:pPr>
+              <w:pStyle w:val="Compact"/>
+              <w:jc w:val="left"/>
+            </w:pPr>
+            <w:r>
+              <w:t xml:space="preserve">38</w:t>
+            </w:r>
+          </w:p>
+        </w:tc>
+        <w:tc>
+          <w:tcPr/>
+          <w:p>
+            <w:pPr>
+              <w:pStyle w:val="Compact"/>
+              <w:jc w:val="left"/>
+            </w:pPr>
+            <w:r>
+              <w:t xml:space="preserve">0.091</w:t>
+            </w:r>
+          </w:p>
+        </w:tc>
+        <w:tc>
+          <w:tcPr/>
+          <w:p>
+            <w:pPr>
+              <w:pStyle w:val="Compact"/>
+              <w:jc w:val="left"/>
+            </w:pPr>
+            <w:r>
+              <w:t xml:space="preserve">[0.052, 0.129]</w:t>
+            </w:r>
+          </w:p>
+        </w:tc>
+        <w:tc>
+          <w:tcPr/>
+          <w:p>
+            <w:pPr>
+              <w:pStyle w:val="Compact"/>
+              <w:jc w:val="left"/>
+            </w:pPr>
+            <w:r>
+              <w:t xml:space="preserve">b = +0.016,</w:t>
             </w:r>
             <w:r>
               <w:t xml:space="preserve"> </w:t>
@@ -13905,7 +13214,7 @@
               <w:t xml:space="preserve"> </w:t>
             </w:r>
             <w:r>
-              <w:t xml:space="preserve">= .645</w:t>
+              <w:t xml:space="preserve">= .469</w:t>
             </w:r>
           </w:p>
         </w:tc>
@@ -13916,23 +13225,7 @@
         <w:pStyle w:val="BodyText"/>
       </w:pPr>
       <w:r>
-        <w:t xml:space="preserve">Pairwise comparisons: PRE vs. FOL (</w:t>
-      </w:r>
-      <w:r>
-        <w:rPr>
-          <w:iCs/>
-          <w:i/>
-        </w:rPr>
-        <w:t xml:space="preserve">z</w:t>
-      </w:r>
-      <w:r>
-        <w:t xml:space="preserve"> </w:t>
-      </w:r>
-      <w:r>
-        <w:t xml:space="preserve">= 0.46,</w:t>
-      </w:r>
-      <w:r>
-        <w:t xml:space="preserve"> </w:t>
+        <w:t xml:space="preserve">The three cDAI subgroup means are all significantly positive (</w:t>
       </w:r>
       <w:r>
         <w:rPr>
@@ -13945,26 +13238,115 @@
         <w:t xml:space="preserve"> </w:t>
       </w:r>
       <w:r>
-        <w:t xml:space="preserve">= .645); PRE vs. SPN</w:t>
-      </w:r>
-      <w:r>
-        <w:t xml:space="preserve"> </w:t>
-      </w:r>
-      <w:r>
-        <w:t xml:space="preserve">(</w:t>
-      </w:r>
-      <w:r>
-        <w:rPr>
-          <w:iCs/>
-          <w:i/>
-        </w:rPr>
-        <w:t xml:space="preserve">z</w:t>
-      </w:r>
-      <w:r>
-        <w:t xml:space="preserve"> </w:t>
-      </w:r>
-      <w:r>
-        <w:t xml:space="preserve">= 0.78,</w:t>
+        <w:t xml:space="preserve">&lt;</w:t>
+      </w:r>
+      <w:r>
+        <w:t xml:space="preserve"> </w:t>
+      </w:r>
+      <w:r>
+        <w:t xml:space="preserve">.001) but do not differ significantly from each other. The non-monotone</w:t>
+      </w:r>
+      <w:r>
+        <w:t xml:space="preserve"> </w:t>
+      </w:r>
+      <w:r>
+        <w:t xml:space="preserve">ordering (Low &gt; Medium &lt; High) and small, non-significant contrasts</w:t>
+      </w:r>
+      <w:r>
+        <w:t xml:space="preserve"> </w:t>
+      </w:r>
+      <w:r>
+        <w:t xml:space="preserve">fail to support the predicted positive linear gradient. The cDAI × DPL</w:t>
+      </w:r>
+      <w:r>
+        <w:t xml:space="preserve"> </w:t>
+      </w:r>
+      <w:r>
+        <w:t xml:space="preserve">interaction cannot be reliably estimated in the current sample given the</w:t>
+      </w:r>
+      <w:r>
+        <w:t xml:space="preserve"> </w:t>
+      </w:r>
+      <w:r>
+        <w:t xml:space="preserve">non-significant main moderation. H3 is not supported: country-level</w:t>
+      </w:r>
+      <w:r>
+        <w:t xml:space="preserve"> </w:t>
+      </w:r>
+      <w:r>
+        <w:t xml:space="preserve">digital adoption (cDAI, measured via World Bank DAI / ITU Digital</w:t>
+      </w:r>
+      <w:r>
+        <w:t xml:space="preserve"> </w:t>
+      </w:r>
+      <w:r>
+        <w:t xml:space="preserve">Development Index) does not significantly amplify the pooled I→P effect</w:t>
+      </w:r>
+      <w:r>
+        <w:t xml:space="preserve"> </w:t>
+      </w:r>
+      <w:r>
+        <w:t xml:space="preserve">in this</w:t>
+      </w:r>
+      <w:r>
+        <w:t xml:space="preserve"> </w:t>
+      </w:r>
+      <w:r>
+        <w:rPr>
+          <w:iCs/>
+          <w:i/>
+        </w:rPr>
+        <w:t xml:space="preserve">k</w:t>
+      </w:r>
+      <w:r>
+        <w:t xml:space="preserve"> </w:t>
+      </w:r>
+      <w:r>
+        <w:t xml:space="preserve">= 238 sample. A larger sample with better resolution across</w:t>
+      </w:r>
+      <w:r>
+        <w:t xml:space="preserve"> </w:t>
+      </w:r>
+      <w:r>
+        <w:t xml:space="preserve">the cDAI spectrum is required to test the cDAI amplification (H3) gradient hypothesis.</w:t>
+      </w:r>
+    </w:p>
+    <w:bookmarkEnd w:id="43"/>
+    <w:bookmarkStart w:id="44" w:name="X0f13fb15b20194b37c5b9d050ad7a7079c0644a"/>
+    <w:p>
+      <w:pPr>
+        <w:pStyle w:val="Heading3"/>
+      </w:pPr>
+      <w:r>
+        <w:t xml:space="preserve">4.5 DPL Phase Moderation (H2)</w:t>
+      </w:r>
+    </w:p>
+    <w:p>
+      <w:pPr>
+        <w:pStyle w:val="FirstParagraph"/>
+      </w:pPr>
+      <w:r>
+        <w:rPr>
+          <w:iCs/>
+          <w:i/>
+        </w:rPr>
+        <w:t xml:space="preserve">Q</w:t>
+      </w:r>
+      <w:r>
+        <w:t xml:space="preserve">_M(DPL) = 0.62 (</w:t>
+      </w:r>
+      <w:r>
+        <w:rPr>
+          <w:iCs/>
+          <w:i/>
+        </w:rPr>
+        <w:t xml:space="preserve">df</w:t>
+      </w:r>
+      <w:r>
+        <w:t xml:space="preserve"> </w:t>
+      </w:r>
+      <w:r>
+        <w:t xml:space="preserve">= 2,</w:t>
       </w:r>
       <w:r>
         <w:t xml:space="preserve"> </w:t>
@@ -13980,176 +13362,7 @@
         <w:t xml:space="preserve"> </w:t>
       </w:r>
       <w:r>
-        <w:t xml:space="preserve">= .434); FOL vs. SPN (</w:t>
-      </w:r>
-      <w:r>
-        <w:rPr>
-          <w:iCs/>
-          <w:i/>
-        </w:rPr>
-        <w:t xml:space="preserve">z</w:t>
-      </w:r>
-      <w:r>
-        <w:t xml:space="preserve"> </w:t>
-      </w:r>
-      <w:r>
-        <w:t xml:space="preserve">= 0.28,</w:t>
-      </w:r>
-      <w:r>
-        <w:t xml:space="preserve"> </w:t>
-      </w:r>
-      <w:r>
-        <w:rPr>
-          <w:iCs/>
-          <w:i/>
-        </w:rPr>
-        <w:t xml:space="preserve">p</w:t>
-      </w:r>
-      <w:r>
-        <w:t xml:space="preserve"> </w:t>
-      </w:r>
-      <w:r>
-        <w:t xml:space="preserve">= .782). No</w:t>
-      </w:r>
-      <w:r>
-        <w:t xml:space="preserve"> </w:t>
-      </w:r>
-      <w:r>
-        <w:t xml:space="preserve">pairwise difference approaches significance.</w:t>
-      </w:r>
-    </w:p>
-    <w:p>
-      <w:pPr>
-        <w:pStyle w:val="BodyText"/>
-      </w:pPr>
-      <w:r>
-        <w:t xml:space="preserve">The ordering (PRE &gt; FOL &gt; SPN) is opposite to H2’s prediction (FOL &gt;</w:t>
-      </w:r>
-      <w:r>
-        <w:t xml:space="preserve"> </w:t>
-      </w:r>
-      <w:r>
-        <w:t xml:space="preserve">SPN &gt; PRE). However, the between-group differences are negligible and</w:t>
-      </w:r>
-      <w:r>
-        <w:t xml:space="preserve"> </w:t>
-      </w:r>
-      <w:r>
-        <w:t xml:space="preserve">non-significant, so this pattern should not be over-interpreted. The</w:t>
-      </w:r>
-      <w:r>
-        <w:t xml:space="preserve"> </w:t>
-      </w:r>
-      <w:r>
-        <w:t xml:space="preserve">null DPL result may reflect that the</w:t>
-      </w:r>
-      <w:r>
-        <w:t xml:space="preserve"> </w:t>
-      </w:r>
-      <w:r>
-        <w:rPr>
-          <w:iCs/>
-          <w:i/>
-        </w:rPr>
-        <w:t xml:space="preserve">k</w:t>
-      </w:r>
-      <w:r>
-        <w:t xml:space="preserve"> </w:t>
-      </w:r>
-      <w:r>
-        <w:t xml:space="preserve">= 238 sample does not have</w:t>
-      </w:r>
-      <w:r>
-        <w:t xml:space="preserve"> </w:t>
-      </w:r>
-      <w:r>
-        <w:t xml:space="preserve">sufficient power to detect small temporal trends, that DPL phase is</w:t>
-      </w:r>
-      <w:r>
-        <w:t xml:space="preserve"> </w:t>
-      </w:r>
-      <w:r>
-        <w:t xml:space="preserve">confounded with ICRV composition (pre-2009 studies concentrated in</w:t>
-      </w:r>
-      <w:r>
-        <w:t xml:space="preserve"> </w:t>
-      </w:r>
-      <w:r>
-        <w:t xml:space="preserve">advanced economies), or that the Digital Paradox Lifecycle inflection</w:t>
-      </w:r>
-      <w:r>
-        <w:t xml:space="preserve"> </w:t>
-      </w:r>
-      <w:r>
-        <w:t xml:space="preserve">does not manifest at meta-analytic resolution with the current sample</w:t>
-      </w:r>
-      <w:r>
-        <w:t xml:space="preserve"> </w:t>
-      </w:r>
-      <w:r>
-        <w:t xml:space="preserve">size. H2 is not supported.</w:t>
-      </w:r>
-    </w:p>
-    <w:p>
-      <w:pPr>
-        <w:pStyle w:val="BodyText"/>
-      </w:pPr>
-      <w:r>
-        <w:t xml:space="preserve">Figure 3: DPL phase moderation, pooled I→P effect by digital adoption</w:t>
-      </w:r>
-      <w:r>
-        <w:t xml:space="preserve"> </w:t>
-      </w:r>
-      <w:r>
-        <w:t xml:space="preserve">epoch</w:t>
-      </w:r>
-    </w:p>
-    <w:p>
-      <w:pPr>
-        <w:pStyle w:val="BodyText"/>
-      </w:pPr>
-      <w:r>
-        <w:rPr>
-          <w:iCs/>
-          <w:i/>
-        </w:rPr>
-        <w:t xml:space="preserve">Figure 3.</w:t>
-      </w:r>
-      <w:r>
-        <w:t xml:space="preserve"> </w:t>
-      </w:r>
-      <w:r>
-        <w:t xml:space="preserve">DPL phase subgroup results. Pooled effect sizes by Precede /</w:t>
-      </w:r>
-      <w:r>
-        <w:t xml:space="preserve"> </w:t>
-      </w:r>
-      <w:r>
-        <w:t xml:space="preserve">Span / Follow epoch with 95% CI. The between-phase differences are small</w:t>
-      </w:r>
-      <w:r>
-        <w:t xml:space="preserve"> </w:t>
-      </w:r>
-      <w:r>
-        <w:t xml:space="preserve">and non-significant.</w:t>
-      </w:r>
-    </w:p>
-    <w:bookmarkEnd w:id="44"/>
-    <w:bookmarkStart w:id="45" w:name="publication-bias-h4"/>
-    <w:p>
-      <w:pPr>
-        <w:pStyle w:val="Heading3"/>
-      </w:pPr>
-      <w:r>
-        <w:t xml:space="preserve">4.6 Publication Bias (H4)</w:t>
-      </w:r>
-    </w:p>
-    <w:p>
-      <w:pPr>
-        <w:pStyle w:val="FirstParagraph"/>
-      </w:pPr>
-      <w:r>
-        <w:t xml:space="preserve">H4</w:t>
+        <w:t xml:space="preserve">= .734). H2</w:t>
       </w:r>
       <w:r>
         <w:t xml:space="preserve"> </w:t>
@@ -14159,16 +13372,10 @@
           <w:bCs/>
           <w:b/>
         </w:rPr>
-        <w:t xml:space="preserve">supported</w:t>
-      </w:r>
-      <w:r>
-        <w:t xml:space="preserve">: multiple indicators consistently detect publication</w:t>
-      </w:r>
-      <w:r>
-        <w:t xml:space="preserve"> </w:t>
-      </w:r>
-      <w:r>
-        <w:t xml:space="preserve">bias, though the positive I→P effect survives correction.</w:t>
+        <w:t xml:space="preserve">not supported</w:t>
+      </w:r>
+      <w:r>
+        <w:t xml:space="preserve">.</w:t>
       </w:r>
     </w:p>
     <w:p>
@@ -14180,500 +13387,33 @@
           <w:bCs/>
           <w:b/>
         </w:rPr>
-        <w:t xml:space="preserve">Egger’s regression test</w:t>
-      </w:r>
-      <w:r>
-        <w:t xml:space="preserve"> </w:t>
-      </w:r>
-      <w:r>
-        <w:t xml:space="preserve">(SE as moderator):</w:t>
-      </w:r>
-      <w:r>
-        <w:t xml:space="preserve"> </w:t>
-      </w:r>
-      <w:r>
-        <w:rPr>
-          <w:iCs/>
-          <w:i/>
-        </w:rPr>
-        <w:t xml:space="preserve">b</w:t>
-      </w:r>
-      <w:r>
-        <w:t xml:space="preserve"> </w:t>
-      </w:r>
-      <w:r>
-        <w:t xml:space="preserve">= 0.487 (</w:t>
-      </w:r>
-      <w:r>
-        <w:rPr>
-          <w:iCs/>
-          <w:i/>
-        </w:rPr>
-        <w:t xml:space="preserve">SE</w:t>
-      </w:r>
-      <w:r>
-        <w:t xml:space="preserve"> </w:t>
-      </w:r>
-      <w:r>
-        <w:t xml:space="preserve">=</w:t>
-      </w:r>
-      <w:r>
-        <w:t xml:space="preserve"> </w:t>
-      </w:r>
-      <w:r>
-        <w:t xml:space="preserve">0.251,</w:t>
-      </w:r>
-      <w:r>
-        <w:t xml:space="preserve"> </w:t>
-      </w:r>
-      <w:r>
-        <w:rPr>
-          <w:iCs/>
-          <w:i/>
-        </w:rPr>
-        <w:t xml:space="preserve">p</w:t>
-      </w:r>
-      <w:r>
-        <w:t xml:space="preserve"> </w:t>
-      </w:r>
-      <w:r>
-        <w:t xml:space="preserve">= .052), just above the conventional α = .05 threshold; this</w:t>
-      </w:r>
-      <w:r>
-        <w:t xml:space="preserve"> </w:t>
-      </w:r>
-      <w:r>
-        <w:t xml:space="preserve">criterion does not reach statistical significance, and funnel asymmetry</w:t>
-      </w:r>
-      <w:r>
-        <w:t xml:space="preserve"> </w:t>
-      </w:r>
-      <w:r>
-        <w:t xml:space="preserve">by Egger’s test alone is not confirmed.</w:t>
-      </w:r>
-    </w:p>
-    <w:p>
-      <w:pPr>
-        <w:pStyle w:val="BodyText"/>
-      </w:pPr>
-      <w:r>
-        <w:rPr>
-          <w:bCs/>
-          <w:b/>
-        </w:rPr>
-        <w:t xml:space="preserve">Begg’s rank correlation</w:t>
-      </w:r>
-      <w:r>
-        <w:t xml:space="preserve"> </w:t>
-      </w:r>
-      <w:r>
-        <w:t xml:space="preserve">(Kendall’s τ): τ = −0.132,</w:t>
-      </w:r>
-      <w:r>
-        <w:t xml:space="preserve"> </w:t>
-      </w:r>
-      <w:r>
-        <w:rPr>
-          <w:iCs/>
-          <w:i/>
-        </w:rPr>
-        <w:t xml:space="preserve">p</w:t>
-      </w:r>
-      <w:r>
-        <w:t xml:space="preserve"> </w:t>
-      </w:r>
-      <w:r>
-        <w:t xml:space="preserve">= .001</w:t>
-      </w:r>
-      <w:r>
-        <w:t xml:space="preserve"> </w:t>
-      </w:r>
-      <w:r>
-        <w:t xml:space="preserve">significant funnel asymmetry; studies with larger standard errors</w:t>
-      </w:r>
-      <w:r>
-        <w:t xml:space="preserve"> </w:t>
-      </w:r>
-      <w:r>
-        <w:t xml:space="preserve">(smaller</w:t>
-      </w:r>
-      <w:r>
-        <w:t xml:space="preserve"> </w:t>
-      </w:r>
-      <w:r>
-        <w:rPr>
-          <w:iCs/>
-          <w:i/>
-        </w:rPr>
-        <w:t xml:space="preserve">n</w:t>
-      </w:r>
-      <w:r>
-        <w:t xml:space="preserve">) report systematically lower effect sizes, consistent with</w:t>
-      </w:r>
-      <w:r>
-        <w:t xml:space="preserve"> </w:t>
-      </w:r>
-      <w:r>
-        <w:t xml:space="preserve">publication bias against null or negative findings.</w:t>
-      </w:r>
-    </w:p>
-    <w:p>
-      <w:pPr>
-        <w:pStyle w:val="BodyText"/>
-      </w:pPr>
-      <w:r>
-        <w:rPr>
-          <w:bCs/>
-          <w:b/>
-        </w:rPr>
-        <w:t xml:space="preserve">Trim-and-fill</w:t>
-      </w:r>
-      <w:r>
-        <w:t xml:space="preserve">: imputes</w:t>
-      </w:r>
-      <w:r>
-        <w:t xml:space="preserve"> </w:t>
-      </w:r>
-      <w:r>
-        <w:rPr>
-          <w:iCs/>
-          <w:i/>
-        </w:rPr>
-        <w:t xml:space="preserve">k</w:t>
-      </w:r>
-      <w:r>
-        <w:t xml:space="preserve"> </w:t>
-      </w:r>
-      <w:r>
-        <w:t xml:space="preserve">= 57 missing studies (left side);</w:t>
-      </w:r>
-      <w:r>
-        <w:t xml:space="preserve"> </w:t>
-      </w:r>
-      <w:r>
-        <w:t xml:space="preserve">adjusted pooled</w:t>
-      </w:r>
-      <w:r>
-        <w:t xml:space="preserve"> </w:t>
-      </w:r>
-      <w:r>
-        <w:rPr>
-          <w:iCs/>
-          <w:i/>
-        </w:rPr>
-        <w:t xml:space="preserve">r̄</w:t>
-      </w:r>
-      <w:r>
-        <w:t xml:space="preserve"> </w:t>
-      </w:r>
-      <w:r>
-        <w:t xml:space="preserve">= 0.035 (95% CI [0.018, 0.051]), a conservative</w:t>
-      </w:r>
-      <w:r>
-        <w:t xml:space="preserve"> </w:t>
-      </w:r>
-      <w:r>
-        <w:t xml:space="preserve">lower bound. The effect remains positive and significant but is</w:t>
-      </w:r>
-      <w:r>
-        <w:t xml:space="preserve"> </w:t>
-      </w:r>
-      <w:r>
-        <w:t xml:space="preserve">substantially attenuated from the raw estimate (0.074 → 0.035).</w:t>
-      </w:r>
-    </w:p>
-    <w:p>
-      <w:pPr>
-        <w:pStyle w:val="BodyText"/>
-      </w:pPr>
-      <w:r>
-        <w:rPr>
-          <w:bCs/>
-          <w:b/>
-        </w:rPr>
-        <w:t xml:space="preserve">Fail-safe</w:t>
-      </w:r>
-      <w:r>
-        <w:rPr>
-          <w:bCs/>
-          <w:b/>
-        </w:rPr>
-        <w:t xml:space="preserve"> </w:t>
-      </w:r>
-      <w:r>
-        <w:rPr>
-          <w:iCs/>
-          <w:i/>
-          <w:bCs/>
-          <w:b/>
-        </w:rPr>
-        <w:t xml:space="preserve">N</w:t>
-      </w:r>
-      <w:r>
-        <w:t xml:space="preserve"> </w:t>
-      </w:r>
-      <w:r>
-        <w:t xml:space="preserve">(Rosenthal, 1991):</w:t>
-      </w:r>
-      <w:r>
-        <w:t xml:space="preserve"> </w:t>
-      </w:r>
-      <w:r>
-        <w:rPr>
-          <w:iCs/>
-          <w:i/>
-        </w:rPr>
-        <w:t xml:space="preserve">N</w:t>
-      </w:r>
-      <w:r>
-        <w:t xml:space="preserve"> </w:t>
-      </w:r>
-      <w:r>
-        <w:t xml:space="preserve">= 44,782, far exceeding the</w:t>
-      </w:r>
-      <w:r>
-        <w:t xml:space="preserve"> </w:t>
-      </w:r>
-      <w:r>
-        <w:t xml:space="preserve">criterion of 5</w:t>
-      </w:r>
-      <w:r>
-        <w:rPr>
-          <w:iCs/>
-          <w:i/>
-        </w:rPr>
-        <w:t xml:space="preserve">k</w:t>
-      </w:r>
-      <w:r>
-        <w:t xml:space="preserve"> </w:t>
-      </w:r>
-      <w:r>
-        <w:t xml:space="preserve">+ 10 = 1,195; even under extreme publication</w:t>
-      </w:r>
-      <w:r>
-        <w:t xml:space="preserve"> </w:t>
-      </w:r>
-      <w:r>
-        <w:t xml:space="preserve">suppression assumptions, a trivially small effect would require 44,782</w:t>
-      </w:r>
-      <w:r>
-        <w:t xml:space="preserve"> </w:t>
-      </w:r>
-      <w:r>
-        <w:t xml:space="preserve">unpublished null studies, implausible.</w:t>
-      </w:r>
-    </w:p>
-    <w:p>
-      <w:pPr>
-        <w:pStyle w:val="BodyText"/>
-      </w:pPr>
-      <w:r>
-        <w:t xml:space="preserve">The trim-and-fill correction (</w:t>
-      </w:r>
-      <w:r>
-        <w:rPr>
-          <w:iCs/>
-          <w:i/>
-        </w:rPr>
-        <w:t xml:space="preserve">k</w:t>
-      </w:r>
-      <w:r>
-        <w:t xml:space="preserve"> </w:t>
-      </w:r>
-      <w:r>
-        <w:t xml:space="preserve">= 57 imputed, adj.</w:t>
-      </w:r>
-      <w:r>
-        <w:t xml:space="preserve"> </w:t>
-      </w:r>
-      <w:r>
-        <w:rPr>
-          <w:iCs/>
-          <w:i/>
-        </w:rPr>
-        <w:t xml:space="preserve">r</w:t>
-      </w:r>
-      <w:r>
-        <w:t xml:space="preserve"> </w:t>
-      </w:r>
-      <w:r>
-        <w:t xml:space="preserve">= 0.035) is the</w:t>
-      </w:r>
-      <w:r>
-        <w:t xml:space="preserve"> </w:t>
-      </w:r>
-      <w:r>
-        <w:t xml:space="preserve">most conservative bias-corrected estimate and represents a meaningful</w:t>
-      </w:r>
-      <w:r>
-        <w:t xml:space="preserve"> </w:t>
-      </w:r>
-      <w:r>
-        <w:t xml:space="preserve">reduction from the raw</w:t>
-      </w:r>
-      <w:r>
-        <w:t xml:space="preserve"> </w:t>
-      </w:r>
-      <w:r>
-        <w:rPr>
-          <w:iCs/>
-          <w:i/>
-        </w:rPr>
-        <w:t xml:space="preserve">r</w:t>
-      </w:r>
-      <w:r>
-        <w:t xml:space="preserve"> </w:t>
-      </w:r>
-      <w:r>
-        <w:t xml:space="preserve">= 0.074. Together with the substantial</w:t>
-      </w:r>
-      <w:r>
-        <w:t xml:space="preserve"> </w:t>
-      </w:r>
-      <w:r>
-        <w:t xml:space="preserve">unexplained heterogeneity (</w:t>
-      </w:r>
-      <w:r>
-        <w:rPr>
-          <w:iCs/>
-          <w:i/>
-        </w:rPr>
-        <w:t xml:space="preserve">I</w:t>
-      </w:r>
-      <w:r>
-        <w:t xml:space="preserve">² = 62.4%) and non-significant moderator</w:t>
-      </w:r>
-      <w:r>
-        <w:t xml:space="preserve"> </w:t>
-      </w:r>
-      <w:r>
-        <w:t xml:space="preserve">tests (§§4.3–4.5), the publication bias evidence suggests that the</w:t>
-      </w:r>
-      <w:r>
-        <w:t xml:space="preserve"> </w:t>
-      </w:r>
-      <w:r>
-        <w:t xml:space="preserve">apparent average I→P effect is upwardly inflated in the published</w:t>
-      </w:r>
-      <w:r>
-        <w:t xml:space="preserve"> </w:t>
-      </w:r>
-      <w:r>
-        <w:t xml:space="preserve">literature. The true population effect may be closer to</w:t>
-      </w:r>
-      <w:r>
-        <w:t xml:space="preserve"> </w:t>
-      </w:r>
-      <w:r>
-        <w:rPr>
-          <w:iCs/>
-          <w:i/>
-        </w:rPr>
-        <w:t xml:space="preserve">r</w:t>
-      </w:r>
-      <w:r>
-        <w:t xml:space="preserve"> </w:t>
-      </w:r>
-      <w:r>
-        <w:t xml:space="preserve">≈ 0.035.</w:t>
-      </w:r>
-    </w:p>
-    <w:p>
-      <w:pPr>
-        <w:pStyle w:val="BodyText"/>
-      </w:pPr>
-      <w:r>
-        <w:t xml:space="preserve">Figure 5: Funnel plot with trim-and-fill imputed studies</w:t>
-      </w:r>
-    </w:p>
-    <w:p>
-      <w:pPr>
-        <w:pStyle w:val="BodyText"/>
-      </w:pPr>
-      <w:r>
-        <w:rPr>
-          <w:iCs/>
-          <w:i/>
-        </w:rPr>
-        <w:t xml:space="preserve">Figure 5.</w:t>
-      </w:r>
-      <w:r>
-        <w:t xml:space="preserve"> </w:t>
-      </w:r>
-      <w:r>
-        <w:t xml:space="preserve">Funnel plot of effect sizes against standard errors. Open</w:t>
-      </w:r>
-      <w:r>
-        <w:t xml:space="preserve"> </w:t>
-      </w:r>
-      <w:r>
-        <w:t xml:space="preserve">circles = original studies; filled circles = trim-and-fill imputed</w:t>
-      </w:r>
-      <w:r>
-        <w:t xml:space="preserve"> </w:t>
-      </w:r>
-      <w:r>
-        <w:t xml:space="preserve">studies (</w:t>
-      </w:r>
-      <w:r>
-        <w:rPr>
-          <w:iCs/>
-          <w:i/>
-        </w:rPr>
-        <w:t xml:space="preserve">k</w:t>
-      </w:r>
-      <w:r>
-        <w:t xml:space="preserve"> </w:t>
-      </w:r>
-      <w:r>
-        <w:t xml:space="preserve">= 57). Substantial left-side asymmetry is visible; the</w:t>
-      </w:r>
-      <w:r>
-        <w:t xml:space="preserve"> </w:t>
-      </w:r>
-      <w:r>
-        <w:t xml:space="preserve">adjusted pooled effect is</w:t>
-      </w:r>
-      <w:r>
-        <w:t xml:space="preserve"> </w:t>
-      </w:r>
-      <w:r>
-        <w:rPr>
-          <w:iCs/>
-          <w:i/>
-        </w:rPr>
-        <w:t xml:space="preserve">r</w:t>
-      </w:r>
-      <w:r>
-        <w:t xml:space="preserve"> </w:t>
-      </w:r>
-      <w:r>
-        <w:t xml:space="preserve">= 0.035.</w:t>
-      </w:r>
-    </w:p>
-    <w:bookmarkEnd w:id="45"/>
-    <w:bookmarkStart w:id="46" w:name="robustness"/>
-    <w:p>
-      <w:pPr>
-        <w:pStyle w:val="Heading3"/>
-      </w:pPr>
-      <w:r>
-        <w:t xml:space="preserve">4.7 Robustness</w:t>
+        <w:t xml:space="preserve">Table 4.3, DPL phase subgroup</w:t>
+      </w:r>
+      <w:r>
+        <w:t xml:space="preserve"> </w:t>
+      </w:r>
+      <w:r>
+        <w:rPr>
+          <w:iCs/>
+          <w:i/>
+        </w:rPr>
+        <w:t xml:space="preserve">(actual MARA output)</w:t>
       </w:r>
     </w:p>
     <w:tbl>
       <w:tblPr>
         <w:tblStyle w:val="Table"/>
-        <w:tblW w:type="pct" w:w="5000"/>
+        <w:tblW w:type="auto" w:w="0"/>
         <w:tblLook w:firstRow="1" w:lastRow="0" w:firstColumn="0" w:lastColumn="0" w:noHBand="0" w:noVBand="0" w:val="0020"/>
         <w:jc w:val="start"/>
       </w:tblPr>
       <w:tblGrid>
-        <w:gridCol w:w="2854"/>
-        <w:gridCol w:w="356"/>
-        <w:gridCol w:w="1284"/>
-        <w:gridCol w:w="1284"/>
-        <w:gridCol w:w="2140"/>
+        <w:gridCol w:w="1320"/>
+        <w:gridCol w:w="1320"/>
+        <w:gridCol w:w="1320"/>
+        <w:gridCol w:w="1320"/>
+        <w:gridCol w:w="1320"/>
+        <w:gridCol w:w="1320"/>
       </w:tblGrid>
       <w:tr>
         <w:trPr>
@@ -14687,19 +13427,35 @@
               <w:jc w:val="left"/>
             </w:pPr>
             <w:r>
-              <w:t xml:space="preserve">Check</w:t>
-            </w:r>
-          </w:p>
-        </w:tc>
-        <w:tc>
-          <w:tcPr/>
-          <w:p>
-            <w:pPr>
-              <w:pStyle w:val="Compact"/>
-              <w:jc w:val="left"/>
-            </w:pPr>
-            <w:r>
-              <w:t xml:space="preserve">K</w:t>
+              <w:t xml:space="preserve">DPL Phase</w:t>
+            </w:r>
+          </w:p>
+        </w:tc>
+        <w:tc>
+          <w:tcPr/>
+          <w:p>
+            <w:pPr>
+              <w:pStyle w:val="Compact"/>
+              <w:jc w:val="left"/>
+            </w:pPr>
+            <w:r>
+              <w:t xml:space="preserve">Definition</w:t>
+            </w:r>
+          </w:p>
+        </w:tc>
+        <w:tc>
+          <w:tcPr/>
+          <w:p>
+            <w:pPr>
+              <w:pStyle w:val="Compact"/>
+              <w:jc w:val="left"/>
+            </w:pPr>
+            <w:r>
+              <w:rPr>
+                <w:iCs/>
+                <w:i/>
+              </w:rPr>
+              <w:t xml:space="preserve">k</w:t>
             </w:r>
           </w:p>
         </w:tc>
@@ -14739,6 +13495,1094 @@
               <w:jc w:val="left"/>
             </w:pPr>
             <w:r>
+              <w:t xml:space="preserve">Δ vs. PRE</w:t>
+            </w:r>
+          </w:p>
+        </w:tc>
+      </w:tr>
+      <w:tr>
+        <w:tc>
+          <w:tcPr/>
+          <w:p>
+            <w:pPr>
+              <w:pStyle w:val="Compact"/>
+              <w:jc w:val="left"/>
+            </w:pPr>
+            <w:r>
+              <w:t xml:space="preserve">Precede (PRE)</w:t>
+            </w:r>
+          </w:p>
+        </w:tc>
+        <w:tc>
+          <w:tcPr/>
+          <w:p>
+            <w:pPr>
+              <w:pStyle w:val="Compact"/>
+              <w:jc w:val="left"/>
+            </w:pPr>
+            <w:r>
+              <w:t xml:space="preserve">Sample data predominantly pre-2009</w:t>
+            </w:r>
+          </w:p>
+        </w:tc>
+        <w:tc>
+          <w:tcPr/>
+          <w:p>
+            <w:pPr>
+              <w:pStyle w:val="Compact"/>
+              <w:jc w:val="left"/>
+            </w:pPr>
+            <w:r>
+              <w:t xml:space="preserve">100</w:t>
+            </w:r>
+          </w:p>
+        </w:tc>
+        <w:tc>
+          <w:tcPr/>
+          <w:p>
+            <w:pPr>
+              <w:pStyle w:val="Compact"/>
+              <w:jc w:val="left"/>
+            </w:pPr>
+            <w:r>
+              <w:t xml:space="preserve">0.082</w:t>
+            </w:r>
+          </w:p>
+        </w:tc>
+        <w:tc>
+          <w:tcPr/>
+          <w:p>
+            <w:pPr>
+              <w:pStyle w:val="Compact"/>
+              <w:jc w:val="left"/>
+            </w:pPr>
+            <w:r>
+              <w:t xml:space="preserve">[0.057, 0.107]</w:t>
+            </w:r>
+          </w:p>
+        </w:tc>
+        <w:tc>
+          <w:tcPr/>
+          <w:p>
+            <w:pPr>
+              <w:pStyle w:val="Compact"/>
+              <w:jc w:val="left"/>
+            </w:pPr>
+            <w:r>
+              <w:t xml:space="preserve">,</w:t>
+            </w:r>
+          </w:p>
+        </w:tc>
+      </w:tr>
+      <w:tr>
+        <w:tc>
+          <w:tcPr/>
+          <w:p>
+            <w:pPr>
+              <w:pStyle w:val="Compact"/>
+              <w:jc w:val="left"/>
+            </w:pPr>
+            <w:r>
+              <w:t xml:space="preserve">Span (SPN)</w:t>
+            </w:r>
+          </w:p>
+        </w:tc>
+        <w:tc>
+          <w:tcPr/>
+          <w:p>
+            <w:pPr>
+              <w:pStyle w:val="Compact"/>
+              <w:jc w:val="left"/>
+            </w:pPr>
+            <w:r>
+              <w:t xml:space="preserve">Sample spans the 2009 inflection</w:t>
+            </w:r>
+          </w:p>
+        </w:tc>
+        <w:tc>
+          <w:tcPr/>
+          <w:p>
+            <w:pPr>
+              <w:pStyle w:val="Compact"/>
+              <w:jc w:val="left"/>
+            </w:pPr>
+            <w:r>
+              <w:t xml:space="preserve">108</w:t>
+            </w:r>
+          </w:p>
+        </w:tc>
+        <w:tc>
+          <w:tcPr/>
+          <w:p>
+            <w:pPr>
+              <w:pStyle w:val="Compact"/>
+              <w:jc w:val="left"/>
+            </w:pPr>
+            <w:r>
+              <w:t xml:space="preserve">0.068</w:t>
+            </w:r>
+          </w:p>
+        </w:tc>
+        <w:tc>
+          <w:tcPr/>
+          <w:p>
+            <w:pPr>
+              <w:pStyle w:val="Compact"/>
+              <w:jc w:val="left"/>
+            </w:pPr>
+            <w:r>
+              <w:t xml:space="preserve">[0.045, 0.091]</w:t>
+            </w:r>
+          </w:p>
+        </w:tc>
+        <w:tc>
+          <w:tcPr/>
+          <w:p>
+            <w:pPr>
+              <w:pStyle w:val="Compact"/>
+              <w:jc w:val="left"/>
+            </w:pPr>
+            <w:r>
+              <w:t xml:space="preserve">b = −0.014,</w:t>
+            </w:r>
+            <w:r>
+              <w:t xml:space="preserve"> </w:t>
+            </w:r>
+            <w:r>
+              <w:rPr>
+                <w:iCs/>
+                <w:i/>
+              </w:rPr>
+              <w:t xml:space="preserve">p</w:t>
+            </w:r>
+            <w:r>
+              <w:t xml:space="preserve"> </w:t>
+            </w:r>
+            <w:r>
+              <w:t xml:space="preserve">= .434</w:t>
+            </w:r>
+          </w:p>
+        </w:tc>
+      </w:tr>
+      <w:tr>
+        <w:tc>
+          <w:tcPr/>
+          <w:p>
+            <w:pPr>
+              <w:pStyle w:val="Compact"/>
+              <w:jc w:val="left"/>
+            </w:pPr>
+            <w:r>
+              <w:t xml:space="preserve">Follow (FOL)</w:t>
+            </w:r>
+          </w:p>
+        </w:tc>
+        <w:tc>
+          <w:tcPr/>
+          <w:p>
+            <w:pPr>
+              <w:pStyle w:val="Compact"/>
+              <w:jc w:val="left"/>
+            </w:pPr>
+            <w:r>
+              <w:t xml:space="preserve">Sample data predominantly post-2014</w:t>
+            </w:r>
+          </w:p>
+        </w:tc>
+        <w:tc>
+          <w:tcPr/>
+          <w:p>
+            <w:pPr>
+              <w:pStyle w:val="Compact"/>
+              <w:jc w:val="left"/>
+            </w:pPr>
+            <w:r>
+              <w:t xml:space="preserve">80</w:t>
+            </w:r>
+          </w:p>
+        </w:tc>
+        <w:tc>
+          <w:tcPr/>
+          <w:p>
+            <w:pPr>
+              <w:pStyle w:val="Compact"/>
+              <w:jc w:val="left"/>
+            </w:pPr>
+            <w:r>
+              <w:t xml:space="preserve">0.073</w:t>
+            </w:r>
+          </w:p>
+        </w:tc>
+        <w:tc>
+          <w:tcPr/>
+          <w:p>
+            <w:pPr>
+              <w:pStyle w:val="Compact"/>
+              <w:jc w:val="left"/>
+            </w:pPr>
+            <w:r>
+              <w:t xml:space="preserve">[0.046, 0.100]</w:t>
+            </w:r>
+          </w:p>
+        </w:tc>
+        <w:tc>
+          <w:tcPr/>
+          <w:p>
+            <w:pPr>
+              <w:pStyle w:val="Compact"/>
+              <w:jc w:val="left"/>
+            </w:pPr>
+            <w:r>
+              <w:t xml:space="preserve">b = −0.009,</w:t>
+            </w:r>
+            <w:r>
+              <w:t xml:space="preserve"> </w:t>
+            </w:r>
+            <w:r>
+              <w:rPr>
+                <w:iCs/>
+                <w:i/>
+              </w:rPr>
+              <w:t xml:space="preserve">p</w:t>
+            </w:r>
+            <w:r>
+              <w:t xml:space="preserve"> </w:t>
+            </w:r>
+            <w:r>
+              <w:t xml:space="preserve">= .645</w:t>
+            </w:r>
+          </w:p>
+        </w:tc>
+      </w:tr>
+    </w:tbl>
+    <w:p>
+      <w:pPr>
+        <w:pStyle w:val="BodyText"/>
+      </w:pPr>
+      <w:r>
+        <w:t xml:space="preserve">Pairwise comparisons: PRE vs. FOL (</w:t>
+      </w:r>
+      <w:r>
+        <w:rPr>
+          <w:iCs/>
+          <w:i/>
+        </w:rPr>
+        <w:t xml:space="preserve">z</w:t>
+      </w:r>
+      <w:r>
+        <w:t xml:space="preserve"> </w:t>
+      </w:r>
+      <w:r>
+        <w:t xml:space="preserve">= 0.46,</w:t>
+      </w:r>
+      <w:r>
+        <w:t xml:space="preserve"> </w:t>
+      </w:r>
+      <w:r>
+        <w:rPr>
+          <w:iCs/>
+          <w:i/>
+        </w:rPr>
+        <w:t xml:space="preserve">p</w:t>
+      </w:r>
+      <w:r>
+        <w:t xml:space="preserve"> </w:t>
+      </w:r>
+      <w:r>
+        <w:t xml:space="preserve">= .645); PRE vs. SPN</w:t>
+      </w:r>
+      <w:r>
+        <w:t xml:space="preserve"> </w:t>
+      </w:r>
+      <w:r>
+        <w:t xml:space="preserve">(</w:t>
+      </w:r>
+      <w:r>
+        <w:rPr>
+          <w:iCs/>
+          <w:i/>
+        </w:rPr>
+        <w:t xml:space="preserve">z</w:t>
+      </w:r>
+      <w:r>
+        <w:t xml:space="preserve"> </w:t>
+      </w:r>
+      <w:r>
+        <w:t xml:space="preserve">= 0.78,</w:t>
+      </w:r>
+      <w:r>
+        <w:t xml:space="preserve"> </w:t>
+      </w:r>
+      <w:r>
+        <w:rPr>
+          <w:iCs/>
+          <w:i/>
+        </w:rPr>
+        <w:t xml:space="preserve">p</w:t>
+      </w:r>
+      <w:r>
+        <w:t xml:space="preserve"> </w:t>
+      </w:r>
+      <w:r>
+        <w:t xml:space="preserve">= .434); FOL vs. SPN (</w:t>
+      </w:r>
+      <w:r>
+        <w:rPr>
+          <w:iCs/>
+          <w:i/>
+        </w:rPr>
+        <w:t xml:space="preserve">z</w:t>
+      </w:r>
+      <w:r>
+        <w:t xml:space="preserve"> </w:t>
+      </w:r>
+      <w:r>
+        <w:t xml:space="preserve">= 0.28,</w:t>
+      </w:r>
+      <w:r>
+        <w:t xml:space="preserve"> </w:t>
+      </w:r>
+      <w:r>
+        <w:rPr>
+          <w:iCs/>
+          <w:i/>
+        </w:rPr>
+        <w:t xml:space="preserve">p</w:t>
+      </w:r>
+      <w:r>
+        <w:t xml:space="preserve"> </w:t>
+      </w:r>
+      <w:r>
+        <w:t xml:space="preserve">= .782). No</w:t>
+      </w:r>
+      <w:r>
+        <w:t xml:space="preserve"> </w:t>
+      </w:r>
+      <w:r>
+        <w:t xml:space="preserve">pairwise difference approaches significance.</w:t>
+      </w:r>
+    </w:p>
+    <w:p>
+      <w:pPr>
+        <w:pStyle w:val="BodyText"/>
+      </w:pPr>
+      <w:r>
+        <w:t xml:space="preserve">The ordering (PRE &gt; FOL &gt; SPN) is opposite to H2's prediction (FOL &gt;</w:t>
+      </w:r>
+      <w:r>
+        <w:t xml:space="preserve"> </w:t>
+      </w:r>
+      <w:r>
+        <w:t xml:space="preserve">SPN &gt; PRE). However, the between-group differences are negligible and</w:t>
+      </w:r>
+      <w:r>
+        <w:t xml:space="preserve"> </w:t>
+      </w:r>
+      <w:r>
+        <w:t xml:space="preserve">non-significant, so this pattern should not be over-interpreted. The</w:t>
+      </w:r>
+      <w:r>
+        <w:t xml:space="preserve"> </w:t>
+      </w:r>
+      <w:r>
+        <w:t xml:space="preserve">null DPL result may reflect that the</w:t>
+      </w:r>
+      <w:r>
+        <w:t xml:space="preserve"> </w:t>
+      </w:r>
+      <w:r>
+        <w:rPr>
+          <w:iCs/>
+          <w:i/>
+        </w:rPr>
+        <w:t xml:space="preserve">k</w:t>
+      </w:r>
+      <w:r>
+        <w:t xml:space="preserve"> </w:t>
+      </w:r>
+      <w:r>
+        <w:t xml:space="preserve">= 238 sample does not have</w:t>
+      </w:r>
+      <w:r>
+        <w:t xml:space="preserve"> </w:t>
+      </w:r>
+      <w:r>
+        <w:t xml:space="preserve">sufficient power to detect small temporal trends, that DPL phase is</w:t>
+      </w:r>
+      <w:r>
+        <w:t xml:space="preserve"> </w:t>
+      </w:r>
+      <w:r>
+        <w:t xml:space="preserve">confounded with ICRV composition (pre-2009 studies concentrated in</w:t>
+      </w:r>
+      <w:r>
+        <w:t xml:space="preserve"> </w:t>
+      </w:r>
+      <w:r>
+        <w:t xml:space="preserve">advanced economies), or that the Digital Paradox Lifecycle inflection</w:t>
+      </w:r>
+      <w:r>
+        <w:t xml:space="preserve"> </w:t>
+      </w:r>
+      <w:r>
+        <w:t xml:space="preserve">does not manifest at meta-analytic resolution with the current sample</w:t>
+      </w:r>
+      <w:r>
+        <w:t xml:space="preserve"> </w:t>
+      </w:r>
+      <w:r>
+        <w:t xml:space="preserve">size. H2 is not supported.</w:t>
+      </w:r>
+    </w:p>
+    <w:p>
+      <w:pPr>
+        <w:pStyle w:val="BodyText"/>
+      </w:pPr>
+      <w:r>
+        <w:t xml:space="preserve">Figure 3: DPL phase moderation, pooled I→P effect by digital adoption</w:t>
+      </w:r>
+      <w:r>
+        <w:t xml:space="preserve"> </w:t>
+      </w:r>
+      <w:r>
+        <w:t xml:space="preserve">epoch</w:t>
+      </w:r>
+    </w:p>
+    <w:p>
+      <w:pPr>
+        <w:pStyle w:val="BodyText"/>
+      </w:pPr>
+      <w:r>
+        <w:rPr>
+          <w:iCs/>
+          <w:i/>
+        </w:rPr>
+        <w:t xml:space="preserve">Figure 3.</w:t>
+      </w:r>
+      <w:r>
+        <w:t xml:space="preserve"> </w:t>
+      </w:r>
+      <w:r>
+        <w:t xml:space="preserve">DPL phase subgroup results. Pooled effect sizes by Precede /</w:t>
+      </w:r>
+      <w:r>
+        <w:t xml:space="preserve"> </w:t>
+      </w:r>
+      <w:r>
+        <w:t xml:space="preserve">Span / Follow epoch with 95% CI. The between-phase differences are small</w:t>
+      </w:r>
+      <w:r>
+        <w:t xml:space="preserve"> </w:t>
+      </w:r>
+      <w:r>
+        <w:t xml:space="preserve">and non-significant.</w:t>
+      </w:r>
+    </w:p>
+    <w:bookmarkEnd w:id="44"/>
+    <w:bookmarkStart w:id="45" w:name="X19c46ecf699f27e790e5a8fa6520cb51f104e4a"/>
+    <w:p>
+      <w:pPr>
+        <w:pStyle w:val="Heading3"/>
+      </w:pPr>
+      <w:r>
+        <w:t xml:space="preserve">4.6 Publication Bias (H4)</w:t>
+      </w:r>
+    </w:p>
+    <w:p>
+      <w:pPr>
+        <w:pStyle w:val="FirstParagraph"/>
+      </w:pPr>
+      <w:r>
+        <w:t xml:space="preserve">H4</w:t>
+      </w:r>
+      <w:r>
+        <w:t xml:space="preserve"> </w:t>
+      </w:r>
+      <w:r>
+        <w:rPr>
+          <w:bCs/>
+          <w:b/>
+        </w:rPr>
+        <w:t xml:space="preserve">supported</w:t>
+      </w:r>
+      <w:r>
+        <w:t xml:space="preserve">: multiple indicators consistently detect publication</w:t>
+      </w:r>
+      <w:r>
+        <w:t xml:space="preserve"> </w:t>
+      </w:r>
+      <w:r>
+        <w:t xml:space="preserve">bias, though the positive I→P effect survives correction.</w:t>
+      </w:r>
+    </w:p>
+    <w:p>
+      <w:pPr>
+        <w:pStyle w:val="BodyText"/>
+      </w:pPr>
+      <w:r>
+        <w:rPr>
+          <w:bCs/>
+          <w:b/>
+        </w:rPr>
+        <w:t xml:space="preserve">Egger's regression test</w:t>
+      </w:r>
+      <w:r>
+        <w:t xml:space="preserve"> </w:t>
+      </w:r>
+      <w:r>
+        <w:t xml:space="preserve">(SE as moderator):</w:t>
+      </w:r>
+      <w:r>
+        <w:t xml:space="preserve"> </w:t>
+      </w:r>
+      <w:r>
+        <w:rPr>
+          <w:iCs/>
+          <w:i/>
+        </w:rPr>
+        <w:t xml:space="preserve">b</w:t>
+      </w:r>
+      <w:r>
+        <w:t xml:space="preserve"> </w:t>
+      </w:r>
+      <w:r>
+        <w:t xml:space="preserve">= 0.487 (</w:t>
+      </w:r>
+      <w:r>
+        <w:rPr>
+          <w:iCs/>
+          <w:i/>
+        </w:rPr>
+        <w:t xml:space="preserve">SE</w:t>
+      </w:r>
+      <w:r>
+        <w:t xml:space="preserve"> </w:t>
+      </w:r>
+      <w:r>
+        <w:t xml:space="preserve">=</w:t>
+      </w:r>
+      <w:r>
+        <w:t xml:space="preserve"> </w:t>
+      </w:r>
+      <w:r>
+        <w:t xml:space="preserve">0.251,</w:t>
+      </w:r>
+      <w:r>
+        <w:t xml:space="preserve"> </w:t>
+      </w:r>
+      <w:r>
+        <w:rPr>
+          <w:iCs/>
+          <w:i/>
+        </w:rPr>
+        <w:t xml:space="preserve">p</w:t>
+      </w:r>
+      <w:r>
+        <w:t xml:space="preserve"> </w:t>
+      </w:r>
+      <w:r>
+        <w:t xml:space="preserve">= .052), just above the conventional α = .05 threshold; this</w:t>
+      </w:r>
+      <w:r>
+        <w:t xml:space="preserve"> </w:t>
+      </w:r>
+      <w:r>
+        <w:t xml:space="preserve">criterion does not reach statistical significance, and funnel asymmetry</w:t>
+      </w:r>
+      <w:r>
+        <w:t xml:space="preserve"> </w:t>
+      </w:r>
+      <w:r>
+        <w:t xml:space="preserve">by Egger's test alone is not confirmed.</w:t>
+      </w:r>
+    </w:p>
+    <w:p>
+      <w:pPr>
+        <w:pStyle w:val="BodyText"/>
+      </w:pPr>
+      <w:r>
+        <w:rPr>
+          <w:bCs/>
+          <w:b/>
+        </w:rPr>
+        <w:t xml:space="preserve">Begg's rank correlation</w:t>
+      </w:r>
+      <w:r>
+        <w:t xml:space="preserve"> </w:t>
+      </w:r>
+      <w:r>
+        <w:t xml:space="preserve">(Kendall's τ): τ = −0.132,</w:t>
+      </w:r>
+      <w:r>
+        <w:t xml:space="preserve"> </w:t>
+      </w:r>
+      <w:r>
+        <w:rPr>
+          <w:iCs/>
+          <w:i/>
+        </w:rPr>
+        <w:t xml:space="preserve">p</w:t>
+      </w:r>
+      <w:r>
+        <w:t xml:space="preserve"> </w:t>
+      </w:r>
+      <w:r>
+        <w:t xml:space="preserve">= .001</w:t>
+      </w:r>
+      <w:r>
+        <w:t xml:space="preserve"> </w:t>
+      </w:r>
+      <w:r>
+        <w:t xml:space="preserve">significant funnel asymmetry; studies with larger standard errors</w:t>
+      </w:r>
+      <w:r>
+        <w:t xml:space="preserve"> </w:t>
+      </w:r>
+      <w:r>
+        <w:t xml:space="preserve">(smaller</w:t>
+      </w:r>
+      <w:r>
+        <w:t xml:space="preserve"> </w:t>
+      </w:r>
+      <w:r>
+        <w:rPr>
+          <w:iCs/>
+          <w:i/>
+        </w:rPr>
+        <w:t xml:space="preserve">n</w:t>
+      </w:r>
+      <w:r>
+        <w:t xml:space="preserve">) report systematically lower effect sizes, consistent with</w:t>
+      </w:r>
+      <w:r>
+        <w:t xml:space="preserve"> </w:t>
+      </w:r>
+      <w:r>
+        <w:t xml:space="preserve">publication bias against null or negative findings.</w:t>
+      </w:r>
+    </w:p>
+    <w:p>
+      <w:pPr>
+        <w:pStyle w:val="BodyText"/>
+      </w:pPr>
+      <w:r>
+        <w:rPr>
+          <w:bCs/>
+          <w:b/>
+        </w:rPr>
+        <w:t xml:space="preserve">Trim-and-fill</w:t>
+      </w:r>
+      <w:r>
+        <w:t xml:space="preserve">: imputes</w:t>
+      </w:r>
+      <w:r>
+        <w:t xml:space="preserve"> </w:t>
+      </w:r>
+      <w:r>
+        <w:rPr>
+          <w:iCs/>
+          <w:i/>
+        </w:rPr>
+        <w:t xml:space="preserve">k</w:t>
+      </w:r>
+      <w:r>
+        <w:t xml:space="preserve"> </w:t>
+      </w:r>
+      <w:r>
+        <w:t xml:space="preserve">= 57 missing studies (left side);</w:t>
+      </w:r>
+      <w:r>
+        <w:t xml:space="preserve"> </w:t>
+      </w:r>
+      <w:r>
+        <w:t xml:space="preserve">adjusted pooled</w:t>
+      </w:r>
+      <w:r>
+        <w:t xml:space="preserve"> </w:t>
+      </w:r>
+      <w:r>
+        <w:rPr>
+          <w:iCs/>
+          <w:i/>
+        </w:rPr>
+        <w:t xml:space="preserve">r̄</w:t>
+      </w:r>
+      <w:r>
+        <w:t xml:space="preserve"> </w:t>
+      </w:r>
+      <w:r>
+        <w:t xml:space="preserve">= 0.035 (95% CI [0.018, 0.051]), a conservative</w:t>
+      </w:r>
+      <w:r>
+        <w:t xml:space="preserve"> </w:t>
+      </w:r>
+      <w:r>
+        <w:t xml:space="preserve">lower bound. The effect remains positive and significant but is</w:t>
+      </w:r>
+      <w:r>
+        <w:t xml:space="preserve"> </w:t>
+      </w:r>
+      <w:r>
+        <w:t xml:space="preserve">substantially attenuated from the raw estimate (0.074 → 0.035).</w:t>
+      </w:r>
+    </w:p>
+    <w:p>
+      <w:pPr>
+        <w:pStyle w:val="BodyText"/>
+      </w:pPr>
+      <w:r>
+        <w:rPr>
+          <w:bCs/>
+          <w:b/>
+        </w:rPr>
+        <w:t xml:space="preserve">Fail-safe</w:t>
+      </w:r>
+      <w:r>
+        <w:rPr>
+          <w:bCs/>
+          <w:b/>
+        </w:rPr>
+        <w:t xml:space="preserve"> </w:t>
+      </w:r>
+      <w:r>
+        <w:rPr>
+          <w:iCs/>
+          <w:i/>
+          <w:bCs/>
+          <w:b/>
+        </w:rPr>
+        <w:t xml:space="preserve">N</w:t>
+      </w:r>
+      <w:r>
+        <w:t xml:space="preserve"> </w:t>
+      </w:r>
+      <w:r>
+        <w:t xml:space="preserve">(Rosenthal, 1991):</w:t>
+      </w:r>
+      <w:r>
+        <w:t xml:space="preserve"> </w:t>
+      </w:r>
+      <w:r>
+        <w:rPr>
+          <w:iCs/>
+          <w:i/>
+        </w:rPr>
+        <w:t xml:space="preserve">N</w:t>
+      </w:r>
+      <w:r>
+        <w:t xml:space="preserve"> </w:t>
+      </w:r>
+      <w:r>
+        <w:t xml:space="preserve">= 44,782, far exceeding the</w:t>
+      </w:r>
+      <w:r>
+        <w:t xml:space="preserve"> </w:t>
+      </w:r>
+      <w:r>
+        <w:t xml:space="preserve">criterion of 5</w:t>
+      </w:r>
+      <w:r>
+        <w:rPr>
+          <w:iCs/>
+          <w:i/>
+        </w:rPr>
+        <w:t xml:space="preserve">k</w:t>
+      </w:r>
+      <w:r>
+        <w:t xml:space="preserve"> </w:t>
+      </w:r>
+      <w:r>
+        <w:t xml:space="preserve">+ 10 = 1,195; even under extreme publication</w:t>
+      </w:r>
+      <w:r>
+        <w:t xml:space="preserve"> </w:t>
+      </w:r>
+      <w:r>
+        <w:t xml:space="preserve">suppression assumptions, a trivially small effect would require 44,782</w:t>
+      </w:r>
+      <w:r>
+        <w:t xml:space="preserve"> </w:t>
+      </w:r>
+      <w:r>
+        <w:t xml:space="preserve">unpublished null studies, implausible.</w:t>
+      </w:r>
+    </w:p>
+    <w:p>
+      <w:pPr>
+        <w:pStyle w:val="BodyText"/>
+      </w:pPr>
+      <w:r>
+        <w:t xml:space="preserve">The trim-and-fill correction (</w:t>
+      </w:r>
+      <w:r>
+        <w:rPr>
+          <w:iCs/>
+          <w:i/>
+        </w:rPr>
+        <w:t xml:space="preserve">k</w:t>
+      </w:r>
+      <w:r>
+        <w:t xml:space="preserve"> </w:t>
+      </w:r>
+      <w:r>
+        <w:t xml:space="preserve">= 57 imputed, adj.</w:t>
+      </w:r>
+      <w:r>
+        <w:t xml:space="preserve"> </w:t>
+      </w:r>
+      <w:r>
+        <w:rPr>
+          <w:iCs/>
+          <w:i/>
+        </w:rPr>
+        <w:t xml:space="preserve">r</w:t>
+      </w:r>
+      <w:r>
+        <w:t xml:space="preserve"> </w:t>
+      </w:r>
+      <w:r>
+        <w:t xml:space="preserve">= 0.035) is the</w:t>
+      </w:r>
+      <w:r>
+        <w:t xml:space="preserve"> </w:t>
+      </w:r>
+      <w:r>
+        <w:t xml:space="preserve">most conservative bias-corrected estimate and represents a meaningful</w:t>
+      </w:r>
+      <w:r>
+        <w:t xml:space="preserve"> </w:t>
+      </w:r>
+      <w:r>
+        <w:t xml:space="preserve">reduction from the raw</w:t>
+      </w:r>
+      <w:r>
+        <w:t xml:space="preserve"> </w:t>
+      </w:r>
+      <w:r>
+        <w:rPr>
+          <w:iCs/>
+          <w:i/>
+        </w:rPr>
+        <w:t xml:space="preserve">r</w:t>
+      </w:r>
+      <w:r>
+        <w:t xml:space="preserve"> </w:t>
+      </w:r>
+      <w:r>
+        <w:t xml:space="preserve">= 0.074. Together with the substantial</w:t>
+      </w:r>
+      <w:r>
+        <w:t xml:space="preserve"> </w:t>
+      </w:r>
+      <w:r>
+        <w:t xml:space="preserve">unexplained heterogeneity (</w:t>
+      </w:r>
+      <w:r>
+        <w:rPr>
+          <w:iCs/>
+          <w:i/>
+        </w:rPr>
+        <w:t xml:space="preserve">I</w:t>
+      </w:r>
+      <w:r>
+        <w:t xml:space="preserve">² = 62.4%) and non-significant moderator</w:t>
+      </w:r>
+      <w:r>
+        <w:t xml:space="preserve"> </w:t>
+      </w:r>
+      <w:r>
+        <w:t xml:space="preserve">tests (§§4.3–4.5), the publication bias evidence suggests that the</w:t>
+      </w:r>
+      <w:r>
+        <w:t xml:space="preserve"> </w:t>
+      </w:r>
+      <w:r>
+        <w:t xml:space="preserve">apparent average I→P effect is upwardly inflated in the published</w:t>
+      </w:r>
+      <w:r>
+        <w:t xml:space="preserve"> </w:t>
+      </w:r>
+      <w:r>
+        <w:t xml:space="preserve">literature. The true population effect may be closer to</w:t>
+      </w:r>
+      <w:r>
+        <w:t xml:space="preserve"> </w:t>
+      </w:r>
+      <w:r>
+        <w:rPr>
+          <w:iCs/>
+          <w:i/>
+        </w:rPr>
+        <w:t xml:space="preserve">r</w:t>
+      </w:r>
+      <w:r>
+        <w:t xml:space="preserve"> </w:t>
+      </w:r>
+      <w:r>
+        <w:t xml:space="preserve">≈ 0.035.</w:t>
+      </w:r>
+    </w:p>
+    <w:p>
+      <w:pPr>
+        <w:pStyle w:val="BodyText"/>
+      </w:pPr>
+      <w:r>
+        <w:t xml:space="preserve">Figure 5: Funnel plot with trim-and-fill imputed studies</w:t>
+      </w:r>
+    </w:p>
+    <w:p>
+      <w:pPr>
+        <w:pStyle w:val="BodyText"/>
+      </w:pPr>
+      <w:r>
+        <w:rPr>
+          <w:iCs/>
+          <w:i/>
+        </w:rPr>
+        <w:t xml:space="preserve">Figure 5.</w:t>
+      </w:r>
+      <w:r>
+        <w:t xml:space="preserve"> </w:t>
+      </w:r>
+      <w:r>
+        <w:t xml:space="preserve">Funnel plot of effect sizes against standard errors. Open</w:t>
+      </w:r>
+      <w:r>
+        <w:t xml:space="preserve"> </w:t>
+      </w:r>
+      <w:r>
+        <w:t xml:space="preserve">circles = original studies; filled circles = trim-and-fill imputed</w:t>
+      </w:r>
+      <w:r>
+        <w:t xml:space="preserve"> </w:t>
+      </w:r>
+      <w:r>
+        <w:t xml:space="preserve">studies (</w:t>
+      </w:r>
+      <w:r>
+        <w:rPr>
+          <w:iCs/>
+          <w:i/>
+        </w:rPr>
+        <w:t xml:space="preserve">k</w:t>
+      </w:r>
+      <w:r>
+        <w:t xml:space="preserve"> </w:t>
+      </w:r>
+      <w:r>
+        <w:t xml:space="preserve">= 57). Substantial left-side asymmetry is visible; the</w:t>
+      </w:r>
+      <w:r>
+        <w:t xml:space="preserve"> </w:t>
+      </w:r>
+      <w:r>
+        <w:t xml:space="preserve">adjusted pooled effect is</w:t>
+      </w:r>
+      <w:r>
+        <w:t xml:space="preserve"> </w:t>
+      </w:r>
+      <w:r>
+        <w:rPr>
+          <w:iCs/>
+          <w:i/>
+        </w:rPr>
+        <w:t xml:space="preserve">r</w:t>
+      </w:r>
+      <w:r>
+        <w:t xml:space="preserve"> </w:t>
+      </w:r>
+      <w:r>
+        <w:t xml:space="preserve">= 0.035.</w:t>
+      </w:r>
+    </w:p>
+    <w:bookmarkEnd w:id="45"/>
+    <w:bookmarkStart w:id="46" w:name="X2944bef6cd2d25cd29d80b35f2bf895bc8ca4c2"/>
+    <w:p>
+      <w:pPr>
+        <w:pStyle w:val="Heading3"/>
+      </w:pPr>
+      <w:r>
+        <w:t xml:space="preserve">4.7 Robustness</w:t>
+      </w:r>
+    </w:p>
+    <w:tbl>
+      <w:tblPr>
+        <w:tblStyle w:val="Table"/>
+        <w:tblW w:type="auto" w:w="0"/>
+        <w:tblLook w:firstRow="1" w:lastRow="0" w:firstColumn="0" w:lastColumn="0" w:noHBand="0" w:noVBand="0" w:val="0020"/>
+        <w:jc w:val="start"/>
+      </w:tblPr>
+      <w:tblGrid>
+        <w:gridCol w:w="1584"/>
+        <w:gridCol w:w="1584"/>
+        <w:gridCol w:w="1584"/>
+        <w:gridCol w:w="1584"/>
+        <w:gridCol w:w="1584"/>
+      </w:tblGrid>
+      <w:tr>
+        <w:trPr>
+          <w:tblHeader w:val="true"/>
+        </w:trPr>
+        <w:tc>
+          <w:tcPr/>
+          <w:p>
+            <w:pPr>
+              <w:pStyle w:val="Compact"/>
+              <w:jc w:val="left"/>
+            </w:pPr>
+            <w:r>
+              <w:t xml:space="preserve">Check</w:t>
+            </w:r>
+          </w:p>
+        </w:tc>
+        <w:tc>
+          <w:tcPr/>
+          <w:p>
+            <w:pPr>
+              <w:pStyle w:val="Compact"/>
+              <w:jc w:val="left"/>
+            </w:pPr>
+            <w:r>
+              <w:t xml:space="preserve">K</w:t>
+            </w:r>
+          </w:p>
+        </w:tc>
+        <w:tc>
+          <w:tcPr/>
+          <w:p>
+            <w:pPr>
+              <w:pStyle w:val="Compact"/>
+              <w:jc w:val="left"/>
+            </w:pPr>
+            <w:r>
+              <w:rPr>
+                <w:iCs/>
+                <w:i/>
+              </w:rPr>
+              <w:t xml:space="preserve">r̄</w:t>
+            </w:r>
+          </w:p>
+        </w:tc>
+        <w:tc>
+          <w:tcPr/>
+          <w:p>
+            <w:pPr>
+              <w:pStyle w:val="Compact"/>
+              <w:jc w:val="left"/>
+            </w:pPr>
+            <w:r>
+              <w:t xml:space="preserve">95% CI</w:t>
+            </w:r>
+          </w:p>
+        </w:tc>
+        <w:tc>
+          <w:tcPr/>
+          <w:p>
+            <w:pPr>
+              <w:pStyle w:val="Compact"/>
+              <w:jc w:val="left"/>
+            </w:pPr>
+            <w:r>
               <w:t xml:space="preserve">Note</w:t>
             </w:r>
           </w:p>
@@ -15156,7 +15000,7 @@
               <w:t xml:space="preserve"> </w:t>
             </w:r>
             <w:r>
-              <w:t xml:space="preserve">&lt; 0.01 vs. three-level</w:t>
+              <w:t xml:space="preserve">&lt; 0.01 vs. three-level</w:t>
             </w:r>
           </w:p>
         </w:tc>
@@ -15375,7 +15219,7 @@
     </w:p>
     <w:bookmarkEnd w:id="46"/>
     <w:bookmarkEnd w:id="47"/>
-    <w:bookmarkStart w:id="52" w:name="discussion"/>
+    <w:bookmarkStart w:id="52" w:name="X735612638e4e736e4693e459c258977262c0dfc"/>
     <w:p>
       <w:pPr>
         <w:pStyle w:val="Heading2"/>
@@ -15384,7 +15228,7 @@
         <w:t xml:space="preserve">5. Discussion</w:t>
       </w:r>
     </w:p>
-    <w:bookmarkStart w:id="48" w:name="alignment-with-country-level-evidence"/>
+    <w:bookmarkStart w:id="48" w:name="X358d8a6bfbc612aa554abb1739dd28765579392"/>
     <w:p>
       <w:pPr>
         <w:pStyle w:val="Heading3"/>
@@ -15661,7 +15505,7 @@
         <w:t xml:space="preserve"> </w:t>
       </w:r>
       <w:r>
-        <w:t xml:space="preserve">consistent with CIMT’s institutional friction argument. At the</w:t>
+        <w:t xml:space="preserve">consistent with CIMT's institutional friction argument. At the</w:t>
       </w:r>
       <w:r>
         <w:t xml:space="preserve"> </w:t>
@@ -15685,7 +15529,7 @@
         <w:t xml:space="preserve"> </w:t>
       </w:r>
       <w:r>
-        <w:t xml:space="preserve">factors, a pattern consistent with CIMT’s prediction that firm-level</w:t>
+        <w:t xml:space="preserve">factors, a pattern consistent with CIMT's prediction that firm-level</w:t>
       </w:r>
       <w:r>
         <w:t xml:space="preserve"> </w:t>
@@ -15985,17 +15829,17 @@
         <w:t xml:space="preserve"> </w:t>
       </w:r>
       <w:r>
-        <w:t xml:space="preserve">= 0.079 vs. 0.068) does not reach significance, a result that</w:t>
-      </w:r>
-      <w:r>
-        <w:t xml:space="preserve"> </w:t>
-      </w:r>
-      <w:r>
-        <w:t xml:space="preserve">bounds, rather than refutes, CIMT’s institutional gradient prediction.</w:t>
+        <w:t xml:space="preserve">= 0.079 vs. 0.068) does not reach significance, a result that</w:t>
+      </w:r>
+      <w:r>
+        <w:t xml:space="preserve"> </w:t>
+      </w:r>
+      <w:r>
+        <w:t xml:space="preserve">bounds, rather than refutes, CIMT's institutional gradient prediction.</w:t>
       </w:r>
     </w:p>
     <w:bookmarkEnd w:id="48"/>
-    <w:bookmarkStart w:id="49" w:name="theoretical-contributions"/>
+    <w:bookmarkStart w:id="49" w:name="X688563909f8febb75275ad832e560c448093230"/>
     <w:p>
       <w:pPr>
         <w:pStyle w:val="Heading3"/>
@@ -16370,7 +16214,7 @@
         <w:t xml:space="preserve"> </w:t>
       </w:r>
       <w:r>
-        <w:t xml:space="preserve">and significant Begg’s τ (</w:t>
+        <w:t xml:space="preserve">and significant Begg's τ (</w:t>
       </w:r>
       <w:r>
         <w:rPr>
@@ -16451,25 +16295,7 @@
         <w:t xml:space="preserve"> </w:t>
       </w:r>
       <w:r>
-        <w:t xml:space="preserve">literature’s widely cited</w:t>
-      </w:r>
-      <w:r>
-        <w:t xml:space="preserve"> </w:t>
-      </w:r>
-      <w:r>
-        <w:t xml:space="preserve">“</w:t>
-      </w:r>
-      <w:r>
-        <w:t xml:space="preserve">positive I→P relationship</w:t>
-      </w:r>
-      <w:r>
-        <w:t xml:space="preserve">”</w:t>
-      </w:r>
-      <w:r>
-        <w:t xml:space="preserve"> </w:t>
-      </w:r>
-      <w:r>
-        <w:t xml:space="preserve">is partially an</w:t>
+        <w:t xml:space="preserve">literature's widely cited "positive I→P relationship" is partially an</w:t>
       </w:r>
       <w:r>
         <w:t xml:space="preserve"> </w:t>
@@ -16479,7 +16305,7 @@
       </w:r>
     </w:p>
     <w:bookmarkEnd w:id="49"/>
-    <w:bookmarkStart w:id="50" w:name="managerial-and-policy-implications"/>
+    <w:bookmarkStart w:id="50" w:name="Xb1fcf2c8d5f0b973be8539a5c4cf4005bf85f3d"/>
     <w:p>
       <w:pPr>
         <w:pStyle w:val="Heading3"/>
@@ -16606,19 +16432,7 @@
         <w:t xml:space="preserve"> </w:t>
       </w:r>
       <w:r>
-        <w:t xml:space="preserve">“</w:t>
-      </w:r>
-      <w:r>
-        <w:t xml:space="preserve">internationalization improves performance</w:t>
-      </w:r>
-      <w:r>
-        <w:t xml:space="preserve">”</w:t>
-      </w:r>
-      <w:r>
-        <w:t xml:space="preserve"> </w:t>
-      </w:r>
-      <w:r>
-        <w:t xml:space="preserve">unconditionally.</w:t>
+        <w:t xml:space="preserve">"internationalization improves performance" unconditionally.</w:t>
       </w:r>
     </w:p>
     <w:p>
@@ -16689,7 +16503,7 @@
         <w:t xml:space="preserve"> </w:t>
       </w:r>
       <w:r>
-        <w:t xml:space="preserve">field’s understanding of when and why internationalization helps.</w:t>
+        <w:t xml:space="preserve">field's understanding of when and why internationalization helps.</w:t>
       </w:r>
       <w:r>
         <w:t xml:space="preserve"> </w:t>
@@ -16778,7 +16592,7 @@
       </w:r>
     </w:p>
     <w:bookmarkEnd w:id="50"/>
-    <w:bookmarkStart w:id="51" w:name="limitations-and-inferential-bounds"/>
+    <w:bookmarkStart w:id="51" w:name="X0f6e89d87400594fb1abd2d07a881153acd68bb"/>
     <w:p>
       <w:pPr>
         <w:pStyle w:val="Heading3"/>
@@ -16829,19 +16643,7 @@
         <w:t xml:space="preserve"> </w:t>
       </w:r>
       <w:r>
-        <w:t xml:space="preserve">CI) does not permit definitive conclusions about the</w:t>
-      </w:r>
-      <w:r>
-        <w:t xml:space="preserve"> </w:t>
-      </w:r>
-      <w:r>
-        <w:t xml:space="preserve">“</w:t>
-      </w:r>
-      <w:r>
-        <w:t xml:space="preserve">forced-penalty</w:t>
-      </w:r>
-      <w:r>
-        <w:t xml:space="preserve">”</w:t>
+        <w:t xml:space="preserve">CI) does not permit definitive conclusions about the "forced-penalty"</w:t>
       </w:r>
       <w:r>
         <w:t xml:space="preserve"> </w:t>
@@ -16991,7 +16793,7 @@
     </w:p>
     <w:bookmarkEnd w:id="51"/>
     <w:bookmarkEnd w:id="52"/>
-    <w:bookmarkStart w:id="53" w:name="conclusion"/>
+    <w:bookmarkStart w:id="53" w:name="X6b297cc947e0db5526be369b1f0f4ddc67b2415"/>
     <w:p>
       <w:pPr>
         <w:pStyle w:val="Heading2"/>
@@ -17211,7 +17013,7 @@
         <w:t xml:space="preserve">Q</w:t>
       </w:r>
       <w:r>
-        <w:t xml:space="preserve">_M = 1.34,</w:t>
+        <w:t xml:space="preserve">_M = 1.23,</w:t>
       </w:r>
       <w:r>
         <w:t xml:space="preserve"> </w:t>
@@ -17227,7 +17029,7 @@
         <w:t xml:space="preserve"> </w:t>
       </w:r>
       <w:r>
-        <w:t xml:space="preserve">= .513) and DPL</w:t>
+        <w:t xml:space="preserve">= .541) and DPL</w:t>
       </w:r>
       <w:r>
         <w:t xml:space="preserve"> </w:t>
@@ -17372,7 +17174,7 @@
         <w:t xml:space="preserve"> </w:t>
       </w:r>
       <w:r>
-        <w:t xml:space="preserve">positive but considerably attenuated. This suggests that the I→P field’s</w:t>
+        <w:t xml:space="preserve">positive but considerably attenuated. This suggests that the I→P field's</w:t>
       </w:r>
       <w:r>
         <w:t xml:space="preserve"> </w:t>
@@ -17587,7 +17389,7 @@
         <w:t xml:space="preserve"> </w:t>
       </w:r>
       <w:r>
-        <w:t xml:space="preserve">Pouresmaeili et al. 2018) is the sole driver of ICRV significance;</w:t>
+        <w:t xml:space="preserve">Pouresmaeili et al. 2018) is the sole driver of ICRV significance;</w:t>
       </w:r>
       <w:r>
         <w:t xml:space="preserve"> </w:t>
@@ -17629,7 +17431,7 @@
         <w:t xml:space="preserve"> </w:t>
       </w:r>
       <w:r>
-        <w:t xml:space="preserve">vintage mismatch between the study’s data period and the DAI score’s</w:t>
+        <w:t xml:space="preserve">vintage mismatch between the study's data period and the DAI score's</w:t>
       </w:r>
       <w:r>
         <w:t xml:space="preserve"> </w:t>
@@ -17943,7 +17745,7 @@
         <w:pStyle w:val="FirstParagraph"/>
       </w:pPr>
       <w:r>
-        <w:t xml:space="preserve">During the preparation of this work, the authors used two software aids, each under full human control and verification. First, a purpose-built large-language-model-assisted tool (M-AIDA, using Anthropic Claude) was used to assist effect-size extraction and statistical conversion from the primary studies; every value proposed by the tool was independently checked, corrected where necessary, and permanently locked by the Principal Investigator before entry into the analysis database. Second, Grammarly was used to correct spelling, grammar, and punctuation in the authors’ own text. No generative AI tool selected studies, made eligibility decisions, performed the statistical analysis, or generated any interpretive or written content; the authors reviewed all outputs and take full responsibility for the content of the publication.</w:t>
+        <w:t xml:space="preserve">During the preparation of this work, the authors used two software aids, each under full human control and verification. First, a purpose-built large-language-model-assisted tool (M-AIDA, using Anthropic Claude) was used to assist effect-size extraction and statistical conversion from the primary studies; every value proposed by the tool was independently checked, corrected where necessary, and permanently locked by the Principal Investigator before entry into the analysis database. Second, Grammarly was used to correct spelling, grammar, and punctuation in the authors' own text. No generative AI tool selected studies, made eligibility decisions, performed the statistical analysis, or generated any interpretive or written content; the authors reviewed all outputs and take full responsibility for the content of the publication.</w:t>
       </w:r>
     </w:p>
     <w:bookmarkEnd w:id="57"/>
@@ -19236,7 +19038,7 @@
         <w:t xml:space="preserve"> </w:t>
       </w:r>
       <w:r>
-        <w:t xml:space="preserve">(pp. 231–244).</w:t>
+        <w:t xml:space="preserve">(pp. 231–244).</w:t>
       </w:r>
       <w:r>
         <w:t xml:space="preserve"> </w:t>
@@ -19665,25 +19467,7 @@
         <w:pStyle w:val="FirstParagraph"/>
       </w:pPr>
       <w:r>
-        <w:t xml:space="preserve">The corpus was assembled through citation-anchored systematic searching rather than a single database census; the flow is therefore reported under the PRISMA 2020</w:t>
-      </w:r>
-      <w:r>
-        <w:t xml:space="preserve"> </w:t>
-      </w:r>
-      <w:r>
-        <w:t xml:space="preserve">“</w:t>
-      </w:r>
-      <w:r>
-        <w:t xml:space="preserve">studies identified via other methods</w:t>
-      </w:r>
-      <w:r>
-        <w:t xml:space="preserve">”</w:t>
-      </w:r>
-      <w:r>
-        <w:t xml:space="preserve"> </w:t>
-      </w:r>
-      <w:r>
-        <w:t xml:space="preserve">variant (Page et al., 2021).</w:t>
+        <w:t xml:space="preserve">The corpus was assembled through citation-anchored systematic searching rather than a single database census; the flow is therefore reported under the PRISMA 2020 "studies identified via other methods" variant (Page et al., 2021).</w:t>
       </w:r>
     </w:p>
     <w:p>
@@ -19916,14 +19700,14 @@
     <w:tbl>
       <w:tblPr>
         <w:tblStyle w:val="Table"/>
-        <w:tblW w:type="pct" w:w="5000"/>
+        <w:tblW w:type="auto" w:w="0"/>
         <w:tblLook w:firstRow="1" w:lastRow="0" w:firstColumn="0" w:lastColumn="0" w:noHBand="0" w:noVBand="0" w:val="0020"/>
         <w:jc w:val="start"/>
       </w:tblPr>
       <w:tblGrid>
-        <w:gridCol w:w="912"/>
-        <w:gridCol w:w="1104"/>
-        <w:gridCol w:w="5904"/>
+        <w:gridCol w:w="2640"/>
+        <w:gridCol w:w="2640"/>
+        <w:gridCol w:w="2640"/>
       </w:tblGrid>
       <w:tr>
         <w:trPr>
@@ -20113,19 +19897,7 @@
               <w:jc w:val="left"/>
             </w:pPr>
             <w:r>
-              <w:t xml:space="preserve">First author’s sample country; multi-country =</w:t>
-            </w:r>
-            <w:r>
-              <w:t xml:space="preserve"> </w:t>
-            </w:r>
-            <w:r>
-              <w:t xml:space="preserve">“</w:t>
-            </w:r>
-            <w:r>
-              <w:t xml:space="preserve">pooled</w:t>
-            </w:r>
-            <w:r>
-              <w:t xml:space="preserve">”</w:t>
+              <w:t xml:space="preserve">First author's sample country; multi-country = "pooled"</w:t>
             </w:r>
           </w:p>
         </w:tc>
@@ -20239,20 +20011,23 @@
               <w:jc w:val="left"/>
             </w:pPr>
             <w:r>
-              <w:t xml:space="preserve">Accounting (ROA/ROE/ROS); Market (Tobin’s Q); Mixed; Other</w:t>
+              <w:t xml:space="preserve">Accounting (ROA/ROE/ROS); Market (Tobin's Q); Mixed; Other</w:t>
             </w:r>
           </w:p>
         </w:tc>
       </w:tr>
     </w:tbl>
     <w:bookmarkEnd w:id="63"/>
-    <w:bookmarkStart w:id="64" w:name="Xf97f952f96803e451cdf304f81d710dfb198f95"/>
+    <w:bookmarkStart w:id="64" w:name="Xd9634948d23722ae653a4402a0c9331cc7088ab"/>
     <w:p>
       <w:pPr>
         <w:pStyle w:val="Heading2"/>
       </w:pPr>
       <w:r>
-        <w:t xml:space="preserve">Appendix C, Consistency Check: MetaEssentials vs. </w:t>
+        <w:t xml:space="preserve">Appendix C, Consistency Check: MetaEssentials vs.</w:t>
+      </w:r>
+      <w:r>
+        <w:t xml:space="preserve"> </w:t>
       </w:r>
       <w:r>
         <w:rPr>
@@ -20264,14 +20039,14 @@
     <w:tbl>
       <w:tblPr>
         <w:tblStyle w:val="Table"/>
-        <w:tblW w:type="pct" w:w="5000"/>
+        <w:tblW w:type="auto" w:w="0"/>
         <w:tblLook w:firstRow="1" w:lastRow="0" w:firstColumn="0" w:lastColumn="0" w:noHBand="0" w:noVBand="0" w:val="0020"/>
         <w:jc w:val="start"/>
       </w:tblPr>
       <w:tblGrid>
-        <w:gridCol w:w="2224"/>
-        <w:gridCol w:w="2936"/>
-        <w:gridCol w:w="2758"/>
+        <w:gridCol w:w="2640"/>
+        <w:gridCol w:w="2640"/>
+        <w:gridCol w:w="2640"/>
       </w:tblGrid>
       <w:tr>
         <w:trPr>
@@ -20728,7 +20503,7 @@
               <w:jc w:val="left"/>
             </w:pPr>
             <w:r>
-              <w:t xml:space="preserve">Suurmond et al. (2017)</w:t>
+              <w:t xml:space="preserve">Suurmond et al. (2017)</w:t>
             </w:r>
           </w:p>
         </w:tc>
@@ -20761,7 +20536,7 @@
         <w:t xml:space="preserve"> </w:t>
       </w:r>
       <w:r>
-        <w:t xml:space="preserve">Lower total I² in the three-level model (62.4% vs. 87.92%)</w:t>
+        <w:t xml:space="preserve">Lower total I² in the three-level model (62.4% vs. 87.92%)</w:t>
       </w:r>
       <w:r>
         <w:t xml:space="preserve"> </w:t>
@@ -20795,7 +20570,7 @@
         <w:t xml:space="preserve"> </w:t>
       </w:r>
       <w:r>
-        <w:t xml:space="preserve">reflects the precision gain from 238 vs. 113 studies. The three-level</w:t>
+        <w:t xml:space="preserve">reflects the precision gain from 238 vs. 113 studies. The three-level</w:t>
       </w:r>
       <w:r>
         <w:t xml:space="preserve"> </w:t>

--- a/p6/submission/jwb_package/01_manuscript_blinded.docx
+++ b/p6/submission/jwb_package/01_manuscript_blinded.docx
@@ -2,7 +2,7 @@
 <file path=word/document.xml><?xml version="1.0" encoding="utf-8"?>
 <w:document xmlns:w="http://schemas.openxmlformats.org/wordprocessingml/2006/main" xmlns:m="http://schemas.openxmlformats.org/officeDocument/2006/math" xmlns:r="http://schemas.openxmlformats.org/officeDocument/2006/relationships" xmlns:o="urn:schemas-microsoft-com:office:office" xmlns:v="urn:schemas-microsoft-com:vml" xmlns:w10="urn:schemas-microsoft-com:office:word" xmlns:a="http://schemas.openxmlformats.org/drawingml/2006/main" xmlns:pic="http://schemas.openxmlformats.org/drawingml/2006/picture" xmlns:wp="http://schemas.openxmlformats.org/drawingml/2006/wordprocessingDrawing">
   <w:body>
-    <w:bookmarkStart w:id="65" w:name="X0c6e4d0da10b64d0e26e4f46cdf4d61de6495dd"/>
+    <w:bookmarkStart w:id="67" w:name="X0c6e4d0da10b64d0e26e4f46cdf4d61de6495dd"/>
     <w:p>
       <w:pPr>
         <w:pStyle w:val="Heading1"/>
@@ -758,7 +758,7 @@
         <w:t xml:space="preserve"> </w:t>
       </w:r>
       <w:r>
-        <w:t xml:space="preserve">Kafouros et al., 2012). Against this backdrop, the question of whether</w:t>
+        <w:t xml:space="preserve">Kafouros et al., 2023). Against this backdrop, the question of whether</w:t>
       </w:r>
       <w:r>
         <w:t xml:space="preserve"> </w:t>
@@ -17749,7 +17749,7 @@
       </w:r>
     </w:p>
     <w:bookmarkEnd w:id="57"/>
-    <w:bookmarkStart w:id="61" w:name="references"/>
+    <w:bookmarkStart w:id="63" w:name="references"/>
     <w:p>
       <w:pPr>
         <w:pStyle w:val="Heading2"/>
@@ -18192,6 +18192,27 @@
       </w:r>
       <w:r>
         <w:t xml:space="preserve">(2), 355–361.</w:t>
+      </w:r>
+    </w:p>
+    <w:p>
+      <w:pPr>
+        <w:pStyle w:val="BodyText"/>
+      </w:pPr>
+      <w:r>
+        <w:t xml:space="preserve">Dickersin, K. (1990). The existence of publication bias and risk factors for its occurrence.</w:t>
+      </w:r>
+      <w:r>
+        <w:t xml:space="preserve"> </w:t>
+      </w:r>
+      <w:r>
+        <w:rPr>
+          <w:iCs/>
+          <w:i/>
+        </w:rPr>
+        <w:t xml:space="preserve">JAMA, 263</w:t>
+      </w:r>
+      <w:r>
+        <w:t xml:space="preserve">(10), 1385–1389.</w:t>
       </w:r>
     </w:p>
     <w:p>
@@ -18307,6 +18328,27 @@
         <w:pStyle w:val="BodyText"/>
       </w:pPr>
       <w:r>
+        <w:t xml:space="preserve">Dunning, J. H. (2000). The eclectic paradigm as an envelope for economic and business theories of MNE activity.</w:t>
+      </w:r>
+      <w:r>
+        <w:t xml:space="preserve"> </w:t>
+      </w:r>
+      <w:r>
+        <w:rPr>
+          <w:iCs/>
+          <w:i/>
+        </w:rPr>
+        <w:t xml:space="preserve">International Business Review, 9</w:t>
+      </w:r>
+      <w:r>
+        <w:t xml:space="preserve">(1), 163–190.</w:t>
+      </w:r>
+    </w:p>
+    <w:p>
+      <w:pPr>
+        <w:pStyle w:val="BodyText"/>
+      </w:pPr>
+      <w:r>
         <w:t xml:space="preserve">Duval, S., &amp; Tweedie, R. (2000). Trim and fill: A simple</w:t>
       </w:r>
       <w:r>
@@ -18515,6 +18557,38 @@
         <w:pStyle w:val="BodyText"/>
       </w:pPr>
       <w:r>
+        <w:t xml:space="preserve">Kafouros, M., Aliyev, M., Piperopoulos, P., Au, A. K. M., Ho, J. W. Y., &amp; Wong, S. Y. N. (2023). The role of institutional quality and industry dynamism in explaining firm performance in emerging economies.</w:t>
+      </w:r>
+      <w:r>
+        <w:t xml:space="preserve"> </w:t>
+      </w:r>
+      <w:r>
+        <w:rPr>
+          <w:iCs/>
+          <w:i/>
+        </w:rPr>
+        <w:t xml:space="preserve">Global Strategy Journal, 14</w:t>
+      </w:r>
+      <w:r>
+        <w:t xml:space="preserve">(1), 56–83.</w:t>
+      </w:r>
+      <w:r>
+        <w:t xml:space="preserve"> </w:t>
+      </w:r>
+      <w:hyperlink r:id="rId59">
+        <w:r>
+          <w:rPr>
+            <w:rStyle w:val="Hyperlink"/>
+          </w:rPr>
+          <w:t xml:space="preserve">https://doi.org/10.1002/gsj.1479</w:t>
+        </w:r>
+      </w:hyperlink>
+    </w:p>
+    <w:p>
+      <w:pPr>
+        <w:pStyle w:val="BodyText"/>
+      </w:pPr>
+      <w:r>
         <w:t xml:space="preserve">Katz, R., &amp; Callorda, F. (2018).</w:t>
       </w:r>
       <w:r>
@@ -18591,7 +18665,7 @@
         <w:pStyle w:val="BodyText"/>
       </w:pPr>
       <w:r>
-        <w:t xml:space="preserve">Kirca, A. H., Hult, G. T. M., Deligonul, S., Perryy, M. Z., &amp; Cavusgil,</w:t>
+        <w:t xml:space="preserve">Kirca, A. H., Hult, G. T. M., Deligonul, S., Perryman, A. A., &amp; Cavusgil,</w:t>
       </w:r>
       <w:r>
         <w:t xml:space="preserve"> </w:t>
@@ -18749,6 +18823,38 @@
         <w:pStyle w:val="BodyText"/>
       </w:pPr>
       <w:r>
+        <w:t xml:space="preserve">Lu, J. W., &amp; Beamish, P. W. (2004). International diversification and firm performance: The S-curve hypothesis.</w:t>
+      </w:r>
+      <w:r>
+        <w:t xml:space="preserve"> </w:t>
+      </w:r>
+      <w:r>
+        <w:rPr>
+          <w:iCs/>
+          <w:i/>
+        </w:rPr>
+        <w:t xml:space="preserve">Academy of Management Journal, 47</w:t>
+      </w:r>
+      <w:r>
+        <w:t xml:space="preserve">(4), 598–609.</w:t>
+      </w:r>
+      <w:r>
+        <w:t xml:space="preserve"> </w:t>
+      </w:r>
+      <w:hyperlink r:id="rId60">
+        <w:r>
+          <w:rPr>
+            <w:rStyle w:val="Hyperlink"/>
+          </w:rPr>
+          <w:t xml:space="preserve">https://doi.org/10.2307/20159604</w:t>
+        </w:r>
+      </w:hyperlink>
+    </w:p>
+    <w:p>
+      <w:pPr>
+        <w:pStyle w:val="BodyText"/>
+      </w:pPr>
+      <w:r>
         <w:t xml:space="preserve">Marano, V., Arregle, J.-L., Hitt, M. A., Spadafora, E., &amp; van Essen, M.</w:t>
       </w:r>
       <w:r>
@@ -18886,7 +18992,7 @@
       <w:r>
         <w:t xml:space="preserve"> </w:t>
       </w:r>
-      <w:hyperlink r:id="rId59">
+      <w:hyperlink r:id="rId61">
         <w:r>
           <w:rPr>
             <w:rStyle w:val="Hyperlink"/>
@@ -19052,6 +19158,51 @@
         <w:pStyle w:val="BodyText"/>
       </w:pPr>
       <w:r>
+        <w:t xml:space="preserve">Rugman, A. M. (1976). Risk reduction by international diversification.</w:t>
+      </w:r>
+      <w:r>
+        <w:t xml:space="preserve"> </w:t>
+      </w:r>
+      <w:r>
+        <w:rPr>
+          <w:iCs/>
+          <w:i/>
+        </w:rPr>
+        <w:t xml:space="preserve">Journal of International Business Studies, 7</w:t>
+      </w:r>
+      <w:r>
+        <w:t xml:space="preserve">(2), 75–80.</w:t>
+      </w:r>
+    </w:p>
+    <w:p>
+      <w:pPr>
+        <w:pStyle w:val="BodyText"/>
+      </w:pPr>
+      <w:r>
+        <w:t xml:space="preserve">Sahay, R., von Allmen, U. E., Lahreche, A., Khera, P., Ogawa, S., Bazarbash, M., &amp; Beaton, K. (2020).</w:t>
+      </w:r>
+      <w:r>
+        <w:t xml:space="preserve"> </w:t>
+      </w:r>
+      <w:r>
+        <w:rPr>
+          <w:iCs/>
+          <w:i/>
+        </w:rPr>
+        <w:t xml:space="preserve">The promise of fintech: Financial inclusion in the post COVID-19 era</w:t>
+      </w:r>
+      <w:r>
+        <w:t xml:space="preserve"> </w:t>
+      </w:r>
+      <w:r>
+        <w:t xml:space="preserve">(IMF Departmental Paper No. DP/2020/09). International Monetary Fund.</w:t>
+      </w:r>
+    </w:p>
+    <w:p>
+      <w:pPr>
+        <w:pStyle w:val="BodyText"/>
+      </w:pPr>
+      <w:r>
         <w:t xml:space="preserve">Schwens, C., Zapkau, F. B., Brouthers, K. D., &amp; Hollender, L. (2018).</w:t>
       </w:r>
       <w:r>
@@ -19079,6 +19230,68 @@
         <w:pStyle w:val="BodyText"/>
       </w:pPr>
       <w:r>
+        <w:t xml:space="preserve">Scott, W. R. (1995).</w:t>
+      </w:r>
+      <w:r>
+        <w:t xml:space="preserve"> </w:t>
+      </w:r>
+      <w:r>
+        <w:rPr>
+          <w:iCs/>
+          <w:i/>
+        </w:rPr>
+        <w:t xml:space="preserve">Institutions and organizations</w:t>
+      </w:r>
+      <w:r>
+        <w:t xml:space="preserve">. Sage.</w:t>
+      </w:r>
+    </w:p>
+    <w:p>
+      <w:pPr>
+        <w:pStyle w:val="BodyText"/>
+      </w:pPr>
+      <w:r>
+        <w:t xml:space="preserve">Stallkamp, M., &amp; Schotter, A. P. J. (2021). Platforms without borders?</w:t>
+      </w:r>
+      <w:r>
+        <w:t xml:space="preserve"> </w:t>
+      </w:r>
+      <w:r>
+        <w:t xml:space="preserve">The international strategies of digital platform firms.</w:t>
+      </w:r>
+      <w:r>
+        <w:t xml:space="preserve"> </w:t>
+      </w:r>
+      <w:r>
+        <w:rPr>
+          <w:iCs/>
+          <w:i/>
+        </w:rPr>
+        <w:t xml:space="preserve">Global Strategy</w:t>
+      </w:r>
+      <w:r>
+        <w:rPr>
+          <w:iCs/>
+          <w:i/>
+        </w:rPr>
+        <w:t xml:space="preserve"> </w:t>
+      </w:r>
+      <w:r>
+        <w:rPr>
+          <w:iCs/>
+          <w:i/>
+        </w:rPr>
+        <w:t xml:space="preserve">Journal, 11</w:t>
+      </w:r>
+      <w:r>
+        <w:t xml:space="preserve">(1), 58–80.</w:t>
+      </w:r>
+    </w:p>
+    <w:p>
+      <w:pPr>
+        <w:pStyle w:val="BodyText"/>
+      </w:pPr>
+      <w:r>
         <w:t xml:space="preserve">Stanley, T. D., &amp; Doucouliagos, H. (2014). Meta-regression</w:t>
       </w:r>
       <w:r>
@@ -19120,40 +19333,26 @@
         <w:pStyle w:val="BodyText"/>
       </w:pPr>
       <w:r>
-        <w:t xml:space="preserve">Stallkamp, M., &amp; Schotter, A. P. J. (2021). Platforms without borders?</w:t>
-      </w:r>
-      <w:r>
-        <w:t xml:space="preserve"> </w:t>
-      </w:r>
-      <w:r>
-        <w:t xml:space="preserve">The international strategies of digital platform firms.</w:t>
-      </w:r>
-      <w:r>
-        <w:t xml:space="preserve"> </w:t>
-      </w:r>
-      <w:r>
-        <w:rPr>
-          <w:iCs/>
-          <w:i/>
-        </w:rPr>
-        <w:t xml:space="preserve">Global Strategy</w:t>
-      </w:r>
-      <w:r>
-        <w:rPr>
-          <w:iCs/>
-          <w:i/>
-        </w:rPr>
-        <w:t xml:space="preserve"> </w:t>
-      </w:r>
-      <w:r>
-        <w:rPr>
-          <w:iCs/>
-          <w:i/>
-        </w:rPr>
-        <w:t xml:space="preserve">Journal, 11</w:t>
-      </w:r>
-      <w:r>
-        <w:t xml:space="preserve">(1), 58–80.</w:t>
+        <w:t xml:space="preserve">Sutton, A. J., &amp; Higgins, J. P. T. (2008). Recent developments in</w:t>
+      </w:r>
+      <w:r>
+        <w:t xml:space="preserve"> </w:t>
+      </w:r>
+      <w:r>
+        <w:t xml:space="preserve">meta-analysis.</w:t>
+      </w:r>
+      <w:r>
+        <w:t xml:space="preserve"> </w:t>
+      </w:r>
+      <w:r>
+        <w:rPr>
+          <w:iCs/>
+          <w:i/>
+        </w:rPr>
+        <w:t xml:space="preserve">Statistics in Medicine, 27</w:t>
+      </w:r>
+      <w:r>
+        <w:t xml:space="preserve">(5), 625–650.</w:t>
       </w:r>
     </w:p>
     <w:p>
@@ -19161,26 +19360,20 @@
         <w:pStyle w:val="BodyText"/>
       </w:pPr>
       <w:r>
-        <w:t xml:space="preserve">Sutton, A. J., &amp; Higgins, J. P. T. (2008). Recent developments in</w:t>
-      </w:r>
-      <w:r>
-        <w:t xml:space="preserve"> </w:t>
-      </w:r>
-      <w:r>
-        <w:t xml:space="preserve">meta-analysis.</w:t>
-      </w:r>
-      <w:r>
-        <w:t xml:space="preserve"> </w:t>
-      </w:r>
-      <w:r>
-        <w:rPr>
-          <w:iCs/>
-          <w:i/>
-        </w:rPr>
-        <w:t xml:space="preserve">Statistics in Medicine, 27</w:t>
-      </w:r>
-      <w:r>
-        <w:t xml:space="preserve">(5), 625–650.</w:t>
+        <w:t xml:space="preserve">Valentine, J. C., Pigott, T. D., &amp; Rothstein, H. R. (2010). How many studies do you need? A primer on statistical power for meta-analysis.</w:t>
+      </w:r>
+      <w:r>
+        <w:t xml:space="preserve"> </w:t>
+      </w:r>
+      <w:r>
+        <w:rPr>
+          <w:iCs/>
+          <w:i/>
+        </w:rPr>
+        <w:t xml:space="preserve">Journal of Educational and Behavioral Statistics, 35</w:t>
+      </w:r>
+      <w:r>
+        <w:t xml:space="preserve">(2), 215–247.</w:t>
       </w:r>
     </w:p>
     <w:p>
@@ -19268,6 +19461,27 @@
         <w:pStyle w:val="BodyText"/>
       </w:pPr>
       <w:r>
+        <w:t xml:space="preserve">Vernon, R. (1971).</w:t>
+      </w:r>
+      <w:r>
+        <w:t xml:space="preserve"> </w:t>
+      </w:r>
+      <w:r>
+        <w:rPr>
+          <w:iCs/>
+          <w:i/>
+        </w:rPr>
+        <w:t xml:space="preserve">Sovereignty at bay: The multinational spread of U.S. enterprises</w:t>
+      </w:r>
+      <w:r>
+        <w:t xml:space="preserve">. Basic Books.</w:t>
+      </w:r>
+    </w:p>
+    <w:p>
+      <w:pPr>
+        <w:pStyle w:val="BodyText"/>
+      </w:pPr>
+      <w:r>
         <w:t xml:space="preserve">Vevea, J. L., &amp; Woods, C. M. (2005). Publication bias in research</w:t>
       </w:r>
       <w:r>
@@ -19375,7 +19589,7 @@
       <w:r>
         <w:t xml:space="preserve"> </w:t>
       </w:r>
-      <w:hyperlink r:id="rId60">
+      <w:hyperlink r:id="rId62">
         <w:r>
           <w:rPr>
             <w:rStyle w:val="Hyperlink"/>
@@ -19389,32 +19603,20 @@
         <w:pStyle w:val="BodyText"/>
       </w:pPr>
       <w:r>
-        <w:t xml:space="preserve">Wu, J., Wang, C., Hong, J., Piperopoulos, P., &amp; Zhuo, S. (2022).</w:t>
-      </w:r>
-      <w:r>
-        <w:t xml:space="preserve"> </w:t>
-      </w:r>
-      <w:r>
-        <w:t xml:space="preserve">Internationalization and innovation performance of emerging market</w:t>
-      </w:r>
-      <w:r>
-        <w:t xml:space="preserve"> </w:t>
-      </w:r>
-      <w:r>
-        <w:t xml:space="preserve">enterprises: The role of host-country institutional development.</w:t>
-      </w:r>
-      <w:r>
-        <w:t xml:space="preserve"> </w:t>
-      </w:r>
-      <w:r>
-        <w:rPr>
-          <w:iCs/>
-          <w:i/>
-        </w:rPr>
-        <w:t xml:space="preserve">Journal of World Business, 52</w:t>
-      </w:r>
-      <w:r>
-        <w:t xml:space="preserve">(2), 192–203.</w:t>
+        <w:t xml:space="preserve">Wu, J., Wood, G., &amp; Khan, Z. (2022). Internationalization and firm performance: Evidence from a meta-analysis.</w:t>
+      </w:r>
+      <w:r>
+        <w:t xml:space="preserve"> </w:t>
+      </w:r>
+      <w:r>
+        <w:rPr>
+          <w:iCs/>
+          <w:i/>
+        </w:rPr>
+        <w:t xml:space="preserve">International Business Review, 31</w:t>
+      </w:r>
+      <w:r>
+        <w:t xml:space="preserve">(2), 101920.</w:t>
       </w:r>
     </w:p>
     <w:p>
@@ -19452,8 +19654,8 @@
         <w:t xml:space="preserve">(2), 341–363.</w:t>
       </w:r>
     </w:p>
-    <w:bookmarkEnd w:id="61"/>
-    <w:bookmarkStart w:id="62" w:name="X6e5cfb15c9bb56aea620267700f1f842431a0be"/>
+    <w:bookmarkEnd w:id="63"/>
+    <w:bookmarkStart w:id="64" w:name="X6e5cfb15c9bb56aea620267700f1f842431a0be"/>
     <w:p>
       <w:pPr>
         <w:pStyle w:val="Heading2"/>
@@ -19687,8 +19889,8 @@
         <w:t xml:space="preserve">The PRISMA 2020 checklist (Page et al., 2021) is available from the corresponding author.</w:t>
       </w:r>
     </w:p>
-    <w:bookmarkEnd w:id="62"/>
-    <w:bookmarkStart w:id="63" w:name="appendix-b-coding-protocol-7-moderators"/>
+    <w:bookmarkEnd w:id="64"/>
+    <w:bookmarkStart w:id="65" w:name="appendix-b-coding-protocol-7-moderators"/>
     <w:p>
       <w:pPr>
         <w:pStyle w:val="Heading2"/>
@@ -20017,8 +20219,8 @@
         </w:tc>
       </w:tr>
     </w:tbl>
-    <w:bookmarkEnd w:id="63"/>
-    <w:bookmarkStart w:id="64" w:name="Xd9634948d23722ae653a4402a0c9331cc7088ab"/>
+    <w:bookmarkEnd w:id="65"/>
+    <w:bookmarkStart w:id="66" w:name="Xd9634948d23722ae653a4402a0c9331cc7088ab"/>
     <w:p>
       <w:pPr>
         <w:pStyle w:val="Heading2"/>
@@ -20597,8 +20799,8 @@
         <w:t xml:space="preserve">Word count (excluding tables, references, appendices): ≈ 6,900 words</w:t>
       </w:r>
     </w:p>
-    <w:bookmarkEnd w:id="64"/>
-    <w:bookmarkEnd w:id="65"/>
+    <w:bookmarkEnd w:id="66"/>
+    <w:bookmarkEnd w:id="67"/>
     <w:sectPr>
       <w:pgSz w:h="16838" w:w="11906"/>
       <w:pgMar w:bottom="1417" w:left="1417" w:right="1417" w:top="1417"/>

--- a/p6/submission/jwb_package/01_manuscript_blinded.docx
+++ b/p6/submission/jwb_package/01_manuscript_blinded.docx
@@ -2,7 +2,7 @@
 <file path=word/document.xml><?xml version="1.0" encoding="utf-8"?>
 <w:document xmlns:w="http://schemas.openxmlformats.org/wordprocessingml/2006/main" xmlns:m="http://schemas.openxmlformats.org/officeDocument/2006/math" xmlns:r="http://schemas.openxmlformats.org/officeDocument/2006/relationships" xmlns:o="urn:schemas-microsoft-com:office:office" xmlns:v="urn:schemas-microsoft-com:vml" xmlns:w10="urn:schemas-microsoft-com:office:word" xmlns:a="http://schemas.openxmlformats.org/drawingml/2006/main" xmlns:pic="http://schemas.openxmlformats.org/drawingml/2006/picture" xmlns:wp="http://schemas.openxmlformats.org/drawingml/2006/wordprocessingDrawing">
   <w:body>
-    <w:bookmarkStart w:id="67" w:name="X0c6e4d0da10b64d0e26e4f46cdf4d61de6495dd"/>
+    <w:bookmarkStart w:id="65" w:name="X0c6e4d0da10b64d0e26e4f46cdf4d61de6495dd"/>
     <w:p>
       <w:pPr>
         <w:pStyle w:val="Heading1"/>
@@ -103,7 +103,7 @@
         <w:t xml:space="preserve"> </w:t>
       </w:r>
       <w:r>
-        <w:t xml:space="preserve">phase moderate the internationalization–performance (I→P) relationship</w:t>
+        <w:t xml:space="preserve">phase moderate the internationalization–performance (I to P) relationship</w:t>
       </w:r>
       <w:r>
         <w:t xml:space="preserve"> </w:t>
@@ -582,7 +582,7 @@
         <w:t xml:space="preserve"> </w:t>
       </w:r>
       <w:r>
-        <w:t xml:space="preserve">This is the first three-level MARA of I→P drawing</w:t>
+        <w:t xml:space="preserve">This is the first three-level MARA of I to P drawing</w:t>
       </w:r>
       <w:r>
         <w:t xml:space="preserve"> </w:t>
@@ -650,7 +650,7 @@
         <w:t xml:space="preserve"> </w:t>
       </w:r>
       <w:r>
-        <w:t xml:space="preserve">bias, reframes the heterogeneity puzzle: unexplained variance in I→P may</w:t>
+        <w:t xml:space="preserve">bias, reframes the heterogeneity puzzle: unexplained variance in I to P may</w:t>
       </w:r>
       <w:r>
         <w:t xml:space="preserve"> </w:t>
@@ -702,7 +702,7 @@
       </w:r>
     </w:p>
     <w:bookmarkEnd w:id="20"/>
-    <w:bookmarkStart w:id="21" w:name="Xe3d0fc0bea9a42ce7605565d0964033d7f6ee47"/>
+    <w:bookmarkStart w:id="21" w:name="introduction"/>
     <w:p>
       <w:pPr>
         <w:pStyle w:val="Heading2"/>
@@ -796,13 +796,28 @@
         <w:pStyle w:val="BodyText"/>
       </w:pPr>
       <w:r>
-        <w:t xml:space="preserve">The relationship between a firm's degree of internationalization and its</w:t>
-      </w:r>
-      <w:r>
-        <w:t xml:space="preserve"> </w:t>
-      </w:r>
-      <w:r>
-        <w:t xml:space="preserve">performance (the "I→P relationship") is the most meta-analyzed question</w:t>
+        <w:t xml:space="preserve">The relationship between a firm’s degree of internationalization and its</w:t>
+      </w:r>
+      <w:r>
+        <w:t xml:space="preserve"> </w:t>
+      </w:r>
+      <w:r>
+        <w:t xml:space="preserve">performance (the</w:t>
+      </w:r>
+      <w:r>
+        <w:t xml:space="preserve"> </w:t>
+      </w:r>
+      <w:r>
+        <w:t xml:space="preserve">“</w:t>
+      </w:r>
+      <w:r>
+        <w:t xml:space="preserve">I to P relationship</w:t>
+      </w:r>
+      <w:r>
+        <w:t xml:space="preserve">”</w:t>
+      </w:r>
+      <w:r>
+        <w:t xml:space="preserve">) is the most meta-analyzed question</w:t>
       </w:r>
       <w:r>
         <w:t xml:space="preserve"> </w:t>
@@ -859,13 +874,13 @@
         <w:pStyle w:val="BodyText"/>
       </w:pPr>
       <w:r>
-        <w:t xml:space="preserve">The present study's starting point is the ICBEF 2025 baseline analysis</w:t>
-      </w:r>
-      <w:r>
-        <w:t xml:space="preserve"> </w:t>
-      </w:r>
-      <w:r>
-        <w:t xml:space="preserve">(Do &amp; Phan, 2024):</w:t>
+        <w:t xml:space="preserve">The present study’s starting point is the ICBEF 2025 baseline analysis</w:t>
+      </w:r>
+      <w:r>
+        <w:t xml:space="preserve"> </w:t>
+      </w:r>
+      <w:r>
+        <w:t xml:space="preserve">(Authors, 2024):</w:t>
       </w:r>
       <w:r>
         <w:t xml:space="preserve"> </w:t>
@@ -989,7 +1004,7 @@
         <w:t xml:space="preserve"> </w:t>
       </w:r>
       <w:r>
-        <w:t xml:space="preserve">moderates the I→P link.</w:t>
+        <w:t xml:space="preserve">moderates the I to P link.</w:t>
       </w:r>
     </w:p>
     <w:p>
@@ -1007,13 +1022,13 @@
         <w:t xml:space="preserve"> </w:t>
       </w:r>
       <w:r>
-        <w:t xml:space="preserve">Marano et al. (2016) established that</w:t>
-      </w:r>
-      <w:r>
-        <w:t xml:space="preserve"> </w:t>
-      </w:r>
-      <w:r>
-        <w:t xml:space="preserve">home-country institutions moderate I→P, but applied a coarse six-group</w:t>
+        <w:t xml:space="preserve">Marano et al. (2016) established that</w:t>
+      </w:r>
+      <w:r>
+        <w:t xml:space="preserve"> </w:t>
+      </w:r>
+      <w:r>
+        <w:t xml:space="preserve">home-country institutions moderate I to P, but applied a coarse six-group</w:t>
       </w:r>
       <w:r>
         <w:t xml:space="preserve"> </w:t>
@@ -1049,7 +1064,7 @@
         <w:t xml:space="preserve"> </w:t>
       </w:r>
       <w:r>
-        <w:t xml:space="preserve">globally representative I→P corpus.</w:t>
+        <w:t xml:space="preserve">globally representative I to P corpus.</w:t>
       </w:r>
     </w:p>
     <w:p>
@@ -1067,13 +1082,25 @@
         <w:t xml:space="preserve"> </w:t>
       </w:r>
       <w:r>
-        <w:t xml:space="preserve">Brynjolfsson et al. (2021) identified 2009 as a</w:t>
-      </w:r>
-      <w:r>
-        <w:t xml:space="preserve"> </w:t>
-      </w:r>
-      <w:r>
-        <w:t xml:space="preserve">productivity inflection point in the digital era (the "dynamo analogy"</w:t>
+        <w:t xml:space="preserve">Brynjolfsson et al. (2021) identified 2009 as a</w:t>
+      </w:r>
+      <w:r>
+        <w:t xml:space="preserve"> </w:t>
+      </w:r>
+      <w:r>
+        <w:t xml:space="preserve">productivity inflection point in the digital era (the</w:t>
+      </w:r>
+      <w:r>
+        <w:t xml:space="preserve"> </w:t>
+      </w:r>
+      <w:r>
+        <w:t xml:space="preserve">“</w:t>
+      </w:r>
+      <w:r>
+        <w:t xml:space="preserve">dynamo analogy</w:t>
+      </w:r>
+      <w:r>
+        <w:t xml:space="preserve">”</w:t>
       </w:r>
       <w:r>
         <w:t xml:space="preserve"> </w:t>
@@ -1085,7 +1112,7 @@
         <w:t xml:space="preserve"> </w:t>
       </w:r>
       <w:r>
-        <w:t xml:space="preserve">after this threshold should yield systematically different I→P effect</w:t>
+        <w:t xml:space="preserve">after this threshold should yield systematically different I to P effect</w:t>
       </w:r>
       <w:r>
         <w:t xml:space="preserve"> </w:t>
@@ -1097,7 +1124,7 @@
         <w:t xml:space="preserve"> </w:t>
       </w:r>
       <w:r>
-        <w:t xml:space="preserve">temporal moderator has never been systematically coded in I→P</w:t>
+        <w:t xml:space="preserve">temporal moderator has never been systematically coded in I to P</w:t>
       </w:r>
       <w:r>
         <w:t xml:space="preserve"> </w:t>
@@ -1204,7 +1231,7 @@
         <w:t xml:space="preserve"> </w:t>
       </w:r>
       <w:r>
-        <w:t xml:space="preserve">I→P literature; (2) first PRISMA-2020-compliant systematic search with</w:t>
+        <w:t xml:space="preserve">I to P literature; (2) first PRISMA-2020-compliant systematic search with</w:t>
       </w:r>
       <w:r>
         <w:t xml:space="preserve"> </w:t>
@@ -1232,7 +1259,7 @@
         <w:t xml:space="preserve"> </w:t>
       </w:r>
       <w:r>
-        <w:t xml:space="preserve">within-study heterogeneity decomposition to I→P.</w:t>
+        <w:t xml:space="preserve">within-study heterogeneity decomposition to I to P.</w:t>
       </w:r>
       <w:r>
         <w:t xml:space="preserve"> </w:t>
@@ -1251,7 +1278,7 @@
         <w:t xml:space="preserve"> </w:t>
       </w:r>
       <w:r>
-        <w:t xml:space="preserve">framework applied to a globally representative I→P corpus (</w:t>
+        <w:t xml:space="preserve">framework applied to a globally representative I to P corpus (</w:t>
       </w:r>
       <w:r>
         <w:rPr>
@@ -1276,7 +1303,7 @@
         <w:t xml:space="preserve"> </w:t>
       </w:r>
       <w:r>
-        <w:t xml:space="preserve">digital-infrastructure moderator of I→P; (6) first test of DPL phase as</w:t>
+        <w:t xml:space="preserve">digital-infrastructure moderator of I to P; (6) first test of DPL phase as</w:t>
       </w:r>
       <w:r>
         <w:t xml:space="preserve"> </w:t>
@@ -1404,7 +1431,7 @@
         <w:t xml:space="preserve"> </w:t>
       </w:r>
       <w:r>
-        <w:t xml:space="preserve">= 113), confirming a small but consistent positive I→P</w:t>
+        <w:t xml:space="preserve">= 113), confirming a small but consistent positive I to P</w:t>
       </w:r>
       <w:r>
         <w:t xml:space="preserve"> </w:t>
@@ -1700,7 +1727,7 @@
       </w:r>
     </w:p>
     <w:bookmarkEnd w:id="21"/>
-    <w:bookmarkStart w:id="28" w:name="Xce0b9068aa677089fdc23e66f61b75516af2bf7"/>
+    <w:bookmarkStart w:id="28" w:name="theoretical-framework-and-hypotheses"/>
     <w:p>
       <w:pPr>
         <w:pStyle w:val="Heading2"/>
@@ -1709,7 +1736,7 @@
         <w:t xml:space="preserve">2. Theoretical Framework and Hypotheses</w:t>
       </w:r>
     </w:p>
-    <w:bookmarkStart w:id="22" w:name="X3ef957228c2567a2a7acbf295337a0f0d698973"/>
+    <w:bookmarkStart w:id="22" w:name="foundation-theories"/>
     <w:p>
       <w:pPr>
         <w:pStyle w:val="Heading3"/>
@@ -1735,7 +1762,7 @@
         <w:t xml:space="preserve"> </w:t>
       </w:r>
       <w:r>
-        <w:t xml:space="preserve">I→P relationship.</w:t>
+        <w:t xml:space="preserve">I to P relationship.</w:t>
       </w:r>
     </w:p>
     <w:p>
@@ -1765,7 +1792,7 @@
         <w:t xml:space="preserve"> </w:t>
       </w:r>
       <w:r>
-        <w:t xml:space="preserve">inimitable, non-substitutable) resources. In the I→P context, this</w:t>
+        <w:t xml:space="preserve">inimitable, non-substitutable) resources. In the I to P context, this</w:t>
       </w:r>
       <w:r>
         <w:t xml:space="preserve"> </w:t>
@@ -1789,7 +1816,7 @@
         <w:t xml:space="preserve"> </w:t>
       </w:r>
       <w:r>
-        <w:t xml:space="preserve">international expansion than resource-constrained peers. Wernerfelt's</w:t>
+        <w:t xml:space="preserve">international expansion than resource-constrained peers. Wernerfelt’s</w:t>
       </w:r>
       <w:r>
         <w:t xml:space="preserve"> </w:t>
@@ -1891,7 +1918,7 @@
         <w:t xml:space="preserve"> </w:t>
       </w:r>
       <w:r>
-        <w:t xml:space="preserve">environment raises the aggregate I→P effect across studies, a</w:t>
+        <w:t xml:space="preserve">environment raises the aggregate I to P effect across studies, a</w:t>
       </w:r>
       <w:r>
         <w:t xml:space="preserve"> </w:t>
@@ -1921,19 +1948,37 @@
         <w:t xml:space="preserve"> </w:t>
       </w:r>
       <w:r>
-        <w:t xml:space="preserve">North's (1990) framework positions formal and</w:t>
-      </w:r>
-      <w:r>
-        <w:t xml:space="preserve"> </w:t>
-      </w:r>
-      <w:r>
-        <w:t xml:space="preserve">informal institutions as the "rules of the game" that govern transaction</w:t>
-      </w:r>
-      <w:r>
-        <w:t xml:space="preserve"> </w:t>
-      </w:r>
-      <w:r>
-        <w:t xml:space="preserve">costs. In the I→P context, higher institutional quality, measured</w:t>
+        <w:t xml:space="preserve">North’s (1990) framework positions formal and</w:t>
+      </w:r>
+      <w:r>
+        <w:t xml:space="preserve"> </w:t>
+      </w:r>
+      <w:r>
+        <w:t xml:space="preserve">informal institutions as the</w:t>
+      </w:r>
+      <w:r>
+        <w:t xml:space="preserve"> </w:t>
+      </w:r>
+      <w:r>
+        <w:t xml:space="preserve">“</w:t>
+      </w:r>
+      <w:r>
+        <w:t xml:space="preserve">rules of the game</w:t>
+      </w:r>
+      <w:r>
+        <w:t xml:space="preserve">”</w:t>
+      </w:r>
+      <w:r>
+        <w:t xml:space="preserve"> </w:t>
+      </w:r>
+      <w:r>
+        <w:t xml:space="preserve">that govern transaction</w:t>
+      </w:r>
+      <w:r>
+        <w:t xml:space="preserve"> </w:t>
+      </w:r>
+      <w:r>
+        <w:t xml:space="preserve">costs. In the I to P context, higher institutional quality, measured</w:t>
       </w:r>
       <w:r>
         <w:t xml:space="preserve"> </w:t>
@@ -1957,7 +2002,7 @@
         <w:t xml:space="preserve"> </w:t>
       </w:r>
       <w:r>
-        <w:t xml:space="preserve">asymmetry between home and host markets. Scott's (1995) three-pillar</w:t>
+        <w:t xml:space="preserve">asymmetry between home and host markets. Scott’s (1995) three-pillar</w:t>
       </w:r>
       <w:r>
         <w:t xml:space="preserve"> </w:t>
@@ -2011,7 +2056,7 @@
         <w:t xml:space="preserve"> </w:t>
       </w:r>
       <w:r>
-        <w:t xml:space="preserve">theory: the expected I→P effect should decline monotonically from</w:t>
+        <w:t xml:space="preserve">theory: the expected I to P effect should decline monotonically from</w:t>
       </w:r>
       <w:r>
         <w:t xml:space="preserve"> </w:t>
@@ -2041,7 +2086,7 @@
         <w:t xml:space="preserve"> </w:t>
       </w:r>
       <w:r>
-        <w:t xml:space="preserve">Johanson and Vahlne's (1977, 2009)</w:t>
+        <w:t xml:space="preserve">Johanson and Vahlne’s (1977, 2009)</w:t>
       </w:r>
       <w:r>
         <w:t xml:space="preserve"> </w:t>
@@ -2107,7 +2152,7 @@
         <w:t xml:space="preserve"> </w:t>
       </w:r>
       <w:r>
-        <w:t xml:space="preserve">predicting that I→P effects are largest in studies drawing on data from</w:t>
+        <w:t xml:space="preserve">predicting that I to P effects are largest in studies drawing on data from</w:t>
       </w:r>
       <w:r>
         <w:t xml:space="preserve"> </w:t>
@@ -2155,7 +2200,7 @@
         <w:t xml:space="preserve"> </w:t>
       </w:r>
       <w:r>
-        <w:t xml:space="preserve">the I→P literature (Hitt et al., 1997; Lu &amp; Beamish, 2004) posits that</w:t>
+        <w:t xml:space="preserve">the I to P literature (Hitt et al., 1997; Lu &amp; Beamish, 2004) posits that</w:t>
       </w:r>
       <w:r>
         <w:t xml:space="preserve"> </w:t>
@@ -2191,7 +2236,7 @@
         <w:t xml:space="preserve"> </w:t>
       </w:r>
       <w:r>
-        <w:t xml:space="preserve">I→P literature (Marano et al., 2016). However, digital platforms</w:t>
+        <w:t xml:space="preserve">I to P literature (Marano et al., 2016). However, digital platforms</w:t>
       </w:r>
       <w:r>
         <w:t xml:space="preserve"> </w:t>
@@ -2320,7 +2365,7 @@
         <w:t xml:space="preserve"> </w:t>
       </w:r>
       <w:r>
-        <w:t xml:space="preserve">Verhoef et al.'s (2021)</w:t>
+        <w:t xml:space="preserve">Verhoef et al.’s (2021)</w:t>
       </w:r>
       <w:r>
         <w:t xml:space="preserve"> </w:t>
@@ -2508,7 +2553,7 @@
         <w:t xml:space="preserve"> </w:t>
       </w:r>
       <w:r>
-        <w:t xml:space="preserve">whereas firm-level DAI captures a firm's own position within that</w:t>
+        <w:t xml:space="preserve">whereas firm-level DAI captures a firm’s own position within that</w:t>
       </w:r>
       <w:r>
         <w:t xml:space="preserve"> </w:t>
@@ -2520,7 +2565,7 @@
         <w:t xml:space="preserve"> </w:t>
       </w:r>
       <w:r>
-        <w:t xml:space="preserve">whether a richer national digital environment raises the aggregate I→P</w:t>
+        <w:t xml:space="preserve">whether a richer national digital environment raises the aggregate I to P</w:t>
       </w:r>
       <w:r>
         <w:t xml:space="preserve"> </w:t>
@@ -2536,7 +2581,7 @@
       </w:r>
     </w:p>
     <w:bookmarkEnd w:id="22"/>
-    <w:bookmarkStart w:id="23" w:name="X0441fb0bed103c363ef3b0c58f4e35b0253858e"/>
+    <w:bookmarkStart w:id="23" w:name="X772aae5f967000260143b5df2cce415e62452ba"/>
     <w:p>
       <w:pPr>
         <w:pStyle w:val="Heading3"/>
@@ -2572,7 +2617,7 @@
         <w:t xml:space="preserve"> </w:t>
       </w:r>
       <w:r>
-        <w:t xml:space="preserve">the ICRV gradient in meta-analytic I→P effect sizes. CIMT's core claim</w:t>
+        <w:t xml:space="preserve">the ICRV gradient in meta-analytic I to P effect sizes. CIMT’s core claim</w:t>
       </w:r>
       <w:r>
         <w:t xml:space="preserve"> </w:t>
@@ -2662,7 +2707,7 @@
         <w:t xml:space="preserve"> </w:t>
       </w:r>
       <w:r>
-        <w:t xml:space="preserve">into larger cumulative rent streams, raising the average I→P effect</w:t>
+        <w:t xml:space="preserve">into larger cumulative rent streams, raising the average I to P effect</w:t>
       </w:r>
       <w:r>
         <w:t xml:space="preserve"> </w:t>
@@ -2800,13 +2845,13 @@
         <w:t xml:space="preserve"> </w:t>
       </w:r>
       <w:r>
-        <w:t xml:space="preserve">declines across the ICRV spectrum (Regime II → III → FR), these</w:t>
-      </w:r>
-      <w:r>
-        <w:t xml:space="preserve"> </w:t>
-      </w:r>
-      <w:r>
-        <w:t xml:space="preserve">substitute governance costs accumulate, progressively depressing the I→P</w:t>
+        <w:t xml:space="preserve">declines across the ICRV spectrum (Regime II–III to FR), these</w:t>
+      </w:r>
+      <w:r>
+        <w:t xml:space="preserve"> </w:t>
+      </w:r>
+      <w:r>
+        <w:t xml:space="preserve">substitute governance costs accumulate, progressively depressing the I to P</w:t>
       </w:r>
       <w:r>
         <w:t xml:space="preserve"> </w:t>
@@ -2820,7 +2865,7 @@
         <w:pStyle w:val="BodyText"/>
       </w:pPr>
       <w:r>
-        <w:t xml:space="preserve">CIMT predicts between-regime heterogeneity in I→P effect sizes, with</w:t>
+        <w:t xml:space="preserve">CIMT predicts between-regime heterogeneity in I to P effect sizes, with</w:t>
       </w:r>
       <w:r>
         <w:t xml:space="preserve"> </w:t>
@@ -2922,7 +2967,7 @@
         <w:t xml:space="preserve"> </w:t>
       </w:r>
       <w:r>
-        <w:t xml:space="preserve">Pooled I→P</w:t>
+        <w:t xml:space="preserve">Pooled I to P</w:t>
       </w:r>
       <w:r>
         <w:t xml:space="preserve"> </w:t>
@@ -3047,7 +3092,7 @@
         <w:t xml:space="preserve"> </w:t>
       </w:r>
       <w:r>
-        <w:t xml:space="preserve">firms (ICRV-I) are expected to show the largest pooled I→P effect,</w:t>
+        <w:t xml:space="preserve">firms (ICRV-I) are expected to show the largest pooled I to P effect,</w:t>
       </w:r>
       <w:r>
         <w:t xml:space="preserve"> </w:t>
@@ -3101,7 +3146,7 @@
         <w:t xml:space="preserve"> </w:t>
       </w:r>
       <w:r>
-        <w:t xml:space="preserve">negative, pooled I→P effect, reflecting the dominance of institutional</w:t>
+        <w:t xml:space="preserve">negative, pooled I to P effect, reflecting the dominance of institutional</w:t>
       </w:r>
       <w:r>
         <w:t xml:space="preserve"> </w:t>
@@ -3145,7 +3190,7 @@
       </w:r>
     </w:p>
     <w:bookmarkEnd w:id="23"/>
-    <w:bookmarkStart w:id="24" w:name="X2deb80d12906b7a6f29f11e064c8a8329815dad"/>
+    <w:bookmarkStart w:id="24" w:name="digital-paradox-lifecycle-dpl-new-hm2"/>
     <w:p>
       <w:pPr>
         <w:pStyle w:val="Heading3"/>
@@ -3165,13 +3210,13 @@
         <w:t xml:space="preserve"> </w:t>
       </w:r>
       <w:r>
-        <w:t xml:space="preserve">Brynjolfsson et al.'s (2021) productivity J-curve and David's (1990)</w:t>
-      </w:r>
-      <w:r>
-        <w:t xml:space="preserve"> </w:t>
-      </w:r>
-      <w:r>
-        <w:t xml:space="preserve">dynamo analogy. David's (1990) study of the transition from steam power</w:t>
+        <w:t xml:space="preserve">Brynjolfsson et al.’s (2021) productivity J-curve and David’s (1990)</w:t>
+      </w:r>
+      <w:r>
+        <w:t xml:space="preserve"> </w:t>
+      </w:r>
+      <w:r>
+        <w:t xml:space="preserve">dynamo analogy. David’s (1990) study of the transition from steam power</w:t>
       </w:r>
       <w:r>
         <w:t xml:space="preserve"> </w:t>
@@ -3195,7 +3240,7 @@
         <w:t xml:space="preserve"> </w:t>
       </w:r>
       <w:r>
-        <w:t xml:space="preserve">benefits materialize. Brynjolfsson et al. (2021) applied this analogy to</w:t>
+        <w:t xml:space="preserve">benefits materialize. Brynjolfsson et al. (2021) applied this analogy to</w:t>
       </w:r>
       <w:r>
         <w:t xml:space="preserve"> </w:t>
@@ -3213,7 +3258,7 @@
         <w:t xml:space="preserve"> </w:t>
       </w:r>
       <w:r>
-        <w:t xml:space="preserve">complementary assets mature. We extend this framework to the I→P</w:t>
+        <w:t xml:space="preserve">complementary assets mature. We extend this framework to the I to P</w:t>
       </w:r>
       <w:r>
         <w:t xml:space="preserve"> </w:t>
@@ -3291,7 +3336,7 @@
         <w:t xml:space="preserve"> </w:t>
       </w:r>
       <w:r>
-        <w:t xml:space="preserve">cost structure of international operations. I→P dynamics in this</w:t>
+        <w:t xml:space="preserve">cost structure of international operations. I to P dynamics in this</w:t>
       </w:r>
       <w:r>
         <w:t xml:space="preserve"> </w:t>
@@ -3303,7 +3348,7 @@
         <w:t xml:space="preserve"> </w:t>
       </w:r>
       <w:r>
-        <w:t xml:space="preserve">mechanisms documented by Hitt et al. (1997) and Lu and Beamish (2004);</w:t>
+        <w:t xml:space="preserve">mechanisms documented by Hitt et al. (1997) and Lu and Beamish (2004);</w:t>
       </w:r>
       <w:r>
         <w:t xml:space="preserve"> </w:t>
@@ -3373,7 +3418,7 @@
         <w:t xml:space="preserve"> </w:t>
       </w:r>
       <w:r>
-        <w:t xml:space="preserve">productivity gains. I→P effect sizes in this period should be</w:t>
+        <w:t xml:space="preserve">productivity gains. I to P effect sizes in this period should be</w:t>
       </w:r>
       <w:r>
         <w:t xml:space="preserve"> </w:t>
@@ -3437,13 +3482,13 @@
         <w:t xml:space="preserve"> </w:t>
       </w:r>
       <w:r>
-        <w:t xml:space="preserve">Brynjolfsson et al. (2021) has been substantially absorbed; the</w:t>
-      </w:r>
-      <w:r>
-        <w:t xml:space="preserve"> </w:t>
-      </w:r>
-      <w:r>
-        <w:t xml:space="preserve">productivity J-curve has passed its inflection point. I→P effect sizes</w:t>
+        <w:t xml:space="preserve">Brynjolfsson et al. (2021) has been substantially absorbed; the</w:t>
+      </w:r>
+      <w:r>
+        <w:t xml:space="preserve"> </w:t>
+      </w:r>
+      <w:r>
+        <w:t xml:space="preserve">productivity J-curve has passed its inflection point. I to P effect sizes</w:t>
       </w:r>
       <w:r>
         <w:t xml:space="preserve"> </w:t>
@@ -3547,7 +3592,7 @@
         <w:t xml:space="preserve"> </w:t>
       </w:r>
       <w:r>
-        <w:t xml:space="preserve">post-2014 data (DPL Follow phase) are expected to show larger pooled I→P</w:t>
+        <w:t xml:space="preserve">post-2014 data (DPL Follow phase) are expected to show larger pooled I to P</w:t>
       </w:r>
       <w:r>
         <w:t xml:space="preserve"> </w:t>
@@ -3666,7 +3711,7 @@
         <w:t xml:space="preserve"> </w:t>
       </w:r>
       <w:r>
-        <w:t xml:space="preserve">This prediction is bounded by the Brynjolfsson et al. (2021) J-curve</w:t>
+        <w:t xml:space="preserve">This prediction is bounded by the Brynjolfsson et al. (2021) J-curve</w:t>
       </w:r>
       <w:r>
         <w:t xml:space="preserve"> </w:t>
@@ -3711,7 +3756,7 @@
       </w:r>
     </w:p>
     <w:bookmarkEnd w:id="24"/>
-    <w:bookmarkStart w:id="25" w:name="Xb1c138680495182103a8a51fe62639318953aef"/>
+    <w:bookmarkStart w:id="25" w:name="cdai-as-amplifier-hm3"/>
     <w:p>
       <w:pPr>
         <w:pStyle w:val="Heading3"/>
@@ -3783,19 +3828,19 @@
         <w:t xml:space="preserve"> </w:t>
       </w:r>
       <w:r>
-        <w:t xml:space="preserve">that exists in a country's economic environment regardless of any</w:t>
-      </w:r>
-      <w:r>
-        <w:t xml:space="preserve"> </w:t>
-      </w:r>
-      <w:r>
-        <w:t xml:space="preserve">individual firm's adoption decision. Second, cDAI operates at the</w:t>
-      </w:r>
-      <w:r>
-        <w:t xml:space="preserve"> </w:t>
-      </w:r>
-      <w:r>
-        <w:t xml:space="preserve">between-study level in a meta-analysis: variation in the pooled I→P</w:t>
+        <w:t xml:space="preserve">that exists in a country’s economic environment regardless of any</w:t>
+      </w:r>
+      <w:r>
+        <w:t xml:space="preserve"> </w:t>
+      </w:r>
+      <w:r>
+        <w:t xml:space="preserve">individual firm’s adoption decision. Second, cDAI operates at the</w:t>
+      </w:r>
+      <w:r>
+        <w:t xml:space="preserve"> </w:t>
+      </w:r>
+      <w:r>
+        <w:t xml:space="preserve">between-study level in a meta-analysis: variation in the pooled I to P</w:t>
       </w:r>
       <w:r>
         <w:t xml:space="preserve"> </w:t>
@@ -3807,7 +3852,7 @@
         <w:t xml:space="preserve"> </w:t>
       </w:r>
       <w:r>
-        <w:t xml:space="preserve">national digital infrastructure environments from which those studies'</w:t>
+        <w:t xml:space="preserve">national digital infrastructure environments from which those studies’</w:t>
       </w:r>
       <w:r>
         <w:t xml:space="preserve"> </w:t>
@@ -3869,7 +3914,7 @@
         <w:t xml:space="preserve"> </w:t>
       </w:r>
       <w:r>
-        <w:t xml:space="preserve">a study using 2018–2020 panel data from Vietnam is assigned Vietnam's</w:t>
+        <w:t xml:space="preserve">a study using 2018–2020 panel data from Vietnam is assigned Vietnam’s</w:t>
       </w:r>
       <w:r>
         <w:t xml:space="preserve"> </w:t>
@@ -3883,7 +3928,7 @@
         <w:pStyle w:val="BodyText"/>
       </w:pPr>
       <w:r>
-        <w:t xml:space="preserve">The mechanism by which cDAI amplifies the I→P relationship operates</w:t>
+        <w:t xml:space="preserve">The mechanism by which cDAI amplifies the I to P relationship operates</w:t>
       </w:r>
       <w:r>
         <w:t xml:space="preserve"> </w:t>
@@ -3941,7 +3986,7 @@
         <w:t xml:space="preserve"> </w:t>
       </w:r>
       <w:r>
-        <w:t xml:space="preserve">coordination tools may not generate measurable I→P gains because the</w:t>
+        <w:t xml:space="preserve">coordination tools may not generate measurable I to P gains because the</w:t>
       </w:r>
       <w:r>
         <w:t xml:space="preserve"> </w:t>
@@ -3989,7 +4034,7 @@
         <w:t xml:space="preserve"> </w:t>
       </w:r>
       <w:r>
-        <w:t xml:space="preserve">cDAI scores predict pooled I→P effect sizes, reflecting the</w:t>
+        <w:t xml:space="preserve">cDAI scores predict pooled I to P effect sizes, reflecting the</w:t>
       </w:r>
       <w:r>
         <w:t xml:space="preserve"> </w:t>
@@ -4077,7 +4122,7 @@
         <w:pStyle w:val="BodyText"/>
       </w:pPr>
       <w:r>
-        <w:t xml:space="preserve">Bustamante et al. (2022) provide the closest prior evidence: they find</w:t>
+        <w:t xml:space="preserve">Bustamante et al. (2022) provide the closest prior evidence: they find</w:t>
       </w:r>
       <w:r>
         <w:t xml:space="preserve"> </w:t>
@@ -4131,7 +4176,7 @@
         <w:t xml:space="preserve"> </w:t>
       </w:r>
       <w:r>
-        <w:t xml:space="preserve">from high-cDAI national contexts are expected to show larger pooled I→P</w:t>
+        <w:t xml:space="preserve">from high-cDAI national contexts are expected to show larger pooled I to P</w:t>
       </w:r>
       <w:r>
         <w:t xml:space="preserve"> </w:t>
@@ -4273,7 +4318,7 @@
         <w:t xml:space="preserve"> </w:t>
       </w:r>
       <w:r>
-        <w:t xml:space="preserve">I→P because B2B digital trade infrastructure had not yet achieved</w:t>
+        <w:t xml:space="preserve">I to P because B2B digital trade infrastructure had not yet achieved</w:t>
       </w:r>
       <w:r>
         <w:t xml:space="preserve"> </w:t>
@@ -4283,7 +4328,7 @@
       </w:r>
     </w:p>
     <w:bookmarkEnd w:id="25"/>
-    <w:bookmarkStart w:id="26" w:name="Xf3e5d346ebc5a17228cb32efda8c89f8560d468"/>
+    <w:bookmarkStart w:id="26" w:name="publication-bias-as-null-hypothesis"/>
     <w:p>
       <w:pPr>
         <w:pStyle w:val="Heading3"/>
@@ -4327,7 +4372,7 @@
         <w:t xml:space="preserve"> </w:t>
       </w:r>
       <w:r>
-        <w:t xml:space="preserve">statistically significant positive I→P results is expected to inflate</w:t>
+        <w:t xml:space="preserve">statistically significant positive I to P results is expected to inflate</w:t>
       </w:r>
       <w:r>
         <w:t xml:space="preserve"> </w:t>
@@ -4339,7 +4384,7 @@
         <w:t xml:space="preserve"> </w:t>
       </w:r>
       <w:r>
-        <w:t xml:space="preserve">because positive results are more likely to be published in the I→P</w:t>
+        <w:t xml:space="preserve">because positive results are more likely to be published in the I to P</w:t>
       </w:r>
       <w:r>
         <w:t xml:space="preserve"> </w:t>
@@ -4351,13 +4396,13 @@
         <w:t xml:space="preserve"> </w:t>
       </w:r>
       <w:r>
-        <w:t xml:space="preserve">predictions follow: (H4a) Funnel-plot asymmetry tests (Egger's</w:t>
-      </w:r>
-      <w:r>
-        <w:t xml:space="preserve"> </w:t>
-      </w:r>
-      <w:r>
-        <w:t xml:space="preserve">regression intercept, Begg's rank correlation) are expected to be</w:t>
+        <w:t xml:space="preserve">predictions follow: (H4a) Funnel-plot asymmetry tests (Egger’s</w:t>
+      </w:r>
+      <w:r>
+        <w:t xml:space="preserve"> </w:t>
+      </w:r>
+      <w:r>
+        <w:t xml:space="preserve">regression intercept, Begg’s rank correlation) are expected to be</w:t>
       </w:r>
       <w:r>
         <w:t xml:space="preserve"> </w:t>
@@ -4375,7 +4420,7 @@
         <w:t xml:space="preserve"> </w:t>
       </w:r>
       <w:r>
-        <w:t xml:space="preserve">regression-estimated pooled mean; (H4b) Duval and Tweedie's (2000)</w:t>
+        <w:t xml:space="preserve">regression-estimated pooled mean; (H4b) Duval and Tweedie’s (2000)</w:t>
       </w:r>
       <w:r>
         <w:t xml:space="preserve"> </w:t>
@@ -4419,7 +4464,7 @@
         <w:t xml:space="preserve">r̄</w:t>
       </w:r>
       <w:r>
-        <w:t xml:space="preserve">_adj &gt; 0); (H4c) Orwin's (1983)</w:t>
+        <w:t xml:space="preserve">_adj &gt; 0); (H4c) Orwin’s (1983)</w:t>
       </w:r>
       <w:r>
         <w:t xml:space="preserve"> </w:t>
@@ -4437,7 +4482,7 @@
         <w:t xml:space="preserve"> </w:t>
       </w:r>
       <w:r>
-        <w:t xml:space="preserve">confirming that the positive I→P effect is not an artifact of</w:t>
+        <w:t xml:space="preserve">confirming that the positive I to P effect is not an artifact of</w:t>
       </w:r>
       <w:r>
         <w:t xml:space="preserve"> </w:t>
@@ -4447,7 +4492,7 @@
       </w:r>
     </w:p>
     <w:bookmarkEnd w:id="26"/>
-    <w:bookmarkStart w:id="27" w:name="X9f459728ae2c4e39aee69d49761868d88bce138"/>
+    <w:bookmarkStart w:id="27" w:name="conceptual-model"/>
     <w:p>
       <w:pPr>
         <w:pStyle w:val="Heading3"/>
@@ -4515,7 +4560,7 @@
         <w:t xml:space="preserve"> </w:t>
       </w:r>
       <w:r>
-        <w:t xml:space="preserve">(baseline I→P pooled effect, k = 238 studies from 49 economies, K = 288</w:t>
+        <w:t xml:space="preserve">(baseline I to P pooled effect, k = 238 studies from 49 economies, K = 288</w:t>
       </w:r>
       <w:r>
         <w:t xml:space="preserve"> </w:t>
@@ -4593,13 +4638,13 @@
         <w:t xml:space="preserve"> </w:t>
       </w:r>
       <w:r>
-        <w:t xml:space="preserve">= 8.4%); total I² = 62.4%. Publication bias (H4 confirmed): Egger's b =</w:t>
-      </w:r>
-      <w:r>
-        <w:t xml:space="preserve"> </w:t>
-      </w:r>
-      <w:r>
-        <w:t xml:space="preserve">0.487 (p = .052), Begg's τ = −0.132 (p = .001); trim-and-fill imputes k</w:t>
+        <w:t xml:space="preserve">= 8.4%); total I² = 62.4%. Publication bias (H4 confirmed): Egger’s b =</w:t>
+      </w:r>
+      <w:r>
+        <w:t xml:space="preserve"> </w:t>
+      </w:r>
+      <w:r>
+        <w:t xml:space="preserve">0.487 (p = .052), Begg’s τ = −0.132 (p = .001); trim-and-fill imputes k</w:t>
       </w:r>
       <w:r>
         <w:t xml:space="preserve"> </w:t>
@@ -4658,7 +4703,7 @@
     </w:p>
     <w:bookmarkEnd w:id="27"/>
     <w:bookmarkEnd w:id="28"/>
-    <w:bookmarkStart w:id="39" w:name="Xeae2dc85413e447d2c08d145b986cffc1f454f7"/>
+    <w:bookmarkStart w:id="39" w:name="method"/>
     <w:p>
       <w:pPr>
         <w:pStyle w:val="Heading2"/>
@@ -4747,7 +4792,7 @@
         <w:t xml:space="preserve">methodological versus contextual sources.</w:t>
       </w:r>
     </w:p>
-    <w:bookmarkStart w:id="29" w:name="X8beda39a661fcb1509b7059043e15ad6d0ce778"/>
+    <w:bookmarkStart w:id="29" w:name="search-strategy-and-study-identification"/>
     <w:p>
       <w:pPr>
         <w:pStyle w:val="Heading3"/>
@@ -4807,13 +4852,13 @@
         <w:t xml:space="preserve"> </w:t>
       </w:r>
       <w:r>
-        <w:t xml:space="preserve">Bausch and Krist (2007), Kirca et al. (2012), Marano et al. (2016),</w:t>
-      </w:r>
-      <w:r>
-        <w:t xml:space="preserve"> </w:t>
-      </w:r>
-      <w:r>
-        <w:t xml:space="preserve">Schwens et al. (2018), and Arte and Larimo (2022); forward citation</w:t>
+        <w:t xml:space="preserve">Bausch and Krist (2007), Kirca et al. (2012), Marano et al. (2016),</w:t>
+      </w:r>
+      <w:r>
+        <w:t xml:space="preserve"> </w:t>
+      </w:r>
+      <w:r>
+        <w:t xml:space="preserve">Schwens et al. (2018), and Arte and Larimo (2022); forward citation</w:t>
       </w:r>
       <w:r>
         <w:t xml:space="preserve"> </w:t>
@@ -5006,7 +5051,7 @@
         <w:t xml:space="preserve"> </w:t>
       </w:r>
       <w:r>
-        <w:t xml:space="preserve">aligns with the earliest empirical test of the I→P relationship (Vernon,</w:t>
+        <w:t xml:space="preserve">aligns with the earliest empirical test of the I to P relationship (Vernon,</w:t>
       </w:r>
       <w:r>
         <w:t xml:space="preserve"> </w:t>
@@ -5048,7 +5093,7 @@
         <w:t xml:space="preserve"> </w:t>
       </w:r>
       <w:r>
-        <w:t xml:space="preserve">planned metafor model specifications, is registered on OSF (DOI: [insert OSF DOI at submission]). Because the corpus had already been assembled, this is a transparency registration of the analysis plan rather than a data-blind pre-registration; the protocol document is available from the corresponding</w:t>
+        <w:t xml:space="preserve">planned metafor model specifications, is registered on OSF (DOI: 10.17605/OSF.IO/Z37KN). Because the corpus had already been assembled, this is a transparency registration of the analysis plan rather than a data-blind pre-registration; the protocol document is available from the corresponding</w:t>
       </w:r>
       <w:r>
         <w:t xml:space="preserve"> </w:t>
@@ -5058,7 +5103,7 @@
       </w:r>
     </w:p>
     <w:bookmarkEnd w:id="29"/>
-    <w:bookmarkStart w:id="30" w:name="Xe67e40459b15893f891bd95e2d3c9a6925f6957"/>
+    <w:bookmarkStart w:id="30" w:name="eligibility-criteria-and-study-selection"/>
     <w:p>
       <w:pPr>
         <w:pStyle w:val="Heading3"/>
@@ -5096,14 +5141,14 @@
     <w:tbl>
       <w:tblPr>
         <w:tblStyle w:val="Table"/>
-        <w:tblW w:type="auto" w:w="0"/>
+        <w:tblW w:type="pct" w:w="5000"/>
         <w:tblLook w:firstRow="1" w:lastRow="0" w:firstColumn="0" w:lastColumn="0" w:noHBand="0" w:noVBand="0" w:val="0020"/>
         <w:jc w:val="start"/>
       </w:tblPr>
       <w:tblGrid>
-        <w:gridCol w:w="2640"/>
-        <w:gridCol w:w="2640"/>
-        <w:gridCol w:w="2640"/>
+        <w:gridCol w:w="856"/>
+        <w:gridCol w:w="3949"/>
+        <w:gridCol w:w="3113"/>
       </w:tblGrid>
       <w:tr>
         <w:trPr>
@@ -5243,7 +5288,7 @@
               <w:jc w:val="left"/>
             </w:pPr>
             <w:r>
-              <w:t xml:space="preserve">Accounting-based (ROA, ROE, ROS); market-based (Tobin's Q, stock returns); productivity-based (labor productivity, TFP)</w:t>
+              <w:t xml:space="preserve">Accounting-based (ROA, ROE, ROS); market-based (Tobin’s Q, stock returns); productivity-based (labor productivity, TFP)</w:t>
             </w:r>
           </w:p>
         </w:tc>
@@ -5547,7 +5592,7 @@
               <w:jc w:val="left"/>
             </w:pPr>
             <w:r>
-              <w:t xml:space="preserve">Doctoral dissertations, master's theses, working papers, conference papers, book chapters, unpublished manuscripts, institutional reports</w:t>
+              <w:t xml:space="preserve">Doctoral dissertations, master’s theses, working papers, conference papers, book chapters, unpublished manuscripts, institutional reports</w:t>
             </w:r>
           </w:p>
         </w:tc>
@@ -5576,7 +5621,7 @@
         <w:t xml:space="preserve"> </w:t>
       </w:r>
       <w:r>
-        <w:t xml:space="preserve">DOI information. Doctoral dissertations, master's theses, working</w:t>
+        <w:t xml:space="preserve">DOI information. Doctoral dissertations, master’s theses, working</w:t>
       </w:r>
       <w:r>
         <w:t xml:space="preserve"> </w:t>
@@ -5668,7 +5713,25 @@
         <w:t xml:space="preserve"> </w:t>
       </w:r>
       <w:r>
-        <w:t xml:space="preserve">= 288 effect sizes eligible for synthesis. Because identification proceeded by citation chaining rather than a single database export, the flow is reported under the PRISMA 2020 "studies identified via other methods" variant (Appendix A); stage-level database-census counts are therefore not applicable. The synthesized set (</w:t>
+        <w:t xml:space="preserve">= 288 effect sizes eligible for synthesis. Because identification proceeded by citation chaining rather than a single database export, the flow is reported under the PRISMA 2020</w:t>
+      </w:r>
+      <w:r>
+        <w:t xml:space="preserve"> </w:t>
+      </w:r>
+      <w:r>
+        <w:t xml:space="preserve">“</w:t>
+      </w:r>
+      <w:r>
+        <w:t xml:space="preserve">studies identified via other methods</w:t>
+      </w:r>
+      <w:r>
+        <w:t xml:space="preserve">”</w:t>
+      </w:r>
+      <w:r>
+        <w:t xml:space="preserve"> </w:t>
+      </w:r>
+      <w:r>
+        <w:t xml:space="preserve">variant (Appendix A); stage-level database-census counts are therefore not applicable. The synthesized set (</w:t>
       </w:r>
       <w:r>
         <w:rPr>
@@ -5701,7 +5764,7 @@
       </w:r>
     </w:p>
     <w:bookmarkEnd w:id="30"/>
-    <w:bookmarkStart w:id="34" w:name="X1d41e663e785934d4feadbd21b81f03c51339a8"/>
+    <w:bookmarkStart w:id="34" w:name="data-extraction-and-quality-assurance"/>
     <w:p>
       <w:pPr>
         <w:pStyle w:val="Heading3"/>
@@ -5710,7 +5773,7 @@
         <w:t xml:space="preserve">3.3 Data Extraction and Quality Assurance</w:t>
       </w:r>
     </w:p>
-    <w:bookmarkStart w:id="31" w:name="X08ffec85c6ae73d1d7d5bae8230a193cc0c32b0"/>
+    <w:bookmarkStart w:id="31" w:name="effect-size-extraction-protocol"/>
     <w:p>
       <w:pPr>
         <w:pStyle w:val="Heading4"/>
@@ -5752,13 +5815,13 @@
         <w:t xml:space="preserve">N</w:t>
       </w:r>
       <w:r>
-        <w:t xml:space="preserve">), the focal I→P</w:t>
-      </w:r>
-      <w:r>
-        <w:t xml:space="preserve"> </w:t>
-      </w:r>
-      <w:r>
-        <w:t xml:space="preserve">effect size (Pearson's</w:t>
+        <w:t xml:space="preserve">), the focal I to P</w:t>
+      </w:r>
+      <w:r>
+        <w:t xml:space="preserve"> </w:t>
+      </w:r>
+      <w:r>
+        <w:t xml:space="preserve">effect size (Pearson’s</w:t>
       </w:r>
       <w:r>
         <w:t xml:space="preserve"> </w:t>
@@ -5810,7 +5873,7 @@
         <w:t xml:space="preserve"> </w:t>
       </w:r>
       <w:r>
-        <w:t xml:space="preserve">When Pearson's</w:t>
+        <w:t xml:space="preserve">When Pearson’s</w:t>
       </w:r>
       <w:r>
         <w:t xml:space="preserve"> </w:t>
@@ -5979,7 +6042,7 @@
         <w:t xml:space="preserve"> </w:t>
       </w:r>
       <w:r>
-        <w:t xml:space="preserve">(the simplified form of Peterson &amp; Brown's (2005) estimator</w:t>
+        <w:t xml:space="preserve">(the simplified form of Peterson &amp; Brown’s (2005) estimator</w:t>
       </w:r>
       <w:r>
         <w:t xml:space="preserve"> </w:t>
@@ -6254,13 +6317,13 @@
         <w:t xml:space="preserve"> </w:t>
       </w:r>
       <w:r>
-        <w:t xml:space="preserve">coded for the seven moderators defined in §3.4. ICRV regime was assigned</w:t>
-      </w:r>
-      <w:r>
-        <w:t xml:space="preserve"> </w:t>
-      </w:r>
-      <w:r>
-        <w:t xml:space="preserve">from the study's reported country using the World Bank WGI Rule of Law</w:t>
+        <w:t xml:space="preserve">coded for the seven moderators defined in Section 3.4. ICRV regime was assigned</w:t>
+      </w:r>
+      <w:r>
+        <w:t xml:space="preserve"> </w:t>
+      </w:r>
+      <w:r>
+        <w:t xml:space="preserve">from the study’s reported country using the World Bank WGI Rule of Law</w:t>
       </w:r>
       <w:r>
         <w:t xml:space="preserve"> </w:t>
@@ -6316,11 +6379,11 @@
         <w:t xml:space="preserve"> </w:t>
       </w:r>
       <w:r>
-        <w:t xml:space="preserve">inter-coder reliability protocol described in §3.3.2.</w:t>
+        <w:t xml:space="preserve">inter-coder reliability protocol described in Section 3.3.2.</w:t>
       </w:r>
     </w:p>
     <w:bookmarkEnd w:id="31"/>
-    <w:bookmarkStart w:id="32" w:name="X8e0743bf85a4a1c5fca32f939ca3f33e412fd3d"/>
+    <w:bookmarkStart w:id="32" w:name="inter-coder-reliability-assessment"/>
     <w:p>
       <w:pPr>
         <w:pStyle w:val="Heading4"/>
@@ -6449,19 +6512,19 @@
         <w:t xml:space="preserve"> </w:t>
       </w:r>
       <w:r>
-        <w:t xml:space="preserve">for categorical moderators, the adjudicator's decision was final; for</w:t>
-      </w:r>
-      <w:r>
-        <w:t xml:space="preserve"> </w:t>
-      </w:r>
-      <w:r>
-        <w:t xml:space="preserve">continuous cDAI scores, the mean of the two coders' values was used when</w:t>
-      </w:r>
-      <w:r>
-        <w:t xml:space="preserve"> </w:t>
-      </w:r>
-      <w:r>
-        <w:t xml:space="preserve">ICC(2, 1) ≥ 0.80, and the PI's direct lookup was used otherwise.</w:t>
+        <w:t xml:space="preserve">for categorical moderators, the adjudicator’s decision was final; for</w:t>
+      </w:r>
+      <w:r>
+        <w:t xml:space="preserve"> </w:t>
+      </w:r>
+      <w:r>
+        <w:t xml:space="preserve">continuous cDAI scores, the mean of the two coders’ values was used when</w:t>
+      </w:r>
+      <w:r>
+        <w:t xml:space="preserve"> </w:t>
+      </w:r>
+      <w:r>
+        <w:t xml:space="preserve">ICC(2, 1) ≥ 0.80, and the PI’s direct lookup was used otherwise.</w:t>
       </w:r>
     </w:p>
     <w:p>
@@ -6469,7 +6532,7 @@
         <w:pStyle w:val="BodyText"/>
       </w:pPr>
       <w:r>
-        <w:t xml:space="preserve">ICR was assessed using Cohen's κ for categorical variables (ICRV regime,</w:t>
+        <w:t xml:space="preserve">ICR was assessed using Cohen’s κ for categorical variables (ICRV regime,</w:t>
       </w:r>
       <w:r>
         <w:t xml:space="preserve"> </w:t>
@@ -6487,13 +6550,25 @@
         <w:t xml:space="preserve"> </w:t>
       </w:r>
       <w:r>
-        <w:t xml:space="preserve">target threshold of κ ≥ 0.70 follows Landis and Koch's (1977)</w:t>
-      </w:r>
-      <w:r>
-        <w:t xml:space="preserve"> </w:t>
-      </w:r>
-      <w:r>
-        <w:t xml:space="preserve">"substantial agreement" criterion, which represents the minimum</w:t>
+        <w:t xml:space="preserve">target threshold of κ ≥ 0.70 follows Landis and Koch’s (1977)</w:t>
+      </w:r>
+      <w:r>
+        <w:t xml:space="preserve"> </w:t>
+      </w:r>
+      <w:r>
+        <w:t xml:space="preserve">“</w:t>
+      </w:r>
+      <w:r>
+        <w:t xml:space="preserve">substantial agreement</w:t>
+      </w:r>
+      <w:r>
+        <w:t xml:space="preserve">”</w:t>
+      </w:r>
+      <w:r>
+        <w:t xml:space="preserve"> </w:t>
+      </w:r>
+      <w:r>
+        <w:t xml:space="preserve">criterion, which represents the minimum</w:t>
       </w:r>
       <w:r>
         <w:t xml:space="preserve"> </w:t>
@@ -6511,7 +6586,7 @@
         <w:t xml:space="preserve"> </w:t>
       </w:r>
       <w:r>
-        <w:t xml:space="preserve">§4.1); all targets were met prior to commencing coding of the remaining</w:t>
+        <w:t xml:space="preserve">Section 4.1); all targets were met prior to commencing coding of the remaining</w:t>
       </w:r>
       <w:r>
         <w:t xml:space="preserve"> </w:t>
@@ -6521,7 +6596,7 @@
       </w:r>
     </w:p>
     <w:bookmarkEnd w:id="32"/>
-    <w:bookmarkStart w:id="33" w:name="X5be2e0a2ca6cb65463b6962be6810bfed28508c"/>
+    <w:bookmarkStart w:id="33" w:name="study-level-risk-of-bias"/>
     <w:p>
       <w:pPr>
         <w:pStyle w:val="Heading4"/>
@@ -6553,7 +6628,7 @@
         <w:t xml:space="preserve"> </w:t>
       </w:r>
       <w:r>
-        <w:t xml:space="preserve">to individual primary studies. The I→P corpus is composed exclusively of</w:t>
+        <w:t xml:space="preserve">to individual primary studies. The I to P corpus is composed exclusively of</w:t>
       </w:r>
       <w:r>
         <w:t xml:space="preserve"> </w:t>
@@ -6583,19 +6658,19 @@
         <w:t xml:space="preserve"> </w:t>
       </w:r>
       <w:r>
-        <w:t xml:space="preserve">assessed via Egger's regression test, Begg and Mazumdar's (1994)</w:t>
-      </w:r>
-      <w:r>
-        <w:t xml:space="preserve"> </w:t>
-      </w:r>
-      <w:r>
-        <w:t xml:space="preserve">rank-correlation test, and Duval and Tweedie's (2000) trim-and-fill</w:t>
-      </w:r>
-      <w:r>
-        <w:t xml:space="preserve"> </w:t>
-      </w:r>
-      <w:r>
-        <w:t xml:space="preserve">procedure (§3.6). Measurement heterogeneity is addressed through</w:t>
+        <w:t xml:space="preserve">assessed via Egger’s regression test, Begg and Mazumdar’s (1994)</w:t>
+      </w:r>
+      <w:r>
+        <w:t xml:space="preserve"> </w:t>
+      </w:r>
+      <w:r>
+        <w:t xml:space="preserve">rank-correlation test, and Duval and Tweedie’s (2000) trim-and-fill</w:t>
+      </w:r>
+      <w:r>
+        <w:t xml:space="preserve"> </w:t>
+      </w:r>
+      <w:r>
+        <w:t xml:space="preserve">procedure (Section 3.6). Measurement heterogeneity is addressed through</w:t>
       </w:r>
       <w:r>
         <w:t xml:space="preserve"> </w:t>
@@ -6607,7 +6682,7 @@
         <w:t xml:space="preserve"> </w:t>
       </w:r>
       <w:r>
-        <w:t xml:space="preserve">performance type, and through the three-level model's explicit</w:t>
+        <w:t xml:space="preserve">performance type, and through the three-level model’s explicit</w:t>
       </w:r>
       <w:r>
         <w:t xml:space="preserve"> </w:t>
@@ -6624,7 +6699,7 @@
     </w:p>
     <w:bookmarkEnd w:id="33"/>
     <w:bookmarkEnd w:id="34"/>
-    <w:bookmarkStart w:id="35" w:name="X601957e051aebf49785be7eb6f4c3dde13d76da"/>
+    <w:bookmarkStart w:id="35" w:name="moderator-coding-protocol"/>
     <w:p>
       <w:pPr>
         <w:pStyle w:val="Heading3"/>
@@ -6644,7 +6719,7 @@
         <w:t xml:space="preserve"> </w:t>
       </w:r>
       <w:r>
-        <w:t xml:space="preserve">moderators replicated from prior I→P meta-analyses (Marano et al., 2016)</w:t>
+        <w:t xml:space="preserve">moderators replicated from prior I to P meta-analyses (Marano et al., 2016)</w:t>
       </w:r>
       <w:r>
         <w:t xml:space="preserve"> </w:t>
@@ -6693,7 +6768,25 @@
         <w:t xml:space="preserve"> </w:t>
       </w:r>
       <w:r>
-        <w:t xml:space="preserve">coded as "pooled" with ICRV regime assigned to the modal country if</w:t>
+        <w:t xml:space="preserve">coded as</w:t>
+      </w:r>
+      <w:r>
+        <w:t xml:space="preserve"> </w:t>
+      </w:r>
+      <w:r>
+        <w:t xml:space="preserve">“</w:t>
+      </w:r>
+      <w:r>
+        <w:t xml:space="preserve">pooled</w:t>
+      </w:r>
+      <w:r>
+        <w:t xml:space="preserve">”</w:t>
+      </w:r>
+      <w:r>
+        <w:t xml:space="preserve"> </w:t>
+      </w:r>
+      <w:r>
+        <w:t xml:space="preserve">with ICRV regime assigned to the modal country if</w:t>
       </w:r>
       <w:r>
         <w:t xml:space="preserve"> </w:t>
@@ -6705,7 +6798,13 @@
         <w:t xml:space="preserve"> </w:t>
       </w:r>
       <w:r>
-        <w:t xml:space="preserve">"cross-regime"</w:t>
+        <w:t xml:space="preserve">“</w:t>
+      </w:r>
+      <w:r>
+        <w:t xml:space="preserve">cross-regime</w:t>
+      </w:r>
+      <w:r>
+        <w:t xml:space="preserve">”</w:t>
       </w:r>
     </w:p>
     <w:p>
@@ -6786,7 +6885,7 @@
         <w:t xml:space="preserve"> </w:t>
       </w:r>
       <w:r>
-        <w:t xml:space="preserve">market-based (Tobin's Q, stock return); productivity-based (labor</w:t>
+        <w:t xml:space="preserve">market-based (Tobin’s Q, stock return); productivity-based (labor</w:t>
       </w:r>
       <w:r>
         <w:t xml:space="preserve"> </w:t>
@@ -6920,7 +7019,7 @@
         <w:t xml:space="preserve"> </w:t>
       </w:r>
       <w:r>
-        <w:t xml:space="preserve">follows the median year of the study's data collection period. For</w:t>
+        <w:t xml:space="preserve">follows the median year of the study’s data collection period. For</w:t>
       </w:r>
       <w:r>
         <w:t xml:space="preserve"> </w:t>
@@ -6963,13 +7062,43 @@
         <w:t xml:space="preserve">DPL phase</w:t>
       </w:r>
       <w:r>
-        <w:t xml:space="preserve">, "Precede": data collection predominantly prior</w:t>
-      </w:r>
-      <w:r>
-        <w:t xml:space="preserve"> </w:t>
-      </w:r>
-      <w:r>
-        <w:t xml:space="preserve">to 2009 (median data year &lt; 2009); "Span": data collection spans</w:t>
+        <w:t xml:space="preserve">,</w:t>
+      </w:r>
+      <w:r>
+        <w:t xml:space="preserve"> </w:t>
+      </w:r>
+      <w:r>
+        <w:t xml:space="preserve">“</w:t>
+      </w:r>
+      <w:r>
+        <w:t xml:space="preserve">Precede</w:t>
+      </w:r>
+      <w:r>
+        <w:t xml:space="preserve">”</w:t>
+      </w:r>
+      <w:r>
+        <w:t xml:space="preserve">: data collection predominantly prior</w:t>
+      </w:r>
+      <w:r>
+        <w:t xml:space="preserve"> </w:t>
+      </w:r>
+      <w:r>
+        <w:t xml:space="preserve">to 2009 (median data year &lt; 2009);</w:t>
+      </w:r>
+      <w:r>
+        <w:t xml:space="preserve"> </w:t>
+      </w:r>
+      <w:r>
+        <w:t xml:space="preserve">“</w:t>
+      </w:r>
+      <w:r>
+        <w:t xml:space="preserve">Span</w:t>
+      </w:r>
+      <w:r>
+        <w:t xml:space="preserve">”</w:t>
+      </w:r>
+      <w:r>
+        <w:t xml:space="preserve">: data collection spans</w:t>
       </w:r>
       <w:r>
         <w:t xml:space="preserve"> </w:t>
@@ -6981,7 +7110,16 @@
         <w:t xml:space="preserve"> </w:t>
       </w:r>
       <w:r>
-        <w:t xml:space="preserve">"Follow": data collection predominantly post-2014 (median data year ≥</w:t>
+        <w:t xml:space="preserve">“</w:t>
+      </w:r>
+      <w:r>
+        <w:t xml:space="preserve">Follow</w:t>
+      </w:r>
+      <w:r>
+        <w:t xml:space="preserve">”</w:t>
+      </w:r>
+      <w:r>
+        <w:t xml:space="preserve">: data collection predominantly post-2014 (median data year ≥</w:t>
       </w:r>
       <w:r>
         <w:t xml:space="preserve"> </w:t>
@@ -6993,11 +7131,29 @@
         <w:t xml:space="preserve"> </w:t>
       </w:r>
       <w:r>
-        <w:t xml:space="preserve">coded as "Span" by default and flagged.</w:t>
+        <w:t xml:space="preserve">coded as</w:t>
+      </w:r>
+      <w:r>
+        <w:t xml:space="preserve"> </w:t>
+      </w:r>
+      <w:r>
+        <w:t xml:space="preserve">“</w:t>
+      </w:r>
+      <w:r>
+        <w:t xml:space="preserve">Span</w:t>
+      </w:r>
+      <w:r>
+        <w:t xml:space="preserve">”</w:t>
+      </w:r>
+      <w:r>
+        <w:t xml:space="preserve"> </w:t>
+      </w:r>
+      <w:r>
+        <w:t xml:space="preserve">by default and flagged.</w:t>
       </w:r>
     </w:p>
     <w:bookmarkEnd w:id="35"/>
-    <w:bookmarkStart w:id="36" w:name="X39398803b6212107b1d34889a3ed87f1d2a89f2"/>
+    <w:bookmarkStart w:id="36" w:name="statistical-model-three-level-mara"/>
     <w:p>
       <w:pPr>
         <w:pStyle w:val="Heading3"/>
@@ -7966,7 +8122,7 @@
         <w:t xml:space="preserve"> </w:t>
       </w:r>
       <w:r>
-        <w:t xml:space="preserve">applies here (Raudenbush &amp; Bryk, 2002, p. 39).</w:t>
+        <w:t xml:space="preserve">applies here (Raudenbush &amp; Bryk, 2002, p. 39).</w:t>
       </w:r>
     </w:p>
     <w:p>
@@ -7984,7 +8140,7 @@
         <w:t xml:space="preserve"> </w:t>
       </w:r>
       <w:r>
-        <w:t xml:space="preserve">All Pearson's</w:t>
+        <w:t xml:space="preserve">All Pearson’s</w:t>
       </w:r>
       <w:r>
         <w:t xml:space="preserve"> </w:t>
@@ -8006,7 +8162,7 @@
         <w:t xml:space="preserve"> </w:t>
       </w:r>
       <w:r>
-        <w:t xml:space="preserve">to Fisher's</w:t>
+        <w:t xml:space="preserve">to Fisher’s</w:t>
       </w:r>
       <w:r>
         <w:t xml:space="preserve"> </w:t>
@@ -8784,7 +8940,7 @@
       </w:r>
     </w:p>
     <w:bookmarkEnd w:id="36"/>
-    <w:bookmarkStart w:id="37" w:name="X2f1abb1755f8cc5892d8e5725c0dbd361d50806"/>
+    <w:bookmarkStart w:id="37" w:name="publication-bias-assessment"/>
     <w:p>
       <w:pPr>
         <w:pStyle w:val="Heading3"/>
@@ -8804,7 +8960,7 @@
         <w:t xml:space="preserve"> </w:t>
       </w:r>
       <w:r>
-        <w:t xml:space="preserve">the graduated approach recommended by Borenstein et al. (2021, ch. 30)</w:t>
+        <w:t xml:space="preserve">the graduated approach recommended by Borenstein et al. (2021, ch. 30)</w:t>
       </w:r>
       <w:r>
         <w:t xml:space="preserve"> </w:t>
@@ -8820,7 +8976,7 @@
           <w:bCs/>
           <w:b/>
         </w:rPr>
-        <w:t xml:space="preserve">Egger's weighted regression test</w:t>
+        <w:t xml:space="preserve">Egger’s weighted regression test</w:t>
       </w:r>
       <w:r>
         <w:t xml:space="preserve"> </w:t>
@@ -8848,7 +9004,7 @@
           <w:bCs/>
           <w:b/>
         </w:rPr>
-        <w:t xml:space="preserve">Begg and Mazumdar's rank correlation test</w:t>
+        <w:t xml:space="preserve">Begg and Mazumdar’s rank correlation test</w:t>
       </w:r>
       <w:r>
         <w:t xml:space="preserve"> </w:t>
@@ -8916,7 +9072,7 @@
           <w:bCs/>
           <w:b/>
         </w:rPr>
-        <w:t xml:space="preserve">Orwin's fail-safe</w:t>
+        <w:t xml:space="preserve">Orwin’s fail-safe</w:t>
       </w:r>
       <w:r>
         <w:rPr>
@@ -9106,7 +9262,7 @@
       </w:r>
     </w:p>
     <w:bookmarkEnd w:id="37"/>
-    <w:bookmarkStart w:id="38" w:name="Xe36430cf7d8e0a8c6df93020e9507d5e203e939"/>
+    <w:bookmarkStart w:id="38" w:name="robustness-checks"/>
     <w:p>
       <w:pPr>
         <w:pStyle w:val="Heading3"/>
@@ -9148,7 +9304,7 @@
           <w:bCs/>
           <w:b/>
         </w:rPr>
-        <w:t xml:space="preserve">Two-level vs. three-level comparison.</w:t>
+        <w:t xml:space="preserve">Two-level vs. three-level comparison.</w:t>
       </w:r>
       <w:r>
         <w:t xml:space="preserve"> </w:t>
@@ -9257,7 +9413,7 @@
         <w:t xml:space="preserve"> </w:t>
       </w:r>
       <w:r>
-        <w:t xml:space="preserve">influential studies (Cook's distance &gt; 4/</w:t>
+        <w:t xml:space="preserve">influential studies (Cook’s distance &gt; 4/</w:t>
       </w:r>
       <w:r>
         <w:rPr>
@@ -9435,7 +9591,7 @@
     </w:p>
     <w:bookmarkEnd w:id="38"/>
     <w:bookmarkEnd w:id="39"/>
-    <w:bookmarkStart w:id="47" w:name="X121719332867ee227f0a04b486098cee978c6e6"/>
+    <w:bookmarkStart w:id="47" w:name="results"/>
     <w:p>
       <w:pPr>
         <w:pStyle w:val="Heading2"/>
@@ -9444,7 +9600,7 @@
         <w:t xml:space="preserve">4. Results</w:t>
       </w:r>
     </w:p>
-    <w:bookmarkStart w:id="40" w:name="X404e116a6fc5d40bc82ca2b5ca0e91216768dfb"/>
+    <w:bookmarkStart w:id="40" w:name="X919d8d711cf606d2dd3f7af57602ee0032ae633"/>
     <w:p>
       <w:pPr>
         <w:pStyle w:val="Heading3"/>
@@ -9506,22 +9662,22 @@
           <w:iCs/>
           <w:i/>
         </w:rPr>
-        <w:t xml:space="preserve">(two authors independently code a 20% stratified subsample, k = 47 studies, blind to each other's codes)</w:t>
+        <w:t xml:space="preserve">(two authors independently code a 20% stratified subsample, k = 47 studies, blind to each other’s codes)</w:t>
       </w:r>
     </w:p>
     <w:tbl>
       <w:tblPr>
         <w:tblStyle w:val="Table"/>
-        <w:tblW w:type="auto" w:w="0"/>
+        <w:tblW w:type="pct" w:w="5000"/>
         <w:tblLook w:firstRow="1" w:lastRow="0" w:firstColumn="0" w:lastColumn="0" w:noHBand="0" w:noVBand="0" w:val="0020"/>
         <w:jc w:val="start"/>
       </w:tblPr>
       <w:tblGrid>
-        <w:gridCol w:w="1584"/>
-        <w:gridCol w:w="1584"/>
-        <w:gridCol w:w="1584"/>
-        <w:gridCol w:w="1584"/>
-        <w:gridCol w:w="1584"/>
+        <w:gridCol w:w="2217"/>
+        <w:gridCol w:w="1900"/>
+        <w:gridCol w:w="1161"/>
+        <w:gridCol w:w="739"/>
+        <w:gridCol w:w="1900"/>
       </w:tblGrid>
       <w:tr>
         <w:trPr>
@@ -9621,7 +9777,7 @@
               <w:jc w:val="left"/>
             </w:pPr>
             <w:r>
-              <w:t xml:space="preserve">Cohen's κ</w:t>
+              <w:t xml:space="preserve">Cohen’s κ</w:t>
             </w:r>
           </w:p>
         </w:tc>
@@ -9683,7 +9839,7 @@
               <w:jc w:val="left"/>
             </w:pPr>
             <w:r>
-              <w:t xml:space="preserve">Cohen's κ</w:t>
+              <w:t xml:space="preserve">Cohen’s κ</w:t>
             </w:r>
           </w:p>
         </w:tc>
@@ -9745,7 +9901,7 @@
               <w:jc w:val="left"/>
             </w:pPr>
             <w:r>
-              <w:t xml:space="preserve">Cohen's κ</w:t>
+              <w:t xml:space="preserve">Cohen’s κ</w:t>
             </w:r>
           </w:p>
         </w:tc>
@@ -9807,7 +9963,7 @@
               <w:jc w:val="left"/>
             </w:pPr>
             <w:r>
-              <w:t xml:space="preserve">Cohen's κ</w:t>
+              <w:t xml:space="preserve">Cohen’s κ</w:t>
             </w:r>
           </w:p>
         </w:tc>
@@ -9869,7 +10025,7 @@
               <w:jc w:val="left"/>
             </w:pPr>
             <w:r>
-              <w:t xml:space="preserve">Cohen's κ</w:t>
+              <w:t xml:space="preserve">Cohen’s κ</w:t>
             </w:r>
           </w:p>
         </w:tc>
@@ -9976,7 +10132,7 @@
         <w:t xml:space="preserve"> </w:t>
       </w:r>
       <w:r>
-        <w:t xml:space="preserve">The full corpus is coded by the first author against the standardized codebook (Appendix B). For reliability, the two authors independently code a 20% stratified subsample (k = 47 studies), blind to each other's codes; agreement is assessed with Cohen's κ for the categorical moderators and ICC(2, 1) for the continuous cDAI index, against the Landis and Koch (1977) thresholds (κ ≥ 0.70; ICC ≥ 0.80). Disagreements are resolved by discussion, with Regime II/III boundary cases adjudicated by lookup of WGI Rule of Law vintage scores.</w:t>
+        <w:t xml:space="preserve">The full corpus is coded by the first author against the standardized codebook (Appendix B). For reliability, the two authors independently code a 20% stratified subsample (k = 47 studies), blind to each other’s codes; agreement is assessed with Cohen’s κ for the categorical moderators and ICC(2, 1) for the continuous cDAI index, against the Landis and Koch (1977) thresholds (κ ≥ 0.70; ICC ≥ 0.80). Disagreements are resolved by discussion, with Regime II/III boundary cases adjudicated by lookup of WGI Rule of Law vintage scores.</w:t>
       </w:r>
     </w:p>
     <w:p>
@@ -10004,14 +10160,14 @@
     <w:tbl>
       <w:tblPr>
         <w:tblStyle w:val="Table"/>
-        <w:tblW w:type="auto" w:w="0"/>
+        <w:tblW w:type="pct" w:w="5000"/>
         <w:tblLook w:firstRow="1" w:lastRow="0" w:firstColumn="0" w:lastColumn="0" w:noHBand="0" w:noVBand="0" w:val="0020"/>
         <w:jc w:val="start"/>
       </w:tblPr>
       <w:tblGrid>
-        <w:gridCol w:w="2640"/>
-        <w:gridCol w:w="2640"/>
-        <w:gridCol w:w="2640"/>
+        <w:gridCol w:w="5840"/>
+        <w:gridCol w:w="1040"/>
+        <w:gridCol w:w="1040"/>
       </w:tblGrid>
       <w:tr>
         <w:trPr>
@@ -10975,7 +11131,7 @@
       </w:r>
     </w:p>
     <w:bookmarkEnd w:id="40"/>
-    <w:bookmarkStart w:id="41" w:name="X484949e7994e09bd70500137e9d7c8f884b58c1"/>
+    <w:bookmarkStart w:id="41" w:name="baseline-three-level-model"/>
     <w:p>
       <w:pPr>
         <w:pStyle w:val="Heading3"/>
@@ -11746,7 +11902,7 @@
         <w:t xml:space="preserve"> </w:t>
       </w:r>
       <w:r>
-        <w:t xml:space="preserve">moderator analysis, though the moderator analyses in §§4.3–4.5 do not</w:t>
+        <w:t xml:space="preserve">moderator analysis, though the moderator analyses in Section 4.3–4.5 do not</w:t>
       </w:r>
       <w:r>
         <w:t xml:space="preserve"> </w:t>
@@ -11756,7 +11912,7 @@
       </w:r>
     </w:p>
     <w:bookmarkEnd w:id="41"/>
-    <w:bookmarkStart w:id="42" w:name="Xa97dc1af7f7d522b04ad4b6d2a4fed8000451ef"/>
+    <w:bookmarkStart w:id="42" w:name="icrv-5-regime-moderation-h1"/>
     <w:p>
       <w:pPr>
         <w:pStyle w:val="Heading3"/>
@@ -11915,6 +12071,1003 @@
           <w:i/>
         </w:rPr>
         <w:t xml:space="preserve">k=238/K=288)</w:t>
+      </w:r>
+    </w:p>
+    <w:tbl>
+      <w:tblPr>
+        <w:tblStyle w:val="Table"/>
+        <w:tblW w:type="pct" w:w="5000"/>
+        <w:tblLook w:firstRow="1" w:lastRow="0" w:firstColumn="0" w:lastColumn="0" w:noHBand="0" w:noVBand="0" w:val="0020"/>
+        <w:jc w:val="start"/>
+      </w:tblPr>
+      <w:tblGrid>
+        <w:gridCol w:w="2282"/>
+        <w:gridCol w:w="223"/>
+        <w:gridCol w:w="313"/>
+        <w:gridCol w:w="805"/>
+        <w:gridCol w:w="4295"/>
+      </w:tblGrid>
+      <w:tr>
+        <w:trPr>
+          <w:tblHeader w:val="true"/>
+        </w:trPr>
+        <w:tc>
+          <w:tcPr/>
+          <w:p>
+            <w:pPr>
+              <w:pStyle w:val="Compact"/>
+              <w:jc w:val="left"/>
+            </w:pPr>
+            <w:r>
+              <w:t xml:space="preserve">Regime</w:t>
+            </w:r>
+          </w:p>
+        </w:tc>
+        <w:tc>
+          <w:tcPr/>
+          <w:p>
+            <w:pPr>
+              <w:pStyle w:val="Compact"/>
+              <w:jc w:val="left"/>
+            </w:pPr>
+            <w:r>
+              <w:rPr>
+                <w:iCs/>
+                <w:i/>
+              </w:rPr>
+              <w:t xml:space="preserve">k</w:t>
+            </w:r>
+          </w:p>
+        </w:tc>
+        <w:tc>
+          <w:tcPr/>
+          <w:p>
+            <w:pPr>
+              <w:pStyle w:val="Compact"/>
+              <w:jc w:val="left"/>
+            </w:pPr>
+            <w:r>
+              <w:rPr>
+                <w:iCs/>
+                <w:i/>
+              </w:rPr>
+              <w:t xml:space="preserve">r̄</w:t>
+            </w:r>
+          </w:p>
+        </w:tc>
+        <w:tc>
+          <w:tcPr/>
+          <w:p>
+            <w:pPr>
+              <w:pStyle w:val="Compact"/>
+              <w:jc w:val="left"/>
+            </w:pPr>
+            <w:r>
+              <w:t xml:space="preserve">95% CI</w:t>
+            </w:r>
+          </w:p>
+        </w:tc>
+        <w:tc>
+          <w:tcPr/>
+          <w:p>
+            <w:pPr>
+              <w:pStyle w:val="Compact"/>
+              <w:jc w:val="left"/>
+            </w:pPr>
+            <w:r>
+              <w:t xml:space="preserve">Note</w:t>
+            </w:r>
+          </w:p>
+        </w:tc>
+      </w:tr>
+      <w:tr>
+        <w:tc>
+          <w:tcPr/>
+          <w:p>
+            <w:pPr>
+              <w:pStyle w:val="Compact"/>
+              <w:jc w:val="left"/>
+            </w:pPr>
+            <w:r>
+              <w:t xml:space="preserve">I, Advanced-Innovation (SG, HK, KR, JP, UK, US…)</w:t>
+            </w:r>
+          </w:p>
+        </w:tc>
+        <w:tc>
+          <w:tcPr/>
+          <w:p>
+            <w:pPr>
+              <w:pStyle w:val="Compact"/>
+              <w:jc w:val="left"/>
+            </w:pPr>
+            <w:r>
+              <w:t xml:space="preserve">139</w:t>
+            </w:r>
+          </w:p>
+        </w:tc>
+        <w:tc>
+          <w:tcPr/>
+          <w:p>
+            <w:pPr>
+              <w:pStyle w:val="Compact"/>
+              <w:jc w:val="left"/>
+            </w:pPr>
+            <w:r>
+              <w:t xml:space="preserve">0.079</w:t>
+            </w:r>
+          </w:p>
+        </w:tc>
+        <w:tc>
+          <w:tcPr/>
+          <w:p>
+            <w:pPr>
+              <w:pStyle w:val="Compact"/>
+              <w:jc w:val="left"/>
+            </w:pPr>
+            <w:r>
+              <w:t xml:space="preserve">[0.058, 0.099]</w:t>
+            </w:r>
+          </w:p>
+        </w:tc>
+        <w:tc>
+          <w:tcPr/>
+          <w:p>
+            <w:pPr>
+              <w:pStyle w:val="Compact"/>
+              <w:jc w:val="left"/>
+            </w:pPr>
+            <w:r>
+              <w:t xml:space="preserve">Largest group; broadly consistent with H1</w:t>
+            </w:r>
+          </w:p>
+        </w:tc>
+      </w:tr>
+      <w:tr>
+        <w:tc>
+          <w:tcPr/>
+          <w:p>
+            <w:pPr>
+              <w:pStyle w:val="Compact"/>
+              <w:jc w:val="left"/>
+            </w:pPr>
+            <w:r>
+              <w:t xml:space="preserve">II, Upper-middle</w:t>
+            </w:r>
+          </w:p>
+        </w:tc>
+        <w:tc>
+          <w:tcPr/>
+          <w:p>
+            <w:pPr>
+              <w:pStyle w:val="Compact"/>
+              <w:jc w:val="left"/>
+            </w:pPr>
+            <w:r>
+              <w:t xml:space="preserve">25</w:t>
+            </w:r>
+          </w:p>
+        </w:tc>
+        <w:tc>
+          <w:tcPr/>
+          <w:p>
+            <w:pPr>
+              <w:pStyle w:val="Compact"/>
+              <w:jc w:val="left"/>
+            </w:pPr>
+            <w:r>
+              <w:t xml:space="preserve">0.065</w:t>
+            </w:r>
+          </w:p>
+        </w:tc>
+        <w:tc>
+          <w:tcPr/>
+          <w:p>
+            <w:pPr>
+              <w:pStyle w:val="Compact"/>
+              <w:jc w:val="left"/>
+            </w:pPr>
+            <w:r>
+              <w:t xml:space="preserve">[0.020, 0.109]</w:t>
+            </w:r>
+          </w:p>
+        </w:tc>
+        <w:tc>
+          <w:tcPr/>
+          <w:p>
+            <w:pPr>
+              <w:pStyle w:val="Compact"/>
+              <w:jc w:val="left"/>
+            </w:pPr>
+            <w:r>
+              <w:t xml:space="preserve">ns vs. Group I (b = −0.014,</w:t>
+            </w:r>
+            <w:r>
+              <w:t xml:space="preserve"> </w:t>
+            </w:r>
+            <w:r>
+              <w:rPr>
+                <w:iCs/>
+                <w:i/>
+              </w:rPr>
+              <w:t xml:space="preserve">p</w:t>
+            </w:r>
+            <w:r>
+              <w:t xml:space="preserve"> </w:t>
+            </w:r>
+            <w:r>
+              <w:t xml:space="preserve">= .581)</w:t>
+            </w:r>
+          </w:p>
+        </w:tc>
+      </w:tr>
+      <w:tr>
+        <w:tc>
+          <w:tcPr/>
+          <w:p>
+            <w:pPr>
+              <w:pStyle w:val="Compact"/>
+              <w:jc w:val="left"/>
+            </w:pPr>
+            <w:r>
+              <w:t xml:space="preserve">III, Emerging (VN, IN, CN, PH…)</w:t>
+            </w:r>
+          </w:p>
+        </w:tc>
+        <w:tc>
+          <w:tcPr/>
+          <w:p>
+            <w:pPr>
+              <w:pStyle w:val="Compact"/>
+              <w:jc w:val="left"/>
+            </w:pPr>
+            <w:r>
+              <w:t xml:space="preserve">91</w:t>
+            </w:r>
+          </w:p>
+        </w:tc>
+        <w:tc>
+          <w:tcPr/>
+          <w:p>
+            <w:pPr>
+              <w:pStyle w:val="Compact"/>
+              <w:jc w:val="left"/>
+            </w:pPr>
+            <w:r>
+              <w:t xml:space="preserve">0.068</w:t>
+            </w:r>
+          </w:p>
+        </w:tc>
+        <w:tc>
+          <w:tcPr/>
+          <w:p>
+            <w:pPr>
+              <w:pStyle w:val="Compact"/>
+              <w:jc w:val="left"/>
+            </w:pPr>
+            <w:r>
+              <w:t xml:space="preserve">[0.044, 0.092]</w:t>
+            </w:r>
+          </w:p>
+        </w:tc>
+        <w:tc>
+          <w:tcPr/>
+          <w:p>
+            <w:pPr>
+              <w:pStyle w:val="Compact"/>
+              <w:jc w:val="left"/>
+            </w:pPr>
+            <w:r>
+              <w:t xml:space="preserve">ns vs. Group I (b = −0.011,</w:t>
+            </w:r>
+            <w:r>
+              <w:t xml:space="preserve"> </w:t>
+            </w:r>
+            <w:r>
+              <w:rPr>
+                <w:iCs/>
+                <w:i/>
+              </w:rPr>
+              <w:t xml:space="preserve">p</w:t>
+            </w:r>
+            <w:r>
+              <w:t xml:space="preserve"> </w:t>
+            </w:r>
+            <w:r>
+              <w:t xml:space="preserve">= .502)</w:t>
+            </w:r>
+          </w:p>
+        </w:tc>
+      </w:tr>
+      <w:tr>
+        <w:tc>
+          <w:tcPr/>
+          <w:p>
+            <w:pPr>
+              <w:pStyle w:val="Compact"/>
+              <w:jc w:val="left"/>
+            </w:pPr>
+            <w:r>
+              <w:t xml:space="preserve">FR, Frontier</w:t>
+            </w:r>
+          </w:p>
+        </w:tc>
+        <w:tc>
+          <w:tcPr/>
+          <w:p>
+            <w:pPr>
+              <w:pStyle w:val="Compact"/>
+              <w:jc w:val="left"/>
+            </w:pPr>
+            <w:r>
+              <w:t xml:space="preserve">3</w:t>
+            </w:r>
+          </w:p>
+        </w:tc>
+        <w:tc>
+          <w:tcPr/>
+          <w:p>
+            <w:pPr>
+              <w:pStyle w:val="Compact"/>
+              <w:jc w:val="left"/>
+            </w:pPr>
+            <w:r>
+              <w:t xml:space="preserve">0.349</w:t>
+            </w:r>
+          </w:p>
+        </w:tc>
+        <w:tc>
+          <w:tcPr/>
+          <w:p>
+            <w:pPr>
+              <w:pStyle w:val="Compact"/>
+              <w:jc w:val="left"/>
+            </w:pPr>
+            <w:r>
+              <w:t xml:space="preserve">[0.217, 0.468]</w:t>
+            </w:r>
+          </w:p>
+        </w:tc>
+        <w:tc>
+          <w:tcPr/>
+          <w:p>
+            <w:pPr>
+              <w:pStyle w:val="Compact"/>
+              <w:jc w:val="left"/>
+            </w:pPr>
+            <w:r>
+              <w:t xml:space="preserve">⚠️</w:t>
+            </w:r>
+            <w:r>
+              <w:t xml:space="preserve"> </w:t>
+            </w:r>
+            <w:r>
+              <w:rPr>
+                <w:iCs/>
+                <w:i/>
+              </w:rPr>
+              <w:t xml:space="preserve">k</w:t>
+            </w:r>
+            <w:r>
+              <w:t xml:space="preserve"> </w:t>
+            </w:r>
+            <w:r>
+              <w:t xml:space="preserve">= 3 only; estimate unreliable (one outlier: Pouresmaeili et al.,</w:t>
+            </w:r>
+            <w:r>
+              <w:t xml:space="preserve"> </w:t>
+            </w:r>
+            <w:r>
+              <w:rPr>
+                <w:iCs/>
+                <w:i/>
+              </w:rPr>
+              <w:t xml:space="preserve">r</w:t>
+            </w:r>
+            <w:r>
+              <w:t xml:space="preserve"> </w:t>
+            </w:r>
+            <w:r>
+              <w:t xml:space="preserve">= 0.69,</w:t>
+            </w:r>
+            <w:r>
+              <w:t xml:space="preserve"> </w:t>
+            </w:r>
+            <w:r>
+              <w:rPr>
+                <w:iCs/>
+                <w:i/>
+              </w:rPr>
+              <w:t xml:space="preserve">n</w:t>
+            </w:r>
+            <w:r>
+              <w:t xml:space="preserve"> </w:t>
+            </w:r>
+            <w:r>
+              <w:t xml:space="preserve">= 226)</w:t>
+            </w:r>
+          </w:p>
+        </w:tc>
+      </w:tr>
+      <w:tr>
+        <w:tc>
+          <w:tcPr/>
+          <w:p>
+            <w:pPr>
+              <w:pStyle w:val="Compact"/>
+              <w:jc w:val="left"/>
+            </w:pPr>
+            <w:r>
+              <w:t xml:space="preserve">MX, Multi-country / Mixed</w:t>
+            </w:r>
+          </w:p>
+        </w:tc>
+        <w:tc>
+          <w:tcPr/>
+          <w:p>
+            <w:pPr>
+              <w:pStyle w:val="Compact"/>
+              <w:jc w:val="left"/>
+            </w:pPr>
+            <w:r>
+              <w:t xml:space="preserve">30</w:t>
+            </w:r>
+          </w:p>
+        </w:tc>
+        <w:tc>
+          <w:tcPr/>
+          <w:p>
+            <w:pPr>
+              <w:pStyle w:val="Compact"/>
+              <w:jc w:val="left"/>
+            </w:pPr>
+            <w:r>
+              <w:t xml:space="preserve">0.053</w:t>
+            </w:r>
+          </w:p>
+        </w:tc>
+        <w:tc>
+          <w:tcPr/>
+          <w:p>
+            <w:pPr>
+              <w:pStyle w:val="Compact"/>
+              <w:jc w:val="left"/>
+            </w:pPr>
+            <w:r>
+              <w:t xml:space="preserve">[0.012, 0.094]</w:t>
+            </w:r>
+          </w:p>
+        </w:tc>
+        <w:tc>
+          <w:tcPr/>
+          <w:p>
+            <w:pPr>
+              <w:pStyle w:val="Compact"/>
+              <w:jc w:val="left"/>
+            </w:pPr>
+            <w:r>
+              <w:t xml:space="preserve">ns vs. Group I (b = −0.026,</w:t>
+            </w:r>
+            <w:r>
+              <w:t xml:space="preserve"> </w:t>
+            </w:r>
+            <w:r>
+              <w:rPr>
+                <w:iCs/>
+                <w:i/>
+              </w:rPr>
+              <w:t xml:space="preserve">p</w:t>
+            </w:r>
+            <w:r>
+              <w:t xml:space="preserve"> </w:t>
+            </w:r>
+            <w:r>
+              <w:t xml:space="preserve">= .269)</w:t>
+            </w:r>
+          </w:p>
+        </w:tc>
+      </w:tr>
+    </w:tbl>
+    <w:p>
+      <w:pPr>
+        <w:pStyle w:val="BodyText"/>
+      </w:pPr>
+      <w:r>
+        <w:t xml:space="preserve">Figure 2: ICRV 5-regime forest plot, subgroup pooled effects with 95%</w:t>
+      </w:r>
+      <w:r>
+        <w:t xml:space="preserve"> </w:t>
+      </w:r>
+      <w:r>
+        <w:t xml:space="preserve">CI</w:t>
+      </w:r>
+    </w:p>
+    <w:p>
+      <w:pPr>
+        <w:pStyle w:val="BodyText"/>
+      </w:pPr>
+      <w:r>
+        <w:rPr>
+          <w:iCs/>
+          <w:i/>
+        </w:rPr>
+        <w:t xml:space="preserve">Figure 2.</w:t>
+      </w:r>
+      <w:r>
+        <w:t xml:space="preserve"> </w:t>
+      </w:r>
+      <w:r>
+        <w:t xml:space="preserve">ICRV subgroup forest plot. Pooled</w:t>
+      </w:r>
+      <w:r>
+        <w:t xml:space="preserve"> </w:t>
+      </w:r>
+      <w:r>
+        <w:rPr>
+          <w:iCs/>
+          <w:i/>
+        </w:rPr>
+        <w:t xml:space="preserve">r̄</w:t>
+      </w:r>
+      <w:r>
+        <w:t xml:space="preserve"> </w:t>
+      </w:r>
+      <w:r>
+        <w:t xml:space="preserve">and 95% CI per coded</w:t>
+      </w:r>
+      <w:r>
+        <w:t xml:space="preserve"> </w:t>
+      </w:r>
+      <w:r>
+        <w:t xml:space="preserve">institutional regime.</w:t>
+      </w:r>
+    </w:p>
+    <w:p>
+      <w:pPr>
+        <w:pStyle w:val="BodyText"/>
+      </w:pPr>
+      <w:r>
+        <w:t xml:space="preserve">The</w:t>
+      </w:r>
+      <w:r>
+        <w:t xml:space="preserve"> </w:t>
+      </w:r>
+      <w:r>
+        <w:rPr>
+          <w:iCs/>
+          <w:i/>
+        </w:rPr>
+        <w:t xml:space="preserve">Q</w:t>
+      </w:r>
+      <w:r>
+        <w:t xml:space="preserve">_M = 17.35 is statistically significant (</w:t>
+      </w:r>
+      <w:r>
+        <w:rPr>
+          <w:iCs/>
+          <w:i/>
+        </w:rPr>
+        <w:t xml:space="preserve">p</w:t>
+      </w:r>
+      <w:r>
+        <w:t xml:space="preserve"> </w:t>
+      </w:r>
+      <w:r>
+        <w:t xml:space="preserve">= .002) but the</w:t>
+      </w:r>
+      <w:r>
+        <w:t xml:space="preserve"> </w:t>
+      </w:r>
+      <w:r>
+        <w:t xml:space="preserve">between-group pattern does not confirm the hypothesized monotone</w:t>
+      </w:r>
+      <w:r>
+        <w:t xml:space="preserve"> </w:t>
+      </w:r>
+      <w:r>
+        <w:t xml:space="preserve">gradient (I &gt; II &gt; III &gt; Frontier). Pairwise contrasts against Group</w:t>
+      </w:r>
+      <w:r>
+        <w:t xml:space="preserve"> </w:t>
+      </w:r>
+      <w:r>
+        <w:t xml:space="preserve">I (intercept) reveal that Group II (</w:t>
+      </w:r>
+      <w:r>
+        <w:rPr>
+          <w:iCs/>
+          <w:i/>
+        </w:rPr>
+        <w:t xml:space="preserve">p</w:t>
+      </w:r>
+      <w:r>
+        <w:t xml:space="preserve"> </w:t>
+      </w:r>
+      <w:r>
+        <w:t xml:space="preserve">= .581), Group III (</w:t>
+      </w:r>
+      <w:r>
+        <w:rPr>
+          <w:iCs/>
+          <w:i/>
+        </w:rPr>
+        <w:t xml:space="preserve">p</w:t>
+      </w:r>
+      <w:r>
+        <w:t xml:space="preserve"> </w:t>
+      </w:r>
+      <w:r>
+        <w:t xml:space="preserve">= .502),</w:t>
+      </w:r>
+      <w:r>
+        <w:t xml:space="preserve"> </w:t>
+      </w:r>
+      <w:r>
+        <w:t xml:space="preserve">and MX (</w:t>
+      </w:r>
+      <w:r>
+        <w:rPr>
+          <w:iCs/>
+          <w:i/>
+        </w:rPr>
+        <w:t xml:space="preserve">p</w:t>
+      </w:r>
+      <w:r>
+        <w:t xml:space="preserve"> </w:t>
+      </w:r>
+      <w:r>
+        <w:t xml:space="preserve">= .269) do not differ significantly from Advanced-Innovation</w:t>
+      </w:r>
+      <w:r>
+        <w:t xml:space="preserve"> </w:t>
+      </w:r>
+      <w:r>
+        <w:t xml:space="preserve">contexts. The only significant contrast is Group I vs. Frontier (b =</w:t>
+      </w:r>
+      <w:r>
+        <w:t xml:space="preserve"> </w:t>
+      </w:r>
+      <w:r>
+        <w:t xml:space="preserve">+0.285,</w:t>
+      </w:r>
+      <w:r>
+        <w:t xml:space="preserve"> </w:t>
+      </w:r>
+      <w:r>
+        <w:rPr>
+          <w:iCs/>
+          <w:i/>
+        </w:rPr>
+        <w:t xml:space="preserve">p</w:t>
+      </w:r>
+      <w:r>
+        <w:t xml:space="preserve"> </w:t>
+      </w:r>
+      <w:r>
+        <w:t xml:space="preserve">&lt; .001), driven entirely by the</w:t>
+      </w:r>
+      <w:r>
+        <w:t xml:space="preserve"> </w:t>
+      </w:r>
+      <w:r>
+        <w:rPr>
+          <w:iCs/>
+          <w:i/>
+        </w:rPr>
+        <w:t xml:space="preserve">k</w:t>
+      </w:r>
+      <w:r>
+        <w:t xml:space="preserve"> </w:t>
+      </w:r>
+      <w:r>
+        <w:t xml:space="preserve">= 3 Frontier-group</w:t>
+      </w:r>
+      <w:r>
+        <w:t xml:space="preserve"> </w:t>
+      </w:r>
+      <w:r>
+        <w:t xml:space="preserve">estimate, which is dominated by one outlier study (Pouresmaeili et al.,</w:t>
+      </w:r>
+      <w:r>
+        <w:t xml:space="preserve"> </w:t>
+      </w:r>
+      <w:r>
+        <w:t xml:space="preserve">2018,</w:t>
+      </w:r>
+      <w:r>
+        <w:t xml:space="preserve"> </w:t>
+      </w:r>
+      <w:r>
+        <w:rPr>
+          <w:iCs/>
+          <w:i/>
+        </w:rPr>
+        <w:t xml:space="preserve">r</w:t>
+      </w:r>
+      <w:r>
+        <w:t xml:space="preserve"> </w:t>
+      </w:r>
+      <w:r>
+        <w:t xml:space="preserve">= 0.69). Excluding the Frontier group, no between-group</w:t>
+      </w:r>
+      <w:r>
+        <w:t xml:space="preserve"> </w:t>
+      </w:r>
+      <w:r>
+        <w:t xml:space="preserve">differences approach significance.</w:t>
+      </w:r>
+    </w:p>
+    <w:p>
+      <w:pPr>
+        <w:pStyle w:val="BodyText"/>
+      </w:pPr>
+      <w:r>
+        <w:t xml:space="preserve">Group I (k=139, primarily Western MNEs and Asian advanced economies)</w:t>
+      </w:r>
+      <w:r>
+        <w:t xml:space="preserve"> </w:t>
+      </w:r>
+      <w:r>
+        <w:t xml:space="preserve">shows the highest reliable I to P effect (</w:t>
+      </w:r>
+      <w:r>
+        <w:rPr>
+          <w:iCs/>
+          <w:i/>
+        </w:rPr>
+        <w:t xml:space="preserve">r̄</w:t>
+      </w:r>
+      <w:r>
+        <w:t xml:space="preserve"> </w:t>
+      </w:r>
+      <w:r>
+        <w:t xml:space="preserve">= 0.079), and Group III</w:t>
+      </w:r>
+      <w:r>
+        <w:t xml:space="preserve"> </w:t>
+      </w:r>
+      <w:r>
+        <w:t xml:space="preserve">(k=91, Emerging) shows</w:t>
+      </w:r>
+      <w:r>
+        <w:t xml:space="preserve"> </w:t>
+      </w:r>
+      <w:r>
+        <w:rPr>
+          <w:iCs/>
+          <w:i/>
+        </w:rPr>
+        <w:t xml:space="preserve">r̄</w:t>
+      </w:r>
+      <w:r>
+        <w:t xml:space="preserve"> </w:t>
+      </w:r>
+      <w:r>
+        <w:t xml:space="preserve">= 0.068, a difference of 0.011 that is</w:t>
+      </w:r>
+      <w:r>
+        <w:t xml:space="preserve"> </w:t>
+      </w:r>
+      <w:r>
+        <w:t xml:space="preserve">directionally consistent with CIMT but not statistically significant</w:t>
+      </w:r>
+      <w:r>
+        <w:t xml:space="preserve"> </w:t>
+      </w:r>
+      <w:r>
+        <w:t xml:space="preserve">given within-group heterogeneity. H1 (between-regime heterogeneity</w:t>
+      </w:r>
+      <w:r>
+        <w:t xml:space="preserve"> </w:t>
+      </w:r>
+      <w:r>
+        <w:rPr>
+          <w:iCs/>
+          <w:i/>
+        </w:rPr>
+        <w:t xml:space="preserve">Q</w:t>
+      </w:r>
+      <w:r>
+        <w:t xml:space="preserve">_M significant) is confirmed, establishing that I to P effect sizes</w:t>
+      </w:r>
+      <w:r>
+        <w:t xml:space="preserve"> </w:t>
+      </w:r>
+      <w:r>
+        <w:t xml:space="preserve">vary systematically across ICRV regimes. However, E1a’s predicted</w:t>
+      </w:r>
+      <w:r>
+        <w:t xml:space="preserve"> </w:t>
+      </w:r>
+      <w:r>
+        <w:t xml:space="preserve">directional ordering (Advanced &gt; Emerging) and E1b’s predicted Frontier</w:t>
+      </w:r>
+      <w:r>
+        <w:t xml:space="preserve"> </w:t>
+      </w:r>
+      <w:r>
+        <w:t xml:space="preserve">floor are not statistically confirmable at</w:t>
+      </w:r>
+      <w:r>
+        <w:t xml:space="preserve"> </w:t>
+      </w:r>
+      <w:r>
+        <w:rPr>
+          <w:iCs/>
+          <w:i/>
+        </w:rPr>
+        <w:t xml:space="preserve">k</w:t>
+      </w:r>
+      <w:r>
+        <w:t xml:space="preserve"> </w:t>
+      </w:r>
+      <w:r>
+        <w:t xml:space="preserve">= 3 Frontier. The</w:t>
+      </w:r>
+      <w:r>
+        <w:t xml:space="preserve"> </w:t>
+      </w:r>
+      <w:r>
+        <w:t xml:space="preserve">gradient-specific propositions require larger</w:t>
+      </w:r>
+      <w:r>
+        <w:t xml:space="preserve"> </w:t>
+      </w:r>
+      <w:r>
+        <w:rPr>
+          <w:iCs/>
+          <w:i/>
+        </w:rPr>
+        <w:t xml:space="preserve">k</w:t>
+      </w:r>
+      <w:r>
+        <w:t xml:space="preserve"> </w:t>
+      </w:r>
+      <w:r>
+        <w:t xml:space="preserve">per regime before they</w:t>
+      </w:r>
+      <w:r>
+        <w:t xml:space="preserve"> </w:t>
+      </w:r>
+      <w:r>
+        <w:t xml:space="preserve">can be properly tested.</w:t>
+      </w:r>
+    </w:p>
+    <w:bookmarkEnd w:id="42"/>
+    <w:bookmarkStart w:id="43" w:name="cdai-moderation-h3"/>
+    <w:p>
+      <w:pPr>
+        <w:pStyle w:val="Heading3"/>
+      </w:pPr>
+      <w:r>
+        <w:t xml:space="preserve">4.4 cDAI Moderation (H3)</w:t>
+      </w:r>
+    </w:p>
+    <w:p>
+      <w:pPr>
+        <w:pStyle w:val="FirstParagraph"/>
+      </w:pPr>
+      <w:r>
+        <w:rPr>
+          <w:iCs/>
+          <w:i/>
+        </w:rPr>
+        <w:t xml:space="preserve">Q</w:t>
+      </w:r>
+      <w:r>
+        <w:t xml:space="preserve">_M(cDAI) = 1.23 (</w:t>
+      </w:r>
+      <w:r>
+        <w:rPr>
+          <w:iCs/>
+          <w:i/>
+        </w:rPr>
+        <w:t xml:space="preserve">df</w:t>
+      </w:r>
+      <w:r>
+        <w:t xml:space="preserve"> </w:t>
+      </w:r>
+      <w:r>
+        <w:t xml:space="preserve">= 2,</w:t>
+      </w:r>
+      <w:r>
+        <w:t xml:space="preserve"> </w:t>
+      </w:r>
+      <w:r>
+        <w:rPr>
+          <w:iCs/>
+          <w:i/>
+        </w:rPr>
+        <w:t xml:space="preserve">p</w:t>
+      </w:r>
+      <w:r>
+        <w:t xml:space="preserve"> </w:t>
+      </w:r>
+      <w:r>
+        <w:t xml:space="preserve">= .541). H3</w:t>
+      </w:r>
+      <w:r>
+        <w:t xml:space="preserve"> </w:t>
+      </w:r>
+      <w:r>
+        <w:rPr>
+          <w:bCs/>
+          <w:b/>
+        </w:rPr>
+        <w:t xml:space="preserve">not supported</w:t>
+      </w:r>
+      <w:r>
+        <w:t xml:space="preserve">.</w:t>
+      </w:r>
+    </w:p>
+    <w:p>
+      <w:pPr>
+        <w:pStyle w:val="BodyText"/>
+      </w:pPr>
+      <w:r>
+        <w:t xml:space="preserve">Meta-regression with continuous cDAI score: β_cDAI = +0.003 (</w:t>
+      </w:r>
+      <w:r>
+        <w:rPr>
+          <w:iCs/>
+          <w:i/>
+        </w:rPr>
+        <w:t xml:space="preserve">SE</w:t>
+      </w:r>
+      <w:r>
+        <w:t xml:space="preserve"> </w:t>
+      </w:r>
+      <w:r>
+        <w:t xml:space="preserve">=</w:t>
+      </w:r>
+      <w:r>
+        <w:t xml:space="preserve"> </w:t>
+      </w:r>
+      <w:r>
+        <w:t xml:space="preserve">0.010,</w:t>
+      </w:r>
+      <w:r>
+        <w:t xml:space="preserve"> </w:t>
+      </w:r>
+      <w:r>
+        <w:rPr>
+          <w:iCs/>
+          <w:i/>
+        </w:rPr>
+        <w:t xml:space="preserve">p</w:t>
+      </w:r>
+      <w:r>
+        <w:t xml:space="preserve"> </w:t>
+      </w:r>
+      <w:r>
+        <w:t xml:space="preserve">= .744). Neither the categorical between-group test nor the</w:t>
+      </w:r>
+      <w:r>
+        <w:t xml:space="preserve"> </w:t>
+      </w:r>
+      <w:r>
+        <w:t xml:space="preserve">continuous linear trend shows significant cDAI moderation.</w:t>
+      </w:r>
+    </w:p>
+    <w:p>
+      <w:pPr>
+        <w:pStyle w:val="BodyText"/>
+      </w:pPr>
+      <w:r>
+        <w:rPr>
+          <w:bCs/>
+          <w:b/>
+        </w:rPr>
+        <w:t xml:space="preserve">Table 4.2, cDAI subgroup</w:t>
+      </w:r>
+      <w:r>
+        <w:t xml:space="preserve"> </w:t>
+      </w:r>
+      <w:r>
+        <w:rPr>
+          <w:iCs/>
+          <w:i/>
+        </w:rPr>
+        <w:t xml:space="preserve">(actual MARA output)</w:t>
       </w:r>
     </w:p>
     <w:tbl>
@@ -11943,7 +13096,7 @@
               <w:jc w:val="left"/>
             </w:pPr>
             <w:r>
-              <w:t xml:space="preserve">Regime</w:t>
+              <w:t xml:space="preserve">cDAI Group</w:t>
             </w:r>
           </w:p>
         </w:tc>
@@ -11999,7 +13152,7 @@
               <w:jc w:val="left"/>
             </w:pPr>
             <w:r>
-              <w:t xml:space="preserve">Note</w:t>
+              <w:t xml:space="preserve">Δ vs. Low</w:t>
             </w:r>
           </w:p>
         </w:tc>
@@ -12013,55 +13166,55 @@
               <w:jc w:val="left"/>
             </w:pPr>
             <w:r>
-              <w:t xml:space="preserve">I, Advanced-Innovation (SG, HK, KR, JP, UK, US…)</w:t>
-            </w:r>
-          </w:p>
-        </w:tc>
-        <w:tc>
-          <w:tcPr/>
-          <w:p>
-            <w:pPr>
-              <w:pStyle w:val="Compact"/>
-              <w:jc w:val="left"/>
-            </w:pPr>
-            <w:r>
-              <w:t xml:space="preserve">139</w:t>
-            </w:r>
-          </w:p>
-        </w:tc>
-        <w:tc>
-          <w:tcPr/>
-          <w:p>
-            <w:pPr>
-              <w:pStyle w:val="Compact"/>
-              <w:jc w:val="left"/>
-            </w:pPr>
-            <w:r>
-              <w:t xml:space="preserve">0.079</w:t>
-            </w:r>
-          </w:p>
-        </w:tc>
-        <w:tc>
-          <w:tcPr/>
-          <w:p>
-            <w:pPr>
-              <w:pStyle w:val="Compact"/>
-              <w:jc w:val="left"/>
-            </w:pPr>
-            <w:r>
-              <w:t xml:space="preserve">[0.058, 0.099]</w:t>
-            </w:r>
-          </w:p>
-        </w:tc>
-        <w:tc>
-          <w:tcPr/>
-          <w:p>
-            <w:pPr>
-              <w:pStyle w:val="Compact"/>
-              <w:jc w:val="left"/>
-            </w:pPr>
-            <w:r>
-              <w:t xml:space="preserve">Largest group; broadly consistent with H1</w:t>
+              <w:t xml:space="preserve">Low</w:t>
+            </w:r>
+          </w:p>
+        </w:tc>
+        <w:tc>
+          <w:tcPr/>
+          <w:p>
+            <w:pPr>
+              <w:pStyle w:val="Compact"/>
+              <w:jc w:val="left"/>
+            </w:pPr>
+            <w:r>
+              <w:t xml:space="preserve">174</w:t>
+            </w:r>
+          </w:p>
+        </w:tc>
+        <w:tc>
+          <w:tcPr/>
+          <w:p>
+            <w:pPr>
+              <w:pStyle w:val="Compact"/>
+              <w:jc w:val="left"/>
+            </w:pPr>
+            <w:r>
+              <w:t xml:space="preserve">0.075</w:t>
+            </w:r>
+          </w:p>
+        </w:tc>
+        <w:tc>
+          <w:tcPr/>
+          <w:p>
+            <w:pPr>
+              <w:pStyle w:val="Compact"/>
+              <w:jc w:val="left"/>
+            </w:pPr>
+            <w:r>
+              <w:t xml:space="preserve">[0.056, 0.094]</w:t>
+            </w:r>
+          </w:p>
+        </w:tc>
+        <w:tc>
+          <w:tcPr/>
+          <w:p>
+            <w:pPr>
+              <w:pStyle w:val="Compact"/>
+              <w:jc w:val="left"/>
+            </w:pPr>
+            <w:r>
+              <w:t xml:space="preserve">,</w:t>
             </w:r>
           </w:p>
         </w:tc>
@@ -12075,55 +13228,55 @@
               <w:jc w:val="left"/>
             </w:pPr>
             <w:r>
-              <w:t xml:space="preserve">II, Upper-middle</w:t>
-            </w:r>
-          </w:p>
-        </w:tc>
-        <w:tc>
-          <w:tcPr/>
-          <w:p>
-            <w:pPr>
-              <w:pStyle w:val="Compact"/>
-              <w:jc w:val="left"/>
-            </w:pPr>
-            <w:r>
-              <w:t xml:space="preserve">25</w:t>
-            </w:r>
-          </w:p>
-        </w:tc>
-        <w:tc>
-          <w:tcPr/>
-          <w:p>
-            <w:pPr>
-              <w:pStyle w:val="Compact"/>
-              <w:jc w:val="left"/>
-            </w:pPr>
-            <w:r>
-              <w:t xml:space="preserve">0.065</w:t>
-            </w:r>
-          </w:p>
-        </w:tc>
-        <w:tc>
-          <w:tcPr/>
-          <w:p>
-            <w:pPr>
-              <w:pStyle w:val="Compact"/>
-              <w:jc w:val="left"/>
-            </w:pPr>
-            <w:r>
-              <w:t xml:space="preserve">[0.020, 0.109]</w:t>
-            </w:r>
-          </w:p>
-        </w:tc>
-        <w:tc>
-          <w:tcPr/>
-          <w:p>
-            <w:pPr>
-              <w:pStyle w:val="Compact"/>
-              <w:jc w:val="left"/>
-            </w:pPr>
-            <w:r>
-              <w:t xml:space="preserve">ns vs. Group I (b = −0.014,</w:t>
+              <w:t xml:space="preserve">Medium</w:t>
+            </w:r>
+          </w:p>
+        </w:tc>
+        <w:tc>
+          <w:tcPr/>
+          <w:p>
+            <w:pPr>
+              <w:pStyle w:val="Compact"/>
+              <w:jc w:val="left"/>
+            </w:pPr>
+            <w:r>
+              <w:t xml:space="preserve">76</w:t>
+            </w:r>
+          </w:p>
+        </w:tc>
+        <w:tc>
+          <w:tcPr/>
+          <w:p>
+            <w:pPr>
+              <w:pStyle w:val="Compact"/>
+              <w:jc w:val="left"/>
+            </w:pPr>
+            <w:r>
+              <w:t xml:space="preserve">0.063</w:t>
+            </w:r>
+          </w:p>
+        </w:tc>
+        <w:tc>
+          <w:tcPr/>
+          <w:p>
+            <w:pPr>
+              <w:pStyle w:val="Compact"/>
+              <w:jc w:val="left"/>
+            </w:pPr>
+            <w:r>
+              <w:t xml:space="preserve">[0.036, 0.090]</w:t>
+            </w:r>
+          </w:p>
+        </w:tc>
+        <w:tc>
+          <w:tcPr/>
+          <w:p>
+            <w:pPr>
+              <w:pStyle w:val="Compact"/>
+              <w:jc w:val="left"/>
+            </w:pPr>
+            <w:r>
+              <w:t xml:space="preserve">b = −0.012,</w:t>
             </w:r>
             <w:r>
               <w:t xml:space="preserve"> </w:t>
@@ -12139,7 +13292,7 @@
               <w:t xml:space="preserve"> </w:t>
             </w:r>
             <w:r>
-              <w:t xml:space="preserve">= .581)</w:t>
+              <w:t xml:space="preserve">= .489</w:t>
             </w:r>
           </w:p>
         </w:tc>
@@ -12153,55 +13306,55 @@
               <w:jc w:val="left"/>
             </w:pPr>
             <w:r>
-              <w:t xml:space="preserve">III, Emerging (VN, IN, CN, PH…)</w:t>
-            </w:r>
-          </w:p>
-        </w:tc>
-        <w:tc>
-          <w:tcPr/>
-          <w:p>
-            <w:pPr>
-              <w:pStyle w:val="Compact"/>
-              <w:jc w:val="left"/>
-            </w:pPr>
-            <w:r>
-              <w:t xml:space="preserve">91</w:t>
-            </w:r>
-          </w:p>
-        </w:tc>
-        <w:tc>
-          <w:tcPr/>
-          <w:p>
-            <w:pPr>
-              <w:pStyle w:val="Compact"/>
-              <w:jc w:val="left"/>
-            </w:pPr>
-            <w:r>
-              <w:t xml:space="preserve">0.068</w:t>
-            </w:r>
-          </w:p>
-        </w:tc>
-        <w:tc>
-          <w:tcPr/>
-          <w:p>
-            <w:pPr>
-              <w:pStyle w:val="Compact"/>
-              <w:jc w:val="left"/>
-            </w:pPr>
-            <w:r>
-              <w:t xml:space="preserve">[0.044, 0.092]</w:t>
-            </w:r>
-          </w:p>
-        </w:tc>
-        <w:tc>
-          <w:tcPr/>
-          <w:p>
-            <w:pPr>
-              <w:pStyle w:val="Compact"/>
-              <w:jc w:val="left"/>
-            </w:pPr>
-            <w:r>
-              <w:t xml:space="preserve">ns vs. Group I (b = −0.011,</w:t>
+              <w:t xml:space="preserve">High</w:t>
+            </w:r>
+          </w:p>
+        </w:tc>
+        <w:tc>
+          <w:tcPr/>
+          <w:p>
+            <w:pPr>
+              <w:pStyle w:val="Compact"/>
+              <w:jc w:val="left"/>
+            </w:pPr>
+            <w:r>
+              <w:t xml:space="preserve">38</w:t>
+            </w:r>
+          </w:p>
+        </w:tc>
+        <w:tc>
+          <w:tcPr/>
+          <w:p>
+            <w:pPr>
+              <w:pStyle w:val="Compact"/>
+              <w:jc w:val="left"/>
+            </w:pPr>
+            <w:r>
+              <w:t xml:space="preserve">0.091</w:t>
+            </w:r>
+          </w:p>
+        </w:tc>
+        <w:tc>
+          <w:tcPr/>
+          <w:p>
+            <w:pPr>
+              <w:pStyle w:val="Compact"/>
+              <w:jc w:val="left"/>
+            </w:pPr>
+            <w:r>
+              <w:t xml:space="preserve">[0.052, 0.129]</w:t>
+            </w:r>
+          </w:p>
+        </w:tc>
+        <w:tc>
+          <w:tcPr/>
+          <w:p>
+            <w:pPr>
+              <w:pStyle w:val="Compact"/>
+              <w:jc w:val="left"/>
+            </w:pPr>
+            <w:r>
+              <w:t xml:space="preserve">b = +0.016,</w:t>
             </w:r>
             <w:r>
               <w:t xml:space="preserve"> </w:t>
@@ -12217,73 +13370,242 @@
               <w:t xml:space="preserve"> </w:t>
             </w:r>
             <w:r>
-              <w:t xml:space="preserve">= .502)</w:t>
+              <w:t xml:space="preserve">= .469</w:t>
             </w:r>
           </w:p>
         </w:tc>
       </w:tr>
+    </w:tbl>
+    <w:p>
+      <w:pPr>
+        <w:pStyle w:val="BodyText"/>
+      </w:pPr>
+      <w:r>
+        <w:t xml:space="preserve">The three cDAI subgroup means are all significantly positive (</w:t>
+      </w:r>
+      <w:r>
+        <w:rPr>
+          <w:iCs/>
+          <w:i/>
+        </w:rPr>
+        <w:t xml:space="preserve">p</w:t>
+      </w:r>
+      <w:r>
+        <w:t xml:space="preserve"> </w:t>
+      </w:r>
+      <w:r>
+        <w:t xml:space="preserve">&lt;</w:t>
+      </w:r>
+      <w:r>
+        <w:t xml:space="preserve"> </w:t>
+      </w:r>
+      <w:r>
+        <w:t xml:space="preserve">.001) but do not differ significantly from each other. The non-monotone</w:t>
+      </w:r>
+      <w:r>
+        <w:t xml:space="preserve"> </w:t>
+      </w:r>
+      <w:r>
+        <w:t xml:space="preserve">ordering (Low &gt; Medium &lt; High) and small, non-significant contrasts</w:t>
+      </w:r>
+      <w:r>
+        <w:t xml:space="preserve"> </w:t>
+      </w:r>
+      <w:r>
+        <w:t xml:space="preserve">fail to support the predicted positive linear gradient. The cDAI × DPL</w:t>
+      </w:r>
+      <w:r>
+        <w:t xml:space="preserve"> </w:t>
+      </w:r>
+      <w:r>
+        <w:t xml:space="preserve">interaction cannot be reliably estimated in the current sample given the</w:t>
+      </w:r>
+      <w:r>
+        <w:t xml:space="preserve"> </w:t>
+      </w:r>
+      <w:r>
+        <w:t xml:space="preserve">non-significant main moderation. H3 is not supported: country-level</w:t>
+      </w:r>
+      <w:r>
+        <w:t xml:space="preserve"> </w:t>
+      </w:r>
+      <w:r>
+        <w:t xml:space="preserve">digital adoption (cDAI, measured via World Bank DAI / ITU Digital</w:t>
+      </w:r>
+      <w:r>
+        <w:t xml:space="preserve"> </w:t>
+      </w:r>
+      <w:r>
+        <w:t xml:space="preserve">Development Index) does not significantly amplify the pooled I to P effect</w:t>
+      </w:r>
+      <w:r>
+        <w:t xml:space="preserve"> </w:t>
+      </w:r>
+      <w:r>
+        <w:t xml:space="preserve">in this</w:t>
+      </w:r>
+      <w:r>
+        <w:t xml:space="preserve"> </w:t>
+      </w:r>
+      <w:r>
+        <w:rPr>
+          <w:iCs/>
+          <w:i/>
+        </w:rPr>
+        <w:t xml:space="preserve">k</w:t>
+      </w:r>
+      <w:r>
+        <w:t xml:space="preserve"> </w:t>
+      </w:r>
+      <w:r>
+        <w:t xml:space="preserve">= 238 sample. A larger sample with better resolution across</w:t>
+      </w:r>
+      <w:r>
+        <w:t xml:space="preserve"> </w:t>
+      </w:r>
+      <w:r>
+        <w:t xml:space="preserve">the cDAI spectrum is required to test the cDAI amplification (H3) gradient hypothesis.</w:t>
+      </w:r>
+    </w:p>
+    <w:bookmarkEnd w:id="43"/>
+    <w:bookmarkStart w:id="44" w:name="dpl-phase-moderation-h2"/>
+    <w:p>
+      <w:pPr>
+        <w:pStyle w:val="Heading3"/>
+      </w:pPr>
+      <w:r>
+        <w:t xml:space="preserve">4.5 DPL Phase Moderation (H2)</w:t>
+      </w:r>
+    </w:p>
+    <w:p>
+      <w:pPr>
+        <w:pStyle w:val="FirstParagraph"/>
+      </w:pPr>
+      <w:r>
+        <w:rPr>
+          <w:iCs/>
+          <w:i/>
+        </w:rPr>
+        <w:t xml:space="preserve">Q</w:t>
+      </w:r>
+      <w:r>
+        <w:t xml:space="preserve">_M(DPL) = 0.62 (</w:t>
+      </w:r>
+      <w:r>
+        <w:rPr>
+          <w:iCs/>
+          <w:i/>
+        </w:rPr>
+        <w:t xml:space="preserve">df</w:t>
+      </w:r>
+      <w:r>
+        <w:t xml:space="preserve"> </w:t>
+      </w:r>
+      <w:r>
+        <w:t xml:space="preserve">= 2,</w:t>
+      </w:r>
+      <w:r>
+        <w:t xml:space="preserve"> </w:t>
+      </w:r>
+      <w:r>
+        <w:rPr>
+          <w:iCs/>
+          <w:i/>
+        </w:rPr>
+        <w:t xml:space="preserve">p</w:t>
+      </w:r>
+      <w:r>
+        <w:t xml:space="preserve"> </w:t>
+      </w:r>
+      <w:r>
+        <w:t xml:space="preserve">= .734). H2</w:t>
+      </w:r>
+      <w:r>
+        <w:t xml:space="preserve"> </w:t>
+      </w:r>
+      <w:r>
+        <w:rPr>
+          <w:bCs/>
+          <w:b/>
+        </w:rPr>
+        <w:t xml:space="preserve">not supported</w:t>
+      </w:r>
+      <w:r>
+        <w:t xml:space="preserve">.</w:t>
+      </w:r>
+    </w:p>
+    <w:p>
+      <w:pPr>
+        <w:pStyle w:val="BodyText"/>
+      </w:pPr>
+      <w:r>
+        <w:rPr>
+          <w:bCs/>
+          <w:b/>
+        </w:rPr>
+        <w:t xml:space="preserve">Table 4.3, DPL phase subgroup</w:t>
+      </w:r>
+      <w:r>
+        <w:t xml:space="preserve"> </w:t>
+      </w:r>
+      <w:r>
+        <w:rPr>
+          <w:iCs/>
+          <w:i/>
+        </w:rPr>
+        <w:t xml:space="preserve">(actual MARA output)</w:t>
+      </w:r>
+    </w:p>
+    <w:tbl>
+      <w:tblPr>
+        <w:tblStyle w:val="Table"/>
+        <w:tblW w:type="pct" w:w="5000"/>
+        <w:tblLook w:firstRow="1" w:lastRow="0" w:firstColumn="0" w:lastColumn="0" w:noHBand="0" w:noVBand="0" w:val="0020"/>
+        <w:jc w:val="start"/>
+      </w:tblPr>
+      <w:tblGrid>
+        <w:gridCol w:w="1120"/>
+        <w:gridCol w:w="2764"/>
+        <w:gridCol w:w="373"/>
+        <w:gridCol w:w="523"/>
+        <w:gridCol w:w="1344"/>
+        <w:gridCol w:w="1793"/>
+      </w:tblGrid>
       <w:tr>
-        <w:tc>
-          <w:tcPr/>
-          <w:p>
-            <w:pPr>
-              <w:pStyle w:val="Compact"/>
-              <w:jc w:val="left"/>
-            </w:pPr>
-            <w:r>
-              <w:t xml:space="preserve">FR, Frontier</w:t>
-            </w:r>
-          </w:p>
-        </w:tc>
-        <w:tc>
-          <w:tcPr/>
-          <w:p>
-            <w:pPr>
-              <w:pStyle w:val="Compact"/>
-              <w:jc w:val="left"/>
-            </w:pPr>
-            <w:r>
-              <w:t xml:space="preserve">3</w:t>
-            </w:r>
-          </w:p>
-        </w:tc>
-        <w:tc>
-          <w:tcPr/>
-          <w:p>
-            <w:pPr>
-              <w:pStyle w:val="Compact"/>
-              <w:jc w:val="left"/>
-            </w:pPr>
-            <w:r>
-              <w:t xml:space="preserve">0.349</w:t>
-            </w:r>
-          </w:p>
-        </w:tc>
-        <w:tc>
-          <w:tcPr/>
-          <w:p>
-            <w:pPr>
-              <w:pStyle w:val="Compact"/>
-              <w:jc w:val="left"/>
-            </w:pPr>
-            <w:r>
-              <w:t xml:space="preserve">[0.217, 0.468]</w:t>
-            </w:r>
-          </w:p>
-        </w:tc>
-        <w:tc>
-          <w:tcPr/>
-          <w:p>
-            <w:pPr>
-              <w:pStyle w:val="Compact"/>
-              <w:jc w:val="left"/>
-            </w:pPr>
-            <w:r>
-              <w:t xml:space="preserve">⚠️</w:t>
-            </w:r>
-            <w:r>
-              <w:t xml:space="preserve"> </w:t>
-            </w:r>
+        <w:trPr>
+          <w:tblHeader w:val="true"/>
+        </w:trPr>
+        <w:tc>
+          <w:tcPr/>
+          <w:p>
+            <w:pPr>
+              <w:pStyle w:val="Compact"/>
+              <w:jc w:val="left"/>
+            </w:pPr>
+            <w:r>
+              <w:t xml:space="preserve">DPL Phase</w:t>
+            </w:r>
+          </w:p>
+        </w:tc>
+        <w:tc>
+          <w:tcPr/>
+          <w:p>
+            <w:pPr>
+              <w:pStyle w:val="Compact"/>
+              <w:jc w:val="left"/>
+            </w:pPr>
+            <w:r>
+              <w:t xml:space="preserve">Definition</w:t>
+            </w:r>
+          </w:p>
+        </w:tc>
+        <w:tc>
+          <w:tcPr/>
+          <w:p>
+            <w:pPr>
+              <w:pStyle w:val="Compact"/>
+              <w:jc w:val="left"/>
+            </w:pPr>
             <w:r>
               <w:rPr>
                 <w:iCs/>
@@ -12291,11 +13613,1209 @@
               </w:rPr>
               <w:t xml:space="preserve">k</w:t>
             </w:r>
+          </w:p>
+        </w:tc>
+        <w:tc>
+          <w:tcPr/>
+          <w:p>
+            <w:pPr>
+              <w:pStyle w:val="Compact"/>
+              <w:jc w:val="left"/>
+            </w:pPr>
+            <w:r>
+              <w:rPr>
+                <w:iCs/>
+                <w:i/>
+              </w:rPr>
+              <w:t xml:space="preserve">r̄</w:t>
+            </w:r>
+          </w:p>
+        </w:tc>
+        <w:tc>
+          <w:tcPr/>
+          <w:p>
+            <w:pPr>
+              <w:pStyle w:val="Compact"/>
+              <w:jc w:val="left"/>
+            </w:pPr>
+            <w:r>
+              <w:t xml:space="preserve">95% CI</w:t>
+            </w:r>
+          </w:p>
+        </w:tc>
+        <w:tc>
+          <w:tcPr/>
+          <w:p>
+            <w:pPr>
+              <w:pStyle w:val="Compact"/>
+              <w:jc w:val="left"/>
+            </w:pPr>
+            <w:r>
+              <w:t xml:space="preserve">Δ vs. PRE</w:t>
+            </w:r>
+          </w:p>
+        </w:tc>
+      </w:tr>
+      <w:tr>
+        <w:tc>
+          <w:tcPr/>
+          <w:p>
+            <w:pPr>
+              <w:pStyle w:val="Compact"/>
+              <w:jc w:val="left"/>
+            </w:pPr>
+            <w:r>
+              <w:t xml:space="preserve">Precede (PRE)</w:t>
+            </w:r>
+          </w:p>
+        </w:tc>
+        <w:tc>
+          <w:tcPr/>
+          <w:p>
+            <w:pPr>
+              <w:pStyle w:val="Compact"/>
+              <w:jc w:val="left"/>
+            </w:pPr>
+            <w:r>
+              <w:t xml:space="preserve">Sample data predominantly pre-2009</w:t>
+            </w:r>
+          </w:p>
+        </w:tc>
+        <w:tc>
+          <w:tcPr/>
+          <w:p>
+            <w:pPr>
+              <w:pStyle w:val="Compact"/>
+              <w:jc w:val="left"/>
+            </w:pPr>
+            <w:r>
+              <w:t xml:space="preserve">100</w:t>
+            </w:r>
+          </w:p>
+        </w:tc>
+        <w:tc>
+          <w:tcPr/>
+          <w:p>
+            <w:pPr>
+              <w:pStyle w:val="Compact"/>
+              <w:jc w:val="left"/>
+            </w:pPr>
+            <w:r>
+              <w:t xml:space="preserve">0.082</w:t>
+            </w:r>
+          </w:p>
+        </w:tc>
+        <w:tc>
+          <w:tcPr/>
+          <w:p>
+            <w:pPr>
+              <w:pStyle w:val="Compact"/>
+              <w:jc w:val="left"/>
+            </w:pPr>
+            <w:r>
+              <w:t xml:space="preserve">[0.057, 0.107]</w:t>
+            </w:r>
+          </w:p>
+        </w:tc>
+        <w:tc>
+          <w:tcPr/>
+          <w:p>
+            <w:pPr>
+              <w:pStyle w:val="Compact"/>
+              <w:jc w:val="left"/>
+            </w:pPr>
+            <w:r>
+              <w:t xml:space="preserve">,</w:t>
+            </w:r>
+          </w:p>
+        </w:tc>
+      </w:tr>
+      <w:tr>
+        <w:tc>
+          <w:tcPr/>
+          <w:p>
+            <w:pPr>
+              <w:pStyle w:val="Compact"/>
+              <w:jc w:val="left"/>
+            </w:pPr>
+            <w:r>
+              <w:t xml:space="preserve">Span (SPN)</w:t>
+            </w:r>
+          </w:p>
+        </w:tc>
+        <w:tc>
+          <w:tcPr/>
+          <w:p>
+            <w:pPr>
+              <w:pStyle w:val="Compact"/>
+              <w:jc w:val="left"/>
+            </w:pPr>
+            <w:r>
+              <w:t xml:space="preserve">Sample spans the 2009 inflection</w:t>
+            </w:r>
+          </w:p>
+        </w:tc>
+        <w:tc>
+          <w:tcPr/>
+          <w:p>
+            <w:pPr>
+              <w:pStyle w:val="Compact"/>
+              <w:jc w:val="left"/>
+            </w:pPr>
+            <w:r>
+              <w:t xml:space="preserve">108</w:t>
+            </w:r>
+          </w:p>
+        </w:tc>
+        <w:tc>
+          <w:tcPr/>
+          <w:p>
+            <w:pPr>
+              <w:pStyle w:val="Compact"/>
+              <w:jc w:val="left"/>
+            </w:pPr>
+            <w:r>
+              <w:t xml:space="preserve">0.068</w:t>
+            </w:r>
+          </w:p>
+        </w:tc>
+        <w:tc>
+          <w:tcPr/>
+          <w:p>
+            <w:pPr>
+              <w:pStyle w:val="Compact"/>
+              <w:jc w:val="left"/>
+            </w:pPr>
+            <w:r>
+              <w:t xml:space="preserve">[0.045, 0.091]</w:t>
+            </w:r>
+          </w:p>
+        </w:tc>
+        <w:tc>
+          <w:tcPr/>
+          <w:p>
+            <w:pPr>
+              <w:pStyle w:val="Compact"/>
+              <w:jc w:val="left"/>
+            </w:pPr>
+            <w:r>
+              <w:t xml:space="preserve">b = −0.014,</w:t>
+            </w:r>
             <w:r>
               <w:t xml:space="preserve"> </w:t>
             </w:r>
             <w:r>
-              <w:t xml:space="preserve">= 3 only; estimate unreliable (one outlier: Pouresmaeili et al.,</w:t>
+              <w:rPr>
+                <w:iCs/>
+                <w:i/>
+              </w:rPr>
+              <w:t xml:space="preserve">p</w:t>
+            </w:r>
+            <w:r>
+              <w:t xml:space="preserve"> </w:t>
+            </w:r>
+            <w:r>
+              <w:t xml:space="preserve">= .434</w:t>
+            </w:r>
+          </w:p>
+        </w:tc>
+      </w:tr>
+      <w:tr>
+        <w:tc>
+          <w:tcPr/>
+          <w:p>
+            <w:pPr>
+              <w:pStyle w:val="Compact"/>
+              <w:jc w:val="left"/>
+            </w:pPr>
+            <w:r>
+              <w:t xml:space="preserve">Follow (FOL)</w:t>
+            </w:r>
+          </w:p>
+        </w:tc>
+        <w:tc>
+          <w:tcPr/>
+          <w:p>
+            <w:pPr>
+              <w:pStyle w:val="Compact"/>
+              <w:jc w:val="left"/>
+            </w:pPr>
+            <w:r>
+              <w:t xml:space="preserve">Sample data predominantly post-2014</w:t>
+            </w:r>
+          </w:p>
+        </w:tc>
+        <w:tc>
+          <w:tcPr/>
+          <w:p>
+            <w:pPr>
+              <w:pStyle w:val="Compact"/>
+              <w:jc w:val="left"/>
+            </w:pPr>
+            <w:r>
+              <w:t xml:space="preserve">80</w:t>
+            </w:r>
+          </w:p>
+        </w:tc>
+        <w:tc>
+          <w:tcPr/>
+          <w:p>
+            <w:pPr>
+              <w:pStyle w:val="Compact"/>
+              <w:jc w:val="left"/>
+            </w:pPr>
+            <w:r>
+              <w:t xml:space="preserve">0.073</w:t>
+            </w:r>
+          </w:p>
+        </w:tc>
+        <w:tc>
+          <w:tcPr/>
+          <w:p>
+            <w:pPr>
+              <w:pStyle w:val="Compact"/>
+              <w:jc w:val="left"/>
+            </w:pPr>
+            <w:r>
+              <w:t xml:space="preserve">[0.046, 0.100]</w:t>
+            </w:r>
+          </w:p>
+        </w:tc>
+        <w:tc>
+          <w:tcPr/>
+          <w:p>
+            <w:pPr>
+              <w:pStyle w:val="Compact"/>
+              <w:jc w:val="left"/>
+            </w:pPr>
+            <w:r>
+              <w:t xml:space="preserve">b = −0.009,</w:t>
+            </w:r>
+            <w:r>
+              <w:t xml:space="preserve"> </w:t>
+            </w:r>
+            <w:r>
+              <w:rPr>
+                <w:iCs/>
+                <w:i/>
+              </w:rPr>
+              <w:t xml:space="preserve">p</w:t>
+            </w:r>
+            <w:r>
+              <w:t xml:space="preserve"> </w:t>
+            </w:r>
+            <w:r>
+              <w:t xml:space="preserve">= .645</w:t>
+            </w:r>
+          </w:p>
+        </w:tc>
+      </w:tr>
+    </w:tbl>
+    <w:p>
+      <w:pPr>
+        <w:pStyle w:val="BodyText"/>
+      </w:pPr>
+      <w:r>
+        <w:t xml:space="preserve">Pairwise comparisons: PRE vs. FOL (</w:t>
+      </w:r>
+      <w:r>
+        <w:rPr>
+          <w:iCs/>
+          <w:i/>
+        </w:rPr>
+        <w:t xml:space="preserve">z</w:t>
+      </w:r>
+      <w:r>
+        <w:t xml:space="preserve"> </w:t>
+      </w:r>
+      <w:r>
+        <w:t xml:space="preserve">= 0.46,</w:t>
+      </w:r>
+      <w:r>
+        <w:t xml:space="preserve"> </w:t>
+      </w:r>
+      <w:r>
+        <w:rPr>
+          <w:iCs/>
+          <w:i/>
+        </w:rPr>
+        <w:t xml:space="preserve">p</w:t>
+      </w:r>
+      <w:r>
+        <w:t xml:space="preserve"> </w:t>
+      </w:r>
+      <w:r>
+        <w:t xml:space="preserve">= .645); PRE vs. SPN</w:t>
+      </w:r>
+      <w:r>
+        <w:t xml:space="preserve"> </w:t>
+      </w:r>
+      <w:r>
+        <w:t xml:space="preserve">(</w:t>
+      </w:r>
+      <w:r>
+        <w:rPr>
+          <w:iCs/>
+          <w:i/>
+        </w:rPr>
+        <w:t xml:space="preserve">z</w:t>
+      </w:r>
+      <w:r>
+        <w:t xml:space="preserve"> </w:t>
+      </w:r>
+      <w:r>
+        <w:t xml:space="preserve">= 0.78,</w:t>
+      </w:r>
+      <w:r>
+        <w:t xml:space="preserve"> </w:t>
+      </w:r>
+      <w:r>
+        <w:rPr>
+          <w:iCs/>
+          <w:i/>
+        </w:rPr>
+        <w:t xml:space="preserve">p</w:t>
+      </w:r>
+      <w:r>
+        <w:t xml:space="preserve"> </w:t>
+      </w:r>
+      <w:r>
+        <w:t xml:space="preserve">= .434); FOL vs. SPN (</w:t>
+      </w:r>
+      <w:r>
+        <w:rPr>
+          <w:iCs/>
+          <w:i/>
+        </w:rPr>
+        <w:t xml:space="preserve">z</w:t>
+      </w:r>
+      <w:r>
+        <w:t xml:space="preserve"> </w:t>
+      </w:r>
+      <w:r>
+        <w:t xml:space="preserve">= 0.28,</w:t>
+      </w:r>
+      <w:r>
+        <w:t xml:space="preserve"> </w:t>
+      </w:r>
+      <w:r>
+        <w:rPr>
+          <w:iCs/>
+          <w:i/>
+        </w:rPr>
+        <w:t xml:space="preserve">p</w:t>
+      </w:r>
+      <w:r>
+        <w:t xml:space="preserve"> </w:t>
+      </w:r>
+      <w:r>
+        <w:t xml:space="preserve">= .782). No</w:t>
+      </w:r>
+      <w:r>
+        <w:t xml:space="preserve"> </w:t>
+      </w:r>
+      <w:r>
+        <w:t xml:space="preserve">pairwise difference approaches significance.</w:t>
+      </w:r>
+    </w:p>
+    <w:p>
+      <w:pPr>
+        <w:pStyle w:val="BodyText"/>
+      </w:pPr>
+      <w:r>
+        <w:t xml:space="preserve">The ordering (PRE &gt; FOL &gt; SPN) is opposite to H2’s prediction (FOL &gt;</w:t>
+      </w:r>
+      <w:r>
+        <w:t xml:space="preserve"> </w:t>
+      </w:r>
+      <w:r>
+        <w:t xml:space="preserve">SPN &gt; PRE). However, the between-group differences are negligible and</w:t>
+      </w:r>
+      <w:r>
+        <w:t xml:space="preserve"> </w:t>
+      </w:r>
+      <w:r>
+        <w:t xml:space="preserve">non-significant, so this pattern should not be over-interpreted. The</w:t>
+      </w:r>
+      <w:r>
+        <w:t xml:space="preserve"> </w:t>
+      </w:r>
+      <w:r>
+        <w:t xml:space="preserve">null DPL result may reflect that the</w:t>
+      </w:r>
+      <w:r>
+        <w:t xml:space="preserve"> </w:t>
+      </w:r>
+      <w:r>
+        <w:rPr>
+          <w:iCs/>
+          <w:i/>
+        </w:rPr>
+        <w:t xml:space="preserve">k</w:t>
+      </w:r>
+      <w:r>
+        <w:t xml:space="preserve"> </w:t>
+      </w:r>
+      <w:r>
+        <w:t xml:space="preserve">= 238 sample does not have</w:t>
+      </w:r>
+      <w:r>
+        <w:t xml:space="preserve"> </w:t>
+      </w:r>
+      <w:r>
+        <w:t xml:space="preserve">sufficient power to detect small temporal trends, that DPL phase is</w:t>
+      </w:r>
+      <w:r>
+        <w:t xml:space="preserve"> </w:t>
+      </w:r>
+      <w:r>
+        <w:t xml:space="preserve">confounded with ICRV composition (pre-2009 studies concentrated in</w:t>
+      </w:r>
+      <w:r>
+        <w:t xml:space="preserve"> </w:t>
+      </w:r>
+      <w:r>
+        <w:t xml:space="preserve">advanced economies), or that the Digital Paradox Lifecycle inflection</w:t>
+      </w:r>
+      <w:r>
+        <w:t xml:space="preserve"> </w:t>
+      </w:r>
+      <w:r>
+        <w:t xml:space="preserve">does not manifest at meta-analytic resolution with the current sample</w:t>
+      </w:r>
+      <w:r>
+        <w:t xml:space="preserve"> </w:t>
+      </w:r>
+      <w:r>
+        <w:t xml:space="preserve">size. H2 is not supported.</w:t>
+      </w:r>
+    </w:p>
+    <w:p>
+      <w:pPr>
+        <w:pStyle w:val="BodyText"/>
+      </w:pPr>
+      <w:r>
+        <w:t xml:space="preserve">Figure 3: DPL phase moderation, pooled I to P effect by digital adoption</w:t>
+      </w:r>
+      <w:r>
+        <w:t xml:space="preserve"> </w:t>
+      </w:r>
+      <w:r>
+        <w:t xml:space="preserve">epoch</w:t>
+      </w:r>
+    </w:p>
+    <w:p>
+      <w:pPr>
+        <w:pStyle w:val="BodyText"/>
+      </w:pPr>
+      <w:r>
+        <w:rPr>
+          <w:iCs/>
+          <w:i/>
+        </w:rPr>
+        <w:t xml:space="preserve">Figure 3.</w:t>
+      </w:r>
+      <w:r>
+        <w:t xml:space="preserve"> </w:t>
+      </w:r>
+      <w:r>
+        <w:t xml:space="preserve">DPL phase subgroup results. Pooled effect sizes by Precede /</w:t>
+      </w:r>
+      <w:r>
+        <w:t xml:space="preserve"> </w:t>
+      </w:r>
+      <w:r>
+        <w:t xml:space="preserve">Span / Follow epoch with 95% CI. The between-phase differences are small</w:t>
+      </w:r>
+      <w:r>
+        <w:t xml:space="preserve"> </w:t>
+      </w:r>
+      <w:r>
+        <w:t xml:space="preserve">and non-significant.</w:t>
+      </w:r>
+    </w:p>
+    <w:bookmarkEnd w:id="44"/>
+    <w:bookmarkStart w:id="45" w:name="publication-bias-h4"/>
+    <w:p>
+      <w:pPr>
+        <w:pStyle w:val="Heading3"/>
+      </w:pPr>
+      <w:r>
+        <w:t xml:space="preserve">4.6 Publication Bias (H4)</w:t>
+      </w:r>
+    </w:p>
+    <w:p>
+      <w:pPr>
+        <w:pStyle w:val="FirstParagraph"/>
+      </w:pPr>
+      <w:r>
+        <w:t xml:space="preserve">H4</w:t>
+      </w:r>
+      <w:r>
+        <w:t xml:space="preserve"> </w:t>
+      </w:r>
+      <w:r>
+        <w:rPr>
+          <w:bCs/>
+          <w:b/>
+        </w:rPr>
+        <w:t xml:space="preserve">supported</w:t>
+      </w:r>
+      <w:r>
+        <w:t xml:space="preserve">: multiple indicators consistently detect publication</w:t>
+      </w:r>
+      <w:r>
+        <w:t xml:space="preserve"> </w:t>
+      </w:r>
+      <w:r>
+        <w:t xml:space="preserve">bias, though the positive I to P effect survives correction.</w:t>
+      </w:r>
+    </w:p>
+    <w:p>
+      <w:pPr>
+        <w:pStyle w:val="BodyText"/>
+      </w:pPr>
+      <w:r>
+        <w:rPr>
+          <w:bCs/>
+          <w:b/>
+        </w:rPr>
+        <w:t xml:space="preserve">Egger’s regression test</w:t>
+      </w:r>
+      <w:r>
+        <w:t xml:space="preserve"> </w:t>
+      </w:r>
+      <w:r>
+        <w:t xml:space="preserve">(SE as moderator):</w:t>
+      </w:r>
+      <w:r>
+        <w:t xml:space="preserve"> </w:t>
+      </w:r>
+      <w:r>
+        <w:rPr>
+          <w:iCs/>
+          <w:i/>
+        </w:rPr>
+        <w:t xml:space="preserve">b</w:t>
+      </w:r>
+      <w:r>
+        <w:t xml:space="preserve"> </w:t>
+      </w:r>
+      <w:r>
+        <w:t xml:space="preserve">= 0.487 (</w:t>
+      </w:r>
+      <w:r>
+        <w:rPr>
+          <w:iCs/>
+          <w:i/>
+        </w:rPr>
+        <w:t xml:space="preserve">SE</w:t>
+      </w:r>
+      <w:r>
+        <w:t xml:space="preserve"> </w:t>
+      </w:r>
+      <w:r>
+        <w:t xml:space="preserve">=</w:t>
+      </w:r>
+      <w:r>
+        <w:t xml:space="preserve"> </w:t>
+      </w:r>
+      <w:r>
+        <w:t xml:space="preserve">0.251,</w:t>
+      </w:r>
+      <w:r>
+        <w:t xml:space="preserve"> </w:t>
+      </w:r>
+      <w:r>
+        <w:rPr>
+          <w:iCs/>
+          <w:i/>
+        </w:rPr>
+        <w:t xml:space="preserve">p</w:t>
+      </w:r>
+      <w:r>
+        <w:t xml:space="preserve"> </w:t>
+      </w:r>
+      <w:r>
+        <w:t xml:space="preserve">= .052), just above the conventional α = .05 threshold; this</w:t>
+      </w:r>
+      <w:r>
+        <w:t xml:space="preserve"> </w:t>
+      </w:r>
+      <w:r>
+        <w:t xml:space="preserve">criterion does not reach statistical significance, and funnel asymmetry</w:t>
+      </w:r>
+      <w:r>
+        <w:t xml:space="preserve"> </w:t>
+      </w:r>
+      <w:r>
+        <w:t xml:space="preserve">by Egger’s test alone is not confirmed.</w:t>
+      </w:r>
+    </w:p>
+    <w:p>
+      <w:pPr>
+        <w:pStyle w:val="BodyText"/>
+      </w:pPr>
+      <w:r>
+        <w:rPr>
+          <w:bCs/>
+          <w:b/>
+        </w:rPr>
+        <w:t xml:space="preserve">Begg’s rank correlation</w:t>
+      </w:r>
+      <w:r>
+        <w:t xml:space="preserve"> </w:t>
+      </w:r>
+      <w:r>
+        <w:t xml:space="preserve">(Kendall’s τ): τ = −0.132,</w:t>
+      </w:r>
+      <w:r>
+        <w:t xml:space="preserve"> </w:t>
+      </w:r>
+      <w:r>
+        <w:rPr>
+          <w:iCs/>
+          <w:i/>
+        </w:rPr>
+        <w:t xml:space="preserve">p</w:t>
+      </w:r>
+      <w:r>
+        <w:t xml:space="preserve"> </w:t>
+      </w:r>
+      <w:r>
+        <w:t xml:space="preserve">= .001</w:t>
+      </w:r>
+      <w:r>
+        <w:t xml:space="preserve"> </w:t>
+      </w:r>
+      <w:r>
+        <w:t xml:space="preserve">significant funnel asymmetry; studies with larger standard errors</w:t>
+      </w:r>
+      <w:r>
+        <w:t xml:space="preserve"> </w:t>
+      </w:r>
+      <w:r>
+        <w:t xml:space="preserve">(smaller</w:t>
+      </w:r>
+      <w:r>
+        <w:t xml:space="preserve"> </w:t>
+      </w:r>
+      <w:r>
+        <w:rPr>
+          <w:iCs/>
+          <w:i/>
+        </w:rPr>
+        <w:t xml:space="preserve">n</w:t>
+      </w:r>
+      <w:r>
+        <w:t xml:space="preserve">) report systematically lower effect sizes, consistent with</w:t>
+      </w:r>
+      <w:r>
+        <w:t xml:space="preserve"> </w:t>
+      </w:r>
+      <w:r>
+        <w:t xml:space="preserve">publication bias against null or negative findings.</w:t>
+      </w:r>
+    </w:p>
+    <w:p>
+      <w:pPr>
+        <w:pStyle w:val="BodyText"/>
+      </w:pPr>
+      <w:r>
+        <w:rPr>
+          <w:bCs/>
+          <w:b/>
+        </w:rPr>
+        <w:t xml:space="preserve">Trim-and-fill</w:t>
+      </w:r>
+      <w:r>
+        <w:t xml:space="preserve">: imputes</w:t>
+      </w:r>
+      <w:r>
+        <w:t xml:space="preserve"> </w:t>
+      </w:r>
+      <w:r>
+        <w:rPr>
+          <w:iCs/>
+          <w:i/>
+        </w:rPr>
+        <w:t xml:space="preserve">k</w:t>
+      </w:r>
+      <w:r>
+        <w:t xml:space="preserve"> </w:t>
+      </w:r>
+      <w:r>
+        <w:t xml:space="preserve">= 57 missing studies (left side);</w:t>
+      </w:r>
+      <w:r>
+        <w:t xml:space="preserve"> </w:t>
+      </w:r>
+      <w:r>
+        <w:t xml:space="preserve">adjusted pooled</w:t>
+      </w:r>
+      <w:r>
+        <w:t xml:space="preserve"> </w:t>
+      </w:r>
+      <w:r>
+        <w:rPr>
+          <w:iCs/>
+          <w:i/>
+        </w:rPr>
+        <w:t xml:space="preserve">r̄</w:t>
+      </w:r>
+      <w:r>
+        <w:t xml:space="preserve"> </w:t>
+      </w:r>
+      <w:r>
+        <w:t xml:space="preserve">= 0.035 (95% CI [0.018, 0.051]), a conservative</w:t>
+      </w:r>
+      <w:r>
+        <w:t xml:space="preserve"> </w:t>
+      </w:r>
+      <w:r>
+        <w:t xml:space="preserve">lower bound. The effect remains positive and significant but is</w:t>
+      </w:r>
+      <w:r>
+        <w:t xml:space="preserve"> </w:t>
+      </w:r>
+      <w:r>
+        <w:t xml:space="preserve">substantially attenuated from the raw estimate (0.074 to 0.035).</w:t>
+      </w:r>
+    </w:p>
+    <w:p>
+      <w:pPr>
+        <w:pStyle w:val="BodyText"/>
+      </w:pPr>
+      <w:r>
+        <w:rPr>
+          <w:bCs/>
+          <w:b/>
+        </w:rPr>
+        <w:t xml:space="preserve">Fail-safe</w:t>
+      </w:r>
+      <w:r>
+        <w:rPr>
+          <w:bCs/>
+          <w:b/>
+        </w:rPr>
+        <w:t xml:space="preserve"> </w:t>
+      </w:r>
+      <w:r>
+        <w:rPr>
+          <w:iCs/>
+          <w:i/>
+          <w:bCs/>
+          <w:b/>
+        </w:rPr>
+        <w:t xml:space="preserve">N</w:t>
+      </w:r>
+      <w:r>
+        <w:t xml:space="preserve"> </w:t>
+      </w:r>
+      <w:r>
+        <w:t xml:space="preserve">(Rosenthal, 1991):</w:t>
+      </w:r>
+      <w:r>
+        <w:t xml:space="preserve"> </w:t>
+      </w:r>
+      <w:r>
+        <w:rPr>
+          <w:iCs/>
+          <w:i/>
+        </w:rPr>
+        <w:t xml:space="preserve">N</w:t>
+      </w:r>
+      <w:r>
+        <w:t xml:space="preserve"> </w:t>
+      </w:r>
+      <w:r>
+        <w:t xml:space="preserve">= 44,782, far exceeding the</w:t>
+      </w:r>
+      <w:r>
+        <w:t xml:space="preserve"> </w:t>
+      </w:r>
+      <w:r>
+        <w:t xml:space="preserve">criterion of 5</w:t>
+      </w:r>
+      <w:r>
+        <w:rPr>
+          <w:iCs/>
+          <w:i/>
+        </w:rPr>
+        <w:t xml:space="preserve">k</w:t>
+      </w:r>
+      <w:r>
+        <w:t xml:space="preserve"> </w:t>
+      </w:r>
+      <w:r>
+        <w:t xml:space="preserve">+ 10 = 1,195; even under extreme publication</w:t>
+      </w:r>
+      <w:r>
+        <w:t xml:space="preserve"> </w:t>
+      </w:r>
+      <w:r>
+        <w:t xml:space="preserve">suppression assumptions, a trivially small effect would require 44,782</w:t>
+      </w:r>
+      <w:r>
+        <w:t xml:space="preserve"> </w:t>
+      </w:r>
+      <w:r>
+        <w:t xml:space="preserve">unpublished null studies, implausible.</w:t>
+      </w:r>
+    </w:p>
+    <w:p>
+      <w:pPr>
+        <w:pStyle w:val="BodyText"/>
+      </w:pPr>
+      <w:r>
+        <w:t xml:space="preserve">The trim-and-fill correction (</w:t>
+      </w:r>
+      <w:r>
+        <w:rPr>
+          <w:iCs/>
+          <w:i/>
+        </w:rPr>
+        <w:t xml:space="preserve">k</w:t>
+      </w:r>
+      <w:r>
+        <w:t xml:space="preserve"> </w:t>
+      </w:r>
+      <w:r>
+        <w:t xml:space="preserve">= 57 imputed, adj.</w:t>
+      </w:r>
+      <w:r>
+        <w:t xml:space="preserve"> </w:t>
+      </w:r>
+      <w:r>
+        <w:rPr>
+          <w:iCs/>
+          <w:i/>
+        </w:rPr>
+        <w:t xml:space="preserve">r</w:t>
+      </w:r>
+      <w:r>
+        <w:t xml:space="preserve"> </w:t>
+      </w:r>
+      <w:r>
+        <w:t xml:space="preserve">= 0.035) is the</w:t>
+      </w:r>
+      <w:r>
+        <w:t xml:space="preserve"> </w:t>
+      </w:r>
+      <w:r>
+        <w:t xml:space="preserve">most conservative bias-corrected estimate and represents a meaningful</w:t>
+      </w:r>
+      <w:r>
+        <w:t xml:space="preserve"> </w:t>
+      </w:r>
+      <w:r>
+        <w:t xml:space="preserve">reduction from the raw</w:t>
+      </w:r>
+      <w:r>
+        <w:t xml:space="preserve"> </w:t>
+      </w:r>
+      <w:r>
+        <w:rPr>
+          <w:iCs/>
+          <w:i/>
+        </w:rPr>
+        <w:t xml:space="preserve">r</w:t>
+      </w:r>
+      <w:r>
+        <w:t xml:space="preserve"> </w:t>
+      </w:r>
+      <w:r>
+        <w:t xml:space="preserve">= 0.074. Together with the substantial</w:t>
+      </w:r>
+      <w:r>
+        <w:t xml:space="preserve"> </w:t>
+      </w:r>
+      <w:r>
+        <w:t xml:space="preserve">unexplained heterogeneity (</w:t>
+      </w:r>
+      <w:r>
+        <w:rPr>
+          <w:iCs/>
+          <w:i/>
+        </w:rPr>
+        <w:t xml:space="preserve">I</w:t>
+      </w:r>
+      <w:r>
+        <w:t xml:space="preserve">² = 62.4%) and non-significant moderator</w:t>
+      </w:r>
+      <w:r>
+        <w:t xml:space="preserve"> </w:t>
+      </w:r>
+      <w:r>
+        <w:t xml:space="preserve">tests (Section 4.3–4.5), the publication bias evidence suggests that the</w:t>
+      </w:r>
+      <w:r>
+        <w:t xml:space="preserve"> </w:t>
+      </w:r>
+      <w:r>
+        <w:t xml:space="preserve">apparent average I to P effect is upwardly inflated in the published</w:t>
+      </w:r>
+      <w:r>
+        <w:t xml:space="preserve"> </w:t>
+      </w:r>
+      <w:r>
+        <w:t xml:space="preserve">literature. The true population effect may be closer to</w:t>
+      </w:r>
+      <w:r>
+        <w:t xml:space="preserve"> </w:t>
+      </w:r>
+      <w:r>
+        <w:rPr>
+          <w:iCs/>
+          <w:i/>
+        </w:rPr>
+        <w:t xml:space="preserve">r</w:t>
+      </w:r>
+      <w:r>
+        <w:t xml:space="preserve"> </w:t>
+      </w:r>
+      <w:r>
+        <w:t xml:space="preserve">≈ 0.035.</w:t>
+      </w:r>
+    </w:p>
+    <w:p>
+      <w:pPr>
+        <w:pStyle w:val="BodyText"/>
+      </w:pPr>
+      <w:r>
+        <w:t xml:space="preserve">Figure 5: Funnel plot with trim-and-fill imputed studies</w:t>
+      </w:r>
+    </w:p>
+    <w:p>
+      <w:pPr>
+        <w:pStyle w:val="BodyText"/>
+      </w:pPr>
+      <w:r>
+        <w:rPr>
+          <w:iCs/>
+          <w:i/>
+        </w:rPr>
+        <w:t xml:space="preserve">Figure 5.</w:t>
+      </w:r>
+      <w:r>
+        <w:t xml:space="preserve"> </w:t>
+      </w:r>
+      <w:r>
+        <w:t xml:space="preserve">Funnel plot of effect sizes against standard errors. Open</w:t>
+      </w:r>
+      <w:r>
+        <w:t xml:space="preserve"> </w:t>
+      </w:r>
+      <w:r>
+        <w:t xml:space="preserve">circles = original studies; filled circles = trim-and-fill imputed</w:t>
+      </w:r>
+      <w:r>
+        <w:t xml:space="preserve"> </w:t>
+      </w:r>
+      <w:r>
+        <w:t xml:space="preserve">studies (</w:t>
+      </w:r>
+      <w:r>
+        <w:rPr>
+          <w:iCs/>
+          <w:i/>
+        </w:rPr>
+        <w:t xml:space="preserve">k</w:t>
+      </w:r>
+      <w:r>
+        <w:t xml:space="preserve"> </w:t>
+      </w:r>
+      <w:r>
+        <w:t xml:space="preserve">= 57). Substantial left-side asymmetry is visible; the</w:t>
+      </w:r>
+      <w:r>
+        <w:t xml:space="preserve"> </w:t>
+      </w:r>
+      <w:r>
+        <w:t xml:space="preserve">adjusted pooled effect is</w:t>
+      </w:r>
+      <w:r>
+        <w:t xml:space="preserve"> </w:t>
+      </w:r>
+      <w:r>
+        <w:rPr>
+          <w:iCs/>
+          <w:i/>
+        </w:rPr>
+        <w:t xml:space="preserve">r</w:t>
+      </w:r>
+      <w:r>
+        <w:t xml:space="preserve"> </w:t>
+      </w:r>
+      <w:r>
+        <w:t xml:space="preserve">= 0.035.</w:t>
+      </w:r>
+    </w:p>
+    <w:bookmarkEnd w:id="45"/>
+    <w:bookmarkStart w:id="46" w:name="robustness"/>
+    <w:p>
+      <w:pPr>
+        <w:pStyle w:val="Heading3"/>
+      </w:pPr>
+      <w:r>
+        <w:t xml:space="preserve">4.7 Robustness</w:t>
+      </w:r>
+    </w:p>
+    <w:tbl>
+      <w:tblPr>
+        <w:tblStyle w:val="Table"/>
+        <w:tblW w:type="pct" w:w="5000"/>
+        <w:tblLook w:firstRow="1" w:lastRow="0" w:firstColumn="0" w:lastColumn="0" w:noHBand="0" w:noVBand="0" w:val="0020"/>
+        <w:jc w:val="start"/>
+      </w:tblPr>
+      <w:tblGrid>
+        <w:gridCol w:w="2854"/>
+        <w:gridCol w:w="356"/>
+        <w:gridCol w:w="1284"/>
+        <w:gridCol w:w="1284"/>
+        <w:gridCol w:w="2140"/>
+      </w:tblGrid>
+      <w:tr>
+        <w:trPr>
+          <w:tblHeader w:val="true"/>
+        </w:trPr>
+        <w:tc>
+          <w:tcPr/>
+          <w:p>
+            <w:pPr>
+              <w:pStyle w:val="Compact"/>
+              <w:jc w:val="left"/>
+            </w:pPr>
+            <w:r>
+              <w:t xml:space="preserve">Check</w:t>
+            </w:r>
+          </w:p>
+        </w:tc>
+        <w:tc>
+          <w:tcPr/>
+          <w:p>
+            <w:pPr>
+              <w:pStyle w:val="Compact"/>
+              <w:jc w:val="left"/>
+            </w:pPr>
+            <w:r>
+              <w:t xml:space="preserve">K</w:t>
+            </w:r>
+          </w:p>
+        </w:tc>
+        <w:tc>
+          <w:tcPr/>
+          <w:p>
+            <w:pPr>
+              <w:pStyle w:val="Compact"/>
+              <w:jc w:val="left"/>
+            </w:pPr>
+            <w:r>
+              <w:rPr>
+                <w:iCs/>
+                <w:i/>
+              </w:rPr>
+              <w:t xml:space="preserve">r̄</w:t>
+            </w:r>
+          </w:p>
+        </w:tc>
+        <w:tc>
+          <w:tcPr/>
+          <w:p>
+            <w:pPr>
+              <w:pStyle w:val="Compact"/>
+              <w:jc w:val="left"/>
+            </w:pPr>
+            <w:r>
+              <w:t xml:space="preserve">95% CI</w:t>
+            </w:r>
+          </w:p>
+        </w:tc>
+        <w:tc>
+          <w:tcPr/>
+          <w:p>
+            <w:pPr>
+              <w:pStyle w:val="Compact"/>
+              <w:jc w:val="left"/>
+            </w:pPr>
+            <w:r>
+              <w:t xml:space="preserve">Note</w:t>
+            </w:r>
+          </w:p>
+        </w:tc>
+      </w:tr>
+      <w:tr>
+        <w:tc>
+          <w:tcPr/>
+          <w:p>
+            <w:pPr>
+              <w:pStyle w:val="Compact"/>
+              <w:jc w:val="left"/>
+            </w:pPr>
+            <w:r>
+              <w:t xml:space="preserve">Main analysis</w:t>
+            </w:r>
+          </w:p>
+        </w:tc>
+        <w:tc>
+          <w:tcPr/>
+          <w:p>
+            <w:pPr>
+              <w:pStyle w:val="Compact"/>
+              <w:jc w:val="left"/>
+            </w:pPr>
+            <w:r>
+              <w:t xml:space="preserve">288</w:t>
+            </w:r>
+          </w:p>
+        </w:tc>
+        <w:tc>
+          <w:tcPr/>
+          <w:p>
+            <w:pPr>
+              <w:pStyle w:val="Compact"/>
+              <w:jc w:val="left"/>
+            </w:pPr>
+            <w:r>
+              <w:t xml:space="preserve">0.074</w:t>
+            </w:r>
+          </w:p>
+        </w:tc>
+        <w:tc>
+          <w:tcPr/>
+          <w:p>
+            <w:pPr>
+              <w:pStyle w:val="Compact"/>
+              <w:jc w:val="left"/>
+            </w:pPr>
+            <w:r>
+              <w:t xml:space="preserve">[0.060, 0.088]</w:t>
+            </w:r>
+          </w:p>
+        </w:tc>
+        <w:tc>
+          <w:tcPr/>
+          <w:p>
+            <w:pPr>
+              <w:pStyle w:val="Compact"/>
+              <w:jc w:val="left"/>
+            </w:pPr>
+            <w:r>
+              <w:t xml:space="preserve">Baseline</w:t>
+            </w:r>
+          </w:p>
+        </w:tc>
+      </w:tr>
+      <w:tr>
+        <w:tc>
+          <w:tcPr/>
+          <w:p>
+            <w:pPr>
+              <w:pStyle w:val="Compact"/>
+              <w:jc w:val="left"/>
+            </w:pPr>
+            <w:r>
+              <w:t xml:space="preserve">Confirmed</w:t>
             </w:r>
             <w:r>
               <w:t xml:space="preserve"> </w:t>
@@ -12311,7 +14831,69 @@
               <w:t xml:space="preserve"> </w:t>
             </w:r>
             <w:r>
-              <w:t xml:space="preserve">= 0.69,</w:t>
+              <w:t xml:space="preserve">only (exclude estimated)</w:t>
+            </w:r>
+          </w:p>
+        </w:tc>
+        <w:tc>
+          <w:tcPr/>
+          <w:p>
+            <w:pPr>
+              <w:pStyle w:val="Compact"/>
+              <w:jc w:val="left"/>
+            </w:pPr>
+            <w:r>
+              <w:t xml:space="preserve">240</w:t>
+            </w:r>
+          </w:p>
+        </w:tc>
+        <w:tc>
+          <w:tcPr/>
+          <w:p>
+            <w:pPr>
+              <w:pStyle w:val="Compact"/>
+              <w:jc w:val="left"/>
+            </w:pPr>
+            <w:r>
+              <w:t xml:space="preserve">0.077</w:t>
+            </w:r>
+          </w:p>
+        </w:tc>
+        <w:tc>
+          <w:tcPr/>
+          <w:p>
+            <w:pPr>
+              <w:pStyle w:val="Compact"/>
+              <w:jc w:val="left"/>
+            </w:pPr>
+            <w:r>
+              <w:t xml:space="preserve">[0.059, 0.094]</w:t>
+            </w:r>
+          </w:p>
+        </w:tc>
+        <w:tc>
+          <w:tcPr/>
+          <w:p>
+            <w:pPr>
+              <w:pStyle w:val="Compact"/>
+              <w:jc w:val="left"/>
+            </w:pPr>
+            <w:r>
+              <w:t xml:space="preserve">Consistent</w:t>
+            </w:r>
+          </w:p>
+        </w:tc>
+      </w:tr>
+      <w:tr>
+        <w:tc>
+          <w:tcPr/>
+          <w:p>
+            <w:pPr>
+              <w:pStyle w:val="Compact"/>
+              <w:jc w:val="left"/>
+            </w:pPr>
+            <w:r>
+              <w:t xml:space="preserve">Exclude</w:t>
             </w:r>
             <w:r>
               <w:t xml:space="preserve"> </w:t>
@@ -12327,7 +14909,55 @@
               <w:t xml:space="preserve"> </w:t>
             </w:r>
             <w:r>
-              <w:t xml:space="preserve">= 226)</w:t>
+              <w:t xml:space="preserve">&lt; 30</w:t>
+            </w:r>
+          </w:p>
+        </w:tc>
+        <w:tc>
+          <w:tcPr/>
+          <w:p>
+            <w:pPr>
+              <w:pStyle w:val="Compact"/>
+              <w:jc w:val="left"/>
+            </w:pPr>
+            <w:r>
+              <w:t xml:space="preserve">285</w:t>
+            </w:r>
+          </w:p>
+        </w:tc>
+        <w:tc>
+          <w:tcPr/>
+          <w:p>
+            <w:pPr>
+              <w:pStyle w:val="Compact"/>
+              <w:jc w:val="left"/>
+            </w:pPr>
+            <w:r>
+              <w:t xml:space="preserve">0.073</w:t>
+            </w:r>
+          </w:p>
+        </w:tc>
+        <w:tc>
+          <w:tcPr/>
+          <w:p>
+            <w:pPr>
+              <w:pStyle w:val="Compact"/>
+              <w:jc w:val="left"/>
+            </w:pPr>
+            <w:r>
+              <w:t xml:space="preserve">[0.059, 0.088]</w:t>
+            </w:r>
+          </w:p>
+        </w:tc>
+        <w:tc>
+          <w:tcPr/>
+          <w:p>
+            <w:pPr>
+              <w:pStyle w:val="Compact"/>
+              <w:jc w:val="left"/>
+            </w:pPr>
+            <w:r>
+              <w:t xml:space="preserve">Consistent</w:t>
             </w:r>
           </w:p>
         </w:tc>
@@ -12341,662 +14971,55 @@
               <w:jc w:val="left"/>
             </w:pPr>
             <w:r>
-              <w:t xml:space="preserve">MX, Multi-country / Mixed</w:t>
-            </w:r>
-          </w:p>
-        </w:tc>
-        <w:tc>
-          <w:tcPr/>
-          <w:p>
-            <w:pPr>
-              <w:pStyle w:val="Compact"/>
-              <w:jc w:val="left"/>
-            </w:pPr>
-            <w:r>
-              <w:t xml:space="preserve">30</w:t>
-            </w:r>
-          </w:p>
-        </w:tc>
-        <w:tc>
-          <w:tcPr/>
-          <w:p>
-            <w:pPr>
-              <w:pStyle w:val="Compact"/>
-              <w:jc w:val="left"/>
-            </w:pPr>
-            <w:r>
-              <w:t xml:space="preserve">0.053</w:t>
-            </w:r>
-          </w:p>
-        </w:tc>
-        <w:tc>
-          <w:tcPr/>
-          <w:p>
-            <w:pPr>
-              <w:pStyle w:val="Compact"/>
-              <w:jc w:val="left"/>
-            </w:pPr>
-            <w:r>
-              <w:t xml:space="preserve">[0.012, 0.094]</w:t>
-            </w:r>
-          </w:p>
-        </w:tc>
-        <w:tc>
-          <w:tcPr/>
-          <w:p>
-            <w:pPr>
-              <w:pStyle w:val="Compact"/>
-              <w:jc w:val="left"/>
-            </w:pPr>
-            <w:r>
-              <w:t xml:space="preserve">ns vs. Group I (b = −0.026,</w:t>
-            </w:r>
-            <w:r>
-              <w:t xml:space="preserve"> </w:t>
-            </w:r>
-            <w:r>
-              <w:rPr>
-                <w:iCs/>
-                <w:i/>
-              </w:rPr>
-              <w:t xml:space="preserve">p</w:t>
-            </w:r>
-            <w:r>
-              <w:t xml:space="preserve"> </w:t>
-            </w:r>
-            <w:r>
-              <w:t xml:space="preserve">= .269)</w:t>
-            </w:r>
-          </w:p>
-        </w:tc>
-      </w:tr>
-    </w:tbl>
-    <w:p>
-      <w:pPr>
-        <w:pStyle w:val="BodyText"/>
-      </w:pPr>
-      <w:r>
-        <w:t xml:space="preserve">Figure 2: ICRV 5-regime forest plot, subgroup pooled effects with 95%</w:t>
-      </w:r>
-      <w:r>
-        <w:t xml:space="preserve"> </w:t>
-      </w:r>
-      <w:r>
-        <w:t xml:space="preserve">CI</w:t>
-      </w:r>
-    </w:p>
-    <w:p>
-      <w:pPr>
-        <w:pStyle w:val="BodyText"/>
-      </w:pPr>
-      <w:r>
-        <w:rPr>
-          <w:iCs/>
-          <w:i/>
-        </w:rPr>
-        <w:t xml:space="preserve">Figure 2.</w:t>
-      </w:r>
-      <w:r>
-        <w:t xml:space="preserve"> </w:t>
-      </w:r>
-      <w:r>
-        <w:t xml:space="preserve">ICRV subgroup forest plot. Pooled</w:t>
-      </w:r>
-      <w:r>
-        <w:t xml:space="preserve"> </w:t>
-      </w:r>
-      <w:r>
-        <w:rPr>
-          <w:iCs/>
-          <w:i/>
-        </w:rPr>
-        <w:t xml:space="preserve">r̄</w:t>
-      </w:r>
-      <w:r>
-        <w:t xml:space="preserve"> </w:t>
-      </w:r>
-      <w:r>
-        <w:t xml:space="preserve">and 95% CI per coded</w:t>
-      </w:r>
-      <w:r>
-        <w:t xml:space="preserve"> </w:t>
-      </w:r>
-      <w:r>
-        <w:t xml:space="preserve">institutional regime.</w:t>
-      </w:r>
-    </w:p>
-    <w:p>
-      <w:pPr>
-        <w:pStyle w:val="BodyText"/>
-      </w:pPr>
-      <w:r>
-        <w:t xml:space="preserve">The</w:t>
-      </w:r>
-      <w:r>
-        <w:t xml:space="preserve"> </w:t>
-      </w:r>
-      <w:r>
-        <w:rPr>
-          <w:iCs/>
-          <w:i/>
-        </w:rPr>
-        <w:t xml:space="preserve">Q</w:t>
-      </w:r>
-      <w:r>
-        <w:t xml:space="preserve">_M = 17.35 is statistically significant (</w:t>
-      </w:r>
-      <w:r>
-        <w:rPr>
-          <w:iCs/>
-          <w:i/>
-        </w:rPr>
-        <w:t xml:space="preserve">p</w:t>
-      </w:r>
-      <w:r>
-        <w:t xml:space="preserve"> </w:t>
-      </w:r>
-      <w:r>
-        <w:t xml:space="preserve">= .002) but the</w:t>
-      </w:r>
-      <w:r>
-        <w:t xml:space="preserve"> </w:t>
-      </w:r>
-      <w:r>
-        <w:t xml:space="preserve">between-group pattern does not confirm the hypothesized monotone</w:t>
-      </w:r>
-      <w:r>
-        <w:t xml:space="preserve"> </w:t>
-      </w:r>
-      <w:r>
-        <w:t xml:space="preserve">gradient (I &gt; II &gt; III &gt; Frontier). Pairwise contrasts against Group</w:t>
-      </w:r>
-      <w:r>
-        <w:t xml:space="preserve"> </w:t>
-      </w:r>
-      <w:r>
-        <w:t xml:space="preserve">I (intercept) reveal that Group II (</w:t>
-      </w:r>
-      <w:r>
-        <w:rPr>
-          <w:iCs/>
-          <w:i/>
-        </w:rPr>
-        <w:t xml:space="preserve">p</w:t>
-      </w:r>
-      <w:r>
-        <w:t xml:space="preserve"> </w:t>
-      </w:r>
-      <w:r>
-        <w:t xml:space="preserve">= .581), Group III (</w:t>
-      </w:r>
-      <w:r>
-        <w:rPr>
-          <w:iCs/>
-          <w:i/>
-        </w:rPr>
-        <w:t xml:space="preserve">p</w:t>
-      </w:r>
-      <w:r>
-        <w:t xml:space="preserve"> </w:t>
-      </w:r>
-      <w:r>
-        <w:t xml:space="preserve">= .502),</w:t>
-      </w:r>
-      <w:r>
-        <w:t xml:space="preserve"> </w:t>
-      </w:r>
-      <w:r>
-        <w:t xml:space="preserve">and MX (</w:t>
-      </w:r>
-      <w:r>
-        <w:rPr>
-          <w:iCs/>
-          <w:i/>
-        </w:rPr>
-        <w:t xml:space="preserve">p</w:t>
-      </w:r>
-      <w:r>
-        <w:t xml:space="preserve"> </w:t>
-      </w:r>
-      <w:r>
-        <w:t xml:space="preserve">= .269) do not differ significantly from Advanced-Innovation</w:t>
-      </w:r>
-      <w:r>
-        <w:t xml:space="preserve"> </w:t>
-      </w:r>
-      <w:r>
-        <w:t xml:space="preserve">contexts. The only significant contrast is Group I vs. Frontier (b =</w:t>
-      </w:r>
-      <w:r>
-        <w:t xml:space="preserve"> </w:t>
-      </w:r>
-      <w:r>
-        <w:t xml:space="preserve">+0.285,</w:t>
-      </w:r>
-      <w:r>
-        <w:t xml:space="preserve"> </w:t>
-      </w:r>
-      <w:r>
-        <w:rPr>
-          <w:iCs/>
-          <w:i/>
-        </w:rPr>
-        <w:t xml:space="preserve">p</w:t>
-      </w:r>
-      <w:r>
-        <w:t xml:space="preserve"> </w:t>
-      </w:r>
-      <w:r>
-        <w:t xml:space="preserve">&lt; .001), driven entirely by the</w:t>
-      </w:r>
-      <w:r>
-        <w:t xml:space="preserve"> </w:t>
-      </w:r>
-      <w:r>
-        <w:rPr>
-          <w:iCs/>
-          <w:i/>
-        </w:rPr>
-        <w:t xml:space="preserve">k</w:t>
-      </w:r>
-      <w:r>
-        <w:t xml:space="preserve"> </w:t>
-      </w:r>
-      <w:r>
-        <w:t xml:space="preserve">= 3 Frontier-group</w:t>
-      </w:r>
-      <w:r>
-        <w:t xml:space="preserve"> </w:t>
-      </w:r>
-      <w:r>
-        <w:t xml:space="preserve">estimate, which is dominated by one outlier study (Pouresmaeili et al.,</w:t>
-      </w:r>
-      <w:r>
-        <w:t xml:space="preserve"> </w:t>
-      </w:r>
-      <w:r>
-        <w:t xml:space="preserve">2018,</w:t>
-      </w:r>
-      <w:r>
-        <w:t xml:space="preserve"> </w:t>
-      </w:r>
-      <w:r>
-        <w:rPr>
-          <w:iCs/>
-          <w:i/>
-        </w:rPr>
-        <w:t xml:space="preserve">r</w:t>
-      </w:r>
-      <w:r>
-        <w:t xml:space="preserve"> </w:t>
-      </w:r>
-      <w:r>
-        <w:t xml:space="preserve">= 0.69). Excluding the Frontier group, no between-group</w:t>
-      </w:r>
-      <w:r>
-        <w:t xml:space="preserve"> </w:t>
-      </w:r>
-      <w:r>
-        <w:t xml:space="preserve">differences approach significance.</w:t>
-      </w:r>
-    </w:p>
-    <w:p>
-      <w:pPr>
-        <w:pStyle w:val="BodyText"/>
-      </w:pPr>
-      <w:r>
-        <w:t xml:space="preserve">Group I (k=139, primarily Western MNEs and Asian advanced economies)</w:t>
-      </w:r>
-      <w:r>
-        <w:t xml:space="preserve"> </w:t>
-      </w:r>
-      <w:r>
-        <w:t xml:space="preserve">shows the highest reliable I→P effect (</w:t>
-      </w:r>
-      <w:r>
-        <w:rPr>
-          <w:iCs/>
-          <w:i/>
-        </w:rPr>
-        <w:t xml:space="preserve">r̄</w:t>
-      </w:r>
-      <w:r>
-        <w:t xml:space="preserve"> </w:t>
-      </w:r>
-      <w:r>
-        <w:t xml:space="preserve">= 0.079), and Group III</w:t>
-      </w:r>
-      <w:r>
-        <w:t xml:space="preserve"> </w:t>
-      </w:r>
-      <w:r>
-        <w:t xml:space="preserve">(k=91, Emerging) shows</w:t>
-      </w:r>
-      <w:r>
-        <w:t xml:space="preserve"> </w:t>
-      </w:r>
-      <w:r>
-        <w:rPr>
-          <w:iCs/>
-          <w:i/>
-        </w:rPr>
-        <w:t xml:space="preserve">r̄</w:t>
-      </w:r>
-      <w:r>
-        <w:t xml:space="preserve"> </w:t>
-      </w:r>
-      <w:r>
-        <w:t xml:space="preserve">= 0.068, a difference of 0.011 that is</w:t>
-      </w:r>
-      <w:r>
-        <w:t xml:space="preserve"> </w:t>
-      </w:r>
-      <w:r>
-        <w:t xml:space="preserve">directionally consistent with CIMT but not statistically significant</w:t>
-      </w:r>
-      <w:r>
-        <w:t xml:space="preserve"> </w:t>
-      </w:r>
-      <w:r>
-        <w:t xml:space="preserve">given within-group heterogeneity. H1 (between-regime heterogeneity</w:t>
-      </w:r>
-      <w:r>
-        <w:t xml:space="preserve"> </w:t>
-      </w:r>
-      <w:r>
-        <w:rPr>
-          <w:iCs/>
-          <w:i/>
-        </w:rPr>
-        <w:t xml:space="preserve">Q</w:t>
-      </w:r>
-      <w:r>
-        <w:t xml:space="preserve">_M significant) is confirmed, establishing that I→P effect sizes</w:t>
-      </w:r>
-      <w:r>
-        <w:t xml:space="preserve"> </w:t>
-      </w:r>
-      <w:r>
-        <w:t xml:space="preserve">vary systematically across ICRV regimes. However, E1a's predicted</w:t>
-      </w:r>
-      <w:r>
-        <w:t xml:space="preserve"> </w:t>
-      </w:r>
-      <w:r>
-        <w:t xml:space="preserve">directional ordering (Advanced &gt; Emerging) and E1b's predicted Frontier</w:t>
-      </w:r>
-      <w:r>
-        <w:t xml:space="preserve"> </w:t>
-      </w:r>
-      <w:r>
-        <w:t xml:space="preserve">floor are not statistically confirmable at</w:t>
-      </w:r>
-      <w:r>
-        <w:t xml:space="preserve"> </w:t>
-      </w:r>
-      <w:r>
-        <w:rPr>
-          <w:iCs/>
-          <w:i/>
-        </w:rPr>
-        <w:t xml:space="preserve">k</w:t>
-      </w:r>
-      <w:r>
-        <w:t xml:space="preserve"> </w:t>
-      </w:r>
-      <w:r>
-        <w:t xml:space="preserve">= 3 Frontier. The</w:t>
-      </w:r>
-      <w:r>
-        <w:t xml:space="preserve"> </w:t>
-      </w:r>
-      <w:r>
-        <w:t xml:space="preserve">gradient-specific propositions require larger</w:t>
-      </w:r>
-      <w:r>
-        <w:t xml:space="preserve"> </w:t>
-      </w:r>
-      <w:r>
-        <w:rPr>
-          <w:iCs/>
-          <w:i/>
-        </w:rPr>
-        <w:t xml:space="preserve">k</w:t>
-      </w:r>
-      <w:r>
-        <w:t xml:space="preserve"> </w:t>
-      </w:r>
-      <w:r>
-        <w:t xml:space="preserve">per regime before they</w:t>
-      </w:r>
-      <w:r>
-        <w:t xml:space="preserve"> </w:t>
-      </w:r>
-      <w:r>
-        <w:t xml:space="preserve">can be properly tested.</w:t>
-      </w:r>
-    </w:p>
-    <w:bookmarkEnd w:id="42"/>
-    <w:bookmarkStart w:id="43" w:name="X541c92fe8ae9c523bbb1875dcc9c5525c218523"/>
-    <w:p>
-      <w:pPr>
-        <w:pStyle w:val="Heading3"/>
-      </w:pPr>
-      <w:r>
-        <w:t xml:space="preserve">4.4 cDAI Moderation (H3)</w:t>
-      </w:r>
-    </w:p>
-    <w:p>
-      <w:pPr>
-        <w:pStyle w:val="FirstParagraph"/>
-      </w:pPr>
-      <w:r>
-        <w:rPr>
-          <w:iCs/>
-          <w:i/>
-        </w:rPr>
-        <w:t xml:space="preserve">Q</w:t>
-      </w:r>
-      <w:r>
-        <w:t xml:space="preserve">_M(cDAI) = 1.23 (</w:t>
-      </w:r>
-      <w:r>
-        <w:rPr>
-          <w:iCs/>
-          <w:i/>
-        </w:rPr>
-        <w:t xml:space="preserve">df</w:t>
-      </w:r>
-      <w:r>
-        <w:t xml:space="preserve"> </w:t>
-      </w:r>
-      <w:r>
-        <w:t xml:space="preserve">= 2,</w:t>
-      </w:r>
-      <w:r>
-        <w:t xml:space="preserve"> </w:t>
-      </w:r>
-      <w:r>
-        <w:rPr>
-          <w:iCs/>
-          <w:i/>
-        </w:rPr>
-        <w:t xml:space="preserve">p</w:t>
-      </w:r>
-      <w:r>
-        <w:t xml:space="preserve"> </w:t>
-      </w:r>
-      <w:r>
-        <w:t xml:space="preserve">= .541). H3</w:t>
-      </w:r>
-      <w:r>
-        <w:t xml:space="preserve"> </w:t>
-      </w:r>
-      <w:r>
-        <w:rPr>
-          <w:bCs/>
-          <w:b/>
-        </w:rPr>
-        <w:t xml:space="preserve">not supported</w:t>
-      </w:r>
-      <w:r>
-        <w:t xml:space="preserve">.</w:t>
-      </w:r>
-    </w:p>
-    <w:p>
-      <w:pPr>
-        <w:pStyle w:val="BodyText"/>
-      </w:pPr>
-      <w:r>
-        <w:t xml:space="preserve">Meta-regression with continuous cDAI score: β_cDAI = +0.003 (</w:t>
-      </w:r>
-      <w:r>
-        <w:rPr>
-          <w:iCs/>
-          <w:i/>
-        </w:rPr>
-        <w:t xml:space="preserve">SE</w:t>
-      </w:r>
-      <w:r>
-        <w:t xml:space="preserve"> </w:t>
-      </w:r>
-      <w:r>
-        <w:t xml:space="preserve">=</w:t>
-      </w:r>
-      <w:r>
-        <w:t xml:space="preserve"> </w:t>
-      </w:r>
-      <w:r>
-        <w:t xml:space="preserve">0.010,</w:t>
-      </w:r>
-      <w:r>
-        <w:t xml:space="preserve"> </w:t>
-      </w:r>
-      <w:r>
-        <w:rPr>
-          <w:iCs/>
-          <w:i/>
-        </w:rPr>
-        <w:t xml:space="preserve">p</w:t>
-      </w:r>
-      <w:r>
-        <w:t xml:space="preserve"> </w:t>
-      </w:r>
-      <w:r>
-        <w:t xml:space="preserve">= .744). Neither the categorical between-group test nor the</w:t>
-      </w:r>
-      <w:r>
-        <w:t xml:space="preserve"> </w:t>
-      </w:r>
-      <w:r>
-        <w:t xml:space="preserve">continuous linear trend shows significant cDAI moderation.</w:t>
-      </w:r>
-    </w:p>
-    <w:p>
-      <w:pPr>
-        <w:pStyle w:val="BodyText"/>
-      </w:pPr>
-      <w:r>
-        <w:rPr>
-          <w:bCs/>
-          <w:b/>
-        </w:rPr>
-        <w:t xml:space="preserve">Table 4.2, cDAI subgroup</w:t>
-      </w:r>
-      <w:r>
-        <w:t xml:space="preserve"> </w:t>
-      </w:r>
-      <w:r>
-        <w:rPr>
-          <w:iCs/>
-          <w:i/>
-        </w:rPr>
-        <w:t xml:space="preserve">(actual MARA output)</w:t>
-      </w:r>
-    </w:p>
-    <w:tbl>
-      <w:tblPr>
-        <w:tblStyle w:val="Table"/>
-        <w:tblW w:type="auto" w:w="0"/>
-        <w:tblLook w:firstRow="1" w:lastRow="0" w:firstColumn="0" w:lastColumn="0" w:noHBand="0" w:noVBand="0" w:val="0020"/>
-        <w:jc w:val="start"/>
-      </w:tblPr>
-      <w:tblGrid>
-        <w:gridCol w:w="1584"/>
-        <w:gridCol w:w="1584"/>
-        <w:gridCol w:w="1584"/>
-        <w:gridCol w:w="1584"/>
-        <w:gridCol w:w="1584"/>
-      </w:tblGrid>
-      <w:tr>
-        <w:trPr>
-          <w:tblHeader w:val="true"/>
-        </w:trPr>
-        <w:tc>
-          <w:tcPr/>
-          <w:p>
-            <w:pPr>
-              <w:pStyle w:val="Compact"/>
-              <w:jc w:val="left"/>
-            </w:pPr>
-            <w:r>
-              <w:t xml:space="preserve">cDAI Group</w:t>
-            </w:r>
-          </w:p>
-        </w:tc>
-        <w:tc>
-          <w:tcPr/>
-          <w:p>
-            <w:pPr>
-              <w:pStyle w:val="Compact"/>
-              <w:jc w:val="left"/>
-            </w:pPr>
-            <w:r>
-              <w:rPr>
-                <w:iCs/>
-                <w:i/>
-              </w:rPr>
-              <w:t xml:space="preserve">k</w:t>
-            </w:r>
-          </w:p>
-        </w:tc>
-        <w:tc>
-          <w:tcPr/>
-          <w:p>
-            <w:pPr>
-              <w:pStyle w:val="Compact"/>
-              <w:jc w:val="left"/>
-            </w:pPr>
-            <w:r>
-              <w:rPr>
-                <w:iCs/>
-                <w:i/>
-              </w:rPr>
-              <w:t xml:space="preserve">r̄</w:t>
-            </w:r>
-          </w:p>
-        </w:tc>
-        <w:tc>
-          <w:tcPr/>
-          <w:p>
-            <w:pPr>
-              <w:pStyle w:val="Compact"/>
-              <w:jc w:val="left"/>
-            </w:pPr>
-            <w:r>
-              <w:t xml:space="preserve">95% CI</w:t>
-            </w:r>
-          </w:p>
-        </w:tc>
-        <w:tc>
-          <w:tcPr/>
-          <w:p>
-            <w:pPr>
-              <w:pStyle w:val="Compact"/>
-              <w:jc w:val="left"/>
-            </w:pPr>
-            <w:r>
-              <w:t xml:space="preserve">Δ vs. Low</w:t>
+              <w:t xml:space="preserve">ACC performance only</w:t>
+            </w:r>
+          </w:p>
+        </w:tc>
+        <w:tc>
+          <w:tcPr/>
+          <w:p>
+            <w:pPr>
+              <w:pStyle w:val="Compact"/>
+              <w:jc w:val="left"/>
+            </w:pPr>
+            <w:r>
+              <w:t xml:space="preserve">246</w:t>
+            </w:r>
+          </w:p>
+        </w:tc>
+        <w:tc>
+          <w:tcPr/>
+          <w:p>
+            <w:pPr>
+              <w:pStyle w:val="Compact"/>
+              <w:jc w:val="left"/>
+            </w:pPr>
+            <w:r>
+              <w:t xml:space="preserve">0.075</w:t>
+            </w:r>
+          </w:p>
+        </w:tc>
+        <w:tc>
+          <w:tcPr/>
+          <w:p>
+            <w:pPr>
+              <w:pStyle w:val="Compact"/>
+              <w:jc w:val="left"/>
+            </w:pPr>
+            <w:r>
+              <w:t xml:space="preserve">[0.059, 0.091]</w:t>
+            </w:r>
+          </w:p>
+        </w:tc>
+        <w:tc>
+          <w:tcPr/>
+          <w:p>
+            <w:pPr>
+              <w:pStyle w:val="Compact"/>
+              <w:jc w:val="left"/>
+            </w:pPr>
+            <w:r>
+              <w:t xml:space="preserve">Consistent</w:t>
             </w:r>
           </w:p>
         </w:tc>
@@ -13010,55 +15033,55 @@
               <w:jc w:val="left"/>
             </w:pPr>
             <w:r>
-              <w:t xml:space="preserve">Low</w:t>
-            </w:r>
-          </w:p>
-        </w:tc>
-        <w:tc>
-          <w:tcPr/>
-          <w:p>
-            <w:pPr>
-              <w:pStyle w:val="Compact"/>
-              <w:jc w:val="left"/>
-            </w:pPr>
-            <w:r>
-              <w:t xml:space="preserve">174</w:t>
-            </w:r>
-          </w:p>
-        </w:tc>
-        <w:tc>
-          <w:tcPr/>
-          <w:p>
-            <w:pPr>
-              <w:pStyle w:val="Compact"/>
-              <w:jc w:val="left"/>
-            </w:pPr>
-            <w:r>
-              <w:t xml:space="preserve">0.075</w:t>
-            </w:r>
-          </w:p>
-        </w:tc>
-        <w:tc>
-          <w:tcPr/>
-          <w:p>
-            <w:pPr>
-              <w:pStyle w:val="Compact"/>
-              <w:jc w:val="left"/>
-            </w:pPr>
-            <w:r>
-              <w:t xml:space="preserve">[0.056, 0.094]</w:t>
-            </w:r>
-          </w:p>
-        </w:tc>
-        <w:tc>
-          <w:tcPr/>
-          <w:p>
-            <w:pPr>
-              <w:pStyle w:val="Compact"/>
-              <w:jc w:val="left"/>
-            </w:pPr>
-            <w:r>
-              <w:t xml:space="preserve">,</w:t>
+              <w:t xml:space="preserve">FSTS DOI measure only</w:t>
+            </w:r>
+          </w:p>
+        </w:tc>
+        <w:tc>
+          <w:tcPr/>
+          <w:p>
+            <w:pPr>
+              <w:pStyle w:val="Compact"/>
+              <w:jc w:val="left"/>
+            </w:pPr>
+            <w:r>
+              <w:t xml:space="preserve">137</w:t>
+            </w:r>
+          </w:p>
+        </w:tc>
+        <w:tc>
+          <w:tcPr/>
+          <w:p>
+            <w:pPr>
+              <w:pStyle w:val="Compact"/>
+              <w:jc w:val="left"/>
+            </w:pPr>
+            <w:r>
+              <w:t xml:space="preserve">0.060</w:t>
+            </w:r>
+          </w:p>
+        </w:tc>
+        <w:tc>
+          <w:tcPr/>
+          <w:p>
+            <w:pPr>
+              <w:pStyle w:val="Compact"/>
+              <w:jc w:val="left"/>
+            </w:pPr>
+            <w:r>
+              <w:t xml:space="preserve">[0.041, 0.078]</w:t>
+            </w:r>
+          </w:p>
+        </w:tc>
+        <w:tc>
+          <w:tcPr/>
+          <w:p>
+            <w:pPr>
+              <w:pStyle w:val="Compact"/>
+              <w:jc w:val="left"/>
+            </w:pPr>
+            <w:r>
+              <w:t xml:space="preserve">Attenuated but positive</w:t>
             </w:r>
           </w:p>
         </w:tc>
@@ -13072,1532 +15095,7 @@
               <w:jc w:val="left"/>
             </w:pPr>
             <w:r>
-              <w:t xml:space="preserve">Medium</w:t>
-            </w:r>
-          </w:p>
-        </w:tc>
-        <w:tc>
-          <w:tcPr/>
-          <w:p>
-            <w:pPr>
-              <w:pStyle w:val="Compact"/>
-              <w:jc w:val="left"/>
-            </w:pPr>
-            <w:r>
-              <w:t xml:space="preserve">76</w:t>
-            </w:r>
-          </w:p>
-        </w:tc>
-        <w:tc>
-          <w:tcPr/>
-          <w:p>
-            <w:pPr>
-              <w:pStyle w:val="Compact"/>
-              <w:jc w:val="left"/>
-            </w:pPr>
-            <w:r>
-              <w:t xml:space="preserve">0.063</w:t>
-            </w:r>
-          </w:p>
-        </w:tc>
-        <w:tc>
-          <w:tcPr/>
-          <w:p>
-            <w:pPr>
-              <w:pStyle w:val="Compact"/>
-              <w:jc w:val="left"/>
-            </w:pPr>
-            <w:r>
-              <w:t xml:space="preserve">[0.036, 0.090]</w:t>
-            </w:r>
-          </w:p>
-        </w:tc>
-        <w:tc>
-          <w:tcPr/>
-          <w:p>
-            <w:pPr>
-              <w:pStyle w:val="Compact"/>
-              <w:jc w:val="left"/>
-            </w:pPr>
-            <w:r>
-              <w:t xml:space="preserve">b = −0.012,</w:t>
-            </w:r>
-            <w:r>
-              <w:t xml:space="preserve"> </w:t>
-            </w:r>
-            <w:r>
-              <w:rPr>
-                <w:iCs/>
-                <w:i/>
-              </w:rPr>
-              <w:t xml:space="preserve">p</w:t>
-            </w:r>
-            <w:r>
-              <w:t xml:space="preserve"> </w:t>
-            </w:r>
-            <w:r>
-              <w:t xml:space="preserve">= .489</w:t>
-            </w:r>
-          </w:p>
-        </w:tc>
-      </w:tr>
-      <w:tr>
-        <w:tc>
-          <w:tcPr/>
-          <w:p>
-            <w:pPr>
-              <w:pStyle w:val="Compact"/>
-              <w:jc w:val="left"/>
-            </w:pPr>
-            <w:r>
-              <w:t xml:space="preserve">High</w:t>
-            </w:r>
-          </w:p>
-        </w:tc>
-        <w:tc>
-          <w:tcPr/>
-          <w:p>
-            <w:pPr>
-              <w:pStyle w:val="Compact"/>
-              <w:jc w:val="left"/>
-            </w:pPr>
-            <w:r>
-              <w:t xml:space="preserve">38</w:t>
-            </w:r>
-          </w:p>
-        </w:tc>
-        <w:tc>
-          <w:tcPr/>
-          <w:p>
-            <w:pPr>
-              <w:pStyle w:val="Compact"/>
-              <w:jc w:val="left"/>
-            </w:pPr>
-            <w:r>
-              <w:t xml:space="preserve">0.091</w:t>
-            </w:r>
-          </w:p>
-        </w:tc>
-        <w:tc>
-          <w:tcPr/>
-          <w:p>
-            <w:pPr>
-              <w:pStyle w:val="Compact"/>
-              <w:jc w:val="left"/>
-            </w:pPr>
-            <w:r>
-              <w:t xml:space="preserve">[0.052, 0.129]</w:t>
-            </w:r>
-          </w:p>
-        </w:tc>
-        <w:tc>
-          <w:tcPr/>
-          <w:p>
-            <w:pPr>
-              <w:pStyle w:val="Compact"/>
-              <w:jc w:val="left"/>
-            </w:pPr>
-            <w:r>
-              <w:t xml:space="preserve">b = +0.016,</w:t>
-            </w:r>
-            <w:r>
-              <w:t xml:space="preserve"> </w:t>
-            </w:r>
-            <w:r>
-              <w:rPr>
-                <w:iCs/>
-                <w:i/>
-              </w:rPr>
-              <w:t xml:space="preserve">p</w:t>
-            </w:r>
-            <w:r>
-              <w:t xml:space="preserve"> </w:t>
-            </w:r>
-            <w:r>
-              <w:t xml:space="preserve">= .469</w:t>
-            </w:r>
-          </w:p>
-        </w:tc>
-      </w:tr>
-    </w:tbl>
-    <w:p>
-      <w:pPr>
-        <w:pStyle w:val="BodyText"/>
-      </w:pPr>
-      <w:r>
-        <w:t xml:space="preserve">The three cDAI subgroup means are all significantly positive (</w:t>
-      </w:r>
-      <w:r>
-        <w:rPr>
-          <w:iCs/>
-          <w:i/>
-        </w:rPr>
-        <w:t xml:space="preserve">p</w:t>
-      </w:r>
-      <w:r>
-        <w:t xml:space="preserve"> </w:t>
-      </w:r>
-      <w:r>
-        <w:t xml:space="preserve">&lt;</w:t>
-      </w:r>
-      <w:r>
-        <w:t xml:space="preserve"> </w:t>
-      </w:r>
-      <w:r>
-        <w:t xml:space="preserve">.001) but do not differ significantly from each other. The non-monotone</w:t>
-      </w:r>
-      <w:r>
-        <w:t xml:space="preserve"> </w:t>
-      </w:r>
-      <w:r>
-        <w:t xml:space="preserve">ordering (Low &gt; Medium &lt; High) and small, non-significant contrasts</w:t>
-      </w:r>
-      <w:r>
-        <w:t xml:space="preserve"> </w:t>
-      </w:r>
-      <w:r>
-        <w:t xml:space="preserve">fail to support the predicted positive linear gradient. The cDAI × DPL</w:t>
-      </w:r>
-      <w:r>
-        <w:t xml:space="preserve"> </w:t>
-      </w:r>
-      <w:r>
-        <w:t xml:space="preserve">interaction cannot be reliably estimated in the current sample given the</w:t>
-      </w:r>
-      <w:r>
-        <w:t xml:space="preserve"> </w:t>
-      </w:r>
-      <w:r>
-        <w:t xml:space="preserve">non-significant main moderation. H3 is not supported: country-level</w:t>
-      </w:r>
-      <w:r>
-        <w:t xml:space="preserve"> </w:t>
-      </w:r>
-      <w:r>
-        <w:t xml:space="preserve">digital adoption (cDAI, measured via World Bank DAI / ITU Digital</w:t>
-      </w:r>
-      <w:r>
-        <w:t xml:space="preserve"> </w:t>
-      </w:r>
-      <w:r>
-        <w:t xml:space="preserve">Development Index) does not significantly amplify the pooled I→P effect</w:t>
-      </w:r>
-      <w:r>
-        <w:t xml:space="preserve"> </w:t>
-      </w:r>
-      <w:r>
-        <w:t xml:space="preserve">in this</w:t>
-      </w:r>
-      <w:r>
-        <w:t xml:space="preserve"> </w:t>
-      </w:r>
-      <w:r>
-        <w:rPr>
-          <w:iCs/>
-          <w:i/>
-        </w:rPr>
-        <w:t xml:space="preserve">k</w:t>
-      </w:r>
-      <w:r>
-        <w:t xml:space="preserve"> </w:t>
-      </w:r>
-      <w:r>
-        <w:t xml:space="preserve">= 238 sample. A larger sample with better resolution across</w:t>
-      </w:r>
-      <w:r>
-        <w:t xml:space="preserve"> </w:t>
-      </w:r>
-      <w:r>
-        <w:t xml:space="preserve">the cDAI spectrum is required to test the cDAI amplification (H3) gradient hypothesis.</w:t>
-      </w:r>
-    </w:p>
-    <w:bookmarkEnd w:id="43"/>
-    <w:bookmarkStart w:id="44" w:name="X0f13fb15b20194b37c5b9d050ad7a7079c0644a"/>
-    <w:p>
-      <w:pPr>
-        <w:pStyle w:val="Heading3"/>
-      </w:pPr>
-      <w:r>
-        <w:t xml:space="preserve">4.5 DPL Phase Moderation (H2)</w:t>
-      </w:r>
-    </w:p>
-    <w:p>
-      <w:pPr>
-        <w:pStyle w:val="FirstParagraph"/>
-      </w:pPr>
-      <w:r>
-        <w:rPr>
-          <w:iCs/>
-          <w:i/>
-        </w:rPr>
-        <w:t xml:space="preserve">Q</w:t>
-      </w:r>
-      <w:r>
-        <w:t xml:space="preserve">_M(DPL) = 0.62 (</w:t>
-      </w:r>
-      <w:r>
-        <w:rPr>
-          <w:iCs/>
-          <w:i/>
-        </w:rPr>
-        <w:t xml:space="preserve">df</w:t>
-      </w:r>
-      <w:r>
-        <w:t xml:space="preserve"> </w:t>
-      </w:r>
-      <w:r>
-        <w:t xml:space="preserve">= 2,</w:t>
-      </w:r>
-      <w:r>
-        <w:t xml:space="preserve"> </w:t>
-      </w:r>
-      <w:r>
-        <w:rPr>
-          <w:iCs/>
-          <w:i/>
-        </w:rPr>
-        <w:t xml:space="preserve">p</w:t>
-      </w:r>
-      <w:r>
-        <w:t xml:space="preserve"> </w:t>
-      </w:r>
-      <w:r>
-        <w:t xml:space="preserve">= .734). H2</w:t>
-      </w:r>
-      <w:r>
-        <w:t xml:space="preserve"> </w:t>
-      </w:r>
-      <w:r>
-        <w:rPr>
-          <w:bCs/>
-          <w:b/>
-        </w:rPr>
-        <w:t xml:space="preserve">not supported</w:t>
-      </w:r>
-      <w:r>
-        <w:t xml:space="preserve">.</w:t>
-      </w:r>
-    </w:p>
-    <w:p>
-      <w:pPr>
-        <w:pStyle w:val="BodyText"/>
-      </w:pPr>
-      <w:r>
-        <w:rPr>
-          <w:bCs/>
-          <w:b/>
-        </w:rPr>
-        <w:t xml:space="preserve">Table 4.3, DPL phase subgroup</w:t>
-      </w:r>
-      <w:r>
-        <w:t xml:space="preserve"> </w:t>
-      </w:r>
-      <w:r>
-        <w:rPr>
-          <w:iCs/>
-          <w:i/>
-        </w:rPr>
-        <w:t xml:space="preserve">(actual MARA output)</w:t>
-      </w:r>
-    </w:p>
-    <w:tbl>
-      <w:tblPr>
-        <w:tblStyle w:val="Table"/>
-        <w:tblW w:type="auto" w:w="0"/>
-        <w:tblLook w:firstRow="1" w:lastRow="0" w:firstColumn="0" w:lastColumn="0" w:noHBand="0" w:noVBand="0" w:val="0020"/>
-        <w:jc w:val="start"/>
-      </w:tblPr>
-      <w:tblGrid>
-        <w:gridCol w:w="1320"/>
-        <w:gridCol w:w="1320"/>
-        <w:gridCol w:w="1320"/>
-        <w:gridCol w:w="1320"/>
-        <w:gridCol w:w="1320"/>
-        <w:gridCol w:w="1320"/>
-      </w:tblGrid>
-      <w:tr>
-        <w:trPr>
-          <w:tblHeader w:val="true"/>
-        </w:trPr>
-        <w:tc>
-          <w:tcPr/>
-          <w:p>
-            <w:pPr>
-              <w:pStyle w:val="Compact"/>
-              <w:jc w:val="left"/>
-            </w:pPr>
-            <w:r>
-              <w:t xml:space="preserve">DPL Phase</w:t>
-            </w:r>
-          </w:p>
-        </w:tc>
-        <w:tc>
-          <w:tcPr/>
-          <w:p>
-            <w:pPr>
-              <w:pStyle w:val="Compact"/>
-              <w:jc w:val="left"/>
-            </w:pPr>
-            <w:r>
-              <w:t xml:space="preserve">Definition</w:t>
-            </w:r>
-          </w:p>
-        </w:tc>
-        <w:tc>
-          <w:tcPr/>
-          <w:p>
-            <w:pPr>
-              <w:pStyle w:val="Compact"/>
-              <w:jc w:val="left"/>
-            </w:pPr>
-            <w:r>
-              <w:rPr>
-                <w:iCs/>
-                <w:i/>
-              </w:rPr>
-              <w:t xml:space="preserve">k</w:t>
-            </w:r>
-          </w:p>
-        </w:tc>
-        <w:tc>
-          <w:tcPr/>
-          <w:p>
-            <w:pPr>
-              <w:pStyle w:val="Compact"/>
-              <w:jc w:val="left"/>
-            </w:pPr>
-            <w:r>
-              <w:rPr>
-                <w:iCs/>
-                <w:i/>
-              </w:rPr>
-              <w:t xml:space="preserve">r̄</w:t>
-            </w:r>
-          </w:p>
-        </w:tc>
-        <w:tc>
-          <w:tcPr/>
-          <w:p>
-            <w:pPr>
-              <w:pStyle w:val="Compact"/>
-              <w:jc w:val="left"/>
-            </w:pPr>
-            <w:r>
-              <w:t xml:space="preserve">95% CI</w:t>
-            </w:r>
-          </w:p>
-        </w:tc>
-        <w:tc>
-          <w:tcPr/>
-          <w:p>
-            <w:pPr>
-              <w:pStyle w:val="Compact"/>
-              <w:jc w:val="left"/>
-            </w:pPr>
-            <w:r>
-              <w:t xml:space="preserve">Δ vs. PRE</w:t>
-            </w:r>
-          </w:p>
-        </w:tc>
-      </w:tr>
-      <w:tr>
-        <w:tc>
-          <w:tcPr/>
-          <w:p>
-            <w:pPr>
-              <w:pStyle w:val="Compact"/>
-              <w:jc w:val="left"/>
-            </w:pPr>
-            <w:r>
-              <w:t xml:space="preserve">Precede (PRE)</w:t>
-            </w:r>
-          </w:p>
-        </w:tc>
-        <w:tc>
-          <w:tcPr/>
-          <w:p>
-            <w:pPr>
-              <w:pStyle w:val="Compact"/>
-              <w:jc w:val="left"/>
-            </w:pPr>
-            <w:r>
-              <w:t xml:space="preserve">Sample data predominantly pre-2009</w:t>
-            </w:r>
-          </w:p>
-        </w:tc>
-        <w:tc>
-          <w:tcPr/>
-          <w:p>
-            <w:pPr>
-              <w:pStyle w:val="Compact"/>
-              <w:jc w:val="left"/>
-            </w:pPr>
-            <w:r>
-              <w:t xml:space="preserve">100</w:t>
-            </w:r>
-          </w:p>
-        </w:tc>
-        <w:tc>
-          <w:tcPr/>
-          <w:p>
-            <w:pPr>
-              <w:pStyle w:val="Compact"/>
-              <w:jc w:val="left"/>
-            </w:pPr>
-            <w:r>
-              <w:t xml:space="preserve">0.082</w:t>
-            </w:r>
-          </w:p>
-        </w:tc>
-        <w:tc>
-          <w:tcPr/>
-          <w:p>
-            <w:pPr>
-              <w:pStyle w:val="Compact"/>
-              <w:jc w:val="left"/>
-            </w:pPr>
-            <w:r>
-              <w:t xml:space="preserve">[0.057, 0.107]</w:t>
-            </w:r>
-          </w:p>
-        </w:tc>
-        <w:tc>
-          <w:tcPr/>
-          <w:p>
-            <w:pPr>
-              <w:pStyle w:val="Compact"/>
-              <w:jc w:val="left"/>
-            </w:pPr>
-            <w:r>
-              <w:t xml:space="preserve">,</w:t>
-            </w:r>
-          </w:p>
-        </w:tc>
-      </w:tr>
-      <w:tr>
-        <w:tc>
-          <w:tcPr/>
-          <w:p>
-            <w:pPr>
-              <w:pStyle w:val="Compact"/>
-              <w:jc w:val="left"/>
-            </w:pPr>
-            <w:r>
-              <w:t xml:space="preserve">Span (SPN)</w:t>
-            </w:r>
-          </w:p>
-        </w:tc>
-        <w:tc>
-          <w:tcPr/>
-          <w:p>
-            <w:pPr>
-              <w:pStyle w:val="Compact"/>
-              <w:jc w:val="left"/>
-            </w:pPr>
-            <w:r>
-              <w:t xml:space="preserve">Sample spans the 2009 inflection</w:t>
-            </w:r>
-          </w:p>
-        </w:tc>
-        <w:tc>
-          <w:tcPr/>
-          <w:p>
-            <w:pPr>
-              <w:pStyle w:val="Compact"/>
-              <w:jc w:val="left"/>
-            </w:pPr>
-            <w:r>
-              <w:t xml:space="preserve">108</w:t>
-            </w:r>
-          </w:p>
-        </w:tc>
-        <w:tc>
-          <w:tcPr/>
-          <w:p>
-            <w:pPr>
-              <w:pStyle w:val="Compact"/>
-              <w:jc w:val="left"/>
-            </w:pPr>
-            <w:r>
-              <w:t xml:space="preserve">0.068</w:t>
-            </w:r>
-          </w:p>
-        </w:tc>
-        <w:tc>
-          <w:tcPr/>
-          <w:p>
-            <w:pPr>
-              <w:pStyle w:val="Compact"/>
-              <w:jc w:val="left"/>
-            </w:pPr>
-            <w:r>
-              <w:t xml:space="preserve">[0.045, 0.091]</w:t>
-            </w:r>
-          </w:p>
-        </w:tc>
-        <w:tc>
-          <w:tcPr/>
-          <w:p>
-            <w:pPr>
-              <w:pStyle w:val="Compact"/>
-              <w:jc w:val="left"/>
-            </w:pPr>
-            <w:r>
-              <w:t xml:space="preserve">b = −0.014,</w:t>
-            </w:r>
-            <w:r>
-              <w:t xml:space="preserve"> </w:t>
-            </w:r>
-            <w:r>
-              <w:rPr>
-                <w:iCs/>
-                <w:i/>
-              </w:rPr>
-              <w:t xml:space="preserve">p</w:t>
-            </w:r>
-            <w:r>
-              <w:t xml:space="preserve"> </w:t>
-            </w:r>
-            <w:r>
-              <w:t xml:space="preserve">= .434</w:t>
-            </w:r>
-          </w:p>
-        </w:tc>
-      </w:tr>
-      <w:tr>
-        <w:tc>
-          <w:tcPr/>
-          <w:p>
-            <w:pPr>
-              <w:pStyle w:val="Compact"/>
-              <w:jc w:val="left"/>
-            </w:pPr>
-            <w:r>
-              <w:t xml:space="preserve">Follow (FOL)</w:t>
-            </w:r>
-          </w:p>
-        </w:tc>
-        <w:tc>
-          <w:tcPr/>
-          <w:p>
-            <w:pPr>
-              <w:pStyle w:val="Compact"/>
-              <w:jc w:val="left"/>
-            </w:pPr>
-            <w:r>
-              <w:t xml:space="preserve">Sample data predominantly post-2014</w:t>
-            </w:r>
-          </w:p>
-        </w:tc>
-        <w:tc>
-          <w:tcPr/>
-          <w:p>
-            <w:pPr>
-              <w:pStyle w:val="Compact"/>
-              <w:jc w:val="left"/>
-            </w:pPr>
-            <w:r>
-              <w:t xml:space="preserve">80</w:t>
-            </w:r>
-          </w:p>
-        </w:tc>
-        <w:tc>
-          <w:tcPr/>
-          <w:p>
-            <w:pPr>
-              <w:pStyle w:val="Compact"/>
-              <w:jc w:val="left"/>
-            </w:pPr>
-            <w:r>
-              <w:t xml:space="preserve">0.073</w:t>
-            </w:r>
-          </w:p>
-        </w:tc>
-        <w:tc>
-          <w:tcPr/>
-          <w:p>
-            <w:pPr>
-              <w:pStyle w:val="Compact"/>
-              <w:jc w:val="left"/>
-            </w:pPr>
-            <w:r>
-              <w:t xml:space="preserve">[0.046, 0.100]</w:t>
-            </w:r>
-          </w:p>
-        </w:tc>
-        <w:tc>
-          <w:tcPr/>
-          <w:p>
-            <w:pPr>
-              <w:pStyle w:val="Compact"/>
-              <w:jc w:val="left"/>
-            </w:pPr>
-            <w:r>
-              <w:t xml:space="preserve">b = −0.009,</w:t>
-            </w:r>
-            <w:r>
-              <w:t xml:space="preserve"> </w:t>
-            </w:r>
-            <w:r>
-              <w:rPr>
-                <w:iCs/>
-                <w:i/>
-              </w:rPr>
-              <w:t xml:space="preserve">p</w:t>
-            </w:r>
-            <w:r>
-              <w:t xml:space="preserve"> </w:t>
-            </w:r>
-            <w:r>
-              <w:t xml:space="preserve">= .645</w:t>
-            </w:r>
-          </w:p>
-        </w:tc>
-      </w:tr>
-    </w:tbl>
-    <w:p>
-      <w:pPr>
-        <w:pStyle w:val="BodyText"/>
-      </w:pPr>
-      <w:r>
-        <w:t xml:space="preserve">Pairwise comparisons: PRE vs. FOL (</w:t>
-      </w:r>
-      <w:r>
-        <w:rPr>
-          <w:iCs/>
-          <w:i/>
-        </w:rPr>
-        <w:t xml:space="preserve">z</w:t>
-      </w:r>
-      <w:r>
-        <w:t xml:space="preserve"> </w:t>
-      </w:r>
-      <w:r>
-        <w:t xml:space="preserve">= 0.46,</w:t>
-      </w:r>
-      <w:r>
-        <w:t xml:space="preserve"> </w:t>
-      </w:r>
-      <w:r>
-        <w:rPr>
-          <w:iCs/>
-          <w:i/>
-        </w:rPr>
-        <w:t xml:space="preserve">p</w:t>
-      </w:r>
-      <w:r>
-        <w:t xml:space="preserve"> </w:t>
-      </w:r>
-      <w:r>
-        <w:t xml:space="preserve">= .645); PRE vs. SPN</w:t>
-      </w:r>
-      <w:r>
-        <w:t xml:space="preserve"> </w:t>
-      </w:r>
-      <w:r>
-        <w:t xml:space="preserve">(</w:t>
-      </w:r>
-      <w:r>
-        <w:rPr>
-          <w:iCs/>
-          <w:i/>
-        </w:rPr>
-        <w:t xml:space="preserve">z</w:t>
-      </w:r>
-      <w:r>
-        <w:t xml:space="preserve"> </w:t>
-      </w:r>
-      <w:r>
-        <w:t xml:space="preserve">= 0.78,</w:t>
-      </w:r>
-      <w:r>
-        <w:t xml:space="preserve"> </w:t>
-      </w:r>
-      <w:r>
-        <w:rPr>
-          <w:iCs/>
-          <w:i/>
-        </w:rPr>
-        <w:t xml:space="preserve">p</w:t>
-      </w:r>
-      <w:r>
-        <w:t xml:space="preserve"> </w:t>
-      </w:r>
-      <w:r>
-        <w:t xml:space="preserve">= .434); FOL vs. SPN (</w:t>
-      </w:r>
-      <w:r>
-        <w:rPr>
-          <w:iCs/>
-          <w:i/>
-        </w:rPr>
-        <w:t xml:space="preserve">z</w:t>
-      </w:r>
-      <w:r>
-        <w:t xml:space="preserve"> </w:t>
-      </w:r>
-      <w:r>
-        <w:t xml:space="preserve">= 0.28,</w:t>
-      </w:r>
-      <w:r>
-        <w:t xml:space="preserve"> </w:t>
-      </w:r>
-      <w:r>
-        <w:rPr>
-          <w:iCs/>
-          <w:i/>
-        </w:rPr>
-        <w:t xml:space="preserve">p</w:t>
-      </w:r>
-      <w:r>
-        <w:t xml:space="preserve"> </w:t>
-      </w:r>
-      <w:r>
-        <w:t xml:space="preserve">= .782). No</w:t>
-      </w:r>
-      <w:r>
-        <w:t xml:space="preserve"> </w:t>
-      </w:r>
-      <w:r>
-        <w:t xml:space="preserve">pairwise difference approaches significance.</w:t>
-      </w:r>
-    </w:p>
-    <w:p>
-      <w:pPr>
-        <w:pStyle w:val="BodyText"/>
-      </w:pPr>
-      <w:r>
-        <w:t xml:space="preserve">The ordering (PRE &gt; FOL &gt; SPN) is opposite to H2's prediction (FOL &gt;</w:t>
-      </w:r>
-      <w:r>
-        <w:t xml:space="preserve"> </w:t>
-      </w:r>
-      <w:r>
-        <w:t xml:space="preserve">SPN &gt; PRE). However, the between-group differences are negligible and</w:t>
-      </w:r>
-      <w:r>
-        <w:t xml:space="preserve"> </w:t>
-      </w:r>
-      <w:r>
-        <w:t xml:space="preserve">non-significant, so this pattern should not be over-interpreted. The</w:t>
-      </w:r>
-      <w:r>
-        <w:t xml:space="preserve"> </w:t>
-      </w:r>
-      <w:r>
-        <w:t xml:space="preserve">null DPL result may reflect that the</w:t>
-      </w:r>
-      <w:r>
-        <w:t xml:space="preserve"> </w:t>
-      </w:r>
-      <w:r>
-        <w:rPr>
-          <w:iCs/>
-          <w:i/>
-        </w:rPr>
-        <w:t xml:space="preserve">k</w:t>
-      </w:r>
-      <w:r>
-        <w:t xml:space="preserve"> </w:t>
-      </w:r>
-      <w:r>
-        <w:t xml:space="preserve">= 238 sample does not have</w:t>
-      </w:r>
-      <w:r>
-        <w:t xml:space="preserve"> </w:t>
-      </w:r>
-      <w:r>
-        <w:t xml:space="preserve">sufficient power to detect small temporal trends, that DPL phase is</w:t>
-      </w:r>
-      <w:r>
-        <w:t xml:space="preserve"> </w:t>
-      </w:r>
-      <w:r>
-        <w:t xml:space="preserve">confounded with ICRV composition (pre-2009 studies concentrated in</w:t>
-      </w:r>
-      <w:r>
-        <w:t xml:space="preserve"> </w:t>
-      </w:r>
-      <w:r>
-        <w:t xml:space="preserve">advanced economies), or that the Digital Paradox Lifecycle inflection</w:t>
-      </w:r>
-      <w:r>
-        <w:t xml:space="preserve"> </w:t>
-      </w:r>
-      <w:r>
-        <w:t xml:space="preserve">does not manifest at meta-analytic resolution with the current sample</w:t>
-      </w:r>
-      <w:r>
-        <w:t xml:space="preserve"> </w:t>
-      </w:r>
-      <w:r>
-        <w:t xml:space="preserve">size. H2 is not supported.</w:t>
-      </w:r>
-    </w:p>
-    <w:p>
-      <w:pPr>
-        <w:pStyle w:val="BodyText"/>
-      </w:pPr>
-      <w:r>
-        <w:t xml:space="preserve">Figure 3: DPL phase moderation, pooled I→P effect by digital adoption</w:t>
-      </w:r>
-      <w:r>
-        <w:t xml:space="preserve"> </w:t>
-      </w:r>
-      <w:r>
-        <w:t xml:space="preserve">epoch</w:t>
-      </w:r>
-    </w:p>
-    <w:p>
-      <w:pPr>
-        <w:pStyle w:val="BodyText"/>
-      </w:pPr>
-      <w:r>
-        <w:rPr>
-          <w:iCs/>
-          <w:i/>
-        </w:rPr>
-        <w:t xml:space="preserve">Figure 3.</w:t>
-      </w:r>
-      <w:r>
-        <w:t xml:space="preserve"> </w:t>
-      </w:r>
-      <w:r>
-        <w:t xml:space="preserve">DPL phase subgroup results. Pooled effect sizes by Precede /</w:t>
-      </w:r>
-      <w:r>
-        <w:t xml:space="preserve"> </w:t>
-      </w:r>
-      <w:r>
-        <w:t xml:space="preserve">Span / Follow epoch with 95% CI. The between-phase differences are small</w:t>
-      </w:r>
-      <w:r>
-        <w:t xml:space="preserve"> </w:t>
-      </w:r>
-      <w:r>
-        <w:t xml:space="preserve">and non-significant.</w:t>
-      </w:r>
-    </w:p>
-    <w:bookmarkEnd w:id="44"/>
-    <w:bookmarkStart w:id="45" w:name="X19c46ecf699f27e790e5a8fa6520cb51f104e4a"/>
-    <w:p>
-      <w:pPr>
-        <w:pStyle w:val="Heading3"/>
-      </w:pPr>
-      <w:r>
-        <w:t xml:space="preserve">4.6 Publication Bias (H4)</w:t>
-      </w:r>
-    </w:p>
-    <w:p>
-      <w:pPr>
-        <w:pStyle w:val="FirstParagraph"/>
-      </w:pPr>
-      <w:r>
-        <w:t xml:space="preserve">H4</w:t>
-      </w:r>
-      <w:r>
-        <w:t xml:space="preserve"> </w:t>
-      </w:r>
-      <w:r>
-        <w:rPr>
-          <w:bCs/>
-          <w:b/>
-        </w:rPr>
-        <w:t xml:space="preserve">supported</w:t>
-      </w:r>
-      <w:r>
-        <w:t xml:space="preserve">: multiple indicators consistently detect publication</w:t>
-      </w:r>
-      <w:r>
-        <w:t xml:space="preserve"> </w:t>
-      </w:r>
-      <w:r>
-        <w:t xml:space="preserve">bias, though the positive I→P effect survives correction.</w:t>
-      </w:r>
-    </w:p>
-    <w:p>
-      <w:pPr>
-        <w:pStyle w:val="BodyText"/>
-      </w:pPr>
-      <w:r>
-        <w:rPr>
-          <w:bCs/>
-          <w:b/>
-        </w:rPr>
-        <w:t xml:space="preserve">Egger's regression test</w:t>
-      </w:r>
-      <w:r>
-        <w:t xml:space="preserve"> </w:t>
-      </w:r>
-      <w:r>
-        <w:t xml:space="preserve">(SE as moderator):</w:t>
-      </w:r>
-      <w:r>
-        <w:t xml:space="preserve"> </w:t>
-      </w:r>
-      <w:r>
-        <w:rPr>
-          <w:iCs/>
-          <w:i/>
-        </w:rPr>
-        <w:t xml:space="preserve">b</w:t>
-      </w:r>
-      <w:r>
-        <w:t xml:space="preserve"> </w:t>
-      </w:r>
-      <w:r>
-        <w:t xml:space="preserve">= 0.487 (</w:t>
-      </w:r>
-      <w:r>
-        <w:rPr>
-          <w:iCs/>
-          <w:i/>
-        </w:rPr>
-        <w:t xml:space="preserve">SE</w:t>
-      </w:r>
-      <w:r>
-        <w:t xml:space="preserve"> </w:t>
-      </w:r>
-      <w:r>
-        <w:t xml:space="preserve">=</w:t>
-      </w:r>
-      <w:r>
-        <w:t xml:space="preserve"> </w:t>
-      </w:r>
-      <w:r>
-        <w:t xml:space="preserve">0.251,</w:t>
-      </w:r>
-      <w:r>
-        <w:t xml:space="preserve"> </w:t>
-      </w:r>
-      <w:r>
-        <w:rPr>
-          <w:iCs/>
-          <w:i/>
-        </w:rPr>
-        <w:t xml:space="preserve">p</w:t>
-      </w:r>
-      <w:r>
-        <w:t xml:space="preserve"> </w:t>
-      </w:r>
-      <w:r>
-        <w:t xml:space="preserve">= .052), just above the conventional α = .05 threshold; this</w:t>
-      </w:r>
-      <w:r>
-        <w:t xml:space="preserve"> </w:t>
-      </w:r>
-      <w:r>
-        <w:t xml:space="preserve">criterion does not reach statistical significance, and funnel asymmetry</w:t>
-      </w:r>
-      <w:r>
-        <w:t xml:space="preserve"> </w:t>
-      </w:r>
-      <w:r>
-        <w:t xml:space="preserve">by Egger's test alone is not confirmed.</w:t>
-      </w:r>
-    </w:p>
-    <w:p>
-      <w:pPr>
-        <w:pStyle w:val="BodyText"/>
-      </w:pPr>
-      <w:r>
-        <w:rPr>
-          <w:bCs/>
-          <w:b/>
-        </w:rPr>
-        <w:t xml:space="preserve">Begg's rank correlation</w:t>
-      </w:r>
-      <w:r>
-        <w:t xml:space="preserve"> </w:t>
-      </w:r>
-      <w:r>
-        <w:t xml:space="preserve">(Kendall's τ): τ = −0.132,</w:t>
-      </w:r>
-      <w:r>
-        <w:t xml:space="preserve"> </w:t>
-      </w:r>
-      <w:r>
-        <w:rPr>
-          <w:iCs/>
-          <w:i/>
-        </w:rPr>
-        <w:t xml:space="preserve">p</w:t>
-      </w:r>
-      <w:r>
-        <w:t xml:space="preserve"> </w:t>
-      </w:r>
-      <w:r>
-        <w:t xml:space="preserve">= .001</w:t>
-      </w:r>
-      <w:r>
-        <w:t xml:space="preserve"> </w:t>
-      </w:r>
-      <w:r>
-        <w:t xml:space="preserve">significant funnel asymmetry; studies with larger standard errors</w:t>
-      </w:r>
-      <w:r>
-        <w:t xml:space="preserve"> </w:t>
-      </w:r>
-      <w:r>
-        <w:t xml:space="preserve">(smaller</w:t>
-      </w:r>
-      <w:r>
-        <w:t xml:space="preserve"> </w:t>
-      </w:r>
-      <w:r>
-        <w:rPr>
-          <w:iCs/>
-          <w:i/>
-        </w:rPr>
-        <w:t xml:space="preserve">n</w:t>
-      </w:r>
-      <w:r>
-        <w:t xml:space="preserve">) report systematically lower effect sizes, consistent with</w:t>
-      </w:r>
-      <w:r>
-        <w:t xml:space="preserve"> </w:t>
-      </w:r>
-      <w:r>
-        <w:t xml:space="preserve">publication bias against null or negative findings.</w:t>
-      </w:r>
-    </w:p>
-    <w:p>
-      <w:pPr>
-        <w:pStyle w:val="BodyText"/>
-      </w:pPr>
-      <w:r>
-        <w:rPr>
-          <w:bCs/>
-          <w:b/>
-        </w:rPr>
-        <w:t xml:space="preserve">Trim-and-fill</w:t>
-      </w:r>
-      <w:r>
-        <w:t xml:space="preserve">: imputes</w:t>
-      </w:r>
-      <w:r>
-        <w:t xml:space="preserve"> </w:t>
-      </w:r>
-      <w:r>
-        <w:rPr>
-          <w:iCs/>
-          <w:i/>
-        </w:rPr>
-        <w:t xml:space="preserve">k</w:t>
-      </w:r>
-      <w:r>
-        <w:t xml:space="preserve"> </w:t>
-      </w:r>
-      <w:r>
-        <w:t xml:space="preserve">= 57 missing studies (left side);</w:t>
-      </w:r>
-      <w:r>
-        <w:t xml:space="preserve"> </w:t>
-      </w:r>
-      <w:r>
-        <w:t xml:space="preserve">adjusted pooled</w:t>
-      </w:r>
-      <w:r>
-        <w:t xml:space="preserve"> </w:t>
-      </w:r>
-      <w:r>
-        <w:rPr>
-          <w:iCs/>
-          <w:i/>
-        </w:rPr>
-        <w:t xml:space="preserve">r̄</w:t>
-      </w:r>
-      <w:r>
-        <w:t xml:space="preserve"> </w:t>
-      </w:r>
-      <w:r>
-        <w:t xml:space="preserve">= 0.035 (95% CI [0.018, 0.051]), a conservative</w:t>
-      </w:r>
-      <w:r>
-        <w:t xml:space="preserve"> </w:t>
-      </w:r>
-      <w:r>
-        <w:t xml:space="preserve">lower bound. The effect remains positive and significant but is</w:t>
-      </w:r>
-      <w:r>
-        <w:t xml:space="preserve"> </w:t>
-      </w:r>
-      <w:r>
-        <w:t xml:space="preserve">substantially attenuated from the raw estimate (0.074 → 0.035).</w:t>
-      </w:r>
-    </w:p>
-    <w:p>
-      <w:pPr>
-        <w:pStyle w:val="BodyText"/>
-      </w:pPr>
-      <w:r>
-        <w:rPr>
-          <w:bCs/>
-          <w:b/>
-        </w:rPr>
-        <w:t xml:space="preserve">Fail-safe</w:t>
-      </w:r>
-      <w:r>
-        <w:rPr>
-          <w:bCs/>
-          <w:b/>
-        </w:rPr>
-        <w:t xml:space="preserve"> </w:t>
-      </w:r>
-      <w:r>
-        <w:rPr>
-          <w:iCs/>
-          <w:i/>
-          <w:bCs/>
-          <w:b/>
-        </w:rPr>
-        <w:t xml:space="preserve">N</w:t>
-      </w:r>
-      <w:r>
-        <w:t xml:space="preserve"> </w:t>
-      </w:r>
-      <w:r>
-        <w:t xml:space="preserve">(Rosenthal, 1991):</w:t>
-      </w:r>
-      <w:r>
-        <w:t xml:space="preserve"> </w:t>
-      </w:r>
-      <w:r>
-        <w:rPr>
-          <w:iCs/>
-          <w:i/>
-        </w:rPr>
-        <w:t xml:space="preserve">N</w:t>
-      </w:r>
-      <w:r>
-        <w:t xml:space="preserve"> </w:t>
-      </w:r>
-      <w:r>
-        <w:t xml:space="preserve">= 44,782, far exceeding the</w:t>
-      </w:r>
-      <w:r>
-        <w:t xml:space="preserve"> </w:t>
-      </w:r>
-      <w:r>
-        <w:t xml:space="preserve">criterion of 5</w:t>
-      </w:r>
-      <w:r>
-        <w:rPr>
-          <w:iCs/>
-          <w:i/>
-        </w:rPr>
-        <w:t xml:space="preserve">k</w:t>
-      </w:r>
-      <w:r>
-        <w:t xml:space="preserve"> </w:t>
-      </w:r>
-      <w:r>
-        <w:t xml:space="preserve">+ 10 = 1,195; even under extreme publication</w:t>
-      </w:r>
-      <w:r>
-        <w:t xml:space="preserve"> </w:t>
-      </w:r>
-      <w:r>
-        <w:t xml:space="preserve">suppression assumptions, a trivially small effect would require 44,782</w:t>
-      </w:r>
-      <w:r>
-        <w:t xml:space="preserve"> </w:t>
-      </w:r>
-      <w:r>
-        <w:t xml:space="preserve">unpublished null studies, implausible.</w:t>
-      </w:r>
-    </w:p>
-    <w:p>
-      <w:pPr>
-        <w:pStyle w:val="BodyText"/>
-      </w:pPr>
-      <w:r>
-        <w:t xml:space="preserve">The trim-and-fill correction (</w:t>
-      </w:r>
-      <w:r>
-        <w:rPr>
-          <w:iCs/>
-          <w:i/>
-        </w:rPr>
-        <w:t xml:space="preserve">k</w:t>
-      </w:r>
-      <w:r>
-        <w:t xml:space="preserve"> </w:t>
-      </w:r>
-      <w:r>
-        <w:t xml:space="preserve">= 57 imputed, adj.</w:t>
-      </w:r>
-      <w:r>
-        <w:t xml:space="preserve"> </w:t>
-      </w:r>
-      <w:r>
-        <w:rPr>
-          <w:iCs/>
-          <w:i/>
-        </w:rPr>
-        <w:t xml:space="preserve">r</w:t>
-      </w:r>
-      <w:r>
-        <w:t xml:space="preserve"> </w:t>
-      </w:r>
-      <w:r>
-        <w:t xml:space="preserve">= 0.035) is the</w:t>
-      </w:r>
-      <w:r>
-        <w:t xml:space="preserve"> </w:t>
-      </w:r>
-      <w:r>
-        <w:t xml:space="preserve">most conservative bias-corrected estimate and represents a meaningful</w:t>
-      </w:r>
-      <w:r>
-        <w:t xml:space="preserve"> </w:t>
-      </w:r>
-      <w:r>
-        <w:t xml:space="preserve">reduction from the raw</w:t>
-      </w:r>
-      <w:r>
-        <w:t xml:space="preserve"> </w:t>
-      </w:r>
-      <w:r>
-        <w:rPr>
-          <w:iCs/>
-          <w:i/>
-        </w:rPr>
-        <w:t xml:space="preserve">r</w:t>
-      </w:r>
-      <w:r>
-        <w:t xml:space="preserve"> </w:t>
-      </w:r>
-      <w:r>
-        <w:t xml:space="preserve">= 0.074. Together with the substantial</w:t>
-      </w:r>
-      <w:r>
-        <w:t xml:space="preserve"> </w:t>
-      </w:r>
-      <w:r>
-        <w:t xml:space="preserve">unexplained heterogeneity (</w:t>
-      </w:r>
-      <w:r>
-        <w:rPr>
-          <w:iCs/>
-          <w:i/>
-        </w:rPr>
-        <w:t xml:space="preserve">I</w:t>
-      </w:r>
-      <w:r>
-        <w:t xml:space="preserve">² = 62.4%) and non-significant moderator</w:t>
-      </w:r>
-      <w:r>
-        <w:t xml:space="preserve"> </w:t>
-      </w:r>
-      <w:r>
-        <w:t xml:space="preserve">tests (§§4.3–4.5), the publication bias evidence suggests that the</w:t>
-      </w:r>
-      <w:r>
-        <w:t xml:space="preserve"> </w:t>
-      </w:r>
-      <w:r>
-        <w:t xml:space="preserve">apparent average I→P effect is upwardly inflated in the published</w:t>
-      </w:r>
-      <w:r>
-        <w:t xml:space="preserve"> </w:t>
-      </w:r>
-      <w:r>
-        <w:t xml:space="preserve">literature. The true population effect may be closer to</w:t>
-      </w:r>
-      <w:r>
-        <w:t xml:space="preserve"> </w:t>
-      </w:r>
-      <w:r>
-        <w:rPr>
-          <w:iCs/>
-          <w:i/>
-        </w:rPr>
-        <w:t xml:space="preserve">r</w:t>
-      </w:r>
-      <w:r>
-        <w:t xml:space="preserve"> </w:t>
-      </w:r>
-      <w:r>
-        <w:t xml:space="preserve">≈ 0.035.</w:t>
-      </w:r>
-    </w:p>
-    <w:p>
-      <w:pPr>
-        <w:pStyle w:val="BodyText"/>
-      </w:pPr>
-      <w:r>
-        <w:t xml:space="preserve">Figure 5: Funnel plot with trim-and-fill imputed studies</w:t>
-      </w:r>
-    </w:p>
-    <w:p>
-      <w:pPr>
-        <w:pStyle w:val="BodyText"/>
-      </w:pPr>
-      <w:r>
-        <w:rPr>
-          <w:iCs/>
-          <w:i/>
-        </w:rPr>
-        <w:t xml:space="preserve">Figure 5.</w:t>
-      </w:r>
-      <w:r>
-        <w:t xml:space="preserve"> </w:t>
-      </w:r>
-      <w:r>
-        <w:t xml:space="preserve">Funnel plot of effect sizes against standard errors. Open</w:t>
-      </w:r>
-      <w:r>
-        <w:t xml:space="preserve"> </w:t>
-      </w:r>
-      <w:r>
-        <w:t xml:space="preserve">circles = original studies; filled circles = trim-and-fill imputed</w:t>
-      </w:r>
-      <w:r>
-        <w:t xml:space="preserve"> </w:t>
-      </w:r>
-      <w:r>
-        <w:t xml:space="preserve">studies (</w:t>
-      </w:r>
-      <w:r>
-        <w:rPr>
-          <w:iCs/>
-          <w:i/>
-        </w:rPr>
-        <w:t xml:space="preserve">k</w:t>
-      </w:r>
-      <w:r>
-        <w:t xml:space="preserve"> </w:t>
-      </w:r>
-      <w:r>
-        <w:t xml:space="preserve">= 57). Substantial left-side asymmetry is visible; the</w:t>
-      </w:r>
-      <w:r>
-        <w:t xml:space="preserve"> </w:t>
-      </w:r>
-      <w:r>
-        <w:t xml:space="preserve">adjusted pooled effect is</w:t>
-      </w:r>
-      <w:r>
-        <w:t xml:space="preserve"> </w:t>
-      </w:r>
-      <w:r>
-        <w:rPr>
-          <w:iCs/>
-          <w:i/>
-        </w:rPr>
-        <w:t xml:space="preserve">r</w:t>
-      </w:r>
-      <w:r>
-        <w:t xml:space="preserve"> </w:t>
-      </w:r>
-      <w:r>
-        <w:t xml:space="preserve">= 0.035.</w:t>
-      </w:r>
-    </w:p>
-    <w:bookmarkEnd w:id="45"/>
-    <w:bookmarkStart w:id="46" w:name="X2944bef6cd2d25cd29d80b35f2bf895bc8ca4c2"/>
-    <w:p>
-      <w:pPr>
-        <w:pStyle w:val="Heading3"/>
-      </w:pPr>
-      <w:r>
-        <w:t xml:space="preserve">4.7 Robustness</w:t>
-      </w:r>
-    </w:p>
-    <w:tbl>
-      <w:tblPr>
-        <w:tblStyle w:val="Table"/>
-        <w:tblW w:type="auto" w:w="0"/>
-        <w:tblLook w:firstRow="1" w:lastRow="0" w:firstColumn="0" w:lastColumn="0" w:noHBand="0" w:noVBand="0" w:val="0020"/>
-        <w:jc w:val="start"/>
-      </w:tblPr>
-      <w:tblGrid>
-        <w:gridCol w:w="1584"/>
-        <w:gridCol w:w="1584"/>
-        <w:gridCol w:w="1584"/>
-        <w:gridCol w:w="1584"/>
-        <w:gridCol w:w="1584"/>
-      </w:tblGrid>
-      <w:tr>
-        <w:trPr>
-          <w:tblHeader w:val="true"/>
-        </w:trPr>
-        <w:tc>
-          <w:tcPr/>
-          <w:p>
-            <w:pPr>
-              <w:pStyle w:val="Compact"/>
-              <w:jc w:val="left"/>
-            </w:pPr>
-            <w:r>
-              <w:t xml:space="preserve">Check</w:t>
-            </w:r>
-          </w:p>
-        </w:tc>
-        <w:tc>
-          <w:tcPr/>
-          <w:p>
-            <w:pPr>
-              <w:pStyle w:val="Compact"/>
-              <w:jc w:val="left"/>
-            </w:pPr>
-            <w:r>
-              <w:t xml:space="preserve">K</w:t>
-            </w:r>
-          </w:p>
-        </w:tc>
-        <w:tc>
-          <w:tcPr/>
-          <w:p>
-            <w:pPr>
-              <w:pStyle w:val="Compact"/>
-              <w:jc w:val="left"/>
-            </w:pPr>
-            <w:r>
-              <w:rPr>
-                <w:iCs/>
-                <w:i/>
-              </w:rPr>
-              <w:t xml:space="preserve">r̄</w:t>
-            </w:r>
-          </w:p>
-        </w:tc>
-        <w:tc>
-          <w:tcPr/>
-          <w:p>
-            <w:pPr>
-              <w:pStyle w:val="Compact"/>
-              <w:jc w:val="left"/>
-            </w:pPr>
-            <w:r>
-              <w:t xml:space="preserve">95% CI</w:t>
-            </w:r>
-          </w:p>
-        </w:tc>
-        <w:tc>
-          <w:tcPr/>
-          <w:p>
-            <w:pPr>
-              <w:pStyle w:val="Compact"/>
-              <w:jc w:val="left"/>
-            </w:pPr>
-            <w:r>
-              <w:t xml:space="preserve">Note</w:t>
-            </w:r>
-          </w:p>
-        </w:tc>
-      </w:tr>
-      <w:tr>
-        <w:tc>
-          <w:tcPr/>
-          <w:p>
-            <w:pPr>
-              <w:pStyle w:val="Compact"/>
-              <w:jc w:val="left"/>
-            </w:pPr>
-            <w:r>
-              <w:t xml:space="preserve">Main analysis</w:t>
+              <w:t xml:space="preserve">DL estimator (two-level)</w:t>
             </w:r>
           </w:p>
         </w:tc>
@@ -14633,36 +15131,19 @@
               <w:jc w:val="left"/>
             </w:pPr>
             <w:r>
-              <w:t xml:space="preserve">[0.060, 0.088]</w:t>
-            </w:r>
-          </w:p>
-        </w:tc>
-        <w:tc>
-          <w:tcPr/>
-          <w:p>
-            <w:pPr>
-              <w:pStyle w:val="Compact"/>
-              <w:jc w:val="left"/>
-            </w:pPr>
-            <w:r>
-              <w:t xml:space="preserve">Baseline</w:t>
-            </w:r>
-          </w:p>
-        </w:tc>
-      </w:tr>
-      <w:tr>
-        <w:tc>
-          <w:tcPr/>
-          <w:p>
-            <w:pPr>
-              <w:pStyle w:val="Compact"/>
-              <w:jc w:val="left"/>
-            </w:pPr>
-            <w:r>
-              <w:t xml:space="preserve">Confirmed</w:t>
-            </w:r>
-            <w:r>
-              <w:t xml:space="preserve"> </w:t>
+              <w:t xml:space="preserve">[0.061, 0.086]</w:t>
+            </w:r>
+          </w:p>
+        </w:tc>
+        <w:tc>
+          <w:tcPr/>
+          <w:p>
+            <w:pPr>
+              <w:pStyle w:val="Compact"/>
+              <w:jc w:val="left"/>
+            </w:pPr>
+            <w:r>
+              <w:t xml:space="preserve">Δ</w:t>
             </w:r>
             <w:r>
               <w:rPr>
@@ -14675,55 +15156,7 @@
               <w:t xml:space="preserve"> </w:t>
             </w:r>
             <w:r>
-              <w:t xml:space="preserve">only (exclude estimated)</w:t>
-            </w:r>
-          </w:p>
-        </w:tc>
-        <w:tc>
-          <w:tcPr/>
-          <w:p>
-            <w:pPr>
-              <w:pStyle w:val="Compact"/>
-              <w:jc w:val="left"/>
-            </w:pPr>
-            <w:r>
-              <w:t xml:space="preserve">240</w:t>
-            </w:r>
-          </w:p>
-        </w:tc>
-        <w:tc>
-          <w:tcPr/>
-          <w:p>
-            <w:pPr>
-              <w:pStyle w:val="Compact"/>
-              <w:jc w:val="left"/>
-            </w:pPr>
-            <w:r>
-              <w:t xml:space="preserve">0.077</w:t>
-            </w:r>
-          </w:p>
-        </w:tc>
-        <w:tc>
-          <w:tcPr/>
-          <w:p>
-            <w:pPr>
-              <w:pStyle w:val="Compact"/>
-              <w:jc w:val="left"/>
-            </w:pPr>
-            <w:r>
-              <w:t xml:space="preserve">[0.059, 0.094]</w:t>
-            </w:r>
-          </w:p>
-        </w:tc>
-        <w:tc>
-          <w:tcPr/>
-          <w:p>
-            <w:pPr>
-              <w:pStyle w:val="Compact"/>
-              <w:jc w:val="left"/>
-            </w:pPr>
-            <w:r>
-              <w:t xml:space="preserve">Consistent</w:t>
+              <w:t xml:space="preserve">&lt; 0.01 vs. three-level</w:t>
             </w:r>
           </w:p>
         </w:tc>
@@ -14737,283 +15170,6 @@
               <w:jc w:val="left"/>
             </w:pPr>
             <w:r>
-              <w:t xml:space="preserve">Exclude</w:t>
-            </w:r>
-            <w:r>
-              <w:t xml:space="preserve"> </w:t>
-            </w:r>
-            <w:r>
-              <w:rPr>
-                <w:iCs/>
-                <w:i/>
-              </w:rPr>
-              <w:t xml:space="preserve">n</w:t>
-            </w:r>
-            <w:r>
-              <w:t xml:space="preserve"> </w:t>
-            </w:r>
-            <w:r>
-              <w:t xml:space="preserve">&lt; 30</w:t>
-            </w:r>
-          </w:p>
-        </w:tc>
-        <w:tc>
-          <w:tcPr/>
-          <w:p>
-            <w:pPr>
-              <w:pStyle w:val="Compact"/>
-              <w:jc w:val="left"/>
-            </w:pPr>
-            <w:r>
-              <w:t xml:space="preserve">285</w:t>
-            </w:r>
-          </w:p>
-        </w:tc>
-        <w:tc>
-          <w:tcPr/>
-          <w:p>
-            <w:pPr>
-              <w:pStyle w:val="Compact"/>
-              <w:jc w:val="left"/>
-            </w:pPr>
-            <w:r>
-              <w:t xml:space="preserve">0.073</w:t>
-            </w:r>
-          </w:p>
-        </w:tc>
-        <w:tc>
-          <w:tcPr/>
-          <w:p>
-            <w:pPr>
-              <w:pStyle w:val="Compact"/>
-              <w:jc w:val="left"/>
-            </w:pPr>
-            <w:r>
-              <w:t xml:space="preserve">[0.059, 0.088]</w:t>
-            </w:r>
-          </w:p>
-        </w:tc>
-        <w:tc>
-          <w:tcPr/>
-          <w:p>
-            <w:pPr>
-              <w:pStyle w:val="Compact"/>
-              <w:jc w:val="left"/>
-            </w:pPr>
-            <w:r>
-              <w:t xml:space="preserve">Consistent</w:t>
-            </w:r>
-          </w:p>
-        </w:tc>
-      </w:tr>
-      <w:tr>
-        <w:tc>
-          <w:tcPr/>
-          <w:p>
-            <w:pPr>
-              <w:pStyle w:val="Compact"/>
-              <w:jc w:val="left"/>
-            </w:pPr>
-            <w:r>
-              <w:t xml:space="preserve">ACC performance only</w:t>
-            </w:r>
-          </w:p>
-        </w:tc>
-        <w:tc>
-          <w:tcPr/>
-          <w:p>
-            <w:pPr>
-              <w:pStyle w:val="Compact"/>
-              <w:jc w:val="left"/>
-            </w:pPr>
-            <w:r>
-              <w:t xml:space="preserve">246</w:t>
-            </w:r>
-          </w:p>
-        </w:tc>
-        <w:tc>
-          <w:tcPr/>
-          <w:p>
-            <w:pPr>
-              <w:pStyle w:val="Compact"/>
-              <w:jc w:val="left"/>
-            </w:pPr>
-            <w:r>
-              <w:t xml:space="preserve">0.075</w:t>
-            </w:r>
-          </w:p>
-        </w:tc>
-        <w:tc>
-          <w:tcPr/>
-          <w:p>
-            <w:pPr>
-              <w:pStyle w:val="Compact"/>
-              <w:jc w:val="left"/>
-            </w:pPr>
-            <w:r>
-              <w:t xml:space="preserve">[0.059, 0.091]</w:t>
-            </w:r>
-          </w:p>
-        </w:tc>
-        <w:tc>
-          <w:tcPr/>
-          <w:p>
-            <w:pPr>
-              <w:pStyle w:val="Compact"/>
-              <w:jc w:val="left"/>
-            </w:pPr>
-            <w:r>
-              <w:t xml:space="preserve">Consistent</w:t>
-            </w:r>
-          </w:p>
-        </w:tc>
-      </w:tr>
-      <w:tr>
-        <w:tc>
-          <w:tcPr/>
-          <w:p>
-            <w:pPr>
-              <w:pStyle w:val="Compact"/>
-              <w:jc w:val="left"/>
-            </w:pPr>
-            <w:r>
-              <w:t xml:space="preserve">FSTS DOI measure only</w:t>
-            </w:r>
-          </w:p>
-        </w:tc>
-        <w:tc>
-          <w:tcPr/>
-          <w:p>
-            <w:pPr>
-              <w:pStyle w:val="Compact"/>
-              <w:jc w:val="left"/>
-            </w:pPr>
-            <w:r>
-              <w:t xml:space="preserve">137</w:t>
-            </w:r>
-          </w:p>
-        </w:tc>
-        <w:tc>
-          <w:tcPr/>
-          <w:p>
-            <w:pPr>
-              <w:pStyle w:val="Compact"/>
-              <w:jc w:val="left"/>
-            </w:pPr>
-            <w:r>
-              <w:t xml:space="preserve">0.060</w:t>
-            </w:r>
-          </w:p>
-        </w:tc>
-        <w:tc>
-          <w:tcPr/>
-          <w:p>
-            <w:pPr>
-              <w:pStyle w:val="Compact"/>
-              <w:jc w:val="left"/>
-            </w:pPr>
-            <w:r>
-              <w:t xml:space="preserve">[0.041, 0.078]</w:t>
-            </w:r>
-          </w:p>
-        </w:tc>
-        <w:tc>
-          <w:tcPr/>
-          <w:p>
-            <w:pPr>
-              <w:pStyle w:val="Compact"/>
-              <w:jc w:val="left"/>
-            </w:pPr>
-            <w:r>
-              <w:t xml:space="preserve">Attenuated but positive</w:t>
-            </w:r>
-          </w:p>
-        </w:tc>
-      </w:tr>
-      <w:tr>
-        <w:tc>
-          <w:tcPr/>
-          <w:p>
-            <w:pPr>
-              <w:pStyle w:val="Compact"/>
-              <w:jc w:val="left"/>
-            </w:pPr>
-            <w:r>
-              <w:t xml:space="preserve">DL estimator (two-level)</w:t>
-            </w:r>
-          </w:p>
-        </w:tc>
-        <w:tc>
-          <w:tcPr/>
-          <w:p>
-            <w:pPr>
-              <w:pStyle w:val="Compact"/>
-              <w:jc w:val="left"/>
-            </w:pPr>
-            <w:r>
-              <w:t xml:space="preserve">288</w:t>
-            </w:r>
-          </w:p>
-        </w:tc>
-        <w:tc>
-          <w:tcPr/>
-          <w:p>
-            <w:pPr>
-              <w:pStyle w:val="Compact"/>
-              <w:jc w:val="left"/>
-            </w:pPr>
-            <w:r>
-              <w:t xml:space="preserve">0.074</w:t>
-            </w:r>
-          </w:p>
-        </w:tc>
-        <w:tc>
-          <w:tcPr/>
-          <w:p>
-            <w:pPr>
-              <w:pStyle w:val="Compact"/>
-              <w:jc w:val="left"/>
-            </w:pPr>
-            <w:r>
-              <w:t xml:space="preserve">[0.061, 0.086]</w:t>
-            </w:r>
-          </w:p>
-        </w:tc>
-        <w:tc>
-          <w:tcPr/>
-          <w:p>
-            <w:pPr>
-              <w:pStyle w:val="Compact"/>
-              <w:jc w:val="left"/>
-            </w:pPr>
-            <w:r>
-              <w:t xml:space="preserve">Δ</w:t>
-            </w:r>
-            <w:r>
-              <w:rPr>
-                <w:iCs/>
-                <w:i/>
-              </w:rPr>
-              <w:t xml:space="preserve">r</w:t>
-            </w:r>
-            <w:r>
-              <w:t xml:space="preserve"> </w:t>
-            </w:r>
-            <w:r>
-              <w:t xml:space="preserve">&lt; 0.01 vs. three-level</w:t>
-            </w:r>
-          </w:p>
-        </w:tc>
-      </w:tr>
-      <w:tr>
-        <w:tc>
-          <w:tcPr/>
-          <w:p>
-            <w:pPr>
-              <w:pStyle w:val="Compact"/>
-              <w:jc w:val="left"/>
-            </w:pPr>
-            <w:r>
               <w:t xml:space="preserve">Leave-one-out range</w:t>
             </w:r>
           </w:p>
@@ -15219,7 +15375,7 @@
     </w:p>
     <w:bookmarkEnd w:id="46"/>
     <w:bookmarkEnd w:id="47"/>
-    <w:bookmarkStart w:id="52" w:name="X735612638e4e736e4693e459c258977262c0dfc"/>
+    <w:bookmarkStart w:id="52" w:name="discussion"/>
     <w:p>
       <w:pPr>
         <w:pStyle w:val="Heading2"/>
@@ -15228,7 +15384,7 @@
         <w:t xml:space="preserve">5. Discussion</w:t>
       </w:r>
     </w:p>
-    <w:bookmarkStart w:id="48" w:name="X358d8a6bfbc612aa554abb1739dd28765579392"/>
+    <w:bookmarkStart w:id="48" w:name="alignment-with-country-level-evidence"/>
     <w:p>
       <w:pPr>
         <w:pStyle w:val="Heading3"/>
@@ -15289,7 +15445,7 @@
         <w:t xml:space="preserve"> </w:t>
       </w:r>
       <w:r>
-        <w:t xml:space="preserve">2025 baseline (Do &amp; Phan, 2024). The pooled effect is positive and</w:t>
+        <w:t xml:space="preserve">2025 baseline (Authors, 2024). The pooled effect is positive and</w:t>
       </w:r>
       <w:r>
         <w:t xml:space="preserve"> </w:t>
@@ -15410,7 +15566,7 @@
         <w:t xml:space="preserve"> </w:t>
       </w:r>
       <w:r>
-        <w:t xml:space="preserve">predicted, and the I→III difference is not statistically significant</w:t>
+        <w:t xml:space="preserve">predicted, and the I–III difference is not statistically significant</w:t>
       </w:r>
       <w:r>
         <w:t xml:space="preserve"> </w:t>
@@ -15505,13 +15661,13 @@
         <w:t xml:space="preserve"> </w:t>
       </w:r>
       <w:r>
-        <w:t xml:space="preserve">consistent with CIMT's institutional friction argument. At the</w:t>
-      </w:r>
-      <w:r>
-        <w:t xml:space="preserve"> </w:t>
-      </w:r>
-      <w:r>
-        <w:t xml:space="preserve">primary-study level, Do &amp; Phan (2025) document a negative aggregate DOI</w:t>
+        <w:t xml:space="preserve">consistent with CIMT’s institutional friction argument. At the</w:t>
+      </w:r>
+      <w:r>
+        <w:t xml:space="preserve"> </w:t>
+      </w:r>
+      <w:r>
+        <w:t xml:space="preserve">primary-study level, Authors (2025) document a negative aggregate DOI</w:t>
       </w:r>
       <w:r>
         <w:t xml:space="preserve"> </w:t>
@@ -15529,7 +15685,7 @@
         <w:t xml:space="preserve"> </w:t>
       </w:r>
       <w:r>
-        <w:t xml:space="preserve">factors, a pattern consistent with CIMT's prediction that firm-level</w:t>
+        <w:t xml:space="preserve">factors, a pattern consistent with CIMT’s prediction that firm-level</w:t>
       </w:r>
       <w:r>
         <w:t xml:space="preserve"> </w:t>
@@ -15649,7 +15805,7 @@
         <w:t xml:space="preserve"> </w:t>
       </w:r>
       <w:r>
-        <w:t xml:space="preserve">interpreted as a reliable Frontier I→P effect; it instead reflects the</w:t>
+        <w:t xml:space="preserve">interpreted as a reliable Frontier I to P effect; it instead reflects the</w:t>
       </w:r>
       <w:r>
         <w:t xml:space="preserve"> </w:t>
@@ -15661,7 +15817,7 @@
         <w:t xml:space="preserve"> </w:t>
       </w:r>
       <w:r>
-        <w:t xml:space="preserve">studies populate a regime cell. The actual Frontier I→P effect could be</w:t>
+        <w:t xml:space="preserve">studies populate a regime cell. The actual Frontier I to P effect could be</w:t>
       </w:r>
       <w:r>
         <w:t xml:space="preserve"> </w:t>
@@ -15739,7 +15895,7 @@
         <w:t xml:space="preserve"> </w:t>
       </w:r>
       <w:r>
-        <w:t xml:space="preserve">that I→P effect sizes vary across institutional regimes as theorized.</w:t>
+        <w:t xml:space="preserve">that I to P effect sizes vary across institutional regimes as theorized.</w:t>
       </w:r>
       <w:r>
         <w:t xml:space="preserve"> </w:t>
@@ -15785,7 +15941,7 @@
         <w:t xml:space="preserve"> </w:t>
       </w:r>
       <w:r>
-        <w:t xml:space="preserve">current sample. The substantiated finding is that the baseline I→P</w:t>
+        <w:t xml:space="preserve">current sample. The substantiated finding is that the baseline I to P</w:t>
       </w:r>
       <w:r>
         <w:t xml:space="preserve"> </w:t>
@@ -15829,17 +15985,17 @@
         <w:t xml:space="preserve"> </w:t>
       </w:r>
       <w:r>
-        <w:t xml:space="preserve">= 0.079 vs. 0.068) does not reach significance, a result that</w:t>
-      </w:r>
-      <w:r>
-        <w:t xml:space="preserve"> </w:t>
-      </w:r>
-      <w:r>
-        <w:t xml:space="preserve">bounds, rather than refutes, CIMT's institutional gradient prediction.</w:t>
+        <w:t xml:space="preserve">= 0.079 vs. 0.068) does not reach significance, a result that</w:t>
+      </w:r>
+      <w:r>
+        <w:t xml:space="preserve"> </w:t>
+      </w:r>
+      <w:r>
+        <w:t xml:space="preserve">bounds, rather than refutes, CIMT’s institutional gradient prediction.</w:t>
       </w:r>
     </w:p>
     <w:bookmarkEnd w:id="48"/>
-    <w:bookmarkStart w:id="49" w:name="X688563909f8febb75275ad832e560c448093230"/>
+    <w:bookmarkStart w:id="49" w:name="theoretical-contributions"/>
     <w:p>
       <w:pPr>
         <w:pStyle w:val="Heading3"/>
@@ -15857,7 +16013,7 @@
           <w:bCs/>
           <w:b/>
         </w:rPr>
-        <w:t xml:space="preserve">Contribution 1: Largest globally representative I→P meta-analysis to</w:t>
+        <w:t xml:space="preserve">Contribution 1: Largest globally representative I to P meta-analysis to</w:t>
       </w:r>
       <w:r>
         <w:rPr>
@@ -15918,7 +16074,7 @@
         <w:t xml:space="preserve"> </w:t>
       </w:r>
       <w:r>
-        <w:t xml:space="preserve">I→P evidence to apply three-level modeling, extending the ICBEF 2025</w:t>
+        <w:t xml:space="preserve">I to P evidence to apply three-level modeling, extending the ICBEF 2025</w:t>
       </w:r>
       <w:r>
         <w:t xml:space="preserve"> </w:t>
@@ -16059,7 +16215,7 @@
         <w:t xml:space="preserve"> </w:t>
       </w:r>
       <w:r>
-        <w:t xml:space="preserve">establishing that I→P effect sizes vary systematically across</w:t>
+        <w:t xml:space="preserve">establishing that I to P effect sizes vary systematically across</w:t>
       </w:r>
       <w:r>
         <w:t xml:space="preserve"> </w:t>
@@ -16214,7 +16370,7 @@
         <w:t xml:space="preserve"> </w:t>
       </w:r>
       <w:r>
-        <w:t xml:space="preserve">and significant Begg's τ (</w:t>
+        <w:t xml:space="preserve">and significant Begg’s τ (</w:t>
       </w:r>
       <w:r>
         <w:rPr>
@@ -16227,7 +16383,7 @@
         <w:t xml:space="preserve"> </w:t>
       </w:r>
       <w:r>
-        <w:t xml:space="preserve">= .001) together indicate that the I→P</w:t>
+        <w:t xml:space="preserve">= .001) together indicate that the I to P</w:t>
       </w:r>
       <w:r>
         <w:t xml:space="preserve"> </w:t>
@@ -16283,7 +16439,7 @@
         <w:t xml:space="preserve"> </w:t>
       </w:r>
       <w:r>
-        <w:t xml:space="preserve">globally comprehensive three-level MARA of I→P to date, is the most</w:t>
+        <w:t xml:space="preserve">globally comprehensive three-level MARA of I to P to date, is the most</w:t>
       </w:r>
       <w:r>
         <w:t xml:space="preserve"> </w:t>
@@ -16295,7 +16451,25 @@
         <w:t xml:space="preserve"> </w:t>
       </w:r>
       <w:r>
-        <w:t xml:space="preserve">literature's widely cited "positive I→P relationship" is partially an</w:t>
+        <w:t xml:space="preserve">literature’s widely cited</w:t>
+      </w:r>
+      <w:r>
+        <w:t xml:space="preserve"> </w:t>
+      </w:r>
+      <w:r>
+        <w:t xml:space="preserve">“</w:t>
+      </w:r>
+      <w:r>
+        <w:t xml:space="preserve">positive I to P relationship</w:t>
+      </w:r>
+      <w:r>
+        <w:t xml:space="preserve">”</w:t>
+      </w:r>
+      <w:r>
+        <w:t xml:space="preserve"> </w:t>
+      </w:r>
+      <w:r>
+        <w:t xml:space="preserve">is partially an</w:t>
       </w:r>
       <w:r>
         <w:t xml:space="preserve"> </w:t>
@@ -16305,7 +16479,7 @@
       </w:r>
     </w:p>
     <w:bookmarkEnd w:id="49"/>
-    <w:bookmarkStart w:id="50" w:name="Xb1fcf2c8d5f0b973be8539a5c4cf4005bf85f3d"/>
+    <w:bookmarkStart w:id="50" w:name="managerial-and-policy-implications"/>
     <w:p>
       <w:pPr>
         <w:pStyle w:val="Heading3"/>
@@ -16432,7 +16606,19 @@
         <w:t xml:space="preserve"> </w:t>
       </w:r>
       <w:r>
-        <w:t xml:space="preserve">"internationalization improves performance" unconditionally.</w:t>
+        <w:t xml:space="preserve">“</w:t>
+      </w:r>
+      <w:r>
+        <w:t xml:space="preserve">internationalization improves performance</w:t>
+      </w:r>
+      <w:r>
+        <w:t xml:space="preserve">”</w:t>
+      </w:r>
+      <w:r>
+        <w:t xml:space="preserve"> </w:t>
+      </w:r>
+      <w:r>
+        <w:t xml:space="preserve">unconditionally.</w:t>
       </w:r>
     </w:p>
     <w:p>
@@ -16491,7 +16677,7 @@
         <w:t xml:space="preserve"> </w:t>
       </w:r>
       <w:r>
-        <w:t xml:space="preserve">null-hypothesis reporting. Publication practices in the I→P literature,</w:t>
+        <w:t xml:space="preserve">null-hypothesis reporting. Publication practices in the I to P literature,</w:t>
       </w:r>
       <w:r>
         <w:t xml:space="preserve"> </w:t>
@@ -16503,7 +16689,7 @@
         <w:t xml:space="preserve"> </w:t>
       </w:r>
       <w:r>
-        <w:t xml:space="preserve">field's understanding of when and why internationalization helps.</w:t>
+        <w:t xml:space="preserve">field’s understanding of when and why internationalization helps.</w:t>
       </w:r>
       <w:r>
         <w:t xml:space="preserve"> </w:t>
@@ -16515,7 +16701,7 @@
         <w:t xml:space="preserve"> </w:t>
       </w:r>
       <w:r>
-        <w:t xml:space="preserve">trim-and-fill correction should become standard in future I→P</w:t>
+        <w:t xml:space="preserve">trim-and-fill correction should become standard in future I to P</w:t>
       </w:r>
       <w:r>
         <w:t xml:space="preserve"> </w:t>
@@ -16592,7 +16778,7 @@
       </w:r>
     </w:p>
     <w:bookmarkEnd w:id="50"/>
-    <w:bookmarkStart w:id="51" w:name="X0f6e89d87400594fb1abd2d07a881153acd68bb"/>
+    <w:bookmarkStart w:id="51" w:name="limitations-and-inferential-bounds"/>
     <w:p>
       <w:pPr>
         <w:pStyle w:val="Heading3"/>
@@ -16643,7 +16829,19 @@
         <w:t xml:space="preserve"> </w:t>
       </w:r>
       <w:r>
-        <w:t xml:space="preserve">CI) does not permit definitive conclusions about the "forced-penalty"</w:t>
+        <w:t xml:space="preserve">CI) does not permit definitive conclusions about the</w:t>
+      </w:r>
+      <w:r>
+        <w:t xml:space="preserve"> </w:t>
+      </w:r>
+      <w:r>
+        <w:t xml:space="preserve">“</w:t>
+      </w:r>
+      <w:r>
+        <w:t xml:space="preserve">forced-penalty</w:t>
+      </w:r>
+      <w:r>
+        <w:t xml:space="preserve">”</w:t>
       </w:r>
       <w:r>
         <w:t xml:space="preserve"> </w:t>
@@ -16793,7 +16991,7 @@
     </w:p>
     <w:bookmarkEnd w:id="51"/>
     <w:bookmarkEnd w:id="52"/>
-    <w:bookmarkStart w:id="53" w:name="X6b297cc947e0db5526be369b1f0f4ddc67b2415"/>
+    <w:bookmarkStart w:id="53" w:name="conclusion"/>
     <w:p>
       <w:pPr>
         <w:pStyle w:val="Heading2"/>
@@ -16926,7 +17124,7 @@
         <w:t xml:space="preserve"> </w:t>
       </w:r>
       <w:r>
-        <w:t xml:space="preserve">confirms a small but consistent positive I→P relationship globally,</w:t>
+        <w:t xml:space="preserve">confirms a small but consistent positive I to P relationship globally,</w:t>
       </w:r>
       <w:r>
         <w:t xml:space="preserve"> </w:t>
@@ -16972,7 +17170,7 @@
         <w:t xml:space="preserve"> </w:t>
       </w:r>
       <w:r>
-        <w:t xml:space="preserve">.002), establishing that I→P effect sizes vary systematically across</w:t>
+        <w:t xml:space="preserve">.002), establishing that I to P effect sizes vary systematically across</w:t>
       </w:r>
       <w:r>
         <w:t xml:space="preserve"> </w:t>
@@ -17174,7 +17372,7 @@
         <w:t xml:space="preserve"> </w:t>
       </w:r>
       <w:r>
-        <w:t xml:space="preserve">positive but considerably attenuated. This suggests that the I→P field's</w:t>
+        <w:t xml:space="preserve">positive but considerably attenuated. This suggests that the I to P field’s</w:t>
       </w:r>
       <w:r>
         <w:t xml:space="preserve"> </w:t>
@@ -17389,7 +17587,7 @@
         <w:t xml:space="preserve"> </w:t>
       </w:r>
       <w:r>
-        <w:t xml:space="preserve">Pouresmaeili et al. 2018) is the sole driver of ICRV significance;</w:t>
+        <w:t xml:space="preserve">Pouresmaeili et al. 2018) is the sole driver of ICRV significance;</w:t>
       </w:r>
       <w:r>
         <w:t xml:space="preserve"> </w:t>
@@ -17431,7 +17629,7 @@
         <w:t xml:space="preserve"> </w:t>
       </w:r>
       <w:r>
-        <w:t xml:space="preserve">vintage mismatch between the study's data period and the DAI score's</w:t>
+        <w:t xml:space="preserve">vintage mismatch between the study’s data period and the DAI score’s</w:t>
       </w:r>
       <w:r>
         <w:t xml:space="preserve"> </w:t>
@@ -17504,7 +17702,7 @@
         <w:t xml:space="preserve"> </w:t>
       </w:r>
       <w:r>
-        <w:t xml:space="preserve">targeting Frontier and SIDS economy I→P studies (targeted search</w:t>
+        <w:t xml:space="preserve">targeting Frontier and SIDS economy I to P studies (targeted search</w:t>
       </w:r>
       <w:r>
         <w:t xml:space="preserve"> </w:t>
@@ -17613,7 +17811,7 @@
         <w:t xml:space="preserve"> </w:t>
       </w:r>
       <w:r>
-        <w:t xml:space="preserve">0.035) motivates a dedicated publication bias audit: surveying I→P</w:t>
+        <w:t xml:space="preserve">0.035) motivates a dedicated publication bias audit: surveying I to P</w:t>
       </w:r>
       <w:r>
         <w:t xml:space="preserve"> </w:t>
@@ -17745,11 +17943,11 @@
         <w:pStyle w:val="FirstParagraph"/>
       </w:pPr>
       <w:r>
-        <w:t xml:space="preserve">During the preparation of this work, the authors used two software aids, each under full human control and verification. First, a purpose-built large-language-model-assisted tool (M-AIDA, using Anthropic Claude) was used to assist effect-size extraction and statistical conversion from the primary studies; every value proposed by the tool was independently checked, corrected where necessary, and permanently locked by the Principal Investigator before entry into the analysis database. Second, Grammarly was used to correct spelling, grammar, and punctuation in the authors' own text. No generative AI tool selected studies, made eligibility decisions, performed the statistical analysis, or generated any interpretive or written content; the authors reviewed all outputs and take full responsibility for the content of the publication.</w:t>
+        <w:t xml:space="preserve">During the preparation of this work, the authors used two software aids, each under full human control and verification. First, a purpose-built large-language-model-assisted tool (M-AIDA, using Anthropic Claude) was used to assist effect-size extraction and statistical conversion from the primary studies; every value proposed by the tool was independently checked, corrected where necessary, and permanently locked by the Principal Investigator before entry into the analysis database. Second, Grammarly was used to correct spelling, grammar, and punctuation in the authors’ own text. No generative AI tool selected studies, made eligibility decisions, performed the statistical analysis, or generated any interpretive or written content; the authors reviewed all outputs and take full responsibility for the content of the publication.</w:t>
       </w:r>
     </w:p>
     <w:bookmarkEnd w:id="57"/>
-    <w:bookmarkStart w:id="63" w:name="references"/>
+    <w:bookmarkStart w:id="61" w:name="references"/>
     <w:p>
       <w:pPr>
         <w:pStyle w:val="Heading2"/>
@@ -18220,49 +18418,7 @@
         <w:pStyle w:val="BodyText"/>
       </w:pPr>
       <w:r>
-        <w:t xml:space="preserve">Do, T. H., &amp; Phan, A. T. (2024, December).</w:t>
-      </w:r>
-      <w:r>
-        <w:t xml:space="preserve"> </w:t>
-      </w:r>
-      <w:r>
-        <w:rPr>
-          <w:iCs/>
-          <w:i/>
-        </w:rPr>
-        <w:t xml:space="preserve">Internationalization and</w:t>
-      </w:r>
-      <w:r>
-        <w:rPr>
-          <w:iCs/>
-          <w:i/>
-        </w:rPr>
-        <w:t xml:space="preserve"> </w:t>
-      </w:r>
-      <w:r>
-        <w:rPr>
-          <w:iCs/>
-          <w:i/>
-        </w:rPr>
-        <w:t xml:space="preserve">firm performance: A meta-analysis review</w:t>
-      </w:r>
-      <w:r>
-        <w:t xml:space="preserve"> </w:t>
-      </w:r>
-      <w:r>
-        <w:t xml:space="preserve">[Paper presentation]. The</w:t>
-      </w:r>
-      <w:r>
-        <w:t xml:space="preserve"> </w:t>
-      </w:r>
-      <w:r>
-        <w:t xml:space="preserve">Sixth International Conference on Sustainable Development in Economics,</w:t>
-      </w:r>
-      <w:r>
-        <w:t xml:space="preserve"> </w:t>
-      </w:r>
-      <w:r>
-        <w:t xml:space="preserve">Business, and Finance (ICBEF).</w:t>
+        <w:t xml:space="preserve">Authors. (2024, December). Details omitted for double-blind review.</w:t>
       </w:r>
     </w:p>
     <w:p>
@@ -18270,46 +18426,7 @@
         <w:pStyle w:val="BodyText"/>
       </w:pPr>
       <w:r>
-        <w:t xml:space="preserve">Do, T. H., &amp; Phan, A. T. (2025). Internationalization and firm</w:t>
-      </w:r>
-      <w:r>
-        <w:t xml:space="preserve"> </w:t>
-      </w:r>
-      <w:r>
-        <w:t xml:space="preserve">performance of firms in India: The role of top management. In M.</w:t>
-      </w:r>
-      <w:r>
-        <w:t xml:space="preserve"> </w:t>
-      </w:r>
-      <w:r>
-        <w:t xml:space="preserve">Bartekova (Ed.),</w:t>
-      </w:r>
-      <w:r>
-        <w:t xml:space="preserve"> </w:t>
-      </w:r>
-      <w:r>
-        <w:rPr>
-          <w:iCs/>
-          <w:i/>
-        </w:rPr>
-        <w:t xml:space="preserve">International business research: Traditional and</w:t>
-      </w:r>
-      <w:r>
-        <w:rPr>
-          <w:iCs/>
-          <w:i/>
-        </w:rPr>
-        <w:t xml:space="preserve"> </w:t>
-      </w:r>
-      <w:r>
-        <w:rPr>
-          <w:iCs/>
-          <w:i/>
-        </w:rPr>
-        <w:t xml:space="preserve">creative approaches</w:t>
-      </w:r>
-      <w:r>
-        <w:t xml:space="preserve">. IntechOpen.</w:t>
+        <w:t xml:space="preserve">Authors. (2025). Details omitted for double-blind review.</w:t>
       </w:r>
       <w:r>
         <w:t xml:space="preserve"> </w:t>
@@ -18570,429 +18687,407 @@
         <w:t xml:space="preserve">Global Strategy Journal, 14</w:t>
       </w:r>
       <w:r>
-        <w:t xml:space="preserve">(1), 56–83.</w:t>
+        <w:t xml:space="preserve">(1), 56–83. https://doi.org/10.1002/gsj.1479</w:t>
+      </w:r>
+    </w:p>
+    <w:p>
+      <w:pPr>
+        <w:pStyle w:val="BodyText"/>
+      </w:pPr>
+      <w:r>
+        <w:t xml:space="preserve">Katz, R., &amp; Callorda, F. (2018).</w:t>
+      </w:r>
+      <w:r>
+        <w:t xml:space="preserve"> </w:t>
+      </w:r>
+      <w:r>
+        <w:rPr>
+          <w:iCs/>
+          <w:i/>
+        </w:rPr>
+        <w:t xml:space="preserve">The economic contribution of</w:t>
+      </w:r>
+      <w:r>
+        <w:rPr>
+          <w:iCs/>
+          <w:i/>
+        </w:rPr>
+        <w:t xml:space="preserve"> </w:t>
+      </w:r>
+      <w:r>
+        <w:rPr>
+          <w:iCs/>
+          <w:i/>
+        </w:rPr>
+        <w:t xml:space="preserve">broadband, digitization and ICT regulation</w:t>
+      </w:r>
+      <w:r>
+        <w:t xml:space="preserve">. ITU Telecommunication</w:t>
+      </w:r>
+      <w:r>
+        <w:t xml:space="preserve"> </w:t>
+      </w:r>
+      <w:r>
+        <w:t xml:space="preserve">Development Sector.</w:t>
+      </w:r>
+    </w:p>
+    <w:p>
+      <w:pPr>
+        <w:pStyle w:val="BodyText"/>
+      </w:pPr>
+      <w:r>
+        <w:t xml:space="preserve">Khanna, T., &amp; Palepu, K. G. (2010).</w:t>
+      </w:r>
+      <w:r>
+        <w:t xml:space="preserve"> </w:t>
+      </w:r>
+      <w:r>
+        <w:rPr>
+          <w:iCs/>
+          <w:i/>
+        </w:rPr>
+        <w:t xml:space="preserve">Winning in emerging markets: A road</w:t>
+      </w:r>
+      <w:r>
+        <w:rPr>
+          <w:iCs/>
+          <w:i/>
+        </w:rPr>
+        <w:t xml:space="preserve"> </w:t>
+      </w:r>
+      <w:r>
+        <w:rPr>
+          <w:iCs/>
+          <w:i/>
+        </w:rPr>
+        <w:t xml:space="preserve">map for strategy and execution</w:t>
+      </w:r>
+      <w:r>
+        <w:t xml:space="preserve">. Harvard Business Press.</w:t>
+      </w:r>
+    </w:p>
+    <w:p>
+      <w:pPr>
+        <w:pStyle w:val="BodyText"/>
+      </w:pPr>
+      <w:r>
+        <w:t xml:space="preserve">Kirca, A. H., Hult, G. T. M., Deligonul, S., Perryman, A. A., &amp; Cavusgil,</w:t>
+      </w:r>
+      <w:r>
+        <w:t xml:space="preserve"> </w:t>
+      </w:r>
+      <w:r>
+        <w:t xml:space="preserve">S. T. (2012). A multilevel examination of the drivers of firm</w:t>
+      </w:r>
+      <w:r>
+        <w:t xml:space="preserve"> </w:t>
+      </w:r>
+      <w:r>
+        <w:t xml:space="preserve">multinationality: A meta-analysis.</w:t>
+      </w:r>
+      <w:r>
+        <w:t xml:space="preserve"> </w:t>
+      </w:r>
+      <w:r>
+        <w:rPr>
+          <w:iCs/>
+          <w:i/>
+        </w:rPr>
+        <w:t xml:space="preserve">Journal of Management, 38</w:t>
+      </w:r>
+      <w:r>
+        <w:t xml:space="preserve">(2),</w:t>
+      </w:r>
+      <w:r>
+        <w:t xml:space="preserve"> </w:t>
+      </w:r>
+      <w:r>
+        <w:t xml:space="preserve">502–530.</w:t>
+      </w:r>
+    </w:p>
+    <w:p>
+      <w:pPr>
+        <w:pStyle w:val="BodyText"/>
+      </w:pPr>
+      <w:r>
+        <w:t xml:space="preserve">Kraus, S., Breier, M., Lim, W. M., Dabić, M., Kumar, S., Kanbach, D.,</w:t>
+      </w:r>
+      <w:r>
+        <w:t xml:space="preserve"> </w:t>
+      </w:r>
+      <w:r>
+        <w:t xml:space="preserve">Mukherjee, D., Corvello, V., Piñeiro-Chousa, J., Liguori, E.,</w:t>
+      </w:r>
+      <w:r>
+        <w:t xml:space="preserve"> </w:t>
+      </w:r>
+      <w:r>
+        <w:t xml:space="preserve">Palacios-Marqués, D., Schiavone, F., Ferraris, A., Fernandes, C., &amp;</w:t>
+      </w:r>
+      <w:r>
+        <w:t xml:space="preserve"> </w:t>
+      </w:r>
+      <w:r>
+        <w:t xml:space="preserve">Ferreira, J. J. (2022). Literature reviews as independent studies:</w:t>
+      </w:r>
+      <w:r>
+        <w:t xml:space="preserve"> </w:t>
+      </w:r>
+      <w:r>
+        <w:t xml:space="preserve">Guidelines for academic practice.</w:t>
+      </w:r>
+      <w:r>
+        <w:t xml:space="preserve"> </w:t>
+      </w:r>
+      <w:r>
+        <w:rPr>
+          <w:iCs/>
+          <w:i/>
+        </w:rPr>
+        <w:t xml:space="preserve">Review of Managerial Science, 16</w:t>
+      </w:r>
+      <w:r>
+        <w:t xml:space="preserve">(8),</w:t>
+      </w:r>
+      <w:r>
+        <w:t xml:space="preserve"> </w:t>
+      </w:r>
+      <w:r>
+        <w:t xml:space="preserve">2577–2595.</w:t>
+      </w:r>
+    </w:p>
+    <w:p>
+      <w:pPr>
+        <w:pStyle w:val="BodyText"/>
+      </w:pPr>
+      <w:r>
+        <w:t xml:space="preserve">Kogut, B., &amp; Zander, U. (1993). Knowledge of the firm and the</w:t>
+      </w:r>
+      <w:r>
+        <w:t xml:space="preserve"> </w:t>
+      </w:r>
+      <w:r>
+        <w:t xml:space="preserve">evolutionary theory of the multinational corporation.</w:t>
+      </w:r>
+      <w:r>
+        <w:t xml:space="preserve"> </w:t>
+      </w:r>
+      <w:r>
+        <w:rPr>
+          <w:iCs/>
+          <w:i/>
+        </w:rPr>
+        <w:t xml:space="preserve">Journal of</w:t>
+      </w:r>
+      <w:r>
+        <w:rPr>
+          <w:iCs/>
+          <w:i/>
+        </w:rPr>
+        <w:t xml:space="preserve"> </w:t>
+      </w:r>
+      <w:r>
+        <w:rPr>
+          <w:iCs/>
+          <w:i/>
+        </w:rPr>
+        <w:t xml:space="preserve">International Business Studies, 24</w:t>
+      </w:r>
+      <w:r>
+        <w:t xml:space="preserve">(4), 625–645.</w:t>
+      </w:r>
+    </w:p>
+    <w:p>
+      <w:pPr>
+        <w:pStyle w:val="BodyText"/>
+      </w:pPr>
+      <w:r>
+        <w:t xml:space="preserve">Landis, J. R., &amp; Koch, G. G. (1977). The measurement of observer</w:t>
+      </w:r>
+      <w:r>
+        <w:t xml:space="preserve"> </w:t>
+      </w:r>
+      <w:r>
+        <w:t xml:space="preserve">agreement for categorical data.</w:t>
+      </w:r>
+      <w:r>
+        <w:t xml:space="preserve"> </w:t>
+      </w:r>
+      <w:r>
+        <w:rPr>
+          <w:iCs/>
+          <w:i/>
+        </w:rPr>
+        <w:t xml:space="preserve">Biometrics, 33</w:t>
+      </w:r>
+      <w:r>
+        <w:t xml:space="preserve">(1), 159–174.</w:t>
+      </w:r>
+    </w:p>
+    <w:p>
+      <w:pPr>
+        <w:pStyle w:val="BodyText"/>
+      </w:pPr>
+      <w:r>
+        <w:t xml:space="preserve">Lu, J. W., &amp; Beamish, P. W. (2004). International diversification and firm performance: The S-curve hypothesis.</w:t>
+      </w:r>
+      <w:r>
+        <w:t xml:space="preserve"> </w:t>
+      </w:r>
+      <w:r>
+        <w:rPr>
+          <w:iCs/>
+          <w:i/>
+        </w:rPr>
+        <w:t xml:space="preserve">Academy of Management Journal, 47</w:t>
+      </w:r>
+      <w:r>
+        <w:t xml:space="preserve">(4), 598–609. https://doi.org/10.2307/20159604</w:t>
+      </w:r>
+    </w:p>
+    <w:p>
+      <w:pPr>
+        <w:pStyle w:val="BodyText"/>
+      </w:pPr>
+      <w:r>
+        <w:t xml:space="preserve">Marano, V., Arregle, J.-L., Hitt, M. A., Spadafora, E., &amp; van Essen, M.</w:t>
+      </w:r>
+      <w:r>
+        <w:t xml:space="preserve"> </w:t>
+      </w:r>
+      <w:r>
+        <w:t xml:space="preserve">(2016). Home country institutions and the</w:t>
+      </w:r>
+      <w:r>
+        <w:t xml:space="preserve"> </w:t>
+      </w:r>
+      <w:r>
+        <w:t xml:space="preserve">internationalization-performance relationship: A meta-analytic review.</w:t>
+      </w:r>
+      <w:r>
+        <w:t xml:space="preserve"> </w:t>
+      </w:r>
+      <w:r>
+        <w:rPr>
+          <w:iCs/>
+          <w:i/>
+        </w:rPr>
+        <w:t xml:space="preserve">Journal of Management, 42</w:t>
+      </w:r>
+      <w:r>
+        <w:t xml:space="preserve">(5), 1075–1110.</w:t>
+      </w:r>
+    </w:p>
+    <w:p>
+      <w:pPr>
+        <w:pStyle w:val="BodyText"/>
+      </w:pPr>
+      <w:r>
+        <w:t xml:space="preserve">North, D. C. (1990).</w:t>
+      </w:r>
+      <w:r>
+        <w:t xml:space="preserve"> </w:t>
+      </w:r>
+      <w:r>
+        <w:rPr>
+          <w:iCs/>
+          <w:i/>
+        </w:rPr>
+        <w:t xml:space="preserve">Institutions, institutional change and economic</w:t>
+      </w:r>
+      <w:r>
+        <w:rPr>
+          <w:iCs/>
+          <w:i/>
+        </w:rPr>
+        <w:t xml:space="preserve"> </w:t>
+      </w:r>
+      <w:r>
+        <w:rPr>
+          <w:iCs/>
+          <w:i/>
+        </w:rPr>
+        <w:t xml:space="preserve">performance</w:t>
+      </w:r>
+      <w:r>
+        <w:t xml:space="preserve">. Cambridge University Press.</w:t>
+      </w:r>
+    </w:p>
+    <w:p>
+      <w:pPr>
+        <w:pStyle w:val="BodyText"/>
+      </w:pPr>
+      <w:r>
+        <w:t xml:space="preserve">Orwin, R. G. (1983). A fail-safe N for effect size in meta-analysis.</w:t>
+      </w:r>
+      <w:r>
+        <w:t xml:space="preserve"> </w:t>
+      </w:r>
+      <w:r>
+        <w:rPr>
+          <w:iCs/>
+          <w:i/>
+        </w:rPr>
+        <w:t xml:space="preserve">Journal of Educational Statistics, 8</w:t>
+      </w:r>
+      <w:r>
+        <w:t xml:space="preserve">(2), 157–159.</w:t>
+      </w:r>
+    </w:p>
+    <w:p>
+      <w:pPr>
+        <w:pStyle w:val="BodyText"/>
+      </w:pPr>
+      <w:r>
+        <w:t xml:space="preserve">Page, M. J., McKenzie, J. E., Bossuyt, P. M., Boutron, I., Hoffmann, T.</w:t>
+      </w:r>
+      <w:r>
+        <w:t xml:space="preserve"> </w:t>
+      </w:r>
+      <w:r>
+        <w:t xml:space="preserve">C., Mulrow, C. D., Shamseer, L., Tetzlaff, J. M., Akl, E. A., Brennan,</w:t>
+      </w:r>
+      <w:r>
+        <w:t xml:space="preserve"> </w:t>
+      </w:r>
+      <w:r>
+        <w:t xml:space="preserve">S. E., Chou, R., Glanville, J., Grimshaw, J. M., Hróbjartsson, A., Lalu,</w:t>
+      </w:r>
+      <w:r>
+        <w:t xml:space="preserve"> </w:t>
+      </w:r>
+      <w:r>
+        <w:t xml:space="preserve">M. M., Li, T., Loder, E. W., Mayo-Wilson, E., McDonald, S., … Moher, D.</w:t>
+      </w:r>
+      <w:r>
+        <w:t xml:space="preserve"> </w:t>
+      </w:r>
+      <w:r>
+        <w:t xml:space="preserve">(2021). The PRISMA 2020 statement: An updated guideline for reporting</w:t>
+      </w:r>
+      <w:r>
+        <w:t xml:space="preserve"> </w:t>
+      </w:r>
+      <w:r>
+        <w:t xml:space="preserve">systematic reviews.</w:t>
+      </w:r>
+      <w:r>
+        <w:t xml:space="preserve"> </w:t>
+      </w:r>
+      <w:r>
+        <w:rPr>
+          <w:iCs/>
+          <w:i/>
+        </w:rPr>
+        <w:t xml:space="preserve">BMJ, 372</w:t>
+      </w:r>
+      <w:r>
+        <w:t xml:space="preserve">, n71.</w:t>
       </w:r>
       <w:r>
         <w:t xml:space="preserve"> </w:t>
       </w:r>
       <w:hyperlink r:id="rId59">
-        <w:r>
-          <w:rPr>
-            <w:rStyle w:val="Hyperlink"/>
-          </w:rPr>
-          <w:t xml:space="preserve">https://doi.org/10.1002/gsj.1479</w:t>
-        </w:r>
-      </w:hyperlink>
-    </w:p>
-    <w:p>
-      <w:pPr>
-        <w:pStyle w:val="BodyText"/>
-      </w:pPr>
-      <w:r>
-        <w:t xml:space="preserve">Katz, R., &amp; Callorda, F. (2018).</w:t>
-      </w:r>
-      <w:r>
-        <w:t xml:space="preserve"> </w:t>
-      </w:r>
-      <w:r>
-        <w:rPr>
-          <w:iCs/>
-          <w:i/>
-        </w:rPr>
-        <w:t xml:space="preserve">The economic contribution of</w:t>
-      </w:r>
-      <w:r>
-        <w:rPr>
-          <w:iCs/>
-          <w:i/>
-        </w:rPr>
-        <w:t xml:space="preserve"> </w:t>
-      </w:r>
-      <w:r>
-        <w:rPr>
-          <w:iCs/>
-          <w:i/>
-        </w:rPr>
-        <w:t xml:space="preserve">broadband, digitization and ICT regulation</w:t>
-      </w:r>
-      <w:r>
-        <w:t xml:space="preserve">. ITU Telecommunication</w:t>
-      </w:r>
-      <w:r>
-        <w:t xml:space="preserve"> </w:t>
-      </w:r>
-      <w:r>
-        <w:t xml:space="preserve">Development Sector.</w:t>
-      </w:r>
-    </w:p>
-    <w:p>
-      <w:pPr>
-        <w:pStyle w:val="BodyText"/>
-      </w:pPr>
-      <w:r>
-        <w:t xml:space="preserve">Khanna, T., &amp; Palepu, K. G. (2010).</w:t>
-      </w:r>
-      <w:r>
-        <w:t xml:space="preserve"> </w:t>
-      </w:r>
-      <w:r>
-        <w:rPr>
-          <w:iCs/>
-          <w:i/>
-        </w:rPr>
-        <w:t xml:space="preserve">Winning in emerging markets: A road</w:t>
-      </w:r>
-      <w:r>
-        <w:rPr>
-          <w:iCs/>
-          <w:i/>
-        </w:rPr>
-        <w:t xml:space="preserve"> </w:t>
-      </w:r>
-      <w:r>
-        <w:rPr>
-          <w:iCs/>
-          <w:i/>
-        </w:rPr>
-        <w:t xml:space="preserve">map for strategy and execution</w:t>
-      </w:r>
-      <w:r>
-        <w:t xml:space="preserve">. Harvard Business Press.</w:t>
-      </w:r>
-    </w:p>
-    <w:p>
-      <w:pPr>
-        <w:pStyle w:val="BodyText"/>
-      </w:pPr>
-      <w:r>
-        <w:t xml:space="preserve">Kirca, A. H., Hult, G. T. M., Deligonul, S., Perryman, A. A., &amp; Cavusgil,</w:t>
-      </w:r>
-      <w:r>
-        <w:t xml:space="preserve"> </w:t>
-      </w:r>
-      <w:r>
-        <w:t xml:space="preserve">S. T. (2012). A multilevel examination of the drivers of firm</w:t>
-      </w:r>
-      <w:r>
-        <w:t xml:space="preserve"> </w:t>
-      </w:r>
-      <w:r>
-        <w:t xml:space="preserve">multinationality: A meta-analysis.</w:t>
-      </w:r>
-      <w:r>
-        <w:t xml:space="preserve"> </w:t>
-      </w:r>
-      <w:r>
-        <w:rPr>
-          <w:iCs/>
-          <w:i/>
-        </w:rPr>
-        <w:t xml:space="preserve">Journal of Management, 38</w:t>
-      </w:r>
-      <w:r>
-        <w:t xml:space="preserve">(2),</w:t>
-      </w:r>
-      <w:r>
-        <w:t xml:space="preserve"> </w:t>
-      </w:r>
-      <w:r>
-        <w:t xml:space="preserve">502–530.</w:t>
-      </w:r>
-    </w:p>
-    <w:p>
-      <w:pPr>
-        <w:pStyle w:val="BodyText"/>
-      </w:pPr>
-      <w:r>
-        <w:t xml:space="preserve">Kraus, S., Breier, M., Lim, W. M., Dabić, M., Kumar, S., Kanbach, D.,</w:t>
-      </w:r>
-      <w:r>
-        <w:t xml:space="preserve"> </w:t>
-      </w:r>
-      <w:r>
-        <w:t xml:space="preserve">Mukherjee, D., Corvello, V., Piñeiro-Chousa, J., Liguori, E.,</w:t>
-      </w:r>
-      <w:r>
-        <w:t xml:space="preserve"> </w:t>
-      </w:r>
-      <w:r>
-        <w:t xml:space="preserve">Palacios-Marqués, D., Schiavone, F., Ferraris, A., Fernandes, C., &amp;</w:t>
-      </w:r>
-      <w:r>
-        <w:t xml:space="preserve"> </w:t>
-      </w:r>
-      <w:r>
-        <w:t xml:space="preserve">Ferreira, J. J. (2022). Literature reviews as independent studies:</w:t>
-      </w:r>
-      <w:r>
-        <w:t xml:space="preserve"> </w:t>
-      </w:r>
-      <w:r>
-        <w:t xml:space="preserve">Guidelines for academic practice.</w:t>
-      </w:r>
-      <w:r>
-        <w:t xml:space="preserve"> </w:t>
-      </w:r>
-      <w:r>
-        <w:rPr>
-          <w:iCs/>
-          <w:i/>
-        </w:rPr>
-        <w:t xml:space="preserve">Review of Managerial Science, 16</w:t>
-      </w:r>
-      <w:r>
-        <w:t xml:space="preserve">(8),</w:t>
-      </w:r>
-      <w:r>
-        <w:t xml:space="preserve"> </w:t>
-      </w:r>
-      <w:r>
-        <w:t xml:space="preserve">2577–2595.</w:t>
-      </w:r>
-    </w:p>
-    <w:p>
-      <w:pPr>
-        <w:pStyle w:val="BodyText"/>
-      </w:pPr>
-      <w:r>
-        <w:t xml:space="preserve">Kogut, B., &amp; Zander, U. (1993). Knowledge of the firm and the</w:t>
-      </w:r>
-      <w:r>
-        <w:t xml:space="preserve"> </w:t>
-      </w:r>
-      <w:r>
-        <w:t xml:space="preserve">evolutionary theory of the multinational corporation.</w:t>
-      </w:r>
-      <w:r>
-        <w:t xml:space="preserve"> </w:t>
-      </w:r>
-      <w:r>
-        <w:rPr>
-          <w:iCs/>
-          <w:i/>
-        </w:rPr>
-        <w:t xml:space="preserve">Journal of</w:t>
-      </w:r>
-      <w:r>
-        <w:rPr>
-          <w:iCs/>
-          <w:i/>
-        </w:rPr>
-        <w:t xml:space="preserve"> </w:t>
-      </w:r>
-      <w:r>
-        <w:rPr>
-          <w:iCs/>
-          <w:i/>
-        </w:rPr>
-        <w:t xml:space="preserve">International Business Studies, 24</w:t>
-      </w:r>
-      <w:r>
-        <w:t xml:space="preserve">(4), 625–645.</w:t>
-      </w:r>
-    </w:p>
-    <w:p>
-      <w:pPr>
-        <w:pStyle w:val="BodyText"/>
-      </w:pPr>
-      <w:r>
-        <w:t xml:space="preserve">Landis, J. R., &amp; Koch, G. G. (1977). The measurement of observer</w:t>
-      </w:r>
-      <w:r>
-        <w:t xml:space="preserve"> </w:t>
-      </w:r>
-      <w:r>
-        <w:t xml:space="preserve">agreement for categorical data.</w:t>
-      </w:r>
-      <w:r>
-        <w:t xml:space="preserve"> </w:t>
-      </w:r>
-      <w:r>
-        <w:rPr>
-          <w:iCs/>
-          <w:i/>
-        </w:rPr>
-        <w:t xml:space="preserve">Biometrics, 33</w:t>
-      </w:r>
-      <w:r>
-        <w:t xml:space="preserve">(1), 159–174.</w:t>
-      </w:r>
-    </w:p>
-    <w:p>
-      <w:pPr>
-        <w:pStyle w:val="BodyText"/>
-      </w:pPr>
-      <w:r>
-        <w:t xml:space="preserve">Lu, J. W., &amp; Beamish, P. W. (2004). International diversification and firm performance: The S-curve hypothesis.</w:t>
-      </w:r>
-      <w:r>
-        <w:t xml:space="preserve"> </w:t>
-      </w:r>
-      <w:r>
-        <w:rPr>
-          <w:iCs/>
-          <w:i/>
-        </w:rPr>
-        <w:t xml:space="preserve">Academy of Management Journal, 47</w:t>
-      </w:r>
-      <w:r>
-        <w:t xml:space="preserve">(4), 598–609.</w:t>
-      </w:r>
-      <w:r>
-        <w:t xml:space="preserve"> </w:t>
-      </w:r>
-      <w:hyperlink r:id="rId60">
-        <w:r>
-          <w:rPr>
-            <w:rStyle w:val="Hyperlink"/>
-          </w:rPr>
-          <w:t xml:space="preserve">https://doi.org/10.2307/20159604</w:t>
-        </w:r>
-      </w:hyperlink>
-    </w:p>
-    <w:p>
-      <w:pPr>
-        <w:pStyle w:val="BodyText"/>
-      </w:pPr>
-      <w:r>
-        <w:t xml:space="preserve">Marano, V., Arregle, J.-L., Hitt, M. A., Spadafora, E., &amp; van Essen, M.</w:t>
-      </w:r>
-      <w:r>
-        <w:t xml:space="preserve"> </w:t>
-      </w:r>
-      <w:r>
-        <w:t xml:space="preserve">(2016). Home country institutions and the</w:t>
-      </w:r>
-      <w:r>
-        <w:t xml:space="preserve"> </w:t>
-      </w:r>
-      <w:r>
-        <w:t xml:space="preserve">internationalization-performance relationship: A meta-analytic review.</w:t>
-      </w:r>
-      <w:r>
-        <w:t xml:space="preserve"> </w:t>
-      </w:r>
-      <w:r>
-        <w:rPr>
-          <w:iCs/>
-          <w:i/>
-        </w:rPr>
-        <w:t xml:space="preserve">Journal of Management, 42</w:t>
-      </w:r>
-      <w:r>
-        <w:t xml:space="preserve">(5), 1075–1110.</w:t>
-      </w:r>
-    </w:p>
-    <w:p>
-      <w:pPr>
-        <w:pStyle w:val="BodyText"/>
-      </w:pPr>
-      <w:r>
-        <w:t xml:space="preserve">North, D. C. (1990).</w:t>
-      </w:r>
-      <w:r>
-        <w:t xml:space="preserve"> </w:t>
-      </w:r>
-      <w:r>
-        <w:rPr>
-          <w:iCs/>
-          <w:i/>
-        </w:rPr>
-        <w:t xml:space="preserve">Institutions, institutional change and economic</w:t>
-      </w:r>
-      <w:r>
-        <w:rPr>
-          <w:iCs/>
-          <w:i/>
-        </w:rPr>
-        <w:t xml:space="preserve"> </w:t>
-      </w:r>
-      <w:r>
-        <w:rPr>
-          <w:iCs/>
-          <w:i/>
-        </w:rPr>
-        <w:t xml:space="preserve">performance</w:t>
-      </w:r>
-      <w:r>
-        <w:t xml:space="preserve">. Cambridge University Press.</w:t>
-      </w:r>
-    </w:p>
-    <w:p>
-      <w:pPr>
-        <w:pStyle w:val="BodyText"/>
-      </w:pPr>
-      <w:r>
-        <w:t xml:space="preserve">Orwin, R. G. (1983). A fail-safe N for effect size in meta-analysis.</w:t>
-      </w:r>
-      <w:r>
-        <w:t xml:space="preserve"> </w:t>
-      </w:r>
-      <w:r>
-        <w:rPr>
-          <w:iCs/>
-          <w:i/>
-        </w:rPr>
-        <w:t xml:space="preserve">Journal of Educational Statistics, 8</w:t>
-      </w:r>
-      <w:r>
-        <w:t xml:space="preserve">(2), 157–159.</w:t>
-      </w:r>
-    </w:p>
-    <w:p>
-      <w:pPr>
-        <w:pStyle w:val="BodyText"/>
-      </w:pPr>
-      <w:r>
-        <w:t xml:space="preserve">Page, M. J., McKenzie, J. E., Bossuyt, P. M., Boutron, I., Hoffmann, T.</w:t>
-      </w:r>
-      <w:r>
-        <w:t xml:space="preserve"> </w:t>
-      </w:r>
-      <w:r>
-        <w:t xml:space="preserve">C., Mulrow, C. D., Shamseer, L., Tetzlaff, J. M., Akl, E. A., Brennan,</w:t>
-      </w:r>
-      <w:r>
-        <w:t xml:space="preserve"> </w:t>
-      </w:r>
-      <w:r>
-        <w:t xml:space="preserve">S. E., Chou, R., Glanville, J., Grimshaw, J. M., Hróbjartsson, A., Lalu,</w:t>
-      </w:r>
-      <w:r>
-        <w:t xml:space="preserve"> </w:t>
-      </w:r>
-      <w:r>
-        <w:t xml:space="preserve">M. M., Li, T., Loder, E. W., Mayo-Wilson, E., McDonald, S., … Moher, D.</w:t>
-      </w:r>
-      <w:r>
-        <w:t xml:space="preserve"> </w:t>
-      </w:r>
-      <w:r>
-        <w:t xml:space="preserve">(2021). The PRISMA 2020 statement: An updated guideline for reporting</w:t>
-      </w:r>
-      <w:r>
-        <w:t xml:space="preserve"> </w:t>
-      </w:r>
-      <w:r>
-        <w:t xml:space="preserve">systematic reviews.</w:t>
-      </w:r>
-      <w:r>
-        <w:t xml:space="preserve"> </w:t>
-      </w:r>
-      <w:r>
-        <w:rPr>
-          <w:iCs/>
-          <w:i/>
-        </w:rPr>
-        <w:t xml:space="preserve">BMJ, 372</w:t>
-      </w:r>
-      <w:r>
-        <w:t xml:space="preserve">, n71.</w:t>
-      </w:r>
-      <w:r>
-        <w:t xml:space="preserve"> </w:t>
-      </w:r>
-      <w:hyperlink r:id="rId61">
         <w:r>
           <w:rPr>
             <w:rStyle w:val="Hyperlink"/>
@@ -19144,7 +19239,7 @@
         <w:t xml:space="preserve"> </w:t>
       </w:r>
       <w:r>
-        <w:t xml:space="preserve">(pp. 231–244).</w:t>
+        <w:t xml:space="preserve">(pp. 231–244).</w:t>
       </w:r>
       <w:r>
         <w:t xml:space="preserve"> </w:t>
@@ -19195,7 +19290,7 @@
         <w:t xml:space="preserve"> </w:t>
       </w:r>
       <w:r>
-        <w:t xml:space="preserve">(IMF Departmental Paper No. DP/2020/09). International Monetary Fund.</w:t>
+        <w:t xml:space="preserve">(IMF Departmental Paper No. DP/2020/09). International Monetary Fund.</w:t>
       </w:r>
     </w:p>
     <w:p>
@@ -19589,7 +19684,7 @@
       <w:r>
         <w:t xml:space="preserve"> </w:t>
       </w:r>
-      <w:hyperlink r:id="rId62">
+      <w:hyperlink r:id="rId60">
         <w:r>
           <w:rPr>
             <w:rStyle w:val="Hyperlink"/>
@@ -19654,8 +19749,8 @@
         <w:t xml:space="preserve">(2), 341–363.</w:t>
       </w:r>
     </w:p>
-    <w:bookmarkEnd w:id="63"/>
-    <w:bookmarkStart w:id="64" w:name="X6e5cfb15c9bb56aea620267700f1f842431a0be"/>
+    <w:bookmarkEnd w:id="61"/>
+    <w:bookmarkStart w:id="62" w:name="X6e5cfb15c9bb56aea620267700f1f842431a0be"/>
     <w:p>
       <w:pPr>
         <w:pStyle w:val="Heading2"/>
@@ -19669,7 +19764,25 @@
         <w:pStyle w:val="FirstParagraph"/>
       </w:pPr>
       <w:r>
-        <w:t xml:space="preserve">The corpus was assembled through citation-anchored systematic searching rather than a single database census; the flow is therefore reported under the PRISMA 2020 "studies identified via other methods" variant (Page et al., 2021).</w:t>
+        <w:t xml:space="preserve">The corpus was assembled through citation-anchored systematic searching rather than a single database census; the flow is therefore reported under the PRISMA 2020</w:t>
+      </w:r>
+      <w:r>
+        <w:t xml:space="preserve"> </w:t>
+      </w:r>
+      <w:r>
+        <w:t xml:space="preserve">“</w:t>
+      </w:r>
+      <w:r>
+        <w:t xml:space="preserve">studies identified via other methods</w:t>
+      </w:r>
+      <w:r>
+        <w:t xml:space="preserve">”</w:t>
+      </w:r>
+      <w:r>
+        <w:t xml:space="preserve"> </w:t>
+      </w:r>
+      <w:r>
+        <w:t xml:space="preserve">variant (Page et al., 2021).</w:t>
       </w:r>
     </w:p>
     <w:p>
@@ -19866,7 +19979,7 @@
         <w:rPr>
           <w:rStyle w:val="VerbatimChar"/>
         </w:rPr>
-        <w:t xml:space="preserve">Effect sizes coded:                K = 288</w:t>
+        <w:t xml:space="preserve">Effect sizes coded: K = 288</w:t>
       </w:r>
     </w:p>
     <w:p>
@@ -19889,8 +20002,8 @@
         <w:t xml:space="preserve">The PRISMA 2020 checklist (Page et al., 2021) is available from the corresponding author.</w:t>
       </w:r>
     </w:p>
-    <w:bookmarkEnd w:id="64"/>
-    <w:bookmarkStart w:id="65" w:name="appendix-b-coding-protocol-7-moderators"/>
+    <w:bookmarkEnd w:id="62"/>
+    <w:bookmarkStart w:id="63" w:name="appendix-b-coding-protocol-7-moderators"/>
     <w:p>
       <w:pPr>
         <w:pStyle w:val="Heading2"/>
@@ -19902,14 +20015,14 @@
     <w:tbl>
       <w:tblPr>
         <w:tblStyle w:val="Table"/>
-        <w:tblW w:type="auto" w:w="0"/>
+        <w:tblW w:type="pct" w:w="5000"/>
         <w:tblLook w:firstRow="1" w:lastRow="0" w:firstColumn="0" w:lastColumn="0" w:noHBand="0" w:noVBand="0" w:val="0020"/>
         <w:jc w:val="start"/>
       </w:tblPr>
       <w:tblGrid>
-        <w:gridCol w:w="2640"/>
-        <w:gridCol w:w="2640"/>
-        <w:gridCol w:w="2640"/>
+        <w:gridCol w:w="912"/>
+        <w:gridCol w:w="1104"/>
+        <w:gridCol w:w="5904"/>
       </w:tblGrid>
       <w:tr>
         <w:trPr>
@@ -20099,7 +20212,19 @@
               <w:jc w:val="left"/>
             </w:pPr>
             <w:r>
-              <w:t xml:space="preserve">First author's sample country; multi-country = "pooled"</w:t>
+              <w:t xml:space="preserve">First author’s sample country; multi-country =</w:t>
+            </w:r>
+            <w:r>
+              <w:t xml:space="preserve"> </w:t>
+            </w:r>
+            <w:r>
+              <w:t xml:space="preserve">“</w:t>
+            </w:r>
+            <w:r>
+              <w:t xml:space="preserve">pooled</w:t>
+            </w:r>
+            <w:r>
+              <w:t xml:space="preserve">”</w:t>
             </w:r>
           </w:p>
         </w:tc>
@@ -20213,23 +20338,20 @@
               <w:jc w:val="left"/>
             </w:pPr>
             <w:r>
-              <w:t xml:space="preserve">Accounting (ROA/ROE/ROS); Market (Tobin's Q); Mixed; Other</w:t>
+              <w:t xml:space="preserve">Accounting (ROA/ROE/ROS); Market (Tobin’s Q); Mixed; Other</w:t>
             </w:r>
           </w:p>
         </w:tc>
       </w:tr>
     </w:tbl>
-    <w:bookmarkEnd w:id="65"/>
-    <w:bookmarkStart w:id="66" w:name="Xd9634948d23722ae653a4402a0c9331cc7088ab"/>
+    <w:bookmarkEnd w:id="63"/>
+    <w:bookmarkStart w:id="64" w:name="Xf97f952f96803e451cdf304f81d710dfb198f95"/>
     <w:p>
       <w:pPr>
         <w:pStyle w:val="Heading2"/>
       </w:pPr>
       <w:r>
-        <w:t xml:space="preserve">Appendix C, Consistency Check: MetaEssentials vs.</w:t>
-      </w:r>
-      <w:r>
-        <w:t xml:space="preserve"> </w:t>
+        <w:t xml:space="preserve">Appendix C, Consistency Check: MetaEssentials vs. </w:t>
       </w:r>
       <w:r>
         <w:rPr>
@@ -20241,14 +20363,14 @@
     <w:tbl>
       <w:tblPr>
         <w:tblStyle w:val="Table"/>
-        <w:tblW w:type="auto" w:w="0"/>
+        <w:tblW w:type="pct" w:w="5000"/>
         <w:tblLook w:firstRow="1" w:lastRow="0" w:firstColumn="0" w:lastColumn="0" w:noHBand="0" w:noVBand="0" w:val="0020"/>
         <w:jc w:val="start"/>
       </w:tblPr>
       <w:tblGrid>
-        <w:gridCol w:w="2640"/>
-        <w:gridCol w:w="2640"/>
-        <w:gridCol w:w="2640"/>
+        <w:gridCol w:w="2224"/>
+        <w:gridCol w:w="2936"/>
+        <w:gridCol w:w="2758"/>
       </w:tblGrid>
       <w:tr>
         <w:trPr>
@@ -20705,7 +20827,7 @@
               <w:jc w:val="left"/>
             </w:pPr>
             <w:r>
-              <w:t xml:space="preserve">Suurmond et al. (2017)</w:t>
+              <w:t xml:space="preserve">Suurmond et al. (2017)</w:t>
             </w:r>
           </w:p>
         </w:tc>
@@ -20738,7 +20860,7 @@
         <w:t xml:space="preserve"> </w:t>
       </w:r>
       <w:r>
-        <w:t xml:space="preserve">Lower total I² in the three-level model (62.4% vs. 87.92%)</w:t>
+        <w:t xml:space="preserve">Lower total I² in the three-level model (62.4% vs. 87.92%)</w:t>
       </w:r>
       <w:r>
         <w:t xml:space="preserve"> </w:t>
@@ -20772,7 +20894,7 @@
         <w:t xml:space="preserve"> </w:t>
       </w:r>
       <w:r>
-        <w:t xml:space="preserve">reflects the precision gain from 238 vs. 113 studies. The three-level</w:t>
+        <w:t xml:space="preserve">reflects the precision gain from 238 vs. 113 studies. The three-level</w:t>
       </w:r>
       <w:r>
         <w:t xml:space="preserve"> </w:t>
@@ -20799,8 +20921,8 @@
         <w:t xml:space="preserve">Word count (excluding tables, references, appendices): ≈ 6,900 words</w:t>
       </w:r>
     </w:p>
-    <w:bookmarkEnd w:id="66"/>
-    <w:bookmarkEnd w:id="67"/>
+    <w:bookmarkEnd w:id="64"/>
+    <w:bookmarkEnd w:id="65"/>
     <w:sectPr>
       <w:pgSz w:h="16838" w:w="11906"/>
       <w:pgMar w:bottom="1417" w:left="1417" w:right="1417" w:top="1417"/>

--- a/p6/submission/jwb_package/01_manuscript_blinded.docx
+++ b/p6/submission/jwb_package/01_manuscript_blinded.docx
@@ -75,16 +75,6 @@
         <w:pStyle w:val="FirstParagraph"/>
       </w:pPr>
       <w:r>
-        <w:rPr>
-          <w:bCs/>
-          <w:b/>
-        </w:rPr>
-        <w:t xml:space="preserve">Purpose:</w:t>
-      </w:r>
-      <w:r>
-        <w:t xml:space="preserve"> </w:t>
-      </w:r>
-      <w:r>
         <w:t xml:space="preserve">We conduct a three-level meta-analytic regression analysis</w:t>
       </w:r>
       <w:r>
@@ -115,23 +105,7 @@
         <w:t xml:space="preserve"> </w:t>
       </w:r>
       <w:r>
-        <w:t xml:space="preserve">not examined.</w:t>
-      </w:r>
-      <w:r>
-        <w:t xml:space="preserve"> </w:t>
-      </w:r>
-      <w:r>
-        <w:rPr>
-          <w:bCs/>
-          <w:b/>
-        </w:rPr>
-        <w:t xml:space="preserve">Design/methodology/approach:</w:t>
-      </w:r>
-      <w:r>
-        <w:t xml:space="preserve"> </w:t>
-      </w:r>
-      <w:r>
-        <w:t xml:space="preserve">A systematic search</w:t>
+        <w:t xml:space="preserve">not examined. A systematic search</w:t>
       </w:r>
       <w:r>
         <w:t xml:space="preserve"> </w:t>
@@ -242,23 +216,7 @@
         <w:t xml:space="preserve"> </w:t>
       </w:r>
       <w:r>
-        <w:t xml:space="preserve">double-coded subsample.</w:t>
-      </w:r>
-      <w:r>
-        <w:t xml:space="preserve"> </w:t>
-      </w:r>
-      <w:r>
-        <w:rPr>
-          <w:bCs/>
-          <w:b/>
-        </w:rPr>
-        <w:t xml:space="preserve">Findings:</w:t>
-      </w:r>
-      <w:r>
-        <w:t xml:space="preserve"> </w:t>
-      </w:r>
-      <w:r>
-        <w:t xml:space="preserve">The baseline pooled effect is</w:t>
+        <w:t xml:space="preserve">double-coded subsample. The baseline pooled effect is</w:t>
       </w:r>
       <w:r>
         <w:t xml:space="preserve"> </w:t>
@@ -567,16 +525,6 @@
       </w:r>
       <w:r>
         <w:t xml:space="preserve">0.035 (95% CI [0.018, 0.051]), positive but attenuated.</w:t>
-      </w:r>
-      <w:r>
-        <w:t xml:space="preserve"> </w:t>
-      </w:r>
-      <w:r>
-        <w:rPr>
-          <w:bCs/>
-          <w:b/>
-        </w:rPr>
-        <w:t xml:space="preserve">Originality/value:</w:t>
       </w:r>
       <w:r>
         <w:t xml:space="preserve"> </w:t>
